--- a/08. Binary Search/Binary Search.docx
+++ b/08. Binary Search/Binary Search.docx
@@ -2182,16 +2182,364 @@
       </w:pPr>
     </w:p>
     <w:p>
-      <w:pPr>
-        <w:spacing w:after="0"/>
-        <w:ind w:left="720"/>
-        <w:rPr>
-          <w:rFonts w:asciiTheme="majorHAnsi" w:hAnsiTheme="majorHAnsi" w:cstheme="majorHAnsi"/>
-          <w:color w:val="1F4E79" w:themeColor="accent5" w:themeShade="80"/>
+      <w:bookmarkStart w:id="8" w:name="_GoBack"/>
+      <w:bookmarkEnd w:id="8"/>
+    </w:p>
+    <w:p>
+      <w:pPr>
+        <w:rPr>
+          <w:b/>
           <w:sz w:val="24"/>
-          <w:szCs w:val="24"/>
-        </w:rPr>
-      </w:pPr>
+        </w:rPr>
+      </w:pPr>
+      <w:r>
+        <w:rPr>
+          <w:b/>
+          <w:sz w:val="24"/>
+        </w:rPr>
+        <w:t>Level 1 — Foundations (classic binary search on sorted arrays)</w:t>
+      </w:r>
+    </w:p>
+    <w:p>
+      <w:pPr>
+        <w:numPr>
+          <w:ilvl w:val="0"/>
+          <w:numId w:val="10"/>
+        </w:numPr>
+        <w:spacing w:before="100" w:beforeAutospacing="1" w:after="100" w:afterAutospacing="1" w:line="240" w:lineRule="auto"/>
+      </w:pPr>
+      <w:r>
+        <w:rPr>
+          <w:rStyle w:val="Strong"/>
+        </w:rPr>
+        <w:t>First Bad Version</w:t>
+      </w:r>
+      <w:r>
+        <w:t xml:space="preserve"> (LC 278)</w:t>
+      </w:r>
+    </w:p>
+    <w:p>
+      <w:pPr>
+        <w:numPr>
+          <w:ilvl w:val="0"/>
+          <w:numId w:val="10"/>
+        </w:numPr>
+        <w:spacing w:before="100" w:beforeAutospacing="1" w:after="100" w:afterAutospacing="1" w:line="240" w:lineRule="auto"/>
+      </w:pPr>
+      <w:r>
+        <w:rPr>
+          <w:rStyle w:val="Strong"/>
+        </w:rPr>
+        <w:t>Check If N and Its Double Exist</w:t>
+      </w:r>
+      <w:r>
+        <w:t xml:space="preserve"> (LC 1346) — binary search variant on lookup</w:t>
+      </w:r>
+    </w:p>
+    <w:p>
+      <w:pPr>
+        <w:pStyle w:val="ListParagraph"/>
+        <w:numPr>
+          <w:ilvl w:val="0"/>
+          <w:numId w:val="13"/>
+        </w:numPr>
+      </w:pPr>
+      <w:r>
+        <w:t>Binary Search (704)</w:t>
+      </w:r>
+      <w:r>
+        <w:tab/>
+      </w:r>
+      <w:proofErr w:type="spellStart"/>
+      <w:r>
+        <w:t>LeetCode</w:t>
+      </w:r>
+      <w:proofErr w:type="spellEnd"/>
+      <w:r>
+        <w:tab/>
+        <w:t>Easy</w:t>
+      </w:r>
+    </w:p>
+    <w:p>
+      <w:pPr>
+        <w:pStyle w:val="ListParagraph"/>
+        <w:numPr>
+          <w:ilvl w:val="0"/>
+          <w:numId w:val="13"/>
+        </w:numPr>
+      </w:pPr>
+      <w:r>
+        <w:t>Search Insert Position (35)</w:t>
+      </w:r>
+      <w:r>
+        <w:tab/>
+      </w:r>
+      <w:proofErr w:type="spellStart"/>
+      <w:r>
+        <w:t>LeetCode</w:t>
+      </w:r>
+      <w:proofErr w:type="spellEnd"/>
+      <w:r>
+        <w:tab/>
+        <w:t>Easy</w:t>
+      </w:r>
+    </w:p>
+    <w:p>
+      <w:pPr>
+        <w:pStyle w:val="ListParagraph"/>
+        <w:numPr>
+          <w:ilvl w:val="0"/>
+          <w:numId w:val="13"/>
+        </w:numPr>
+      </w:pPr>
+      <w:r>
+        <w:t>Guess Number Higher or Lower (374)</w:t>
+      </w:r>
+      <w:r>
+        <w:tab/>
+      </w:r>
+      <w:proofErr w:type="spellStart"/>
+      <w:r>
+        <w:t>LeetCode</w:t>
+      </w:r>
+      <w:proofErr w:type="spellEnd"/>
+      <w:r>
+        <w:tab/>
+        <w:t>Easy</w:t>
+      </w:r>
+    </w:p>
+    <w:p>
+      <w:pPr>
+        <w:pStyle w:val="ListParagraph"/>
+        <w:numPr>
+          <w:ilvl w:val="0"/>
+          <w:numId w:val="13"/>
+        </w:numPr>
+      </w:pPr>
+      <w:r>
+        <w:t>Valid Perfect Square (367)</w:t>
+      </w:r>
+      <w:r>
+        <w:tab/>
+      </w:r>
+      <w:proofErr w:type="spellStart"/>
+      <w:r>
+        <w:t>LeetCode</w:t>
+      </w:r>
+      <w:proofErr w:type="spellEnd"/>
+      <w:r>
+        <w:tab/>
+        <w:t>Easy</w:t>
+      </w:r>
+    </w:p>
+    <w:p>
+      <w:pPr>
+        <w:pStyle w:val="ListParagraph"/>
+        <w:numPr>
+          <w:ilvl w:val="0"/>
+          <w:numId w:val="13"/>
+        </w:numPr>
+      </w:pPr>
+      <w:proofErr w:type="spellStart"/>
+      <w:r>
+        <w:t>Sqrt</w:t>
+      </w:r>
+      <w:proofErr w:type="spellEnd"/>
+      <w:r>
+        <w:t>(x) (69)</w:t>
+      </w:r>
+      <w:r>
+        <w:tab/>
+      </w:r>
+      <w:proofErr w:type="spellStart"/>
+      <w:r>
+        <w:t>LeetCode</w:t>
+      </w:r>
+      <w:proofErr w:type="spellEnd"/>
+      <w:r>
+        <w:tab/>
+        <w:t>Easy</w:t>
+      </w:r>
+    </w:p>
+    <w:p>
+      <w:pPr>
+        <w:pStyle w:val="ListParagraph"/>
+        <w:numPr>
+          <w:ilvl w:val="0"/>
+          <w:numId w:val="13"/>
+        </w:numPr>
+      </w:pPr>
+      <w:r>
+        <w:t>Find First and Last Position of Element in Sorted Array (34)</w:t>
+      </w:r>
+      <w:r>
+        <w:tab/>
+      </w:r>
+      <w:proofErr w:type="spellStart"/>
+      <w:r>
+        <w:t>LeetCode</w:t>
+      </w:r>
+      <w:proofErr w:type="spellEnd"/>
+    </w:p>
+    <w:p>
+      <w:pPr>
+        <w:pStyle w:val="ListParagraph"/>
+        <w:numPr>
+          <w:ilvl w:val="0"/>
+          <w:numId w:val="13"/>
+        </w:numPr>
+      </w:pPr>
+      <w:r>
+        <w:t>Search Insert Position (35)</w:t>
+      </w:r>
+      <w:r>
+        <w:tab/>
+      </w:r>
+      <w:proofErr w:type="spellStart"/>
+      <w:r>
+        <w:t>LeetCode</w:t>
+      </w:r>
+      <w:proofErr w:type="spellEnd"/>
+    </w:p>
+    <w:p>
+      <w:pPr>
+        <w:pStyle w:val="ListParagraph"/>
+        <w:numPr>
+          <w:ilvl w:val="0"/>
+          <w:numId w:val="13"/>
+        </w:numPr>
+      </w:pPr>
+      <w:r>
+        <w:t>Find Smallest Letter Greater Than Target (744)</w:t>
+      </w:r>
+      <w:r>
+        <w:tab/>
+      </w:r>
+      <w:proofErr w:type="spellStart"/>
+      <w:r>
+        <w:t>LeetCode</w:t>
+      </w:r>
+      <w:proofErr w:type="spellEnd"/>
+    </w:p>
+    <w:p>
+      <w:pPr>
+        <w:pStyle w:val="ListParagraph"/>
+        <w:numPr>
+          <w:ilvl w:val="0"/>
+          <w:numId w:val="13"/>
+        </w:numPr>
+      </w:pPr>
+      <w:r>
+        <w:t>Search Insert Position (35)</w:t>
+      </w:r>
+      <w:r>
+        <w:tab/>
+      </w:r>
+      <w:proofErr w:type="spellStart"/>
+      <w:r>
+        <w:t>LeetCode</w:t>
+      </w:r>
+      <w:proofErr w:type="spellEnd"/>
+    </w:p>
+    <w:p>
+      <w:pPr>
+        <w:pStyle w:val="ListParagraph"/>
+        <w:numPr>
+          <w:ilvl w:val="0"/>
+          <w:numId w:val="13"/>
+        </w:numPr>
+      </w:pPr>
+      <w:r>
+        <w:t>Find First and Last Position (34)</w:t>
+      </w:r>
+      <w:r>
+        <w:tab/>
+      </w:r>
+      <w:proofErr w:type="spellStart"/>
+      <w:r>
+        <w:t>LeetCode</w:t>
+      </w:r>
+      <w:proofErr w:type="spellEnd"/>
+    </w:p>
+    <w:p>
+      <w:pPr>
+        <w:pStyle w:val="ListParagraph"/>
+        <w:numPr>
+          <w:ilvl w:val="0"/>
+          <w:numId w:val="13"/>
+        </w:numPr>
+      </w:pPr>
+      <w:r>
+        <w:t>Snapshot Array (1146) (Binary Search application)</w:t>
+      </w:r>
+      <w:r>
+        <w:tab/>
+      </w:r>
+      <w:proofErr w:type="spellStart"/>
+      <w:r>
+        <w:t>LeetCode</w:t>
+      </w:r>
+      <w:proofErr w:type="spellEnd"/>
+    </w:p>
+    <w:p>
+      <w:pPr>
+        <w:pStyle w:val="ListParagraph"/>
+        <w:numPr>
+          <w:ilvl w:val="0"/>
+          <w:numId w:val="13"/>
+        </w:numPr>
+      </w:pPr>
+      <w:r>
+        <w:t>Peak Index in a Mountain Array (852)</w:t>
+      </w:r>
+      <w:r>
+        <w:tab/>
+      </w:r>
+      <w:proofErr w:type="spellStart"/>
+      <w:r>
+        <w:t>LeetCode</w:t>
+      </w:r>
+      <w:proofErr w:type="spellEnd"/>
+    </w:p>
+    <w:p>
+      <w:pPr>
+        <w:pStyle w:val="ListParagraph"/>
+        <w:numPr>
+          <w:ilvl w:val="0"/>
+          <w:numId w:val="13"/>
+        </w:numPr>
+      </w:pPr>
+      <w:r>
+        <w:t>Find Peak Element (162)</w:t>
+      </w:r>
+      <w:r>
+        <w:tab/>
+      </w:r>
+      <w:proofErr w:type="spellStart"/>
+      <w:r>
+        <w:t>LeetCode</w:t>
+      </w:r>
+      <w:proofErr w:type="spellEnd"/>
+    </w:p>
+    <w:p>
+      <w:pPr>
+        <w:pStyle w:val="ListParagraph"/>
+        <w:numPr>
+          <w:ilvl w:val="0"/>
+          <w:numId w:val="13"/>
+        </w:numPr>
+      </w:pPr>
+      <w:r>
+        <w:t>Count Occurrences in Sorted Array</w:t>
+      </w:r>
+      <w:r>
+        <w:tab/>
+      </w:r>
+      <w:proofErr w:type="spellStart"/>
+      <w:r>
+        <w:t>GeeksforGeeks</w:t>
+      </w:r>
+      <w:proofErr w:type="spellEnd"/>
     </w:p>
     <w:p/>
     <w:p>
@@ -2209,6 +2557,7 @@
         </w:rPr>
       </w:pPr>
       <w:r>
+        <w:lastRenderedPageBreak/>
         <w:br w:type="page"/>
       </w:r>
     </w:p>
@@ -2222,7 +2571,7 @@
           <w:sz w:val="40"/>
         </w:rPr>
       </w:pPr>
-      <w:bookmarkStart w:id="8" w:name="_Toc207697052"/>
+      <w:bookmarkStart w:id="9" w:name="_Toc207697052"/>
       <w:r>
         <w:rPr>
           <w:rFonts w:cstheme="majorHAnsi"/>
@@ -2249,7 +2598,7 @@
         </w:rPr>
         <w:t>Pro</w:t>
       </w:r>
-      <w:bookmarkEnd w:id="8"/>
+      <w:bookmarkEnd w:id="9"/>
     </w:p>
     <w:p>
       <w:pPr>
@@ -2276,7 +2625,7 @@
           <w:color w:val="1F4E79" w:themeColor="accent5" w:themeShade="80"/>
         </w:rPr>
       </w:pPr>
-      <w:bookmarkStart w:id="9" w:name="_Toc207697053"/>
+      <w:bookmarkStart w:id="10" w:name="_Toc207697053"/>
       <w:r>
         <w:rPr>
           <w:rFonts w:cstheme="majorHAnsi"/>
@@ -2284,7 +2633,7 @@
         </w:rPr>
         <w:t>Find Peak Element</w:t>
       </w:r>
-      <w:bookmarkEnd w:id="9"/>
+      <w:bookmarkEnd w:id="10"/>
       <w:r>
         <w:rPr>
           <w:rFonts w:cstheme="majorHAnsi"/>
@@ -2353,7 +2702,7 @@
           <w:color w:val="1F4E79" w:themeColor="accent5" w:themeShade="80"/>
         </w:rPr>
       </w:pPr>
-      <w:bookmarkStart w:id="10" w:name="_Toc207697054"/>
+      <w:bookmarkStart w:id="11" w:name="_Toc207697054"/>
       <w:r>
         <w:rPr>
           <w:rFonts w:cstheme="majorHAnsi"/>
@@ -2361,7 +2710,7 @@
         </w:rPr>
         <w:t>Search in 2D matrix</w:t>
       </w:r>
-      <w:bookmarkEnd w:id="10"/>
+      <w:bookmarkEnd w:id="11"/>
     </w:p>
     <w:p>
       <w:pPr>
@@ -2423,7 +2772,7 @@
           <w:color w:val="1F4E79" w:themeColor="accent5" w:themeShade="80"/>
         </w:rPr>
       </w:pPr>
-      <w:bookmarkStart w:id="11" w:name="_Toc207697055"/>
+      <w:bookmarkStart w:id="12" w:name="_Toc207697055"/>
       <w:r>
         <w:rPr>
           <w:rFonts w:cstheme="majorHAnsi"/>
@@ -2431,7 +2780,7 @@
         </w:rPr>
         <w:t>Allocate Minimum number of pages</w:t>
       </w:r>
-      <w:bookmarkEnd w:id="11"/>
+      <w:bookmarkEnd w:id="12"/>
     </w:p>
     <w:p>
       <w:pPr>
@@ -2491,7 +2840,7 @@
           <w:color w:val="1F4E79" w:themeColor="accent5" w:themeShade="80"/>
         </w:rPr>
       </w:pPr>
-      <w:bookmarkStart w:id="12" w:name="_Toc207697056"/>
+      <w:bookmarkStart w:id="13" w:name="_Toc207697056"/>
       <w:r>
         <w:rPr>
           <w:rFonts w:cstheme="majorHAnsi"/>
@@ -2499,7 +2848,7 @@
         </w:rPr>
         <w:t>Koko Eating Bananas</w:t>
       </w:r>
-      <w:bookmarkEnd w:id="12"/>
+      <w:bookmarkEnd w:id="13"/>
     </w:p>
     <w:p>
       <w:pPr>
@@ -2662,9 +3011,6 @@
     <w:p/>
     <w:p/>
     <w:p/>
-    <w:p/>
-    <w:p/>
-    <w:p/>
     <w:p>
       <w:pPr>
         <w:pStyle w:val="Heading1"/>
@@ -2677,13 +3023,14 @@
           <w:u w:val="single"/>
         </w:rPr>
       </w:pPr>
-      <w:bookmarkStart w:id="13" w:name="_Toc138608496"/>
-      <w:bookmarkStart w:id="14" w:name="_Toc207697057"/>
+      <w:bookmarkStart w:id="14" w:name="_Toc138608496"/>
+      <w:bookmarkStart w:id="15" w:name="_Toc207697057"/>
       <w:r>
         <w:rPr>
           <w:rFonts w:cstheme="majorHAnsi"/>
           <w:sz w:val="40"/>
         </w:rPr>
+        <w:lastRenderedPageBreak/>
         <w:t>LEVEL 3:</w:t>
       </w:r>
       <w:r>
@@ -2694,7 +3041,7 @@
         </w:rPr>
         <w:t xml:space="preserve"> </w:t>
       </w:r>
-      <w:bookmarkEnd w:id="13"/>
+      <w:bookmarkEnd w:id="14"/>
       <w:r>
         <w:rPr>
           <w:rFonts w:cstheme="majorHAnsi"/>
@@ -2705,10 +3052,1089 @@
         </w:rPr>
         <w:t>Legend</w:t>
       </w:r>
-      <w:bookmarkEnd w:id="14"/>
-    </w:p>
-    <w:p>
-      <w:pPr>
+      <w:bookmarkEnd w:id="15"/>
+    </w:p>
+    <w:p/>
+    <w:p>
+      <w:pPr>
+        <w:spacing w:before="100" w:beforeAutospacing="1" w:after="100" w:afterAutospacing="1" w:line="240" w:lineRule="auto"/>
+      </w:pPr>
+    </w:p>
+    <w:p>
+      <w:pPr>
+        <w:spacing w:before="100" w:beforeAutospacing="1" w:after="100" w:afterAutospacing="1" w:line="240" w:lineRule="auto"/>
+      </w:pPr>
+    </w:p>
+    <w:p>
+      <w:pPr>
+        <w:spacing w:before="100" w:beforeAutospacing="1" w:after="100" w:afterAutospacing="1" w:line="240" w:lineRule="auto"/>
+      </w:pPr>
+    </w:p>
+    <w:p>
+      <w:pPr>
+        <w:spacing w:before="100" w:beforeAutospacing="1" w:after="100" w:afterAutospacing="1" w:line="240" w:lineRule="auto"/>
+      </w:pPr>
+    </w:p>
+    <w:p>
+      <w:pPr>
+        <w:spacing w:before="100" w:beforeAutospacing="1" w:after="100" w:afterAutospacing="1" w:line="240" w:lineRule="auto"/>
+      </w:pPr>
+    </w:p>
+    <w:p>
+      <w:pPr>
+        <w:spacing w:before="100" w:beforeAutospacing="1" w:after="100" w:afterAutospacing="1" w:line="240" w:lineRule="auto"/>
+      </w:pPr>
+    </w:p>
+    <w:p>
+      <w:pPr>
+        <w:spacing w:before="100" w:beforeAutospacing="1" w:after="100" w:afterAutospacing="1" w:line="240" w:lineRule="auto"/>
+      </w:pPr>
+    </w:p>
+    <w:p>
+      <w:pPr>
+        <w:spacing w:before="100" w:beforeAutospacing="1" w:after="100" w:afterAutospacing="1" w:line="240" w:lineRule="auto"/>
+      </w:pPr>
+    </w:p>
+    <w:p>
+      <w:pPr>
+        <w:spacing w:before="100" w:beforeAutospacing="1" w:after="100" w:afterAutospacing="1" w:line="240" w:lineRule="auto"/>
+      </w:pPr>
+    </w:p>
+    <w:p>
+      <w:pPr>
+        <w:spacing w:before="100" w:beforeAutospacing="1" w:after="100" w:afterAutospacing="1" w:line="240" w:lineRule="auto"/>
+      </w:pPr>
+    </w:p>
+    <w:p>
+      <w:pPr>
+        <w:spacing w:before="100" w:beforeAutospacing="1" w:after="100" w:afterAutospacing="1" w:line="240" w:lineRule="auto"/>
+      </w:pPr>
+    </w:p>
+    <w:p>
+      <w:pPr>
+        <w:spacing w:before="100" w:beforeAutospacing="1" w:after="100" w:afterAutospacing="1" w:line="240" w:lineRule="auto"/>
+      </w:pPr>
+    </w:p>
+    <w:p>
+      <w:pPr>
+        <w:spacing w:before="100" w:beforeAutospacing="1" w:after="100" w:afterAutospacing="1" w:line="240" w:lineRule="auto"/>
+      </w:pPr>
+    </w:p>
+    <w:p>
+      <w:pPr>
+        <w:spacing w:before="100" w:beforeAutospacing="1" w:after="100" w:afterAutospacing="1" w:line="240" w:lineRule="auto"/>
+      </w:pPr>
+    </w:p>
+    <w:p>
+      <w:pPr>
+        <w:rPr>
+          <w:b/>
+        </w:rPr>
+      </w:pPr>
+      <w:r>
+        <w:rPr>
+          <w:b/>
+          <w:sz w:val="24"/>
+        </w:rPr>
+        <w:t>Level 2 — Applied (rotated arrays, 2D matrices, boundary-finding)</w:t>
+      </w:r>
+    </w:p>
+    <w:p>
+      <w:pPr>
+        <w:numPr>
+          <w:ilvl w:val="0"/>
+          <w:numId w:val="11"/>
+        </w:numPr>
+        <w:spacing w:before="100" w:beforeAutospacing="1" w:after="100" w:afterAutospacing="1" w:line="240" w:lineRule="auto"/>
+      </w:pPr>
+      <w:r>
+        <w:rPr>
+          <w:rStyle w:val="Strong"/>
+        </w:rPr>
+        <w:t>Time Based Key-Value Store</w:t>
+      </w:r>
+      <w:r>
+        <w:t xml:space="preserve"> (LC 981) — binary search inside a </w:t>
+      </w:r>
+      <w:proofErr w:type="spellStart"/>
+      <w:r>
+        <w:t>hashmap</w:t>
+      </w:r>
+      <w:proofErr w:type="spellEnd"/>
+      <w:r>
+        <w:t>-of-lists design, confirmed as a recurring FAANG variant</w:t>
+      </w:r>
+    </w:p>
+    <w:p>
+      <w:pPr>
+        <w:numPr>
+          <w:ilvl w:val="0"/>
+          <w:numId w:val="11"/>
+        </w:numPr>
+        <w:spacing w:before="100" w:beforeAutospacing="1" w:after="100" w:afterAutospacing="1" w:line="240" w:lineRule="auto"/>
+      </w:pPr>
+      <w:r>
+        <w:rPr>
+          <w:rStyle w:val="Strong"/>
+        </w:rPr>
+        <w:t>Find the Smallest Divisor Given a Threshold</w:t>
+      </w:r>
+      <w:r>
+        <w:t xml:space="preserve"> (LC 1283) — binary search on answer</w:t>
+      </w:r>
+    </w:p>
+    <w:p/>
+    <w:p>
+      <w:pPr>
+        <w:pStyle w:val="ListParagraph"/>
+        <w:numPr>
+          <w:ilvl w:val="0"/>
+          <w:numId w:val="14"/>
+        </w:numPr>
+      </w:pPr>
+      <w:r>
+        <w:t>Search in Rotated Sorted Array (33)</w:t>
+      </w:r>
+      <w:r>
+        <w:tab/>
+      </w:r>
+      <w:proofErr w:type="spellStart"/>
+      <w:r>
+        <w:t>LeetCode</w:t>
+      </w:r>
+      <w:proofErr w:type="spellEnd"/>
+    </w:p>
+    <w:p>
+      <w:pPr>
+        <w:pStyle w:val="ListParagraph"/>
+        <w:numPr>
+          <w:ilvl w:val="0"/>
+          <w:numId w:val="14"/>
+        </w:numPr>
+      </w:pPr>
+      <w:r>
+        <w:t>Search in Rotated Sorted Array II (81)</w:t>
+      </w:r>
+      <w:r>
+        <w:tab/>
+      </w:r>
+      <w:proofErr w:type="spellStart"/>
+      <w:r>
+        <w:t>LeetCode</w:t>
+      </w:r>
+      <w:proofErr w:type="spellEnd"/>
+    </w:p>
+    <w:p>
+      <w:pPr>
+        <w:pStyle w:val="ListParagraph"/>
+        <w:numPr>
+          <w:ilvl w:val="0"/>
+          <w:numId w:val="14"/>
+        </w:numPr>
+      </w:pPr>
+      <w:r>
+        <w:t>Find Minimum in Rotated Sorted Array (153)</w:t>
+      </w:r>
+      <w:r>
+        <w:tab/>
+      </w:r>
+      <w:proofErr w:type="spellStart"/>
+      <w:r>
+        <w:t>LeetCode</w:t>
+      </w:r>
+      <w:proofErr w:type="spellEnd"/>
+    </w:p>
+    <w:p>
+      <w:pPr>
+        <w:pStyle w:val="ListParagraph"/>
+        <w:numPr>
+          <w:ilvl w:val="0"/>
+          <w:numId w:val="14"/>
+        </w:numPr>
+      </w:pPr>
+      <w:r>
+        <w:t>Find Minimum in Rotated Sorted Array II (154)</w:t>
+      </w:r>
+      <w:r>
+        <w:tab/>
+      </w:r>
+      <w:proofErr w:type="spellStart"/>
+      <w:r>
+        <w:t>LeetCode</w:t>
+      </w:r>
+      <w:proofErr w:type="spellEnd"/>
+    </w:p>
+    <w:p>
+      <w:pPr>
+        <w:pStyle w:val="ListParagraph"/>
+      </w:pPr>
+    </w:p>
+    <w:p>
+      <w:pPr>
+        <w:pStyle w:val="ListParagraph"/>
+        <w:numPr>
+          <w:ilvl w:val="0"/>
+          <w:numId w:val="14"/>
+        </w:numPr>
+      </w:pPr>
+      <w:r>
+        <w:t>Search a 2D Matrix (74)</w:t>
+      </w:r>
+      <w:r>
+        <w:tab/>
+      </w:r>
+      <w:proofErr w:type="spellStart"/>
+      <w:r>
+        <w:t>LeetCode</w:t>
+      </w:r>
+      <w:proofErr w:type="spellEnd"/>
+    </w:p>
+    <w:p>
+      <w:pPr>
+        <w:pStyle w:val="ListParagraph"/>
+        <w:numPr>
+          <w:ilvl w:val="0"/>
+          <w:numId w:val="14"/>
+        </w:numPr>
+      </w:pPr>
+      <w:r>
+        <w:t>Search a 2D Matrix II (240)</w:t>
+      </w:r>
+      <w:r>
+        <w:tab/>
+      </w:r>
+      <w:proofErr w:type="spellStart"/>
+      <w:r>
+        <w:t>LeetCode</w:t>
+      </w:r>
+      <w:proofErr w:type="spellEnd"/>
+    </w:p>
+    <w:p>
+      <w:pPr>
+        <w:pStyle w:val="ListParagraph"/>
+        <w:numPr>
+          <w:ilvl w:val="0"/>
+          <w:numId w:val="14"/>
+        </w:numPr>
+      </w:pPr>
+      <w:r>
+        <w:t>Kth Smallest Element in a Sorted Matrix (378)</w:t>
+      </w:r>
+      <w:r>
+        <w:tab/>
+      </w:r>
+      <w:proofErr w:type="spellStart"/>
+      <w:r>
+        <w:t>LeetCode</w:t>
+      </w:r>
+      <w:proofErr w:type="spellEnd"/>
+    </w:p>
+    <w:p/>
+    <w:p>
+      <w:pPr>
+        <w:pStyle w:val="ListParagraph"/>
+        <w:numPr>
+          <w:ilvl w:val="0"/>
+          <w:numId w:val="14"/>
+        </w:numPr>
+      </w:pPr>
+      <w:r>
+        <w:t>Find Peak Element (162)</w:t>
+      </w:r>
+      <w:r>
+        <w:tab/>
+      </w:r>
+      <w:proofErr w:type="spellStart"/>
+      <w:r>
+        <w:t>LeetCode</w:t>
+      </w:r>
+      <w:proofErr w:type="spellEnd"/>
+    </w:p>
+    <w:p>
+      <w:pPr>
+        <w:pStyle w:val="ListParagraph"/>
+        <w:numPr>
+          <w:ilvl w:val="0"/>
+          <w:numId w:val="14"/>
+        </w:numPr>
+      </w:pPr>
+      <w:r>
+        <w:t>Peak Index in a Mountain Array (852)</w:t>
+      </w:r>
+      <w:r>
+        <w:tab/>
+      </w:r>
+      <w:proofErr w:type="spellStart"/>
+      <w:r>
+        <w:t>LeetCode</w:t>
+      </w:r>
+      <w:proofErr w:type="spellEnd"/>
+    </w:p>
+    <w:p>
+      <w:pPr>
+        <w:pStyle w:val="ListParagraph"/>
+        <w:numPr>
+          <w:ilvl w:val="0"/>
+          <w:numId w:val="14"/>
+        </w:numPr>
+      </w:pPr>
+      <w:r>
+        <w:lastRenderedPageBreak/>
+        <w:t>Find in Mountain Array (1095)</w:t>
+      </w:r>
+      <w:r>
+        <w:tab/>
+      </w:r>
+      <w:proofErr w:type="spellStart"/>
+      <w:r>
+        <w:t>LeetCode</w:t>
+      </w:r>
+      <w:proofErr w:type="spellEnd"/>
+    </w:p>
+    <w:p/>
+    <w:p>
+      <w:pPr>
+        <w:pStyle w:val="ListParagraph"/>
+        <w:numPr>
+          <w:ilvl w:val="0"/>
+          <w:numId w:val="14"/>
+        </w:numPr>
+      </w:pPr>
+      <w:r>
+        <w:t>Koko Eating Bananas (875)</w:t>
+      </w:r>
+      <w:r>
+        <w:tab/>
+      </w:r>
+      <w:proofErr w:type="spellStart"/>
+      <w:r>
+        <w:t>LeetCode</w:t>
+      </w:r>
+      <w:proofErr w:type="spellEnd"/>
+    </w:p>
+    <w:p>
+      <w:pPr>
+        <w:pStyle w:val="ListParagraph"/>
+        <w:numPr>
+          <w:ilvl w:val="0"/>
+          <w:numId w:val="14"/>
+        </w:numPr>
+      </w:pPr>
+      <w:r>
+        <w:t>Capacity To Ship Packages Within D Days (1011)</w:t>
+      </w:r>
+      <w:r>
+        <w:tab/>
+      </w:r>
+      <w:proofErr w:type="spellStart"/>
+      <w:r>
+        <w:t>LeetCode</w:t>
+      </w:r>
+      <w:proofErr w:type="spellEnd"/>
+    </w:p>
+    <w:p>
+      <w:pPr>
+        <w:pStyle w:val="ListParagraph"/>
+        <w:numPr>
+          <w:ilvl w:val="0"/>
+          <w:numId w:val="14"/>
+        </w:numPr>
+      </w:pPr>
+      <w:r>
+        <w:t>Magnetic Force Between Two Balls (1552)</w:t>
+      </w:r>
+      <w:r>
+        <w:tab/>
+      </w:r>
+      <w:proofErr w:type="spellStart"/>
+      <w:r>
+        <w:t>LeetCode</w:t>
+      </w:r>
+      <w:proofErr w:type="spellEnd"/>
+    </w:p>
+    <w:p>
+      <w:pPr>
+        <w:pStyle w:val="ListParagraph"/>
+      </w:pPr>
+    </w:p>
+    <w:p>
+      <w:pPr>
+        <w:pStyle w:val="ListParagraph"/>
+        <w:numPr>
+          <w:ilvl w:val="0"/>
+          <w:numId w:val="14"/>
+        </w:numPr>
+      </w:pPr>
+      <w:r>
+        <w:t>Single Element in a Sorted Array (540)</w:t>
+      </w:r>
+      <w:r>
+        <w:tab/>
+      </w:r>
+      <w:proofErr w:type="spellStart"/>
+      <w:r>
+        <w:t>LeetCode</w:t>
+      </w:r>
+      <w:proofErr w:type="spellEnd"/>
+    </w:p>
+    <w:p>
+      <w:pPr>
+        <w:pStyle w:val="ListParagraph"/>
+        <w:numPr>
+          <w:ilvl w:val="0"/>
+          <w:numId w:val="14"/>
+        </w:numPr>
+      </w:pPr>
+      <w:r>
+        <w:t>Missing Element in Sorted Array</w:t>
+      </w:r>
+      <w:r>
+        <w:tab/>
+      </w:r>
+      <w:proofErr w:type="spellStart"/>
+      <w:r>
+        <w:t>LeetCode</w:t>
+      </w:r>
+      <w:proofErr w:type="spellEnd"/>
+      <w:r>
+        <w:t xml:space="preserve"> Premium</w:t>
+      </w:r>
+    </w:p>
+    <w:p>
+      <w:pPr>
+        <w:pStyle w:val="ListParagraph"/>
+        <w:numPr>
+          <w:ilvl w:val="0"/>
+          <w:numId w:val="14"/>
+        </w:numPr>
+      </w:pPr>
+      <w:r>
+        <w:t>Find K Closest Elements (658)</w:t>
+      </w:r>
+      <w:r>
+        <w:tab/>
+      </w:r>
+      <w:proofErr w:type="spellStart"/>
+      <w:r>
+        <w:t>LeetCode</w:t>
+      </w:r>
+      <w:proofErr w:type="spellEnd"/>
+    </w:p>
+    <w:p/>
+    <w:p>
+      <w:pPr>
+        <w:pStyle w:val="ListParagraph"/>
+        <w:numPr>
+          <w:ilvl w:val="0"/>
+          <w:numId w:val="14"/>
+        </w:numPr>
+      </w:pPr>
+      <w:r>
+        <w:t xml:space="preserve">Search in </w:t>
+      </w:r>
+      <w:proofErr w:type="spellStart"/>
+      <w:r>
+        <w:t>Bitonic</w:t>
+      </w:r>
+      <w:proofErr w:type="spellEnd"/>
+      <w:r>
+        <w:t xml:space="preserve"> Array</w:t>
+      </w:r>
+      <w:r>
+        <w:tab/>
+      </w:r>
+      <w:proofErr w:type="spellStart"/>
+      <w:r>
+        <w:t>GeeksforGeeks</w:t>
+      </w:r>
+      <w:proofErr w:type="spellEnd"/>
+    </w:p>
+    <w:p>
+      <w:pPr>
+        <w:pStyle w:val="ListParagraph"/>
+        <w:numPr>
+          <w:ilvl w:val="0"/>
+          <w:numId w:val="14"/>
+        </w:numPr>
+      </w:pPr>
+      <w:r>
+        <w:t>Number of Times Sorted Array is Rotated</w:t>
+      </w:r>
+      <w:r>
+        <w:tab/>
+      </w:r>
+      <w:proofErr w:type="spellStart"/>
+      <w:r>
+        <w:t>GeeksforGeeks</w:t>
+      </w:r>
+      <w:proofErr w:type="spellEnd"/>
+    </w:p>
+    <w:p>
+      <w:pPr>
+        <w:pStyle w:val="ListParagraph"/>
+        <w:numPr>
+          <w:ilvl w:val="0"/>
+          <w:numId w:val="14"/>
+        </w:numPr>
+      </w:pPr>
+      <w:r>
+        <w:t>Allocate Minimum Number of Pages</w:t>
+      </w:r>
+      <w:r>
+        <w:tab/>
+      </w:r>
+      <w:proofErr w:type="spellStart"/>
+      <w:r>
+        <w:t>GeeksforGeeks</w:t>
+      </w:r>
+      <w:proofErr w:type="spellEnd"/>
+    </w:p>
+    <w:p/>
+    <w:p/>
+    <w:p/>
+    <w:p/>
+    <w:p/>
+    <w:p/>
+    <w:p/>
+    <w:p/>
+    <w:p/>
+    <w:p/>
+    <w:p>
+      <w:pPr>
+        <w:rPr>
+          <w:b/>
+          <w:sz w:val="28"/>
+        </w:rPr>
+      </w:pPr>
+      <w:r>
+        <w:rPr>
+          <w:b/>
+          <w:sz w:val="28"/>
+        </w:rPr>
+        <w:t>Level 3 — Advanced / FAANG bar-raiser tier</w:t>
+      </w:r>
+    </w:p>
+    <w:p>
+      <w:pPr>
+        <w:rPr>
+          <w:b/>
+          <w:sz w:val="8"/>
+        </w:rPr>
+      </w:pPr>
+    </w:p>
+    <w:p>
+      <w:pPr>
+        <w:numPr>
+          <w:ilvl w:val="0"/>
+          <w:numId w:val="12"/>
+        </w:numPr>
+        <w:spacing w:before="100" w:beforeAutospacing="1" w:after="100" w:afterAutospacing="1" w:line="240" w:lineRule="auto"/>
+      </w:pPr>
+      <w:r>
+        <w:rPr>
+          <w:rStyle w:val="Strong"/>
+        </w:rPr>
+        <w:t>Minimize Max Distance to Gas Station</w:t>
+      </w:r>
+      <w:r>
+        <w:t xml:space="preserve"> (LC 774) — binary search on a real-valued answer space</w:t>
+      </w:r>
+    </w:p>
+    <w:p>
+      <w:pPr>
+        <w:numPr>
+          <w:ilvl w:val="0"/>
+          <w:numId w:val="12"/>
+        </w:numPr>
+        <w:spacing w:before="100" w:beforeAutospacing="1" w:after="100" w:afterAutospacing="1" w:line="240" w:lineRule="auto"/>
+      </w:pPr>
+      <w:r>
+        <w:rPr>
+          <w:rStyle w:val="Strong"/>
+        </w:rPr>
+        <w:t>Median of a Row-Wise Sorted Matrix</w:t>
+      </w:r>
+      <w:r>
+        <w:t xml:space="preserve"> — </w:t>
+      </w:r>
+      <w:proofErr w:type="spellStart"/>
+      <w:r>
+        <w:t>GfG</w:t>
+      </w:r>
+      <w:proofErr w:type="spellEnd"/>
+      <w:r>
+        <w:t xml:space="preserve"> (no clean single LC equivalent), extends the matrix + binary search idea</w:t>
+      </w:r>
+    </w:p>
+    <w:p>
+      <w:pPr>
+        <w:numPr>
+          <w:ilvl w:val="0"/>
+          <w:numId w:val="12"/>
+        </w:numPr>
+        <w:spacing w:before="100" w:beforeAutospacing="1" w:after="100" w:afterAutospacing="1" w:line="240" w:lineRule="auto"/>
+      </w:pPr>
+      <w:r>
+        <w:rPr>
+          <w:rStyle w:val="Strong"/>
+        </w:rPr>
+        <w:t>Nth Magical Number</w:t>
+      </w:r>
+      <w:r>
+        <w:t xml:space="preserve"> (LC 878) — binary search + math/LCM feasibility</w:t>
+      </w:r>
+    </w:p>
+    <w:p>
+      <w:pPr>
+        <w:numPr>
+          <w:ilvl w:val="0"/>
+          <w:numId w:val="12"/>
+        </w:numPr>
+        <w:spacing w:before="100" w:beforeAutospacing="1" w:after="100" w:afterAutospacing="1" w:line="240" w:lineRule="auto"/>
+      </w:pPr>
+      <w:r>
+        <w:rPr>
+          <w:rStyle w:val="Strong"/>
+        </w:rPr>
+        <w:t>Woodcutter's Problem / Cutting Wood (Koko-style variant)</w:t>
+      </w:r>
+      <w:r>
+        <w:t xml:space="preserve"> — </w:t>
+      </w:r>
+      <w:proofErr w:type="spellStart"/>
+      <w:r>
+        <w:t>GfG</w:t>
+      </w:r>
+      <w:proofErr w:type="spellEnd"/>
+      <w:r>
+        <w:t xml:space="preserve"> (reinforces the same pattern from a different framing)</w:t>
+      </w:r>
+    </w:p>
+    <w:p/>
+    <w:p>
+      <w:pPr>
+        <w:pStyle w:val="ListParagraph"/>
+        <w:numPr>
+          <w:ilvl w:val="0"/>
+          <w:numId w:val="15"/>
+        </w:numPr>
+      </w:pPr>
+      <w:r>
+        <w:t>Split Array Largest Sum (410)</w:t>
+      </w:r>
+      <w:r>
+        <w:tab/>
+      </w:r>
+      <w:proofErr w:type="spellStart"/>
+      <w:r>
+        <w:t>LeetCode</w:t>
+      </w:r>
+      <w:proofErr w:type="spellEnd"/>
+    </w:p>
+    <w:p>
+      <w:pPr>
+        <w:pStyle w:val="ListParagraph"/>
+        <w:numPr>
+          <w:ilvl w:val="0"/>
+          <w:numId w:val="15"/>
+        </w:numPr>
+      </w:pPr>
+      <w:r>
+        <w:t>Minimum Number of Days to Make m Bouquets (1482)</w:t>
+      </w:r>
+      <w:r>
+        <w:tab/>
+      </w:r>
+      <w:proofErr w:type="spellStart"/>
+      <w:r>
+        <w:t>LeetCode</w:t>
+      </w:r>
+      <w:proofErr w:type="spellEnd"/>
+    </w:p>
+    <w:p>
+      <w:pPr>
+        <w:pStyle w:val="ListParagraph"/>
+        <w:numPr>
+          <w:ilvl w:val="0"/>
+          <w:numId w:val="15"/>
+        </w:numPr>
+      </w:pPr>
+      <w:r>
+        <w:t>Divide Chocolate (1231)</w:t>
+      </w:r>
+      <w:r>
+        <w:tab/>
+      </w:r>
+      <w:proofErr w:type="spellStart"/>
+      <w:r>
+        <w:t>LeetCode</w:t>
+      </w:r>
+      <w:proofErr w:type="spellEnd"/>
+    </w:p>
+    <w:p>
+      <w:pPr>
+        <w:pStyle w:val="ListParagraph"/>
+        <w:numPr>
+          <w:ilvl w:val="0"/>
+          <w:numId w:val="15"/>
+        </w:numPr>
+      </w:pPr>
+      <w:r>
+        <w:t>Minimized Maximum of Products Distributed to Any Store (2064)</w:t>
+      </w:r>
+      <w:r>
+        <w:tab/>
+      </w:r>
+      <w:proofErr w:type="spellStart"/>
+      <w:r>
+        <w:t>LeetCode</w:t>
+      </w:r>
+      <w:proofErr w:type="spellEnd"/>
+    </w:p>
+    <w:p>
+      <w:pPr>
+        <w:pStyle w:val="ListParagraph"/>
+        <w:numPr>
+          <w:ilvl w:val="0"/>
+          <w:numId w:val="15"/>
+        </w:numPr>
+      </w:pPr>
+      <w:r>
+        <w:t>Maximum Value at a Given Index (1802)</w:t>
+      </w:r>
+      <w:r>
+        <w:tab/>
+      </w:r>
+      <w:proofErr w:type="spellStart"/>
+      <w:r>
+        <w:t>LeetCode</w:t>
+      </w:r>
+      <w:proofErr w:type="spellEnd"/>
+    </w:p>
+    <w:p/>
+    <w:p>
+      <w:pPr>
+        <w:pStyle w:val="ListParagraph"/>
+        <w:numPr>
+          <w:ilvl w:val="0"/>
+          <w:numId w:val="15"/>
+        </w:numPr>
+      </w:pPr>
+      <w:r>
+        <w:lastRenderedPageBreak/>
+        <w:t>Median of Two Sorted Arrays (4)</w:t>
+      </w:r>
+      <w:r>
+        <w:tab/>
+      </w:r>
+      <w:proofErr w:type="spellStart"/>
+      <w:r>
+        <w:t>LeetCode</w:t>
+      </w:r>
+      <w:proofErr w:type="spellEnd"/>
+    </w:p>
+    <w:p>
+      <w:pPr>
+        <w:pStyle w:val="ListParagraph"/>
+        <w:numPr>
+          <w:ilvl w:val="0"/>
+          <w:numId w:val="15"/>
+        </w:numPr>
+      </w:pPr>
+      <w:r>
+        <w:t>Kth Smallest Pair Distance (719)</w:t>
+      </w:r>
+      <w:r>
+        <w:tab/>
+      </w:r>
+      <w:proofErr w:type="spellStart"/>
+      <w:r>
+        <w:t>LeetCode</w:t>
+      </w:r>
+      <w:proofErr w:type="spellEnd"/>
+    </w:p>
+    <w:p>
+      <w:pPr>
+        <w:pStyle w:val="ListParagraph"/>
+        <w:numPr>
+          <w:ilvl w:val="0"/>
+          <w:numId w:val="15"/>
+        </w:numPr>
+      </w:pPr>
+      <w:r>
+        <w:t>Find K-</w:t>
+      </w:r>
+      <w:proofErr w:type="spellStart"/>
+      <w:r>
+        <w:t>th</w:t>
+      </w:r>
+      <w:proofErr w:type="spellEnd"/>
+      <w:r>
+        <w:t xml:space="preserve"> Smallest Pair Distance (719)</w:t>
+      </w:r>
+      <w:r>
+        <w:tab/>
+      </w:r>
+      <w:proofErr w:type="spellStart"/>
+      <w:r>
+        <w:t>LeetCode</w:t>
+      </w:r>
+      <w:proofErr w:type="spellEnd"/>
+    </w:p>
+    <w:p>
+      <w:pPr>
+        <w:pStyle w:val="ListParagraph"/>
+        <w:numPr>
+          <w:ilvl w:val="0"/>
+          <w:numId w:val="15"/>
+        </w:numPr>
+      </w:pPr>
+      <w:r>
+        <w:t>H-Index II (275)</w:t>
+      </w:r>
+      <w:r>
+        <w:tab/>
+      </w:r>
+      <w:proofErr w:type="spellStart"/>
+      <w:r>
+        <w:t>LeetCode</w:t>
+      </w:r>
+      <w:proofErr w:type="spellEnd"/>
+    </w:p>
+    <w:p/>
+    <w:p>
+      <w:pPr>
+        <w:pStyle w:val="ListParagraph"/>
+        <w:numPr>
+          <w:ilvl w:val="0"/>
+          <w:numId w:val="15"/>
+        </w:numPr>
+      </w:pPr>
+      <w:r>
+        <w:t>Swim in Rising Water (778)</w:t>
+      </w:r>
+      <w:r>
+        <w:tab/>
+      </w:r>
+      <w:proofErr w:type="spellStart"/>
+      <w:r>
+        <w:t>LeetCode</w:t>
+      </w:r>
+      <w:proofErr w:type="spellEnd"/>
+    </w:p>
+    <w:p>
+      <w:pPr>
+        <w:pStyle w:val="ListParagraph"/>
+        <w:numPr>
+          <w:ilvl w:val="0"/>
+          <w:numId w:val="15"/>
+        </w:numPr>
+      </w:pPr>
+      <w:r>
+        <w:t>Path With Minimum Effort (1631)</w:t>
+      </w:r>
+      <w:r>
+        <w:tab/>
+      </w:r>
+      <w:proofErr w:type="spellStart"/>
+      <w:r>
+        <w:t>LeetCode</w:t>
+      </w:r>
+      <w:proofErr w:type="spellEnd"/>
+    </w:p>
+    <w:p>
+      <w:pPr>
+        <w:pStyle w:val="ListParagraph"/>
+        <w:numPr>
+          <w:ilvl w:val="0"/>
+          <w:numId w:val="15"/>
+        </w:numPr>
+      </w:pPr>
+      <w:r>
+        <w:t>Maximum Candies Allocated to K Children (2226)</w:t>
+      </w:r>
+      <w:r>
+        <w:tab/>
+      </w:r>
+      <w:proofErr w:type="spellStart"/>
+      <w:r>
+        <w:t>LeetCode</w:t>
+      </w:r>
+      <w:proofErr w:type="spellEnd"/>
+    </w:p>
+    <w:p/>
+    <w:p>
+      <w:pPr>
+        <w:pStyle w:val="ListParagraph"/>
+        <w:numPr>
+          <w:ilvl w:val="0"/>
+          <w:numId w:val="15"/>
+        </w:numPr>
+      </w:pPr>
+      <w:r>
+        <w:t>Kth Smallest Element in a Sorted Matrix (378)</w:t>
+      </w:r>
+      <w:r>
+        <w:tab/>
+      </w:r>
+      <w:proofErr w:type="spellStart"/>
+      <w:r>
+        <w:t>LeetCode</w:t>
+      </w:r>
+      <w:proofErr w:type="spellEnd"/>
+    </w:p>
+    <w:p>
+      <w:pPr>
+        <w:pStyle w:val="ListParagraph"/>
+        <w:numPr>
+          <w:ilvl w:val="0"/>
+          <w:numId w:val="15"/>
+        </w:numPr>
+      </w:pPr>
+      <w:r>
+        <w:t>Search a 2D Matrix II (240)</w:t>
+      </w:r>
+      <w:r>
+        <w:tab/>
+      </w:r>
+      <w:proofErr w:type="spellStart"/>
+      <w:r>
+        <w:t>LeetCode</w:t>
+      </w:r>
+      <w:proofErr w:type="spellEnd"/>
+    </w:p>
+    <w:p/>
+    <w:p>
+      <w:pPr>
+        <w:pStyle w:val="ListParagraph"/>
+        <w:numPr>
+          <w:ilvl w:val="0"/>
+          <w:numId w:val="15"/>
+        </w:numPr>
+      </w:pPr>
+      <w:r>
+        <w:t>Aggressive Cows</w:t>
+      </w:r>
+      <w:r>
+        <w:tab/>
+      </w:r>
+      <w:proofErr w:type="spellStart"/>
+      <w:r>
+        <w:t>GeeksforGeeks</w:t>
+      </w:r>
+      <w:proofErr w:type="spellEnd"/>
+    </w:p>
+    <w:p>
+      <w:pPr>
+        <w:pStyle w:val="ListParagraph"/>
+        <w:numPr>
+          <w:ilvl w:val="0"/>
+          <w:numId w:val="15"/>
+        </w:numPr>
+      </w:pPr>
+      <w:r>
+        <w:t>Painter's Partition Problem</w:t>
+      </w:r>
+      <w:r>
+        <w:tab/>
+      </w:r>
+      <w:proofErr w:type="spellStart"/>
+      <w:r>
+        <w:t>GeeksforGeeks</w:t>
+      </w:r>
+      <w:proofErr w:type="spellEnd"/>
+    </w:p>
+    <w:p>
+      <w:pPr>
+        <w:pStyle w:val="ListParagraph"/>
+        <w:numPr>
+          <w:ilvl w:val="0"/>
+          <w:numId w:val="15"/>
+        </w:numPr>
+      </w:pPr>
+      <w:r>
+        <w:t>Book Allocation Problem</w:t>
+      </w:r>
+      <w:r>
+        <w:tab/>
+      </w:r>
+      <w:proofErr w:type="spellStart"/>
+      <w:r>
+        <w:t>GeeksforGeeks</w:t>
+      </w:r>
+      <w:proofErr w:type="spellEnd"/>
+    </w:p>
+    <w:p/>
+    <w:p>
+      <w:pPr>
+        <w:pStyle w:val="ListParagraph"/>
+        <w:numPr>
+          <w:ilvl w:val="0"/>
+          <w:numId w:val="15"/>
+        </w:numPr>
+      </w:pPr>
+      <w:r>
+        <w:t>Median of Two Sorted Arrays (4)</w:t>
+      </w:r>
+      <w:r>
+        <w:tab/>
+      </w:r>
+      <w:proofErr w:type="spellStart"/>
+      <w:r>
+        <w:t>LeetCode</w:t>
+      </w:r>
+      <w:proofErr w:type="spellEnd"/>
+      <w:r>
+        <w:t xml:space="preserve"> (Imp)</w:t>
+      </w:r>
+    </w:p>
+    <w:p>
+      <w:pPr>
+        <w:pStyle w:val="ListParagraph"/>
+        <w:numPr>
+          <w:ilvl w:val="0"/>
+          <w:numId w:val="15"/>
+        </w:numPr>
+      </w:pPr>
+      <w:r>
+        <w:t>Find in Mountain Array (1095)</w:t>
+      </w:r>
+      <w:r>
+        <w:tab/>
+      </w:r>
+      <w:proofErr w:type="spellStart"/>
+      <w:r>
+        <w:t>LeetCode</w:t>
+      </w:r>
+      <w:proofErr w:type="spellEnd"/>
+    </w:p>
+    <w:p>
+      <w:pPr>
+        <w:pStyle w:val="ListParagraph"/>
+        <w:numPr>
+          <w:ilvl w:val="0"/>
+          <w:numId w:val="15"/>
+        </w:numPr>
+      </w:pPr>
+      <w:r>
+        <w:t>Divide Chocolate (1231)</w:t>
+      </w:r>
+      <w:r>
+        <w:tab/>
+      </w:r>
+      <w:proofErr w:type="spellStart"/>
+      <w:r>
+        <w:t>LeetCode</w:t>
+      </w:r>
+      <w:proofErr w:type="spellEnd"/>
+    </w:p>
+    <w:p>
+      <w:pPr>
+        <w:pStyle w:val="ListParagraph"/>
+        <w:numPr>
+          <w:ilvl w:val="0"/>
+          <w:numId w:val="15"/>
+        </w:numPr>
         <w:rPr>
           <w:rFonts w:asciiTheme="majorHAnsi" w:eastAsiaTheme="majorEastAsia" w:hAnsiTheme="majorHAnsi"/>
           <w:color w:val="2F5496" w:themeColor="accent1" w:themeShade="BF"/>
@@ -2716,6 +4142,20 @@
         </w:rPr>
       </w:pPr>
       <w:r>
+        <w:t>Split Array Largest Sum (410)</w:t>
+      </w:r>
+      <w:r>
+        <w:tab/>
+      </w:r>
+      <w:proofErr w:type="spellStart"/>
+      <w:r>
+        <w:t>LeetCode</w:t>
+      </w:r>
+      <w:proofErr w:type="spellEnd"/>
+      <w:r>
+        <w:t xml:space="preserve"> </w:t>
+      </w:r>
+      <w:r>
         <w:br w:type="page"/>
       </w:r>
     </w:p>
@@ -2730,7 +4170,7 @@
           <w:sz w:val="48"/>
         </w:rPr>
       </w:pPr>
-      <w:bookmarkStart w:id="15" w:name="_Toc207697058"/>
+      <w:bookmarkStart w:id="16" w:name="_Toc207697058"/>
       <w:r>
         <w:rPr>
           <w:rFonts w:cstheme="majorHAnsi"/>
@@ -2740,7 +4180,7 @@
         <w:lastRenderedPageBreak/>
         <w:t>SOLUTIONS:</w:t>
       </w:r>
-      <w:bookmarkEnd w:id="15"/>
+      <w:bookmarkEnd w:id="16"/>
     </w:p>
     <w:p>
       <w:pPr>
@@ -2750,7 +4190,7 @@
           <w:sz w:val="36"/>
         </w:rPr>
       </w:pPr>
-      <w:bookmarkStart w:id="16" w:name="_Toc207697059"/>
+      <w:bookmarkStart w:id="17" w:name="_Toc207697059"/>
       <w:r>
         <w:rPr>
           <w:b/>
@@ -2765,7 +4205,7 @@
         </w:rPr>
         <w:t>:</w:t>
       </w:r>
-      <w:bookmarkEnd w:id="16"/>
+      <w:bookmarkEnd w:id="17"/>
     </w:p>
     <w:p>
       <w:pPr>
@@ -15276,6 +16716,36 @@
         </w:rPr>
         <w:t>right):</w:t>
       </w:r>
+      <w:r>
+        <w:rPr>
+          <w:rFonts w:ascii="Consolas" w:eastAsia="Times New Roman" w:hAnsi="Consolas" w:cs="Times New Roman"/>
+          <w:color w:val="CCCCCC"/>
+          <w:sz w:val="21"/>
+          <w:szCs w:val="21"/>
+          <w:lang w:eastAsia="en-IN"/>
+        </w:rPr>
+        <w:t xml:space="preserve">      </w:t>
+      </w:r>
+      <w:r>
+        <w:rPr>
+          <w:rFonts w:ascii="Consolas" w:eastAsia="Times New Roman" w:hAnsi="Consolas" w:cs="Times New Roman"/>
+          <w:color w:val="6A9955"/>
+          <w:sz w:val="21"/>
+          <w:szCs w:val="21"/>
+          <w:lang w:eastAsia="en-IN"/>
+        </w:rPr>
+        <w:t xml:space="preserve">#remember </w:t>
+      </w:r>
+      <w:r>
+        <w:rPr>
+          <w:rFonts w:ascii="Consolas" w:eastAsia="Times New Roman" w:hAnsi="Consolas" w:cs="Times New Roman"/>
+          <w:color w:val="6A9955"/>
+          <w:sz w:val="21"/>
+          <w:szCs w:val="21"/>
+          <w:lang w:eastAsia="en-IN"/>
+        </w:rPr>
+        <w:t xml:space="preserve">now not l&lt;=r, it is l&lt;r. As r not decreasing </w:t>
+      </w:r>
     </w:p>
     <w:p>
       <w:pPr>
@@ -19107,9 +20577,8 @@
           <w:szCs w:val="21"/>
           <w:lang w:eastAsia="en-IN"/>
         </w:rPr>
-        <w:t xml:space="preserve"># </w:t>
-      </w:r>
-      <w:proofErr w:type="gramStart"/>
+        <w:t># if sq</w:t>
+      </w:r>
       <w:r>
         <w:rPr>
           <w:rFonts w:ascii="Consolas" w:eastAsia="Times New Roman" w:hAnsi="Consolas" w:cs="Times New Roman"/>
@@ -19118,9 +20587,8 @@
           <w:szCs w:val="21"/>
           <w:lang w:eastAsia="en-IN"/>
         </w:rPr>
-        <w:t>if</w:t>
-      </w:r>
-      <w:proofErr w:type="gramEnd"/>
+        <w:t>u</w:t>
+      </w:r>
       <w:r>
         <w:rPr>
           <w:rFonts w:ascii="Consolas" w:eastAsia="Times New Roman" w:hAnsi="Consolas" w:cs="Times New Roman"/>
@@ -19129,29 +20597,7 @@
           <w:szCs w:val="21"/>
           <w:lang w:eastAsia="en-IN"/>
         </w:rPr>
-        <w:t xml:space="preserve"> </w:t>
-      </w:r>
-      <w:proofErr w:type="spellStart"/>
-      <w:r>
-        <w:rPr>
-          <w:rFonts w:ascii="Consolas" w:eastAsia="Times New Roman" w:hAnsi="Consolas" w:cs="Times New Roman"/>
-          <w:color w:val="6A9955"/>
-          <w:sz w:val="21"/>
-          <w:szCs w:val="21"/>
-          <w:lang w:eastAsia="en-IN"/>
-        </w:rPr>
-        <w:t>sqare</w:t>
-      </w:r>
-      <w:proofErr w:type="spellEnd"/>
-      <w:r>
-        <w:rPr>
-          <w:rFonts w:ascii="Consolas" w:eastAsia="Times New Roman" w:hAnsi="Consolas" w:cs="Times New Roman"/>
-          <w:color w:val="6A9955"/>
-          <w:sz w:val="21"/>
-          <w:szCs w:val="21"/>
-          <w:lang w:eastAsia="en-IN"/>
-        </w:rPr>
-        <w:t xml:space="preserve"> of mid is less than x, it can be ans. But we need to find that largest mid</w:t>
+        <w:t>are of mid is less than x, it can be ans. But we need to find that largest mid</w:t>
       </w:r>
     </w:p>
     <w:p>
@@ -19817,7 +21263,7 @@
           <w:sz w:val="36"/>
         </w:rPr>
       </w:pPr>
-      <w:bookmarkStart w:id="17" w:name="_Toc207697060"/>
+      <w:bookmarkStart w:id="18" w:name="_Toc207697060"/>
       <w:r>
         <w:rPr>
           <w:b/>
@@ -19840,7 +21286,7 @@
         </w:rPr>
         <w:t>:</w:t>
       </w:r>
-      <w:bookmarkEnd w:id="17"/>
+      <w:bookmarkEnd w:id="18"/>
       <w:r>
         <w:rPr>
           <w:b/>
@@ -23170,6 +24616,26 @@
           <w:lang w:eastAsia="en-IN"/>
         </w:rPr>
         <w:t xml:space="preserve"> right:</w:t>
+      </w:r>
+      <w:r>
+        <w:rPr>
+          <w:rFonts w:ascii="Consolas" w:eastAsia="Times New Roman" w:hAnsi="Consolas" w:cs="Times New Roman"/>
+          <w:color w:val="CCCCCC"/>
+          <w:sz w:val="21"/>
+          <w:szCs w:val="21"/>
+          <w:lang w:eastAsia="en-IN"/>
+        </w:rPr>
+        <w:t xml:space="preserve">  </w:t>
+      </w:r>
+      <w:r>
+        <w:rPr>
+          <w:rFonts w:ascii="Consolas" w:eastAsia="Times New Roman" w:hAnsi="Consolas" w:cs="Times New Roman"/>
+          <w:color w:val="6A9955"/>
+          <w:sz w:val="21"/>
+          <w:szCs w:val="21"/>
+          <w:lang w:eastAsia="en-IN"/>
+        </w:rPr>
+        <w:t># When r not changing to mid+1, that time l&lt;r, else l&lt;=r</w:t>
       </w:r>
     </w:p>
     <w:p>
@@ -31954,8 +33420,6 @@
           <w:sz w:val="6"/>
         </w:rPr>
       </w:pPr>
-      <w:bookmarkStart w:id="18" w:name="_GoBack"/>
-      <w:bookmarkEnd w:id="18"/>
     </w:p>
     <w:p>
       <w:pPr>
@@ -32098,7 +33562,7 @@
         <w:noProof/>
         <w:color w:val="404040" w:themeColor="text1" w:themeTint="BF"/>
       </w:rPr>
-      <w:t>17</w:t>
+      <w:t>2</w:t>
     </w:r>
     <w:r>
       <w:rPr>
@@ -32474,6 +33938,232 @@
     </w:lvl>
   </w:abstractNum>
   <w:abstractNum w:abstractNumId="3" w15:restartNumberingAfterBreak="0">
+    <w:nsid w:val="286611A8"/>
+    <w:multiLevelType w:val="hybridMultilevel"/>
+    <w:tmpl w:val="BE125F44"/>
+    <w:lvl w:ilvl="0" w:tplc="40090001">
+      <w:start w:val="1"/>
+      <w:numFmt w:val="bullet"/>
+      <w:lvlText w:val=""/>
+      <w:lvlJc w:val="left"/>
+      <w:pPr>
+        <w:ind w:left="720" w:hanging="360"/>
+      </w:pPr>
+      <w:rPr>
+        <w:rFonts w:ascii="Symbol" w:hAnsi="Symbol" w:hint="default"/>
+      </w:rPr>
+    </w:lvl>
+    <w:lvl w:ilvl="1" w:tplc="40090003" w:tentative="1">
+      <w:start w:val="1"/>
+      <w:numFmt w:val="bullet"/>
+      <w:lvlText w:val="o"/>
+      <w:lvlJc w:val="left"/>
+      <w:pPr>
+        <w:ind w:left="1440" w:hanging="360"/>
+      </w:pPr>
+      <w:rPr>
+        <w:rFonts w:ascii="Courier New" w:hAnsi="Courier New" w:cs="Courier New" w:hint="default"/>
+      </w:rPr>
+    </w:lvl>
+    <w:lvl w:ilvl="2" w:tplc="40090005" w:tentative="1">
+      <w:start w:val="1"/>
+      <w:numFmt w:val="bullet"/>
+      <w:lvlText w:val=""/>
+      <w:lvlJc w:val="left"/>
+      <w:pPr>
+        <w:ind w:left="2160" w:hanging="360"/>
+      </w:pPr>
+      <w:rPr>
+        <w:rFonts w:ascii="Wingdings" w:hAnsi="Wingdings" w:hint="default"/>
+      </w:rPr>
+    </w:lvl>
+    <w:lvl w:ilvl="3" w:tplc="40090001" w:tentative="1">
+      <w:start w:val="1"/>
+      <w:numFmt w:val="bullet"/>
+      <w:lvlText w:val=""/>
+      <w:lvlJc w:val="left"/>
+      <w:pPr>
+        <w:ind w:left="2880" w:hanging="360"/>
+      </w:pPr>
+      <w:rPr>
+        <w:rFonts w:ascii="Symbol" w:hAnsi="Symbol" w:hint="default"/>
+      </w:rPr>
+    </w:lvl>
+    <w:lvl w:ilvl="4" w:tplc="40090003" w:tentative="1">
+      <w:start w:val="1"/>
+      <w:numFmt w:val="bullet"/>
+      <w:lvlText w:val="o"/>
+      <w:lvlJc w:val="left"/>
+      <w:pPr>
+        <w:ind w:left="3600" w:hanging="360"/>
+      </w:pPr>
+      <w:rPr>
+        <w:rFonts w:ascii="Courier New" w:hAnsi="Courier New" w:cs="Courier New" w:hint="default"/>
+      </w:rPr>
+    </w:lvl>
+    <w:lvl w:ilvl="5" w:tplc="40090005" w:tentative="1">
+      <w:start w:val="1"/>
+      <w:numFmt w:val="bullet"/>
+      <w:lvlText w:val=""/>
+      <w:lvlJc w:val="left"/>
+      <w:pPr>
+        <w:ind w:left="4320" w:hanging="360"/>
+      </w:pPr>
+      <w:rPr>
+        <w:rFonts w:ascii="Wingdings" w:hAnsi="Wingdings" w:hint="default"/>
+      </w:rPr>
+    </w:lvl>
+    <w:lvl w:ilvl="6" w:tplc="40090001" w:tentative="1">
+      <w:start w:val="1"/>
+      <w:numFmt w:val="bullet"/>
+      <w:lvlText w:val=""/>
+      <w:lvlJc w:val="left"/>
+      <w:pPr>
+        <w:ind w:left="5040" w:hanging="360"/>
+      </w:pPr>
+      <w:rPr>
+        <w:rFonts w:ascii="Symbol" w:hAnsi="Symbol" w:hint="default"/>
+      </w:rPr>
+    </w:lvl>
+    <w:lvl w:ilvl="7" w:tplc="40090003" w:tentative="1">
+      <w:start w:val="1"/>
+      <w:numFmt w:val="bullet"/>
+      <w:lvlText w:val="o"/>
+      <w:lvlJc w:val="left"/>
+      <w:pPr>
+        <w:ind w:left="5760" w:hanging="360"/>
+      </w:pPr>
+      <w:rPr>
+        <w:rFonts w:ascii="Courier New" w:hAnsi="Courier New" w:cs="Courier New" w:hint="default"/>
+      </w:rPr>
+    </w:lvl>
+    <w:lvl w:ilvl="8" w:tplc="40090005" w:tentative="1">
+      <w:start w:val="1"/>
+      <w:numFmt w:val="bullet"/>
+      <w:lvlText w:val=""/>
+      <w:lvlJc w:val="left"/>
+      <w:pPr>
+        <w:ind w:left="6480" w:hanging="360"/>
+      </w:pPr>
+      <w:rPr>
+        <w:rFonts w:ascii="Wingdings" w:hAnsi="Wingdings" w:hint="default"/>
+      </w:rPr>
+    </w:lvl>
+  </w:abstractNum>
+  <w:abstractNum w:abstractNumId="4" w15:restartNumberingAfterBreak="0">
+    <w:nsid w:val="29B128F0"/>
+    <w:multiLevelType w:val="multilevel"/>
+    <w:tmpl w:val="6C021722"/>
+    <w:lvl w:ilvl="0">
+      <w:start w:val="1"/>
+      <w:numFmt w:val="decimal"/>
+      <w:lvlText w:val="%1."/>
+      <w:lvlJc w:val="left"/>
+      <w:pPr>
+        <w:tabs>
+          <w:tab w:val="num" w:pos="720"/>
+        </w:tabs>
+        <w:ind w:left="720" w:hanging="360"/>
+      </w:pPr>
+    </w:lvl>
+    <w:lvl w:ilvl="1" w:tentative="1">
+      <w:start w:val="1"/>
+      <w:numFmt w:val="decimal"/>
+      <w:lvlText w:val="%2."/>
+      <w:lvlJc w:val="left"/>
+      <w:pPr>
+        <w:tabs>
+          <w:tab w:val="num" w:pos="1440"/>
+        </w:tabs>
+        <w:ind w:left="1440" w:hanging="360"/>
+      </w:pPr>
+    </w:lvl>
+    <w:lvl w:ilvl="2" w:tentative="1">
+      <w:start w:val="1"/>
+      <w:numFmt w:val="decimal"/>
+      <w:lvlText w:val="%3."/>
+      <w:lvlJc w:val="left"/>
+      <w:pPr>
+        <w:tabs>
+          <w:tab w:val="num" w:pos="2160"/>
+        </w:tabs>
+        <w:ind w:left="2160" w:hanging="360"/>
+      </w:pPr>
+    </w:lvl>
+    <w:lvl w:ilvl="3" w:tentative="1">
+      <w:start w:val="1"/>
+      <w:numFmt w:val="decimal"/>
+      <w:lvlText w:val="%4."/>
+      <w:lvlJc w:val="left"/>
+      <w:pPr>
+        <w:tabs>
+          <w:tab w:val="num" w:pos="2880"/>
+        </w:tabs>
+        <w:ind w:left="2880" w:hanging="360"/>
+      </w:pPr>
+    </w:lvl>
+    <w:lvl w:ilvl="4" w:tentative="1">
+      <w:start w:val="1"/>
+      <w:numFmt w:val="decimal"/>
+      <w:lvlText w:val="%5."/>
+      <w:lvlJc w:val="left"/>
+      <w:pPr>
+        <w:tabs>
+          <w:tab w:val="num" w:pos="3600"/>
+        </w:tabs>
+        <w:ind w:left="3600" w:hanging="360"/>
+      </w:pPr>
+    </w:lvl>
+    <w:lvl w:ilvl="5" w:tentative="1">
+      <w:start w:val="1"/>
+      <w:numFmt w:val="decimal"/>
+      <w:lvlText w:val="%6."/>
+      <w:lvlJc w:val="left"/>
+      <w:pPr>
+        <w:tabs>
+          <w:tab w:val="num" w:pos="4320"/>
+        </w:tabs>
+        <w:ind w:left="4320" w:hanging="360"/>
+      </w:pPr>
+    </w:lvl>
+    <w:lvl w:ilvl="6" w:tentative="1">
+      <w:start w:val="1"/>
+      <w:numFmt w:val="decimal"/>
+      <w:lvlText w:val="%7."/>
+      <w:lvlJc w:val="left"/>
+      <w:pPr>
+        <w:tabs>
+          <w:tab w:val="num" w:pos="5040"/>
+        </w:tabs>
+        <w:ind w:left="5040" w:hanging="360"/>
+      </w:pPr>
+    </w:lvl>
+    <w:lvl w:ilvl="7" w:tentative="1">
+      <w:start w:val="1"/>
+      <w:numFmt w:val="decimal"/>
+      <w:lvlText w:val="%8."/>
+      <w:lvlJc w:val="left"/>
+      <w:pPr>
+        <w:tabs>
+          <w:tab w:val="num" w:pos="5760"/>
+        </w:tabs>
+        <w:ind w:left="5760" w:hanging="360"/>
+      </w:pPr>
+    </w:lvl>
+    <w:lvl w:ilvl="8" w:tentative="1">
+      <w:start w:val="1"/>
+      <w:numFmt w:val="decimal"/>
+      <w:lvlText w:val="%9."/>
+      <w:lvlJc w:val="left"/>
+      <w:pPr>
+        <w:tabs>
+          <w:tab w:val="num" w:pos="6480"/>
+        </w:tabs>
+        <w:ind w:left="6480" w:hanging="360"/>
+      </w:pPr>
+    </w:lvl>
+  </w:abstractNum>
+  <w:abstractNum w:abstractNumId="5" w15:restartNumberingAfterBreak="0">
     <w:nsid w:val="35D44ADE"/>
     <w:multiLevelType w:val="hybridMultilevel"/>
     <w:tmpl w:val="03C618C6"/>
@@ -32559,7 +34249,120 @@
       </w:pPr>
     </w:lvl>
   </w:abstractNum>
-  <w:abstractNum w:abstractNumId="4" w15:restartNumberingAfterBreak="0">
+  <w:abstractNum w:abstractNumId="6" w15:restartNumberingAfterBreak="0">
+    <w:nsid w:val="3DD8508E"/>
+    <w:multiLevelType w:val="hybridMultilevel"/>
+    <w:tmpl w:val="C44AEE0C"/>
+    <w:lvl w:ilvl="0" w:tplc="40090001">
+      <w:start w:val="1"/>
+      <w:numFmt w:val="bullet"/>
+      <w:lvlText w:val=""/>
+      <w:lvlJc w:val="left"/>
+      <w:pPr>
+        <w:ind w:left="720" w:hanging="360"/>
+      </w:pPr>
+      <w:rPr>
+        <w:rFonts w:ascii="Symbol" w:hAnsi="Symbol" w:hint="default"/>
+      </w:rPr>
+    </w:lvl>
+    <w:lvl w:ilvl="1" w:tplc="40090003" w:tentative="1">
+      <w:start w:val="1"/>
+      <w:numFmt w:val="bullet"/>
+      <w:lvlText w:val="o"/>
+      <w:lvlJc w:val="left"/>
+      <w:pPr>
+        <w:ind w:left="1440" w:hanging="360"/>
+      </w:pPr>
+      <w:rPr>
+        <w:rFonts w:ascii="Courier New" w:hAnsi="Courier New" w:cs="Courier New" w:hint="default"/>
+      </w:rPr>
+    </w:lvl>
+    <w:lvl w:ilvl="2" w:tplc="40090005" w:tentative="1">
+      <w:start w:val="1"/>
+      <w:numFmt w:val="bullet"/>
+      <w:lvlText w:val=""/>
+      <w:lvlJc w:val="left"/>
+      <w:pPr>
+        <w:ind w:left="2160" w:hanging="360"/>
+      </w:pPr>
+      <w:rPr>
+        <w:rFonts w:ascii="Wingdings" w:hAnsi="Wingdings" w:hint="default"/>
+      </w:rPr>
+    </w:lvl>
+    <w:lvl w:ilvl="3" w:tplc="40090001" w:tentative="1">
+      <w:start w:val="1"/>
+      <w:numFmt w:val="bullet"/>
+      <w:lvlText w:val=""/>
+      <w:lvlJc w:val="left"/>
+      <w:pPr>
+        <w:ind w:left="2880" w:hanging="360"/>
+      </w:pPr>
+      <w:rPr>
+        <w:rFonts w:ascii="Symbol" w:hAnsi="Symbol" w:hint="default"/>
+      </w:rPr>
+    </w:lvl>
+    <w:lvl w:ilvl="4" w:tplc="40090003" w:tentative="1">
+      <w:start w:val="1"/>
+      <w:numFmt w:val="bullet"/>
+      <w:lvlText w:val="o"/>
+      <w:lvlJc w:val="left"/>
+      <w:pPr>
+        <w:ind w:left="3600" w:hanging="360"/>
+      </w:pPr>
+      <w:rPr>
+        <w:rFonts w:ascii="Courier New" w:hAnsi="Courier New" w:cs="Courier New" w:hint="default"/>
+      </w:rPr>
+    </w:lvl>
+    <w:lvl w:ilvl="5" w:tplc="40090005" w:tentative="1">
+      <w:start w:val="1"/>
+      <w:numFmt w:val="bullet"/>
+      <w:lvlText w:val=""/>
+      <w:lvlJc w:val="left"/>
+      <w:pPr>
+        <w:ind w:left="4320" w:hanging="360"/>
+      </w:pPr>
+      <w:rPr>
+        <w:rFonts w:ascii="Wingdings" w:hAnsi="Wingdings" w:hint="default"/>
+      </w:rPr>
+    </w:lvl>
+    <w:lvl w:ilvl="6" w:tplc="40090001" w:tentative="1">
+      <w:start w:val="1"/>
+      <w:numFmt w:val="bullet"/>
+      <w:lvlText w:val=""/>
+      <w:lvlJc w:val="left"/>
+      <w:pPr>
+        <w:ind w:left="5040" w:hanging="360"/>
+      </w:pPr>
+      <w:rPr>
+        <w:rFonts w:ascii="Symbol" w:hAnsi="Symbol" w:hint="default"/>
+      </w:rPr>
+    </w:lvl>
+    <w:lvl w:ilvl="7" w:tplc="40090003" w:tentative="1">
+      <w:start w:val="1"/>
+      <w:numFmt w:val="bullet"/>
+      <w:lvlText w:val="o"/>
+      <w:lvlJc w:val="left"/>
+      <w:pPr>
+        <w:ind w:left="5760" w:hanging="360"/>
+      </w:pPr>
+      <w:rPr>
+        <w:rFonts w:ascii="Courier New" w:hAnsi="Courier New" w:cs="Courier New" w:hint="default"/>
+      </w:rPr>
+    </w:lvl>
+    <w:lvl w:ilvl="8" w:tplc="40090005" w:tentative="1">
+      <w:start w:val="1"/>
+      <w:numFmt w:val="bullet"/>
+      <w:lvlText w:val=""/>
+      <w:lvlJc w:val="left"/>
+      <w:pPr>
+        <w:ind w:left="6480" w:hanging="360"/>
+      </w:pPr>
+      <w:rPr>
+        <w:rFonts w:ascii="Wingdings" w:hAnsi="Wingdings" w:hint="default"/>
+      </w:rPr>
+    </w:lvl>
+  </w:abstractNum>
+  <w:abstractNum w:abstractNumId="7" w15:restartNumberingAfterBreak="0">
     <w:nsid w:val="4340404E"/>
     <w:multiLevelType w:val="hybridMultilevel"/>
     <w:tmpl w:val="722EDE08"/>
@@ -32648,7 +34451,120 @@
       </w:pPr>
     </w:lvl>
   </w:abstractNum>
-  <w:abstractNum w:abstractNumId="5" w15:restartNumberingAfterBreak="0">
+  <w:abstractNum w:abstractNumId="8" w15:restartNumberingAfterBreak="0">
+    <w:nsid w:val="4A7A636B"/>
+    <w:multiLevelType w:val="multilevel"/>
+    <w:tmpl w:val="B3740372"/>
+    <w:lvl w:ilvl="0">
+      <w:start w:val="1"/>
+      <w:numFmt w:val="decimal"/>
+      <w:lvlText w:val="%1."/>
+      <w:lvlJc w:val="left"/>
+      <w:pPr>
+        <w:tabs>
+          <w:tab w:val="num" w:pos="720"/>
+        </w:tabs>
+        <w:ind w:left="720" w:hanging="360"/>
+      </w:pPr>
+    </w:lvl>
+    <w:lvl w:ilvl="1" w:tentative="1">
+      <w:start w:val="1"/>
+      <w:numFmt w:val="decimal"/>
+      <w:lvlText w:val="%2."/>
+      <w:lvlJc w:val="left"/>
+      <w:pPr>
+        <w:tabs>
+          <w:tab w:val="num" w:pos="1440"/>
+        </w:tabs>
+        <w:ind w:left="1440" w:hanging="360"/>
+      </w:pPr>
+    </w:lvl>
+    <w:lvl w:ilvl="2" w:tentative="1">
+      <w:start w:val="1"/>
+      <w:numFmt w:val="decimal"/>
+      <w:lvlText w:val="%3."/>
+      <w:lvlJc w:val="left"/>
+      <w:pPr>
+        <w:tabs>
+          <w:tab w:val="num" w:pos="2160"/>
+        </w:tabs>
+        <w:ind w:left="2160" w:hanging="360"/>
+      </w:pPr>
+    </w:lvl>
+    <w:lvl w:ilvl="3" w:tentative="1">
+      <w:start w:val="1"/>
+      <w:numFmt w:val="decimal"/>
+      <w:lvlText w:val="%4."/>
+      <w:lvlJc w:val="left"/>
+      <w:pPr>
+        <w:tabs>
+          <w:tab w:val="num" w:pos="2880"/>
+        </w:tabs>
+        <w:ind w:left="2880" w:hanging="360"/>
+      </w:pPr>
+    </w:lvl>
+    <w:lvl w:ilvl="4" w:tentative="1">
+      <w:start w:val="1"/>
+      <w:numFmt w:val="decimal"/>
+      <w:lvlText w:val="%5."/>
+      <w:lvlJc w:val="left"/>
+      <w:pPr>
+        <w:tabs>
+          <w:tab w:val="num" w:pos="3600"/>
+        </w:tabs>
+        <w:ind w:left="3600" w:hanging="360"/>
+      </w:pPr>
+    </w:lvl>
+    <w:lvl w:ilvl="5" w:tentative="1">
+      <w:start w:val="1"/>
+      <w:numFmt w:val="decimal"/>
+      <w:lvlText w:val="%6."/>
+      <w:lvlJc w:val="left"/>
+      <w:pPr>
+        <w:tabs>
+          <w:tab w:val="num" w:pos="4320"/>
+        </w:tabs>
+        <w:ind w:left="4320" w:hanging="360"/>
+      </w:pPr>
+    </w:lvl>
+    <w:lvl w:ilvl="6" w:tentative="1">
+      <w:start w:val="1"/>
+      <w:numFmt w:val="decimal"/>
+      <w:lvlText w:val="%7."/>
+      <w:lvlJc w:val="left"/>
+      <w:pPr>
+        <w:tabs>
+          <w:tab w:val="num" w:pos="5040"/>
+        </w:tabs>
+        <w:ind w:left="5040" w:hanging="360"/>
+      </w:pPr>
+    </w:lvl>
+    <w:lvl w:ilvl="7" w:tentative="1">
+      <w:start w:val="1"/>
+      <w:numFmt w:val="decimal"/>
+      <w:lvlText w:val="%8."/>
+      <w:lvlJc w:val="left"/>
+      <w:pPr>
+        <w:tabs>
+          <w:tab w:val="num" w:pos="5760"/>
+        </w:tabs>
+        <w:ind w:left="5760" w:hanging="360"/>
+      </w:pPr>
+    </w:lvl>
+    <w:lvl w:ilvl="8" w:tentative="1">
+      <w:start w:val="1"/>
+      <w:numFmt w:val="decimal"/>
+      <w:lvlText w:val="%9."/>
+      <w:lvlJc w:val="left"/>
+      <w:pPr>
+        <w:tabs>
+          <w:tab w:val="num" w:pos="6480"/>
+        </w:tabs>
+        <w:ind w:left="6480" w:hanging="360"/>
+      </w:pPr>
+    </w:lvl>
+  </w:abstractNum>
+  <w:abstractNum w:abstractNumId="9" w15:restartNumberingAfterBreak="0">
     <w:nsid w:val="4AB6745D"/>
     <w:multiLevelType w:val="multilevel"/>
     <w:tmpl w:val="E22E870C"/>
@@ -32797,7 +34713,120 @@
       </w:rPr>
     </w:lvl>
   </w:abstractNum>
-  <w:abstractNum w:abstractNumId="6" w15:restartNumberingAfterBreak="0">
+  <w:abstractNum w:abstractNumId="10" w15:restartNumberingAfterBreak="0">
+    <w:nsid w:val="502C7240"/>
+    <w:multiLevelType w:val="multilevel"/>
+    <w:tmpl w:val="BBE83784"/>
+    <w:lvl w:ilvl="0">
+      <w:start w:val="1"/>
+      <w:numFmt w:val="decimal"/>
+      <w:lvlText w:val="%1."/>
+      <w:lvlJc w:val="left"/>
+      <w:pPr>
+        <w:tabs>
+          <w:tab w:val="num" w:pos="720"/>
+        </w:tabs>
+        <w:ind w:left="720" w:hanging="360"/>
+      </w:pPr>
+    </w:lvl>
+    <w:lvl w:ilvl="1" w:tentative="1">
+      <w:start w:val="1"/>
+      <w:numFmt w:val="decimal"/>
+      <w:lvlText w:val="%2."/>
+      <w:lvlJc w:val="left"/>
+      <w:pPr>
+        <w:tabs>
+          <w:tab w:val="num" w:pos="1440"/>
+        </w:tabs>
+        <w:ind w:left="1440" w:hanging="360"/>
+      </w:pPr>
+    </w:lvl>
+    <w:lvl w:ilvl="2" w:tentative="1">
+      <w:start w:val="1"/>
+      <w:numFmt w:val="decimal"/>
+      <w:lvlText w:val="%3."/>
+      <w:lvlJc w:val="left"/>
+      <w:pPr>
+        <w:tabs>
+          <w:tab w:val="num" w:pos="2160"/>
+        </w:tabs>
+        <w:ind w:left="2160" w:hanging="360"/>
+      </w:pPr>
+    </w:lvl>
+    <w:lvl w:ilvl="3" w:tentative="1">
+      <w:start w:val="1"/>
+      <w:numFmt w:val="decimal"/>
+      <w:lvlText w:val="%4."/>
+      <w:lvlJc w:val="left"/>
+      <w:pPr>
+        <w:tabs>
+          <w:tab w:val="num" w:pos="2880"/>
+        </w:tabs>
+        <w:ind w:left="2880" w:hanging="360"/>
+      </w:pPr>
+    </w:lvl>
+    <w:lvl w:ilvl="4" w:tentative="1">
+      <w:start w:val="1"/>
+      <w:numFmt w:val="decimal"/>
+      <w:lvlText w:val="%5."/>
+      <w:lvlJc w:val="left"/>
+      <w:pPr>
+        <w:tabs>
+          <w:tab w:val="num" w:pos="3600"/>
+        </w:tabs>
+        <w:ind w:left="3600" w:hanging="360"/>
+      </w:pPr>
+    </w:lvl>
+    <w:lvl w:ilvl="5" w:tentative="1">
+      <w:start w:val="1"/>
+      <w:numFmt w:val="decimal"/>
+      <w:lvlText w:val="%6."/>
+      <w:lvlJc w:val="left"/>
+      <w:pPr>
+        <w:tabs>
+          <w:tab w:val="num" w:pos="4320"/>
+        </w:tabs>
+        <w:ind w:left="4320" w:hanging="360"/>
+      </w:pPr>
+    </w:lvl>
+    <w:lvl w:ilvl="6" w:tentative="1">
+      <w:start w:val="1"/>
+      <w:numFmt w:val="decimal"/>
+      <w:lvlText w:val="%7."/>
+      <w:lvlJc w:val="left"/>
+      <w:pPr>
+        <w:tabs>
+          <w:tab w:val="num" w:pos="5040"/>
+        </w:tabs>
+        <w:ind w:left="5040" w:hanging="360"/>
+      </w:pPr>
+    </w:lvl>
+    <w:lvl w:ilvl="7" w:tentative="1">
+      <w:start w:val="1"/>
+      <w:numFmt w:val="decimal"/>
+      <w:lvlText w:val="%8."/>
+      <w:lvlJc w:val="left"/>
+      <w:pPr>
+        <w:tabs>
+          <w:tab w:val="num" w:pos="5760"/>
+        </w:tabs>
+        <w:ind w:left="5760" w:hanging="360"/>
+      </w:pPr>
+    </w:lvl>
+    <w:lvl w:ilvl="8" w:tentative="1">
+      <w:start w:val="1"/>
+      <w:numFmt w:val="decimal"/>
+      <w:lvlText w:val="%9."/>
+      <w:lvlJc w:val="left"/>
+      <w:pPr>
+        <w:tabs>
+          <w:tab w:val="num" w:pos="6480"/>
+        </w:tabs>
+        <w:ind w:left="6480" w:hanging="360"/>
+      </w:pPr>
+    </w:lvl>
+  </w:abstractNum>
+  <w:abstractNum w:abstractNumId="11" w15:restartNumberingAfterBreak="0">
     <w:nsid w:val="552D67DA"/>
     <w:multiLevelType w:val="hybridMultilevel"/>
     <w:tmpl w:val="922C49FE"/>
@@ -32886,7 +34915,7 @@
       </w:pPr>
     </w:lvl>
   </w:abstractNum>
-  <w:abstractNum w:abstractNumId="7" w15:restartNumberingAfterBreak="0">
+  <w:abstractNum w:abstractNumId="12" w15:restartNumberingAfterBreak="0">
     <w:nsid w:val="5E1E696F"/>
     <w:multiLevelType w:val="multilevel"/>
     <w:tmpl w:val="1472B5DA"/>
@@ -32999,7 +35028,7 @@
       </w:pPr>
     </w:lvl>
   </w:abstractNum>
-  <w:abstractNum w:abstractNumId="8" w15:restartNumberingAfterBreak="0">
+  <w:abstractNum w:abstractNumId="13" w15:restartNumberingAfterBreak="0">
     <w:nsid w:val="620C2229"/>
     <w:multiLevelType w:val="hybridMultilevel"/>
     <w:tmpl w:val="6DB8A0A2"/>
@@ -33112,32 +35141,163 @@
       </w:rPr>
     </w:lvl>
   </w:abstractNum>
+  <w:abstractNum w:abstractNumId="14" w15:restartNumberingAfterBreak="0">
+    <w:nsid w:val="7A957864"/>
+    <w:multiLevelType w:val="hybridMultilevel"/>
+    <w:tmpl w:val="6B3EA13E"/>
+    <w:lvl w:ilvl="0" w:tplc="40090001">
+      <w:start w:val="1"/>
+      <w:numFmt w:val="bullet"/>
+      <w:lvlText w:val=""/>
+      <w:lvlJc w:val="left"/>
+      <w:pPr>
+        <w:ind w:left="720" w:hanging="360"/>
+      </w:pPr>
+      <w:rPr>
+        <w:rFonts w:ascii="Symbol" w:hAnsi="Symbol" w:hint="default"/>
+      </w:rPr>
+    </w:lvl>
+    <w:lvl w:ilvl="1" w:tplc="40090003" w:tentative="1">
+      <w:start w:val="1"/>
+      <w:numFmt w:val="bullet"/>
+      <w:lvlText w:val="o"/>
+      <w:lvlJc w:val="left"/>
+      <w:pPr>
+        <w:ind w:left="1440" w:hanging="360"/>
+      </w:pPr>
+      <w:rPr>
+        <w:rFonts w:ascii="Courier New" w:hAnsi="Courier New" w:cs="Courier New" w:hint="default"/>
+      </w:rPr>
+    </w:lvl>
+    <w:lvl w:ilvl="2" w:tplc="40090005" w:tentative="1">
+      <w:start w:val="1"/>
+      <w:numFmt w:val="bullet"/>
+      <w:lvlText w:val=""/>
+      <w:lvlJc w:val="left"/>
+      <w:pPr>
+        <w:ind w:left="2160" w:hanging="360"/>
+      </w:pPr>
+      <w:rPr>
+        <w:rFonts w:ascii="Wingdings" w:hAnsi="Wingdings" w:hint="default"/>
+      </w:rPr>
+    </w:lvl>
+    <w:lvl w:ilvl="3" w:tplc="40090001" w:tentative="1">
+      <w:start w:val="1"/>
+      <w:numFmt w:val="bullet"/>
+      <w:lvlText w:val=""/>
+      <w:lvlJc w:val="left"/>
+      <w:pPr>
+        <w:ind w:left="2880" w:hanging="360"/>
+      </w:pPr>
+      <w:rPr>
+        <w:rFonts w:ascii="Symbol" w:hAnsi="Symbol" w:hint="default"/>
+      </w:rPr>
+    </w:lvl>
+    <w:lvl w:ilvl="4" w:tplc="40090003" w:tentative="1">
+      <w:start w:val="1"/>
+      <w:numFmt w:val="bullet"/>
+      <w:lvlText w:val="o"/>
+      <w:lvlJc w:val="left"/>
+      <w:pPr>
+        <w:ind w:left="3600" w:hanging="360"/>
+      </w:pPr>
+      <w:rPr>
+        <w:rFonts w:ascii="Courier New" w:hAnsi="Courier New" w:cs="Courier New" w:hint="default"/>
+      </w:rPr>
+    </w:lvl>
+    <w:lvl w:ilvl="5" w:tplc="40090005" w:tentative="1">
+      <w:start w:val="1"/>
+      <w:numFmt w:val="bullet"/>
+      <w:lvlText w:val=""/>
+      <w:lvlJc w:val="left"/>
+      <w:pPr>
+        <w:ind w:left="4320" w:hanging="360"/>
+      </w:pPr>
+      <w:rPr>
+        <w:rFonts w:ascii="Wingdings" w:hAnsi="Wingdings" w:hint="default"/>
+      </w:rPr>
+    </w:lvl>
+    <w:lvl w:ilvl="6" w:tplc="40090001" w:tentative="1">
+      <w:start w:val="1"/>
+      <w:numFmt w:val="bullet"/>
+      <w:lvlText w:val=""/>
+      <w:lvlJc w:val="left"/>
+      <w:pPr>
+        <w:ind w:left="5040" w:hanging="360"/>
+      </w:pPr>
+      <w:rPr>
+        <w:rFonts w:ascii="Symbol" w:hAnsi="Symbol" w:hint="default"/>
+      </w:rPr>
+    </w:lvl>
+    <w:lvl w:ilvl="7" w:tplc="40090003" w:tentative="1">
+      <w:start w:val="1"/>
+      <w:numFmt w:val="bullet"/>
+      <w:lvlText w:val="o"/>
+      <w:lvlJc w:val="left"/>
+      <w:pPr>
+        <w:ind w:left="5760" w:hanging="360"/>
+      </w:pPr>
+      <w:rPr>
+        <w:rFonts w:ascii="Courier New" w:hAnsi="Courier New" w:cs="Courier New" w:hint="default"/>
+      </w:rPr>
+    </w:lvl>
+    <w:lvl w:ilvl="8" w:tplc="40090005" w:tentative="1">
+      <w:start w:val="1"/>
+      <w:numFmt w:val="bullet"/>
+      <w:lvlText w:val=""/>
+      <w:lvlJc w:val="left"/>
+      <w:pPr>
+        <w:ind w:left="6480" w:hanging="360"/>
+      </w:pPr>
+      <w:rPr>
+        <w:rFonts w:ascii="Wingdings" w:hAnsi="Wingdings" w:hint="default"/>
+      </w:rPr>
+    </w:lvl>
+  </w:abstractNum>
   <w:num w:numId="1">
     <w:abstractNumId w:val="0"/>
   </w:num>
   <w:num w:numId="2">
+    <w:abstractNumId w:val="9"/>
+  </w:num>
+  <w:num w:numId="3">
+    <w:abstractNumId w:val="12"/>
+  </w:num>
+  <w:num w:numId="4">
+    <w:abstractNumId w:val="7"/>
+  </w:num>
+  <w:num w:numId="5">
+    <w:abstractNumId w:val="11"/>
+  </w:num>
+  <w:num w:numId="6">
     <w:abstractNumId w:val="5"/>
   </w:num>
-  <w:num w:numId="3">
-    <w:abstractNumId w:val="7"/>
-  </w:num>
-  <w:num w:numId="4">
-    <w:abstractNumId w:val="4"/>
-  </w:num>
-  <w:num w:numId="5">
-    <w:abstractNumId w:val="6"/>
-  </w:num>
-  <w:num w:numId="6">
-    <w:abstractNumId w:val="3"/>
-  </w:num>
   <w:num w:numId="7">
-    <w:abstractNumId w:val="8"/>
+    <w:abstractNumId w:val="13"/>
   </w:num>
   <w:num w:numId="8">
     <w:abstractNumId w:val="2"/>
   </w:num>
   <w:num w:numId="9">
     <w:abstractNumId w:val="1"/>
+  </w:num>
+  <w:num w:numId="10">
+    <w:abstractNumId w:val="8"/>
+  </w:num>
+  <w:num w:numId="11">
+    <w:abstractNumId w:val="10"/>
+  </w:num>
+  <w:num w:numId="12">
+    <w:abstractNumId w:val="4"/>
+  </w:num>
+  <w:num w:numId="13">
+    <w:abstractNumId w:val="3"/>
+  </w:num>
+  <w:num w:numId="14">
+    <w:abstractNumId w:val="14"/>
+  </w:num>
+  <w:num w:numId="15">
+    <w:abstractNumId w:val="6"/>
   </w:num>
   <w:numIdMacAtCleanup w:val="6"/>
 </w:numbering>
@@ -33646,6 +35806,7 @@
   <w:style w:type="character" w:default="1" w:styleId="DefaultParagraphFont">
     <w:name w:val="Default Paragraph Font"/>
     <w:uiPriority w:val="1"/>
+    <w:semiHidden/>
     <w:unhideWhenUsed/>
   </w:style>
   <w:style w:type="table" w:default="1" w:styleId="TableNormal">
@@ -34124,6 +36285,20 @@
       <w:szCs w:val="24"/>
     </w:rPr>
   </w:style>
+  <w:style w:type="paragraph" w:customStyle="1" w:styleId="font-claude-response-body">
+    <w:name w:val="font-claude-response-body"/>
+    <w:basedOn w:val="Normal"/>
+    <w:rsid w:val="00EA6040"/>
+    <w:pPr>
+      <w:spacing w:before="100" w:beforeAutospacing="1" w:after="100" w:afterAutospacing="1" w:line="240" w:lineRule="auto"/>
+    </w:pPr>
+    <w:rPr>
+      <w:rFonts w:ascii="Times New Roman" w:eastAsia="Times New Roman" w:hAnsi="Times New Roman" w:cs="Times New Roman"/>
+      <w:sz w:val="24"/>
+      <w:szCs w:val="24"/>
+      <w:lang w:eastAsia="en-IN"/>
+    </w:rPr>
+  </w:style>
 </w:styles>
 </file>
 
@@ -34427,7 +36602,7 @@
 </file>
 
 <file path=customXml/itemProps1.xml><?xml version="1.0" encoding="utf-8"?>
-<ds:datastoreItem xmlns:ds="http://schemas.openxmlformats.org/officeDocument/2006/customXml" ds:itemID="{B4732043-69E2-46A8-A87E-D0B3B30375CD}">
+<ds:datastoreItem xmlns:ds="http://schemas.openxmlformats.org/officeDocument/2006/customXml" ds:itemID="{C07C1803-BAA7-46A7-B58E-D713D88560D0}">
   <ds:schemaRefs>
     <ds:schemaRef ds:uri="http://schemas.openxmlformats.org/officeDocument/2006/bibliography"/>
   </ds:schemaRefs>

--- a/08. Binary Search/Binary Search.docx
+++ b/08. Binary Search/Binary Search.docx
@@ -1990,7 +1990,29 @@
             <w:szCs w:val="24"/>
             <w:u w:val="none"/>
           </w:rPr>
-          <w:t>https://www.geeksforgeeks.org/problems/number-of-occurrence2259/1</w:t>
+          <w:t>https://www.geeksforgeeks.org/problems/num</w:t>
+        </w:r>
+        <w:r>
+          <w:rPr>
+            <w:rStyle w:val="Hyperlink"/>
+            <w:rFonts w:asciiTheme="majorHAnsi" w:hAnsiTheme="majorHAnsi" w:cstheme="majorHAnsi"/>
+            <w:color w:val="1F4E79" w:themeColor="accent5" w:themeShade="80"/>
+            <w:sz w:val="24"/>
+            <w:szCs w:val="24"/>
+            <w:u w:val="none"/>
+          </w:rPr>
+          <w:t>b</w:t>
+        </w:r>
+        <w:r>
+          <w:rPr>
+            <w:rStyle w:val="Hyperlink"/>
+            <w:rFonts w:asciiTheme="majorHAnsi" w:hAnsiTheme="majorHAnsi" w:cstheme="majorHAnsi"/>
+            <w:color w:val="1F4E79" w:themeColor="accent5" w:themeShade="80"/>
+            <w:sz w:val="24"/>
+            <w:szCs w:val="24"/>
+            <w:u w:val="none"/>
+          </w:rPr>
+          <w:t>er-of-occurrence2259/1</w:t>
         </w:r>
       </w:hyperlink>
     </w:p>
@@ -2060,7 +2082,29 @@
             <w:szCs w:val="24"/>
             <w:u w:val="none"/>
           </w:rPr>
-          <w:t>https://www.geeksforgeeks.org/problems/rotation4723/1</w:t>
+          <w:t>https://www.geeksfo</w:t>
+        </w:r>
+        <w:r>
+          <w:rPr>
+            <w:rStyle w:val="Hyperlink"/>
+            <w:rFonts w:asciiTheme="majorHAnsi" w:hAnsiTheme="majorHAnsi" w:cstheme="majorHAnsi"/>
+            <w:color w:val="1F4E79" w:themeColor="accent5" w:themeShade="80"/>
+            <w:sz w:val="24"/>
+            <w:szCs w:val="24"/>
+            <w:u w:val="none"/>
+          </w:rPr>
+          <w:t>r</w:t>
+        </w:r>
+        <w:r>
+          <w:rPr>
+            <w:rStyle w:val="Hyperlink"/>
+            <w:rFonts w:asciiTheme="majorHAnsi" w:hAnsiTheme="majorHAnsi" w:cstheme="majorHAnsi"/>
+            <w:color w:val="1F4E79" w:themeColor="accent5" w:themeShade="80"/>
+            <w:sz w:val="24"/>
+            <w:szCs w:val="24"/>
+            <w:u w:val="none"/>
+          </w:rPr>
+          <w:t>geeks.org/problems/rotation4723/1</w:t>
         </w:r>
       </w:hyperlink>
     </w:p>
@@ -2132,7 +2176,29 @@
             <w:szCs w:val="24"/>
             <w:u w:val="none"/>
           </w:rPr>
-          <w:t>https://leetcode.com/problems/search-in-rotated-sorted-array/</w:t>
+          <w:t>https://leetcode.com/pr</w:t>
+        </w:r>
+        <w:r>
+          <w:rPr>
+            <w:rStyle w:val="Hyperlink"/>
+            <w:rFonts w:asciiTheme="majorHAnsi" w:hAnsiTheme="majorHAnsi" w:cstheme="majorHAnsi"/>
+            <w:color w:val="1F4E79" w:themeColor="accent5" w:themeShade="80"/>
+            <w:sz w:val="24"/>
+            <w:szCs w:val="24"/>
+            <w:u w:val="none"/>
+          </w:rPr>
+          <w:t>o</w:t>
+        </w:r>
+        <w:r>
+          <w:rPr>
+            <w:rStyle w:val="Hyperlink"/>
+            <w:rFonts w:asciiTheme="majorHAnsi" w:hAnsiTheme="majorHAnsi" w:cstheme="majorHAnsi"/>
+            <w:color w:val="1F4E79" w:themeColor="accent5" w:themeShade="80"/>
+            <w:sz w:val="24"/>
+            <w:szCs w:val="24"/>
+            <w:u w:val="none"/>
+          </w:rPr>
+          <w:t>blems/search-in-rotated-sorted-array/</w:t>
         </w:r>
       </w:hyperlink>
     </w:p>
@@ -2225,161 +2291,17 @@
         </w:rPr>
       </w:pPr>
     </w:p>
+    <w:p>
+      <w:pPr>
+        <w:spacing w:before="100" w:beforeAutospacing="1" w:after="100" w:afterAutospacing="1" w:line="240" w:lineRule="auto"/>
+      </w:pPr>
+    </w:p>
+    <w:p>
+      <w:pPr>
+        <w:ind w:firstLine="720"/>
+      </w:pPr>
+    </w:p>
     <w:p/>
-    <w:p>
-      <w:pPr>
-        <w:rPr>
-          <w:b/>
-          <w:sz w:val="24"/>
-        </w:rPr>
-      </w:pPr>
-      <w:r>
-        <w:rPr>
-          <w:b/>
-          <w:sz w:val="24"/>
-        </w:rPr>
-        <w:t>Level 1 — Foundations (classic binary search on sorted arrays)</w:t>
-      </w:r>
-    </w:p>
-    <w:p>
-      <w:pPr>
-        <w:numPr>
-          <w:ilvl w:val="0"/>
-          <w:numId w:val="10"/>
-        </w:numPr>
-        <w:spacing w:before="100" w:beforeAutospacing="1" w:after="100" w:afterAutospacing="1" w:line="240" w:lineRule="auto"/>
-      </w:pPr>
-      <w:bookmarkStart w:id="8" w:name="_GoBack"/>
-      <w:bookmarkEnd w:id="8"/>
-      <w:r>
-        <w:rPr>
-          <w:rStyle w:val="Strong"/>
-        </w:rPr>
-        <w:t>Check If N and Its Double Exist</w:t>
-      </w:r>
-      <w:r>
-        <w:t xml:space="preserve"> (LC 1346) — binary search variant on lookup</w:t>
-      </w:r>
-    </w:p>
-    <w:p>
-      <w:pPr>
-        <w:pStyle w:val="ListParagraph"/>
-      </w:pPr>
-    </w:p>
-    <w:p>
-      <w:pPr>
-        <w:pStyle w:val="ListParagraph"/>
-        <w:numPr>
-          <w:ilvl w:val="0"/>
-          <w:numId w:val="13"/>
-        </w:numPr>
-      </w:pPr>
-      <w:r>
-        <w:t>Snapshot Array (1146) (Binary Search application)</w:t>
-      </w:r>
-      <w:r>
-        <w:tab/>
-      </w:r>
-      <w:proofErr w:type="spellStart"/>
-      <w:r>
-        <w:t>LeetCode</w:t>
-      </w:r>
-      <w:proofErr w:type="spellEnd"/>
-    </w:p>
-    <w:p>
-      <w:pPr>
-        <w:pStyle w:val="ListParagraph"/>
-        <w:numPr>
-          <w:ilvl w:val="0"/>
-          <w:numId w:val="13"/>
-        </w:numPr>
-      </w:pPr>
-      <w:r>
-        <w:t>Peak Index in a Mountain Array (852)</w:t>
-      </w:r>
-      <w:r>
-        <w:tab/>
-      </w:r>
-      <w:proofErr w:type="spellStart"/>
-      <w:r>
-        <w:t>LeetCode</w:t>
-      </w:r>
-      <w:proofErr w:type="spellEnd"/>
-    </w:p>
-    <w:p>
-      <w:pPr>
-        <w:pStyle w:val="ListParagraph"/>
-        <w:numPr>
-          <w:ilvl w:val="0"/>
-          <w:numId w:val="13"/>
-        </w:numPr>
-      </w:pPr>
-      <w:r>
-        <w:t>Find Peak Element (162)</w:t>
-      </w:r>
-      <w:r>
-        <w:tab/>
-      </w:r>
-      <w:proofErr w:type="spellStart"/>
-      <w:r>
-        <w:t>LeetCode</w:t>
-      </w:r>
-      <w:proofErr w:type="spellEnd"/>
-    </w:p>
-    <w:p>
-      <w:pPr>
-        <w:pStyle w:val="ListParagraph"/>
-        <w:numPr>
-          <w:ilvl w:val="0"/>
-          <w:numId w:val="13"/>
-        </w:numPr>
-      </w:pPr>
-      <w:r>
-        <w:t>Count Occurrences in Sorted Array</w:t>
-      </w:r>
-      <w:r>
-        <w:tab/>
-      </w:r>
-      <w:proofErr w:type="spellStart"/>
-      <w:r>
-        <w:t>GeeksforGeeks</w:t>
-      </w:r>
-      <w:proofErr w:type="spellEnd"/>
-    </w:p>
-    <w:p>
-      <w:pPr>
-        <w:pStyle w:val="ListParagraph"/>
-        <w:numPr>
-          <w:ilvl w:val="0"/>
-          <w:numId w:val="13"/>
-        </w:numPr>
-      </w:pPr>
-      <w:proofErr w:type="spellStart"/>
-      <w:r>
-        <w:t>Sqrt</w:t>
-      </w:r>
-      <w:proofErr w:type="spellEnd"/>
-      <w:r>
-        <w:t>(x) (69)</w:t>
-      </w:r>
-      <w:r>
-        <w:tab/>
-      </w:r>
-      <w:proofErr w:type="spellStart"/>
-      <w:r>
-        <w:t>LeetCode</w:t>
-      </w:r>
-      <w:proofErr w:type="spellEnd"/>
-      <w:r>
-        <w:tab/>
-        <w:t>Easy</w:t>
-      </w:r>
-    </w:p>
-    <w:p>
-      <w:pPr>
-        <w:pStyle w:val="ListParagraph"/>
-      </w:pPr>
-    </w:p>
     <w:p>
       <w:pPr>
         <w:pStyle w:val="Header"/>
@@ -2408,7 +2330,7 @@
           <w:sz w:val="40"/>
         </w:rPr>
       </w:pPr>
-      <w:bookmarkStart w:id="9" w:name="_Toc207697052"/>
+      <w:bookmarkStart w:id="8" w:name="_Toc207697052"/>
       <w:r>
         <w:rPr>
           <w:rFonts w:cstheme="majorHAnsi"/>
@@ -2435,7 +2357,7 @@
         </w:rPr>
         <w:t>Pro</w:t>
       </w:r>
-      <w:bookmarkEnd w:id="9"/>
+      <w:bookmarkEnd w:id="8"/>
     </w:p>
     <w:p>
       <w:pPr>
@@ -2462,7 +2384,7 @@
           <w:color w:val="1F4E79" w:themeColor="accent5" w:themeShade="80"/>
         </w:rPr>
       </w:pPr>
-      <w:bookmarkStart w:id="10" w:name="_Toc207697053"/>
+      <w:bookmarkStart w:id="9" w:name="_Toc207697053"/>
       <w:r>
         <w:rPr>
           <w:rFonts w:cstheme="majorHAnsi"/>
@@ -2470,7 +2392,7 @@
         </w:rPr>
         <w:t>Find Peak Element</w:t>
       </w:r>
-      <w:bookmarkEnd w:id="10"/>
+      <w:bookmarkEnd w:id="9"/>
       <w:r>
         <w:rPr>
           <w:rFonts w:cstheme="majorHAnsi"/>
@@ -2539,7 +2461,7 @@
           <w:color w:val="1F4E79" w:themeColor="accent5" w:themeShade="80"/>
         </w:rPr>
       </w:pPr>
-      <w:bookmarkStart w:id="11" w:name="_Toc207697054"/>
+      <w:bookmarkStart w:id="10" w:name="_Toc207697054"/>
       <w:r>
         <w:rPr>
           <w:rFonts w:cstheme="majorHAnsi"/>
@@ -2547,7 +2469,7 @@
         </w:rPr>
         <w:t>Search in 2D matrix</w:t>
       </w:r>
-      <w:bookmarkEnd w:id="11"/>
+      <w:bookmarkEnd w:id="10"/>
     </w:p>
     <w:p>
       <w:pPr>
@@ -2609,7 +2531,7 @@
           <w:color w:val="1F4E79" w:themeColor="accent5" w:themeShade="80"/>
         </w:rPr>
       </w:pPr>
-      <w:bookmarkStart w:id="12" w:name="_Toc207697055"/>
+      <w:bookmarkStart w:id="11" w:name="_Toc207697055"/>
       <w:r>
         <w:rPr>
           <w:rFonts w:cstheme="majorHAnsi"/>
@@ -2617,7 +2539,7 @@
         </w:rPr>
         <w:t>Allocate Minimum number of pages</w:t>
       </w:r>
-      <w:bookmarkEnd w:id="12"/>
+      <w:bookmarkEnd w:id="11"/>
     </w:p>
     <w:p>
       <w:pPr>
@@ -2677,7 +2599,7 @@
           <w:color w:val="1F4E79" w:themeColor="accent5" w:themeShade="80"/>
         </w:rPr>
       </w:pPr>
-      <w:bookmarkStart w:id="13" w:name="_Toc207697056"/>
+      <w:bookmarkStart w:id="12" w:name="_Toc207697056"/>
       <w:r>
         <w:rPr>
           <w:rFonts w:cstheme="majorHAnsi"/>
@@ -2685,7 +2607,7 @@
         </w:rPr>
         <w:t>Koko Eating Bananas</w:t>
       </w:r>
-      <w:bookmarkEnd w:id="13"/>
+      <w:bookmarkEnd w:id="12"/>
     </w:p>
     <w:p>
       <w:pPr>
@@ -2809,7 +2731,6 @@
     <w:p>
       <w:pPr>
         <w:spacing w:after="0"/>
-        <w:ind w:left="720"/>
         <w:rPr>
           <w:rFonts w:asciiTheme="majorHAnsi" w:hAnsiTheme="majorHAnsi" w:cstheme="majorHAnsi"/>
           <w:color w:val="1F4E79" w:themeColor="accent5" w:themeShade="80"/>
@@ -2820,8 +2741,421 @@
     </w:p>
     <w:p>
       <w:pPr>
+        <w:rPr>
+          <w:b/>
+        </w:rPr>
+      </w:pPr>
+      <w:r>
+        <w:rPr>
+          <w:b/>
+          <w:sz w:val="24"/>
+        </w:rPr>
+        <w:t>Level 2 — Applied (rotated arrays, 2D matrices, boundary-finding)</w:t>
+      </w:r>
+    </w:p>
+    <w:p>
+      <w:pPr>
+        <w:numPr>
+          <w:ilvl w:val="0"/>
+          <w:numId w:val="11"/>
+        </w:numPr>
+        <w:spacing w:before="100" w:beforeAutospacing="1" w:after="100" w:afterAutospacing="1" w:line="240" w:lineRule="auto"/>
+        <w:rPr>
+          <w:rStyle w:val="Strong"/>
+          <w:b w:val="0"/>
+          <w:bCs w:val="0"/>
+        </w:rPr>
+      </w:pPr>
+      <w:r>
+        <w:t>Peak Index in a Mountain Array (852)</w:t>
+      </w:r>
+      <w:r>
+        <w:tab/>
+      </w:r>
+      <w:proofErr w:type="spellStart"/>
+      <w:r>
+        <w:t>LeetCode</w:t>
+      </w:r>
+      <w:proofErr w:type="spellEnd"/>
+    </w:p>
+    <w:p>
+      <w:pPr>
+        <w:numPr>
+          <w:ilvl w:val="0"/>
+          <w:numId w:val="11"/>
+        </w:numPr>
+        <w:spacing w:before="100" w:beforeAutospacing="1" w:after="100" w:afterAutospacing="1" w:line="240" w:lineRule="auto"/>
+      </w:pPr>
+      <w:r>
+        <w:rPr>
+          <w:rStyle w:val="Strong"/>
+        </w:rPr>
+        <w:t>Time Based Key-Value Store</w:t>
+      </w:r>
+      <w:r>
+        <w:t xml:space="preserve"> (LC 981) — binary search inside a </w:t>
+      </w:r>
+      <w:proofErr w:type="spellStart"/>
+      <w:r>
+        <w:t>hashmap</w:t>
+      </w:r>
+      <w:proofErr w:type="spellEnd"/>
+      <w:r>
+        <w:t>-of-lists design, confirmed as a recurring FAANG variant</w:t>
+      </w:r>
+    </w:p>
+    <w:p>
+      <w:pPr>
+        <w:numPr>
+          <w:ilvl w:val="0"/>
+          <w:numId w:val="11"/>
+        </w:numPr>
+        <w:spacing w:before="100" w:beforeAutospacing="1" w:after="100" w:afterAutospacing="1" w:line="240" w:lineRule="auto"/>
+      </w:pPr>
+      <w:r>
+        <w:rPr>
+          <w:rStyle w:val="Strong"/>
+        </w:rPr>
+        <w:t>Find the Smallest Divisor Given a Threshold</w:t>
+      </w:r>
+      <w:r>
+        <w:t xml:space="preserve"> (LC 1283) — binary search on answer</w:t>
+      </w:r>
+    </w:p>
+    <w:p>
+      <w:pPr>
+        <w:pStyle w:val="ListParagraph"/>
+        <w:numPr>
+          <w:ilvl w:val="0"/>
+          <w:numId w:val="14"/>
+        </w:numPr>
+      </w:pPr>
+      <w:r>
+        <w:t>Search in Rotated Sorted Array II (81)</w:t>
+      </w:r>
+      <w:r>
+        <w:tab/>
+      </w:r>
+      <w:proofErr w:type="spellStart"/>
+      <w:r>
+        <w:t>LeetCode</w:t>
+      </w:r>
+      <w:proofErr w:type="spellEnd"/>
+    </w:p>
+    <w:p>
+      <w:pPr>
+        <w:pStyle w:val="ListParagraph"/>
+        <w:numPr>
+          <w:ilvl w:val="0"/>
+          <w:numId w:val="14"/>
+        </w:numPr>
+      </w:pPr>
+      <w:r>
+        <w:t>Find Minimum in Rotated Sorted Array (153)</w:t>
+      </w:r>
+      <w:r>
+        <w:tab/>
+      </w:r>
+      <w:proofErr w:type="spellStart"/>
+      <w:r>
+        <w:t>LeetCode</w:t>
+      </w:r>
+      <w:proofErr w:type="spellEnd"/>
+    </w:p>
+    <w:p>
+      <w:pPr>
+        <w:pStyle w:val="ListParagraph"/>
+        <w:numPr>
+          <w:ilvl w:val="0"/>
+          <w:numId w:val="14"/>
+        </w:numPr>
+      </w:pPr>
+      <w:r>
+        <w:t>Find Minimum in Rotated Sorted Array II (154)</w:t>
+      </w:r>
+      <w:r>
+        <w:tab/>
+      </w:r>
+      <w:proofErr w:type="spellStart"/>
+      <w:r>
+        <w:t>LeetCode</w:t>
+      </w:r>
+      <w:proofErr w:type="spellEnd"/>
+    </w:p>
+    <w:p>
+      <w:pPr>
+        <w:pStyle w:val="ListParagraph"/>
+      </w:pPr>
+    </w:p>
+    <w:p>
+      <w:pPr>
+        <w:pStyle w:val="ListParagraph"/>
+        <w:numPr>
+          <w:ilvl w:val="0"/>
+          <w:numId w:val="14"/>
+        </w:numPr>
+      </w:pPr>
+      <w:r>
+        <w:t>Search a 2D Matrix (74)</w:t>
+      </w:r>
+      <w:r>
+        <w:tab/>
+      </w:r>
+      <w:proofErr w:type="spellStart"/>
+      <w:r>
+        <w:t>LeetCode</w:t>
+      </w:r>
+      <w:proofErr w:type="spellEnd"/>
+    </w:p>
+    <w:p>
+      <w:pPr>
+        <w:pStyle w:val="ListParagraph"/>
+        <w:numPr>
+          <w:ilvl w:val="0"/>
+          <w:numId w:val="14"/>
+        </w:numPr>
+      </w:pPr>
+      <w:r>
+        <w:t>Search a 2D Matrix II (240)</w:t>
+      </w:r>
+      <w:r>
+        <w:tab/>
+      </w:r>
+      <w:proofErr w:type="spellStart"/>
+      <w:r>
+        <w:t>LeetCode</w:t>
+      </w:r>
+      <w:proofErr w:type="spellEnd"/>
+    </w:p>
+    <w:p>
+      <w:pPr>
+        <w:pStyle w:val="ListParagraph"/>
+        <w:numPr>
+          <w:ilvl w:val="0"/>
+          <w:numId w:val="14"/>
+        </w:numPr>
+      </w:pPr>
+      <w:r>
+        <w:t>Kth Smallest Element in a Sorted Matrix (378)</w:t>
+      </w:r>
+      <w:r>
+        <w:tab/>
+      </w:r>
+      <w:proofErr w:type="spellStart"/>
+      <w:r>
+        <w:t>LeetCode</w:t>
+      </w:r>
+      <w:proofErr w:type="spellEnd"/>
+    </w:p>
+    <w:p>
+      <w:pPr>
+        <w:pStyle w:val="ListParagraph"/>
+        <w:numPr>
+          <w:ilvl w:val="0"/>
+          <w:numId w:val="14"/>
+        </w:numPr>
+      </w:pPr>
+      <w:r>
+        <w:t>Find in Mountain Array (1095)</w:t>
+      </w:r>
+      <w:r>
+        <w:tab/>
+      </w:r>
+      <w:proofErr w:type="spellStart"/>
+      <w:r>
+        <w:t>LeetCode</w:t>
+      </w:r>
+      <w:proofErr w:type="spellEnd"/>
+    </w:p>
+    <w:p>
+      <w:pPr>
+        <w:pStyle w:val="ListParagraph"/>
+      </w:pPr>
+    </w:p>
+    <w:p>
+      <w:pPr>
+        <w:pStyle w:val="ListParagraph"/>
+        <w:numPr>
+          <w:ilvl w:val="0"/>
+          <w:numId w:val="14"/>
+        </w:numPr>
+      </w:pPr>
+      <w:r>
+        <w:t>Capacity To Ship Packages Within D Days (1011)</w:t>
+      </w:r>
+      <w:r>
+        <w:tab/>
+      </w:r>
+      <w:proofErr w:type="spellStart"/>
+      <w:r>
+        <w:t>LeetCode</w:t>
+      </w:r>
+      <w:proofErr w:type="spellEnd"/>
+    </w:p>
+    <w:p>
+      <w:pPr>
+        <w:pStyle w:val="ListParagraph"/>
+        <w:numPr>
+          <w:ilvl w:val="0"/>
+          <w:numId w:val="14"/>
+        </w:numPr>
+      </w:pPr>
+      <w:r>
+        <w:t>Magnetic Force Between Two Balls (1552)</w:t>
+      </w:r>
+      <w:r>
+        <w:tab/>
+      </w:r>
+      <w:proofErr w:type="spellStart"/>
+      <w:r>
+        <w:t>LeetCode</w:t>
+      </w:r>
+      <w:proofErr w:type="spellEnd"/>
+    </w:p>
+    <w:p>
+      <w:pPr>
+        <w:pStyle w:val="ListParagraph"/>
+      </w:pPr>
+    </w:p>
+    <w:p>
+      <w:pPr>
+        <w:pStyle w:val="ListParagraph"/>
+        <w:numPr>
+          <w:ilvl w:val="0"/>
+          <w:numId w:val="14"/>
+        </w:numPr>
+      </w:pPr>
+      <w:r>
+        <w:t>Single Element in a Sorted Array (540)</w:t>
+      </w:r>
+      <w:r>
+        <w:tab/>
+      </w:r>
+      <w:proofErr w:type="spellStart"/>
+      <w:r>
+        <w:t>LeetCode</w:t>
+      </w:r>
+      <w:proofErr w:type="spellEnd"/>
+    </w:p>
+    <w:p>
+      <w:pPr>
+        <w:pStyle w:val="ListParagraph"/>
+        <w:numPr>
+          <w:ilvl w:val="0"/>
+          <w:numId w:val="14"/>
+        </w:numPr>
+      </w:pPr>
+      <w:r>
+        <w:t>Missing Element in Sorted Array</w:t>
+      </w:r>
+      <w:r>
+        <w:tab/>
+      </w:r>
+      <w:proofErr w:type="spellStart"/>
+      <w:r>
+        <w:t>LeetCode</w:t>
+      </w:r>
+      <w:proofErr w:type="spellEnd"/>
+      <w:r>
+        <w:t xml:space="preserve"> Premium</w:t>
+      </w:r>
+    </w:p>
+    <w:p>
+      <w:pPr>
+        <w:pStyle w:val="ListParagraph"/>
+        <w:numPr>
+          <w:ilvl w:val="0"/>
+          <w:numId w:val="14"/>
+        </w:numPr>
+      </w:pPr>
+      <w:r>
+        <w:t>Find K Closest Elements (658)</w:t>
+      </w:r>
+      <w:r>
+        <w:tab/>
+      </w:r>
+      <w:proofErr w:type="spellStart"/>
+      <w:r>
+        <w:t>LeetCode</w:t>
+      </w:r>
+      <w:proofErr w:type="spellEnd"/>
+    </w:p>
+    <w:p>
+      <w:pPr>
+        <w:pStyle w:val="ListParagraph"/>
+      </w:pPr>
+    </w:p>
+    <w:p>
+      <w:pPr>
+        <w:pStyle w:val="ListParagraph"/>
+        <w:numPr>
+          <w:ilvl w:val="0"/>
+          <w:numId w:val="14"/>
+        </w:numPr>
+      </w:pPr>
+      <w:r>
+        <w:t xml:space="preserve">Search in </w:t>
+      </w:r>
+      <w:proofErr w:type="spellStart"/>
+      <w:r>
+        <w:t>Bitonic</w:t>
+      </w:r>
+      <w:proofErr w:type="spellEnd"/>
+      <w:r>
+        <w:t xml:space="preserve"> Array</w:t>
+      </w:r>
+      <w:r>
+        <w:tab/>
+      </w:r>
+      <w:proofErr w:type="spellStart"/>
+      <w:r>
+        <w:t>GeeksforGeeks</w:t>
+      </w:r>
+      <w:proofErr w:type="spellEnd"/>
+    </w:p>
+    <w:p>
+      <w:pPr>
+        <w:pStyle w:val="ListParagraph"/>
+        <w:numPr>
+          <w:ilvl w:val="0"/>
+          <w:numId w:val="14"/>
+        </w:numPr>
+      </w:pPr>
+      <w:r>
+        <w:t>Number of Times Sorted Array is Rotated</w:t>
+      </w:r>
+      <w:r>
+        <w:tab/>
+      </w:r>
+      <w:proofErr w:type="spellStart"/>
+      <w:r>
+        <w:t>GeeksforGeeks</w:t>
+      </w:r>
+      <w:proofErr w:type="spellEnd"/>
+    </w:p>
+    <w:p>
+      <w:pPr>
+        <w:pStyle w:val="ListParagraph"/>
+        <w:numPr>
+          <w:ilvl w:val="0"/>
+          <w:numId w:val="14"/>
+        </w:numPr>
+      </w:pPr>
+      <w:r>
+        <w:t>Allocate Minimum Number of Pages</w:t>
+      </w:r>
+      <w:r>
+        <w:tab/>
+      </w:r>
+      <w:proofErr w:type="spellStart"/>
+      <w:r>
+        <w:t>GeeksforGeeks</w:t>
+      </w:r>
+      <w:proofErr w:type="spellEnd"/>
+    </w:p>
+    <w:p>
+      <w:pPr>
         <w:spacing w:after="0"/>
-        <w:ind w:left="720"/>
         <w:rPr>
           <w:rFonts w:asciiTheme="majorHAnsi" w:hAnsiTheme="majorHAnsi" w:cstheme="majorHAnsi"/>
           <w:color w:val="1F4E79" w:themeColor="accent5" w:themeShade="80"/>
@@ -2830,23 +3164,6 @@
         </w:rPr>
       </w:pPr>
     </w:p>
-    <w:p/>
-    <w:p/>
-    <w:p/>
-    <w:p/>
-    <w:p/>
-    <w:p/>
-    <w:p/>
-    <w:p/>
-    <w:p/>
-    <w:p/>
-    <w:p/>
-    <w:p/>
-    <w:p/>
-    <w:p/>
-    <w:p/>
-    <w:p/>
-    <w:p/>
     <w:p/>
     <w:p>
       <w:pPr>
@@ -2860,8 +3177,8 @@
           <w:u w:val="single"/>
         </w:rPr>
       </w:pPr>
-      <w:bookmarkStart w:id="14" w:name="_Toc138608496"/>
-      <w:bookmarkStart w:id="15" w:name="_Toc207697057"/>
+      <w:bookmarkStart w:id="13" w:name="_Toc138608496"/>
+      <w:bookmarkStart w:id="14" w:name="_Toc207697057"/>
       <w:r>
         <w:rPr>
           <w:rFonts w:cstheme="majorHAnsi"/>
@@ -2878,7 +3195,7 @@
         </w:rPr>
         <w:t xml:space="preserve"> </w:t>
       </w:r>
-      <w:bookmarkEnd w:id="14"/>
+      <w:bookmarkEnd w:id="13"/>
       <w:r>
         <w:rPr>
           <w:rFonts w:cstheme="majorHAnsi"/>
@@ -2889,551 +3206,8 @@
         </w:rPr>
         <w:t>Legend</w:t>
       </w:r>
-      <w:bookmarkEnd w:id="15"/>
-    </w:p>
-    <w:p/>
-    <w:p>
-      <w:pPr>
-        <w:spacing w:before="100" w:beforeAutospacing="1" w:after="100" w:afterAutospacing="1" w:line="240" w:lineRule="auto"/>
-      </w:pPr>
-    </w:p>
-    <w:p>
-      <w:pPr>
-        <w:spacing w:before="100" w:beforeAutospacing="1" w:after="100" w:afterAutospacing="1" w:line="240" w:lineRule="auto"/>
-      </w:pPr>
-    </w:p>
-    <w:p>
-      <w:pPr>
-        <w:spacing w:before="100" w:beforeAutospacing="1" w:after="100" w:afterAutospacing="1" w:line="240" w:lineRule="auto"/>
-      </w:pPr>
-    </w:p>
-    <w:p>
-      <w:pPr>
-        <w:spacing w:before="100" w:beforeAutospacing="1" w:after="100" w:afterAutospacing="1" w:line="240" w:lineRule="auto"/>
-      </w:pPr>
-    </w:p>
-    <w:p>
-      <w:pPr>
-        <w:spacing w:before="100" w:beforeAutospacing="1" w:after="100" w:afterAutospacing="1" w:line="240" w:lineRule="auto"/>
-      </w:pPr>
-    </w:p>
-    <w:p>
-      <w:pPr>
-        <w:spacing w:before="100" w:beforeAutospacing="1" w:after="100" w:afterAutospacing="1" w:line="240" w:lineRule="auto"/>
-      </w:pPr>
-    </w:p>
-    <w:p>
-      <w:pPr>
-        <w:spacing w:before="100" w:beforeAutospacing="1" w:after="100" w:afterAutospacing="1" w:line="240" w:lineRule="auto"/>
-      </w:pPr>
-    </w:p>
-    <w:p>
-      <w:pPr>
-        <w:spacing w:before="100" w:beforeAutospacing="1" w:after="100" w:afterAutospacing="1" w:line="240" w:lineRule="auto"/>
-      </w:pPr>
-    </w:p>
-    <w:p>
-      <w:pPr>
-        <w:spacing w:before="100" w:beforeAutospacing="1" w:after="100" w:afterAutospacing="1" w:line="240" w:lineRule="auto"/>
-      </w:pPr>
-    </w:p>
-    <w:p>
-      <w:pPr>
-        <w:spacing w:before="100" w:beforeAutospacing="1" w:after="100" w:afterAutospacing="1" w:line="240" w:lineRule="auto"/>
-      </w:pPr>
-    </w:p>
-    <w:p>
-      <w:pPr>
-        <w:spacing w:before="100" w:beforeAutospacing="1" w:after="100" w:afterAutospacing="1" w:line="240" w:lineRule="auto"/>
-      </w:pPr>
-    </w:p>
-    <w:p>
-      <w:pPr>
-        <w:spacing w:before="100" w:beforeAutospacing="1" w:after="100" w:afterAutospacing="1" w:line="240" w:lineRule="auto"/>
-      </w:pPr>
-    </w:p>
-    <w:p>
-      <w:pPr>
-        <w:spacing w:before="100" w:beforeAutospacing="1" w:after="100" w:afterAutospacing="1" w:line="240" w:lineRule="auto"/>
-      </w:pPr>
-    </w:p>
-    <w:p>
-      <w:pPr>
-        <w:spacing w:before="100" w:beforeAutospacing="1" w:after="100" w:afterAutospacing="1" w:line="240" w:lineRule="auto"/>
-      </w:pPr>
-    </w:p>
-    <w:p>
-      <w:pPr>
-        <w:rPr>
-          <w:b/>
-        </w:rPr>
-      </w:pPr>
-      <w:r>
-        <w:rPr>
-          <w:b/>
-          <w:sz w:val="24"/>
-        </w:rPr>
-        <w:t>Level 2 — Applied (rotated arrays, 2D matrices, boundary-finding)</w:t>
-      </w:r>
-    </w:p>
-    <w:p>
-      <w:pPr>
-        <w:numPr>
-          <w:ilvl w:val="0"/>
-          <w:numId w:val="11"/>
-        </w:numPr>
-        <w:spacing w:before="100" w:beforeAutospacing="1" w:after="100" w:afterAutospacing="1" w:line="240" w:lineRule="auto"/>
-      </w:pPr>
-      <w:r>
-        <w:rPr>
-          <w:rStyle w:val="Strong"/>
-        </w:rPr>
-        <w:t>Time Based Key-Value Store</w:t>
-      </w:r>
-      <w:r>
-        <w:t xml:space="preserve"> (LC 981) — binary search inside a </w:t>
-      </w:r>
-      <w:proofErr w:type="spellStart"/>
-      <w:r>
-        <w:t>hashmap</w:t>
-      </w:r>
-      <w:proofErr w:type="spellEnd"/>
-      <w:r>
-        <w:t>-of-lists design, confirmed as a recurring FAANG variant</w:t>
-      </w:r>
-    </w:p>
-    <w:p>
-      <w:pPr>
-        <w:numPr>
-          <w:ilvl w:val="0"/>
-          <w:numId w:val="11"/>
-        </w:numPr>
-        <w:spacing w:before="100" w:beforeAutospacing="1" w:after="100" w:afterAutospacing="1" w:line="240" w:lineRule="auto"/>
-      </w:pPr>
-      <w:r>
-        <w:rPr>
-          <w:rStyle w:val="Strong"/>
-        </w:rPr>
-        <w:t>Find the Smallest Divisor Given a Threshold</w:t>
-      </w:r>
-      <w:r>
-        <w:t xml:space="preserve"> (LC 1283) — binary search on answer</w:t>
-      </w:r>
-    </w:p>
-    <w:p/>
-    <w:p>
-      <w:pPr>
-        <w:pStyle w:val="ListParagraph"/>
-        <w:numPr>
-          <w:ilvl w:val="0"/>
-          <w:numId w:val="14"/>
-        </w:numPr>
-      </w:pPr>
-      <w:r>
-        <w:t>Search in Rotated Sorted Array (33)</w:t>
-      </w:r>
-      <w:r>
-        <w:tab/>
-      </w:r>
-      <w:proofErr w:type="spellStart"/>
-      <w:r>
-        <w:t>LeetCode</w:t>
-      </w:r>
-      <w:proofErr w:type="spellEnd"/>
-    </w:p>
-    <w:p>
-      <w:pPr>
-        <w:pStyle w:val="ListParagraph"/>
-        <w:numPr>
-          <w:ilvl w:val="0"/>
-          <w:numId w:val="14"/>
-        </w:numPr>
-      </w:pPr>
-      <w:r>
-        <w:t>Search in Rotated Sorted Array II (81)</w:t>
-      </w:r>
-      <w:r>
-        <w:tab/>
-      </w:r>
-      <w:proofErr w:type="spellStart"/>
-      <w:r>
-        <w:t>LeetCode</w:t>
-      </w:r>
-      <w:proofErr w:type="spellEnd"/>
-    </w:p>
-    <w:p>
-      <w:pPr>
-        <w:pStyle w:val="ListParagraph"/>
-        <w:numPr>
-          <w:ilvl w:val="0"/>
-          <w:numId w:val="14"/>
-        </w:numPr>
-      </w:pPr>
-      <w:r>
-        <w:t>Find Minimum in Rotated Sorted Array (153)</w:t>
-      </w:r>
-      <w:r>
-        <w:tab/>
-      </w:r>
-      <w:proofErr w:type="spellStart"/>
-      <w:r>
-        <w:t>LeetCode</w:t>
-      </w:r>
-      <w:proofErr w:type="spellEnd"/>
-    </w:p>
-    <w:p>
-      <w:pPr>
-        <w:pStyle w:val="ListParagraph"/>
-        <w:numPr>
-          <w:ilvl w:val="0"/>
-          <w:numId w:val="14"/>
-        </w:numPr>
-      </w:pPr>
-      <w:r>
-        <w:t>Find Minimum in Rotated Sorted Array II (154)</w:t>
-      </w:r>
-      <w:r>
-        <w:tab/>
-      </w:r>
-      <w:proofErr w:type="spellStart"/>
-      <w:r>
-        <w:t>LeetCode</w:t>
-      </w:r>
-      <w:proofErr w:type="spellEnd"/>
-    </w:p>
-    <w:p>
-      <w:pPr>
-        <w:pStyle w:val="ListParagraph"/>
-      </w:pPr>
-    </w:p>
-    <w:p>
-      <w:pPr>
-        <w:pStyle w:val="ListParagraph"/>
-        <w:numPr>
-          <w:ilvl w:val="0"/>
-          <w:numId w:val="14"/>
-        </w:numPr>
-      </w:pPr>
-      <w:r>
-        <w:t>Search a 2D Matrix (74)</w:t>
-      </w:r>
-      <w:r>
-        <w:tab/>
-      </w:r>
-      <w:proofErr w:type="spellStart"/>
-      <w:r>
-        <w:t>LeetCode</w:t>
-      </w:r>
-      <w:proofErr w:type="spellEnd"/>
-    </w:p>
-    <w:p>
-      <w:pPr>
-        <w:pStyle w:val="ListParagraph"/>
-        <w:numPr>
-          <w:ilvl w:val="0"/>
-          <w:numId w:val="14"/>
-        </w:numPr>
-      </w:pPr>
-      <w:r>
-        <w:t>Search a 2D Matrix II (240)</w:t>
-      </w:r>
-      <w:r>
-        <w:tab/>
-      </w:r>
-      <w:proofErr w:type="spellStart"/>
-      <w:r>
-        <w:t>LeetCode</w:t>
-      </w:r>
-      <w:proofErr w:type="spellEnd"/>
-    </w:p>
-    <w:p>
-      <w:pPr>
-        <w:pStyle w:val="ListParagraph"/>
-        <w:numPr>
-          <w:ilvl w:val="0"/>
-          <w:numId w:val="14"/>
-        </w:numPr>
-      </w:pPr>
-      <w:r>
-        <w:t>Kth Smallest Element in a Sorted Matrix (378)</w:t>
-      </w:r>
-      <w:r>
-        <w:tab/>
-      </w:r>
-      <w:proofErr w:type="spellStart"/>
-      <w:r>
-        <w:t>LeetCode</w:t>
-      </w:r>
-      <w:proofErr w:type="spellEnd"/>
-    </w:p>
-    <w:p/>
-    <w:p>
-      <w:pPr>
-        <w:pStyle w:val="ListParagraph"/>
-        <w:numPr>
-          <w:ilvl w:val="0"/>
-          <w:numId w:val="14"/>
-        </w:numPr>
-      </w:pPr>
-      <w:r>
-        <w:t>Find Peak Element (162)</w:t>
-      </w:r>
-      <w:r>
-        <w:tab/>
-      </w:r>
-      <w:proofErr w:type="spellStart"/>
-      <w:r>
-        <w:t>LeetCode</w:t>
-      </w:r>
-      <w:proofErr w:type="spellEnd"/>
-    </w:p>
-    <w:p>
-      <w:pPr>
-        <w:pStyle w:val="ListParagraph"/>
-        <w:numPr>
-          <w:ilvl w:val="0"/>
-          <w:numId w:val="14"/>
-        </w:numPr>
-      </w:pPr>
-      <w:r>
-        <w:t>Peak Index in a Mountain Array (852)</w:t>
-      </w:r>
-      <w:r>
-        <w:tab/>
-      </w:r>
-      <w:proofErr w:type="spellStart"/>
-      <w:r>
-        <w:t>LeetCode</w:t>
-      </w:r>
-      <w:proofErr w:type="spellEnd"/>
-    </w:p>
-    <w:p>
-      <w:pPr>
-        <w:pStyle w:val="ListParagraph"/>
-        <w:numPr>
-          <w:ilvl w:val="0"/>
-          <w:numId w:val="14"/>
-        </w:numPr>
-      </w:pPr>
-      <w:r>
-        <w:lastRenderedPageBreak/>
-        <w:t>Find in Mountain Array (1095)</w:t>
-      </w:r>
-      <w:r>
-        <w:tab/>
-      </w:r>
-      <w:proofErr w:type="spellStart"/>
-      <w:r>
-        <w:t>LeetCode</w:t>
-      </w:r>
-      <w:proofErr w:type="spellEnd"/>
-    </w:p>
-    <w:p/>
-    <w:p>
-      <w:pPr>
-        <w:pStyle w:val="ListParagraph"/>
-        <w:numPr>
-          <w:ilvl w:val="0"/>
-          <w:numId w:val="14"/>
-        </w:numPr>
-      </w:pPr>
-      <w:r>
-        <w:t>Koko Eating Bananas (875)</w:t>
-      </w:r>
-      <w:r>
-        <w:tab/>
-      </w:r>
-      <w:proofErr w:type="spellStart"/>
-      <w:r>
-        <w:t>LeetCode</w:t>
-      </w:r>
-      <w:proofErr w:type="spellEnd"/>
-    </w:p>
-    <w:p>
-      <w:pPr>
-        <w:pStyle w:val="ListParagraph"/>
-        <w:numPr>
-          <w:ilvl w:val="0"/>
-          <w:numId w:val="14"/>
-        </w:numPr>
-      </w:pPr>
-      <w:r>
-        <w:t>Capacity To Ship Packages Within D Days (1011)</w:t>
-      </w:r>
-      <w:r>
-        <w:tab/>
-      </w:r>
-      <w:proofErr w:type="spellStart"/>
-      <w:r>
-        <w:t>LeetCode</w:t>
-      </w:r>
-      <w:proofErr w:type="spellEnd"/>
-    </w:p>
-    <w:p>
-      <w:pPr>
-        <w:pStyle w:val="ListParagraph"/>
-        <w:numPr>
-          <w:ilvl w:val="0"/>
-          <w:numId w:val="14"/>
-        </w:numPr>
-      </w:pPr>
-      <w:r>
-        <w:t>Magnetic Force Between Two Balls (1552)</w:t>
-      </w:r>
-      <w:r>
-        <w:tab/>
-      </w:r>
-      <w:proofErr w:type="spellStart"/>
-      <w:r>
-        <w:t>LeetCode</w:t>
-      </w:r>
-      <w:proofErr w:type="spellEnd"/>
-    </w:p>
-    <w:p>
-      <w:pPr>
-        <w:pStyle w:val="ListParagraph"/>
-      </w:pPr>
-    </w:p>
-    <w:p>
-      <w:pPr>
-        <w:pStyle w:val="ListParagraph"/>
-        <w:numPr>
-          <w:ilvl w:val="0"/>
-          <w:numId w:val="14"/>
-        </w:numPr>
-      </w:pPr>
-      <w:r>
-        <w:t>Single Element in a Sorted Array (540)</w:t>
-      </w:r>
-      <w:r>
-        <w:tab/>
-      </w:r>
-      <w:proofErr w:type="spellStart"/>
-      <w:r>
-        <w:t>LeetCode</w:t>
-      </w:r>
-      <w:proofErr w:type="spellEnd"/>
-    </w:p>
-    <w:p>
-      <w:pPr>
-        <w:pStyle w:val="ListParagraph"/>
-        <w:numPr>
-          <w:ilvl w:val="0"/>
-          <w:numId w:val="14"/>
-        </w:numPr>
-      </w:pPr>
-      <w:r>
-        <w:t>Missing Element in Sorted Array</w:t>
-      </w:r>
-      <w:r>
-        <w:tab/>
-      </w:r>
-      <w:proofErr w:type="spellStart"/>
-      <w:r>
-        <w:t>LeetCode</w:t>
-      </w:r>
-      <w:proofErr w:type="spellEnd"/>
-      <w:r>
-        <w:t xml:space="preserve"> Premium</w:t>
-      </w:r>
-    </w:p>
-    <w:p>
-      <w:pPr>
-        <w:pStyle w:val="ListParagraph"/>
-        <w:numPr>
-          <w:ilvl w:val="0"/>
-          <w:numId w:val="14"/>
-        </w:numPr>
-      </w:pPr>
-      <w:r>
-        <w:t>Find K Closest Elements (658)</w:t>
-      </w:r>
-      <w:r>
-        <w:tab/>
-      </w:r>
-      <w:proofErr w:type="spellStart"/>
-      <w:r>
-        <w:t>LeetCode</w:t>
-      </w:r>
-      <w:proofErr w:type="spellEnd"/>
-    </w:p>
-    <w:p/>
-    <w:p>
-      <w:pPr>
-        <w:pStyle w:val="ListParagraph"/>
-        <w:numPr>
-          <w:ilvl w:val="0"/>
-          <w:numId w:val="14"/>
-        </w:numPr>
-      </w:pPr>
-      <w:r>
-        <w:t xml:space="preserve">Search in </w:t>
-      </w:r>
-      <w:proofErr w:type="spellStart"/>
-      <w:r>
-        <w:t>Bitonic</w:t>
-      </w:r>
-      <w:proofErr w:type="spellEnd"/>
-      <w:r>
-        <w:t xml:space="preserve"> Array</w:t>
-      </w:r>
-      <w:r>
-        <w:tab/>
-      </w:r>
-      <w:proofErr w:type="spellStart"/>
-      <w:r>
-        <w:t>GeeksforGeeks</w:t>
-      </w:r>
-      <w:proofErr w:type="spellEnd"/>
-    </w:p>
-    <w:p>
-      <w:pPr>
-        <w:pStyle w:val="ListParagraph"/>
-        <w:numPr>
-          <w:ilvl w:val="0"/>
-          <w:numId w:val="14"/>
-        </w:numPr>
-      </w:pPr>
-      <w:r>
-        <w:t>Number of Times Sorted Array is Rotated</w:t>
-      </w:r>
-      <w:r>
-        <w:tab/>
-      </w:r>
-      <w:proofErr w:type="spellStart"/>
-      <w:r>
-        <w:t>GeeksforGeeks</w:t>
-      </w:r>
-      <w:proofErr w:type="spellEnd"/>
-    </w:p>
-    <w:p>
-      <w:pPr>
-        <w:pStyle w:val="ListParagraph"/>
-        <w:numPr>
-          <w:ilvl w:val="0"/>
-          <w:numId w:val="14"/>
-        </w:numPr>
-      </w:pPr>
-      <w:r>
-        <w:t>Allocate Minimum Number of Pages</w:t>
-      </w:r>
-      <w:r>
-        <w:tab/>
-      </w:r>
-      <w:proofErr w:type="spellStart"/>
-      <w:r>
-        <w:t>GeeksforGeeks</w:t>
-      </w:r>
-      <w:proofErr w:type="spellEnd"/>
-    </w:p>
-    <w:p/>
-    <w:p/>
-    <w:p/>
-    <w:p/>
-    <w:p/>
-    <w:p/>
-    <w:p/>
-    <w:p/>
+      <w:bookmarkEnd w:id="14"/>
+    </w:p>
     <w:p/>
     <w:p/>
     <w:p>
@@ -3658,7 +3432,6 @@
         </w:numPr>
       </w:pPr>
       <w:r>
-        <w:lastRenderedPageBreak/>
         <w:t>Median of Two Sorted Arrays (4)</w:t>
       </w:r>
       <w:r>
@@ -4007,7 +3780,7 @@
           <w:sz w:val="48"/>
         </w:rPr>
       </w:pPr>
-      <w:bookmarkStart w:id="16" w:name="_Toc207697058"/>
+      <w:bookmarkStart w:id="15" w:name="_Toc207697058"/>
       <w:r>
         <w:rPr>
           <w:rFonts w:cstheme="majorHAnsi"/>
@@ -4017,7 +3790,7 @@
         <w:lastRenderedPageBreak/>
         <w:t>SOLUTIONS:</w:t>
       </w:r>
-      <w:bookmarkEnd w:id="16"/>
+      <w:bookmarkEnd w:id="15"/>
     </w:p>
     <w:p>
       <w:pPr>
@@ -4027,7 +3800,7 @@
           <w:sz w:val="36"/>
         </w:rPr>
       </w:pPr>
-      <w:bookmarkStart w:id="17" w:name="_Toc207697059"/>
+      <w:bookmarkStart w:id="16" w:name="_Toc207697059"/>
       <w:r>
         <w:rPr>
           <w:b/>
@@ -4042,7 +3815,7 @@
         </w:rPr>
         <w:t>:</w:t>
       </w:r>
-      <w:bookmarkEnd w:id="17"/>
+      <w:bookmarkEnd w:id="16"/>
     </w:p>
     <w:p>
       <w:pPr>
@@ -9112,6 +8885,36 @@
         </w:rPr>
         <w:t>)</w:t>
       </w:r>
+      <w:r>
+        <w:rPr>
+          <w:rFonts w:ascii="Consolas" w:eastAsia="Times New Roman" w:hAnsi="Consolas" w:cs="Times New Roman"/>
+          <w:color w:val="BBBEBF"/>
+          <w:sz w:val="21"/>
+          <w:szCs w:val="21"/>
+          <w:lang w:eastAsia="en-IN"/>
+        </w:rPr>
+        <w:t xml:space="preserve">    </w:t>
+      </w:r>
+      <w:r>
+        <w:rPr>
+          <w:rFonts w:ascii="Consolas" w:eastAsia="Times New Roman" w:hAnsi="Consolas" w:cs="Times New Roman"/>
+          <w:color w:val="8B949E"/>
+          <w:sz w:val="21"/>
+          <w:szCs w:val="21"/>
+          <w:lang w:eastAsia="en-IN"/>
+        </w:rPr>
+        <w:t>#</w:t>
+      </w:r>
+      <w:r>
+        <w:rPr>
+          <w:rFonts w:ascii="Consolas" w:eastAsia="Times New Roman" w:hAnsi="Consolas" w:cs="Times New Roman"/>
+          <w:color w:val="8B949E"/>
+          <w:sz w:val="21"/>
+          <w:szCs w:val="21"/>
+          <w:lang w:eastAsia="en-IN"/>
+        </w:rPr>
+        <w:t>for both upper and lower bound, do this</w:t>
+      </w:r>
     </w:p>
     <w:p>
       <w:pPr>
@@ -16063,45 +15866,6 @@
     </w:p>
     <w:p>
       <w:pPr>
-        <w:pStyle w:val="Header"/>
-        <w:tabs>
-          <w:tab w:val="clear" w:pos="4513"/>
-          <w:tab w:val="clear" w:pos="9026"/>
-        </w:tabs>
-        <w:spacing w:line="259" w:lineRule="auto"/>
-        <w:rPr>
-          <w:b/>
-        </w:rPr>
-      </w:pPr>
-    </w:p>
-    <w:p>
-      <w:pPr>
-        <w:pStyle w:val="Header"/>
-        <w:tabs>
-          <w:tab w:val="clear" w:pos="4513"/>
-          <w:tab w:val="clear" w:pos="9026"/>
-        </w:tabs>
-        <w:spacing w:line="259" w:lineRule="auto"/>
-        <w:rPr>
-          <w:b/>
-        </w:rPr>
-      </w:pPr>
-    </w:p>
-    <w:p>
-      <w:pPr>
-        <w:pStyle w:val="Header"/>
-        <w:tabs>
-          <w:tab w:val="clear" w:pos="4513"/>
-          <w:tab w:val="clear" w:pos="9026"/>
-        </w:tabs>
-        <w:spacing w:line="259" w:lineRule="auto"/>
-        <w:rPr>
-          <w:b/>
-        </w:rPr>
-      </w:pPr>
-    </w:p>
-    <w:p>
-      <w:pPr>
         <w:rPr>
           <w:b/>
           <w:sz w:val="28"/>
@@ -16135,19 +15899,6 @@
         </w:rPr>
         <w:t>Find Kth Rotation</w:t>
       </w:r>
-    </w:p>
-    <w:p>
-      <w:pPr>
-        <w:pStyle w:val="Header"/>
-        <w:tabs>
-          <w:tab w:val="clear" w:pos="4513"/>
-          <w:tab w:val="clear" w:pos="9026"/>
-        </w:tabs>
-        <w:spacing w:line="259" w:lineRule="auto"/>
-        <w:rPr>
-          <w:b/>
-        </w:rPr>
-      </w:pPr>
     </w:p>
     <w:p>
       <w:pPr>
@@ -16254,7 +16005,6 @@
           <w:noProof/>
           <w:lang w:eastAsia="en-IN"/>
         </w:rPr>
-        <w:lastRenderedPageBreak/>
         <w:drawing>
           <wp:inline distT="0" distB="0" distL="0" distR="0" wp14:anchorId="64E1CC31" wp14:editId="6C629629">
             <wp:extent cx="6645910" cy="2606675"/>
@@ -16407,6 +16157,48 @@
           <w:lang w:eastAsia="en-IN"/>
         </w:rPr>
       </w:pPr>
+      <w:proofErr w:type="gramStart"/>
+      <w:r>
+        <w:rPr>
+          <w:rFonts w:ascii="Consolas" w:eastAsia="Times New Roman" w:hAnsi="Consolas" w:cs="Times New Roman"/>
+          <w:color w:val="569CD6"/>
+          <w:sz w:val="21"/>
+          <w:szCs w:val="21"/>
+          <w:lang w:eastAsia="en-IN"/>
+        </w:rPr>
+        <w:t>class</w:t>
+      </w:r>
+      <w:proofErr w:type="gramEnd"/>
+      <w:r>
+        <w:rPr>
+          <w:rFonts w:ascii="Consolas" w:eastAsia="Times New Roman" w:hAnsi="Consolas" w:cs="Times New Roman"/>
+          <w:color w:val="CCCCCC"/>
+          <w:sz w:val="21"/>
+          <w:szCs w:val="21"/>
+          <w:lang w:eastAsia="en-IN"/>
+        </w:rPr>
+        <w:t xml:space="preserve"> </w:t>
+      </w:r>
+      <w:r>
+        <w:rPr>
+          <w:rFonts w:ascii="Consolas" w:eastAsia="Times New Roman" w:hAnsi="Consolas" w:cs="Times New Roman"/>
+          <w:color w:val="4EC9B0"/>
+          <w:sz w:val="21"/>
+          <w:szCs w:val="21"/>
+          <w:lang w:eastAsia="en-IN"/>
+        </w:rPr>
+        <w:t>Solution</w:t>
+      </w:r>
+      <w:r>
+        <w:rPr>
+          <w:rFonts w:ascii="Consolas" w:eastAsia="Times New Roman" w:hAnsi="Consolas" w:cs="Times New Roman"/>
+          <w:color w:val="CCCCCC"/>
+          <w:sz w:val="21"/>
+          <w:szCs w:val="21"/>
+          <w:lang w:eastAsia="en-IN"/>
+        </w:rPr>
+        <w:t>:</w:t>
+      </w:r>
     </w:p>
     <w:p>
       <w:pPr>
@@ -16420,6 +16212,17 @@
           <w:lang w:eastAsia="en-IN"/>
         </w:rPr>
       </w:pPr>
+      <w:r>
+        <w:rPr>
+          <w:rFonts w:ascii="Consolas" w:eastAsia="Times New Roman" w:hAnsi="Consolas" w:cs="Times New Roman"/>
+          <w:color w:val="CCCCCC"/>
+          <w:sz w:val="21"/>
+          <w:szCs w:val="21"/>
+          <w:lang w:eastAsia="en-IN"/>
+        </w:rPr>
+        <w:t xml:space="preserve">    </w:t>
+      </w:r>
+      <w:proofErr w:type="spellStart"/>
       <w:proofErr w:type="gramStart"/>
       <w:r>
         <w:rPr>
@@ -16429,8 +16232,9 @@
           <w:szCs w:val="21"/>
           <w:lang w:eastAsia="en-IN"/>
         </w:rPr>
-        <w:t>class</w:t>
-      </w:r>
+        <w:t>def</w:t>
+      </w:r>
+      <w:proofErr w:type="spellEnd"/>
       <w:proofErr w:type="gramEnd"/>
       <w:r>
         <w:rPr>
@@ -16442,25 +16246,69 @@
         </w:rPr>
         <w:t xml:space="preserve"> </w:t>
       </w:r>
-      <w:r>
-        <w:rPr>
-          <w:rFonts w:ascii="Consolas" w:eastAsia="Times New Roman" w:hAnsi="Consolas" w:cs="Times New Roman"/>
-          <w:color w:val="4EC9B0"/>
-          <w:sz w:val="21"/>
-          <w:szCs w:val="21"/>
-          <w:lang w:eastAsia="en-IN"/>
-        </w:rPr>
-        <w:t>Solution</w:t>
-      </w:r>
-      <w:r>
-        <w:rPr>
-          <w:rFonts w:ascii="Consolas" w:eastAsia="Times New Roman" w:hAnsi="Consolas" w:cs="Times New Roman"/>
-          <w:color w:val="CCCCCC"/>
-          <w:sz w:val="21"/>
-          <w:szCs w:val="21"/>
-          <w:lang w:eastAsia="en-IN"/>
-        </w:rPr>
-        <w:t>:</w:t>
+      <w:proofErr w:type="spellStart"/>
+      <w:r>
+        <w:rPr>
+          <w:rFonts w:ascii="Consolas" w:eastAsia="Times New Roman" w:hAnsi="Consolas" w:cs="Times New Roman"/>
+          <w:color w:val="DCDCAA"/>
+          <w:sz w:val="21"/>
+          <w:szCs w:val="21"/>
+          <w:lang w:eastAsia="en-IN"/>
+        </w:rPr>
+        <w:t>findKRotation</w:t>
+      </w:r>
+      <w:proofErr w:type="spellEnd"/>
+      <w:r>
+        <w:rPr>
+          <w:rFonts w:ascii="Consolas" w:eastAsia="Times New Roman" w:hAnsi="Consolas" w:cs="Times New Roman"/>
+          <w:color w:val="CCCCCC"/>
+          <w:sz w:val="21"/>
+          <w:szCs w:val="21"/>
+          <w:lang w:eastAsia="en-IN"/>
+        </w:rPr>
+        <w:t>(</w:t>
+      </w:r>
+      <w:r>
+        <w:rPr>
+          <w:rFonts w:ascii="Consolas" w:eastAsia="Times New Roman" w:hAnsi="Consolas" w:cs="Times New Roman"/>
+          <w:color w:val="9CDCFE"/>
+          <w:sz w:val="21"/>
+          <w:szCs w:val="21"/>
+          <w:lang w:eastAsia="en-IN"/>
+        </w:rPr>
+        <w:t>self</w:t>
+      </w:r>
+      <w:r>
+        <w:rPr>
+          <w:rFonts w:ascii="Consolas" w:eastAsia="Times New Roman" w:hAnsi="Consolas" w:cs="Times New Roman"/>
+          <w:color w:val="CCCCCC"/>
+          <w:sz w:val="21"/>
+          <w:szCs w:val="21"/>
+          <w:lang w:eastAsia="en-IN"/>
+        </w:rPr>
+        <w:t xml:space="preserve">, </w:t>
+      </w:r>
+      <w:proofErr w:type="spellStart"/>
+      <w:r>
+        <w:rPr>
+          <w:rFonts w:ascii="Consolas" w:eastAsia="Times New Roman" w:hAnsi="Consolas" w:cs="Times New Roman"/>
+          <w:color w:val="9CDCFE"/>
+          <w:sz w:val="21"/>
+          <w:szCs w:val="21"/>
+          <w:lang w:eastAsia="en-IN"/>
+        </w:rPr>
+        <w:t>arr</w:t>
+      </w:r>
+      <w:proofErr w:type="spellEnd"/>
+      <w:r>
+        <w:rPr>
+          <w:rFonts w:ascii="Consolas" w:eastAsia="Times New Roman" w:hAnsi="Consolas" w:cs="Times New Roman"/>
+          <w:color w:val="CCCCCC"/>
+          <w:sz w:val="21"/>
+          <w:szCs w:val="21"/>
+          <w:lang w:eastAsia="en-IN"/>
+        </w:rPr>
+        <w:t>):</w:t>
       </w:r>
     </w:p>
     <w:p>
@@ -16483,22 +16331,32 @@
           <w:szCs w:val="21"/>
           <w:lang w:eastAsia="en-IN"/>
         </w:rPr>
-        <w:t xml:space="preserve">    </w:t>
+        <w:t xml:space="preserve">        </w:t>
       </w:r>
       <w:proofErr w:type="spellStart"/>
       <w:proofErr w:type="gramStart"/>
       <w:r>
         <w:rPr>
           <w:rFonts w:ascii="Consolas" w:eastAsia="Times New Roman" w:hAnsi="Consolas" w:cs="Times New Roman"/>
-          <w:color w:val="569CD6"/>
-          <w:sz w:val="21"/>
-          <w:szCs w:val="21"/>
-          <w:lang w:eastAsia="en-IN"/>
-        </w:rPr>
-        <w:t>def</w:t>
+          <w:color w:val="CCCCCC"/>
+          <w:sz w:val="21"/>
+          <w:szCs w:val="21"/>
+          <w:lang w:eastAsia="en-IN"/>
+        </w:rPr>
+        <w:t>left,</w:t>
+      </w:r>
+      <w:proofErr w:type="gramEnd"/>
+      <w:r>
+        <w:rPr>
+          <w:rFonts w:ascii="Consolas" w:eastAsia="Times New Roman" w:hAnsi="Consolas" w:cs="Times New Roman"/>
+          <w:color w:val="CCCCCC"/>
+          <w:sz w:val="21"/>
+          <w:szCs w:val="21"/>
+          <w:lang w:eastAsia="en-IN"/>
+        </w:rPr>
+        <w:t>right</w:t>
       </w:r>
       <w:proofErr w:type="spellEnd"/>
-      <w:proofErr w:type="gramEnd"/>
       <w:r>
         <w:rPr>
           <w:rFonts w:ascii="Consolas" w:eastAsia="Times New Roman" w:hAnsi="Consolas" w:cs="Times New Roman"/>
@@ -16509,6 +16367,46 @@
         </w:rPr>
         <w:t xml:space="preserve"> </w:t>
       </w:r>
+      <w:r>
+        <w:rPr>
+          <w:rFonts w:ascii="Consolas" w:eastAsia="Times New Roman" w:hAnsi="Consolas" w:cs="Times New Roman"/>
+          <w:color w:val="D4D4D4"/>
+          <w:sz w:val="21"/>
+          <w:szCs w:val="21"/>
+          <w:lang w:eastAsia="en-IN"/>
+        </w:rPr>
+        <w:t>=</w:t>
+      </w:r>
+      <w:r>
+        <w:rPr>
+          <w:rFonts w:ascii="Consolas" w:eastAsia="Times New Roman" w:hAnsi="Consolas" w:cs="Times New Roman"/>
+          <w:color w:val="CCCCCC"/>
+          <w:sz w:val="21"/>
+          <w:szCs w:val="21"/>
+          <w:lang w:eastAsia="en-IN"/>
+        </w:rPr>
+        <w:t xml:space="preserve"> </w:t>
+      </w:r>
+      <w:r>
+        <w:rPr>
+          <w:rFonts w:ascii="Consolas" w:eastAsia="Times New Roman" w:hAnsi="Consolas" w:cs="Times New Roman"/>
+          <w:color w:val="B5CEA8"/>
+          <w:sz w:val="21"/>
+          <w:szCs w:val="21"/>
+          <w:lang w:eastAsia="en-IN"/>
+        </w:rPr>
+        <w:t>0</w:t>
+      </w:r>
+      <w:r>
+        <w:rPr>
+          <w:rFonts w:ascii="Consolas" w:eastAsia="Times New Roman" w:hAnsi="Consolas" w:cs="Times New Roman"/>
+          <w:color w:val="CCCCCC"/>
+          <w:sz w:val="21"/>
+          <w:szCs w:val="21"/>
+          <w:lang w:eastAsia="en-IN"/>
+        </w:rPr>
+        <w:t xml:space="preserve">, </w:t>
+      </w:r>
       <w:proofErr w:type="spellStart"/>
       <w:r>
         <w:rPr>
@@ -16518,7 +16416,7 @@
           <w:szCs w:val="21"/>
           <w:lang w:eastAsia="en-IN"/>
         </w:rPr>
-        <w:t>findKRotation</w:t>
+        <w:t>len</w:t>
       </w:r>
       <w:proofErr w:type="spellEnd"/>
       <w:r>
@@ -16531,31 +16429,11 @@
         </w:rPr>
         <w:t>(</w:t>
       </w:r>
-      <w:r>
-        <w:rPr>
-          <w:rFonts w:ascii="Consolas" w:eastAsia="Times New Roman" w:hAnsi="Consolas" w:cs="Times New Roman"/>
-          <w:color w:val="9CDCFE"/>
-          <w:sz w:val="21"/>
-          <w:szCs w:val="21"/>
-          <w:lang w:eastAsia="en-IN"/>
-        </w:rPr>
-        <w:t>self</w:t>
-      </w:r>
-      <w:r>
-        <w:rPr>
-          <w:rFonts w:ascii="Consolas" w:eastAsia="Times New Roman" w:hAnsi="Consolas" w:cs="Times New Roman"/>
-          <w:color w:val="CCCCCC"/>
-          <w:sz w:val="21"/>
-          <w:szCs w:val="21"/>
-          <w:lang w:eastAsia="en-IN"/>
-        </w:rPr>
-        <w:t xml:space="preserve">, </w:t>
-      </w:r>
       <w:proofErr w:type="spellStart"/>
       <w:r>
         <w:rPr>
           <w:rFonts w:ascii="Consolas" w:eastAsia="Times New Roman" w:hAnsi="Consolas" w:cs="Times New Roman"/>
-          <w:color w:val="9CDCFE"/>
+          <w:color w:val="CCCCCC"/>
           <w:sz w:val="21"/>
           <w:szCs w:val="21"/>
           <w:lang w:eastAsia="en-IN"/>
@@ -16571,7 +16449,27 @@
           <w:szCs w:val="21"/>
           <w:lang w:eastAsia="en-IN"/>
         </w:rPr>
-        <w:t>):</w:t>
+        <w:t>)</w:t>
+      </w:r>
+      <w:r>
+        <w:rPr>
+          <w:rFonts w:ascii="Consolas" w:eastAsia="Times New Roman" w:hAnsi="Consolas" w:cs="Times New Roman"/>
+          <w:color w:val="D4D4D4"/>
+          <w:sz w:val="21"/>
+          <w:szCs w:val="21"/>
+          <w:lang w:eastAsia="en-IN"/>
+        </w:rPr>
+        <w:t>-</w:t>
+      </w:r>
+      <w:r>
+        <w:rPr>
+          <w:rFonts w:ascii="Consolas" w:eastAsia="Times New Roman" w:hAnsi="Consolas" w:cs="Times New Roman"/>
+          <w:color w:val="B5CEA8"/>
+          <w:sz w:val="21"/>
+          <w:szCs w:val="21"/>
+          <w:lang w:eastAsia="en-IN"/>
+        </w:rPr>
+        <w:t>1</w:t>
       </w:r>
     </w:p>
     <w:p>
@@ -16596,17 +16494,26 @@
         </w:rPr>
         <w:t xml:space="preserve">        </w:t>
       </w:r>
-      <w:proofErr w:type="spellStart"/>
       <w:proofErr w:type="gramStart"/>
       <w:r>
         <w:rPr>
           <w:rFonts w:ascii="Consolas" w:eastAsia="Times New Roman" w:hAnsi="Consolas" w:cs="Times New Roman"/>
-          <w:color w:val="CCCCCC"/>
-          <w:sz w:val="21"/>
-          <w:szCs w:val="21"/>
-          <w:lang w:eastAsia="en-IN"/>
-        </w:rPr>
-        <w:t>left,</w:t>
+          <w:color w:val="C586C0"/>
+          <w:sz w:val="21"/>
+          <w:szCs w:val="21"/>
+          <w:lang w:eastAsia="en-IN"/>
+        </w:rPr>
+        <w:t>while</w:t>
+      </w:r>
+      <w:r>
+        <w:rPr>
+          <w:rFonts w:ascii="Consolas" w:eastAsia="Times New Roman" w:hAnsi="Consolas" w:cs="Times New Roman"/>
+          <w:color w:val="CCCCCC"/>
+          <w:sz w:val="21"/>
+          <w:szCs w:val="21"/>
+          <w:lang w:eastAsia="en-IN"/>
+        </w:rPr>
+        <w:t>(</w:t>
       </w:r>
       <w:proofErr w:type="gramEnd"/>
       <w:r>
@@ -16617,18 +16524,7 @@
           <w:szCs w:val="21"/>
           <w:lang w:eastAsia="en-IN"/>
         </w:rPr>
-        <w:t>right</w:t>
-      </w:r>
-      <w:proofErr w:type="spellEnd"/>
-      <w:r>
-        <w:rPr>
-          <w:rFonts w:ascii="Consolas" w:eastAsia="Times New Roman" w:hAnsi="Consolas" w:cs="Times New Roman"/>
-          <w:color w:val="CCCCCC"/>
-          <w:sz w:val="21"/>
-          <w:szCs w:val="21"/>
-          <w:lang w:eastAsia="en-IN"/>
-        </w:rPr>
-        <w:t xml:space="preserve"> </w:t>
+        <w:t>left</w:t>
       </w:r>
       <w:r>
         <w:rPr>
@@ -16638,101 +16534,47 @@
           <w:szCs w:val="21"/>
           <w:lang w:eastAsia="en-IN"/>
         </w:rPr>
-        <w:t>=</w:t>
-      </w:r>
-      <w:r>
-        <w:rPr>
-          <w:rFonts w:ascii="Consolas" w:eastAsia="Times New Roman" w:hAnsi="Consolas" w:cs="Times New Roman"/>
-          <w:color w:val="CCCCCC"/>
-          <w:sz w:val="21"/>
-          <w:szCs w:val="21"/>
-          <w:lang w:eastAsia="en-IN"/>
-        </w:rPr>
-        <w:t xml:space="preserve"> </w:t>
-      </w:r>
-      <w:r>
-        <w:rPr>
-          <w:rFonts w:ascii="Consolas" w:eastAsia="Times New Roman" w:hAnsi="Consolas" w:cs="Times New Roman"/>
-          <w:color w:val="B5CEA8"/>
-          <w:sz w:val="21"/>
-          <w:szCs w:val="21"/>
-          <w:lang w:eastAsia="en-IN"/>
-        </w:rPr>
-        <w:t>0</w:t>
-      </w:r>
-      <w:r>
-        <w:rPr>
-          <w:rFonts w:ascii="Consolas" w:eastAsia="Times New Roman" w:hAnsi="Consolas" w:cs="Times New Roman"/>
-          <w:color w:val="CCCCCC"/>
-          <w:sz w:val="21"/>
-          <w:szCs w:val="21"/>
-          <w:lang w:eastAsia="en-IN"/>
-        </w:rPr>
-        <w:t xml:space="preserve">, </w:t>
-      </w:r>
-      <w:proofErr w:type="spellStart"/>
-      <w:r>
-        <w:rPr>
-          <w:rFonts w:ascii="Consolas" w:eastAsia="Times New Roman" w:hAnsi="Consolas" w:cs="Times New Roman"/>
-          <w:color w:val="DCDCAA"/>
-          <w:sz w:val="21"/>
-          <w:szCs w:val="21"/>
-          <w:lang w:eastAsia="en-IN"/>
-        </w:rPr>
-        <w:t>len</w:t>
-      </w:r>
-      <w:proofErr w:type="spellEnd"/>
-      <w:r>
-        <w:rPr>
-          <w:rFonts w:ascii="Consolas" w:eastAsia="Times New Roman" w:hAnsi="Consolas" w:cs="Times New Roman"/>
-          <w:color w:val="CCCCCC"/>
-          <w:sz w:val="21"/>
-          <w:szCs w:val="21"/>
-          <w:lang w:eastAsia="en-IN"/>
-        </w:rPr>
-        <w:t>(</w:t>
-      </w:r>
-      <w:proofErr w:type="spellStart"/>
-      <w:r>
-        <w:rPr>
-          <w:rFonts w:ascii="Consolas" w:eastAsia="Times New Roman" w:hAnsi="Consolas" w:cs="Times New Roman"/>
-          <w:color w:val="CCCCCC"/>
-          <w:sz w:val="21"/>
-          <w:szCs w:val="21"/>
-          <w:lang w:eastAsia="en-IN"/>
-        </w:rPr>
-        <w:t>arr</w:t>
-      </w:r>
-      <w:proofErr w:type="spellEnd"/>
-      <w:r>
-        <w:rPr>
-          <w:rFonts w:ascii="Consolas" w:eastAsia="Times New Roman" w:hAnsi="Consolas" w:cs="Times New Roman"/>
-          <w:color w:val="CCCCCC"/>
-          <w:sz w:val="21"/>
-          <w:szCs w:val="21"/>
-          <w:lang w:eastAsia="en-IN"/>
-        </w:rPr>
-        <w:t>)</w:t>
-      </w:r>
-      <w:r>
-        <w:rPr>
-          <w:rFonts w:ascii="Consolas" w:eastAsia="Times New Roman" w:hAnsi="Consolas" w:cs="Times New Roman"/>
-          <w:color w:val="D4D4D4"/>
-          <w:sz w:val="21"/>
-          <w:szCs w:val="21"/>
-          <w:lang w:eastAsia="en-IN"/>
-        </w:rPr>
-        <w:t>-</w:t>
-      </w:r>
-      <w:r>
-        <w:rPr>
-          <w:rFonts w:ascii="Consolas" w:eastAsia="Times New Roman" w:hAnsi="Consolas" w:cs="Times New Roman"/>
-          <w:color w:val="B5CEA8"/>
-          <w:sz w:val="21"/>
-          <w:szCs w:val="21"/>
-          <w:lang w:eastAsia="en-IN"/>
-        </w:rPr>
-        <w:t>1</w:t>
+        <w:t>&lt;</w:t>
+      </w:r>
+      <w:r>
+        <w:rPr>
+          <w:rFonts w:ascii="Consolas" w:eastAsia="Times New Roman" w:hAnsi="Consolas" w:cs="Times New Roman"/>
+          <w:color w:val="CCCCCC"/>
+          <w:sz w:val="21"/>
+          <w:szCs w:val="21"/>
+          <w:lang w:eastAsia="en-IN"/>
+        </w:rPr>
+        <w:t>right):</w:t>
+      </w:r>
+      <w:r>
+        <w:rPr>
+          <w:rFonts w:ascii="Consolas" w:eastAsia="Times New Roman" w:hAnsi="Consolas" w:cs="Times New Roman"/>
+          <w:color w:val="CCCCCC"/>
+          <w:sz w:val="21"/>
+          <w:szCs w:val="21"/>
+          <w:lang w:eastAsia="en-IN"/>
+        </w:rPr>
+        <w:t xml:space="preserve">      </w:t>
+      </w:r>
+      <w:r>
+        <w:rPr>
+          <w:rFonts w:ascii="Consolas" w:eastAsia="Times New Roman" w:hAnsi="Consolas" w:cs="Times New Roman"/>
+          <w:color w:val="6A9955"/>
+          <w:sz w:val="21"/>
+          <w:szCs w:val="21"/>
+          <w:lang w:eastAsia="en-IN"/>
+        </w:rPr>
+        <w:t xml:space="preserve">#remember </w:t>
+      </w:r>
+      <w:r>
+        <w:rPr>
+          <w:rFonts w:ascii="Consolas" w:eastAsia="Times New Roman" w:hAnsi="Consolas" w:cs="Times New Roman"/>
+          <w:color w:val="6A9955"/>
+          <w:sz w:val="21"/>
+          <w:szCs w:val="21"/>
+          <w:lang w:eastAsia="en-IN"/>
+        </w:rPr>
+        <w:t xml:space="preserve">now not l&lt;=r, it is l&lt;r. As r not decreasing </w:t>
       </w:r>
     </w:p>
     <w:p>
@@ -16755,28 +16597,18 @@
           <w:szCs w:val="21"/>
           <w:lang w:eastAsia="en-IN"/>
         </w:rPr>
-        <w:t xml:space="preserve">        </w:t>
+        <w:t xml:space="preserve">            </w:t>
       </w:r>
       <w:proofErr w:type="gramStart"/>
       <w:r>
         <w:rPr>
           <w:rFonts w:ascii="Consolas" w:eastAsia="Times New Roman" w:hAnsi="Consolas" w:cs="Times New Roman"/>
-          <w:color w:val="C586C0"/>
-          <w:sz w:val="21"/>
-          <w:szCs w:val="21"/>
-          <w:lang w:eastAsia="en-IN"/>
-        </w:rPr>
-        <w:t>while</w:t>
-      </w:r>
-      <w:r>
-        <w:rPr>
-          <w:rFonts w:ascii="Consolas" w:eastAsia="Times New Roman" w:hAnsi="Consolas" w:cs="Times New Roman"/>
-          <w:color w:val="CCCCCC"/>
-          <w:sz w:val="21"/>
-          <w:szCs w:val="21"/>
-          <w:lang w:eastAsia="en-IN"/>
-        </w:rPr>
-        <w:t>(</w:t>
+          <w:color w:val="CCCCCC"/>
+          <w:sz w:val="21"/>
+          <w:szCs w:val="21"/>
+          <w:lang w:eastAsia="en-IN"/>
+        </w:rPr>
+        <w:t>mid</w:t>
       </w:r>
       <w:proofErr w:type="gramEnd"/>
       <w:r>
@@ -16787,6 +16619,37 @@
           <w:szCs w:val="21"/>
           <w:lang w:eastAsia="en-IN"/>
         </w:rPr>
+        <w:t xml:space="preserve"> </w:t>
+      </w:r>
+      <w:r>
+        <w:rPr>
+          <w:rFonts w:ascii="Consolas" w:eastAsia="Times New Roman" w:hAnsi="Consolas" w:cs="Times New Roman"/>
+          <w:color w:val="D4D4D4"/>
+          <w:sz w:val="21"/>
+          <w:szCs w:val="21"/>
+          <w:lang w:eastAsia="en-IN"/>
+        </w:rPr>
+        <w:t>=</w:t>
+      </w:r>
+      <w:r>
+        <w:rPr>
+          <w:rFonts w:ascii="Consolas" w:eastAsia="Times New Roman" w:hAnsi="Consolas" w:cs="Times New Roman"/>
+          <w:color w:val="CCCCCC"/>
+          <w:sz w:val="21"/>
+          <w:szCs w:val="21"/>
+          <w:lang w:eastAsia="en-IN"/>
+        </w:rPr>
+        <w:t xml:space="preserve"> (</w:t>
+      </w:r>
+      <w:proofErr w:type="spellStart"/>
+      <w:r>
+        <w:rPr>
+          <w:rFonts w:ascii="Consolas" w:eastAsia="Times New Roman" w:hAnsi="Consolas" w:cs="Times New Roman"/>
+          <w:color w:val="CCCCCC"/>
+          <w:sz w:val="21"/>
+          <w:szCs w:val="21"/>
+          <w:lang w:eastAsia="en-IN"/>
+        </w:rPr>
         <w:t>left</w:t>
       </w:r>
       <w:r>
@@ -16797,47 +16660,48 @@
           <w:szCs w:val="21"/>
           <w:lang w:eastAsia="en-IN"/>
         </w:rPr>
-        <w:t>&lt;</w:t>
-      </w:r>
-      <w:r>
-        <w:rPr>
-          <w:rFonts w:ascii="Consolas" w:eastAsia="Times New Roman" w:hAnsi="Consolas" w:cs="Times New Roman"/>
-          <w:color w:val="CCCCCC"/>
-          <w:sz w:val="21"/>
-          <w:szCs w:val="21"/>
-          <w:lang w:eastAsia="en-IN"/>
-        </w:rPr>
-        <w:t>right):</w:t>
-      </w:r>
-      <w:r>
-        <w:rPr>
-          <w:rFonts w:ascii="Consolas" w:eastAsia="Times New Roman" w:hAnsi="Consolas" w:cs="Times New Roman"/>
-          <w:color w:val="CCCCCC"/>
-          <w:sz w:val="21"/>
-          <w:szCs w:val="21"/>
-          <w:lang w:eastAsia="en-IN"/>
-        </w:rPr>
-        <w:t xml:space="preserve">      </w:t>
-      </w:r>
-      <w:r>
-        <w:rPr>
-          <w:rFonts w:ascii="Consolas" w:eastAsia="Times New Roman" w:hAnsi="Consolas" w:cs="Times New Roman"/>
-          <w:color w:val="6A9955"/>
-          <w:sz w:val="21"/>
-          <w:szCs w:val="21"/>
-          <w:lang w:eastAsia="en-IN"/>
-        </w:rPr>
-        <w:t xml:space="preserve">#remember </w:t>
-      </w:r>
-      <w:r>
-        <w:rPr>
-          <w:rFonts w:ascii="Consolas" w:eastAsia="Times New Roman" w:hAnsi="Consolas" w:cs="Times New Roman"/>
-          <w:color w:val="6A9955"/>
-          <w:sz w:val="21"/>
-          <w:szCs w:val="21"/>
-          <w:lang w:eastAsia="en-IN"/>
-        </w:rPr>
-        <w:t xml:space="preserve">now not l&lt;=r, it is l&lt;r. As r not decreasing </w:t>
+        <w:t>+</w:t>
+      </w:r>
+      <w:r>
+        <w:rPr>
+          <w:rFonts w:ascii="Consolas" w:eastAsia="Times New Roman" w:hAnsi="Consolas" w:cs="Times New Roman"/>
+          <w:color w:val="CCCCCC"/>
+          <w:sz w:val="21"/>
+          <w:szCs w:val="21"/>
+          <w:lang w:eastAsia="en-IN"/>
+        </w:rPr>
+        <w:t>right</w:t>
+      </w:r>
+      <w:proofErr w:type="spellEnd"/>
+      <w:r>
+        <w:rPr>
+          <w:rFonts w:ascii="Consolas" w:eastAsia="Times New Roman" w:hAnsi="Consolas" w:cs="Times New Roman"/>
+          <w:color w:val="CCCCCC"/>
+          <w:sz w:val="21"/>
+          <w:szCs w:val="21"/>
+          <w:lang w:eastAsia="en-IN"/>
+        </w:rPr>
+        <w:t>)</w:t>
+      </w:r>
+      <w:r>
+        <w:rPr>
+          <w:rFonts w:ascii="Consolas" w:eastAsia="Times New Roman" w:hAnsi="Consolas" w:cs="Times New Roman"/>
+          <w:color w:val="D4D4D4"/>
+          <w:sz w:val="21"/>
+          <w:szCs w:val="21"/>
+          <w:lang w:eastAsia="en-IN"/>
+        </w:rPr>
+        <w:t>//</w:t>
+      </w:r>
+      <w:r>
+        <w:rPr>
+          <w:rFonts w:ascii="Consolas" w:eastAsia="Times New Roman" w:hAnsi="Consolas" w:cs="Times New Roman"/>
+          <w:color w:val="B5CEA8"/>
+          <w:sz w:val="21"/>
+          <w:szCs w:val="21"/>
+          <w:lang w:eastAsia="en-IN"/>
+        </w:rPr>
+        <w:t>2</w:t>
       </w:r>
     </w:p>
     <w:p>
@@ -16866,12 +16730,12 @@
       <w:r>
         <w:rPr>
           <w:rFonts w:ascii="Consolas" w:eastAsia="Times New Roman" w:hAnsi="Consolas" w:cs="Times New Roman"/>
-          <w:color w:val="CCCCCC"/>
-          <w:sz w:val="21"/>
-          <w:szCs w:val="21"/>
-          <w:lang w:eastAsia="en-IN"/>
-        </w:rPr>
-        <w:t>mid</w:t>
+          <w:color w:val="C586C0"/>
+          <w:sz w:val="21"/>
+          <w:szCs w:val="21"/>
+          <w:lang w:eastAsia="en-IN"/>
+        </w:rPr>
+        <w:t>if</w:t>
       </w:r>
       <w:proofErr w:type="gramEnd"/>
       <w:r>
@@ -16884,6 +16748,28 @@
         </w:rPr>
         <w:t xml:space="preserve"> </w:t>
       </w:r>
+      <w:proofErr w:type="spellStart"/>
+      <w:r>
+        <w:rPr>
+          <w:rFonts w:ascii="Consolas" w:eastAsia="Times New Roman" w:hAnsi="Consolas" w:cs="Times New Roman"/>
+          <w:color w:val="CCCCCC"/>
+          <w:sz w:val="21"/>
+          <w:szCs w:val="21"/>
+          <w:lang w:eastAsia="en-IN"/>
+        </w:rPr>
+        <w:t>arr</w:t>
+      </w:r>
+      <w:proofErr w:type="spellEnd"/>
+      <w:r>
+        <w:rPr>
+          <w:rFonts w:ascii="Consolas" w:eastAsia="Times New Roman" w:hAnsi="Consolas" w:cs="Times New Roman"/>
+          <w:color w:val="CCCCCC"/>
+          <w:sz w:val="21"/>
+          <w:szCs w:val="21"/>
+          <w:lang w:eastAsia="en-IN"/>
+        </w:rPr>
+        <w:t>[mid]</w:t>
+      </w:r>
       <w:r>
         <w:rPr>
           <w:rFonts w:ascii="Consolas" w:eastAsia="Times New Roman" w:hAnsi="Consolas" w:cs="Times New Roman"/>
@@ -16892,17 +16778,7 @@
           <w:szCs w:val="21"/>
           <w:lang w:eastAsia="en-IN"/>
         </w:rPr>
-        <w:t>=</w:t>
-      </w:r>
-      <w:r>
-        <w:rPr>
-          <w:rFonts w:ascii="Consolas" w:eastAsia="Times New Roman" w:hAnsi="Consolas" w:cs="Times New Roman"/>
-          <w:color w:val="CCCCCC"/>
-          <w:sz w:val="21"/>
-          <w:szCs w:val="21"/>
-          <w:lang w:eastAsia="en-IN"/>
-        </w:rPr>
-        <w:t xml:space="preserve"> (</w:t>
+        <w:t>&lt;=</w:t>
       </w:r>
       <w:proofErr w:type="spellStart"/>
       <w:r>
@@ -16913,27 +16789,7 @@
           <w:szCs w:val="21"/>
           <w:lang w:eastAsia="en-IN"/>
         </w:rPr>
-        <w:t>left</w:t>
-      </w:r>
-      <w:r>
-        <w:rPr>
-          <w:rFonts w:ascii="Consolas" w:eastAsia="Times New Roman" w:hAnsi="Consolas" w:cs="Times New Roman"/>
-          <w:color w:val="D4D4D4"/>
-          <w:sz w:val="21"/>
-          <w:szCs w:val="21"/>
-          <w:lang w:eastAsia="en-IN"/>
-        </w:rPr>
-        <w:t>+</w:t>
-      </w:r>
-      <w:r>
-        <w:rPr>
-          <w:rFonts w:ascii="Consolas" w:eastAsia="Times New Roman" w:hAnsi="Consolas" w:cs="Times New Roman"/>
-          <w:color w:val="CCCCCC"/>
-          <w:sz w:val="21"/>
-          <w:szCs w:val="21"/>
-          <w:lang w:eastAsia="en-IN"/>
-        </w:rPr>
-        <w:t>right</w:t>
+        <w:t>arr</w:t>
       </w:r>
       <w:proofErr w:type="spellEnd"/>
       <w:r>
@@ -16944,27 +16800,7 @@
           <w:szCs w:val="21"/>
           <w:lang w:eastAsia="en-IN"/>
         </w:rPr>
-        <w:t>)</w:t>
-      </w:r>
-      <w:r>
-        <w:rPr>
-          <w:rFonts w:ascii="Consolas" w:eastAsia="Times New Roman" w:hAnsi="Consolas" w:cs="Times New Roman"/>
-          <w:color w:val="D4D4D4"/>
-          <w:sz w:val="21"/>
-          <w:szCs w:val="21"/>
-          <w:lang w:eastAsia="en-IN"/>
-        </w:rPr>
-        <w:t>//</w:t>
-      </w:r>
-      <w:r>
-        <w:rPr>
-          <w:rFonts w:ascii="Consolas" w:eastAsia="Times New Roman" w:hAnsi="Consolas" w:cs="Times New Roman"/>
-          <w:color w:val="B5CEA8"/>
-          <w:sz w:val="21"/>
-          <w:szCs w:val="21"/>
-          <w:lang w:eastAsia="en-IN"/>
-        </w:rPr>
-        <w:t>2</w:t>
+        <w:t>[right]:</w:t>
       </w:r>
     </w:p>
     <w:p>
@@ -16987,18 +16823,18 @@
           <w:szCs w:val="21"/>
           <w:lang w:eastAsia="en-IN"/>
         </w:rPr>
-        <w:t xml:space="preserve">            </w:t>
+        <w:t xml:space="preserve">                </w:t>
       </w:r>
       <w:proofErr w:type="gramStart"/>
       <w:r>
         <w:rPr>
           <w:rFonts w:ascii="Consolas" w:eastAsia="Times New Roman" w:hAnsi="Consolas" w:cs="Times New Roman"/>
-          <w:color w:val="C586C0"/>
-          <w:sz w:val="21"/>
-          <w:szCs w:val="21"/>
-          <w:lang w:eastAsia="en-IN"/>
-        </w:rPr>
-        <w:t>if</w:t>
+          <w:color w:val="CCCCCC"/>
+          <w:sz w:val="21"/>
+          <w:szCs w:val="21"/>
+          <w:lang w:eastAsia="en-IN"/>
+        </w:rPr>
+        <w:t>right</w:t>
       </w:r>
       <w:proofErr w:type="gramEnd"/>
       <w:r>
@@ -17011,28 +16847,6 @@
         </w:rPr>
         <w:t xml:space="preserve"> </w:t>
       </w:r>
-      <w:proofErr w:type="spellStart"/>
-      <w:r>
-        <w:rPr>
-          <w:rFonts w:ascii="Consolas" w:eastAsia="Times New Roman" w:hAnsi="Consolas" w:cs="Times New Roman"/>
-          <w:color w:val="CCCCCC"/>
-          <w:sz w:val="21"/>
-          <w:szCs w:val="21"/>
-          <w:lang w:eastAsia="en-IN"/>
-        </w:rPr>
-        <w:t>arr</w:t>
-      </w:r>
-      <w:proofErr w:type="spellEnd"/>
-      <w:r>
-        <w:rPr>
-          <w:rFonts w:ascii="Consolas" w:eastAsia="Times New Roman" w:hAnsi="Consolas" w:cs="Times New Roman"/>
-          <w:color w:val="CCCCCC"/>
-          <w:sz w:val="21"/>
-          <w:szCs w:val="21"/>
-          <w:lang w:eastAsia="en-IN"/>
-        </w:rPr>
-        <w:t>[mid]</w:t>
-      </w:r>
       <w:r>
         <w:rPr>
           <w:rFonts w:ascii="Consolas" w:eastAsia="Times New Roman" w:hAnsi="Consolas" w:cs="Times New Roman"/>
@@ -17041,29 +16855,27 @@
           <w:szCs w:val="21"/>
           <w:lang w:eastAsia="en-IN"/>
         </w:rPr>
-        <w:t>&lt;=</w:t>
-      </w:r>
-      <w:proofErr w:type="spellStart"/>
-      <w:r>
-        <w:rPr>
-          <w:rFonts w:ascii="Consolas" w:eastAsia="Times New Roman" w:hAnsi="Consolas" w:cs="Times New Roman"/>
-          <w:color w:val="CCCCCC"/>
-          <w:sz w:val="21"/>
-          <w:szCs w:val="21"/>
-          <w:lang w:eastAsia="en-IN"/>
-        </w:rPr>
-        <w:t>arr</w:t>
-      </w:r>
-      <w:proofErr w:type="spellEnd"/>
-      <w:r>
-        <w:rPr>
-          <w:rFonts w:ascii="Consolas" w:eastAsia="Times New Roman" w:hAnsi="Consolas" w:cs="Times New Roman"/>
-          <w:color w:val="CCCCCC"/>
-          <w:sz w:val="21"/>
-          <w:szCs w:val="21"/>
-          <w:lang w:eastAsia="en-IN"/>
-        </w:rPr>
-        <w:t>[right]:</w:t>
+        <w:t>=</w:t>
+      </w:r>
+      <w:r>
+        <w:rPr>
+          <w:rFonts w:ascii="Consolas" w:eastAsia="Times New Roman" w:hAnsi="Consolas" w:cs="Times New Roman"/>
+          <w:color w:val="CCCCCC"/>
+          <w:sz w:val="21"/>
+          <w:szCs w:val="21"/>
+          <w:lang w:eastAsia="en-IN"/>
+        </w:rPr>
+        <w:t xml:space="preserve"> mid   </w:t>
+      </w:r>
+      <w:r>
+        <w:rPr>
+          <w:rFonts w:ascii="Consolas" w:eastAsia="Times New Roman" w:hAnsi="Consolas" w:cs="Times New Roman"/>
+          <w:color w:val="6A9955"/>
+          <w:sz w:val="21"/>
+          <w:szCs w:val="21"/>
+          <w:lang w:eastAsia="en-IN"/>
+        </w:rPr>
+        <w:t>#remember it is not mid-1</w:t>
       </w:r>
     </w:p>
     <w:p>
@@ -17086,18 +16898,18 @@
           <w:szCs w:val="21"/>
           <w:lang w:eastAsia="en-IN"/>
         </w:rPr>
-        <w:t xml:space="preserve">                </w:t>
+        <w:t xml:space="preserve">            </w:t>
       </w:r>
       <w:proofErr w:type="gramStart"/>
       <w:r>
         <w:rPr>
           <w:rFonts w:ascii="Consolas" w:eastAsia="Times New Roman" w:hAnsi="Consolas" w:cs="Times New Roman"/>
-          <w:color w:val="CCCCCC"/>
-          <w:sz w:val="21"/>
-          <w:szCs w:val="21"/>
-          <w:lang w:eastAsia="en-IN"/>
-        </w:rPr>
-        <w:t>right</w:t>
+          <w:color w:val="C586C0"/>
+          <w:sz w:val="21"/>
+          <w:szCs w:val="21"/>
+          <w:lang w:eastAsia="en-IN"/>
+        </w:rPr>
+        <w:t>else</w:t>
       </w:r>
       <w:proofErr w:type="gramEnd"/>
       <w:r>
@@ -17108,37 +16920,7 @@
           <w:szCs w:val="21"/>
           <w:lang w:eastAsia="en-IN"/>
         </w:rPr>
-        <w:t xml:space="preserve"> </w:t>
-      </w:r>
-      <w:r>
-        <w:rPr>
-          <w:rFonts w:ascii="Consolas" w:eastAsia="Times New Roman" w:hAnsi="Consolas" w:cs="Times New Roman"/>
-          <w:color w:val="D4D4D4"/>
-          <w:sz w:val="21"/>
-          <w:szCs w:val="21"/>
-          <w:lang w:eastAsia="en-IN"/>
-        </w:rPr>
-        <w:t>=</w:t>
-      </w:r>
-      <w:r>
-        <w:rPr>
-          <w:rFonts w:ascii="Consolas" w:eastAsia="Times New Roman" w:hAnsi="Consolas" w:cs="Times New Roman"/>
-          <w:color w:val="CCCCCC"/>
-          <w:sz w:val="21"/>
-          <w:szCs w:val="21"/>
-          <w:lang w:eastAsia="en-IN"/>
-        </w:rPr>
-        <w:t xml:space="preserve"> mid   </w:t>
-      </w:r>
-      <w:r>
-        <w:rPr>
-          <w:rFonts w:ascii="Consolas" w:eastAsia="Times New Roman" w:hAnsi="Consolas" w:cs="Times New Roman"/>
-          <w:color w:val="6A9955"/>
-          <w:sz w:val="21"/>
-          <w:szCs w:val="21"/>
-          <w:lang w:eastAsia="en-IN"/>
-        </w:rPr>
-        <w:t>#remember it is not mid-1</w:t>
+        <w:t>:</w:t>
       </w:r>
     </w:p>
     <w:p>
@@ -17161,18 +16943,18 @@
           <w:szCs w:val="21"/>
           <w:lang w:eastAsia="en-IN"/>
         </w:rPr>
-        <w:t xml:space="preserve">            </w:t>
+        <w:t xml:space="preserve">                </w:t>
       </w:r>
       <w:proofErr w:type="gramStart"/>
       <w:r>
         <w:rPr>
           <w:rFonts w:ascii="Consolas" w:eastAsia="Times New Roman" w:hAnsi="Consolas" w:cs="Times New Roman"/>
-          <w:color w:val="C586C0"/>
-          <w:sz w:val="21"/>
-          <w:szCs w:val="21"/>
-          <w:lang w:eastAsia="en-IN"/>
-        </w:rPr>
-        <w:t>else</w:t>
+          <w:color w:val="CCCCCC"/>
+          <w:sz w:val="21"/>
+          <w:szCs w:val="21"/>
+          <w:lang w:eastAsia="en-IN"/>
+        </w:rPr>
+        <w:t>left</w:t>
       </w:r>
       <w:proofErr w:type="gramEnd"/>
       <w:r>
@@ -17183,7 +16965,47 @@
           <w:szCs w:val="21"/>
           <w:lang w:eastAsia="en-IN"/>
         </w:rPr>
-        <w:t>:</w:t>
+        <w:t xml:space="preserve"> </w:t>
+      </w:r>
+      <w:r>
+        <w:rPr>
+          <w:rFonts w:ascii="Consolas" w:eastAsia="Times New Roman" w:hAnsi="Consolas" w:cs="Times New Roman"/>
+          <w:color w:val="D4D4D4"/>
+          <w:sz w:val="21"/>
+          <w:szCs w:val="21"/>
+          <w:lang w:eastAsia="en-IN"/>
+        </w:rPr>
+        <w:t>=</w:t>
+      </w:r>
+      <w:r>
+        <w:rPr>
+          <w:rFonts w:ascii="Consolas" w:eastAsia="Times New Roman" w:hAnsi="Consolas" w:cs="Times New Roman"/>
+          <w:color w:val="CCCCCC"/>
+          <w:sz w:val="21"/>
+          <w:szCs w:val="21"/>
+          <w:lang w:eastAsia="en-IN"/>
+        </w:rPr>
+        <w:t xml:space="preserve"> mid</w:t>
+      </w:r>
+      <w:r>
+        <w:rPr>
+          <w:rFonts w:ascii="Consolas" w:eastAsia="Times New Roman" w:hAnsi="Consolas" w:cs="Times New Roman"/>
+          <w:color w:val="D4D4D4"/>
+          <w:sz w:val="21"/>
+          <w:szCs w:val="21"/>
+          <w:lang w:eastAsia="en-IN"/>
+        </w:rPr>
+        <w:t>+</w:t>
+      </w:r>
+      <w:r>
+        <w:rPr>
+          <w:rFonts w:ascii="Consolas" w:eastAsia="Times New Roman" w:hAnsi="Consolas" w:cs="Times New Roman"/>
+          <w:color w:val="B5CEA8"/>
+          <w:sz w:val="21"/>
+          <w:szCs w:val="21"/>
+          <w:lang w:eastAsia="en-IN"/>
+        </w:rPr>
+        <w:t>1</w:t>
       </w:r>
     </w:p>
     <w:p>
@@ -17206,18 +17028,18 @@
           <w:szCs w:val="21"/>
           <w:lang w:eastAsia="en-IN"/>
         </w:rPr>
-        <w:t xml:space="preserve">                </w:t>
+        <w:t xml:space="preserve">        </w:t>
       </w:r>
       <w:proofErr w:type="gramStart"/>
       <w:r>
         <w:rPr>
           <w:rFonts w:ascii="Consolas" w:eastAsia="Times New Roman" w:hAnsi="Consolas" w:cs="Times New Roman"/>
-          <w:color w:val="CCCCCC"/>
-          <w:sz w:val="21"/>
-          <w:szCs w:val="21"/>
-          <w:lang w:eastAsia="en-IN"/>
-        </w:rPr>
-        <w:t>left</w:t>
+          <w:color w:val="C586C0"/>
+          <w:sz w:val="21"/>
+          <w:szCs w:val="21"/>
+          <w:lang w:eastAsia="en-IN"/>
+        </w:rPr>
+        <w:t>return</w:t>
       </w:r>
       <w:proofErr w:type="gramEnd"/>
       <w:r>
@@ -17228,47 +17050,7 @@
           <w:szCs w:val="21"/>
           <w:lang w:eastAsia="en-IN"/>
         </w:rPr>
-        <w:t xml:space="preserve"> </w:t>
-      </w:r>
-      <w:r>
-        <w:rPr>
-          <w:rFonts w:ascii="Consolas" w:eastAsia="Times New Roman" w:hAnsi="Consolas" w:cs="Times New Roman"/>
-          <w:color w:val="D4D4D4"/>
-          <w:sz w:val="21"/>
-          <w:szCs w:val="21"/>
-          <w:lang w:eastAsia="en-IN"/>
-        </w:rPr>
-        <w:t>=</w:t>
-      </w:r>
-      <w:r>
-        <w:rPr>
-          <w:rFonts w:ascii="Consolas" w:eastAsia="Times New Roman" w:hAnsi="Consolas" w:cs="Times New Roman"/>
-          <w:color w:val="CCCCCC"/>
-          <w:sz w:val="21"/>
-          <w:szCs w:val="21"/>
-          <w:lang w:eastAsia="en-IN"/>
-        </w:rPr>
-        <w:t xml:space="preserve"> mid</w:t>
-      </w:r>
-      <w:r>
-        <w:rPr>
-          <w:rFonts w:ascii="Consolas" w:eastAsia="Times New Roman" w:hAnsi="Consolas" w:cs="Times New Roman"/>
-          <w:color w:val="D4D4D4"/>
-          <w:sz w:val="21"/>
-          <w:szCs w:val="21"/>
-          <w:lang w:eastAsia="en-IN"/>
-        </w:rPr>
-        <w:t>+</w:t>
-      </w:r>
-      <w:r>
-        <w:rPr>
-          <w:rFonts w:ascii="Consolas" w:eastAsia="Times New Roman" w:hAnsi="Consolas" w:cs="Times New Roman"/>
-          <w:color w:val="B5CEA8"/>
-          <w:sz w:val="21"/>
-          <w:szCs w:val="21"/>
-          <w:lang w:eastAsia="en-IN"/>
-        </w:rPr>
-        <w:t>1</w:t>
+        <w:t xml:space="preserve"> left</w:t>
       </w:r>
     </w:p>
     <w:p>
@@ -17286,59 +17068,9 @@
     </w:p>
     <w:p>
       <w:pPr>
-        <w:shd w:val="clear" w:color="auto" w:fill="1F1F1F"/>
-        <w:spacing w:after="0" w:line="285" w:lineRule="atLeast"/>
-        <w:rPr>
-          <w:rFonts w:ascii="Consolas" w:eastAsia="Times New Roman" w:hAnsi="Consolas" w:cs="Times New Roman"/>
-          <w:color w:val="CCCCCC"/>
-          <w:sz w:val="21"/>
-          <w:szCs w:val="21"/>
-          <w:lang w:eastAsia="en-IN"/>
-        </w:rPr>
-      </w:pPr>
-      <w:r>
-        <w:rPr>
-          <w:rFonts w:ascii="Consolas" w:eastAsia="Times New Roman" w:hAnsi="Consolas" w:cs="Times New Roman"/>
-          <w:color w:val="CCCCCC"/>
-          <w:sz w:val="21"/>
-          <w:szCs w:val="21"/>
-          <w:lang w:eastAsia="en-IN"/>
-        </w:rPr>
-        <w:t xml:space="preserve">        </w:t>
-      </w:r>
-      <w:proofErr w:type="gramStart"/>
-      <w:r>
-        <w:rPr>
-          <w:rFonts w:ascii="Consolas" w:eastAsia="Times New Roman" w:hAnsi="Consolas" w:cs="Times New Roman"/>
-          <w:color w:val="C586C0"/>
-          <w:sz w:val="21"/>
-          <w:szCs w:val="21"/>
-          <w:lang w:eastAsia="en-IN"/>
-        </w:rPr>
-        <w:t>return</w:t>
-      </w:r>
-      <w:proofErr w:type="gramEnd"/>
-      <w:r>
-        <w:rPr>
-          <w:rFonts w:ascii="Consolas" w:eastAsia="Times New Roman" w:hAnsi="Consolas" w:cs="Times New Roman"/>
-          <w:color w:val="CCCCCC"/>
-          <w:sz w:val="21"/>
-          <w:szCs w:val="21"/>
-          <w:lang w:eastAsia="en-IN"/>
-        </w:rPr>
-        <w:t xml:space="preserve"> left</w:t>
-      </w:r>
-    </w:p>
-    <w:p>
-      <w:pPr>
-        <w:shd w:val="clear" w:color="auto" w:fill="1F1F1F"/>
-        <w:spacing w:after="0" w:line="285" w:lineRule="atLeast"/>
-        <w:rPr>
-          <w:rFonts w:ascii="Consolas" w:eastAsia="Times New Roman" w:hAnsi="Consolas" w:cs="Times New Roman"/>
-          <w:color w:val="CCCCCC"/>
-          <w:sz w:val="21"/>
-          <w:szCs w:val="21"/>
-          <w:lang w:eastAsia="en-IN"/>
+        <w:rPr>
+          <w:b/>
+          <w:sz w:val="28"/>
         </w:rPr>
       </w:pPr>
     </w:p>
@@ -17796,12 +17528,54 @@
         <w:spacing w:after="0" w:line="285" w:lineRule="atLeast"/>
         <w:rPr>
           <w:rFonts w:ascii="Consolas" w:eastAsia="Times New Roman" w:hAnsi="Consolas" w:cs="Times New Roman"/>
+          <w:color w:val="CCCCCC"/>
+          <w:sz w:val="21"/>
+          <w:szCs w:val="21"/>
+          <w:lang w:eastAsia="en-IN"/>
+        </w:rPr>
+      </w:pPr>
+      <w:proofErr w:type="gramStart"/>
+      <w:r>
+        <w:rPr>
+          <w:rFonts w:ascii="Consolas" w:eastAsia="Times New Roman" w:hAnsi="Consolas" w:cs="Times New Roman"/>
           <w:color w:val="569CD6"/>
           <w:sz w:val="21"/>
           <w:szCs w:val="21"/>
           <w:lang w:eastAsia="en-IN"/>
         </w:rPr>
-      </w:pPr>
+        <w:t>class</w:t>
+      </w:r>
+      <w:proofErr w:type="gramEnd"/>
+      <w:r>
+        <w:rPr>
+          <w:rFonts w:ascii="Consolas" w:eastAsia="Times New Roman" w:hAnsi="Consolas" w:cs="Times New Roman"/>
+          <w:color w:val="CCCCCC"/>
+          <w:sz w:val="21"/>
+          <w:szCs w:val="21"/>
+          <w:lang w:eastAsia="en-IN"/>
+        </w:rPr>
+        <w:t xml:space="preserve"> </w:t>
+      </w:r>
+      <w:r>
+        <w:rPr>
+          <w:rFonts w:ascii="Consolas" w:eastAsia="Times New Roman" w:hAnsi="Consolas" w:cs="Times New Roman"/>
+          <w:color w:val="4EC9B0"/>
+          <w:sz w:val="21"/>
+          <w:szCs w:val="21"/>
+          <w:lang w:eastAsia="en-IN"/>
+        </w:rPr>
+        <w:t>Solution</w:t>
+      </w:r>
+      <w:r>
+        <w:rPr>
+          <w:rFonts w:ascii="Consolas" w:eastAsia="Times New Roman" w:hAnsi="Consolas" w:cs="Times New Roman"/>
+          <w:color w:val="CCCCCC"/>
+          <w:sz w:val="21"/>
+          <w:szCs w:val="21"/>
+          <w:lang w:eastAsia="en-IN"/>
+        </w:rPr>
+        <w:t>:</w:t>
+      </w:r>
     </w:p>
     <w:p>
       <w:pPr>
@@ -17815,6 +17589,17 @@
           <w:lang w:eastAsia="en-IN"/>
         </w:rPr>
       </w:pPr>
+      <w:r>
+        <w:rPr>
+          <w:rFonts w:ascii="Consolas" w:eastAsia="Times New Roman" w:hAnsi="Consolas" w:cs="Times New Roman"/>
+          <w:color w:val="CCCCCC"/>
+          <w:sz w:val="21"/>
+          <w:szCs w:val="21"/>
+          <w:lang w:eastAsia="en-IN"/>
+        </w:rPr>
+        <w:t xml:space="preserve">    </w:t>
+      </w:r>
+      <w:proofErr w:type="spellStart"/>
       <w:proofErr w:type="gramStart"/>
       <w:r>
         <w:rPr>
@@ -17824,8 +17609,9 @@
           <w:szCs w:val="21"/>
           <w:lang w:eastAsia="en-IN"/>
         </w:rPr>
-        <w:t>class</w:t>
-      </w:r>
+        <w:t>def</w:t>
+      </w:r>
+      <w:proofErr w:type="spellEnd"/>
       <w:proofErr w:type="gramEnd"/>
       <w:r>
         <w:rPr>
@@ -17840,13 +17626,141 @@
       <w:r>
         <w:rPr>
           <w:rFonts w:ascii="Consolas" w:eastAsia="Times New Roman" w:hAnsi="Consolas" w:cs="Times New Roman"/>
+          <w:color w:val="DCDCAA"/>
+          <w:sz w:val="21"/>
+          <w:szCs w:val="21"/>
+          <w:lang w:eastAsia="en-IN"/>
+        </w:rPr>
+        <w:t>search</w:t>
+      </w:r>
+      <w:r>
+        <w:rPr>
+          <w:rFonts w:ascii="Consolas" w:eastAsia="Times New Roman" w:hAnsi="Consolas" w:cs="Times New Roman"/>
+          <w:color w:val="CCCCCC"/>
+          <w:sz w:val="21"/>
+          <w:szCs w:val="21"/>
+          <w:lang w:eastAsia="en-IN"/>
+        </w:rPr>
+        <w:t>(</w:t>
+      </w:r>
+      <w:r>
+        <w:rPr>
+          <w:rFonts w:ascii="Consolas" w:eastAsia="Times New Roman" w:hAnsi="Consolas" w:cs="Times New Roman"/>
+          <w:color w:val="9CDCFE"/>
+          <w:sz w:val="21"/>
+          <w:szCs w:val="21"/>
+          <w:lang w:eastAsia="en-IN"/>
+        </w:rPr>
+        <w:t>self</w:t>
+      </w:r>
+      <w:r>
+        <w:rPr>
+          <w:rFonts w:ascii="Consolas" w:eastAsia="Times New Roman" w:hAnsi="Consolas" w:cs="Times New Roman"/>
+          <w:color w:val="CCCCCC"/>
+          <w:sz w:val="21"/>
+          <w:szCs w:val="21"/>
+          <w:lang w:eastAsia="en-IN"/>
+        </w:rPr>
+        <w:t xml:space="preserve">, </w:t>
+      </w:r>
+      <w:proofErr w:type="spellStart"/>
+      <w:r>
+        <w:rPr>
+          <w:rFonts w:ascii="Consolas" w:eastAsia="Times New Roman" w:hAnsi="Consolas" w:cs="Times New Roman"/>
+          <w:color w:val="9CDCFE"/>
+          <w:sz w:val="21"/>
+          <w:szCs w:val="21"/>
+          <w:lang w:eastAsia="en-IN"/>
+        </w:rPr>
+        <w:t>nums</w:t>
+      </w:r>
+      <w:proofErr w:type="spellEnd"/>
+      <w:r>
+        <w:rPr>
+          <w:rFonts w:ascii="Consolas" w:eastAsia="Times New Roman" w:hAnsi="Consolas" w:cs="Times New Roman"/>
+          <w:color w:val="CCCCCC"/>
+          <w:sz w:val="21"/>
+          <w:szCs w:val="21"/>
+          <w:lang w:eastAsia="en-IN"/>
+        </w:rPr>
+        <w:t>: List[</w:t>
+      </w:r>
+      <w:proofErr w:type="spellStart"/>
+      <w:r>
+        <w:rPr>
+          <w:rFonts w:ascii="Consolas" w:eastAsia="Times New Roman" w:hAnsi="Consolas" w:cs="Times New Roman"/>
           <w:color w:val="4EC9B0"/>
           <w:sz w:val="21"/>
           <w:szCs w:val="21"/>
           <w:lang w:eastAsia="en-IN"/>
         </w:rPr>
-        <w:t>Solution</w:t>
-      </w:r>
+        <w:t>int</w:t>
+      </w:r>
+      <w:proofErr w:type="spellEnd"/>
+      <w:r>
+        <w:rPr>
+          <w:rFonts w:ascii="Consolas" w:eastAsia="Times New Roman" w:hAnsi="Consolas" w:cs="Times New Roman"/>
+          <w:color w:val="CCCCCC"/>
+          <w:sz w:val="21"/>
+          <w:szCs w:val="21"/>
+          <w:lang w:eastAsia="en-IN"/>
+        </w:rPr>
+        <w:t xml:space="preserve">], </w:t>
+      </w:r>
+      <w:r>
+        <w:rPr>
+          <w:rFonts w:ascii="Consolas" w:eastAsia="Times New Roman" w:hAnsi="Consolas" w:cs="Times New Roman"/>
+          <w:color w:val="9CDCFE"/>
+          <w:sz w:val="21"/>
+          <w:szCs w:val="21"/>
+          <w:lang w:eastAsia="en-IN"/>
+        </w:rPr>
+        <w:t>target</w:t>
+      </w:r>
+      <w:r>
+        <w:rPr>
+          <w:rFonts w:ascii="Consolas" w:eastAsia="Times New Roman" w:hAnsi="Consolas" w:cs="Times New Roman"/>
+          <w:color w:val="CCCCCC"/>
+          <w:sz w:val="21"/>
+          <w:szCs w:val="21"/>
+          <w:lang w:eastAsia="en-IN"/>
+        </w:rPr>
+        <w:t xml:space="preserve">: </w:t>
+      </w:r>
+      <w:proofErr w:type="spellStart"/>
+      <w:r>
+        <w:rPr>
+          <w:rFonts w:ascii="Consolas" w:eastAsia="Times New Roman" w:hAnsi="Consolas" w:cs="Times New Roman"/>
+          <w:color w:val="4EC9B0"/>
+          <w:sz w:val="21"/>
+          <w:szCs w:val="21"/>
+          <w:lang w:eastAsia="en-IN"/>
+        </w:rPr>
+        <w:t>int</w:t>
+      </w:r>
+      <w:proofErr w:type="spellEnd"/>
+      <w:r>
+        <w:rPr>
+          <w:rFonts w:ascii="Consolas" w:eastAsia="Times New Roman" w:hAnsi="Consolas" w:cs="Times New Roman"/>
+          <w:color w:val="CCCCCC"/>
+          <w:sz w:val="21"/>
+          <w:szCs w:val="21"/>
+          <w:lang w:eastAsia="en-IN"/>
+        </w:rPr>
+        <w:t xml:space="preserve">) -&gt; </w:t>
+      </w:r>
+      <w:proofErr w:type="spellStart"/>
+      <w:r>
+        <w:rPr>
+          <w:rFonts w:ascii="Consolas" w:eastAsia="Times New Roman" w:hAnsi="Consolas" w:cs="Times New Roman"/>
+          <w:color w:val="4EC9B0"/>
+          <w:sz w:val="21"/>
+          <w:szCs w:val="21"/>
+          <w:lang w:eastAsia="en-IN"/>
+        </w:rPr>
+        <w:t>int</w:t>
+      </w:r>
+      <w:proofErr w:type="spellEnd"/>
       <w:r>
         <w:rPr>
           <w:rFonts w:ascii="Consolas" w:eastAsia="Times New Roman" w:hAnsi="Consolas" w:cs="Times New Roman"/>
@@ -17878,22 +17792,124 @@
           <w:szCs w:val="21"/>
           <w:lang w:eastAsia="en-IN"/>
         </w:rPr>
-        <w:t xml:space="preserve">    </w:t>
+        <w:t xml:space="preserve">        </w:t>
+      </w:r>
+      <w:proofErr w:type="gramStart"/>
+      <w:r>
+        <w:rPr>
+          <w:rFonts w:ascii="Consolas" w:eastAsia="Times New Roman" w:hAnsi="Consolas" w:cs="Times New Roman"/>
+          <w:color w:val="CCCCCC"/>
+          <w:sz w:val="21"/>
+          <w:szCs w:val="21"/>
+          <w:lang w:eastAsia="en-IN"/>
+        </w:rPr>
+        <w:t>left</w:t>
+      </w:r>
+      <w:proofErr w:type="gramEnd"/>
+      <w:r>
+        <w:rPr>
+          <w:rFonts w:ascii="Consolas" w:eastAsia="Times New Roman" w:hAnsi="Consolas" w:cs="Times New Roman"/>
+          <w:color w:val="CCCCCC"/>
+          <w:sz w:val="21"/>
+          <w:szCs w:val="21"/>
+          <w:lang w:eastAsia="en-IN"/>
+        </w:rPr>
+        <w:t xml:space="preserve">, right </w:t>
+      </w:r>
+      <w:r>
+        <w:rPr>
+          <w:rFonts w:ascii="Consolas" w:eastAsia="Times New Roman" w:hAnsi="Consolas" w:cs="Times New Roman"/>
+          <w:color w:val="D4D4D4"/>
+          <w:sz w:val="21"/>
+          <w:szCs w:val="21"/>
+          <w:lang w:eastAsia="en-IN"/>
+        </w:rPr>
+        <w:t>=</w:t>
+      </w:r>
+      <w:r>
+        <w:rPr>
+          <w:rFonts w:ascii="Consolas" w:eastAsia="Times New Roman" w:hAnsi="Consolas" w:cs="Times New Roman"/>
+          <w:color w:val="CCCCCC"/>
+          <w:sz w:val="21"/>
+          <w:szCs w:val="21"/>
+          <w:lang w:eastAsia="en-IN"/>
+        </w:rPr>
+        <w:t xml:space="preserve"> </w:t>
+      </w:r>
+      <w:r>
+        <w:rPr>
+          <w:rFonts w:ascii="Consolas" w:eastAsia="Times New Roman" w:hAnsi="Consolas" w:cs="Times New Roman"/>
+          <w:color w:val="B5CEA8"/>
+          <w:sz w:val="21"/>
+          <w:szCs w:val="21"/>
+          <w:lang w:eastAsia="en-IN"/>
+        </w:rPr>
+        <w:t>0</w:t>
+      </w:r>
+      <w:r>
+        <w:rPr>
+          <w:rFonts w:ascii="Consolas" w:eastAsia="Times New Roman" w:hAnsi="Consolas" w:cs="Times New Roman"/>
+          <w:color w:val="CCCCCC"/>
+          <w:sz w:val="21"/>
+          <w:szCs w:val="21"/>
+          <w:lang w:eastAsia="en-IN"/>
+        </w:rPr>
+        <w:t xml:space="preserve">, </w:t>
       </w:r>
       <w:proofErr w:type="spellStart"/>
-      <w:proofErr w:type="gramStart"/>
-      <w:r>
-        <w:rPr>
-          <w:rFonts w:ascii="Consolas" w:eastAsia="Times New Roman" w:hAnsi="Consolas" w:cs="Times New Roman"/>
-          <w:color w:val="569CD6"/>
-          <w:sz w:val="21"/>
-          <w:szCs w:val="21"/>
-          <w:lang w:eastAsia="en-IN"/>
-        </w:rPr>
-        <w:t>def</w:t>
+      <w:r>
+        <w:rPr>
+          <w:rFonts w:ascii="Consolas" w:eastAsia="Times New Roman" w:hAnsi="Consolas" w:cs="Times New Roman"/>
+          <w:color w:val="DCDCAA"/>
+          <w:sz w:val="21"/>
+          <w:szCs w:val="21"/>
+          <w:lang w:eastAsia="en-IN"/>
+        </w:rPr>
+        <w:t>len</w:t>
       </w:r>
       <w:proofErr w:type="spellEnd"/>
-      <w:proofErr w:type="gramEnd"/>
+      <w:r>
+        <w:rPr>
+          <w:rFonts w:ascii="Consolas" w:eastAsia="Times New Roman" w:hAnsi="Consolas" w:cs="Times New Roman"/>
+          <w:color w:val="CCCCCC"/>
+          <w:sz w:val="21"/>
+          <w:szCs w:val="21"/>
+          <w:lang w:eastAsia="en-IN"/>
+        </w:rPr>
+        <w:t>(</w:t>
+      </w:r>
+      <w:proofErr w:type="spellStart"/>
+      <w:r>
+        <w:rPr>
+          <w:rFonts w:ascii="Consolas" w:eastAsia="Times New Roman" w:hAnsi="Consolas" w:cs="Times New Roman"/>
+          <w:color w:val="CCCCCC"/>
+          <w:sz w:val="21"/>
+          <w:szCs w:val="21"/>
+          <w:lang w:eastAsia="en-IN"/>
+        </w:rPr>
+        <w:t>nums</w:t>
+      </w:r>
+      <w:proofErr w:type="spellEnd"/>
+      <w:r>
+        <w:rPr>
+          <w:rFonts w:ascii="Consolas" w:eastAsia="Times New Roman" w:hAnsi="Consolas" w:cs="Times New Roman"/>
+          <w:color w:val="CCCCCC"/>
+          <w:sz w:val="21"/>
+          <w:szCs w:val="21"/>
+          <w:lang w:eastAsia="en-IN"/>
+        </w:rPr>
+        <w:t xml:space="preserve">) </w:t>
+      </w:r>
+      <w:r>
+        <w:rPr>
+          <w:rFonts w:ascii="Consolas" w:eastAsia="Times New Roman" w:hAnsi="Consolas" w:cs="Times New Roman"/>
+          <w:color w:val="D4D4D4"/>
+          <w:sz w:val="21"/>
+          <w:szCs w:val="21"/>
+          <w:lang w:eastAsia="en-IN"/>
+        </w:rPr>
+        <w:t>-</w:t>
+      </w:r>
       <w:r>
         <w:rPr>
           <w:rFonts w:ascii="Consolas" w:eastAsia="Times New Roman" w:hAnsi="Consolas" w:cs="Times New Roman"/>
@@ -17907,150 +17923,12 @@
       <w:r>
         <w:rPr>
           <w:rFonts w:ascii="Consolas" w:eastAsia="Times New Roman" w:hAnsi="Consolas" w:cs="Times New Roman"/>
-          <w:color w:val="DCDCAA"/>
-          <w:sz w:val="21"/>
-          <w:szCs w:val="21"/>
-          <w:lang w:eastAsia="en-IN"/>
-        </w:rPr>
-        <w:t>search</w:t>
-      </w:r>
-      <w:r>
-        <w:rPr>
-          <w:rFonts w:ascii="Consolas" w:eastAsia="Times New Roman" w:hAnsi="Consolas" w:cs="Times New Roman"/>
-          <w:color w:val="CCCCCC"/>
-          <w:sz w:val="21"/>
-          <w:szCs w:val="21"/>
-          <w:lang w:eastAsia="en-IN"/>
-        </w:rPr>
-        <w:t>(</w:t>
-      </w:r>
-      <w:r>
-        <w:rPr>
-          <w:rFonts w:ascii="Consolas" w:eastAsia="Times New Roman" w:hAnsi="Consolas" w:cs="Times New Roman"/>
-          <w:color w:val="9CDCFE"/>
-          <w:sz w:val="21"/>
-          <w:szCs w:val="21"/>
-          <w:lang w:eastAsia="en-IN"/>
-        </w:rPr>
-        <w:t>self</w:t>
-      </w:r>
-      <w:r>
-        <w:rPr>
-          <w:rFonts w:ascii="Consolas" w:eastAsia="Times New Roman" w:hAnsi="Consolas" w:cs="Times New Roman"/>
-          <w:color w:val="CCCCCC"/>
-          <w:sz w:val="21"/>
-          <w:szCs w:val="21"/>
-          <w:lang w:eastAsia="en-IN"/>
-        </w:rPr>
-        <w:t xml:space="preserve">, </w:t>
-      </w:r>
-      <w:proofErr w:type="spellStart"/>
-      <w:r>
-        <w:rPr>
-          <w:rFonts w:ascii="Consolas" w:eastAsia="Times New Roman" w:hAnsi="Consolas" w:cs="Times New Roman"/>
-          <w:color w:val="9CDCFE"/>
-          <w:sz w:val="21"/>
-          <w:szCs w:val="21"/>
-          <w:lang w:eastAsia="en-IN"/>
-        </w:rPr>
-        <w:t>nums</w:t>
-      </w:r>
-      <w:proofErr w:type="spellEnd"/>
-      <w:r>
-        <w:rPr>
-          <w:rFonts w:ascii="Consolas" w:eastAsia="Times New Roman" w:hAnsi="Consolas" w:cs="Times New Roman"/>
-          <w:color w:val="CCCCCC"/>
-          <w:sz w:val="21"/>
-          <w:szCs w:val="21"/>
-          <w:lang w:eastAsia="en-IN"/>
-        </w:rPr>
-        <w:t>: List[</w:t>
-      </w:r>
-      <w:proofErr w:type="spellStart"/>
-      <w:r>
-        <w:rPr>
-          <w:rFonts w:ascii="Consolas" w:eastAsia="Times New Roman" w:hAnsi="Consolas" w:cs="Times New Roman"/>
-          <w:color w:val="4EC9B0"/>
-          <w:sz w:val="21"/>
-          <w:szCs w:val="21"/>
-          <w:lang w:eastAsia="en-IN"/>
-        </w:rPr>
-        <w:t>int</w:t>
-      </w:r>
-      <w:proofErr w:type="spellEnd"/>
-      <w:r>
-        <w:rPr>
-          <w:rFonts w:ascii="Consolas" w:eastAsia="Times New Roman" w:hAnsi="Consolas" w:cs="Times New Roman"/>
-          <w:color w:val="CCCCCC"/>
-          <w:sz w:val="21"/>
-          <w:szCs w:val="21"/>
-          <w:lang w:eastAsia="en-IN"/>
-        </w:rPr>
-        <w:t xml:space="preserve">], </w:t>
-      </w:r>
-      <w:r>
-        <w:rPr>
-          <w:rFonts w:ascii="Consolas" w:eastAsia="Times New Roman" w:hAnsi="Consolas" w:cs="Times New Roman"/>
-          <w:color w:val="9CDCFE"/>
-          <w:sz w:val="21"/>
-          <w:szCs w:val="21"/>
-          <w:lang w:eastAsia="en-IN"/>
-        </w:rPr>
-        <w:t>target</w:t>
-      </w:r>
-      <w:r>
-        <w:rPr>
-          <w:rFonts w:ascii="Consolas" w:eastAsia="Times New Roman" w:hAnsi="Consolas" w:cs="Times New Roman"/>
-          <w:color w:val="CCCCCC"/>
-          <w:sz w:val="21"/>
-          <w:szCs w:val="21"/>
-          <w:lang w:eastAsia="en-IN"/>
-        </w:rPr>
-        <w:t xml:space="preserve">: </w:t>
-      </w:r>
-      <w:proofErr w:type="spellStart"/>
-      <w:r>
-        <w:rPr>
-          <w:rFonts w:ascii="Consolas" w:eastAsia="Times New Roman" w:hAnsi="Consolas" w:cs="Times New Roman"/>
-          <w:color w:val="4EC9B0"/>
-          <w:sz w:val="21"/>
-          <w:szCs w:val="21"/>
-          <w:lang w:eastAsia="en-IN"/>
-        </w:rPr>
-        <w:t>int</w:t>
-      </w:r>
-      <w:proofErr w:type="spellEnd"/>
-      <w:r>
-        <w:rPr>
-          <w:rFonts w:ascii="Consolas" w:eastAsia="Times New Roman" w:hAnsi="Consolas" w:cs="Times New Roman"/>
-          <w:color w:val="CCCCCC"/>
-          <w:sz w:val="21"/>
-          <w:szCs w:val="21"/>
-          <w:lang w:eastAsia="en-IN"/>
-        </w:rPr>
-        <w:t xml:space="preserve">) -&gt; </w:t>
-      </w:r>
-      <w:proofErr w:type="spellStart"/>
-      <w:r>
-        <w:rPr>
-          <w:rFonts w:ascii="Consolas" w:eastAsia="Times New Roman" w:hAnsi="Consolas" w:cs="Times New Roman"/>
-          <w:color w:val="4EC9B0"/>
-          <w:sz w:val="21"/>
-          <w:szCs w:val="21"/>
-          <w:lang w:eastAsia="en-IN"/>
-        </w:rPr>
-        <w:t>int</w:t>
-      </w:r>
-      <w:proofErr w:type="spellEnd"/>
-      <w:r>
-        <w:rPr>
-          <w:rFonts w:ascii="Consolas" w:eastAsia="Times New Roman" w:hAnsi="Consolas" w:cs="Times New Roman"/>
-          <w:color w:val="CCCCCC"/>
-          <w:sz w:val="21"/>
-          <w:szCs w:val="21"/>
-          <w:lang w:eastAsia="en-IN"/>
-        </w:rPr>
-        <w:t>:</w:t>
+          <w:color w:val="B5CEA8"/>
+          <w:sz w:val="21"/>
+          <w:szCs w:val="21"/>
+          <w:lang w:eastAsia="en-IN"/>
+        </w:rPr>
+        <w:t>1</w:t>
       </w:r>
     </w:p>
     <w:p>
@@ -18065,152 +17943,6 @@
           <w:lang w:eastAsia="en-IN"/>
         </w:rPr>
       </w:pPr>
-      <w:r>
-        <w:rPr>
-          <w:rFonts w:ascii="Consolas" w:eastAsia="Times New Roman" w:hAnsi="Consolas" w:cs="Times New Roman"/>
-          <w:color w:val="CCCCCC"/>
-          <w:sz w:val="21"/>
-          <w:szCs w:val="21"/>
-          <w:lang w:eastAsia="en-IN"/>
-        </w:rPr>
-        <w:t xml:space="preserve">        </w:t>
-      </w:r>
-      <w:proofErr w:type="gramStart"/>
-      <w:r>
-        <w:rPr>
-          <w:rFonts w:ascii="Consolas" w:eastAsia="Times New Roman" w:hAnsi="Consolas" w:cs="Times New Roman"/>
-          <w:color w:val="CCCCCC"/>
-          <w:sz w:val="21"/>
-          <w:szCs w:val="21"/>
-          <w:lang w:eastAsia="en-IN"/>
-        </w:rPr>
-        <w:t>left</w:t>
-      </w:r>
-      <w:proofErr w:type="gramEnd"/>
-      <w:r>
-        <w:rPr>
-          <w:rFonts w:ascii="Consolas" w:eastAsia="Times New Roman" w:hAnsi="Consolas" w:cs="Times New Roman"/>
-          <w:color w:val="CCCCCC"/>
-          <w:sz w:val="21"/>
-          <w:szCs w:val="21"/>
-          <w:lang w:eastAsia="en-IN"/>
-        </w:rPr>
-        <w:t xml:space="preserve">, right </w:t>
-      </w:r>
-      <w:r>
-        <w:rPr>
-          <w:rFonts w:ascii="Consolas" w:eastAsia="Times New Roman" w:hAnsi="Consolas" w:cs="Times New Roman"/>
-          <w:color w:val="D4D4D4"/>
-          <w:sz w:val="21"/>
-          <w:szCs w:val="21"/>
-          <w:lang w:eastAsia="en-IN"/>
-        </w:rPr>
-        <w:t>=</w:t>
-      </w:r>
-      <w:r>
-        <w:rPr>
-          <w:rFonts w:ascii="Consolas" w:eastAsia="Times New Roman" w:hAnsi="Consolas" w:cs="Times New Roman"/>
-          <w:color w:val="CCCCCC"/>
-          <w:sz w:val="21"/>
-          <w:szCs w:val="21"/>
-          <w:lang w:eastAsia="en-IN"/>
-        </w:rPr>
-        <w:t xml:space="preserve"> </w:t>
-      </w:r>
-      <w:r>
-        <w:rPr>
-          <w:rFonts w:ascii="Consolas" w:eastAsia="Times New Roman" w:hAnsi="Consolas" w:cs="Times New Roman"/>
-          <w:color w:val="B5CEA8"/>
-          <w:sz w:val="21"/>
-          <w:szCs w:val="21"/>
-          <w:lang w:eastAsia="en-IN"/>
-        </w:rPr>
-        <w:t>0</w:t>
-      </w:r>
-      <w:r>
-        <w:rPr>
-          <w:rFonts w:ascii="Consolas" w:eastAsia="Times New Roman" w:hAnsi="Consolas" w:cs="Times New Roman"/>
-          <w:color w:val="CCCCCC"/>
-          <w:sz w:val="21"/>
-          <w:szCs w:val="21"/>
-          <w:lang w:eastAsia="en-IN"/>
-        </w:rPr>
-        <w:t xml:space="preserve">, </w:t>
-      </w:r>
-      <w:proofErr w:type="spellStart"/>
-      <w:r>
-        <w:rPr>
-          <w:rFonts w:ascii="Consolas" w:eastAsia="Times New Roman" w:hAnsi="Consolas" w:cs="Times New Roman"/>
-          <w:color w:val="DCDCAA"/>
-          <w:sz w:val="21"/>
-          <w:szCs w:val="21"/>
-          <w:lang w:eastAsia="en-IN"/>
-        </w:rPr>
-        <w:t>len</w:t>
-      </w:r>
-      <w:proofErr w:type="spellEnd"/>
-      <w:r>
-        <w:rPr>
-          <w:rFonts w:ascii="Consolas" w:eastAsia="Times New Roman" w:hAnsi="Consolas" w:cs="Times New Roman"/>
-          <w:color w:val="CCCCCC"/>
-          <w:sz w:val="21"/>
-          <w:szCs w:val="21"/>
-          <w:lang w:eastAsia="en-IN"/>
-        </w:rPr>
-        <w:t>(</w:t>
-      </w:r>
-      <w:proofErr w:type="spellStart"/>
-      <w:r>
-        <w:rPr>
-          <w:rFonts w:ascii="Consolas" w:eastAsia="Times New Roman" w:hAnsi="Consolas" w:cs="Times New Roman"/>
-          <w:color w:val="CCCCCC"/>
-          <w:sz w:val="21"/>
-          <w:szCs w:val="21"/>
-          <w:lang w:eastAsia="en-IN"/>
-        </w:rPr>
-        <w:t>nums</w:t>
-      </w:r>
-      <w:proofErr w:type="spellEnd"/>
-      <w:r>
-        <w:rPr>
-          <w:rFonts w:ascii="Consolas" w:eastAsia="Times New Roman" w:hAnsi="Consolas" w:cs="Times New Roman"/>
-          <w:color w:val="CCCCCC"/>
-          <w:sz w:val="21"/>
-          <w:szCs w:val="21"/>
-          <w:lang w:eastAsia="en-IN"/>
-        </w:rPr>
-        <w:t xml:space="preserve">) </w:t>
-      </w:r>
-      <w:r>
-        <w:rPr>
-          <w:rFonts w:ascii="Consolas" w:eastAsia="Times New Roman" w:hAnsi="Consolas" w:cs="Times New Roman"/>
-          <w:color w:val="D4D4D4"/>
-          <w:sz w:val="21"/>
-          <w:szCs w:val="21"/>
-          <w:lang w:eastAsia="en-IN"/>
-        </w:rPr>
-        <w:t>-</w:t>
-      </w:r>
-      <w:r>
-        <w:rPr>
-          <w:rFonts w:ascii="Consolas" w:eastAsia="Times New Roman" w:hAnsi="Consolas" w:cs="Times New Roman"/>
-          <w:color w:val="CCCCCC"/>
-          <w:sz w:val="21"/>
-          <w:szCs w:val="21"/>
-          <w:lang w:eastAsia="en-IN"/>
-        </w:rPr>
-        <w:t xml:space="preserve"> </w:t>
-      </w:r>
-      <w:r>
-        <w:rPr>
-          <w:rFonts w:ascii="Consolas" w:eastAsia="Times New Roman" w:hAnsi="Consolas" w:cs="Times New Roman"/>
-          <w:color w:val="B5CEA8"/>
-          <w:sz w:val="21"/>
-          <w:szCs w:val="21"/>
-          <w:lang w:eastAsia="en-IN"/>
-        </w:rPr>
-        <w:t>1</w:t>
-      </w:r>
     </w:p>
     <w:p>
       <w:pPr>
@@ -18224,6 +17956,58 @@
           <w:lang w:eastAsia="en-IN"/>
         </w:rPr>
       </w:pPr>
+      <w:r>
+        <w:rPr>
+          <w:rFonts w:ascii="Consolas" w:eastAsia="Times New Roman" w:hAnsi="Consolas" w:cs="Times New Roman"/>
+          <w:color w:val="CCCCCC"/>
+          <w:sz w:val="21"/>
+          <w:szCs w:val="21"/>
+          <w:lang w:eastAsia="en-IN"/>
+        </w:rPr>
+        <w:t xml:space="preserve">        </w:t>
+      </w:r>
+      <w:proofErr w:type="gramStart"/>
+      <w:r>
+        <w:rPr>
+          <w:rFonts w:ascii="Consolas" w:eastAsia="Times New Roman" w:hAnsi="Consolas" w:cs="Times New Roman"/>
+          <w:color w:val="C586C0"/>
+          <w:sz w:val="21"/>
+          <w:szCs w:val="21"/>
+          <w:lang w:eastAsia="en-IN"/>
+        </w:rPr>
+        <w:t>while</w:t>
+      </w:r>
+      <w:proofErr w:type="gramEnd"/>
+      <w:r>
+        <w:rPr>
+          <w:rFonts w:ascii="Consolas" w:eastAsia="Times New Roman" w:hAnsi="Consolas" w:cs="Times New Roman"/>
+          <w:color w:val="CCCCCC"/>
+          <w:sz w:val="21"/>
+          <w:szCs w:val="21"/>
+          <w:lang w:eastAsia="en-IN"/>
+        </w:rPr>
+        <w:t xml:space="preserve"> left </w:t>
+      </w:r>
+      <w:r>
+        <w:rPr>
+          <w:rFonts w:ascii="Consolas" w:eastAsia="Times New Roman" w:hAnsi="Consolas" w:cs="Times New Roman"/>
+          <w:color w:val="D4D4D4"/>
+          <w:sz w:val="21"/>
+          <w:szCs w:val="21"/>
+          <w:lang w:eastAsia="en-IN"/>
+        </w:rPr>
+        <w:t>&lt;=</w:t>
+      </w:r>
+      <w:r>
+        <w:rPr>
+          <w:rFonts w:ascii="Consolas" w:eastAsia="Times New Roman" w:hAnsi="Consolas" w:cs="Times New Roman"/>
+          <w:color w:val="CCCCCC"/>
+          <w:sz w:val="21"/>
+          <w:szCs w:val="21"/>
+          <w:lang w:eastAsia="en-IN"/>
+        </w:rPr>
+        <w:t xml:space="preserve"> right:</w:t>
+      </w:r>
     </w:p>
     <w:p>
       <w:pPr>
@@ -18245,18 +18029,18 @@
           <w:szCs w:val="21"/>
           <w:lang w:eastAsia="en-IN"/>
         </w:rPr>
-        <w:t xml:space="preserve">        </w:t>
+        <w:t xml:space="preserve">            </w:t>
       </w:r>
       <w:proofErr w:type="gramStart"/>
       <w:r>
         <w:rPr>
           <w:rFonts w:ascii="Consolas" w:eastAsia="Times New Roman" w:hAnsi="Consolas" w:cs="Times New Roman"/>
-          <w:color w:val="C586C0"/>
-          <w:sz w:val="21"/>
-          <w:szCs w:val="21"/>
-          <w:lang w:eastAsia="en-IN"/>
-        </w:rPr>
-        <w:t>while</w:t>
+          <w:color w:val="CCCCCC"/>
+          <w:sz w:val="21"/>
+          <w:szCs w:val="21"/>
+          <w:lang w:eastAsia="en-IN"/>
+        </w:rPr>
+        <w:t>mid</w:t>
       </w:r>
       <w:proofErr w:type="gramEnd"/>
       <w:r>
@@ -18267,7 +18051,7 @@
           <w:szCs w:val="21"/>
           <w:lang w:eastAsia="en-IN"/>
         </w:rPr>
-        <w:t xml:space="preserve"> left </w:t>
+        <w:t xml:space="preserve"> </w:t>
       </w:r>
       <w:r>
         <w:rPr>
@@ -18277,17 +18061,67 @@
           <w:szCs w:val="21"/>
           <w:lang w:eastAsia="en-IN"/>
         </w:rPr>
-        <w:t>&lt;=</w:t>
-      </w:r>
-      <w:r>
-        <w:rPr>
-          <w:rFonts w:ascii="Consolas" w:eastAsia="Times New Roman" w:hAnsi="Consolas" w:cs="Times New Roman"/>
-          <w:color w:val="CCCCCC"/>
-          <w:sz w:val="21"/>
-          <w:szCs w:val="21"/>
-          <w:lang w:eastAsia="en-IN"/>
-        </w:rPr>
-        <w:t xml:space="preserve"> right:</w:t>
+        <w:t>=</w:t>
+      </w:r>
+      <w:r>
+        <w:rPr>
+          <w:rFonts w:ascii="Consolas" w:eastAsia="Times New Roman" w:hAnsi="Consolas" w:cs="Times New Roman"/>
+          <w:color w:val="CCCCCC"/>
+          <w:sz w:val="21"/>
+          <w:szCs w:val="21"/>
+          <w:lang w:eastAsia="en-IN"/>
+        </w:rPr>
+        <w:t xml:space="preserve"> (left </w:t>
+      </w:r>
+      <w:r>
+        <w:rPr>
+          <w:rFonts w:ascii="Consolas" w:eastAsia="Times New Roman" w:hAnsi="Consolas" w:cs="Times New Roman"/>
+          <w:color w:val="D4D4D4"/>
+          <w:sz w:val="21"/>
+          <w:szCs w:val="21"/>
+          <w:lang w:eastAsia="en-IN"/>
+        </w:rPr>
+        <w:t>+</w:t>
+      </w:r>
+      <w:r>
+        <w:rPr>
+          <w:rFonts w:ascii="Consolas" w:eastAsia="Times New Roman" w:hAnsi="Consolas" w:cs="Times New Roman"/>
+          <w:color w:val="CCCCCC"/>
+          <w:sz w:val="21"/>
+          <w:szCs w:val="21"/>
+          <w:lang w:eastAsia="en-IN"/>
+        </w:rPr>
+        <w:t xml:space="preserve"> right) </w:t>
+      </w:r>
+      <w:r>
+        <w:rPr>
+          <w:rFonts w:ascii="Consolas" w:eastAsia="Times New Roman" w:hAnsi="Consolas" w:cs="Times New Roman"/>
+          <w:color w:val="D4D4D4"/>
+          <w:sz w:val="21"/>
+          <w:szCs w:val="21"/>
+          <w:lang w:eastAsia="en-IN"/>
+        </w:rPr>
+        <w:t>//</w:t>
+      </w:r>
+      <w:r>
+        <w:rPr>
+          <w:rFonts w:ascii="Consolas" w:eastAsia="Times New Roman" w:hAnsi="Consolas" w:cs="Times New Roman"/>
+          <w:color w:val="CCCCCC"/>
+          <w:sz w:val="21"/>
+          <w:szCs w:val="21"/>
+          <w:lang w:eastAsia="en-IN"/>
+        </w:rPr>
+        <w:t xml:space="preserve"> </w:t>
+      </w:r>
+      <w:r>
+        <w:rPr>
+          <w:rFonts w:ascii="Consolas" w:eastAsia="Times New Roman" w:hAnsi="Consolas" w:cs="Times New Roman"/>
+          <w:color w:val="B5CEA8"/>
+          <w:sz w:val="21"/>
+          <w:szCs w:val="21"/>
+          <w:lang w:eastAsia="en-IN"/>
+        </w:rPr>
+        <w:t>2</w:t>
       </w:r>
     </w:p>
     <w:p>
@@ -18316,12 +18150,12 @@
       <w:r>
         <w:rPr>
           <w:rFonts w:ascii="Consolas" w:eastAsia="Times New Roman" w:hAnsi="Consolas" w:cs="Times New Roman"/>
-          <w:color w:val="CCCCCC"/>
-          <w:sz w:val="21"/>
-          <w:szCs w:val="21"/>
-          <w:lang w:eastAsia="en-IN"/>
-        </w:rPr>
-        <w:t>mid</w:t>
+          <w:color w:val="C586C0"/>
+          <w:sz w:val="21"/>
+          <w:szCs w:val="21"/>
+          <w:lang w:eastAsia="en-IN"/>
+        </w:rPr>
+        <w:t>if</w:t>
       </w:r>
       <w:proofErr w:type="gramEnd"/>
       <w:r>
@@ -18334,6 +18168,28 @@
         </w:rPr>
         <w:t xml:space="preserve"> </w:t>
       </w:r>
+      <w:proofErr w:type="spellStart"/>
+      <w:r>
+        <w:rPr>
+          <w:rFonts w:ascii="Consolas" w:eastAsia="Times New Roman" w:hAnsi="Consolas" w:cs="Times New Roman"/>
+          <w:color w:val="CCCCCC"/>
+          <w:sz w:val="21"/>
+          <w:szCs w:val="21"/>
+          <w:lang w:eastAsia="en-IN"/>
+        </w:rPr>
+        <w:t>nums</w:t>
+      </w:r>
+      <w:proofErr w:type="spellEnd"/>
+      <w:r>
+        <w:rPr>
+          <w:rFonts w:ascii="Consolas" w:eastAsia="Times New Roman" w:hAnsi="Consolas" w:cs="Times New Roman"/>
+          <w:color w:val="CCCCCC"/>
+          <w:sz w:val="21"/>
+          <w:szCs w:val="21"/>
+          <w:lang w:eastAsia="en-IN"/>
+        </w:rPr>
+        <w:t xml:space="preserve">[mid] </w:t>
+      </w:r>
       <w:r>
         <w:rPr>
           <w:rFonts w:ascii="Consolas" w:eastAsia="Times New Roman" w:hAnsi="Consolas" w:cs="Times New Roman"/>
@@ -18342,67 +18198,17 @@
           <w:szCs w:val="21"/>
           <w:lang w:eastAsia="en-IN"/>
         </w:rPr>
-        <w:t>=</w:t>
-      </w:r>
-      <w:r>
-        <w:rPr>
-          <w:rFonts w:ascii="Consolas" w:eastAsia="Times New Roman" w:hAnsi="Consolas" w:cs="Times New Roman"/>
-          <w:color w:val="CCCCCC"/>
-          <w:sz w:val="21"/>
-          <w:szCs w:val="21"/>
-          <w:lang w:eastAsia="en-IN"/>
-        </w:rPr>
-        <w:t xml:space="preserve"> (left </w:t>
-      </w:r>
-      <w:r>
-        <w:rPr>
-          <w:rFonts w:ascii="Consolas" w:eastAsia="Times New Roman" w:hAnsi="Consolas" w:cs="Times New Roman"/>
-          <w:color w:val="D4D4D4"/>
-          <w:sz w:val="21"/>
-          <w:szCs w:val="21"/>
-          <w:lang w:eastAsia="en-IN"/>
-        </w:rPr>
-        <w:t>+</w:t>
-      </w:r>
-      <w:r>
-        <w:rPr>
-          <w:rFonts w:ascii="Consolas" w:eastAsia="Times New Roman" w:hAnsi="Consolas" w:cs="Times New Roman"/>
-          <w:color w:val="CCCCCC"/>
-          <w:sz w:val="21"/>
-          <w:szCs w:val="21"/>
-          <w:lang w:eastAsia="en-IN"/>
-        </w:rPr>
-        <w:t xml:space="preserve"> right) </w:t>
-      </w:r>
-      <w:r>
-        <w:rPr>
-          <w:rFonts w:ascii="Consolas" w:eastAsia="Times New Roman" w:hAnsi="Consolas" w:cs="Times New Roman"/>
-          <w:color w:val="D4D4D4"/>
-          <w:sz w:val="21"/>
-          <w:szCs w:val="21"/>
-          <w:lang w:eastAsia="en-IN"/>
-        </w:rPr>
-        <w:t>//</w:t>
-      </w:r>
-      <w:r>
-        <w:rPr>
-          <w:rFonts w:ascii="Consolas" w:eastAsia="Times New Roman" w:hAnsi="Consolas" w:cs="Times New Roman"/>
-          <w:color w:val="CCCCCC"/>
-          <w:sz w:val="21"/>
-          <w:szCs w:val="21"/>
-          <w:lang w:eastAsia="en-IN"/>
-        </w:rPr>
-        <w:t xml:space="preserve"> </w:t>
-      </w:r>
-      <w:r>
-        <w:rPr>
-          <w:rFonts w:ascii="Consolas" w:eastAsia="Times New Roman" w:hAnsi="Consolas" w:cs="Times New Roman"/>
-          <w:color w:val="B5CEA8"/>
-          <w:sz w:val="21"/>
-          <w:szCs w:val="21"/>
-          <w:lang w:eastAsia="en-IN"/>
-        </w:rPr>
-        <w:t>2</w:t>
+        <w:t>==</w:t>
+      </w:r>
+      <w:r>
+        <w:rPr>
+          <w:rFonts w:ascii="Consolas" w:eastAsia="Times New Roman" w:hAnsi="Consolas" w:cs="Times New Roman"/>
+          <w:color w:val="CCCCCC"/>
+          <w:sz w:val="21"/>
+          <w:szCs w:val="21"/>
+          <w:lang w:eastAsia="en-IN"/>
+        </w:rPr>
+        <w:t xml:space="preserve"> target:</w:t>
       </w:r>
     </w:p>
     <w:p>
@@ -18425,8 +18231,7 @@
           <w:szCs w:val="21"/>
           <w:lang w:eastAsia="en-IN"/>
         </w:rPr>
-        <w:lastRenderedPageBreak/>
-        <w:t xml:space="preserve">            </w:t>
+        <w:t xml:space="preserve">                </w:t>
       </w:r>
       <w:proofErr w:type="gramStart"/>
       <w:r>
@@ -18437,7 +18242,7 @@
           <w:szCs w:val="21"/>
           <w:lang w:eastAsia="en-IN"/>
         </w:rPr>
-        <w:t>if</w:t>
+        <w:t>return</w:t>
       </w:r>
       <w:proofErr w:type="gramEnd"/>
       <w:r>
@@ -18448,49 +18253,7 @@
           <w:szCs w:val="21"/>
           <w:lang w:eastAsia="en-IN"/>
         </w:rPr>
-        <w:t xml:space="preserve"> </w:t>
-      </w:r>
-      <w:proofErr w:type="spellStart"/>
-      <w:r>
-        <w:rPr>
-          <w:rFonts w:ascii="Consolas" w:eastAsia="Times New Roman" w:hAnsi="Consolas" w:cs="Times New Roman"/>
-          <w:color w:val="CCCCCC"/>
-          <w:sz w:val="21"/>
-          <w:szCs w:val="21"/>
-          <w:lang w:eastAsia="en-IN"/>
-        </w:rPr>
-        <w:t>nums</w:t>
-      </w:r>
-      <w:proofErr w:type="spellEnd"/>
-      <w:r>
-        <w:rPr>
-          <w:rFonts w:ascii="Consolas" w:eastAsia="Times New Roman" w:hAnsi="Consolas" w:cs="Times New Roman"/>
-          <w:color w:val="CCCCCC"/>
-          <w:sz w:val="21"/>
-          <w:szCs w:val="21"/>
-          <w:lang w:eastAsia="en-IN"/>
-        </w:rPr>
-        <w:t xml:space="preserve">[mid] </w:t>
-      </w:r>
-      <w:r>
-        <w:rPr>
-          <w:rFonts w:ascii="Consolas" w:eastAsia="Times New Roman" w:hAnsi="Consolas" w:cs="Times New Roman"/>
-          <w:color w:val="D4D4D4"/>
-          <w:sz w:val="21"/>
-          <w:szCs w:val="21"/>
-          <w:lang w:eastAsia="en-IN"/>
-        </w:rPr>
-        <w:t>==</w:t>
-      </w:r>
-      <w:r>
-        <w:rPr>
-          <w:rFonts w:ascii="Consolas" w:eastAsia="Times New Roman" w:hAnsi="Consolas" w:cs="Times New Roman"/>
-          <w:color w:val="CCCCCC"/>
-          <w:sz w:val="21"/>
-          <w:szCs w:val="21"/>
-          <w:lang w:eastAsia="en-IN"/>
-        </w:rPr>
-        <w:t xml:space="preserve"> target:</w:t>
+        <w:t xml:space="preserve"> mid</w:t>
       </w:r>
     </w:p>
     <w:p>
@@ -18513,29 +18276,17 @@
           <w:szCs w:val="21"/>
           <w:lang w:eastAsia="en-IN"/>
         </w:rPr>
-        <w:t xml:space="preserve">                </w:t>
-      </w:r>
-      <w:proofErr w:type="gramStart"/>
-      <w:r>
-        <w:rPr>
-          <w:rFonts w:ascii="Consolas" w:eastAsia="Times New Roman" w:hAnsi="Consolas" w:cs="Times New Roman"/>
-          <w:color w:val="C586C0"/>
-          <w:sz w:val="21"/>
-          <w:szCs w:val="21"/>
-          <w:lang w:eastAsia="en-IN"/>
-        </w:rPr>
-        <w:t>return</w:t>
-      </w:r>
-      <w:proofErr w:type="gramEnd"/>
-      <w:r>
-        <w:rPr>
-          <w:rFonts w:ascii="Consolas" w:eastAsia="Times New Roman" w:hAnsi="Consolas" w:cs="Times New Roman"/>
-          <w:color w:val="CCCCCC"/>
-          <w:sz w:val="21"/>
-          <w:szCs w:val="21"/>
-          <w:lang w:eastAsia="en-IN"/>
-        </w:rPr>
-        <w:t xml:space="preserve"> mid</w:t>
+        <w:t xml:space="preserve">            </w:t>
+      </w:r>
+      <w:r>
+        <w:rPr>
+          <w:rFonts w:ascii="Consolas" w:eastAsia="Times New Roman" w:hAnsi="Consolas" w:cs="Times New Roman"/>
+          <w:color w:val="6A9955"/>
+          <w:sz w:val="21"/>
+          <w:szCs w:val="21"/>
+          <w:lang w:eastAsia="en-IN"/>
+        </w:rPr>
+        <w:t>#left half is sorted</w:t>
       </w:r>
     </w:p>
     <w:p>
@@ -18563,13 +18314,131 @@
       <w:r>
         <w:rPr>
           <w:rFonts w:ascii="Consolas" w:eastAsia="Times New Roman" w:hAnsi="Consolas" w:cs="Times New Roman"/>
+          <w:color w:val="C586C0"/>
+          <w:sz w:val="21"/>
+          <w:szCs w:val="21"/>
+          <w:lang w:eastAsia="en-IN"/>
+        </w:rPr>
+        <w:t>if</w:t>
+      </w:r>
+      <w:r>
+        <w:rPr>
+          <w:rFonts w:ascii="Consolas" w:eastAsia="Times New Roman" w:hAnsi="Consolas" w:cs="Times New Roman"/>
+          <w:color w:val="CCCCCC"/>
+          <w:sz w:val="21"/>
+          <w:szCs w:val="21"/>
+          <w:lang w:eastAsia="en-IN"/>
+        </w:rPr>
+        <w:t xml:space="preserve"> </w:t>
+      </w:r>
+      <w:proofErr w:type="spellStart"/>
+      <w:r>
+        <w:rPr>
+          <w:rFonts w:ascii="Consolas" w:eastAsia="Times New Roman" w:hAnsi="Consolas" w:cs="Times New Roman"/>
+          <w:color w:val="CCCCCC"/>
+          <w:sz w:val="21"/>
+          <w:szCs w:val="21"/>
+          <w:lang w:eastAsia="en-IN"/>
+        </w:rPr>
+        <w:t>nums</w:t>
+      </w:r>
+      <w:proofErr w:type="spellEnd"/>
+      <w:r>
+        <w:rPr>
+          <w:rFonts w:ascii="Consolas" w:eastAsia="Times New Roman" w:hAnsi="Consolas" w:cs="Times New Roman"/>
+          <w:color w:val="CCCCCC"/>
+          <w:sz w:val="21"/>
+          <w:szCs w:val="21"/>
+          <w:lang w:eastAsia="en-IN"/>
+        </w:rPr>
+        <w:t xml:space="preserve">[left] </w:t>
+      </w:r>
+      <w:r>
+        <w:rPr>
+          <w:rFonts w:ascii="Consolas" w:eastAsia="Times New Roman" w:hAnsi="Consolas" w:cs="Times New Roman"/>
+          <w:color w:val="D4D4D4"/>
+          <w:sz w:val="21"/>
+          <w:szCs w:val="21"/>
+          <w:lang w:eastAsia="en-IN"/>
+        </w:rPr>
+        <w:t>&lt;=</w:t>
+      </w:r>
+      <w:r>
+        <w:rPr>
+          <w:rFonts w:ascii="Consolas" w:eastAsia="Times New Roman" w:hAnsi="Consolas" w:cs="Times New Roman"/>
+          <w:color w:val="CCCCCC"/>
+          <w:sz w:val="21"/>
+          <w:szCs w:val="21"/>
+          <w:lang w:eastAsia="en-IN"/>
+        </w:rPr>
+        <w:t xml:space="preserve"> </w:t>
+      </w:r>
+      <w:proofErr w:type="spellStart"/>
+      <w:r>
+        <w:rPr>
+          <w:rFonts w:ascii="Consolas" w:eastAsia="Times New Roman" w:hAnsi="Consolas" w:cs="Times New Roman"/>
+          <w:color w:val="CCCCCC"/>
+          <w:sz w:val="21"/>
+          <w:szCs w:val="21"/>
+          <w:lang w:eastAsia="en-IN"/>
+        </w:rPr>
+        <w:t>nums</w:t>
+      </w:r>
+      <w:proofErr w:type="spellEnd"/>
+      <w:r>
+        <w:rPr>
+          <w:rFonts w:ascii="Consolas" w:eastAsia="Times New Roman" w:hAnsi="Consolas" w:cs="Times New Roman"/>
+          <w:color w:val="CCCCCC"/>
+          <w:sz w:val="21"/>
+          <w:szCs w:val="21"/>
+          <w:lang w:eastAsia="en-IN"/>
+        </w:rPr>
+        <w:t>[mid]:</w:t>
+      </w:r>
+      <w:r>
+        <w:rPr>
+          <w:rFonts w:ascii="Consolas" w:eastAsia="Times New Roman" w:hAnsi="Consolas" w:cs="Times New Roman"/>
+          <w:color w:val="CCCCCC"/>
+          <w:sz w:val="21"/>
+          <w:szCs w:val="21"/>
+          <w:lang w:eastAsia="en-IN"/>
+        </w:rPr>
+        <w:t xml:space="preserve">   </w:t>
+      </w:r>
+      <w:r>
+        <w:rPr>
+          <w:rFonts w:ascii="Consolas" w:eastAsia="Times New Roman" w:hAnsi="Consolas" w:cs="Times New Roman"/>
           <w:color w:val="6A9955"/>
           <w:sz w:val="21"/>
           <w:szCs w:val="21"/>
           <w:lang w:eastAsia="en-IN"/>
         </w:rPr>
-        <w:t>#left half is sorted</w:t>
-      </w:r>
+        <w:t xml:space="preserve">#less than </w:t>
+      </w:r>
+      <w:proofErr w:type="spellStart"/>
+      <w:r>
+        <w:rPr>
+          <w:rFonts w:ascii="Consolas" w:eastAsia="Times New Roman" w:hAnsi="Consolas" w:cs="Times New Roman"/>
+          <w:color w:val="6A9955"/>
+          <w:sz w:val="21"/>
+          <w:szCs w:val="21"/>
+          <w:lang w:eastAsia="en-IN"/>
+        </w:rPr>
+        <w:t>and</w:t>
+      </w:r>
+      <w:proofErr w:type="spellEnd"/>
+      <w:r>
+        <w:rPr>
+          <w:rFonts w:ascii="Consolas" w:eastAsia="Times New Roman" w:hAnsi="Consolas" w:cs="Times New Roman"/>
+          <w:color w:val="6A9955"/>
+          <w:sz w:val="21"/>
+          <w:szCs w:val="21"/>
+          <w:lang w:eastAsia="en-IN"/>
+        </w:rPr>
+        <w:t xml:space="preserve"> equal for only one element array</w:t>
+      </w:r>
+      <w:bookmarkStart w:id="17" w:name="_GoBack"/>
+      <w:bookmarkEnd w:id="17"/>
     </w:p>
     <w:p>
       <w:pPr>
@@ -18591,7 +18460,7 @@
           <w:szCs w:val="21"/>
           <w:lang w:eastAsia="en-IN"/>
         </w:rPr>
-        <w:t xml:space="preserve">            </w:t>
+        <w:t xml:space="preserve">                </w:t>
       </w:r>
       <w:proofErr w:type="gramStart"/>
       <w:r>
@@ -18646,6 +18515,26 @@
           <w:lang w:eastAsia="en-IN"/>
         </w:rPr>
         <w:t>&lt;=</w:t>
+      </w:r>
+      <w:r>
+        <w:rPr>
+          <w:rFonts w:ascii="Consolas" w:eastAsia="Times New Roman" w:hAnsi="Consolas" w:cs="Times New Roman"/>
+          <w:color w:val="CCCCCC"/>
+          <w:sz w:val="21"/>
+          <w:szCs w:val="21"/>
+          <w:lang w:eastAsia="en-IN"/>
+        </w:rPr>
+        <w:t xml:space="preserve"> target </w:t>
+      </w:r>
+      <w:r>
+        <w:rPr>
+          <w:rFonts w:ascii="Consolas" w:eastAsia="Times New Roman" w:hAnsi="Consolas" w:cs="Times New Roman"/>
+          <w:color w:val="D4D4D4"/>
+          <w:sz w:val="21"/>
+          <w:szCs w:val="21"/>
+          <w:lang w:eastAsia="en-IN"/>
+        </w:rPr>
+        <w:t>&lt;</w:t>
       </w:r>
       <w:r>
         <w:rPr>
@@ -18700,18 +18589,18 @@
           <w:szCs w:val="21"/>
           <w:lang w:eastAsia="en-IN"/>
         </w:rPr>
-        <w:t xml:space="preserve">                </w:t>
+        <w:t xml:space="preserve">                    </w:t>
       </w:r>
       <w:proofErr w:type="gramStart"/>
       <w:r>
         <w:rPr>
           <w:rFonts w:ascii="Consolas" w:eastAsia="Times New Roman" w:hAnsi="Consolas" w:cs="Times New Roman"/>
-          <w:color w:val="C586C0"/>
-          <w:sz w:val="21"/>
-          <w:szCs w:val="21"/>
-          <w:lang w:eastAsia="en-IN"/>
-        </w:rPr>
-        <w:t>if</w:t>
+          <w:color w:val="CCCCCC"/>
+          <w:sz w:val="21"/>
+          <w:szCs w:val="21"/>
+          <w:lang w:eastAsia="en-IN"/>
+        </w:rPr>
+        <w:t>right</w:t>
       </w:r>
       <w:proofErr w:type="gramEnd"/>
       <w:r>
@@ -18724,28 +18613,6 @@
         </w:rPr>
         <w:t xml:space="preserve"> </w:t>
       </w:r>
-      <w:proofErr w:type="spellStart"/>
-      <w:r>
-        <w:rPr>
-          <w:rFonts w:ascii="Consolas" w:eastAsia="Times New Roman" w:hAnsi="Consolas" w:cs="Times New Roman"/>
-          <w:color w:val="CCCCCC"/>
-          <w:sz w:val="21"/>
-          <w:szCs w:val="21"/>
-          <w:lang w:eastAsia="en-IN"/>
-        </w:rPr>
-        <w:t>nums</w:t>
-      </w:r>
-      <w:proofErr w:type="spellEnd"/>
-      <w:r>
-        <w:rPr>
-          <w:rFonts w:ascii="Consolas" w:eastAsia="Times New Roman" w:hAnsi="Consolas" w:cs="Times New Roman"/>
-          <w:color w:val="CCCCCC"/>
-          <w:sz w:val="21"/>
-          <w:szCs w:val="21"/>
-          <w:lang w:eastAsia="en-IN"/>
-        </w:rPr>
-        <w:t xml:space="preserve">[left] </w:t>
-      </w:r>
       <w:r>
         <w:rPr>
           <w:rFonts w:ascii="Consolas" w:eastAsia="Times New Roman" w:hAnsi="Consolas" w:cs="Times New Roman"/>
@@ -18754,17 +18621,17 @@
           <w:szCs w:val="21"/>
           <w:lang w:eastAsia="en-IN"/>
         </w:rPr>
-        <w:t>&lt;=</w:t>
-      </w:r>
-      <w:r>
-        <w:rPr>
-          <w:rFonts w:ascii="Consolas" w:eastAsia="Times New Roman" w:hAnsi="Consolas" w:cs="Times New Roman"/>
-          <w:color w:val="CCCCCC"/>
-          <w:sz w:val="21"/>
-          <w:szCs w:val="21"/>
-          <w:lang w:eastAsia="en-IN"/>
-        </w:rPr>
-        <w:t xml:space="preserve"> target </w:t>
+        <w:t>=</w:t>
+      </w:r>
+      <w:r>
+        <w:rPr>
+          <w:rFonts w:ascii="Consolas" w:eastAsia="Times New Roman" w:hAnsi="Consolas" w:cs="Times New Roman"/>
+          <w:color w:val="CCCCCC"/>
+          <w:sz w:val="21"/>
+          <w:szCs w:val="21"/>
+          <w:lang w:eastAsia="en-IN"/>
+        </w:rPr>
+        <w:t xml:space="preserve"> mid </w:t>
       </w:r>
       <w:r>
         <w:rPr>
@@ -18774,7 +18641,7 @@
           <w:szCs w:val="21"/>
           <w:lang w:eastAsia="en-IN"/>
         </w:rPr>
-        <w:t>&lt;</w:t>
+        <w:t>-</w:t>
       </w:r>
       <w:r>
         <w:rPr>
@@ -18786,27 +18653,15 @@
         </w:rPr>
         <w:t xml:space="preserve"> </w:t>
       </w:r>
-      <w:proofErr w:type="spellStart"/>
-      <w:r>
-        <w:rPr>
-          <w:rFonts w:ascii="Consolas" w:eastAsia="Times New Roman" w:hAnsi="Consolas" w:cs="Times New Roman"/>
-          <w:color w:val="CCCCCC"/>
-          <w:sz w:val="21"/>
-          <w:szCs w:val="21"/>
-          <w:lang w:eastAsia="en-IN"/>
-        </w:rPr>
-        <w:t>nums</w:t>
-      </w:r>
-      <w:proofErr w:type="spellEnd"/>
-      <w:r>
-        <w:rPr>
-          <w:rFonts w:ascii="Consolas" w:eastAsia="Times New Roman" w:hAnsi="Consolas" w:cs="Times New Roman"/>
-          <w:color w:val="CCCCCC"/>
-          <w:sz w:val="21"/>
-          <w:szCs w:val="21"/>
-          <w:lang w:eastAsia="en-IN"/>
-        </w:rPr>
-        <w:t>[mid]:</w:t>
+      <w:r>
+        <w:rPr>
+          <w:rFonts w:ascii="Consolas" w:eastAsia="Times New Roman" w:hAnsi="Consolas" w:cs="Times New Roman"/>
+          <w:color w:val="B5CEA8"/>
+          <w:sz w:val="21"/>
+          <w:szCs w:val="21"/>
+          <w:lang w:eastAsia="en-IN"/>
+        </w:rPr>
+        <w:t>1</w:t>
       </w:r>
     </w:p>
     <w:p>
@@ -18829,18 +18684,18 @@
           <w:szCs w:val="21"/>
           <w:lang w:eastAsia="en-IN"/>
         </w:rPr>
-        <w:t xml:space="preserve">                    </w:t>
+        <w:t xml:space="preserve">                </w:t>
       </w:r>
       <w:proofErr w:type="gramStart"/>
       <w:r>
         <w:rPr>
           <w:rFonts w:ascii="Consolas" w:eastAsia="Times New Roman" w:hAnsi="Consolas" w:cs="Times New Roman"/>
-          <w:color w:val="CCCCCC"/>
-          <w:sz w:val="21"/>
-          <w:szCs w:val="21"/>
-          <w:lang w:eastAsia="en-IN"/>
-        </w:rPr>
-        <w:t>right</w:t>
+          <w:color w:val="C586C0"/>
+          <w:sz w:val="21"/>
+          <w:szCs w:val="21"/>
+          <w:lang w:eastAsia="en-IN"/>
+        </w:rPr>
+        <w:t>else</w:t>
       </w:r>
       <w:proofErr w:type="gramEnd"/>
       <w:r>
@@ -18851,57 +18706,7 @@
           <w:szCs w:val="21"/>
           <w:lang w:eastAsia="en-IN"/>
         </w:rPr>
-        <w:t xml:space="preserve"> </w:t>
-      </w:r>
-      <w:r>
-        <w:rPr>
-          <w:rFonts w:ascii="Consolas" w:eastAsia="Times New Roman" w:hAnsi="Consolas" w:cs="Times New Roman"/>
-          <w:color w:val="D4D4D4"/>
-          <w:sz w:val="21"/>
-          <w:szCs w:val="21"/>
-          <w:lang w:eastAsia="en-IN"/>
-        </w:rPr>
-        <w:t>=</w:t>
-      </w:r>
-      <w:r>
-        <w:rPr>
-          <w:rFonts w:ascii="Consolas" w:eastAsia="Times New Roman" w:hAnsi="Consolas" w:cs="Times New Roman"/>
-          <w:color w:val="CCCCCC"/>
-          <w:sz w:val="21"/>
-          <w:szCs w:val="21"/>
-          <w:lang w:eastAsia="en-IN"/>
-        </w:rPr>
-        <w:t xml:space="preserve"> mid </w:t>
-      </w:r>
-      <w:r>
-        <w:rPr>
-          <w:rFonts w:ascii="Consolas" w:eastAsia="Times New Roman" w:hAnsi="Consolas" w:cs="Times New Roman"/>
-          <w:color w:val="D4D4D4"/>
-          <w:sz w:val="21"/>
-          <w:szCs w:val="21"/>
-          <w:lang w:eastAsia="en-IN"/>
-        </w:rPr>
-        <w:t>-</w:t>
-      </w:r>
-      <w:r>
-        <w:rPr>
-          <w:rFonts w:ascii="Consolas" w:eastAsia="Times New Roman" w:hAnsi="Consolas" w:cs="Times New Roman"/>
-          <w:color w:val="CCCCCC"/>
-          <w:sz w:val="21"/>
-          <w:szCs w:val="21"/>
-          <w:lang w:eastAsia="en-IN"/>
-        </w:rPr>
-        <w:t xml:space="preserve"> </w:t>
-      </w:r>
-      <w:r>
-        <w:rPr>
-          <w:rFonts w:ascii="Consolas" w:eastAsia="Times New Roman" w:hAnsi="Consolas" w:cs="Times New Roman"/>
-          <w:color w:val="B5CEA8"/>
-          <w:sz w:val="21"/>
-          <w:szCs w:val="21"/>
-          <w:lang w:eastAsia="en-IN"/>
-        </w:rPr>
-        <w:t>1</w:t>
+        <w:t>:</w:t>
       </w:r>
     </w:p>
     <w:p>
@@ -18924,18 +18729,18 @@
           <w:szCs w:val="21"/>
           <w:lang w:eastAsia="en-IN"/>
         </w:rPr>
-        <w:t xml:space="preserve">                </w:t>
+        <w:t xml:space="preserve">                    </w:t>
       </w:r>
       <w:proofErr w:type="gramStart"/>
       <w:r>
         <w:rPr>
           <w:rFonts w:ascii="Consolas" w:eastAsia="Times New Roman" w:hAnsi="Consolas" w:cs="Times New Roman"/>
-          <w:color w:val="C586C0"/>
-          <w:sz w:val="21"/>
-          <w:szCs w:val="21"/>
-          <w:lang w:eastAsia="en-IN"/>
-        </w:rPr>
-        <w:t>else</w:t>
+          <w:color w:val="CCCCCC"/>
+          <w:sz w:val="21"/>
+          <w:szCs w:val="21"/>
+          <w:lang w:eastAsia="en-IN"/>
+        </w:rPr>
+        <w:t>left</w:t>
       </w:r>
       <w:proofErr w:type="gramEnd"/>
       <w:r>
@@ -18946,7 +18751,57 @@
           <w:szCs w:val="21"/>
           <w:lang w:eastAsia="en-IN"/>
         </w:rPr>
-        <w:t>:</w:t>
+        <w:t xml:space="preserve"> </w:t>
+      </w:r>
+      <w:r>
+        <w:rPr>
+          <w:rFonts w:ascii="Consolas" w:eastAsia="Times New Roman" w:hAnsi="Consolas" w:cs="Times New Roman"/>
+          <w:color w:val="D4D4D4"/>
+          <w:sz w:val="21"/>
+          <w:szCs w:val="21"/>
+          <w:lang w:eastAsia="en-IN"/>
+        </w:rPr>
+        <w:t>=</w:t>
+      </w:r>
+      <w:r>
+        <w:rPr>
+          <w:rFonts w:ascii="Consolas" w:eastAsia="Times New Roman" w:hAnsi="Consolas" w:cs="Times New Roman"/>
+          <w:color w:val="CCCCCC"/>
+          <w:sz w:val="21"/>
+          <w:szCs w:val="21"/>
+          <w:lang w:eastAsia="en-IN"/>
+        </w:rPr>
+        <w:t xml:space="preserve"> mid </w:t>
+      </w:r>
+      <w:r>
+        <w:rPr>
+          <w:rFonts w:ascii="Consolas" w:eastAsia="Times New Roman" w:hAnsi="Consolas" w:cs="Times New Roman"/>
+          <w:color w:val="D4D4D4"/>
+          <w:sz w:val="21"/>
+          <w:szCs w:val="21"/>
+          <w:lang w:eastAsia="en-IN"/>
+        </w:rPr>
+        <w:t>+</w:t>
+      </w:r>
+      <w:r>
+        <w:rPr>
+          <w:rFonts w:ascii="Consolas" w:eastAsia="Times New Roman" w:hAnsi="Consolas" w:cs="Times New Roman"/>
+          <w:color w:val="CCCCCC"/>
+          <w:sz w:val="21"/>
+          <w:szCs w:val="21"/>
+          <w:lang w:eastAsia="en-IN"/>
+        </w:rPr>
+        <w:t xml:space="preserve"> </w:t>
+      </w:r>
+      <w:r>
+        <w:rPr>
+          <w:rFonts w:ascii="Consolas" w:eastAsia="Times New Roman" w:hAnsi="Consolas" w:cs="Times New Roman"/>
+          <w:color w:val="B5CEA8"/>
+          <w:sz w:val="21"/>
+          <w:szCs w:val="21"/>
+          <w:lang w:eastAsia="en-IN"/>
+        </w:rPr>
+        <w:t>1</w:t>
       </w:r>
     </w:p>
     <w:p>
@@ -18969,79 +18824,17 @@
           <w:szCs w:val="21"/>
           <w:lang w:eastAsia="en-IN"/>
         </w:rPr>
-        <w:t xml:space="preserve">                    </w:t>
-      </w:r>
-      <w:proofErr w:type="gramStart"/>
-      <w:r>
-        <w:rPr>
-          <w:rFonts w:ascii="Consolas" w:eastAsia="Times New Roman" w:hAnsi="Consolas" w:cs="Times New Roman"/>
-          <w:color w:val="CCCCCC"/>
-          <w:sz w:val="21"/>
-          <w:szCs w:val="21"/>
-          <w:lang w:eastAsia="en-IN"/>
-        </w:rPr>
-        <w:t>left</w:t>
-      </w:r>
-      <w:proofErr w:type="gramEnd"/>
-      <w:r>
-        <w:rPr>
-          <w:rFonts w:ascii="Consolas" w:eastAsia="Times New Roman" w:hAnsi="Consolas" w:cs="Times New Roman"/>
-          <w:color w:val="CCCCCC"/>
-          <w:sz w:val="21"/>
-          <w:szCs w:val="21"/>
-          <w:lang w:eastAsia="en-IN"/>
-        </w:rPr>
-        <w:t xml:space="preserve"> </w:t>
-      </w:r>
-      <w:r>
-        <w:rPr>
-          <w:rFonts w:ascii="Consolas" w:eastAsia="Times New Roman" w:hAnsi="Consolas" w:cs="Times New Roman"/>
-          <w:color w:val="D4D4D4"/>
-          <w:sz w:val="21"/>
-          <w:szCs w:val="21"/>
-          <w:lang w:eastAsia="en-IN"/>
-        </w:rPr>
-        <w:t>=</w:t>
-      </w:r>
-      <w:r>
-        <w:rPr>
-          <w:rFonts w:ascii="Consolas" w:eastAsia="Times New Roman" w:hAnsi="Consolas" w:cs="Times New Roman"/>
-          <w:color w:val="CCCCCC"/>
-          <w:sz w:val="21"/>
-          <w:szCs w:val="21"/>
-          <w:lang w:eastAsia="en-IN"/>
-        </w:rPr>
-        <w:t xml:space="preserve"> mid </w:t>
-      </w:r>
-      <w:r>
-        <w:rPr>
-          <w:rFonts w:ascii="Consolas" w:eastAsia="Times New Roman" w:hAnsi="Consolas" w:cs="Times New Roman"/>
-          <w:color w:val="D4D4D4"/>
-          <w:sz w:val="21"/>
-          <w:szCs w:val="21"/>
-          <w:lang w:eastAsia="en-IN"/>
-        </w:rPr>
-        <w:t>+</w:t>
-      </w:r>
-      <w:r>
-        <w:rPr>
-          <w:rFonts w:ascii="Consolas" w:eastAsia="Times New Roman" w:hAnsi="Consolas" w:cs="Times New Roman"/>
-          <w:color w:val="CCCCCC"/>
-          <w:sz w:val="21"/>
-          <w:szCs w:val="21"/>
-          <w:lang w:eastAsia="en-IN"/>
-        </w:rPr>
-        <w:t xml:space="preserve"> </w:t>
-      </w:r>
-      <w:r>
-        <w:rPr>
-          <w:rFonts w:ascii="Consolas" w:eastAsia="Times New Roman" w:hAnsi="Consolas" w:cs="Times New Roman"/>
-          <w:color w:val="B5CEA8"/>
-          <w:sz w:val="21"/>
-          <w:szCs w:val="21"/>
-          <w:lang w:eastAsia="en-IN"/>
-        </w:rPr>
-        <w:t>1</w:t>
+        <w:t xml:space="preserve">            </w:t>
+      </w:r>
+      <w:r>
+        <w:rPr>
+          <w:rFonts w:ascii="Consolas" w:eastAsia="Times New Roman" w:hAnsi="Consolas" w:cs="Times New Roman"/>
+          <w:color w:val="6A9955"/>
+          <w:sz w:val="21"/>
+          <w:szCs w:val="21"/>
+          <w:lang w:eastAsia="en-IN"/>
+        </w:rPr>
+        <w:t>#right half is sorted</w:t>
       </w:r>
     </w:p>
     <w:p>
@@ -19066,15 +18859,27 @@
         </w:rPr>
         <w:t xml:space="preserve">            </w:t>
       </w:r>
-      <w:r>
-        <w:rPr>
-          <w:rFonts w:ascii="Consolas" w:eastAsia="Times New Roman" w:hAnsi="Consolas" w:cs="Times New Roman"/>
-          <w:color w:val="6A9955"/>
-          <w:sz w:val="21"/>
-          <w:szCs w:val="21"/>
-          <w:lang w:eastAsia="en-IN"/>
-        </w:rPr>
-        <w:t>#right half is sorted</w:t>
+      <w:proofErr w:type="gramStart"/>
+      <w:r>
+        <w:rPr>
+          <w:rFonts w:ascii="Consolas" w:eastAsia="Times New Roman" w:hAnsi="Consolas" w:cs="Times New Roman"/>
+          <w:color w:val="C586C0"/>
+          <w:sz w:val="21"/>
+          <w:szCs w:val="21"/>
+          <w:lang w:eastAsia="en-IN"/>
+        </w:rPr>
+        <w:t>else</w:t>
+      </w:r>
+      <w:proofErr w:type="gramEnd"/>
+      <w:r>
+        <w:rPr>
+          <w:rFonts w:ascii="Consolas" w:eastAsia="Times New Roman" w:hAnsi="Consolas" w:cs="Times New Roman"/>
+          <w:color w:val="CCCCCC"/>
+          <w:sz w:val="21"/>
+          <w:szCs w:val="21"/>
+          <w:lang w:eastAsia="en-IN"/>
+        </w:rPr>
+        <w:t>:</w:t>
       </w:r>
     </w:p>
     <w:p>
@@ -19097,7 +18902,7 @@
           <w:szCs w:val="21"/>
           <w:lang w:eastAsia="en-IN"/>
         </w:rPr>
-        <w:t xml:space="preserve">            </w:t>
+        <w:t xml:space="preserve">                </w:t>
       </w:r>
       <w:proofErr w:type="gramStart"/>
       <w:r>
@@ -19108,7 +18913,7 @@
           <w:szCs w:val="21"/>
           <w:lang w:eastAsia="en-IN"/>
         </w:rPr>
-        <w:t>else</w:t>
+        <w:t>if</w:t>
       </w:r>
       <w:proofErr w:type="gramEnd"/>
       <w:r>
@@ -19119,7 +18924,91 @@
           <w:szCs w:val="21"/>
           <w:lang w:eastAsia="en-IN"/>
         </w:rPr>
-        <w:t>:</w:t>
+        <w:t xml:space="preserve"> </w:t>
+      </w:r>
+      <w:proofErr w:type="spellStart"/>
+      <w:r>
+        <w:rPr>
+          <w:rFonts w:ascii="Consolas" w:eastAsia="Times New Roman" w:hAnsi="Consolas" w:cs="Times New Roman"/>
+          <w:color w:val="CCCCCC"/>
+          <w:sz w:val="21"/>
+          <w:szCs w:val="21"/>
+          <w:lang w:eastAsia="en-IN"/>
+        </w:rPr>
+        <w:t>nums</w:t>
+      </w:r>
+      <w:proofErr w:type="spellEnd"/>
+      <w:r>
+        <w:rPr>
+          <w:rFonts w:ascii="Consolas" w:eastAsia="Times New Roman" w:hAnsi="Consolas" w:cs="Times New Roman"/>
+          <w:color w:val="CCCCCC"/>
+          <w:sz w:val="21"/>
+          <w:szCs w:val="21"/>
+          <w:lang w:eastAsia="en-IN"/>
+        </w:rPr>
+        <w:t xml:space="preserve">[mid] </w:t>
+      </w:r>
+      <w:r>
+        <w:rPr>
+          <w:rFonts w:ascii="Consolas" w:eastAsia="Times New Roman" w:hAnsi="Consolas" w:cs="Times New Roman"/>
+          <w:color w:val="D4D4D4"/>
+          <w:sz w:val="21"/>
+          <w:szCs w:val="21"/>
+          <w:lang w:eastAsia="en-IN"/>
+        </w:rPr>
+        <w:t>&lt;</w:t>
+      </w:r>
+      <w:r>
+        <w:rPr>
+          <w:rFonts w:ascii="Consolas" w:eastAsia="Times New Roman" w:hAnsi="Consolas" w:cs="Times New Roman"/>
+          <w:color w:val="CCCCCC"/>
+          <w:sz w:val="21"/>
+          <w:szCs w:val="21"/>
+          <w:lang w:eastAsia="en-IN"/>
+        </w:rPr>
+        <w:t xml:space="preserve"> target </w:t>
+      </w:r>
+      <w:r>
+        <w:rPr>
+          <w:rFonts w:ascii="Consolas" w:eastAsia="Times New Roman" w:hAnsi="Consolas" w:cs="Times New Roman"/>
+          <w:color w:val="D4D4D4"/>
+          <w:sz w:val="21"/>
+          <w:szCs w:val="21"/>
+          <w:lang w:eastAsia="en-IN"/>
+        </w:rPr>
+        <w:t>&lt;=</w:t>
+      </w:r>
+      <w:r>
+        <w:rPr>
+          <w:rFonts w:ascii="Consolas" w:eastAsia="Times New Roman" w:hAnsi="Consolas" w:cs="Times New Roman"/>
+          <w:color w:val="CCCCCC"/>
+          <w:sz w:val="21"/>
+          <w:szCs w:val="21"/>
+          <w:lang w:eastAsia="en-IN"/>
+        </w:rPr>
+        <w:t xml:space="preserve"> </w:t>
+      </w:r>
+      <w:proofErr w:type="spellStart"/>
+      <w:r>
+        <w:rPr>
+          <w:rFonts w:ascii="Consolas" w:eastAsia="Times New Roman" w:hAnsi="Consolas" w:cs="Times New Roman"/>
+          <w:color w:val="CCCCCC"/>
+          <w:sz w:val="21"/>
+          <w:szCs w:val="21"/>
+          <w:lang w:eastAsia="en-IN"/>
+        </w:rPr>
+        <w:t>nums</w:t>
+      </w:r>
+      <w:proofErr w:type="spellEnd"/>
+      <w:r>
+        <w:rPr>
+          <w:rFonts w:ascii="Consolas" w:eastAsia="Times New Roman" w:hAnsi="Consolas" w:cs="Times New Roman"/>
+          <w:color w:val="CCCCCC"/>
+          <w:sz w:val="21"/>
+          <w:szCs w:val="21"/>
+          <w:lang w:eastAsia="en-IN"/>
+        </w:rPr>
+        <w:t>[right]:</w:t>
       </w:r>
     </w:p>
     <w:p>
@@ -19142,18 +19031,18 @@
           <w:szCs w:val="21"/>
           <w:lang w:eastAsia="en-IN"/>
         </w:rPr>
-        <w:t xml:space="preserve">                </w:t>
+        <w:t xml:space="preserve">                    </w:t>
       </w:r>
       <w:proofErr w:type="gramStart"/>
       <w:r>
         <w:rPr>
           <w:rFonts w:ascii="Consolas" w:eastAsia="Times New Roman" w:hAnsi="Consolas" w:cs="Times New Roman"/>
-          <w:color w:val="C586C0"/>
-          <w:sz w:val="21"/>
-          <w:szCs w:val="21"/>
-          <w:lang w:eastAsia="en-IN"/>
-        </w:rPr>
-        <w:t>if</w:t>
+          <w:color w:val="CCCCCC"/>
+          <w:sz w:val="21"/>
+          <w:szCs w:val="21"/>
+          <w:lang w:eastAsia="en-IN"/>
+        </w:rPr>
+        <w:t>left</w:t>
       </w:r>
       <w:proofErr w:type="gramEnd"/>
       <w:r>
@@ -19166,28 +19055,6 @@
         </w:rPr>
         <w:t xml:space="preserve"> </w:t>
       </w:r>
-      <w:proofErr w:type="spellStart"/>
-      <w:r>
-        <w:rPr>
-          <w:rFonts w:ascii="Consolas" w:eastAsia="Times New Roman" w:hAnsi="Consolas" w:cs="Times New Roman"/>
-          <w:color w:val="CCCCCC"/>
-          <w:sz w:val="21"/>
-          <w:szCs w:val="21"/>
-          <w:lang w:eastAsia="en-IN"/>
-        </w:rPr>
-        <w:t>nums</w:t>
-      </w:r>
-      <w:proofErr w:type="spellEnd"/>
-      <w:r>
-        <w:rPr>
-          <w:rFonts w:ascii="Consolas" w:eastAsia="Times New Roman" w:hAnsi="Consolas" w:cs="Times New Roman"/>
-          <w:color w:val="CCCCCC"/>
-          <w:sz w:val="21"/>
-          <w:szCs w:val="21"/>
-          <w:lang w:eastAsia="en-IN"/>
-        </w:rPr>
-        <w:t xml:space="preserve">[mid] </w:t>
-      </w:r>
       <w:r>
         <w:rPr>
           <w:rFonts w:ascii="Consolas" w:eastAsia="Times New Roman" w:hAnsi="Consolas" w:cs="Times New Roman"/>
@@ -19196,17 +19063,17 @@
           <w:szCs w:val="21"/>
           <w:lang w:eastAsia="en-IN"/>
         </w:rPr>
-        <w:t>&lt;</w:t>
-      </w:r>
-      <w:r>
-        <w:rPr>
-          <w:rFonts w:ascii="Consolas" w:eastAsia="Times New Roman" w:hAnsi="Consolas" w:cs="Times New Roman"/>
-          <w:color w:val="CCCCCC"/>
-          <w:sz w:val="21"/>
-          <w:szCs w:val="21"/>
-          <w:lang w:eastAsia="en-IN"/>
-        </w:rPr>
-        <w:t xml:space="preserve"> target </w:t>
+        <w:t>=</w:t>
+      </w:r>
+      <w:r>
+        <w:rPr>
+          <w:rFonts w:ascii="Consolas" w:eastAsia="Times New Roman" w:hAnsi="Consolas" w:cs="Times New Roman"/>
+          <w:color w:val="CCCCCC"/>
+          <w:sz w:val="21"/>
+          <w:szCs w:val="21"/>
+          <w:lang w:eastAsia="en-IN"/>
+        </w:rPr>
+        <w:t xml:space="preserve"> mid </w:t>
       </w:r>
       <w:r>
         <w:rPr>
@@ -19216,7 +19083,7 @@
           <w:szCs w:val="21"/>
           <w:lang w:eastAsia="en-IN"/>
         </w:rPr>
-        <w:t>&lt;=</w:t>
+        <w:t>+</w:t>
       </w:r>
       <w:r>
         <w:rPr>
@@ -19228,27 +19095,15 @@
         </w:rPr>
         <w:t xml:space="preserve"> </w:t>
       </w:r>
-      <w:proofErr w:type="spellStart"/>
-      <w:r>
-        <w:rPr>
-          <w:rFonts w:ascii="Consolas" w:eastAsia="Times New Roman" w:hAnsi="Consolas" w:cs="Times New Roman"/>
-          <w:color w:val="CCCCCC"/>
-          <w:sz w:val="21"/>
-          <w:szCs w:val="21"/>
-          <w:lang w:eastAsia="en-IN"/>
-        </w:rPr>
-        <w:t>nums</w:t>
-      </w:r>
-      <w:proofErr w:type="spellEnd"/>
-      <w:r>
-        <w:rPr>
-          <w:rFonts w:ascii="Consolas" w:eastAsia="Times New Roman" w:hAnsi="Consolas" w:cs="Times New Roman"/>
-          <w:color w:val="CCCCCC"/>
-          <w:sz w:val="21"/>
-          <w:szCs w:val="21"/>
-          <w:lang w:eastAsia="en-IN"/>
-        </w:rPr>
-        <w:t>[right]:</w:t>
+      <w:r>
+        <w:rPr>
+          <w:rFonts w:ascii="Consolas" w:eastAsia="Times New Roman" w:hAnsi="Consolas" w:cs="Times New Roman"/>
+          <w:color w:val="B5CEA8"/>
+          <w:sz w:val="21"/>
+          <w:szCs w:val="21"/>
+          <w:lang w:eastAsia="en-IN"/>
+        </w:rPr>
+        <w:t>1</w:t>
       </w:r>
     </w:p>
     <w:p>
@@ -19271,18 +19126,18 @@
           <w:szCs w:val="21"/>
           <w:lang w:eastAsia="en-IN"/>
         </w:rPr>
-        <w:t xml:space="preserve">                    </w:t>
+        <w:t xml:space="preserve">                </w:t>
       </w:r>
       <w:proofErr w:type="gramStart"/>
       <w:r>
         <w:rPr>
           <w:rFonts w:ascii="Consolas" w:eastAsia="Times New Roman" w:hAnsi="Consolas" w:cs="Times New Roman"/>
-          <w:color w:val="CCCCCC"/>
-          <w:sz w:val="21"/>
-          <w:szCs w:val="21"/>
-          <w:lang w:eastAsia="en-IN"/>
-        </w:rPr>
-        <w:t>left</w:t>
+          <w:color w:val="C586C0"/>
+          <w:sz w:val="21"/>
+          <w:szCs w:val="21"/>
+          <w:lang w:eastAsia="en-IN"/>
+        </w:rPr>
+        <w:t>else</w:t>
       </w:r>
       <w:proofErr w:type="gramEnd"/>
       <w:r>
@@ -19293,57 +19148,7 @@
           <w:szCs w:val="21"/>
           <w:lang w:eastAsia="en-IN"/>
         </w:rPr>
-        <w:t xml:space="preserve"> </w:t>
-      </w:r>
-      <w:r>
-        <w:rPr>
-          <w:rFonts w:ascii="Consolas" w:eastAsia="Times New Roman" w:hAnsi="Consolas" w:cs="Times New Roman"/>
-          <w:color w:val="D4D4D4"/>
-          <w:sz w:val="21"/>
-          <w:szCs w:val="21"/>
-          <w:lang w:eastAsia="en-IN"/>
-        </w:rPr>
-        <w:t>=</w:t>
-      </w:r>
-      <w:r>
-        <w:rPr>
-          <w:rFonts w:ascii="Consolas" w:eastAsia="Times New Roman" w:hAnsi="Consolas" w:cs="Times New Roman"/>
-          <w:color w:val="CCCCCC"/>
-          <w:sz w:val="21"/>
-          <w:szCs w:val="21"/>
-          <w:lang w:eastAsia="en-IN"/>
-        </w:rPr>
-        <w:t xml:space="preserve"> mid </w:t>
-      </w:r>
-      <w:r>
-        <w:rPr>
-          <w:rFonts w:ascii="Consolas" w:eastAsia="Times New Roman" w:hAnsi="Consolas" w:cs="Times New Roman"/>
-          <w:color w:val="D4D4D4"/>
-          <w:sz w:val="21"/>
-          <w:szCs w:val="21"/>
-          <w:lang w:eastAsia="en-IN"/>
-        </w:rPr>
-        <w:t>+</w:t>
-      </w:r>
-      <w:r>
-        <w:rPr>
-          <w:rFonts w:ascii="Consolas" w:eastAsia="Times New Roman" w:hAnsi="Consolas" w:cs="Times New Roman"/>
-          <w:color w:val="CCCCCC"/>
-          <w:sz w:val="21"/>
-          <w:szCs w:val="21"/>
-          <w:lang w:eastAsia="en-IN"/>
-        </w:rPr>
-        <w:t xml:space="preserve"> </w:t>
-      </w:r>
-      <w:r>
-        <w:rPr>
-          <w:rFonts w:ascii="Consolas" w:eastAsia="Times New Roman" w:hAnsi="Consolas" w:cs="Times New Roman"/>
-          <w:color w:val="B5CEA8"/>
-          <w:sz w:val="21"/>
-          <w:szCs w:val="21"/>
-          <w:lang w:eastAsia="en-IN"/>
-        </w:rPr>
-        <w:t>1</w:t>
+        <w:t>:</w:t>
       </w:r>
     </w:p>
     <w:p>
@@ -19366,18 +19171,18 @@
           <w:szCs w:val="21"/>
           <w:lang w:eastAsia="en-IN"/>
         </w:rPr>
-        <w:t xml:space="preserve">                </w:t>
+        <w:t xml:space="preserve">                    </w:t>
       </w:r>
       <w:proofErr w:type="gramStart"/>
       <w:r>
         <w:rPr>
           <w:rFonts w:ascii="Consolas" w:eastAsia="Times New Roman" w:hAnsi="Consolas" w:cs="Times New Roman"/>
-          <w:color w:val="C586C0"/>
-          <w:sz w:val="21"/>
-          <w:szCs w:val="21"/>
-          <w:lang w:eastAsia="en-IN"/>
-        </w:rPr>
-        <w:t>else</w:t>
+          <w:color w:val="CCCCCC"/>
+          <w:sz w:val="21"/>
+          <w:szCs w:val="21"/>
+          <w:lang w:eastAsia="en-IN"/>
+        </w:rPr>
+        <w:t>right</w:t>
       </w:r>
       <w:proofErr w:type="gramEnd"/>
       <w:r>
@@ -19388,7 +19193,57 @@
           <w:szCs w:val="21"/>
           <w:lang w:eastAsia="en-IN"/>
         </w:rPr>
-        <w:t>:</w:t>
+        <w:t xml:space="preserve"> </w:t>
+      </w:r>
+      <w:r>
+        <w:rPr>
+          <w:rFonts w:ascii="Consolas" w:eastAsia="Times New Roman" w:hAnsi="Consolas" w:cs="Times New Roman"/>
+          <w:color w:val="D4D4D4"/>
+          <w:sz w:val="21"/>
+          <w:szCs w:val="21"/>
+          <w:lang w:eastAsia="en-IN"/>
+        </w:rPr>
+        <w:t>=</w:t>
+      </w:r>
+      <w:r>
+        <w:rPr>
+          <w:rFonts w:ascii="Consolas" w:eastAsia="Times New Roman" w:hAnsi="Consolas" w:cs="Times New Roman"/>
+          <w:color w:val="CCCCCC"/>
+          <w:sz w:val="21"/>
+          <w:szCs w:val="21"/>
+          <w:lang w:eastAsia="en-IN"/>
+        </w:rPr>
+        <w:t xml:space="preserve"> mid </w:t>
+      </w:r>
+      <w:r>
+        <w:rPr>
+          <w:rFonts w:ascii="Consolas" w:eastAsia="Times New Roman" w:hAnsi="Consolas" w:cs="Times New Roman"/>
+          <w:color w:val="D4D4D4"/>
+          <w:sz w:val="21"/>
+          <w:szCs w:val="21"/>
+          <w:lang w:eastAsia="en-IN"/>
+        </w:rPr>
+        <w:t>-</w:t>
+      </w:r>
+      <w:r>
+        <w:rPr>
+          <w:rFonts w:ascii="Consolas" w:eastAsia="Times New Roman" w:hAnsi="Consolas" w:cs="Times New Roman"/>
+          <w:color w:val="CCCCCC"/>
+          <w:sz w:val="21"/>
+          <w:szCs w:val="21"/>
+          <w:lang w:eastAsia="en-IN"/>
+        </w:rPr>
+        <w:t xml:space="preserve"> </w:t>
+      </w:r>
+      <w:r>
+        <w:rPr>
+          <w:rFonts w:ascii="Consolas" w:eastAsia="Times New Roman" w:hAnsi="Consolas" w:cs="Times New Roman"/>
+          <w:color w:val="B5CEA8"/>
+          <w:sz w:val="21"/>
+          <w:szCs w:val="21"/>
+          <w:lang w:eastAsia="en-IN"/>
+        </w:rPr>
+        <w:t>1</w:t>
       </w:r>
     </w:p>
     <w:p>
@@ -19411,18 +19266,18 @@
           <w:szCs w:val="21"/>
           <w:lang w:eastAsia="en-IN"/>
         </w:rPr>
-        <w:t xml:space="preserve">                    </w:t>
+        <w:t xml:space="preserve">        </w:t>
       </w:r>
       <w:proofErr w:type="gramStart"/>
       <w:r>
         <w:rPr>
           <w:rFonts w:ascii="Consolas" w:eastAsia="Times New Roman" w:hAnsi="Consolas" w:cs="Times New Roman"/>
-          <w:color w:val="CCCCCC"/>
-          <w:sz w:val="21"/>
-          <w:szCs w:val="21"/>
-          <w:lang w:eastAsia="en-IN"/>
-        </w:rPr>
-        <w:t>right</w:t>
+          <w:color w:val="C586C0"/>
+          <w:sz w:val="21"/>
+          <w:szCs w:val="21"/>
+          <w:lang w:eastAsia="en-IN"/>
+        </w:rPr>
+        <w:t>return</w:t>
       </w:r>
       <w:proofErr w:type="gramEnd"/>
       <w:r>
@@ -19443,41 +19298,11 @@
           <w:szCs w:val="21"/>
           <w:lang w:eastAsia="en-IN"/>
         </w:rPr>
-        <w:t>=</w:t>
-      </w:r>
-      <w:r>
-        <w:rPr>
-          <w:rFonts w:ascii="Consolas" w:eastAsia="Times New Roman" w:hAnsi="Consolas" w:cs="Times New Roman"/>
-          <w:color w:val="CCCCCC"/>
-          <w:sz w:val="21"/>
-          <w:szCs w:val="21"/>
-          <w:lang w:eastAsia="en-IN"/>
-        </w:rPr>
-        <w:t xml:space="preserve"> mid </w:t>
-      </w:r>
-      <w:r>
-        <w:rPr>
-          <w:rFonts w:ascii="Consolas" w:eastAsia="Times New Roman" w:hAnsi="Consolas" w:cs="Times New Roman"/>
-          <w:color w:val="D4D4D4"/>
-          <w:sz w:val="21"/>
-          <w:szCs w:val="21"/>
-          <w:lang w:eastAsia="en-IN"/>
-        </w:rPr>
         <w:t>-</w:t>
       </w:r>
       <w:r>
         <w:rPr>
           <w:rFonts w:ascii="Consolas" w:eastAsia="Times New Roman" w:hAnsi="Consolas" w:cs="Times New Roman"/>
-          <w:color w:val="CCCCCC"/>
-          <w:sz w:val="21"/>
-          <w:szCs w:val="21"/>
-          <w:lang w:eastAsia="en-IN"/>
-        </w:rPr>
-        <w:t xml:space="preserve"> </w:t>
-      </w:r>
-      <w:r>
-        <w:rPr>
-          <w:rFonts w:ascii="Consolas" w:eastAsia="Times New Roman" w:hAnsi="Consolas" w:cs="Times New Roman"/>
           <w:color w:val="B5CEA8"/>
           <w:sz w:val="21"/>
           <w:szCs w:val="21"/>
@@ -19485,84 +19310,6 @@
         </w:rPr>
         <w:t>1</w:t>
       </w:r>
-    </w:p>
-    <w:p>
-      <w:pPr>
-        <w:shd w:val="clear" w:color="auto" w:fill="1F1F1F"/>
-        <w:spacing w:after="0" w:line="285" w:lineRule="atLeast"/>
-        <w:rPr>
-          <w:rFonts w:ascii="Consolas" w:eastAsia="Times New Roman" w:hAnsi="Consolas" w:cs="Times New Roman"/>
-          <w:color w:val="CCCCCC"/>
-          <w:sz w:val="21"/>
-          <w:szCs w:val="21"/>
-          <w:lang w:eastAsia="en-IN"/>
-        </w:rPr>
-      </w:pPr>
-      <w:r>
-        <w:rPr>
-          <w:rFonts w:ascii="Consolas" w:eastAsia="Times New Roman" w:hAnsi="Consolas" w:cs="Times New Roman"/>
-          <w:color w:val="CCCCCC"/>
-          <w:sz w:val="21"/>
-          <w:szCs w:val="21"/>
-          <w:lang w:eastAsia="en-IN"/>
-        </w:rPr>
-        <w:t xml:space="preserve">        </w:t>
-      </w:r>
-      <w:proofErr w:type="gramStart"/>
-      <w:r>
-        <w:rPr>
-          <w:rFonts w:ascii="Consolas" w:eastAsia="Times New Roman" w:hAnsi="Consolas" w:cs="Times New Roman"/>
-          <w:color w:val="C586C0"/>
-          <w:sz w:val="21"/>
-          <w:szCs w:val="21"/>
-          <w:lang w:eastAsia="en-IN"/>
-        </w:rPr>
-        <w:t>return</w:t>
-      </w:r>
-      <w:proofErr w:type="gramEnd"/>
-      <w:r>
-        <w:rPr>
-          <w:rFonts w:ascii="Consolas" w:eastAsia="Times New Roman" w:hAnsi="Consolas" w:cs="Times New Roman"/>
-          <w:color w:val="CCCCCC"/>
-          <w:sz w:val="21"/>
-          <w:szCs w:val="21"/>
-          <w:lang w:eastAsia="en-IN"/>
-        </w:rPr>
-        <w:t xml:space="preserve"> </w:t>
-      </w:r>
-      <w:r>
-        <w:rPr>
-          <w:rFonts w:ascii="Consolas" w:eastAsia="Times New Roman" w:hAnsi="Consolas" w:cs="Times New Roman"/>
-          <w:color w:val="D4D4D4"/>
-          <w:sz w:val="21"/>
-          <w:szCs w:val="21"/>
-          <w:lang w:eastAsia="en-IN"/>
-        </w:rPr>
-        <w:t>-</w:t>
-      </w:r>
-      <w:r>
-        <w:rPr>
-          <w:rFonts w:ascii="Consolas" w:eastAsia="Times New Roman" w:hAnsi="Consolas" w:cs="Times New Roman"/>
-          <w:color w:val="B5CEA8"/>
-          <w:sz w:val="21"/>
-          <w:szCs w:val="21"/>
-          <w:lang w:eastAsia="en-IN"/>
-        </w:rPr>
-        <w:t>1</w:t>
-      </w:r>
-    </w:p>
-    <w:p>
-      <w:pPr>
-        <w:shd w:val="clear" w:color="auto" w:fill="1F1F1F"/>
-        <w:spacing w:after="0" w:line="285" w:lineRule="atLeast"/>
-        <w:rPr>
-          <w:rFonts w:ascii="Consolas" w:eastAsia="Times New Roman" w:hAnsi="Consolas" w:cs="Times New Roman"/>
-          <w:color w:val="CCCCCC"/>
-          <w:sz w:val="21"/>
-          <w:szCs w:val="21"/>
-          <w:lang w:eastAsia="en-IN"/>
-        </w:rPr>
-      </w:pPr>
     </w:p>
     <w:p>
       <w:pPr>
@@ -19577,12 +19324,51 @@
           <w:b/>
         </w:rPr>
       </w:pPr>
-      <w:r>
-        <w:rPr>
-          <w:rFonts w:asciiTheme="majorHAnsi" w:hAnsiTheme="majorHAnsi" w:cstheme="majorHAnsi"/>
+    </w:p>
+    <w:p>
+      <w:pPr>
+        <w:rPr>
           <w:b/>
+          <w:sz w:val="28"/>
+        </w:rPr>
+      </w:pPr>
+      <w:r>
+        <w:rPr>
+          <w:b/>
+          <w:sz w:val="28"/>
+        </w:rPr>
+        <w:lastRenderedPageBreak/>
+        <w:t>7</w:t>
+      </w:r>
+      <w:r>
+        <w:rPr>
+          <w:b/>
+          <w:sz w:val="28"/>
+        </w:rPr>
+        <w:t>.</w:t>
+      </w:r>
+      <w:r>
+        <w:rPr>
+          <w:b/>
+          <w:sz w:val="28"/>
         </w:rPr>
         <w:t xml:space="preserve"> </w:t>
+      </w:r>
+      <w:proofErr w:type="spellStart"/>
+      <w:r>
+        <w:rPr>
+          <w:b/>
+          <w:sz w:val="28"/>
+        </w:rPr>
+        <w:t>Sqrt</w:t>
+      </w:r>
+      <w:proofErr w:type="spellEnd"/>
+      <w:r>
+        <w:rPr>
+          <w:b/>
+          <w:sz w:val="28"/>
+        </w:rPr>
+        <w:t>(x)</w:t>
       </w:r>
     </w:p>
     <w:p>
@@ -19594,10 +19380,21 @@
         </w:tabs>
         <w:spacing w:line="259" w:lineRule="auto"/>
         <w:rPr>
-          <w:rFonts w:asciiTheme="majorHAnsi" w:hAnsiTheme="majorHAnsi" w:cstheme="majorHAnsi"/>
-          <w:b/>
-        </w:rPr>
-      </w:pPr>
+          <w:rFonts w:asciiTheme="majorHAnsi" w:eastAsia="Times New Roman" w:hAnsiTheme="majorHAnsi" w:cstheme="majorHAnsi"/>
+          <w:sz w:val="24"/>
+          <w:szCs w:val="24"/>
+          <w:lang w:eastAsia="en-IN"/>
+        </w:rPr>
+      </w:pPr>
+      <w:r>
+        <w:rPr>
+          <w:rFonts w:asciiTheme="majorHAnsi" w:eastAsia="Times New Roman" w:hAnsiTheme="majorHAnsi" w:cstheme="majorHAnsi"/>
+          <w:sz w:val="24"/>
+          <w:szCs w:val="24"/>
+          <w:lang w:eastAsia="en-IN"/>
+        </w:rPr>
+        <w:t>This is example of binary search on answer</w:t>
+      </w:r>
     </w:p>
     <w:p>
       <w:pPr>
@@ -19608,8 +19405,10 @@
         </w:tabs>
         <w:spacing w:line="259" w:lineRule="auto"/>
         <w:rPr>
-          <w:rFonts w:asciiTheme="majorHAnsi" w:hAnsiTheme="majorHAnsi" w:cstheme="majorHAnsi"/>
-          <w:b/>
+          <w:rFonts w:asciiTheme="majorHAnsi" w:eastAsia="Times New Roman" w:hAnsiTheme="majorHAnsi" w:cstheme="majorHAnsi"/>
+          <w:sz w:val="24"/>
+          <w:szCs w:val="24"/>
+          <w:lang w:eastAsia="en-IN"/>
         </w:rPr>
       </w:pPr>
     </w:p>
@@ -19622,10 +19421,77 @@
         </w:tabs>
         <w:spacing w:line="259" w:lineRule="auto"/>
         <w:rPr>
-          <w:rFonts w:asciiTheme="majorHAnsi" w:hAnsiTheme="majorHAnsi" w:cstheme="majorHAnsi"/>
           <w:b/>
-        </w:rPr>
-      </w:pPr>
+          <w:bCs/>
+        </w:rPr>
+      </w:pPr>
+      <w:r>
+        <w:rPr>
+          <w:rFonts w:asciiTheme="majorHAnsi" w:eastAsia="Times New Roman" w:hAnsiTheme="majorHAnsi" w:cstheme="majorHAnsi"/>
+          <w:b/>
+          <w:bCs/>
+          <w:sz w:val="24"/>
+          <w:szCs w:val="24"/>
+          <w:lang w:eastAsia="en-IN"/>
+        </w:rPr>
+        <w:t>Binary search on answer</w:t>
+      </w:r>
+      <w:r>
+        <w:rPr>
+          <w:rFonts w:asciiTheme="majorHAnsi" w:eastAsia="Times New Roman" w:hAnsiTheme="majorHAnsi" w:cstheme="majorHAnsi"/>
+          <w:sz w:val="24"/>
+          <w:szCs w:val="24"/>
+          <w:lang w:eastAsia="en-IN"/>
+        </w:rPr>
+        <w:t xml:space="preserve"> → Instead of searching in a sorted array, we search in the </w:t>
+      </w:r>
+      <w:r>
+        <w:rPr>
+          <w:rFonts w:asciiTheme="majorHAnsi" w:eastAsia="Times New Roman" w:hAnsiTheme="majorHAnsi" w:cstheme="majorHAnsi"/>
+          <w:i/>
+          <w:iCs/>
+          <w:sz w:val="24"/>
+          <w:szCs w:val="24"/>
+          <w:lang w:eastAsia="en-IN"/>
+        </w:rPr>
+        <w:t>range of possible answers</w:t>
+      </w:r>
+      <w:r>
+        <w:rPr>
+          <w:rFonts w:asciiTheme="majorHAnsi" w:eastAsia="Times New Roman" w:hAnsiTheme="majorHAnsi" w:cstheme="majorHAnsi"/>
+          <w:sz w:val="24"/>
+          <w:szCs w:val="24"/>
+          <w:lang w:eastAsia="en-IN"/>
+        </w:rPr>
+        <w:t xml:space="preserve">. Example: finding </w:t>
+      </w:r>
+      <w:proofErr w:type="spellStart"/>
+      <w:r>
+        <w:rPr>
+          <w:rFonts w:asciiTheme="majorHAnsi" w:eastAsia="Times New Roman" w:hAnsiTheme="majorHAnsi" w:cstheme="majorHAnsi"/>
+          <w:sz w:val="24"/>
+          <w:szCs w:val="24"/>
+          <w:lang w:eastAsia="en-IN"/>
+        </w:rPr>
+        <w:t>sqrt</w:t>
+      </w:r>
+      <w:proofErr w:type="spellEnd"/>
+      <w:r>
+        <w:rPr>
+          <w:rFonts w:asciiTheme="majorHAnsi" w:eastAsia="Times New Roman" w:hAnsiTheme="majorHAnsi" w:cstheme="majorHAnsi"/>
+          <w:sz w:val="24"/>
+          <w:szCs w:val="24"/>
+          <w:lang w:eastAsia="en-IN"/>
+        </w:rPr>
+        <w:t>(x) by testing numbers 1…x.</w:t>
+      </w:r>
+      <w:r>
+        <w:rPr>
+          <w:b/>
+          <w:bCs/>
+        </w:rPr>
+        <w:t xml:space="preserve"> </w:t>
+      </w:r>
     </w:p>
     <w:p>
       <w:pPr>
@@ -19636,8 +19502,1281 @@
         </w:tabs>
         <w:spacing w:line="259" w:lineRule="auto"/>
         <w:rPr>
-          <w:rFonts w:asciiTheme="majorHAnsi" w:hAnsiTheme="majorHAnsi" w:cstheme="majorHAnsi"/>
+          <w:rFonts w:asciiTheme="majorHAnsi" w:eastAsia="Times New Roman" w:hAnsiTheme="majorHAnsi" w:cstheme="majorHAnsi"/>
+          <w:sz w:val="24"/>
+          <w:szCs w:val="24"/>
+          <w:lang w:eastAsia="en-IN"/>
+        </w:rPr>
+      </w:pPr>
+      <w:r>
+        <w:rPr>
+          <w:rFonts w:asciiTheme="majorHAnsi" w:eastAsia="Times New Roman" w:hAnsiTheme="majorHAnsi" w:cstheme="majorHAnsi"/>
           <w:b/>
+          <w:bCs/>
+          <w:sz w:val="24"/>
+          <w:szCs w:val="24"/>
+          <w:lang w:eastAsia="en-IN"/>
+        </w:rPr>
+        <w:t>When usable on unsorted data</w:t>
+      </w:r>
+      <w:r>
+        <w:rPr>
+          <w:rFonts w:asciiTheme="majorHAnsi" w:eastAsia="Times New Roman" w:hAnsiTheme="majorHAnsi" w:cstheme="majorHAnsi"/>
+          <w:sz w:val="24"/>
+          <w:szCs w:val="24"/>
+          <w:lang w:eastAsia="en-IN"/>
+        </w:rPr>
+        <w:t xml:space="preserve"> → If the </w:t>
+      </w:r>
+      <w:r>
+        <w:rPr>
+          <w:rFonts w:asciiTheme="majorHAnsi" w:eastAsia="Times New Roman" w:hAnsiTheme="majorHAnsi" w:cstheme="majorHAnsi"/>
+          <w:i/>
+          <w:iCs/>
+          <w:sz w:val="24"/>
+          <w:szCs w:val="24"/>
+          <w:lang w:eastAsia="en-IN"/>
+        </w:rPr>
+        <w:t>search space is numeric/monotonic</w:t>
+      </w:r>
+      <w:r>
+        <w:rPr>
+          <w:rFonts w:asciiTheme="majorHAnsi" w:eastAsia="Times New Roman" w:hAnsiTheme="majorHAnsi" w:cstheme="majorHAnsi"/>
+          <w:sz w:val="24"/>
+          <w:szCs w:val="24"/>
+          <w:lang w:eastAsia="en-IN"/>
+        </w:rPr>
+        <w:t xml:space="preserve"> (e.g., “is it possible with k items?”), even if array isn’t sorted.</w:t>
+      </w:r>
+    </w:p>
+    <w:p>
+      <w:pPr>
+        <w:shd w:val="clear" w:color="auto" w:fill="1F1F1F"/>
+        <w:spacing w:after="0" w:line="285" w:lineRule="atLeast"/>
+        <w:rPr>
+          <w:rFonts w:ascii="Consolas" w:eastAsia="Times New Roman" w:hAnsi="Consolas" w:cs="Times New Roman"/>
+          <w:color w:val="569CD6"/>
+          <w:sz w:val="21"/>
+          <w:szCs w:val="21"/>
+          <w:lang w:eastAsia="en-IN"/>
+        </w:rPr>
+      </w:pPr>
+    </w:p>
+    <w:p>
+      <w:pPr>
+        <w:shd w:val="clear" w:color="auto" w:fill="1F1F1F"/>
+        <w:spacing w:after="0" w:line="285" w:lineRule="atLeast"/>
+        <w:rPr>
+          <w:rFonts w:ascii="Consolas" w:eastAsia="Times New Roman" w:hAnsi="Consolas" w:cs="Times New Roman"/>
+          <w:color w:val="CCCCCC"/>
+          <w:sz w:val="21"/>
+          <w:szCs w:val="21"/>
+          <w:lang w:eastAsia="en-IN"/>
+        </w:rPr>
+      </w:pPr>
+      <w:proofErr w:type="gramStart"/>
+      <w:r>
+        <w:rPr>
+          <w:rFonts w:ascii="Consolas" w:eastAsia="Times New Roman" w:hAnsi="Consolas" w:cs="Times New Roman"/>
+          <w:color w:val="569CD6"/>
+          <w:sz w:val="21"/>
+          <w:szCs w:val="21"/>
+          <w:lang w:eastAsia="en-IN"/>
+        </w:rPr>
+        <w:t>class</w:t>
+      </w:r>
+      <w:proofErr w:type="gramEnd"/>
+      <w:r>
+        <w:rPr>
+          <w:rFonts w:ascii="Consolas" w:eastAsia="Times New Roman" w:hAnsi="Consolas" w:cs="Times New Roman"/>
+          <w:color w:val="CCCCCC"/>
+          <w:sz w:val="21"/>
+          <w:szCs w:val="21"/>
+          <w:lang w:eastAsia="en-IN"/>
+        </w:rPr>
+        <w:t xml:space="preserve"> </w:t>
+      </w:r>
+      <w:r>
+        <w:rPr>
+          <w:rFonts w:ascii="Consolas" w:eastAsia="Times New Roman" w:hAnsi="Consolas" w:cs="Times New Roman"/>
+          <w:color w:val="4EC9B0"/>
+          <w:sz w:val="21"/>
+          <w:szCs w:val="21"/>
+          <w:lang w:eastAsia="en-IN"/>
+        </w:rPr>
+        <w:t>Solution</w:t>
+      </w:r>
+      <w:r>
+        <w:rPr>
+          <w:rFonts w:ascii="Consolas" w:eastAsia="Times New Roman" w:hAnsi="Consolas" w:cs="Times New Roman"/>
+          <w:color w:val="CCCCCC"/>
+          <w:sz w:val="21"/>
+          <w:szCs w:val="21"/>
+          <w:lang w:eastAsia="en-IN"/>
+        </w:rPr>
+        <w:t>:</w:t>
+      </w:r>
+    </w:p>
+    <w:p>
+      <w:pPr>
+        <w:shd w:val="clear" w:color="auto" w:fill="1F1F1F"/>
+        <w:spacing w:after="0" w:line="285" w:lineRule="atLeast"/>
+        <w:rPr>
+          <w:rFonts w:ascii="Consolas" w:eastAsia="Times New Roman" w:hAnsi="Consolas" w:cs="Times New Roman"/>
+          <w:color w:val="CCCCCC"/>
+          <w:sz w:val="21"/>
+          <w:szCs w:val="21"/>
+          <w:lang w:eastAsia="en-IN"/>
+        </w:rPr>
+      </w:pPr>
+      <w:r>
+        <w:rPr>
+          <w:rFonts w:ascii="Consolas" w:eastAsia="Times New Roman" w:hAnsi="Consolas" w:cs="Times New Roman"/>
+          <w:color w:val="CCCCCC"/>
+          <w:sz w:val="21"/>
+          <w:szCs w:val="21"/>
+          <w:lang w:eastAsia="en-IN"/>
+        </w:rPr>
+        <w:t xml:space="preserve">    </w:t>
+      </w:r>
+      <w:proofErr w:type="spellStart"/>
+      <w:proofErr w:type="gramStart"/>
+      <w:r>
+        <w:rPr>
+          <w:rFonts w:ascii="Consolas" w:eastAsia="Times New Roman" w:hAnsi="Consolas" w:cs="Times New Roman"/>
+          <w:color w:val="569CD6"/>
+          <w:sz w:val="21"/>
+          <w:szCs w:val="21"/>
+          <w:lang w:eastAsia="en-IN"/>
+        </w:rPr>
+        <w:t>def</w:t>
+      </w:r>
+      <w:proofErr w:type="spellEnd"/>
+      <w:proofErr w:type="gramEnd"/>
+      <w:r>
+        <w:rPr>
+          <w:rFonts w:ascii="Consolas" w:eastAsia="Times New Roman" w:hAnsi="Consolas" w:cs="Times New Roman"/>
+          <w:color w:val="CCCCCC"/>
+          <w:sz w:val="21"/>
+          <w:szCs w:val="21"/>
+          <w:lang w:eastAsia="en-IN"/>
+        </w:rPr>
+        <w:t xml:space="preserve"> </w:t>
+      </w:r>
+      <w:proofErr w:type="spellStart"/>
+      <w:r>
+        <w:rPr>
+          <w:rFonts w:ascii="Consolas" w:eastAsia="Times New Roman" w:hAnsi="Consolas" w:cs="Times New Roman"/>
+          <w:color w:val="DCDCAA"/>
+          <w:sz w:val="21"/>
+          <w:szCs w:val="21"/>
+          <w:lang w:eastAsia="en-IN"/>
+        </w:rPr>
+        <w:t>mySqrt</w:t>
+      </w:r>
+      <w:proofErr w:type="spellEnd"/>
+      <w:r>
+        <w:rPr>
+          <w:rFonts w:ascii="Consolas" w:eastAsia="Times New Roman" w:hAnsi="Consolas" w:cs="Times New Roman"/>
+          <w:color w:val="CCCCCC"/>
+          <w:sz w:val="21"/>
+          <w:szCs w:val="21"/>
+          <w:lang w:eastAsia="en-IN"/>
+        </w:rPr>
+        <w:t>(</w:t>
+      </w:r>
+      <w:r>
+        <w:rPr>
+          <w:rFonts w:ascii="Consolas" w:eastAsia="Times New Roman" w:hAnsi="Consolas" w:cs="Times New Roman"/>
+          <w:color w:val="9CDCFE"/>
+          <w:sz w:val="21"/>
+          <w:szCs w:val="21"/>
+          <w:lang w:eastAsia="en-IN"/>
+        </w:rPr>
+        <w:t>self</w:t>
+      </w:r>
+      <w:r>
+        <w:rPr>
+          <w:rFonts w:ascii="Consolas" w:eastAsia="Times New Roman" w:hAnsi="Consolas" w:cs="Times New Roman"/>
+          <w:color w:val="CCCCCC"/>
+          <w:sz w:val="21"/>
+          <w:szCs w:val="21"/>
+          <w:lang w:eastAsia="en-IN"/>
+        </w:rPr>
+        <w:t xml:space="preserve">, </w:t>
+      </w:r>
+      <w:r>
+        <w:rPr>
+          <w:rFonts w:ascii="Consolas" w:eastAsia="Times New Roman" w:hAnsi="Consolas" w:cs="Times New Roman"/>
+          <w:color w:val="9CDCFE"/>
+          <w:sz w:val="21"/>
+          <w:szCs w:val="21"/>
+          <w:lang w:eastAsia="en-IN"/>
+        </w:rPr>
+        <w:t>x</w:t>
+      </w:r>
+      <w:r>
+        <w:rPr>
+          <w:rFonts w:ascii="Consolas" w:eastAsia="Times New Roman" w:hAnsi="Consolas" w:cs="Times New Roman"/>
+          <w:color w:val="CCCCCC"/>
+          <w:sz w:val="21"/>
+          <w:szCs w:val="21"/>
+          <w:lang w:eastAsia="en-IN"/>
+        </w:rPr>
+        <w:t xml:space="preserve">: </w:t>
+      </w:r>
+      <w:proofErr w:type="spellStart"/>
+      <w:r>
+        <w:rPr>
+          <w:rFonts w:ascii="Consolas" w:eastAsia="Times New Roman" w:hAnsi="Consolas" w:cs="Times New Roman"/>
+          <w:color w:val="4EC9B0"/>
+          <w:sz w:val="21"/>
+          <w:szCs w:val="21"/>
+          <w:lang w:eastAsia="en-IN"/>
+        </w:rPr>
+        <w:t>int</w:t>
+      </w:r>
+      <w:proofErr w:type="spellEnd"/>
+      <w:r>
+        <w:rPr>
+          <w:rFonts w:ascii="Consolas" w:eastAsia="Times New Roman" w:hAnsi="Consolas" w:cs="Times New Roman"/>
+          <w:color w:val="CCCCCC"/>
+          <w:sz w:val="21"/>
+          <w:szCs w:val="21"/>
+          <w:lang w:eastAsia="en-IN"/>
+        </w:rPr>
+        <w:t xml:space="preserve">) -&gt; </w:t>
+      </w:r>
+      <w:proofErr w:type="spellStart"/>
+      <w:r>
+        <w:rPr>
+          <w:rFonts w:ascii="Consolas" w:eastAsia="Times New Roman" w:hAnsi="Consolas" w:cs="Times New Roman"/>
+          <w:color w:val="4EC9B0"/>
+          <w:sz w:val="21"/>
+          <w:szCs w:val="21"/>
+          <w:lang w:eastAsia="en-IN"/>
+        </w:rPr>
+        <w:t>int</w:t>
+      </w:r>
+      <w:proofErr w:type="spellEnd"/>
+      <w:r>
+        <w:rPr>
+          <w:rFonts w:ascii="Consolas" w:eastAsia="Times New Roman" w:hAnsi="Consolas" w:cs="Times New Roman"/>
+          <w:color w:val="CCCCCC"/>
+          <w:sz w:val="21"/>
+          <w:szCs w:val="21"/>
+          <w:lang w:eastAsia="en-IN"/>
+        </w:rPr>
+        <w:t>:</w:t>
+      </w:r>
+    </w:p>
+    <w:p>
+      <w:pPr>
+        <w:shd w:val="clear" w:color="auto" w:fill="1F1F1F"/>
+        <w:spacing w:after="0" w:line="285" w:lineRule="atLeast"/>
+        <w:rPr>
+          <w:rFonts w:ascii="Consolas" w:eastAsia="Times New Roman" w:hAnsi="Consolas" w:cs="Times New Roman"/>
+          <w:color w:val="CCCCCC"/>
+          <w:sz w:val="21"/>
+          <w:szCs w:val="21"/>
+          <w:lang w:eastAsia="en-IN"/>
+        </w:rPr>
+      </w:pPr>
+      <w:r>
+        <w:rPr>
+          <w:rFonts w:ascii="Consolas" w:eastAsia="Times New Roman" w:hAnsi="Consolas" w:cs="Times New Roman"/>
+          <w:color w:val="CCCCCC"/>
+          <w:sz w:val="21"/>
+          <w:szCs w:val="21"/>
+          <w:lang w:eastAsia="en-IN"/>
+        </w:rPr>
+        <w:t xml:space="preserve">        </w:t>
+      </w:r>
+      <w:proofErr w:type="spellStart"/>
+      <w:proofErr w:type="gramStart"/>
+      <w:r>
+        <w:rPr>
+          <w:rFonts w:ascii="Consolas" w:eastAsia="Times New Roman" w:hAnsi="Consolas" w:cs="Times New Roman"/>
+          <w:color w:val="CCCCCC"/>
+          <w:sz w:val="21"/>
+          <w:szCs w:val="21"/>
+          <w:lang w:eastAsia="en-IN"/>
+        </w:rPr>
+        <w:t>l,</w:t>
+      </w:r>
+      <w:proofErr w:type="gramEnd"/>
+      <w:r>
+        <w:rPr>
+          <w:rFonts w:ascii="Consolas" w:eastAsia="Times New Roman" w:hAnsi="Consolas" w:cs="Times New Roman"/>
+          <w:color w:val="CCCCCC"/>
+          <w:sz w:val="21"/>
+          <w:szCs w:val="21"/>
+          <w:lang w:eastAsia="en-IN"/>
+        </w:rPr>
+        <w:t>r</w:t>
+      </w:r>
+      <w:proofErr w:type="spellEnd"/>
+      <w:r>
+        <w:rPr>
+          <w:rFonts w:ascii="Consolas" w:eastAsia="Times New Roman" w:hAnsi="Consolas" w:cs="Times New Roman"/>
+          <w:color w:val="CCCCCC"/>
+          <w:sz w:val="21"/>
+          <w:szCs w:val="21"/>
+          <w:lang w:eastAsia="en-IN"/>
+        </w:rPr>
+        <w:t xml:space="preserve"> </w:t>
+      </w:r>
+      <w:r>
+        <w:rPr>
+          <w:rFonts w:ascii="Consolas" w:eastAsia="Times New Roman" w:hAnsi="Consolas" w:cs="Times New Roman"/>
+          <w:color w:val="D4D4D4"/>
+          <w:sz w:val="21"/>
+          <w:szCs w:val="21"/>
+          <w:lang w:eastAsia="en-IN"/>
+        </w:rPr>
+        <w:t>=</w:t>
+      </w:r>
+      <w:r>
+        <w:rPr>
+          <w:rFonts w:ascii="Consolas" w:eastAsia="Times New Roman" w:hAnsi="Consolas" w:cs="Times New Roman"/>
+          <w:color w:val="CCCCCC"/>
+          <w:sz w:val="21"/>
+          <w:szCs w:val="21"/>
+          <w:lang w:eastAsia="en-IN"/>
+        </w:rPr>
+        <w:t xml:space="preserve"> </w:t>
+      </w:r>
+      <w:r>
+        <w:rPr>
+          <w:rFonts w:ascii="Consolas" w:eastAsia="Times New Roman" w:hAnsi="Consolas" w:cs="Times New Roman"/>
+          <w:color w:val="B5CEA8"/>
+          <w:sz w:val="21"/>
+          <w:szCs w:val="21"/>
+          <w:lang w:eastAsia="en-IN"/>
+        </w:rPr>
+        <w:t>1</w:t>
+      </w:r>
+      <w:r>
+        <w:rPr>
+          <w:rFonts w:ascii="Consolas" w:eastAsia="Times New Roman" w:hAnsi="Consolas" w:cs="Times New Roman"/>
+          <w:color w:val="CCCCCC"/>
+          <w:sz w:val="21"/>
+          <w:szCs w:val="21"/>
+          <w:lang w:eastAsia="en-IN"/>
+        </w:rPr>
+        <w:t>, x</w:t>
+      </w:r>
+    </w:p>
+    <w:p>
+      <w:pPr>
+        <w:shd w:val="clear" w:color="auto" w:fill="1F1F1F"/>
+        <w:spacing w:after="0" w:line="285" w:lineRule="atLeast"/>
+        <w:rPr>
+          <w:rFonts w:ascii="Consolas" w:eastAsia="Times New Roman" w:hAnsi="Consolas" w:cs="Times New Roman"/>
+          <w:color w:val="CCCCCC"/>
+          <w:sz w:val="21"/>
+          <w:szCs w:val="21"/>
+          <w:lang w:eastAsia="en-IN"/>
+        </w:rPr>
+      </w:pPr>
+      <w:r>
+        <w:rPr>
+          <w:rFonts w:ascii="Consolas" w:eastAsia="Times New Roman" w:hAnsi="Consolas" w:cs="Times New Roman"/>
+          <w:color w:val="CCCCCC"/>
+          <w:sz w:val="21"/>
+          <w:szCs w:val="21"/>
+          <w:lang w:eastAsia="en-IN"/>
+        </w:rPr>
+        <w:t xml:space="preserve">        </w:t>
+      </w:r>
+      <w:proofErr w:type="spellStart"/>
+      <w:proofErr w:type="gramStart"/>
+      <w:r>
+        <w:rPr>
+          <w:rFonts w:ascii="Consolas" w:eastAsia="Times New Roman" w:hAnsi="Consolas" w:cs="Times New Roman"/>
+          <w:color w:val="CCCCCC"/>
+          <w:sz w:val="21"/>
+          <w:szCs w:val="21"/>
+          <w:lang w:eastAsia="en-IN"/>
+        </w:rPr>
+        <w:t>ans</w:t>
+      </w:r>
+      <w:proofErr w:type="spellEnd"/>
+      <w:proofErr w:type="gramEnd"/>
+      <w:r>
+        <w:rPr>
+          <w:rFonts w:ascii="Consolas" w:eastAsia="Times New Roman" w:hAnsi="Consolas" w:cs="Times New Roman"/>
+          <w:color w:val="CCCCCC"/>
+          <w:sz w:val="21"/>
+          <w:szCs w:val="21"/>
+          <w:lang w:eastAsia="en-IN"/>
+        </w:rPr>
+        <w:t xml:space="preserve"> </w:t>
+      </w:r>
+      <w:r>
+        <w:rPr>
+          <w:rFonts w:ascii="Consolas" w:eastAsia="Times New Roman" w:hAnsi="Consolas" w:cs="Times New Roman"/>
+          <w:color w:val="D4D4D4"/>
+          <w:sz w:val="21"/>
+          <w:szCs w:val="21"/>
+          <w:lang w:eastAsia="en-IN"/>
+        </w:rPr>
+        <w:t>=</w:t>
+      </w:r>
+      <w:r>
+        <w:rPr>
+          <w:rFonts w:ascii="Consolas" w:eastAsia="Times New Roman" w:hAnsi="Consolas" w:cs="Times New Roman"/>
+          <w:color w:val="B5CEA8"/>
+          <w:sz w:val="21"/>
+          <w:szCs w:val="21"/>
+          <w:lang w:eastAsia="en-IN"/>
+        </w:rPr>
+        <w:t>0</w:t>
+      </w:r>
+      <w:r>
+        <w:rPr>
+          <w:rFonts w:ascii="Consolas" w:eastAsia="Times New Roman" w:hAnsi="Consolas" w:cs="Times New Roman"/>
+          <w:color w:val="CCCCCC"/>
+          <w:sz w:val="21"/>
+          <w:szCs w:val="21"/>
+          <w:lang w:eastAsia="en-IN"/>
+        </w:rPr>
+        <w:t xml:space="preserve">   </w:t>
+      </w:r>
+      <w:r>
+        <w:rPr>
+          <w:rFonts w:ascii="Consolas" w:eastAsia="Times New Roman" w:hAnsi="Consolas" w:cs="Times New Roman"/>
+          <w:color w:val="6A9955"/>
+          <w:sz w:val="21"/>
+          <w:szCs w:val="21"/>
+          <w:lang w:eastAsia="en-IN"/>
+        </w:rPr>
+        <w:t xml:space="preserve">#will need to store </w:t>
+      </w:r>
+      <w:proofErr w:type="spellStart"/>
+      <w:r>
+        <w:rPr>
+          <w:rFonts w:ascii="Consolas" w:eastAsia="Times New Roman" w:hAnsi="Consolas" w:cs="Times New Roman"/>
+          <w:color w:val="6A9955"/>
+          <w:sz w:val="21"/>
+          <w:szCs w:val="21"/>
+          <w:lang w:eastAsia="en-IN"/>
+        </w:rPr>
+        <w:t>ans</w:t>
+      </w:r>
+      <w:proofErr w:type="spellEnd"/>
+    </w:p>
+    <w:p>
+      <w:pPr>
+        <w:shd w:val="clear" w:color="auto" w:fill="1F1F1F"/>
+        <w:spacing w:after="0" w:line="285" w:lineRule="atLeast"/>
+        <w:rPr>
+          <w:rFonts w:ascii="Consolas" w:eastAsia="Times New Roman" w:hAnsi="Consolas" w:cs="Times New Roman"/>
+          <w:color w:val="CCCCCC"/>
+          <w:sz w:val="21"/>
+          <w:szCs w:val="21"/>
+          <w:lang w:eastAsia="en-IN"/>
+        </w:rPr>
+      </w:pPr>
+      <w:r>
+        <w:rPr>
+          <w:rFonts w:ascii="Consolas" w:eastAsia="Times New Roman" w:hAnsi="Consolas" w:cs="Times New Roman"/>
+          <w:color w:val="CCCCCC"/>
+          <w:sz w:val="21"/>
+          <w:szCs w:val="21"/>
+          <w:lang w:eastAsia="en-IN"/>
+        </w:rPr>
+        <w:t xml:space="preserve">        </w:t>
+      </w:r>
+      <w:proofErr w:type="gramStart"/>
+      <w:r>
+        <w:rPr>
+          <w:rFonts w:ascii="Consolas" w:eastAsia="Times New Roman" w:hAnsi="Consolas" w:cs="Times New Roman"/>
+          <w:color w:val="C586C0"/>
+          <w:sz w:val="21"/>
+          <w:szCs w:val="21"/>
+          <w:lang w:eastAsia="en-IN"/>
+        </w:rPr>
+        <w:t>while</w:t>
+      </w:r>
+      <w:proofErr w:type="gramEnd"/>
+      <w:r>
+        <w:rPr>
+          <w:rFonts w:ascii="Consolas" w:eastAsia="Times New Roman" w:hAnsi="Consolas" w:cs="Times New Roman"/>
+          <w:color w:val="CCCCCC"/>
+          <w:sz w:val="21"/>
+          <w:szCs w:val="21"/>
+          <w:lang w:eastAsia="en-IN"/>
+        </w:rPr>
+        <w:t xml:space="preserve"> l</w:t>
+      </w:r>
+      <w:r>
+        <w:rPr>
+          <w:rFonts w:ascii="Consolas" w:eastAsia="Times New Roman" w:hAnsi="Consolas" w:cs="Times New Roman"/>
+          <w:color w:val="D4D4D4"/>
+          <w:sz w:val="21"/>
+          <w:szCs w:val="21"/>
+          <w:lang w:eastAsia="en-IN"/>
+        </w:rPr>
+        <w:t>&lt;=</w:t>
+      </w:r>
+      <w:r>
+        <w:rPr>
+          <w:rFonts w:ascii="Consolas" w:eastAsia="Times New Roman" w:hAnsi="Consolas" w:cs="Times New Roman"/>
+          <w:color w:val="CCCCCC"/>
+          <w:sz w:val="21"/>
+          <w:szCs w:val="21"/>
+          <w:lang w:eastAsia="en-IN"/>
+        </w:rPr>
+        <w:t>r:</w:t>
+      </w:r>
+    </w:p>
+    <w:p>
+      <w:pPr>
+        <w:shd w:val="clear" w:color="auto" w:fill="1F1F1F"/>
+        <w:spacing w:after="0" w:line="285" w:lineRule="atLeast"/>
+        <w:rPr>
+          <w:rFonts w:ascii="Consolas" w:eastAsia="Times New Roman" w:hAnsi="Consolas" w:cs="Times New Roman"/>
+          <w:color w:val="CCCCCC"/>
+          <w:sz w:val="21"/>
+          <w:szCs w:val="21"/>
+          <w:lang w:eastAsia="en-IN"/>
+        </w:rPr>
+      </w:pPr>
+      <w:r>
+        <w:rPr>
+          <w:rFonts w:ascii="Consolas" w:eastAsia="Times New Roman" w:hAnsi="Consolas" w:cs="Times New Roman"/>
+          <w:color w:val="CCCCCC"/>
+          <w:sz w:val="21"/>
+          <w:szCs w:val="21"/>
+          <w:lang w:eastAsia="en-IN"/>
+        </w:rPr>
+        <w:t xml:space="preserve">            </w:t>
+      </w:r>
+      <w:proofErr w:type="gramStart"/>
+      <w:r>
+        <w:rPr>
+          <w:rFonts w:ascii="Consolas" w:eastAsia="Times New Roman" w:hAnsi="Consolas" w:cs="Times New Roman"/>
+          <w:color w:val="CCCCCC"/>
+          <w:sz w:val="21"/>
+          <w:szCs w:val="21"/>
+          <w:lang w:eastAsia="en-IN"/>
+        </w:rPr>
+        <w:t>mid</w:t>
+      </w:r>
+      <w:proofErr w:type="gramEnd"/>
+      <w:r>
+        <w:rPr>
+          <w:rFonts w:ascii="Consolas" w:eastAsia="Times New Roman" w:hAnsi="Consolas" w:cs="Times New Roman"/>
+          <w:color w:val="CCCCCC"/>
+          <w:sz w:val="21"/>
+          <w:szCs w:val="21"/>
+          <w:lang w:eastAsia="en-IN"/>
+        </w:rPr>
+        <w:t xml:space="preserve"> </w:t>
+      </w:r>
+      <w:r>
+        <w:rPr>
+          <w:rFonts w:ascii="Consolas" w:eastAsia="Times New Roman" w:hAnsi="Consolas" w:cs="Times New Roman"/>
+          <w:color w:val="D4D4D4"/>
+          <w:sz w:val="21"/>
+          <w:szCs w:val="21"/>
+          <w:lang w:eastAsia="en-IN"/>
+        </w:rPr>
+        <w:t>=</w:t>
+      </w:r>
+      <w:r>
+        <w:rPr>
+          <w:rFonts w:ascii="Consolas" w:eastAsia="Times New Roman" w:hAnsi="Consolas" w:cs="Times New Roman"/>
+          <w:color w:val="CCCCCC"/>
+          <w:sz w:val="21"/>
+          <w:szCs w:val="21"/>
+          <w:lang w:eastAsia="en-IN"/>
+        </w:rPr>
+        <w:t xml:space="preserve"> (</w:t>
+      </w:r>
+      <w:proofErr w:type="spellStart"/>
+      <w:r>
+        <w:rPr>
+          <w:rFonts w:ascii="Consolas" w:eastAsia="Times New Roman" w:hAnsi="Consolas" w:cs="Times New Roman"/>
+          <w:color w:val="CCCCCC"/>
+          <w:sz w:val="21"/>
+          <w:szCs w:val="21"/>
+          <w:lang w:eastAsia="en-IN"/>
+        </w:rPr>
+        <w:t>l</w:t>
+      </w:r>
+      <w:r>
+        <w:rPr>
+          <w:rFonts w:ascii="Consolas" w:eastAsia="Times New Roman" w:hAnsi="Consolas" w:cs="Times New Roman"/>
+          <w:color w:val="D4D4D4"/>
+          <w:sz w:val="21"/>
+          <w:szCs w:val="21"/>
+          <w:lang w:eastAsia="en-IN"/>
+        </w:rPr>
+        <w:t>+</w:t>
+      </w:r>
+      <w:r>
+        <w:rPr>
+          <w:rFonts w:ascii="Consolas" w:eastAsia="Times New Roman" w:hAnsi="Consolas" w:cs="Times New Roman"/>
+          <w:color w:val="CCCCCC"/>
+          <w:sz w:val="21"/>
+          <w:szCs w:val="21"/>
+          <w:lang w:eastAsia="en-IN"/>
+        </w:rPr>
+        <w:t>r</w:t>
+      </w:r>
+      <w:proofErr w:type="spellEnd"/>
+      <w:r>
+        <w:rPr>
+          <w:rFonts w:ascii="Consolas" w:eastAsia="Times New Roman" w:hAnsi="Consolas" w:cs="Times New Roman"/>
+          <w:color w:val="CCCCCC"/>
+          <w:sz w:val="21"/>
+          <w:szCs w:val="21"/>
+          <w:lang w:eastAsia="en-IN"/>
+        </w:rPr>
+        <w:t>)</w:t>
+      </w:r>
+      <w:r>
+        <w:rPr>
+          <w:rFonts w:ascii="Consolas" w:eastAsia="Times New Roman" w:hAnsi="Consolas" w:cs="Times New Roman"/>
+          <w:color w:val="D4D4D4"/>
+          <w:sz w:val="21"/>
+          <w:szCs w:val="21"/>
+          <w:lang w:eastAsia="en-IN"/>
+        </w:rPr>
+        <w:t>//</w:t>
+      </w:r>
+      <w:r>
+        <w:rPr>
+          <w:rFonts w:ascii="Consolas" w:eastAsia="Times New Roman" w:hAnsi="Consolas" w:cs="Times New Roman"/>
+          <w:color w:val="B5CEA8"/>
+          <w:sz w:val="21"/>
+          <w:szCs w:val="21"/>
+          <w:lang w:eastAsia="en-IN"/>
+        </w:rPr>
+        <w:t>2</w:t>
+      </w:r>
+    </w:p>
+    <w:p>
+      <w:pPr>
+        <w:shd w:val="clear" w:color="auto" w:fill="1F1F1F"/>
+        <w:spacing w:after="0" w:line="285" w:lineRule="atLeast"/>
+        <w:rPr>
+          <w:rFonts w:ascii="Consolas" w:eastAsia="Times New Roman" w:hAnsi="Consolas" w:cs="Times New Roman"/>
+          <w:color w:val="CCCCCC"/>
+          <w:sz w:val="21"/>
+          <w:szCs w:val="21"/>
+          <w:lang w:eastAsia="en-IN"/>
+        </w:rPr>
+      </w:pPr>
+      <w:r>
+        <w:rPr>
+          <w:rFonts w:ascii="Consolas" w:eastAsia="Times New Roman" w:hAnsi="Consolas" w:cs="Times New Roman"/>
+          <w:color w:val="CCCCCC"/>
+          <w:sz w:val="21"/>
+          <w:szCs w:val="21"/>
+          <w:lang w:eastAsia="en-IN"/>
+        </w:rPr>
+        <w:t xml:space="preserve">            </w:t>
+      </w:r>
+      <w:proofErr w:type="gramStart"/>
+      <w:r>
+        <w:rPr>
+          <w:rFonts w:ascii="Consolas" w:eastAsia="Times New Roman" w:hAnsi="Consolas" w:cs="Times New Roman"/>
+          <w:color w:val="C586C0"/>
+          <w:sz w:val="21"/>
+          <w:szCs w:val="21"/>
+          <w:lang w:eastAsia="en-IN"/>
+        </w:rPr>
+        <w:t>if</w:t>
+      </w:r>
+      <w:proofErr w:type="gramEnd"/>
+      <w:r>
+        <w:rPr>
+          <w:rFonts w:ascii="Consolas" w:eastAsia="Times New Roman" w:hAnsi="Consolas" w:cs="Times New Roman"/>
+          <w:color w:val="CCCCCC"/>
+          <w:sz w:val="21"/>
+          <w:szCs w:val="21"/>
+          <w:lang w:eastAsia="en-IN"/>
+        </w:rPr>
+        <w:t xml:space="preserve"> mid</w:t>
+      </w:r>
+      <w:r>
+        <w:rPr>
+          <w:rFonts w:ascii="Consolas" w:eastAsia="Times New Roman" w:hAnsi="Consolas" w:cs="Times New Roman"/>
+          <w:color w:val="D4D4D4"/>
+          <w:sz w:val="21"/>
+          <w:szCs w:val="21"/>
+          <w:lang w:eastAsia="en-IN"/>
+        </w:rPr>
+        <w:t>*</w:t>
+      </w:r>
+      <w:r>
+        <w:rPr>
+          <w:rFonts w:ascii="Consolas" w:eastAsia="Times New Roman" w:hAnsi="Consolas" w:cs="Times New Roman"/>
+          <w:color w:val="CCCCCC"/>
+          <w:sz w:val="21"/>
+          <w:szCs w:val="21"/>
+          <w:lang w:eastAsia="en-IN"/>
+        </w:rPr>
+        <w:t>mid</w:t>
+      </w:r>
+      <w:r>
+        <w:rPr>
+          <w:rFonts w:ascii="Consolas" w:eastAsia="Times New Roman" w:hAnsi="Consolas" w:cs="Times New Roman"/>
+          <w:color w:val="D4D4D4"/>
+          <w:sz w:val="21"/>
+          <w:szCs w:val="21"/>
+          <w:lang w:eastAsia="en-IN"/>
+        </w:rPr>
+        <w:t>==</w:t>
+      </w:r>
+      <w:r>
+        <w:rPr>
+          <w:rFonts w:ascii="Consolas" w:eastAsia="Times New Roman" w:hAnsi="Consolas" w:cs="Times New Roman"/>
+          <w:color w:val="CCCCCC"/>
+          <w:sz w:val="21"/>
+          <w:szCs w:val="21"/>
+          <w:lang w:eastAsia="en-IN"/>
+        </w:rPr>
+        <w:t>x:</w:t>
+      </w:r>
+    </w:p>
+    <w:p>
+      <w:pPr>
+        <w:shd w:val="clear" w:color="auto" w:fill="1F1F1F"/>
+        <w:spacing w:after="0" w:line="285" w:lineRule="atLeast"/>
+        <w:rPr>
+          <w:rFonts w:ascii="Consolas" w:eastAsia="Times New Roman" w:hAnsi="Consolas" w:cs="Times New Roman"/>
+          <w:color w:val="CCCCCC"/>
+          <w:sz w:val="21"/>
+          <w:szCs w:val="21"/>
+          <w:lang w:eastAsia="en-IN"/>
+        </w:rPr>
+      </w:pPr>
+      <w:r>
+        <w:rPr>
+          <w:rFonts w:ascii="Consolas" w:eastAsia="Times New Roman" w:hAnsi="Consolas" w:cs="Times New Roman"/>
+          <w:color w:val="CCCCCC"/>
+          <w:sz w:val="21"/>
+          <w:szCs w:val="21"/>
+          <w:lang w:eastAsia="en-IN"/>
+        </w:rPr>
+        <w:t xml:space="preserve">                </w:t>
+      </w:r>
+      <w:proofErr w:type="gramStart"/>
+      <w:r>
+        <w:rPr>
+          <w:rFonts w:ascii="Consolas" w:eastAsia="Times New Roman" w:hAnsi="Consolas" w:cs="Times New Roman"/>
+          <w:color w:val="C586C0"/>
+          <w:sz w:val="21"/>
+          <w:szCs w:val="21"/>
+          <w:lang w:eastAsia="en-IN"/>
+        </w:rPr>
+        <w:t>return</w:t>
+      </w:r>
+      <w:proofErr w:type="gramEnd"/>
+      <w:r>
+        <w:rPr>
+          <w:rFonts w:ascii="Consolas" w:eastAsia="Times New Roman" w:hAnsi="Consolas" w:cs="Times New Roman"/>
+          <w:color w:val="CCCCCC"/>
+          <w:sz w:val="21"/>
+          <w:szCs w:val="21"/>
+          <w:lang w:eastAsia="en-IN"/>
+        </w:rPr>
+        <w:t xml:space="preserve"> mid</w:t>
+      </w:r>
+    </w:p>
+    <w:p>
+      <w:pPr>
+        <w:shd w:val="clear" w:color="auto" w:fill="1F1F1F"/>
+        <w:spacing w:after="0" w:line="285" w:lineRule="atLeast"/>
+        <w:rPr>
+          <w:rFonts w:ascii="Consolas" w:eastAsia="Times New Roman" w:hAnsi="Consolas" w:cs="Times New Roman"/>
+          <w:color w:val="CCCCCC"/>
+          <w:sz w:val="21"/>
+          <w:szCs w:val="21"/>
+          <w:lang w:eastAsia="en-IN"/>
+        </w:rPr>
+      </w:pPr>
+      <w:r>
+        <w:rPr>
+          <w:rFonts w:ascii="Consolas" w:eastAsia="Times New Roman" w:hAnsi="Consolas" w:cs="Times New Roman"/>
+          <w:color w:val="CCCCCC"/>
+          <w:sz w:val="21"/>
+          <w:szCs w:val="21"/>
+          <w:lang w:eastAsia="en-IN"/>
+        </w:rPr>
+        <w:t xml:space="preserve">            </w:t>
+      </w:r>
+    </w:p>
+    <w:p>
+      <w:pPr>
+        <w:shd w:val="clear" w:color="auto" w:fill="1F1F1F"/>
+        <w:spacing w:after="0" w:line="285" w:lineRule="atLeast"/>
+        <w:rPr>
+          <w:rFonts w:ascii="Consolas" w:eastAsia="Times New Roman" w:hAnsi="Consolas" w:cs="Times New Roman"/>
+          <w:color w:val="CCCCCC"/>
+          <w:sz w:val="21"/>
+          <w:szCs w:val="21"/>
+          <w:lang w:eastAsia="en-IN"/>
+        </w:rPr>
+      </w:pPr>
+      <w:r>
+        <w:rPr>
+          <w:rFonts w:ascii="Consolas" w:eastAsia="Times New Roman" w:hAnsi="Consolas" w:cs="Times New Roman"/>
+          <w:color w:val="CCCCCC"/>
+          <w:sz w:val="21"/>
+          <w:szCs w:val="21"/>
+          <w:lang w:eastAsia="en-IN"/>
+        </w:rPr>
+        <w:t xml:space="preserve">            </w:t>
+      </w:r>
+      <w:r>
+        <w:rPr>
+          <w:rFonts w:ascii="Consolas" w:eastAsia="Times New Roman" w:hAnsi="Consolas" w:cs="Times New Roman"/>
+          <w:color w:val="6A9955"/>
+          <w:sz w:val="21"/>
+          <w:szCs w:val="21"/>
+          <w:lang w:eastAsia="en-IN"/>
+        </w:rPr>
+        <w:t># if sq</w:t>
+      </w:r>
+      <w:r>
+        <w:rPr>
+          <w:rFonts w:ascii="Consolas" w:eastAsia="Times New Roman" w:hAnsi="Consolas" w:cs="Times New Roman"/>
+          <w:color w:val="6A9955"/>
+          <w:sz w:val="21"/>
+          <w:szCs w:val="21"/>
+          <w:lang w:eastAsia="en-IN"/>
+        </w:rPr>
+        <w:t>u</w:t>
+      </w:r>
+      <w:r>
+        <w:rPr>
+          <w:rFonts w:ascii="Consolas" w:eastAsia="Times New Roman" w:hAnsi="Consolas" w:cs="Times New Roman"/>
+          <w:color w:val="6A9955"/>
+          <w:sz w:val="21"/>
+          <w:szCs w:val="21"/>
+          <w:lang w:eastAsia="en-IN"/>
+        </w:rPr>
+        <w:t>are of mid is less than x, it can be ans. But we need to find that largest mid</w:t>
+      </w:r>
+    </w:p>
+    <w:p>
+      <w:pPr>
+        <w:shd w:val="clear" w:color="auto" w:fill="1F1F1F"/>
+        <w:spacing w:after="0" w:line="285" w:lineRule="atLeast"/>
+        <w:rPr>
+          <w:rFonts w:ascii="Consolas" w:eastAsia="Times New Roman" w:hAnsi="Consolas" w:cs="Times New Roman"/>
+          <w:color w:val="CCCCCC"/>
+          <w:sz w:val="21"/>
+          <w:szCs w:val="21"/>
+          <w:lang w:eastAsia="en-IN"/>
+        </w:rPr>
+      </w:pPr>
+      <w:r>
+        <w:rPr>
+          <w:rFonts w:ascii="Consolas" w:eastAsia="Times New Roman" w:hAnsi="Consolas" w:cs="Times New Roman"/>
+          <w:color w:val="CCCCCC"/>
+          <w:sz w:val="21"/>
+          <w:szCs w:val="21"/>
+          <w:lang w:eastAsia="en-IN"/>
+        </w:rPr>
+        <w:t xml:space="preserve">            </w:t>
+      </w:r>
+      <w:proofErr w:type="gramStart"/>
+      <w:r>
+        <w:rPr>
+          <w:rFonts w:ascii="Consolas" w:eastAsia="Times New Roman" w:hAnsi="Consolas" w:cs="Times New Roman"/>
+          <w:color w:val="C586C0"/>
+          <w:sz w:val="21"/>
+          <w:szCs w:val="21"/>
+          <w:lang w:eastAsia="en-IN"/>
+        </w:rPr>
+        <w:t>if</w:t>
+      </w:r>
+      <w:proofErr w:type="gramEnd"/>
+      <w:r>
+        <w:rPr>
+          <w:rFonts w:ascii="Consolas" w:eastAsia="Times New Roman" w:hAnsi="Consolas" w:cs="Times New Roman"/>
+          <w:color w:val="CCCCCC"/>
+          <w:sz w:val="21"/>
+          <w:szCs w:val="21"/>
+          <w:lang w:eastAsia="en-IN"/>
+        </w:rPr>
+        <w:t xml:space="preserve"> mid</w:t>
+      </w:r>
+      <w:r>
+        <w:rPr>
+          <w:rFonts w:ascii="Consolas" w:eastAsia="Times New Roman" w:hAnsi="Consolas" w:cs="Times New Roman"/>
+          <w:color w:val="D4D4D4"/>
+          <w:sz w:val="21"/>
+          <w:szCs w:val="21"/>
+          <w:lang w:eastAsia="en-IN"/>
+        </w:rPr>
+        <w:t>*</w:t>
+      </w:r>
+      <w:r>
+        <w:rPr>
+          <w:rFonts w:ascii="Consolas" w:eastAsia="Times New Roman" w:hAnsi="Consolas" w:cs="Times New Roman"/>
+          <w:color w:val="CCCCCC"/>
+          <w:sz w:val="21"/>
+          <w:szCs w:val="21"/>
+          <w:lang w:eastAsia="en-IN"/>
+        </w:rPr>
+        <w:t>mid</w:t>
+      </w:r>
+      <w:r>
+        <w:rPr>
+          <w:rFonts w:ascii="Consolas" w:eastAsia="Times New Roman" w:hAnsi="Consolas" w:cs="Times New Roman"/>
+          <w:color w:val="D4D4D4"/>
+          <w:sz w:val="21"/>
+          <w:szCs w:val="21"/>
+          <w:lang w:eastAsia="en-IN"/>
+        </w:rPr>
+        <w:t>&lt;</w:t>
+      </w:r>
+      <w:r>
+        <w:rPr>
+          <w:rFonts w:ascii="Consolas" w:eastAsia="Times New Roman" w:hAnsi="Consolas" w:cs="Times New Roman"/>
+          <w:color w:val="CCCCCC"/>
+          <w:sz w:val="21"/>
+          <w:szCs w:val="21"/>
+          <w:lang w:eastAsia="en-IN"/>
+        </w:rPr>
+        <w:t>x:</w:t>
+      </w:r>
+    </w:p>
+    <w:p>
+      <w:pPr>
+        <w:shd w:val="clear" w:color="auto" w:fill="1F1F1F"/>
+        <w:spacing w:after="0" w:line="285" w:lineRule="atLeast"/>
+        <w:rPr>
+          <w:rFonts w:ascii="Consolas" w:eastAsia="Times New Roman" w:hAnsi="Consolas" w:cs="Times New Roman"/>
+          <w:color w:val="CCCCCC"/>
+          <w:sz w:val="21"/>
+          <w:szCs w:val="21"/>
+          <w:lang w:eastAsia="en-IN"/>
+        </w:rPr>
+      </w:pPr>
+      <w:r>
+        <w:rPr>
+          <w:rFonts w:ascii="Consolas" w:eastAsia="Times New Roman" w:hAnsi="Consolas" w:cs="Times New Roman"/>
+          <w:color w:val="CCCCCC"/>
+          <w:sz w:val="21"/>
+          <w:szCs w:val="21"/>
+          <w:lang w:eastAsia="en-IN"/>
+        </w:rPr>
+        <w:t xml:space="preserve">                </w:t>
+      </w:r>
+      <w:proofErr w:type="spellStart"/>
+      <w:proofErr w:type="gramStart"/>
+      <w:r>
+        <w:rPr>
+          <w:rFonts w:ascii="Consolas" w:eastAsia="Times New Roman" w:hAnsi="Consolas" w:cs="Times New Roman"/>
+          <w:color w:val="CCCCCC"/>
+          <w:sz w:val="21"/>
+          <w:szCs w:val="21"/>
+          <w:lang w:eastAsia="en-IN"/>
+        </w:rPr>
+        <w:t>ans</w:t>
+      </w:r>
+      <w:proofErr w:type="spellEnd"/>
+      <w:proofErr w:type="gramEnd"/>
+      <w:r>
+        <w:rPr>
+          <w:rFonts w:ascii="Consolas" w:eastAsia="Times New Roman" w:hAnsi="Consolas" w:cs="Times New Roman"/>
+          <w:color w:val="CCCCCC"/>
+          <w:sz w:val="21"/>
+          <w:szCs w:val="21"/>
+          <w:lang w:eastAsia="en-IN"/>
+        </w:rPr>
+        <w:t xml:space="preserve"> </w:t>
+      </w:r>
+      <w:r>
+        <w:rPr>
+          <w:rFonts w:ascii="Consolas" w:eastAsia="Times New Roman" w:hAnsi="Consolas" w:cs="Times New Roman"/>
+          <w:color w:val="D4D4D4"/>
+          <w:sz w:val="21"/>
+          <w:szCs w:val="21"/>
+          <w:lang w:eastAsia="en-IN"/>
+        </w:rPr>
+        <w:t>=</w:t>
+      </w:r>
+      <w:r>
+        <w:rPr>
+          <w:rFonts w:ascii="Consolas" w:eastAsia="Times New Roman" w:hAnsi="Consolas" w:cs="Times New Roman"/>
+          <w:color w:val="CCCCCC"/>
+          <w:sz w:val="21"/>
+          <w:szCs w:val="21"/>
+          <w:lang w:eastAsia="en-IN"/>
+        </w:rPr>
+        <w:t xml:space="preserve"> mid  </w:t>
+      </w:r>
+    </w:p>
+    <w:p>
+      <w:pPr>
+        <w:shd w:val="clear" w:color="auto" w:fill="1F1F1F"/>
+        <w:spacing w:after="0" w:line="285" w:lineRule="atLeast"/>
+        <w:rPr>
+          <w:rFonts w:ascii="Consolas" w:eastAsia="Times New Roman" w:hAnsi="Consolas" w:cs="Times New Roman"/>
+          <w:color w:val="CCCCCC"/>
+          <w:sz w:val="21"/>
+          <w:szCs w:val="21"/>
+          <w:lang w:eastAsia="en-IN"/>
+        </w:rPr>
+      </w:pPr>
+      <w:r>
+        <w:rPr>
+          <w:rFonts w:ascii="Consolas" w:eastAsia="Times New Roman" w:hAnsi="Consolas" w:cs="Times New Roman"/>
+          <w:color w:val="CCCCCC"/>
+          <w:sz w:val="21"/>
+          <w:szCs w:val="21"/>
+          <w:lang w:eastAsia="en-IN"/>
+        </w:rPr>
+        <w:t xml:space="preserve">                l </w:t>
+      </w:r>
+      <w:r>
+        <w:rPr>
+          <w:rFonts w:ascii="Consolas" w:eastAsia="Times New Roman" w:hAnsi="Consolas" w:cs="Times New Roman"/>
+          <w:color w:val="D4D4D4"/>
+          <w:sz w:val="21"/>
+          <w:szCs w:val="21"/>
+          <w:lang w:eastAsia="en-IN"/>
+        </w:rPr>
+        <w:t>=</w:t>
+      </w:r>
+      <w:r>
+        <w:rPr>
+          <w:rFonts w:ascii="Consolas" w:eastAsia="Times New Roman" w:hAnsi="Consolas" w:cs="Times New Roman"/>
+          <w:color w:val="CCCCCC"/>
+          <w:sz w:val="21"/>
+          <w:szCs w:val="21"/>
+          <w:lang w:eastAsia="en-IN"/>
+        </w:rPr>
+        <w:t xml:space="preserve"> mid</w:t>
+      </w:r>
+      <w:r>
+        <w:rPr>
+          <w:rFonts w:ascii="Consolas" w:eastAsia="Times New Roman" w:hAnsi="Consolas" w:cs="Times New Roman"/>
+          <w:color w:val="D4D4D4"/>
+          <w:sz w:val="21"/>
+          <w:szCs w:val="21"/>
+          <w:lang w:eastAsia="en-IN"/>
+        </w:rPr>
+        <w:t>+</w:t>
+      </w:r>
+      <w:r>
+        <w:rPr>
+          <w:rFonts w:ascii="Consolas" w:eastAsia="Times New Roman" w:hAnsi="Consolas" w:cs="Times New Roman"/>
+          <w:color w:val="B5CEA8"/>
+          <w:sz w:val="21"/>
+          <w:szCs w:val="21"/>
+          <w:lang w:eastAsia="en-IN"/>
+        </w:rPr>
+        <w:t>1</w:t>
+      </w:r>
+    </w:p>
+    <w:p>
+      <w:pPr>
+        <w:shd w:val="clear" w:color="auto" w:fill="1F1F1F"/>
+        <w:spacing w:after="0" w:line="285" w:lineRule="atLeast"/>
+        <w:rPr>
+          <w:rFonts w:ascii="Consolas" w:eastAsia="Times New Roman" w:hAnsi="Consolas" w:cs="Times New Roman"/>
+          <w:color w:val="CCCCCC"/>
+          <w:sz w:val="21"/>
+          <w:szCs w:val="21"/>
+          <w:lang w:eastAsia="en-IN"/>
+        </w:rPr>
+      </w:pPr>
+      <w:r>
+        <w:rPr>
+          <w:rFonts w:ascii="Consolas" w:eastAsia="Times New Roman" w:hAnsi="Consolas" w:cs="Times New Roman"/>
+          <w:color w:val="CCCCCC"/>
+          <w:sz w:val="21"/>
+          <w:szCs w:val="21"/>
+          <w:lang w:eastAsia="en-IN"/>
+        </w:rPr>
+        <w:t xml:space="preserve">            </w:t>
+      </w:r>
+      <w:proofErr w:type="gramStart"/>
+      <w:r>
+        <w:rPr>
+          <w:rFonts w:ascii="Consolas" w:eastAsia="Times New Roman" w:hAnsi="Consolas" w:cs="Times New Roman"/>
+          <w:color w:val="C586C0"/>
+          <w:sz w:val="21"/>
+          <w:szCs w:val="21"/>
+          <w:lang w:eastAsia="en-IN"/>
+        </w:rPr>
+        <w:t>else</w:t>
+      </w:r>
+      <w:proofErr w:type="gramEnd"/>
+      <w:r>
+        <w:rPr>
+          <w:rFonts w:ascii="Consolas" w:eastAsia="Times New Roman" w:hAnsi="Consolas" w:cs="Times New Roman"/>
+          <w:color w:val="CCCCCC"/>
+          <w:sz w:val="21"/>
+          <w:szCs w:val="21"/>
+          <w:lang w:eastAsia="en-IN"/>
+        </w:rPr>
+        <w:t>:</w:t>
+      </w:r>
+    </w:p>
+    <w:p>
+      <w:pPr>
+        <w:shd w:val="clear" w:color="auto" w:fill="1F1F1F"/>
+        <w:spacing w:after="0" w:line="285" w:lineRule="atLeast"/>
+        <w:rPr>
+          <w:rFonts w:ascii="Consolas" w:eastAsia="Times New Roman" w:hAnsi="Consolas" w:cs="Times New Roman"/>
+          <w:color w:val="CCCCCC"/>
+          <w:sz w:val="21"/>
+          <w:szCs w:val="21"/>
+          <w:lang w:eastAsia="en-IN"/>
+        </w:rPr>
+      </w:pPr>
+      <w:r>
+        <w:rPr>
+          <w:rFonts w:ascii="Consolas" w:eastAsia="Times New Roman" w:hAnsi="Consolas" w:cs="Times New Roman"/>
+          <w:color w:val="CCCCCC"/>
+          <w:sz w:val="21"/>
+          <w:szCs w:val="21"/>
+          <w:lang w:eastAsia="en-IN"/>
+        </w:rPr>
+        <w:t xml:space="preserve">                r </w:t>
+      </w:r>
+      <w:r>
+        <w:rPr>
+          <w:rFonts w:ascii="Consolas" w:eastAsia="Times New Roman" w:hAnsi="Consolas" w:cs="Times New Roman"/>
+          <w:color w:val="D4D4D4"/>
+          <w:sz w:val="21"/>
+          <w:szCs w:val="21"/>
+          <w:lang w:eastAsia="en-IN"/>
+        </w:rPr>
+        <w:t>=</w:t>
+      </w:r>
+      <w:r>
+        <w:rPr>
+          <w:rFonts w:ascii="Consolas" w:eastAsia="Times New Roman" w:hAnsi="Consolas" w:cs="Times New Roman"/>
+          <w:color w:val="CCCCCC"/>
+          <w:sz w:val="21"/>
+          <w:szCs w:val="21"/>
+          <w:lang w:eastAsia="en-IN"/>
+        </w:rPr>
+        <w:t xml:space="preserve"> mid</w:t>
+      </w:r>
+      <w:r>
+        <w:rPr>
+          <w:rFonts w:ascii="Consolas" w:eastAsia="Times New Roman" w:hAnsi="Consolas" w:cs="Times New Roman"/>
+          <w:color w:val="D4D4D4"/>
+          <w:sz w:val="21"/>
+          <w:szCs w:val="21"/>
+          <w:lang w:eastAsia="en-IN"/>
+        </w:rPr>
+        <w:t>-</w:t>
+      </w:r>
+      <w:r>
+        <w:rPr>
+          <w:rFonts w:ascii="Consolas" w:eastAsia="Times New Roman" w:hAnsi="Consolas" w:cs="Times New Roman"/>
+          <w:color w:val="B5CEA8"/>
+          <w:sz w:val="21"/>
+          <w:szCs w:val="21"/>
+          <w:lang w:eastAsia="en-IN"/>
+        </w:rPr>
+        <w:t>1</w:t>
+      </w:r>
+    </w:p>
+    <w:p>
+      <w:pPr>
+        <w:shd w:val="clear" w:color="auto" w:fill="1F1F1F"/>
+        <w:spacing w:after="0" w:line="285" w:lineRule="atLeast"/>
+        <w:rPr>
+          <w:rFonts w:ascii="Consolas" w:eastAsia="Times New Roman" w:hAnsi="Consolas" w:cs="Times New Roman"/>
+          <w:color w:val="CCCCCC"/>
+          <w:sz w:val="21"/>
+          <w:szCs w:val="21"/>
+          <w:lang w:eastAsia="en-IN"/>
+        </w:rPr>
+      </w:pPr>
+      <w:r>
+        <w:rPr>
+          <w:rFonts w:ascii="Consolas" w:eastAsia="Times New Roman" w:hAnsi="Consolas" w:cs="Times New Roman"/>
+          <w:color w:val="CCCCCC"/>
+          <w:sz w:val="21"/>
+          <w:szCs w:val="21"/>
+          <w:lang w:eastAsia="en-IN"/>
+        </w:rPr>
+        <w:t xml:space="preserve">        </w:t>
+      </w:r>
+    </w:p>
+    <w:p>
+      <w:pPr>
+        <w:shd w:val="clear" w:color="auto" w:fill="1F1F1F"/>
+        <w:spacing w:after="0" w:line="285" w:lineRule="atLeast"/>
+        <w:rPr>
+          <w:rFonts w:ascii="Consolas" w:eastAsia="Times New Roman" w:hAnsi="Consolas" w:cs="Times New Roman"/>
+          <w:color w:val="CCCCCC"/>
+          <w:sz w:val="21"/>
+          <w:szCs w:val="21"/>
+          <w:lang w:eastAsia="en-IN"/>
+        </w:rPr>
+      </w:pPr>
+      <w:r>
+        <w:rPr>
+          <w:rFonts w:ascii="Consolas" w:eastAsia="Times New Roman" w:hAnsi="Consolas" w:cs="Times New Roman"/>
+          <w:color w:val="CCCCCC"/>
+          <w:sz w:val="21"/>
+          <w:szCs w:val="21"/>
+          <w:lang w:eastAsia="en-IN"/>
+        </w:rPr>
+        <w:t xml:space="preserve">        </w:t>
+      </w:r>
+      <w:proofErr w:type="gramStart"/>
+      <w:r>
+        <w:rPr>
+          <w:rFonts w:ascii="Consolas" w:eastAsia="Times New Roman" w:hAnsi="Consolas" w:cs="Times New Roman"/>
+          <w:color w:val="C586C0"/>
+          <w:sz w:val="21"/>
+          <w:szCs w:val="21"/>
+          <w:lang w:eastAsia="en-IN"/>
+        </w:rPr>
+        <w:t>return</w:t>
+      </w:r>
+      <w:proofErr w:type="gramEnd"/>
+      <w:r>
+        <w:rPr>
+          <w:rFonts w:ascii="Consolas" w:eastAsia="Times New Roman" w:hAnsi="Consolas" w:cs="Times New Roman"/>
+          <w:color w:val="CCCCCC"/>
+          <w:sz w:val="21"/>
+          <w:szCs w:val="21"/>
+          <w:lang w:eastAsia="en-IN"/>
+        </w:rPr>
+        <w:t xml:space="preserve"> </w:t>
+      </w:r>
+      <w:proofErr w:type="spellStart"/>
+      <w:r>
+        <w:rPr>
+          <w:rFonts w:ascii="Consolas" w:eastAsia="Times New Roman" w:hAnsi="Consolas" w:cs="Times New Roman"/>
+          <w:color w:val="CCCCCC"/>
+          <w:sz w:val="21"/>
+          <w:szCs w:val="21"/>
+          <w:lang w:eastAsia="en-IN"/>
+        </w:rPr>
+        <w:t>ans</w:t>
+      </w:r>
+      <w:proofErr w:type="spellEnd"/>
+    </w:p>
+    <w:p>
+      <w:pPr>
+        <w:shd w:val="clear" w:color="auto" w:fill="1F1F1F"/>
+        <w:spacing w:after="0" w:line="285" w:lineRule="atLeast"/>
+        <w:rPr>
+          <w:rFonts w:ascii="Consolas" w:eastAsia="Times New Roman" w:hAnsi="Consolas" w:cs="Times New Roman"/>
+          <w:color w:val="CCCCCC"/>
+          <w:sz w:val="21"/>
+          <w:szCs w:val="21"/>
+          <w:lang w:eastAsia="en-IN"/>
         </w:rPr>
       </w:pPr>
     </w:p>
@@ -19654,50 +20793,12 @@
           <w:b/>
         </w:rPr>
       </w:pPr>
-    </w:p>
-    <w:p>
-      <w:pPr>
-        <w:rPr>
+      <w:r>
+        <w:rPr>
+          <w:rFonts w:asciiTheme="majorHAnsi" w:hAnsiTheme="majorHAnsi" w:cstheme="majorHAnsi"/>
           <w:b/>
-          <w:sz w:val="28"/>
-        </w:rPr>
-      </w:pPr>
-      <w:r>
-        <w:rPr>
-          <w:b/>
-          <w:sz w:val="28"/>
-        </w:rPr>
-        <w:t>7</w:t>
-      </w:r>
-      <w:r>
-        <w:rPr>
-          <w:b/>
-          <w:sz w:val="28"/>
-        </w:rPr>
-        <w:t>.</w:t>
-      </w:r>
-      <w:r>
-        <w:rPr>
-          <w:b/>
-          <w:sz w:val="28"/>
         </w:rPr>
         <w:t xml:space="preserve"> </w:t>
-      </w:r>
-      <w:proofErr w:type="spellStart"/>
-      <w:r>
-        <w:rPr>
-          <w:b/>
-          <w:sz w:val="28"/>
-        </w:rPr>
-        <w:t>Sqrt</w:t>
-      </w:r>
-      <w:proofErr w:type="spellEnd"/>
-      <w:r>
-        <w:rPr>
-          <w:b/>
-          <w:sz w:val="28"/>
-        </w:rPr>
-        <w:t>(x)</w:t>
       </w:r>
     </w:p>
     <w:p>
@@ -19709,1415 +20810,6 @@
         </w:tabs>
         <w:spacing w:line="259" w:lineRule="auto"/>
         <w:rPr>
-          <w:rFonts w:asciiTheme="majorHAnsi" w:eastAsia="Times New Roman" w:hAnsiTheme="majorHAnsi" w:cstheme="majorHAnsi"/>
-          <w:sz w:val="24"/>
-          <w:szCs w:val="24"/>
-          <w:lang w:eastAsia="en-IN"/>
-        </w:rPr>
-      </w:pPr>
-      <w:r>
-        <w:rPr>
-          <w:rFonts w:asciiTheme="majorHAnsi" w:eastAsia="Times New Roman" w:hAnsiTheme="majorHAnsi" w:cstheme="majorHAnsi"/>
-          <w:sz w:val="24"/>
-          <w:szCs w:val="24"/>
-          <w:lang w:eastAsia="en-IN"/>
-        </w:rPr>
-        <w:t>This is example of binary search on answer</w:t>
-      </w:r>
-    </w:p>
-    <w:p>
-      <w:pPr>
-        <w:pStyle w:val="Header"/>
-        <w:tabs>
-          <w:tab w:val="clear" w:pos="4513"/>
-          <w:tab w:val="clear" w:pos="9026"/>
-        </w:tabs>
-        <w:spacing w:line="259" w:lineRule="auto"/>
-        <w:rPr>
-          <w:rFonts w:asciiTheme="majorHAnsi" w:eastAsia="Times New Roman" w:hAnsiTheme="majorHAnsi" w:cstheme="majorHAnsi"/>
-          <w:sz w:val="24"/>
-          <w:szCs w:val="24"/>
-          <w:lang w:eastAsia="en-IN"/>
-        </w:rPr>
-      </w:pPr>
-    </w:p>
-    <w:p>
-      <w:pPr>
-        <w:pStyle w:val="Header"/>
-        <w:tabs>
-          <w:tab w:val="clear" w:pos="4513"/>
-          <w:tab w:val="clear" w:pos="9026"/>
-        </w:tabs>
-        <w:spacing w:line="259" w:lineRule="auto"/>
-        <w:rPr>
-          <w:b/>
-          <w:bCs/>
-        </w:rPr>
-      </w:pPr>
-      <w:r>
-        <w:rPr>
-          <w:rFonts w:asciiTheme="majorHAnsi" w:eastAsia="Times New Roman" w:hAnsiTheme="majorHAnsi" w:cstheme="majorHAnsi"/>
-          <w:b/>
-          <w:bCs/>
-          <w:sz w:val="24"/>
-          <w:szCs w:val="24"/>
-          <w:lang w:eastAsia="en-IN"/>
-        </w:rPr>
-        <w:t>Binary search on answer</w:t>
-      </w:r>
-      <w:r>
-        <w:rPr>
-          <w:rFonts w:asciiTheme="majorHAnsi" w:eastAsia="Times New Roman" w:hAnsiTheme="majorHAnsi" w:cstheme="majorHAnsi"/>
-          <w:sz w:val="24"/>
-          <w:szCs w:val="24"/>
-          <w:lang w:eastAsia="en-IN"/>
-        </w:rPr>
-        <w:t xml:space="preserve"> → Instead of searching in a sorted array, we search in the </w:t>
-      </w:r>
-      <w:r>
-        <w:rPr>
-          <w:rFonts w:asciiTheme="majorHAnsi" w:eastAsia="Times New Roman" w:hAnsiTheme="majorHAnsi" w:cstheme="majorHAnsi"/>
-          <w:i/>
-          <w:iCs/>
-          <w:sz w:val="24"/>
-          <w:szCs w:val="24"/>
-          <w:lang w:eastAsia="en-IN"/>
-        </w:rPr>
-        <w:t>range of possible answers</w:t>
-      </w:r>
-      <w:r>
-        <w:rPr>
-          <w:rFonts w:asciiTheme="majorHAnsi" w:eastAsia="Times New Roman" w:hAnsiTheme="majorHAnsi" w:cstheme="majorHAnsi"/>
-          <w:sz w:val="24"/>
-          <w:szCs w:val="24"/>
-          <w:lang w:eastAsia="en-IN"/>
-        </w:rPr>
-        <w:t xml:space="preserve">. Example: finding </w:t>
-      </w:r>
-      <w:proofErr w:type="spellStart"/>
-      <w:r>
-        <w:rPr>
-          <w:rFonts w:asciiTheme="majorHAnsi" w:eastAsia="Times New Roman" w:hAnsiTheme="majorHAnsi" w:cstheme="majorHAnsi"/>
-          <w:sz w:val="24"/>
-          <w:szCs w:val="24"/>
-          <w:lang w:eastAsia="en-IN"/>
-        </w:rPr>
-        <w:t>sqrt</w:t>
-      </w:r>
-      <w:proofErr w:type="spellEnd"/>
-      <w:r>
-        <w:rPr>
-          <w:rFonts w:asciiTheme="majorHAnsi" w:eastAsia="Times New Roman" w:hAnsiTheme="majorHAnsi" w:cstheme="majorHAnsi"/>
-          <w:sz w:val="24"/>
-          <w:szCs w:val="24"/>
-          <w:lang w:eastAsia="en-IN"/>
-        </w:rPr>
-        <w:t>(x) by testing numbers 1…x.</w:t>
-      </w:r>
-      <w:r>
-        <w:rPr>
-          <w:b/>
-          <w:bCs/>
-        </w:rPr>
-        <w:t xml:space="preserve"> </w:t>
-      </w:r>
-    </w:p>
-    <w:p>
-      <w:pPr>
-        <w:pStyle w:val="Header"/>
-        <w:tabs>
-          <w:tab w:val="clear" w:pos="4513"/>
-          <w:tab w:val="clear" w:pos="9026"/>
-        </w:tabs>
-        <w:spacing w:line="259" w:lineRule="auto"/>
-        <w:rPr>
-          <w:rFonts w:asciiTheme="majorHAnsi" w:eastAsia="Times New Roman" w:hAnsiTheme="majorHAnsi" w:cstheme="majorHAnsi"/>
-          <w:sz w:val="24"/>
-          <w:szCs w:val="24"/>
-          <w:lang w:eastAsia="en-IN"/>
-        </w:rPr>
-      </w:pPr>
-      <w:r>
-        <w:rPr>
-          <w:rFonts w:asciiTheme="majorHAnsi" w:eastAsia="Times New Roman" w:hAnsiTheme="majorHAnsi" w:cstheme="majorHAnsi"/>
-          <w:b/>
-          <w:bCs/>
-          <w:sz w:val="24"/>
-          <w:szCs w:val="24"/>
-          <w:lang w:eastAsia="en-IN"/>
-        </w:rPr>
-        <w:t>When usable on unsorted data</w:t>
-      </w:r>
-      <w:r>
-        <w:rPr>
-          <w:rFonts w:asciiTheme="majorHAnsi" w:eastAsia="Times New Roman" w:hAnsiTheme="majorHAnsi" w:cstheme="majorHAnsi"/>
-          <w:sz w:val="24"/>
-          <w:szCs w:val="24"/>
-          <w:lang w:eastAsia="en-IN"/>
-        </w:rPr>
-        <w:t xml:space="preserve"> → If the </w:t>
-      </w:r>
-      <w:r>
-        <w:rPr>
-          <w:rFonts w:asciiTheme="majorHAnsi" w:eastAsia="Times New Roman" w:hAnsiTheme="majorHAnsi" w:cstheme="majorHAnsi"/>
-          <w:i/>
-          <w:iCs/>
-          <w:sz w:val="24"/>
-          <w:szCs w:val="24"/>
-          <w:lang w:eastAsia="en-IN"/>
-        </w:rPr>
-        <w:t>search space is numeric/monotonic</w:t>
-      </w:r>
-      <w:r>
-        <w:rPr>
-          <w:rFonts w:asciiTheme="majorHAnsi" w:eastAsia="Times New Roman" w:hAnsiTheme="majorHAnsi" w:cstheme="majorHAnsi"/>
-          <w:sz w:val="24"/>
-          <w:szCs w:val="24"/>
-          <w:lang w:eastAsia="en-IN"/>
-        </w:rPr>
-        <w:t xml:space="preserve"> (e.g., “is it possible with k items?”), even if array isn’t sorted.</w:t>
-      </w:r>
-    </w:p>
-    <w:p>
-      <w:pPr>
-        <w:shd w:val="clear" w:color="auto" w:fill="1F1F1F"/>
-        <w:spacing w:after="0" w:line="285" w:lineRule="atLeast"/>
-        <w:rPr>
-          <w:rFonts w:ascii="Consolas" w:eastAsia="Times New Roman" w:hAnsi="Consolas" w:cs="Times New Roman"/>
-          <w:color w:val="569CD6"/>
-          <w:sz w:val="21"/>
-          <w:szCs w:val="21"/>
-          <w:lang w:eastAsia="en-IN"/>
-        </w:rPr>
-      </w:pPr>
-    </w:p>
-    <w:p>
-      <w:pPr>
-        <w:shd w:val="clear" w:color="auto" w:fill="1F1F1F"/>
-        <w:spacing w:after="0" w:line="285" w:lineRule="atLeast"/>
-        <w:rPr>
-          <w:rFonts w:ascii="Consolas" w:eastAsia="Times New Roman" w:hAnsi="Consolas" w:cs="Times New Roman"/>
-          <w:color w:val="CCCCCC"/>
-          <w:sz w:val="21"/>
-          <w:szCs w:val="21"/>
-          <w:lang w:eastAsia="en-IN"/>
-        </w:rPr>
-      </w:pPr>
-      <w:proofErr w:type="gramStart"/>
-      <w:r>
-        <w:rPr>
-          <w:rFonts w:ascii="Consolas" w:eastAsia="Times New Roman" w:hAnsi="Consolas" w:cs="Times New Roman"/>
-          <w:color w:val="569CD6"/>
-          <w:sz w:val="21"/>
-          <w:szCs w:val="21"/>
-          <w:lang w:eastAsia="en-IN"/>
-        </w:rPr>
-        <w:t>class</w:t>
-      </w:r>
-      <w:proofErr w:type="gramEnd"/>
-      <w:r>
-        <w:rPr>
-          <w:rFonts w:ascii="Consolas" w:eastAsia="Times New Roman" w:hAnsi="Consolas" w:cs="Times New Roman"/>
-          <w:color w:val="CCCCCC"/>
-          <w:sz w:val="21"/>
-          <w:szCs w:val="21"/>
-          <w:lang w:eastAsia="en-IN"/>
-        </w:rPr>
-        <w:t xml:space="preserve"> </w:t>
-      </w:r>
-      <w:r>
-        <w:rPr>
-          <w:rFonts w:ascii="Consolas" w:eastAsia="Times New Roman" w:hAnsi="Consolas" w:cs="Times New Roman"/>
-          <w:color w:val="4EC9B0"/>
-          <w:sz w:val="21"/>
-          <w:szCs w:val="21"/>
-          <w:lang w:eastAsia="en-IN"/>
-        </w:rPr>
-        <w:t>Solution</w:t>
-      </w:r>
-      <w:r>
-        <w:rPr>
-          <w:rFonts w:ascii="Consolas" w:eastAsia="Times New Roman" w:hAnsi="Consolas" w:cs="Times New Roman"/>
-          <w:color w:val="CCCCCC"/>
-          <w:sz w:val="21"/>
-          <w:szCs w:val="21"/>
-          <w:lang w:eastAsia="en-IN"/>
-        </w:rPr>
-        <w:t>:</w:t>
-      </w:r>
-    </w:p>
-    <w:p>
-      <w:pPr>
-        <w:shd w:val="clear" w:color="auto" w:fill="1F1F1F"/>
-        <w:spacing w:after="0" w:line="285" w:lineRule="atLeast"/>
-        <w:rPr>
-          <w:rFonts w:ascii="Consolas" w:eastAsia="Times New Roman" w:hAnsi="Consolas" w:cs="Times New Roman"/>
-          <w:color w:val="CCCCCC"/>
-          <w:sz w:val="21"/>
-          <w:szCs w:val="21"/>
-          <w:lang w:eastAsia="en-IN"/>
-        </w:rPr>
-      </w:pPr>
-      <w:r>
-        <w:rPr>
-          <w:rFonts w:ascii="Consolas" w:eastAsia="Times New Roman" w:hAnsi="Consolas" w:cs="Times New Roman"/>
-          <w:color w:val="CCCCCC"/>
-          <w:sz w:val="21"/>
-          <w:szCs w:val="21"/>
-          <w:lang w:eastAsia="en-IN"/>
-        </w:rPr>
-        <w:t xml:space="preserve">    </w:t>
-      </w:r>
-      <w:proofErr w:type="spellStart"/>
-      <w:proofErr w:type="gramStart"/>
-      <w:r>
-        <w:rPr>
-          <w:rFonts w:ascii="Consolas" w:eastAsia="Times New Roman" w:hAnsi="Consolas" w:cs="Times New Roman"/>
-          <w:color w:val="569CD6"/>
-          <w:sz w:val="21"/>
-          <w:szCs w:val="21"/>
-          <w:lang w:eastAsia="en-IN"/>
-        </w:rPr>
-        <w:t>def</w:t>
-      </w:r>
-      <w:proofErr w:type="spellEnd"/>
-      <w:proofErr w:type="gramEnd"/>
-      <w:r>
-        <w:rPr>
-          <w:rFonts w:ascii="Consolas" w:eastAsia="Times New Roman" w:hAnsi="Consolas" w:cs="Times New Roman"/>
-          <w:color w:val="CCCCCC"/>
-          <w:sz w:val="21"/>
-          <w:szCs w:val="21"/>
-          <w:lang w:eastAsia="en-IN"/>
-        </w:rPr>
-        <w:t xml:space="preserve"> </w:t>
-      </w:r>
-      <w:proofErr w:type="spellStart"/>
-      <w:r>
-        <w:rPr>
-          <w:rFonts w:ascii="Consolas" w:eastAsia="Times New Roman" w:hAnsi="Consolas" w:cs="Times New Roman"/>
-          <w:color w:val="DCDCAA"/>
-          <w:sz w:val="21"/>
-          <w:szCs w:val="21"/>
-          <w:lang w:eastAsia="en-IN"/>
-        </w:rPr>
-        <w:t>mySqrt</w:t>
-      </w:r>
-      <w:proofErr w:type="spellEnd"/>
-      <w:r>
-        <w:rPr>
-          <w:rFonts w:ascii="Consolas" w:eastAsia="Times New Roman" w:hAnsi="Consolas" w:cs="Times New Roman"/>
-          <w:color w:val="CCCCCC"/>
-          <w:sz w:val="21"/>
-          <w:szCs w:val="21"/>
-          <w:lang w:eastAsia="en-IN"/>
-        </w:rPr>
-        <w:t>(</w:t>
-      </w:r>
-      <w:r>
-        <w:rPr>
-          <w:rFonts w:ascii="Consolas" w:eastAsia="Times New Roman" w:hAnsi="Consolas" w:cs="Times New Roman"/>
-          <w:color w:val="9CDCFE"/>
-          <w:sz w:val="21"/>
-          <w:szCs w:val="21"/>
-          <w:lang w:eastAsia="en-IN"/>
-        </w:rPr>
-        <w:t>self</w:t>
-      </w:r>
-      <w:r>
-        <w:rPr>
-          <w:rFonts w:ascii="Consolas" w:eastAsia="Times New Roman" w:hAnsi="Consolas" w:cs="Times New Roman"/>
-          <w:color w:val="CCCCCC"/>
-          <w:sz w:val="21"/>
-          <w:szCs w:val="21"/>
-          <w:lang w:eastAsia="en-IN"/>
-        </w:rPr>
-        <w:t xml:space="preserve">, </w:t>
-      </w:r>
-      <w:r>
-        <w:rPr>
-          <w:rFonts w:ascii="Consolas" w:eastAsia="Times New Roman" w:hAnsi="Consolas" w:cs="Times New Roman"/>
-          <w:color w:val="9CDCFE"/>
-          <w:sz w:val="21"/>
-          <w:szCs w:val="21"/>
-          <w:lang w:eastAsia="en-IN"/>
-        </w:rPr>
-        <w:t>x</w:t>
-      </w:r>
-      <w:r>
-        <w:rPr>
-          <w:rFonts w:ascii="Consolas" w:eastAsia="Times New Roman" w:hAnsi="Consolas" w:cs="Times New Roman"/>
-          <w:color w:val="CCCCCC"/>
-          <w:sz w:val="21"/>
-          <w:szCs w:val="21"/>
-          <w:lang w:eastAsia="en-IN"/>
-        </w:rPr>
-        <w:t xml:space="preserve">: </w:t>
-      </w:r>
-      <w:proofErr w:type="spellStart"/>
-      <w:r>
-        <w:rPr>
-          <w:rFonts w:ascii="Consolas" w:eastAsia="Times New Roman" w:hAnsi="Consolas" w:cs="Times New Roman"/>
-          <w:color w:val="4EC9B0"/>
-          <w:sz w:val="21"/>
-          <w:szCs w:val="21"/>
-          <w:lang w:eastAsia="en-IN"/>
-        </w:rPr>
-        <w:t>int</w:t>
-      </w:r>
-      <w:proofErr w:type="spellEnd"/>
-      <w:r>
-        <w:rPr>
-          <w:rFonts w:ascii="Consolas" w:eastAsia="Times New Roman" w:hAnsi="Consolas" w:cs="Times New Roman"/>
-          <w:color w:val="CCCCCC"/>
-          <w:sz w:val="21"/>
-          <w:szCs w:val="21"/>
-          <w:lang w:eastAsia="en-IN"/>
-        </w:rPr>
-        <w:t xml:space="preserve">) -&gt; </w:t>
-      </w:r>
-      <w:proofErr w:type="spellStart"/>
-      <w:r>
-        <w:rPr>
-          <w:rFonts w:ascii="Consolas" w:eastAsia="Times New Roman" w:hAnsi="Consolas" w:cs="Times New Roman"/>
-          <w:color w:val="4EC9B0"/>
-          <w:sz w:val="21"/>
-          <w:szCs w:val="21"/>
-          <w:lang w:eastAsia="en-IN"/>
-        </w:rPr>
-        <w:t>int</w:t>
-      </w:r>
-      <w:proofErr w:type="spellEnd"/>
-      <w:r>
-        <w:rPr>
-          <w:rFonts w:ascii="Consolas" w:eastAsia="Times New Roman" w:hAnsi="Consolas" w:cs="Times New Roman"/>
-          <w:color w:val="CCCCCC"/>
-          <w:sz w:val="21"/>
-          <w:szCs w:val="21"/>
-          <w:lang w:eastAsia="en-IN"/>
-        </w:rPr>
-        <w:t>:</w:t>
-      </w:r>
-    </w:p>
-    <w:p>
-      <w:pPr>
-        <w:shd w:val="clear" w:color="auto" w:fill="1F1F1F"/>
-        <w:spacing w:after="0" w:line="285" w:lineRule="atLeast"/>
-        <w:rPr>
-          <w:rFonts w:ascii="Consolas" w:eastAsia="Times New Roman" w:hAnsi="Consolas" w:cs="Times New Roman"/>
-          <w:color w:val="CCCCCC"/>
-          <w:sz w:val="21"/>
-          <w:szCs w:val="21"/>
-          <w:lang w:eastAsia="en-IN"/>
-        </w:rPr>
-      </w:pPr>
-      <w:r>
-        <w:rPr>
-          <w:rFonts w:ascii="Consolas" w:eastAsia="Times New Roman" w:hAnsi="Consolas" w:cs="Times New Roman"/>
-          <w:color w:val="CCCCCC"/>
-          <w:sz w:val="21"/>
-          <w:szCs w:val="21"/>
-          <w:lang w:eastAsia="en-IN"/>
-        </w:rPr>
-        <w:t xml:space="preserve">        </w:t>
-      </w:r>
-      <w:proofErr w:type="spellStart"/>
-      <w:proofErr w:type="gramStart"/>
-      <w:r>
-        <w:rPr>
-          <w:rFonts w:ascii="Consolas" w:eastAsia="Times New Roman" w:hAnsi="Consolas" w:cs="Times New Roman"/>
-          <w:color w:val="CCCCCC"/>
-          <w:sz w:val="21"/>
-          <w:szCs w:val="21"/>
-          <w:lang w:eastAsia="en-IN"/>
-        </w:rPr>
-        <w:t>l,</w:t>
-      </w:r>
-      <w:proofErr w:type="gramEnd"/>
-      <w:r>
-        <w:rPr>
-          <w:rFonts w:ascii="Consolas" w:eastAsia="Times New Roman" w:hAnsi="Consolas" w:cs="Times New Roman"/>
-          <w:color w:val="CCCCCC"/>
-          <w:sz w:val="21"/>
-          <w:szCs w:val="21"/>
-          <w:lang w:eastAsia="en-IN"/>
-        </w:rPr>
-        <w:t>r</w:t>
-      </w:r>
-      <w:proofErr w:type="spellEnd"/>
-      <w:r>
-        <w:rPr>
-          <w:rFonts w:ascii="Consolas" w:eastAsia="Times New Roman" w:hAnsi="Consolas" w:cs="Times New Roman"/>
-          <w:color w:val="CCCCCC"/>
-          <w:sz w:val="21"/>
-          <w:szCs w:val="21"/>
-          <w:lang w:eastAsia="en-IN"/>
-        </w:rPr>
-        <w:t xml:space="preserve"> </w:t>
-      </w:r>
-      <w:r>
-        <w:rPr>
-          <w:rFonts w:ascii="Consolas" w:eastAsia="Times New Roman" w:hAnsi="Consolas" w:cs="Times New Roman"/>
-          <w:color w:val="D4D4D4"/>
-          <w:sz w:val="21"/>
-          <w:szCs w:val="21"/>
-          <w:lang w:eastAsia="en-IN"/>
-        </w:rPr>
-        <w:t>=</w:t>
-      </w:r>
-      <w:r>
-        <w:rPr>
-          <w:rFonts w:ascii="Consolas" w:eastAsia="Times New Roman" w:hAnsi="Consolas" w:cs="Times New Roman"/>
-          <w:color w:val="CCCCCC"/>
-          <w:sz w:val="21"/>
-          <w:szCs w:val="21"/>
-          <w:lang w:eastAsia="en-IN"/>
-        </w:rPr>
-        <w:t xml:space="preserve"> </w:t>
-      </w:r>
-      <w:r>
-        <w:rPr>
-          <w:rFonts w:ascii="Consolas" w:eastAsia="Times New Roman" w:hAnsi="Consolas" w:cs="Times New Roman"/>
-          <w:color w:val="B5CEA8"/>
-          <w:sz w:val="21"/>
-          <w:szCs w:val="21"/>
-          <w:lang w:eastAsia="en-IN"/>
-        </w:rPr>
-        <w:t>1</w:t>
-      </w:r>
-      <w:r>
-        <w:rPr>
-          <w:rFonts w:ascii="Consolas" w:eastAsia="Times New Roman" w:hAnsi="Consolas" w:cs="Times New Roman"/>
-          <w:color w:val="CCCCCC"/>
-          <w:sz w:val="21"/>
-          <w:szCs w:val="21"/>
-          <w:lang w:eastAsia="en-IN"/>
-        </w:rPr>
-        <w:t>, x</w:t>
-      </w:r>
-    </w:p>
-    <w:p>
-      <w:pPr>
-        <w:shd w:val="clear" w:color="auto" w:fill="1F1F1F"/>
-        <w:spacing w:after="0" w:line="285" w:lineRule="atLeast"/>
-        <w:rPr>
-          <w:rFonts w:ascii="Consolas" w:eastAsia="Times New Roman" w:hAnsi="Consolas" w:cs="Times New Roman"/>
-          <w:color w:val="CCCCCC"/>
-          <w:sz w:val="21"/>
-          <w:szCs w:val="21"/>
-          <w:lang w:eastAsia="en-IN"/>
-        </w:rPr>
-      </w:pPr>
-      <w:r>
-        <w:rPr>
-          <w:rFonts w:ascii="Consolas" w:eastAsia="Times New Roman" w:hAnsi="Consolas" w:cs="Times New Roman"/>
-          <w:color w:val="CCCCCC"/>
-          <w:sz w:val="21"/>
-          <w:szCs w:val="21"/>
-          <w:lang w:eastAsia="en-IN"/>
-        </w:rPr>
-        <w:t xml:space="preserve">        </w:t>
-      </w:r>
-      <w:proofErr w:type="spellStart"/>
-      <w:proofErr w:type="gramStart"/>
-      <w:r>
-        <w:rPr>
-          <w:rFonts w:ascii="Consolas" w:eastAsia="Times New Roman" w:hAnsi="Consolas" w:cs="Times New Roman"/>
-          <w:color w:val="CCCCCC"/>
-          <w:sz w:val="21"/>
-          <w:szCs w:val="21"/>
-          <w:lang w:eastAsia="en-IN"/>
-        </w:rPr>
-        <w:t>ans</w:t>
-      </w:r>
-      <w:proofErr w:type="spellEnd"/>
-      <w:proofErr w:type="gramEnd"/>
-      <w:r>
-        <w:rPr>
-          <w:rFonts w:ascii="Consolas" w:eastAsia="Times New Roman" w:hAnsi="Consolas" w:cs="Times New Roman"/>
-          <w:color w:val="CCCCCC"/>
-          <w:sz w:val="21"/>
-          <w:szCs w:val="21"/>
-          <w:lang w:eastAsia="en-IN"/>
-        </w:rPr>
-        <w:t xml:space="preserve"> </w:t>
-      </w:r>
-      <w:r>
-        <w:rPr>
-          <w:rFonts w:ascii="Consolas" w:eastAsia="Times New Roman" w:hAnsi="Consolas" w:cs="Times New Roman"/>
-          <w:color w:val="D4D4D4"/>
-          <w:sz w:val="21"/>
-          <w:szCs w:val="21"/>
-          <w:lang w:eastAsia="en-IN"/>
-        </w:rPr>
-        <w:t>=</w:t>
-      </w:r>
-      <w:r>
-        <w:rPr>
-          <w:rFonts w:ascii="Consolas" w:eastAsia="Times New Roman" w:hAnsi="Consolas" w:cs="Times New Roman"/>
-          <w:color w:val="B5CEA8"/>
-          <w:sz w:val="21"/>
-          <w:szCs w:val="21"/>
-          <w:lang w:eastAsia="en-IN"/>
-        </w:rPr>
-        <w:t>0</w:t>
-      </w:r>
-      <w:r>
-        <w:rPr>
-          <w:rFonts w:ascii="Consolas" w:eastAsia="Times New Roman" w:hAnsi="Consolas" w:cs="Times New Roman"/>
-          <w:color w:val="CCCCCC"/>
-          <w:sz w:val="21"/>
-          <w:szCs w:val="21"/>
-          <w:lang w:eastAsia="en-IN"/>
-        </w:rPr>
-        <w:t xml:space="preserve">   </w:t>
-      </w:r>
-      <w:r>
-        <w:rPr>
-          <w:rFonts w:ascii="Consolas" w:eastAsia="Times New Roman" w:hAnsi="Consolas" w:cs="Times New Roman"/>
-          <w:color w:val="6A9955"/>
-          <w:sz w:val="21"/>
-          <w:szCs w:val="21"/>
-          <w:lang w:eastAsia="en-IN"/>
-        </w:rPr>
-        <w:t xml:space="preserve">#will need to store </w:t>
-      </w:r>
-      <w:proofErr w:type="spellStart"/>
-      <w:r>
-        <w:rPr>
-          <w:rFonts w:ascii="Consolas" w:eastAsia="Times New Roman" w:hAnsi="Consolas" w:cs="Times New Roman"/>
-          <w:color w:val="6A9955"/>
-          <w:sz w:val="21"/>
-          <w:szCs w:val="21"/>
-          <w:lang w:eastAsia="en-IN"/>
-        </w:rPr>
-        <w:t>ans</w:t>
-      </w:r>
-      <w:proofErr w:type="spellEnd"/>
-    </w:p>
-    <w:p>
-      <w:pPr>
-        <w:shd w:val="clear" w:color="auto" w:fill="1F1F1F"/>
-        <w:spacing w:after="0" w:line="285" w:lineRule="atLeast"/>
-        <w:rPr>
-          <w:rFonts w:ascii="Consolas" w:eastAsia="Times New Roman" w:hAnsi="Consolas" w:cs="Times New Roman"/>
-          <w:color w:val="CCCCCC"/>
-          <w:sz w:val="21"/>
-          <w:szCs w:val="21"/>
-          <w:lang w:eastAsia="en-IN"/>
-        </w:rPr>
-      </w:pPr>
-      <w:r>
-        <w:rPr>
-          <w:rFonts w:ascii="Consolas" w:eastAsia="Times New Roman" w:hAnsi="Consolas" w:cs="Times New Roman"/>
-          <w:color w:val="CCCCCC"/>
-          <w:sz w:val="21"/>
-          <w:szCs w:val="21"/>
-          <w:lang w:eastAsia="en-IN"/>
-        </w:rPr>
-        <w:t xml:space="preserve">        </w:t>
-      </w:r>
-      <w:proofErr w:type="gramStart"/>
-      <w:r>
-        <w:rPr>
-          <w:rFonts w:ascii="Consolas" w:eastAsia="Times New Roman" w:hAnsi="Consolas" w:cs="Times New Roman"/>
-          <w:color w:val="C586C0"/>
-          <w:sz w:val="21"/>
-          <w:szCs w:val="21"/>
-          <w:lang w:eastAsia="en-IN"/>
-        </w:rPr>
-        <w:t>while</w:t>
-      </w:r>
-      <w:proofErr w:type="gramEnd"/>
-      <w:r>
-        <w:rPr>
-          <w:rFonts w:ascii="Consolas" w:eastAsia="Times New Roman" w:hAnsi="Consolas" w:cs="Times New Roman"/>
-          <w:color w:val="CCCCCC"/>
-          <w:sz w:val="21"/>
-          <w:szCs w:val="21"/>
-          <w:lang w:eastAsia="en-IN"/>
-        </w:rPr>
-        <w:t xml:space="preserve"> l</w:t>
-      </w:r>
-      <w:r>
-        <w:rPr>
-          <w:rFonts w:ascii="Consolas" w:eastAsia="Times New Roman" w:hAnsi="Consolas" w:cs="Times New Roman"/>
-          <w:color w:val="D4D4D4"/>
-          <w:sz w:val="21"/>
-          <w:szCs w:val="21"/>
-          <w:lang w:eastAsia="en-IN"/>
-        </w:rPr>
-        <w:t>&lt;=</w:t>
-      </w:r>
-      <w:r>
-        <w:rPr>
-          <w:rFonts w:ascii="Consolas" w:eastAsia="Times New Roman" w:hAnsi="Consolas" w:cs="Times New Roman"/>
-          <w:color w:val="CCCCCC"/>
-          <w:sz w:val="21"/>
-          <w:szCs w:val="21"/>
-          <w:lang w:eastAsia="en-IN"/>
-        </w:rPr>
-        <w:t>r:</w:t>
-      </w:r>
-    </w:p>
-    <w:p>
-      <w:pPr>
-        <w:shd w:val="clear" w:color="auto" w:fill="1F1F1F"/>
-        <w:spacing w:after="0" w:line="285" w:lineRule="atLeast"/>
-        <w:rPr>
-          <w:rFonts w:ascii="Consolas" w:eastAsia="Times New Roman" w:hAnsi="Consolas" w:cs="Times New Roman"/>
-          <w:color w:val="CCCCCC"/>
-          <w:sz w:val="21"/>
-          <w:szCs w:val="21"/>
-          <w:lang w:eastAsia="en-IN"/>
-        </w:rPr>
-      </w:pPr>
-      <w:r>
-        <w:rPr>
-          <w:rFonts w:ascii="Consolas" w:eastAsia="Times New Roman" w:hAnsi="Consolas" w:cs="Times New Roman"/>
-          <w:color w:val="CCCCCC"/>
-          <w:sz w:val="21"/>
-          <w:szCs w:val="21"/>
-          <w:lang w:eastAsia="en-IN"/>
-        </w:rPr>
-        <w:t xml:space="preserve">            </w:t>
-      </w:r>
-      <w:proofErr w:type="gramStart"/>
-      <w:r>
-        <w:rPr>
-          <w:rFonts w:ascii="Consolas" w:eastAsia="Times New Roman" w:hAnsi="Consolas" w:cs="Times New Roman"/>
-          <w:color w:val="CCCCCC"/>
-          <w:sz w:val="21"/>
-          <w:szCs w:val="21"/>
-          <w:lang w:eastAsia="en-IN"/>
-        </w:rPr>
-        <w:t>mid</w:t>
-      </w:r>
-      <w:proofErr w:type="gramEnd"/>
-      <w:r>
-        <w:rPr>
-          <w:rFonts w:ascii="Consolas" w:eastAsia="Times New Roman" w:hAnsi="Consolas" w:cs="Times New Roman"/>
-          <w:color w:val="CCCCCC"/>
-          <w:sz w:val="21"/>
-          <w:szCs w:val="21"/>
-          <w:lang w:eastAsia="en-IN"/>
-        </w:rPr>
-        <w:t xml:space="preserve"> </w:t>
-      </w:r>
-      <w:r>
-        <w:rPr>
-          <w:rFonts w:ascii="Consolas" w:eastAsia="Times New Roman" w:hAnsi="Consolas" w:cs="Times New Roman"/>
-          <w:color w:val="D4D4D4"/>
-          <w:sz w:val="21"/>
-          <w:szCs w:val="21"/>
-          <w:lang w:eastAsia="en-IN"/>
-        </w:rPr>
-        <w:t>=</w:t>
-      </w:r>
-      <w:r>
-        <w:rPr>
-          <w:rFonts w:ascii="Consolas" w:eastAsia="Times New Roman" w:hAnsi="Consolas" w:cs="Times New Roman"/>
-          <w:color w:val="CCCCCC"/>
-          <w:sz w:val="21"/>
-          <w:szCs w:val="21"/>
-          <w:lang w:eastAsia="en-IN"/>
-        </w:rPr>
-        <w:t xml:space="preserve"> (</w:t>
-      </w:r>
-      <w:proofErr w:type="spellStart"/>
-      <w:r>
-        <w:rPr>
-          <w:rFonts w:ascii="Consolas" w:eastAsia="Times New Roman" w:hAnsi="Consolas" w:cs="Times New Roman"/>
-          <w:color w:val="CCCCCC"/>
-          <w:sz w:val="21"/>
-          <w:szCs w:val="21"/>
-          <w:lang w:eastAsia="en-IN"/>
-        </w:rPr>
-        <w:t>l</w:t>
-      </w:r>
-      <w:r>
-        <w:rPr>
-          <w:rFonts w:ascii="Consolas" w:eastAsia="Times New Roman" w:hAnsi="Consolas" w:cs="Times New Roman"/>
-          <w:color w:val="D4D4D4"/>
-          <w:sz w:val="21"/>
-          <w:szCs w:val="21"/>
-          <w:lang w:eastAsia="en-IN"/>
-        </w:rPr>
-        <w:t>+</w:t>
-      </w:r>
-      <w:r>
-        <w:rPr>
-          <w:rFonts w:ascii="Consolas" w:eastAsia="Times New Roman" w:hAnsi="Consolas" w:cs="Times New Roman"/>
-          <w:color w:val="CCCCCC"/>
-          <w:sz w:val="21"/>
-          <w:szCs w:val="21"/>
-          <w:lang w:eastAsia="en-IN"/>
-        </w:rPr>
-        <w:t>r</w:t>
-      </w:r>
-      <w:proofErr w:type="spellEnd"/>
-      <w:r>
-        <w:rPr>
-          <w:rFonts w:ascii="Consolas" w:eastAsia="Times New Roman" w:hAnsi="Consolas" w:cs="Times New Roman"/>
-          <w:color w:val="CCCCCC"/>
-          <w:sz w:val="21"/>
-          <w:szCs w:val="21"/>
-          <w:lang w:eastAsia="en-IN"/>
-        </w:rPr>
-        <w:t>)</w:t>
-      </w:r>
-      <w:r>
-        <w:rPr>
-          <w:rFonts w:ascii="Consolas" w:eastAsia="Times New Roman" w:hAnsi="Consolas" w:cs="Times New Roman"/>
-          <w:color w:val="D4D4D4"/>
-          <w:sz w:val="21"/>
-          <w:szCs w:val="21"/>
-          <w:lang w:eastAsia="en-IN"/>
-        </w:rPr>
-        <w:t>//</w:t>
-      </w:r>
-      <w:r>
-        <w:rPr>
-          <w:rFonts w:ascii="Consolas" w:eastAsia="Times New Roman" w:hAnsi="Consolas" w:cs="Times New Roman"/>
-          <w:color w:val="B5CEA8"/>
-          <w:sz w:val="21"/>
-          <w:szCs w:val="21"/>
-          <w:lang w:eastAsia="en-IN"/>
-        </w:rPr>
-        <w:t>2</w:t>
-      </w:r>
-    </w:p>
-    <w:p>
-      <w:pPr>
-        <w:shd w:val="clear" w:color="auto" w:fill="1F1F1F"/>
-        <w:spacing w:after="0" w:line="285" w:lineRule="atLeast"/>
-        <w:rPr>
-          <w:rFonts w:ascii="Consolas" w:eastAsia="Times New Roman" w:hAnsi="Consolas" w:cs="Times New Roman"/>
-          <w:color w:val="CCCCCC"/>
-          <w:sz w:val="21"/>
-          <w:szCs w:val="21"/>
-          <w:lang w:eastAsia="en-IN"/>
-        </w:rPr>
-      </w:pPr>
-      <w:r>
-        <w:rPr>
-          <w:rFonts w:ascii="Consolas" w:eastAsia="Times New Roman" w:hAnsi="Consolas" w:cs="Times New Roman"/>
-          <w:color w:val="CCCCCC"/>
-          <w:sz w:val="21"/>
-          <w:szCs w:val="21"/>
-          <w:lang w:eastAsia="en-IN"/>
-        </w:rPr>
-        <w:t xml:space="preserve">            </w:t>
-      </w:r>
-      <w:proofErr w:type="gramStart"/>
-      <w:r>
-        <w:rPr>
-          <w:rFonts w:ascii="Consolas" w:eastAsia="Times New Roman" w:hAnsi="Consolas" w:cs="Times New Roman"/>
-          <w:color w:val="C586C0"/>
-          <w:sz w:val="21"/>
-          <w:szCs w:val="21"/>
-          <w:lang w:eastAsia="en-IN"/>
-        </w:rPr>
-        <w:t>if</w:t>
-      </w:r>
-      <w:proofErr w:type="gramEnd"/>
-      <w:r>
-        <w:rPr>
-          <w:rFonts w:ascii="Consolas" w:eastAsia="Times New Roman" w:hAnsi="Consolas" w:cs="Times New Roman"/>
-          <w:color w:val="CCCCCC"/>
-          <w:sz w:val="21"/>
-          <w:szCs w:val="21"/>
-          <w:lang w:eastAsia="en-IN"/>
-        </w:rPr>
-        <w:t xml:space="preserve"> mid</w:t>
-      </w:r>
-      <w:r>
-        <w:rPr>
-          <w:rFonts w:ascii="Consolas" w:eastAsia="Times New Roman" w:hAnsi="Consolas" w:cs="Times New Roman"/>
-          <w:color w:val="D4D4D4"/>
-          <w:sz w:val="21"/>
-          <w:szCs w:val="21"/>
-          <w:lang w:eastAsia="en-IN"/>
-        </w:rPr>
-        <w:t>*</w:t>
-      </w:r>
-      <w:r>
-        <w:rPr>
-          <w:rFonts w:ascii="Consolas" w:eastAsia="Times New Roman" w:hAnsi="Consolas" w:cs="Times New Roman"/>
-          <w:color w:val="CCCCCC"/>
-          <w:sz w:val="21"/>
-          <w:szCs w:val="21"/>
-          <w:lang w:eastAsia="en-IN"/>
-        </w:rPr>
-        <w:t>mid</w:t>
-      </w:r>
-      <w:r>
-        <w:rPr>
-          <w:rFonts w:ascii="Consolas" w:eastAsia="Times New Roman" w:hAnsi="Consolas" w:cs="Times New Roman"/>
-          <w:color w:val="D4D4D4"/>
-          <w:sz w:val="21"/>
-          <w:szCs w:val="21"/>
-          <w:lang w:eastAsia="en-IN"/>
-        </w:rPr>
-        <w:t>==</w:t>
-      </w:r>
-      <w:r>
-        <w:rPr>
-          <w:rFonts w:ascii="Consolas" w:eastAsia="Times New Roman" w:hAnsi="Consolas" w:cs="Times New Roman"/>
-          <w:color w:val="CCCCCC"/>
-          <w:sz w:val="21"/>
-          <w:szCs w:val="21"/>
-          <w:lang w:eastAsia="en-IN"/>
-        </w:rPr>
-        <w:t>x:</w:t>
-      </w:r>
-    </w:p>
-    <w:p>
-      <w:pPr>
-        <w:shd w:val="clear" w:color="auto" w:fill="1F1F1F"/>
-        <w:spacing w:after="0" w:line="285" w:lineRule="atLeast"/>
-        <w:rPr>
-          <w:rFonts w:ascii="Consolas" w:eastAsia="Times New Roman" w:hAnsi="Consolas" w:cs="Times New Roman"/>
-          <w:color w:val="CCCCCC"/>
-          <w:sz w:val="21"/>
-          <w:szCs w:val="21"/>
-          <w:lang w:eastAsia="en-IN"/>
-        </w:rPr>
-      </w:pPr>
-      <w:r>
-        <w:rPr>
-          <w:rFonts w:ascii="Consolas" w:eastAsia="Times New Roman" w:hAnsi="Consolas" w:cs="Times New Roman"/>
-          <w:color w:val="CCCCCC"/>
-          <w:sz w:val="21"/>
-          <w:szCs w:val="21"/>
-          <w:lang w:eastAsia="en-IN"/>
-        </w:rPr>
-        <w:t xml:space="preserve">                </w:t>
-      </w:r>
-      <w:proofErr w:type="gramStart"/>
-      <w:r>
-        <w:rPr>
-          <w:rFonts w:ascii="Consolas" w:eastAsia="Times New Roman" w:hAnsi="Consolas" w:cs="Times New Roman"/>
-          <w:color w:val="C586C0"/>
-          <w:sz w:val="21"/>
-          <w:szCs w:val="21"/>
-          <w:lang w:eastAsia="en-IN"/>
-        </w:rPr>
-        <w:t>return</w:t>
-      </w:r>
-      <w:proofErr w:type="gramEnd"/>
-      <w:r>
-        <w:rPr>
-          <w:rFonts w:ascii="Consolas" w:eastAsia="Times New Roman" w:hAnsi="Consolas" w:cs="Times New Roman"/>
-          <w:color w:val="CCCCCC"/>
-          <w:sz w:val="21"/>
-          <w:szCs w:val="21"/>
-          <w:lang w:eastAsia="en-IN"/>
-        </w:rPr>
-        <w:t xml:space="preserve"> mid</w:t>
-      </w:r>
-    </w:p>
-    <w:p>
-      <w:pPr>
-        <w:shd w:val="clear" w:color="auto" w:fill="1F1F1F"/>
-        <w:spacing w:after="0" w:line="285" w:lineRule="atLeast"/>
-        <w:rPr>
-          <w:rFonts w:ascii="Consolas" w:eastAsia="Times New Roman" w:hAnsi="Consolas" w:cs="Times New Roman"/>
-          <w:color w:val="CCCCCC"/>
-          <w:sz w:val="21"/>
-          <w:szCs w:val="21"/>
-          <w:lang w:eastAsia="en-IN"/>
-        </w:rPr>
-      </w:pPr>
-      <w:r>
-        <w:rPr>
-          <w:rFonts w:ascii="Consolas" w:eastAsia="Times New Roman" w:hAnsi="Consolas" w:cs="Times New Roman"/>
-          <w:color w:val="CCCCCC"/>
-          <w:sz w:val="21"/>
-          <w:szCs w:val="21"/>
-          <w:lang w:eastAsia="en-IN"/>
-        </w:rPr>
-        <w:t xml:space="preserve">            </w:t>
-      </w:r>
-    </w:p>
-    <w:p>
-      <w:pPr>
-        <w:shd w:val="clear" w:color="auto" w:fill="1F1F1F"/>
-        <w:spacing w:after="0" w:line="285" w:lineRule="atLeast"/>
-        <w:rPr>
-          <w:rFonts w:ascii="Consolas" w:eastAsia="Times New Roman" w:hAnsi="Consolas" w:cs="Times New Roman"/>
-          <w:color w:val="CCCCCC"/>
-          <w:sz w:val="21"/>
-          <w:szCs w:val="21"/>
-          <w:lang w:eastAsia="en-IN"/>
-        </w:rPr>
-      </w:pPr>
-      <w:r>
-        <w:rPr>
-          <w:rFonts w:ascii="Consolas" w:eastAsia="Times New Roman" w:hAnsi="Consolas" w:cs="Times New Roman"/>
-          <w:color w:val="CCCCCC"/>
-          <w:sz w:val="21"/>
-          <w:szCs w:val="21"/>
-          <w:lang w:eastAsia="en-IN"/>
-        </w:rPr>
-        <w:t xml:space="preserve">            </w:t>
-      </w:r>
-      <w:r>
-        <w:rPr>
-          <w:rFonts w:ascii="Consolas" w:eastAsia="Times New Roman" w:hAnsi="Consolas" w:cs="Times New Roman"/>
-          <w:color w:val="6A9955"/>
-          <w:sz w:val="21"/>
-          <w:szCs w:val="21"/>
-          <w:lang w:eastAsia="en-IN"/>
-        </w:rPr>
-        <w:t># if sq</w:t>
-      </w:r>
-      <w:r>
-        <w:rPr>
-          <w:rFonts w:ascii="Consolas" w:eastAsia="Times New Roman" w:hAnsi="Consolas" w:cs="Times New Roman"/>
-          <w:color w:val="6A9955"/>
-          <w:sz w:val="21"/>
-          <w:szCs w:val="21"/>
-          <w:lang w:eastAsia="en-IN"/>
-        </w:rPr>
-        <w:t>u</w:t>
-      </w:r>
-      <w:r>
-        <w:rPr>
-          <w:rFonts w:ascii="Consolas" w:eastAsia="Times New Roman" w:hAnsi="Consolas" w:cs="Times New Roman"/>
-          <w:color w:val="6A9955"/>
-          <w:sz w:val="21"/>
-          <w:szCs w:val="21"/>
-          <w:lang w:eastAsia="en-IN"/>
-        </w:rPr>
-        <w:t>are of mid is less than x, it can be ans. But we need to find that largest mid</w:t>
-      </w:r>
-    </w:p>
-    <w:p>
-      <w:pPr>
-        <w:shd w:val="clear" w:color="auto" w:fill="1F1F1F"/>
-        <w:spacing w:after="0" w:line="285" w:lineRule="atLeast"/>
-        <w:rPr>
-          <w:rFonts w:ascii="Consolas" w:eastAsia="Times New Roman" w:hAnsi="Consolas" w:cs="Times New Roman"/>
-          <w:color w:val="CCCCCC"/>
-          <w:sz w:val="21"/>
-          <w:szCs w:val="21"/>
-          <w:lang w:eastAsia="en-IN"/>
-        </w:rPr>
-      </w:pPr>
-      <w:r>
-        <w:rPr>
-          <w:rFonts w:ascii="Consolas" w:eastAsia="Times New Roman" w:hAnsi="Consolas" w:cs="Times New Roman"/>
-          <w:color w:val="CCCCCC"/>
-          <w:sz w:val="21"/>
-          <w:szCs w:val="21"/>
-          <w:lang w:eastAsia="en-IN"/>
-        </w:rPr>
-        <w:t xml:space="preserve">            </w:t>
-      </w:r>
-      <w:proofErr w:type="gramStart"/>
-      <w:r>
-        <w:rPr>
-          <w:rFonts w:ascii="Consolas" w:eastAsia="Times New Roman" w:hAnsi="Consolas" w:cs="Times New Roman"/>
-          <w:color w:val="C586C0"/>
-          <w:sz w:val="21"/>
-          <w:szCs w:val="21"/>
-          <w:lang w:eastAsia="en-IN"/>
-        </w:rPr>
-        <w:t>if</w:t>
-      </w:r>
-      <w:proofErr w:type="gramEnd"/>
-      <w:r>
-        <w:rPr>
-          <w:rFonts w:ascii="Consolas" w:eastAsia="Times New Roman" w:hAnsi="Consolas" w:cs="Times New Roman"/>
-          <w:color w:val="CCCCCC"/>
-          <w:sz w:val="21"/>
-          <w:szCs w:val="21"/>
-          <w:lang w:eastAsia="en-IN"/>
-        </w:rPr>
-        <w:t xml:space="preserve"> mid</w:t>
-      </w:r>
-      <w:r>
-        <w:rPr>
-          <w:rFonts w:ascii="Consolas" w:eastAsia="Times New Roman" w:hAnsi="Consolas" w:cs="Times New Roman"/>
-          <w:color w:val="D4D4D4"/>
-          <w:sz w:val="21"/>
-          <w:szCs w:val="21"/>
-          <w:lang w:eastAsia="en-IN"/>
-        </w:rPr>
-        <w:t>*</w:t>
-      </w:r>
-      <w:r>
-        <w:rPr>
-          <w:rFonts w:ascii="Consolas" w:eastAsia="Times New Roman" w:hAnsi="Consolas" w:cs="Times New Roman"/>
-          <w:color w:val="CCCCCC"/>
-          <w:sz w:val="21"/>
-          <w:szCs w:val="21"/>
-          <w:lang w:eastAsia="en-IN"/>
-        </w:rPr>
-        <w:t>mid</w:t>
-      </w:r>
-      <w:r>
-        <w:rPr>
-          <w:rFonts w:ascii="Consolas" w:eastAsia="Times New Roman" w:hAnsi="Consolas" w:cs="Times New Roman"/>
-          <w:color w:val="D4D4D4"/>
-          <w:sz w:val="21"/>
-          <w:szCs w:val="21"/>
-          <w:lang w:eastAsia="en-IN"/>
-        </w:rPr>
-        <w:t>&lt;</w:t>
-      </w:r>
-      <w:r>
-        <w:rPr>
-          <w:rFonts w:ascii="Consolas" w:eastAsia="Times New Roman" w:hAnsi="Consolas" w:cs="Times New Roman"/>
-          <w:color w:val="CCCCCC"/>
-          <w:sz w:val="21"/>
-          <w:szCs w:val="21"/>
-          <w:lang w:eastAsia="en-IN"/>
-        </w:rPr>
-        <w:t>x:</w:t>
-      </w:r>
-    </w:p>
-    <w:p>
-      <w:pPr>
-        <w:shd w:val="clear" w:color="auto" w:fill="1F1F1F"/>
-        <w:spacing w:after="0" w:line="285" w:lineRule="atLeast"/>
-        <w:rPr>
-          <w:rFonts w:ascii="Consolas" w:eastAsia="Times New Roman" w:hAnsi="Consolas" w:cs="Times New Roman"/>
-          <w:color w:val="CCCCCC"/>
-          <w:sz w:val="21"/>
-          <w:szCs w:val="21"/>
-          <w:lang w:eastAsia="en-IN"/>
-        </w:rPr>
-      </w:pPr>
-      <w:r>
-        <w:rPr>
-          <w:rFonts w:ascii="Consolas" w:eastAsia="Times New Roman" w:hAnsi="Consolas" w:cs="Times New Roman"/>
-          <w:color w:val="CCCCCC"/>
-          <w:sz w:val="21"/>
-          <w:szCs w:val="21"/>
-          <w:lang w:eastAsia="en-IN"/>
-        </w:rPr>
-        <w:t xml:space="preserve">                </w:t>
-      </w:r>
-      <w:proofErr w:type="spellStart"/>
-      <w:proofErr w:type="gramStart"/>
-      <w:r>
-        <w:rPr>
-          <w:rFonts w:ascii="Consolas" w:eastAsia="Times New Roman" w:hAnsi="Consolas" w:cs="Times New Roman"/>
-          <w:color w:val="CCCCCC"/>
-          <w:sz w:val="21"/>
-          <w:szCs w:val="21"/>
-          <w:lang w:eastAsia="en-IN"/>
-        </w:rPr>
-        <w:t>ans</w:t>
-      </w:r>
-      <w:proofErr w:type="spellEnd"/>
-      <w:proofErr w:type="gramEnd"/>
-      <w:r>
-        <w:rPr>
-          <w:rFonts w:ascii="Consolas" w:eastAsia="Times New Roman" w:hAnsi="Consolas" w:cs="Times New Roman"/>
-          <w:color w:val="CCCCCC"/>
-          <w:sz w:val="21"/>
-          <w:szCs w:val="21"/>
-          <w:lang w:eastAsia="en-IN"/>
-        </w:rPr>
-        <w:t xml:space="preserve"> </w:t>
-      </w:r>
-      <w:r>
-        <w:rPr>
-          <w:rFonts w:ascii="Consolas" w:eastAsia="Times New Roman" w:hAnsi="Consolas" w:cs="Times New Roman"/>
-          <w:color w:val="D4D4D4"/>
-          <w:sz w:val="21"/>
-          <w:szCs w:val="21"/>
-          <w:lang w:eastAsia="en-IN"/>
-        </w:rPr>
-        <w:t>=</w:t>
-      </w:r>
-      <w:r>
-        <w:rPr>
-          <w:rFonts w:ascii="Consolas" w:eastAsia="Times New Roman" w:hAnsi="Consolas" w:cs="Times New Roman"/>
-          <w:color w:val="CCCCCC"/>
-          <w:sz w:val="21"/>
-          <w:szCs w:val="21"/>
-          <w:lang w:eastAsia="en-IN"/>
-        </w:rPr>
-        <w:t xml:space="preserve"> mid  </w:t>
-      </w:r>
-    </w:p>
-    <w:p>
-      <w:pPr>
-        <w:shd w:val="clear" w:color="auto" w:fill="1F1F1F"/>
-        <w:spacing w:after="0" w:line="285" w:lineRule="atLeast"/>
-        <w:rPr>
-          <w:rFonts w:ascii="Consolas" w:eastAsia="Times New Roman" w:hAnsi="Consolas" w:cs="Times New Roman"/>
-          <w:color w:val="CCCCCC"/>
-          <w:sz w:val="21"/>
-          <w:szCs w:val="21"/>
-          <w:lang w:eastAsia="en-IN"/>
-        </w:rPr>
-      </w:pPr>
-      <w:r>
-        <w:rPr>
-          <w:rFonts w:ascii="Consolas" w:eastAsia="Times New Roman" w:hAnsi="Consolas" w:cs="Times New Roman"/>
-          <w:color w:val="CCCCCC"/>
-          <w:sz w:val="21"/>
-          <w:szCs w:val="21"/>
-          <w:lang w:eastAsia="en-IN"/>
-        </w:rPr>
-        <w:t xml:space="preserve">                l </w:t>
-      </w:r>
-      <w:r>
-        <w:rPr>
-          <w:rFonts w:ascii="Consolas" w:eastAsia="Times New Roman" w:hAnsi="Consolas" w:cs="Times New Roman"/>
-          <w:color w:val="D4D4D4"/>
-          <w:sz w:val="21"/>
-          <w:szCs w:val="21"/>
-          <w:lang w:eastAsia="en-IN"/>
-        </w:rPr>
-        <w:t>=</w:t>
-      </w:r>
-      <w:r>
-        <w:rPr>
-          <w:rFonts w:ascii="Consolas" w:eastAsia="Times New Roman" w:hAnsi="Consolas" w:cs="Times New Roman"/>
-          <w:color w:val="CCCCCC"/>
-          <w:sz w:val="21"/>
-          <w:szCs w:val="21"/>
-          <w:lang w:eastAsia="en-IN"/>
-        </w:rPr>
-        <w:t xml:space="preserve"> mid</w:t>
-      </w:r>
-      <w:r>
-        <w:rPr>
-          <w:rFonts w:ascii="Consolas" w:eastAsia="Times New Roman" w:hAnsi="Consolas" w:cs="Times New Roman"/>
-          <w:color w:val="D4D4D4"/>
-          <w:sz w:val="21"/>
-          <w:szCs w:val="21"/>
-          <w:lang w:eastAsia="en-IN"/>
-        </w:rPr>
-        <w:t>+</w:t>
-      </w:r>
-      <w:r>
-        <w:rPr>
-          <w:rFonts w:ascii="Consolas" w:eastAsia="Times New Roman" w:hAnsi="Consolas" w:cs="Times New Roman"/>
-          <w:color w:val="B5CEA8"/>
-          <w:sz w:val="21"/>
-          <w:szCs w:val="21"/>
-          <w:lang w:eastAsia="en-IN"/>
-        </w:rPr>
-        <w:t>1</w:t>
-      </w:r>
-    </w:p>
-    <w:p>
-      <w:pPr>
-        <w:shd w:val="clear" w:color="auto" w:fill="1F1F1F"/>
-        <w:spacing w:after="0" w:line="285" w:lineRule="atLeast"/>
-        <w:rPr>
-          <w:rFonts w:ascii="Consolas" w:eastAsia="Times New Roman" w:hAnsi="Consolas" w:cs="Times New Roman"/>
-          <w:color w:val="CCCCCC"/>
-          <w:sz w:val="21"/>
-          <w:szCs w:val="21"/>
-          <w:lang w:eastAsia="en-IN"/>
-        </w:rPr>
-      </w:pPr>
-      <w:r>
-        <w:rPr>
-          <w:rFonts w:ascii="Consolas" w:eastAsia="Times New Roman" w:hAnsi="Consolas" w:cs="Times New Roman"/>
-          <w:color w:val="CCCCCC"/>
-          <w:sz w:val="21"/>
-          <w:szCs w:val="21"/>
-          <w:lang w:eastAsia="en-IN"/>
-        </w:rPr>
-        <w:t xml:space="preserve">            </w:t>
-      </w:r>
-      <w:proofErr w:type="gramStart"/>
-      <w:r>
-        <w:rPr>
-          <w:rFonts w:ascii="Consolas" w:eastAsia="Times New Roman" w:hAnsi="Consolas" w:cs="Times New Roman"/>
-          <w:color w:val="C586C0"/>
-          <w:sz w:val="21"/>
-          <w:szCs w:val="21"/>
-          <w:lang w:eastAsia="en-IN"/>
-        </w:rPr>
-        <w:t>else</w:t>
-      </w:r>
-      <w:proofErr w:type="gramEnd"/>
-      <w:r>
-        <w:rPr>
-          <w:rFonts w:ascii="Consolas" w:eastAsia="Times New Roman" w:hAnsi="Consolas" w:cs="Times New Roman"/>
-          <w:color w:val="CCCCCC"/>
-          <w:sz w:val="21"/>
-          <w:szCs w:val="21"/>
-          <w:lang w:eastAsia="en-IN"/>
-        </w:rPr>
-        <w:t>:</w:t>
-      </w:r>
-    </w:p>
-    <w:p>
-      <w:pPr>
-        <w:shd w:val="clear" w:color="auto" w:fill="1F1F1F"/>
-        <w:spacing w:after="0" w:line="285" w:lineRule="atLeast"/>
-        <w:rPr>
-          <w:rFonts w:ascii="Consolas" w:eastAsia="Times New Roman" w:hAnsi="Consolas" w:cs="Times New Roman"/>
-          <w:color w:val="CCCCCC"/>
-          <w:sz w:val="21"/>
-          <w:szCs w:val="21"/>
-          <w:lang w:eastAsia="en-IN"/>
-        </w:rPr>
-      </w:pPr>
-      <w:r>
-        <w:rPr>
-          <w:rFonts w:ascii="Consolas" w:eastAsia="Times New Roman" w:hAnsi="Consolas" w:cs="Times New Roman"/>
-          <w:color w:val="CCCCCC"/>
-          <w:sz w:val="21"/>
-          <w:szCs w:val="21"/>
-          <w:lang w:eastAsia="en-IN"/>
-        </w:rPr>
-        <w:t xml:space="preserve">                r </w:t>
-      </w:r>
-      <w:r>
-        <w:rPr>
-          <w:rFonts w:ascii="Consolas" w:eastAsia="Times New Roman" w:hAnsi="Consolas" w:cs="Times New Roman"/>
-          <w:color w:val="D4D4D4"/>
-          <w:sz w:val="21"/>
-          <w:szCs w:val="21"/>
-          <w:lang w:eastAsia="en-IN"/>
-        </w:rPr>
-        <w:t>=</w:t>
-      </w:r>
-      <w:r>
-        <w:rPr>
-          <w:rFonts w:ascii="Consolas" w:eastAsia="Times New Roman" w:hAnsi="Consolas" w:cs="Times New Roman"/>
-          <w:color w:val="CCCCCC"/>
-          <w:sz w:val="21"/>
-          <w:szCs w:val="21"/>
-          <w:lang w:eastAsia="en-IN"/>
-        </w:rPr>
-        <w:t xml:space="preserve"> mid</w:t>
-      </w:r>
-      <w:r>
-        <w:rPr>
-          <w:rFonts w:ascii="Consolas" w:eastAsia="Times New Roman" w:hAnsi="Consolas" w:cs="Times New Roman"/>
-          <w:color w:val="D4D4D4"/>
-          <w:sz w:val="21"/>
-          <w:szCs w:val="21"/>
-          <w:lang w:eastAsia="en-IN"/>
-        </w:rPr>
-        <w:t>-</w:t>
-      </w:r>
-      <w:r>
-        <w:rPr>
-          <w:rFonts w:ascii="Consolas" w:eastAsia="Times New Roman" w:hAnsi="Consolas" w:cs="Times New Roman"/>
-          <w:color w:val="B5CEA8"/>
-          <w:sz w:val="21"/>
-          <w:szCs w:val="21"/>
-          <w:lang w:eastAsia="en-IN"/>
-        </w:rPr>
-        <w:t>1</w:t>
-      </w:r>
-    </w:p>
-    <w:p>
-      <w:pPr>
-        <w:shd w:val="clear" w:color="auto" w:fill="1F1F1F"/>
-        <w:spacing w:after="0" w:line="285" w:lineRule="atLeast"/>
-        <w:rPr>
-          <w:rFonts w:ascii="Consolas" w:eastAsia="Times New Roman" w:hAnsi="Consolas" w:cs="Times New Roman"/>
-          <w:color w:val="CCCCCC"/>
-          <w:sz w:val="21"/>
-          <w:szCs w:val="21"/>
-          <w:lang w:eastAsia="en-IN"/>
-        </w:rPr>
-      </w:pPr>
-      <w:r>
-        <w:rPr>
-          <w:rFonts w:ascii="Consolas" w:eastAsia="Times New Roman" w:hAnsi="Consolas" w:cs="Times New Roman"/>
-          <w:color w:val="CCCCCC"/>
-          <w:sz w:val="21"/>
-          <w:szCs w:val="21"/>
-          <w:lang w:eastAsia="en-IN"/>
-        </w:rPr>
-        <w:t xml:space="preserve">        </w:t>
-      </w:r>
-    </w:p>
-    <w:p>
-      <w:pPr>
-        <w:shd w:val="clear" w:color="auto" w:fill="1F1F1F"/>
-        <w:spacing w:after="0" w:line="285" w:lineRule="atLeast"/>
-        <w:rPr>
-          <w:rFonts w:ascii="Consolas" w:eastAsia="Times New Roman" w:hAnsi="Consolas" w:cs="Times New Roman"/>
-          <w:color w:val="CCCCCC"/>
-          <w:sz w:val="21"/>
-          <w:szCs w:val="21"/>
-          <w:lang w:eastAsia="en-IN"/>
-        </w:rPr>
-      </w:pPr>
-      <w:r>
-        <w:rPr>
-          <w:rFonts w:ascii="Consolas" w:eastAsia="Times New Roman" w:hAnsi="Consolas" w:cs="Times New Roman"/>
-          <w:color w:val="CCCCCC"/>
-          <w:sz w:val="21"/>
-          <w:szCs w:val="21"/>
-          <w:lang w:eastAsia="en-IN"/>
-        </w:rPr>
-        <w:t xml:space="preserve">        </w:t>
-      </w:r>
-      <w:proofErr w:type="gramStart"/>
-      <w:r>
-        <w:rPr>
-          <w:rFonts w:ascii="Consolas" w:eastAsia="Times New Roman" w:hAnsi="Consolas" w:cs="Times New Roman"/>
-          <w:color w:val="C586C0"/>
-          <w:sz w:val="21"/>
-          <w:szCs w:val="21"/>
-          <w:lang w:eastAsia="en-IN"/>
-        </w:rPr>
-        <w:t>return</w:t>
-      </w:r>
-      <w:proofErr w:type="gramEnd"/>
-      <w:r>
-        <w:rPr>
-          <w:rFonts w:ascii="Consolas" w:eastAsia="Times New Roman" w:hAnsi="Consolas" w:cs="Times New Roman"/>
-          <w:color w:val="CCCCCC"/>
-          <w:sz w:val="21"/>
-          <w:szCs w:val="21"/>
-          <w:lang w:eastAsia="en-IN"/>
-        </w:rPr>
-        <w:t xml:space="preserve"> </w:t>
-      </w:r>
-      <w:proofErr w:type="spellStart"/>
-      <w:r>
-        <w:rPr>
-          <w:rFonts w:ascii="Consolas" w:eastAsia="Times New Roman" w:hAnsi="Consolas" w:cs="Times New Roman"/>
-          <w:color w:val="CCCCCC"/>
-          <w:sz w:val="21"/>
-          <w:szCs w:val="21"/>
-          <w:lang w:eastAsia="en-IN"/>
-        </w:rPr>
-        <w:t>ans</w:t>
-      </w:r>
-      <w:proofErr w:type="spellEnd"/>
-    </w:p>
-    <w:p>
-      <w:pPr>
-        <w:shd w:val="clear" w:color="auto" w:fill="1F1F1F"/>
-        <w:spacing w:after="0" w:line="285" w:lineRule="atLeast"/>
-        <w:rPr>
-          <w:rFonts w:ascii="Consolas" w:eastAsia="Times New Roman" w:hAnsi="Consolas" w:cs="Times New Roman"/>
-          <w:color w:val="CCCCCC"/>
-          <w:sz w:val="21"/>
-          <w:szCs w:val="21"/>
-          <w:lang w:eastAsia="en-IN"/>
-        </w:rPr>
-      </w:pPr>
-    </w:p>
-    <w:p>
-      <w:pPr>
-        <w:pStyle w:val="Header"/>
-        <w:tabs>
-          <w:tab w:val="clear" w:pos="4513"/>
-          <w:tab w:val="clear" w:pos="9026"/>
-        </w:tabs>
-        <w:spacing w:line="259" w:lineRule="auto"/>
-        <w:rPr>
           <w:rFonts w:asciiTheme="majorHAnsi" w:hAnsiTheme="majorHAnsi" w:cstheme="majorHAnsi"/>
           <w:b/>
         </w:rPr>
@@ -21127,28 +20819,6 @@
           <w:rFonts w:asciiTheme="majorHAnsi" w:hAnsiTheme="majorHAnsi" w:cstheme="majorHAnsi"/>
           <w:b/>
         </w:rPr>
-        <w:t xml:space="preserve"> </w:t>
-      </w:r>
-    </w:p>
-    <w:p>
-      <w:pPr>
-        <w:pStyle w:val="Header"/>
-        <w:tabs>
-          <w:tab w:val="clear" w:pos="4513"/>
-          <w:tab w:val="clear" w:pos="9026"/>
-        </w:tabs>
-        <w:spacing w:line="259" w:lineRule="auto"/>
-        <w:rPr>
-          <w:rFonts w:asciiTheme="majorHAnsi" w:hAnsiTheme="majorHAnsi" w:cstheme="majorHAnsi"/>
-          <w:b/>
-        </w:rPr>
-      </w:pPr>
-      <w:r>
-        <w:rPr>
-          <w:rFonts w:asciiTheme="majorHAnsi" w:hAnsiTheme="majorHAnsi" w:cstheme="majorHAnsi"/>
-          <w:b/>
-        </w:rPr>
-        <w:lastRenderedPageBreak/>
         <w:t>Explanation:</w:t>
       </w:r>
     </w:p>
@@ -33656,7 +33326,7 @@
         <w:noProof/>
         <w:color w:val="404040" w:themeColor="text1" w:themeTint="BF"/>
       </w:rPr>
-      <w:t>20</w:t>
+      <w:t>17</w:t>
     </w:r>
     <w:r>
       <w:rPr>
@@ -36695,7 +36365,7 @@
 </file>
 
 <file path=customXml/itemProps1.xml><?xml version="1.0" encoding="utf-8"?>
-<ds:datastoreItem xmlns:ds="http://schemas.openxmlformats.org/officeDocument/2006/customXml" ds:itemID="{E318BE78-6636-4144-AF08-27DCEC6AEB5D}">
+<ds:datastoreItem xmlns:ds="http://schemas.openxmlformats.org/officeDocument/2006/customXml" ds:itemID="{EAE0320C-1F82-4D8E-853E-DB4F50627575}">
   <ds:schemaRefs>
     <ds:schemaRef ds:uri="http://schemas.openxmlformats.org/officeDocument/2006/bibliography"/>
   </ds:schemaRefs>

--- a/08. Binary Search/Binary Search.docx
+++ b/08. Binary Search/Binary Search.docx
@@ -1766,29 +1766,7 @@
             <w:szCs w:val="24"/>
             <w:u w:val="none"/>
           </w:rPr>
-          <w:t>https://www.geeksforgeeks.org/problems/i</w:t>
-        </w:r>
-        <w:r>
-          <w:rPr>
-            <w:rStyle w:val="Hyperlink"/>
-            <w:rFonts w:asciiTheme="majorHAnsi" w:hAnsiTheme="majorHAnsi" w:cstheme="majorHAnsi"/>
-            <w:color w:val="1F4E79" w:themeColor="accent5" w:themeShade="80"/>
-            <w:sz w:val="24"/>
-            <w:szCs w:val="24"/>
-            <w:u w:val="none"/>
-          </w:rPr>
-          <w:t>m</w:t>
-        </w:r>
-        <w:r>
-          <w:rPr>
-            <w:rStyle w:val="Hyperlink"/>
-            <w:rFonts w:asciiTheme="majorHAnsi" w:hAnsiTheme="majorHAnsi" w:cstheme="majorHAnsi"/>
-            <w:color w:val="1F4E79" w:themeColor="accent5" w:themeShade="80"/>
-            <w:sz w:val="24"/>
-            <w:szCs w:val="24"/>
-            <w:u w:val="none"/>
-          </w:rPr>
-          <w:t>plement-lower-bound/1</w:t>
+          <w:t>https://www.geeksforgeeks.org/problems/implement-lower-bound/1</w:t>
         </w:r>
       </w:hyperlink>
     </w:p>
@@ -1822,29 +1800,7 @@
             <w:szCs w:val="24"/>
             <w:u w:val="none"/>
           </w:rPr>
-          <w:t xml:space="preserve"> https://www.geek</w:t>
-        </w:r>
-        <w:r>
-          <w:rPr>
-            <w:rStyle w:val="Hyperlink"/>
-            <w:rFonts w:asciiTheme="majorHAnsi" w:hAnsiTheme="majorHAnsi" w:cstheme="majorHAnsi"/>
-            <w:color w:val="1F4E79" w:themeColor="accent5" w:themeShade="80"/>
-            <w:sz w:val="24"/>
-            <w:szCs w:val="24"/>
-            <w:u w:val="none"/>
-          </w:rPr>
-          <w:t>s</w:t>
-        </w:r>
-        <w:r>
-          <w:rPr>
-            <w:rStyle w:val="Hyperlink"/>
-            <w:rFonts w:asciiTheme="majorHAnsi" w:hAnsiTheme="majorHAnsi" w:cstheme="majorHAnsi"/>
-            <w:color w:val="1F4E79" w:themeColor="accent5" w:themeShade="80"/>
-            <w:sz w:val="24"/>
-            <w:szCs w:val="24"/>
-            <w:u w:val="none"/>
-          </w:rPr>
-          <w:t>forgeeks.org/problems/implement-upper-bound/1</w:t>
+          <w:t xml:space="preserve"> https://www.geeksforgeeks.org/problems/implement-upper-bound/1</w:t>
         </w:r>
       </w:hyperlink>
     </w:p>
@@ -1990,29 +1946,7 @@
             <w:szCs w:val="24"/>
             <w:u w:val="none"/>
           </w:rPr>
-          <w:t>https://www.geeksforgeeks.org/problems/num</w:t>
-        </w:r>
-        <w:r>
-          <w:rPr>
-            <w:rStyle w:val="Hyperlink"/>
-            <w:rFonts w:asciiTheme="majorHAnsi" w:hAnsiTheme="majorHAnsi" w:cstheme="majorHAnsi"/>
-            <w:color w:val="1F4E79" w:themeColor="accent5" w:themeShade="80"/>
-            <w:sz w:val="24"/>
-            <w:szCs w:val="24"/>
-            <w:u w:val="none"/>
-          </w:rPr>
-          <w:t>b</w:t>
-        </w:r>
-        <w:r>
-          <w:rPr>
-            <w:rStyle w:val="Hyperlink"/>
-            <w:rFonts w:asciiTheme="majorHAnsi" w:hAnsiTheme="majorHAnsi" w:cstheme="majorHAnsi"/>
-            <w:color w:val="1F4E79" w:themeColor="accent5" w:themeShade="80"/>
-            <w:sz w:val="24"/>
-            <w:szCs w:val="24"/>
-            <w:u w:val="none"/>
-          </w:rPr>
-          <w:t>er-of-occurrence2259/1</w:t>
+          <w:t>https://www.geeksforgeeks.org/problems/number-of-occurrence2259/1</w:t>
         </w:r>
       </w:hyperlink>
     </w:p>
@@ -2082,29 +2016,7 @@
             <w:szCs w:val="24"/>
             <w:u w:val="none"/>
           </w:rPr>
-          <w:t>https://www.geeksfo</w:t>
-        </w:r>
-        <w:r>
-          <w:rPr>
-            <w:rStyle w:val="Hyperlink"/>
-            <w:rFonts w:asciiTheme="majorHAnsi" w:hAnsiTheme="majorHAnsi" w:cstheme="majorHAnsi"/>
-            <w:color w:val="1F4E79" w:themeColor="accent5" w:themeShade="80"/>
-            <w:sz w:val="24"/>
-            <w:szCs w:val="24"/>
-            <w:u w:val="none"/>
-          </w:rPr>
-          <w:t>r</w:t>
-        </w:r>
-        <w:r>
-          <w:rPr>
-            <w:rStyle w:val="Hyperlink"/>
-            <w:rFonts w:asciiTheme="majorHAnsi" w:hAnsiTheme="majorHAnsi" w:cstheme="majorHAnsi"/>
-            <w:color w:val="1F4E79" w:themeColor="accent5" w:themeShade="80"/>
-            <w:sz w:val="24"/>
-            <w:szCs w:val="24"/>
-            <w:u w:val="none"/>
-          </w:rPr>
-          <w:t>geeks.org/problems/rotation4723/1</w:t>
+          <w:t>https://www.geeksforgeeks.org/problems/rotation4723/1</w:t>
         </w:r>
       </w:hyperlink>
     </w:p>
@@ -2176,29 +2088,7 @@
             <w:szCs w:val="24"/>
             <w:u w:val="none"/>
           </w:rPr>
-          <w:t>https://leetcode.com/pr</w:t>
-        </w:r>
-        <w:r>
-          <w:rPr>
-            <w:rStyle w:val="Hyperlink"/>
-            <w:rFonts w:asciiTheme="majorHAnsi" w:hAnsiTheme="majorHAnsi" w:cstheme="majorHAnsi"/>
-            <w:color w:val="1F4E79" w:themeColor="accent5" w:themeShade="80"/>
-            <w:sz w:val="24"/>
-            <w:szCs w:val="24"/>
-            <w:u w:val="none"/>
-          </w:rPr>
-          <w:t>o</w:t>
-        </w:r>
-        <w:r>
-          <w:rPr>
-            <w:rStyle w:val="Hyperlink"/>
-            <w:rFonts w:asciiTheme="majorHAnsi" w:hAnsiTheme="majorHAnsi" w:cstheme="majorHAnsi"/>
-            <w:color w:val="1F4E79" w:themeColor="accent5" w:themeShade="80"/>
-            <w:sz w:val="24"/>
-            <w:szCs w:val="24"/>
-            <w:u w:val="none"/>
-          </w:rPr>
-          <w:t>blems/search-in-rotated-sorted-array/</w:t>
+          <w:t>https://leetcode.com/problems/search-in-rotated-sorted-array/</w:t>
         </w:r>
       </w:hyperlink>
     </w:p>
@@ -2250,10 +2140,12 @@
         <w:spacing w:after="0"/>
         <w:ind w:left="720"/>
         <w:rPr>
+          <w:rStyle w:val="Hyperlink"/>
           <w:rFonts w:asciiTheme="majorHAnsi" w:hAnsiTheme="majorHAnsi" w:cstheme="majorHAnsi"/>
           <w:color w:val="1F4E79" w:themeColor="accent5" w:themeShade="80"/>
           <w:sz w:val="24"/>
           <w:szCs w:val="24"/>
+          <w:u w:val="none"/>
         </w:rPr>
       </w:pPr>
       <w:r>
@@ -2284,85 +2176,6 @@
         <w:spacing w:after="0"/>
         <w:ind w:left="720"/>
         <w:rPr>
-          <w:rFonts w:asciiTheme="majorHAnsi" w:hAnsiTheme="majorHAnsi" w:cstheme="majorHAnsi"/>
-          <w:color w:val="1F4E79" w:themeColor="accent5" w:themeShade="80"/>
-          <w:sz w:val="24"/>
-          <w:szCs w:val="24"/>
-        </w:rPr>
-      </w:pPr>
-    </w:p>
-    <w:p>
-      <w:pPr>
-        <w:spacing w:before="100" w:beforeAutospacing="1" w:after="100" w:afterAutospacing="1" w:line="240" w:lineRule="auto"/>
-      </w:pPr>
-    </w:p>
-    <w:p>
-      <w:pPr>
-        <w:ind w:firstLine="720"/>
-      </w:pPr>
-    </w:p>
-    <w:p/>
-    <w:p>
-      <w:pPr>
-        <w:pStyle w:val="Header"/>
-        <w:tabs>
-          <w:tab w:val="clear" w:pos="4513"/>
-          <w:tab w:val="clear" w:pos="9026"/>
-        </w:tabs>
-        <w:spacing w:after="160" w:line="259" w:lineRule="auto"/>
-        <w:rPr>
-          <w:rFonts w:asciiTheme="majorHAnsi" w:eastAsiaTheme="majorEastAsia" w:hAnsiTheme="majorHAnsi"/>
-          <w:color w:val="2F5496" w:themeColor="accent1" w:themeShade="BF"/>
-          <w:szCs w:val="32"/>
-        </w:rPr>
-      </w:pPr>
-      <w:r>
-        <w:br w:type="page"/>
-      </w:r>
-    </w:p>
-    <w:p>
-      <w:pPr>
-        <w:pStyle w:val="Heading1"/>
-        <w:spacing w:line="276" w:lineRule="auto"/>
-        <w:rPr>
-          <w:rFonts w:cstheme="majorHAnsi"/>
-          <w:b/>
-          <w:sz w:val="40"/>
-        </w:rPr>
-      </w:pPr>
-      <w:bookmarkStart w:id="8" w:name="_Toc207697052"/>
-      <w:r>
-        <w:rPr>
-          <w:rFonts w:cstheme="majorHAnsi"/>
-          <w:sz w:val="40"/>
-        </w:rPr>
-        <w:lastRenderedPageBreak/>
-        <w:t>LEVEL 2:</w:t>
-      </w:r>
-      <w:r>
-        <w:rPr>
-          <w:rFonts w:cstheme="majorHAnsi"/>
-          <w:b/>
-          <w:sz w:val="40"/>
-        </w:rPr>
-        <w:t xml:space="preserve"> </w:t>
-      </w:r>
-      <w:r>
-        <w:rPr>
-          <w:rFonts w:cstheme="majorHAnsi"/>
-          <w:b/>
-          <w:color w:val="C45911" w:themeColor="accent2" w:themeShade="BF"/>
-          <w:sz w:val="40"/>
-          <w:u w:val="single"/>
-        </w:rPr>
-        <w:t>Pro</w:t>
-      </w:r>
-      <w:bookmarkEnd w:id="8"/>
-    </w:p>
-    <w:p>
-      <w:pPr>
-        <w:spacing w:after="0"/>
-        <w:rPr>
           <w:rStyle w:val="Hyperlink"/>
           <w:rFonts w:asciiTheme="majorHAnsi" w:hAnsiTheme="majorHAnsi" w:cstheme="majorHAnsi"/>
           <w:color w:val="1F4E79" w:themeColor="accent5" w:themeShade="80"/>
@@ -2377,28 +2190,19 @@
         <w:pStyle w:val="Heading3"/>
         <w:numPr>
           <w:ilvl w:val="0"/>
-          <w:numId w:val="5"/>
+          <w:numId w:val="1"/>
         </w:numPr>
         <w:rPr>
           <w:rFonts w:cstheme="majorHAnsi"/>
           <w:color w:val="1F4E79" w:themeColor="accent5" w:themeShade="80"/>
         </w:rPr>
       </w:pPr>
-      <w:bookmarkStart w:id="9" w:name="_Toc207697053"/>
       <w:r>
         <w:rPr>
           <w:rFonts w:cstheme="majorHAnsi"/>
           <w:color w:val="1F4E79" w:themeColor="accent5" w:themeShade="80"/>
         </w:rPr>
         <w:t>Find Peak Element</w:t>
-      </w:r>
-      <w:bookmarkEnd w:id="9"/>
-      <w:r>
-        <w:rPr>
-          <w:rFonts w:cstheme="majorHAnsi"/>
-          <w:color w:val="1F4E79" w:themeColor="accent5" w:themeShade="80"/>
-        </w:rPr>
-        <w:t xml:space="preserve"> </w:t>
       </w:r>
     </w:p>
     <w:p>
@@ -2439,8 +2243,75 @@
     </w:p>
     <w:p>
       <w:pPr>
+        <w:spacing w:before="100" w:beforeAutospacing="1" w:after="100" w:afterAutospacing="1" w:line="240" w:lineRule="auto"/>
+      </w:pPr>
+    </w:p>
+    <w:p>
+      <w:pPr>
+        <w:ind w:firstLine="720"/>
+      </w:pPr>
+    </w:p>
+    <w:p/>
+    <w:p>
+      <w:pPr>
+        <w:pStyle w:val="Header"/>
+        <w:tabs>
+          <w:tab w:val="clear" w:pos="4513"/>
+          <w:tab w:val="clear" w:pos="9026"/>
+        </w:tabs>
+        <w:spacing w:after="160" w:line="259" w:lineRule="auto"/>
+        <w:rPr>
+          <w:rFonts w:asciiTheme="majorHAnsi" w:eastAsiaTheme="majorEastAsia" w:hAnsiTheme="majorHAnsi"/>
+          <w:color w:val="2F5496" w:themeColor="accent1" w:themeShade="BF"/>
+          <w:szCs w:val="32"/>
+        </w:rPr>
+      </w:pPr>
+      <w:r>
+        <w:br w:type="page"/>
+      </w:r>
+    </w:p>
+    <w:p>
+      <w:pPr>
+        <w:pStyle w:val="Heading1"/>
+        <w:spacing w:line="276" w:lineRule="auto"/>
+        <w:rPr>
+          <w:rFonts w:cstheme="majorHAnsi"/>
+          <w:b/>
+          <w:sz w:val="40"/>
+        </w:rPr>
+      </w:pPr>
+      <w:bookmarkStart w:id="8" w:name="_Toc207697052"/>
+      <w:r>
+        <w:rPr>
+          <w:rFonts w:cstheme="majorHAnsi"/>
+          <w:sz w:val="40"/>
+        </w:rPr>
+        <w:lastRenderedPageBreak/>
+        <w:t>LEVEL 2:</w:t>
+      </w:r>
+      <w:r>
+        <w:rPr>
+          <w:rFonts w:cstheme="majorHAnsi"/>
+          <w:b/>
+          <w:sz w:val="40"/>
+        </w:rPr>
+        <w:t xml:space="preserve"> </w:t>
+      </w:r>
+      <w:r>
+        <w:rPr>
+          <w:rFonts w:cstheme="majorHAnsi"/>
+          <w:b/>
+          <w:color w:val="C45911" w:themeColor="accent2" w:themeShade="BF"/>
+          <w:sz w:val="40"/>
+          <w:u w:val="single"/>
+        </w:rPr>
+        <w:t>Pro</w:t>
+      </w:r>
+      <w:bookmarkEnd w:id="8"/>
+    </w:p>
+    <w:p>
+      <w:pPr>
         <w:spacing w:after="0"/>
-        <w:ind w:left="720"/>
         <w:rPr>
           <w:rFonts w:asciiTheme="majorHAnsi" w:hAnsiTheme="majorHAnsi" w:cstheme="majorHAnsi"/>
           <w:color w:val="1F4E79" w:themeColor="accent5" w:themeShade="80"/>
@@ -2461,7 +2332,7 @@
           <w:color w:val="1F4E79" w:themeColor="accent5" w:themeShade="80"/>
         </w:rPr>
       </w:pPr>
-      <w:bookmarkStart w:id="10" w:name="_Toc207697054"/>
+      <w:bookmarkStart w:id="9" w:name="_Toc207697054"/>
       <w:r>
         <w:rPr>
           <w:rFonts w:cstheme="majorHAnsi"/>
@@ -2469,7 +2340,7 @@
         </w:rPr>
         <w:t>Search in 2D matrix</w:t>
       </w:r>
-      <w:bookmarkEnd w:id="10"/>
+      <w:bookmarkEnd w:id="9"/>
     </w:p>
     <w:p>
       <w:pPr>
@@ -2531,7 +2402,7 @@
           <w:color w:val="1F4E79" w:themeColor="accent5" w:themeShade="80"/>
         </w:rPr>
       </w:pPr>
-      <w:bookmarkStart w:id="11" w:name="_Toc207697055"/>
+      <w:bookmarkStart w:id="10" w:name="_Toc207697055"/>
       <w:r>
         <w:rPr>
           <w:rFonts w:cstheme="majorHAnsi"/>
@@ -2539,7 +2410,7 @@
         </w:rPr>
         <w:t>Allocate Minimum number of pages</w:t>
       </w:r>
-      <w:bookmarkEnd w:id="11"/>
+      <w:bookmarkEnd w:id="10"/>
     </w:p>
     <w:p>
       <w:pPr>
@@ -2599,7 +2470,7 @@
           <w:color w:val="1F4E79" w:themeColor="accent5" w:themeShade="80"/>
         </w:rPr>
       </w:pPr>
-      <w:bookmarkStart w:id="12" w:name="_Toc207697056"/>
+      <w:bookmarkStart w:id="11" w:name="_Toc207697056"/>
       <w:r>
         <w:rPr>
           <w:rFonts w:cstheme="majorHAnsi"/>
@@ -2607,7 +2478,7 @@
         </w:rPr>
         <w:t>Koko Eating Bananas</w:t>
       </w:r>
-      <w:bookmarkEnd w:id="12"/>
+      <w:bookmarkEnd w:id="11"/>
     </w:p>
     <w:p>
       <w:pPr>
@@ -2741,6 +2612,39 @@
     </w:p>
     <w:p>
       <w:pPr>
+        <w:spacing w:after="0"/>
+        <w:rPr>
+          <w:rFonts w:asciiTheme="majorHAnsi" w:hAnsiTheme="majorHAnsi" w:cstheme="majorHAnsi"/>
+          <w:color w:val="1F4E79" w:themeColor="accent5" w:themeShade="80"/>
+          <w:sz w:val="24"/>
+          <w:szCs w:val="24"/>
+        </w:rPr>
+      </w:pPr>
+    </w:p>
+    <w:p>
+      <w:pPr>
+        <w:spacing w:after="0"/>
+        <w:rPr>
+          <w:rFonts w:asciiTheme="majorHAnsi" w:hAnsiTheme="majorHAnsi" w:cstheme="majorHAnsi"/>
+          <w:color w:val="1F4E79" w:themeColor="accent5" w:themeShade="80"/>
+          <w:sz w:val="24"/>
+          <w:szCs w:val="24"/>
+        </w:rPr>
+      </w:pPr>
+    </w:p>
+    <w:p>
+      <w:pPr>
+        <w:spacing w:after="0"/>
+        <w:rPr>
+          <w:rFonts w:asciiTheme="majorHAnsi" w:hAnsiTheme="majorHAnsi" w:cstheme="majorHAnsi"/>
+          <w:color w:val="1F4E79" w:themeColor="accent5" w:themeShade="80"/>
+          <w:sz w:val="24"/>
+          <w:szCs w:val="24"/>
+        </w:rPr>
+      </w:pPr>
+    </w:p>
+    <w:p>
+      <w:pPr>
         <w:rPr>
           <w:b/>
         </w:rPr>
@@ -2766,6 +2670,7 @@
           <w:bCs w:val="0"/>
         </w:rPr>
       </w:pPr>
+      <w:bookmarkStart w:id="12" w:name="_GoBack"/>
       <w:r>
         <w:t>Peak Index in a Mountain Array (852)</w:t>
       </w:r>
@@ -2778,6 +2683,7 @@
       </w:r>
       <w:proofErr w:type="spellEnd"/>
     </w:p>
+    <w:bookmarkEnd w:id="12"/>
     <w:p>
       <w:pPr>
         <w:numPr>
@@ -8186,6 +8092,8 @@
       <w:r>
         <w:rPr>
           <w:b/>
+          <w:noProof/>
+          <w:lang w:eastAsia="en-IN"/>
         </w:rPr>
         <w:drawing>
           <wp:anchor distT="0" distB="0" distL="114300" distR="114300" simplePos="0" relativeHeight="251659264" behindDoc="0" locked="0" layoutInCell="1" allowOverlap="1" wp14:anchorId="1ED66533" wp14:editId="2999D872">
@@ -10266,6 +10174,8 @@
       <w:r>
         <w:rPr>
           <w:b/>
+          <w:noProof/>
+          <w:lang w:eastAsia="en-IN"/>
         </w:rPr>
         <w:drawing>
           <wp:anchor distT="0" distB="0" distL="114300" distR="114300" simplePos="0" relativeHeight="251661312" behindDoc="0" locked="0" layoutInCell="1" allowOverlap="1" wp14:anchorId="6EAA017C" wp14:editId="0B07EBA9">
@@ -18437,8 +18347,6 @@
         </w:rPr>
         <w:t xml:space="preserve"> equal for only one element array</w:t>
       </w:r>
-      <w:bookmarkStart w:id="17" w:name="_GoBack"/>
-      <w:bookmarkEnd w:id="17"/>
     </w:p>
     <w:p>
       <w:pPr>
@@ -20997,10 +20905,6 @@
     <w:p>
       <w:pPr>
         <w:pStyle w:val="Header"/>
-        <w:numPr>
-          <w:ilvl w:val="0"/>
-          <w:numId w:val="7"/>
-        </w:numPr>
         <w:tabs>
           <w:tab w:val="clear" w:pos="4513"/>
           <w:tab w:val="clear" w:pos="9026"/>
@@ -21011,55 +20915,189 @@
           <w:b/>
         </w:rPr>
       </w:pPr>
-      <w:r>
+    </w:p>
+    <w:p>
+      <w:pPr>
+        <w:pStyle w:val="Header"/>
+        <w:tabs>
+          <w:tab w:val="clear" w:pos="4513"/>
+          <w:tab w:val="clear" w:pos="9026"/>
+        </w:tabs>
+        <w:spacing w:line="259" w:lineRule="auto"/>
         <w:rPr>
           <w:rFonts w:asciiTheme="majorHAnsi" w:hAnsiTheme="majorHAnsi" w:cstheme="majorHAnsi"/>
           <w:b/>
         </w:rPr>
-        <w:br w:type="page"/>
-      </w:r>
-    </w:p>
-    <w:p>
-      <w:pPr>
-        <w:pStyle w:val="Heading2"/>
-        <w:rPr>
+      </w:pPr>
+    </w:p>
+    <w:p>
+      <w:pPr>
+        <w:pStyle w:val="Header"/>
+        <w:tabs>
+          <w:tab w:val="clear" w:pos="4513"/>
+          <w:tab w:val="clear" w:pos="9026"/>
+        </w:tabs>
+        <w:spacing w:line="259" w:lineRule="auto"/>
+        <w:rPr>
+          <w:rFonts w:asciiTheme="majorHAnsi" w:hAnsiTheme="majorHAnsi" w:cstheme="majorHAnsi"/>
           <w:b/>
-          <w:sz w:val="36"/>
-        </w:rPr>
-      </w:pPr>
-      <w:bookmarkStart w:id="18" w:name="_Toc207697060"/>
-      <w:r>
-        <w:rPr>
+        </w:rPr>
+      </w:pPr>
+    </w:p>
+    <w:p>
+      <w:pPr>
+        <w:pStyle w:val="Header"/>
+        <w:tabs>
+          <w:tab w:val="clear" w:pos="4513"/>
+          <w:tab w:val="clear" w:pos="9026"/>
+        </w:tabs>
+        <w:spacing w:line="259" w:lineRule="auto"/>
+        <w:rPr>
+          <w:rFonts w:asciiTheme="majorHAnsi" w:hAnsiTheme="majorHAnsi" w:cstheme="majorHAnsi"/>
           <w:b/>
-          <w:sz w:val="36"/>
-        </w:rPr>
-        <w:lastRenderedPageBreak/>
-        <w:t xml:space="preserve">LEVEL </w:t>
-      </w:r>
-      <w:r>
-        <w:rPr>
+        </w:rPr>
+      </w:pPr>
+    </w:p>
+    <w:p>
+      <w:pPr>
+        <w:pStyle w:val="Header"/>
+        <w:tabs>
+          <w:tab w:val="clear" w:pos="4513"/>
+          <w:tab w:val="clear" w:pos="9026"/>
+        </w:tabs>
+        <w:spacing w:line="259" w:lineRule="auto"/>
+        <w:rPr>
+          <w:rFonts w:asciiTheme="majorHAnsi" w:hAnsiTheme="majorHAnsi" w:cstheme="majorHAnsi"/>
           <w:b/>
-          <w:sz w:val="36"/>
-        </w:rPr>
-        <w:t>2</w:t>
-      </w:r>
-      <w:r>
-        <w:rPr>
+        </w:rPr>
+      </w:pPr>
+    </w:p>
+    <w:p>
+      <w:pPr>
+        <w:pStyle w:val="Header"/>
+        <w:tabs>
+          <w:tab w:val="clear" w:pos="4513"/>
+          <w:tab w:val="clear" w:pos="9026"/>
+        </w:tabs>
+        <w:spacing w:line="259" w:lineRule="auto"/>
+        <w:rPr>
+          <w:rFonts w:asciiTheme="majorHAnsi" w:hAnsiTheme="majorHAnsi" w:cstheme="majorHAnsi"/>
           <w:b/>
-          <w:sz w:val="36"/>
-        </w:rPr>
-        <w:t>:</w:t>
-      </w:r>
-      <w:bookmarkEnd w:id="18"/>
-      <w:r>
-        <w:rPr>
+        </w:rPr>
+      </w:pPr>
+    </w:p>
+    <w:p>
+      <w:pPr>
+        <w:pStyle w:val="Header"/>
+        <w:tabs>
+          <w:tab w:val="clear" w:pos="4513"/>
+          <w:tab w:val="clear" w:pos="9026"/>
+        </w:tabs>
+        <w:spacing w:line="259" w:lineRule="auto"/>
+        <w:rPr>
+          <w:rFonts w:asciiTheme="majorHAnsi" w:hAnsiTheme="majorHAnsi" w:cstheme="majorHAnsi"/>
           <w:b/>
-          <w:sz w:val="36"/>
-        </w:rPr>
-        <w:t xml:space="preserve"> </w:t>
-      </w:r>
-    </w:p>
-    <w:p/>
+        </w:rPr>
+      </w:pPr>
+    </w:p>
+    <w:p>
+      <w:pPr>
+        <w:pStyle w:val="Header"/>
+        <w:tabs>
+          <w:tab w:val="clear" w:pos="4513"/>
+          <w:tab w:val="clear" w:pos="9026"/>
+        </w:tabs>
+        <w:spacing w:line="259" w:lineRule="auto"/>
+        <w:rPr>
+          <w:rFonts w:asciiTheme="majorHAnsi" w:hAnsiTheme="majorHAnsi" w:cstheme="majorHAnsi"/>
+          <w:b/>
+        </w:rPr>
+      </w:pPr>
+    </w:p>
+    <w:p>
+      <w:pPr>
+        <w:pStyle w:val="Header"/>
+        <w:tabs>
+          <w:tab w:val="clear" w:pos="4513"/>
+          <w:tab w:val="clear" w:pos="9026"/>
+        </w:tabs>
+        <w:spacing w:line="259" w:lineRule="auto"/>
+        <w:rPr>
+          <w:rFonts w:asciiTheme="majorHAnsi" w:hAnsiTheme="majorHAnsi" w:cstheme="majorHAnsi"/>
+          <w:b/>
+        </w:rPr>
+      </w:pPr>
+    </w:p>
+    <w:p>
+      <w:pPr>
+        <w:pStyle w:val="Header"/>
+        <w:tabs>
+          <w:tab w:val="clear" w:pos="4513"/>
+          <w:tab w:val="clear" w:pos="9026"/>
+        </w:tabs>
+        <w:spacing w:line="259" w:lineRule="auto"/>
+        <w:rPr>
+          <w:rFonts w:asciiTheme="majorHAnsi" w:hAnsiTheme="majorHAnsi" w:cstheme="majorHAnsi"/>
+          <w:b/>
+        </w:rPr>
+      </w:pPr>
+    </w:p>
+    <w:p>
+      <w:pPr>
+        <w:pStyle w:val="Header"/>
+        <w:tabs>
+          <w:tab w:val="clear" w:pos="4513"/>
+          <w:tab w:val="clear" w:pos="9026"/>
+        </w:tabs>
+        <w:spacing w:line="259" w:lineRule="auto"/>
+        <w:rPr>
+          <w:rFonts w:asciiTheme="majorHAnsi" w:hAnsiTheme="majorHAnsi" w:cstheme="majorHAnsi"/>
+          <w:b/>
+        </w:rPr>
+      </w:pPr>
+    </w:p>
+    <w:p>
+      <w:pPr>
+        <w:pStyle w:val="Header"/>
+        <w:tabs>
+          <w:tab w:val="clear" w:pos="4513"/>
+          <w:tab w:val="clear" w:pos="9026"/>
+        </w:tabs>
+        <w:spacing w:line="259" w:lineRule="auto"/>
+        <w:rPr>
+          <w:rFonts w:asciiTheme="majorHAnsi" w:hAnsiTheme="majorHAnsi" w:cstheme="majorHAnsi"/>
+          <w:b/>
+        </w:rPr>
+      </w:pPr>
+    </w:p>
+    <w:p>
+      <w:pPr>
+        <w:pStyle w:val="Header"/>
+        <w:tabs>
+          <w:tab w:val="clear" w:pos="4513"/>
+          <w:tab w:val="clear" w:pos="9026"/>
+        </w:tabs>
+        <w:spacing w:line="259" w:lineRule="auto"/>
+        <w:rPr>
+          <w:rFonts w:asciiTheme="majorHAnsi" w:hAnsiTheme="majorHAnsi" w:cstheme="majorHAnsi"/>
+          <w:b/>
+        </w:rPr>
+      </w:pPr>
+    </w:p>
+    <w:p>
+      <w:pPr>
+        <w:pStyle w:val="Header"/>
+        <w:tabs>
+          <w:tab w:val="clear" w:pos="4513"/>
+          <w:tab w:val="clear" w:pos="9026"/>
+        </w:tabs>
+        <w:spacing w:line="259" w:lineRule="auto"/>
+        <w:rPr>
+          <w:rFonts w:asciiTheme="majorHAnsi" w:hAnsiTheme="majorHAnsi" w:cstheme="majorHAnsi"/>
+          <w:b/>
+        </w:rPr>
+      </w:pPr>
+    </w:p>
     <w:p>
       <w:pPr>
         <w:rPr>
@@ -21072,7 +21110,8 @@
           <w:b/>
           <w:sz w:val="28"/>
         </w:rPr>
-        <w:t>1</w:t>
+        <w:lastRenderedPageBreak/>
+        <w:t>8</w:t>
       </w:r>
       <w:r>
         <w:rPr>
@@ -21086,21 +21125,7 @@
           <w:b/>
           <w:sz w:val="28"/>
         </w:rPr>
-        <w:t xml:space="preserve"> </w:t>
-      </w:r>
-      <w:r>
-        <w:rPr>
-          <w:b/>
-          <w:sz w:val="28"/>
-        </w:rPr>
-        <w:t>Find Pea</w:t>
-      </w:r>
-      <w:r>
-        <w:rPr>
-          <w:b/>
-          <w:sz w:val="28"/>
-        </w:rPr>
-        <w:t>k Element</w:t>
+        <w:t xml:space="preserve"> Find Peak Element</w:t>
       </w:r>
     </w:p>
     <w:p>
@@ -21521,7 +21546,7 @@
           <w:lang w:eastAsia="en-IN"/>
         </w:rPr>
         <w:drawing>
-          <wp:inline distT="0" distB="0" distL="0" distR="0" wp14:anchorId="1FDC198D" wp14:editId="66974B0A">
+          <wp:inline distT="0" distB="0" distL="0" distR="0" wp14:anchorId="1846909F" wp14:editId="6626D80F">
             <wp:extent cx="2631881" cy="1750526"/>
             <wp:effectExtent l="0" t="0" r="0" b="2540"/>
             <wp:docPr id="5" name="Picture 5"/>
@@ -23734,7 +23759,6 @@
         <w:spacing w:after="160" w:line="259" w:lineRule="auto"/>
       </w:pPr>
       <w:r>
-        <w:lastRenderedPageBreak/>
         <w:t xml:space="preserve">Explanation: </w:t>
       </w:r>
     </w:p>
@@ -23752,6 +23776,7 @@
         <w:spacing w:after="240" w:line="259" w:lineRule="auto"/>
       </w:pPr>
       <w:r>
+        <w:lastRenderedPageBreak/>
         <w:t>Here at start we check for elements at first and last index, if they are greater than their single respective neighbours, return them as answers</w:t>
       </w:r>
     </w:p>
@@ -23811,13 +23836,7 @@
         <w:spacing w:after="240" w:line="259" w:lineRule="auto"/>
       </w:pPr>
       <w:r>
-        <w:t xml:space="preserve">Else if it is smaller than left neighbour, that means larger values are in </w:t>
-      </w:r>
-      <w:r>
-        <w:t>left side array, just check there. Remember though it is also possible to still have peak on right side, but that case is one with multiple peaks, so just check one side.</w:t>
-      </w:r>
-      <w:r>
-        <w:t xml:space="preserve"> </w:t>
+        <w:t xml:space="preserve">Else if it is smaller than left neighbour, that means larger values are in left side array, just check there. Remember though it is also possible to still have peak on right side, but that case is one with multiple peaks, so just check one side. </w:t>
       </w:r>
     </w:p>
     <w:p>
@@ -25115,6 +25134,10 @@
           <w:tab w:val="clear" w:pos="9026"/>
         </w:tabs>
         <w:spacing w:line="259" w:lineRule="auto"/>
+        <w:rPr>
+          <w:rFonts w:asciiTheme="majorHAnsi" w:hAnsiTheme="majorHAnsi" w:cstheme="majorHAnsi"/>
+          <w:b/>
+        </w:rPr>
       </w:pPr>
     </w:p>
     <w:p>
@@ -25125,6 +25148,10 @@
           <w:tab w:val="clear" w:pos="9026"/>
         </w:tabs>
         <w:spacing w:line="259" w:lineRule="auto"/>
+        <w:rPr>
+          <w:rFonts w:asciiTheme="majorHAnsi" w:hAnsiTheme="majorHAnsi" w:cstheme="majorHAnsi"/>
+          <w:b/>
+        </w:rPr>
       </w:pPr>
     </w:p>
     <w:p>
@@ -25135,7 +25162,58 @@
           <w:tab w:val="clear" w:pos="9026"/>
         </w:tabs>
         <w:spacing w:line="259" w:lineRule="auto"/>
-      </w:pPr>
+        <w:rPr>
+          <w:rFonts w:asciiTheme="majorHAnsi" w:hAnsiTheme="majorHAnsi" w:cstheme="majorHAnsi"/>
+          <w:b/>
+        </w:rPr>
+      </w:pPr>
+      <w:r>
+        <w:rPr>
+          <w:rFonts w:asciiTheme="majorHAnsi" w:hAnsiTheme="majorHAnsi" w:cstheme="majorHAnsi"/>
+          <w:b/>
+        </w:rPr>
+        <w:br w:type="page"/>
+      </w:r>
+    </w:p>
+    <w:p>
+      <w:pPr>
+        <w:pStyle w:val="Heading2"/>
+        <w:rPr>
+          <w:b/>
+          <w:sz w:val="36"/>
+        </w:rPr>
+      </w:pPr>
+      <w:bookmarkStart w:id="17" w:name="_Toc207697060"/>
+      <w:r>
+        <w:rPr>
+          <w:b/>
+          <w:sz w:val="36"/>
+        </w:rPr>
+        <w:lastRenderedPageBreak/>
+        <w:t xml:space="preserve">LEVEL </w:t>
+      </w:r>
+      <w:r>
+        <w:rPr>
+          <w:b/>
+          <w:sz w:val="36"/>
+        </w:rPr>
+        <w:t>2</w:t>
+      </w:r>
+      <w:r>
+        <w:rPr>
+          <w:b/>
+          <w:sz w:val="36"/>
+        </w:rPr>
+        <w:t>:</w:t>
+      </w:r>
+      <w:bookmarkEnd w:id="17"/>
+      <w:r>
+        <w:rPr>
+          <w:b/>
+          <w:sz w:val="36"/>
+        </w:rPr>
+        <w:t xml:space="preserve"> </w:t>
+      </w:r>
     </w:p>
     <w:p>
       <w:pPr>
@@ -25159,46 +25237,6 @@
     </w:p>
     <w:p>
       <w:pPr>
-        <w:pStyle w:val="Header"/>
-        <w:tabs>
-          <w:tab w:val="clear" w:pos="4513"/>
-          <w:tab w:val="clear" w:pos="9026"/>
-        </w:tabs>
-        <w:spacing w:line="259" w:lineRule="auto"/>
-      </w:pPr>
-    </w:p>
-    <w:p>
-      <w:pPr>
-        <w:pStyle w:val="Header"/>
-        <w:tabs>
-          <w:tab w:val="clear" w:pos="4513"/>
-          <w:tab w:val="clear" w:pos="9026"/>
-        </w:tabs>
-        <w:spacing w:line="259" w:lineRule="auto"/>
-      </w:pPr>
-    </w:p>
-    <w:p>
-      <w:pPr>
-        <w:pStyle w:val="Header"/>
-        <w:tabs>
-          <w:tab w:val="clear" w:pos="4513"/>
-          <w:tab w:val="clear" w:pos="9026"/>
-        </w:tabs>
-        <w:spacing w:line="259" w:lineRule="auto"/>
-      </w:pPr>
-    </w:p>
-    <w:p>
-      <w:pPr>
-        <w:pStyle w:val="Header"/>
-        <w:tabs>
-          <w:tab w:val="clear" w:pos="4513"/>
-          <w:tab w:val="clear" w:pos="9026"/>
-        </w:tabs>
-        <w:spacing w:line="259" w:lineRule="auto"/>
-      </w:pPr>
-    </w:p>
-    <w:p>
-      <w:pPr>
         <w:rPr>
           <w:b/>
           <w:sz w:val="28"/>
@@ -25209,7 +25247,6 @@
           <w:b/>
           <w:sz w:val="28"/>
         </w:rPr>
-        <w:lastRenderedPageBreak/>
         <w:t>2</w:t>
       </w:r>
       <w:r>
@@ -26678,7 +26715,6 @@
           <w:b/>
           <w:sz w:val="28"/>
         </w:rPr>
-        <w:lastRenderedPageBreak/>
         <w:t>3. Allocate Minimum Pages</w:t>
       </w:r>
     </w:p>
@@ -29255,6 +29291,7 @@
         <w:spacing w:after="0"/>
       </w:pPr>
       <w:r>
+        <w:lastRenderedPageBreak/>
         <w:t xml:space="preserve">The approach uses </w:t>
       </w:r>
       <w:r>
@@ -29291,7 +29328,6 @@
           <w:noProof/>
           <w:lang w:eastAsia="en-IN"/>
         </w:rPr>
-        <w:lastRenderedPageBreak/>
         <w:drawing>
           <wp:inline distT="0" distB="0" distL="0" distR="0" wp14:anchorId="76F01188" wp14:editId="1AF0485D">
             <wp:extent cx="6645910" cy="2950845"/>
@@ -30820,6 +30856,7 @@
           <w:szCs w:val="21"/>
           <w:lang w:eastAsia="en-IN"/>
         </w:rPr>
+        <w:lastRenderedPageBreak/>
         <w:t xml:space="preserve">                </w:t>
       </w:r>
       <w:proofErr w:type="spellStart"/>
@@ -31137,7 +31174,6 @@
           <w:b/>
           <w:bCs/>
         </w:rPr>
-        <w:lastRenderedPageBreak/>
         <w:t>Approach</w:t>
       </w:r>
       <w:proofErr w:type="gramStart"/>
@@ -33326,7 +33362,7 @@
         <w:noProof/>
         <w:color w:val="404040" w:themeColor="text1" w:themeTint="BF"/>
       </w:rPr>
-      <w:t>17</w:t>
+      <w:t>18</w:t>
     </w:r>
     <w:r>
       <w:rPr>
@@ -35570,6 +35606,7 @@
   <w:style w:type="character" w:default="1" w:styleId="DefaultParagraphFont">
     <w:name w:val="Default Paragraph Font"/>
     <w:uiPriority w:val="1"/>
+    <w:semiHidden/>
     <w:unhideWhenUsed/>
   </w:style>
   <w:style w:type="table" w:default="1" w:styleId="TableNormal">
@@ -36365,7 +36402,7 @@
 </file>
 
 <file path=customXml/itemProps1.xml><?xml version="1.0" encoding="utf-8"?>
-<ds:datastoreItem xmlns:ds="http://schemas.openxmlformats.org/officeDocument/2006/customXml" ds:itemID="{EAE0320C-1F82-4D8E-853E-DB4F50627575}">
+<ds:datastoreItem xmlns:ds="http://schemas.openxmlformats.org/officeDocument/2006/customXml" ds:itemID="{4AF7FCAC-22CB-43B7-AD6A-D48A5C9E0CD3}">
   <ds:schemaRefs>
     <ds:schemaRef ds:uri="http://schemas.openxmlformats.org/officeDocument/2006/bibliography"/>
   </ds:schemaRefs>

--- a/08. Binary Search/Binary Search.docx
+++ b/08. Binary Search/Binary Search.docx
@@ -72,7 +72,15 @@
             <w:rPr>
               <w:sz w:val="40"/>
             </w:rPr>
-            <w:t>of Contents</w:t>
+            <w:t xml:space="preserve">of </w:t>
+          </w:r>
+          <w:bookmarkStart w:id="0" w:name="_GoBack"/>
+          <w:bookmarkEnd w:id="0"/>
+          <w:r>
+            <w:rPr>
+              <w:sz w:val="40"/>
+            </w:rPr>
+            <w:t>Contents</w:t>
           </w:r>
         </w:p>
         <w:p>
@@ -108,7 +116,7 @@
             </w:rPr>
             <w:fldChar w:fldCharType="separate"/>
           </w:r>
-          <w:hyperlink w:anchor="_Toc207697044" w:history="1">
+          <w:hyperlink w:anchor="_Toc236768529" w:history="1">
             <w:r>
               <w:rPr>
                 <w:rStyle w:val="Hyperlink"/>
@@ -145,7 +153,7 @@
                 <w:noProof/>
                 <w:webHidden/>
               </w:rPr>
-              <w:instrText xml:space="preserve"> PAGEREF _Toc207697044 \h </w:instrText>
+              <w:instrText xml:space="preserve"> PAGEREF _Toc236768529 \h </w:instrText>
             </w:r>
             <w:r>
               <w:rPr>
@@ -189,7 +197,7 @@
               <w:lang w:eastAsia="en-IN"/>
             </w:rPr>
           </w:pPr>
-          <w:hyperlink w:anchor="_Toc207697045" w:history="1">
+          <w:hyperlink w:anchor="_Toc236768530" w:history="1">
             <w:r>
               <w:rPr>
                 <w:rStyle w:val="Hyperlink"/>
@@ -233,7 +241,7 @@
                 <w:noProof/>
                 <w:webHidden/>
               </w:rPr>
-              <w:instrText xml:space="preserve"> PAGEREF _Toc207697045 \h </w:instrText>
+              <w:instrText xml:space="preserve"> PAGEREF _Toc236768530 \h </w:instrText>
             </w:r>
             <w:r>
               <w:rPr>
@@ -277,7 +285,7 @@
               <w:lang w:eastAsia="en-IN"/>
             </w:rPr>
           </w:pPr>
-          <w:hyperlink w:anchor="_Toc207697046" w:history="1">
+          <w:hyperlink w:anchor="_Toc236768531" w:history="1">
             <w:r>
               <w:rPr>
                 <w:rStyle w:val="Hyperlink"/>
@@ -321,7 +329,7 @@
                 <w:noProof/>
                 <w:webHidden/>
               </w:rPr>
-              <w:instrText xml:space="preserve"> PAGEREF _Toc207697046 \h </w:instrText>
+              <w:instrText xml:space="preserve"> PAGEREF _Toc236768531 \h </w:instrText>
             </w:r>
             <w:r>
               <w:rPr>
@@ -365,7 +373,7 @@
               <w:lang w:eastAsia="en-IN"/>
             </w:rPr>
           </w:pPr>
-          <w:hyperlink w:anchor="_Toc207697047" w:history="1">
+          <w:hyperlink w:anchor="_Toc236768532" w:history="1">
             <w:r>
               <w:rPr>
                 <w:rStyle w:val="Hyperlink"/>
@@ -409,7 +417,7 @@
                 <w:noProof/>
                 <w:webHidden/>
               </w:rPr>
-              <w:instrText xml:space="preserve"> PAGEREF _Toc207697047 \h </w:instrText>
+              <w:instrText xml:space="preserve"> PAGEREF _Toc236768532 \h </w:instrText>
             </w:r>
             <w:r>
               <w:rPr>
@@ -453,7 +461,7 @@
               <w:lang w:eastAsia="en-IN"/>
             </w:rPr>
           </w:pPr>
-          <w:hyperlink w:anchor="_Toc207697048" w:history="1">
+          <w:hyperlink w:anchor="_Toc236768533" w:history="1">
             <w:r>
               <w:rPr>
                 <w:rStyle w:val="Hyperlink"/>
@@ -497,7 +505,7 @@
                 <w:noProof/>
                 <w:webHidden/>
               </w:rPr>
-              <w:instrText xml:space="preserve"> PAGEREF _Toc207697048 \h </w:instrText>
+              <w:instrText xml:space="preserve"> PAGEREF _Toc236768533 \h </w:instrText>
             </w:r>
             <w:r>
               <w:rPr>
@@ -541,7 +549,7 @@
               <w:lang w:eastAsia="en-IN"/>
             </w:rPr>
           </w:pPr>
-          <w:hyperlink w:anchor="_Toc207697049" w:history="1">
+          <w:hyperlink w:anchor="_Toc236768534" w:history="1">
             <w:r>
               <w:rPr>
                 <w:rStyle w:val="Hyperlink"/>
@@ -585,7 +593,7 @@
                 <w:noProof/>
                 <w:webHidden/>
               </w:rPr>
-              <w:instrText xml:space="preserve"> PAGEREF _Toc207697049 \h </w:instrText>
+              <w:instrText xml:space="preserve"> PAGEREF _Toc236768534 \h </w:instrText>
             </w:r>
             <w:r>
               <w:rPr>
@@ -629,7 +637,7 @@
               <w:lang w:eastAsia="en-IN"/>
             </w:rPr>
           </w:pPr>
-          <w:hyperlink w:anchor="_Toc207697050" w:history="1">
+          <w:hyperlink w:anchor="_Toc236768535" w:history="1">
             <w:r>
               <w:rPr>
                 <w:rStyle w:val="Hyperlink"/>
@@ -673,7 +681,7 @@
                 <w:noProof/>
                 <w:webHidden/>
               </w:rPr>
-              <w:instrText xml:space="preserve"> PAGEREF _Toc207697050 \h </w:instrText>
+              <w:instrText xml:space="preserve"> PAGEREF _Toc236768535 \h </w:instrText>
             </w:r>
             <w:r>
               <w:rPr>
@@ -717,7 +725,7 @@
               <w:lang w:eastAsia="en-IN"/>
             </w:rPr>
           </w:pPr>
-          <w:hyperlink w:anchor="_Toc207697051" w:history="1">
+          <w:hyperlink w:anchor="_Toc236768536" w:history="1">
             <w:r>
               <w:rPr>
                 <w:rStyle w:val="Hyperlink"/>
@@ -761,7 +769,95 @@
                 <w:noProof/>
                 <w:webHidden/>
               </w:rPr>
-              <w:instrText xml:space="preserve"> PAGEREF _Toc207697051 \h </w:instrText>
+              <w:instrText xml:space="preserve"> PAGEREF _Toc236768536 \h </w:instrText>
+            </w:r>
+            <w:r>
+              <w:rPr>
+                <w:noProof/>
+                <w:webHidden/>
+              </w:rPr>
+            </w:r>
+            <w:r>
+              <w:rPr>
+                <w:noProof/>
+                <w:webHidden/>
+              </w:rPr>
+              <w:fldChar w:fldCharType="separate"/>
+            </w:r>
+            <w:r>
+              <w:rPr>
+                <w:noProof/>
+                <w:webHidden/>
+              </w:rPr>
+              <w:t>2</w:t>
+            </w:r>
+            <w:r>
+              <w:rPr>
+                <w:noProof/>
+                <w:webHidden/>
+              </w:rPr>
+              <w:fldChar w:fldCharType="end"/>
+            </w:r>
+          </w:hyperlink>
+        </w:p>
+        <w:p>
+          <w:pPr>
+            <w:pStyle w:val="TOC3"/>
+            <w:tabs>
+              <w:tab w:val="left" w:pos="880"/>
+              <w:tab w:val="right" w:leader="underscore" w:pos="10456"/>
+            </w:tabs>
+            <w:rPr>
+              <w:rFonts w:eastAsiaTheme="minorEastAsia"/>
+              <w:noProof/>
+              <w:lang w:eastAsia="en-IN"/>
+            </w:rPr>
+          </w:pPr>
+          <w:hyperlink w:anchor="_Toc236768537" w:history="1">
+            <w:r>
+              <w:rPr>
+                <w:rStyle w:val="Hyperlink"/>
+                <w:rFonts w:cstheme="majorHAnsi"/>
+                <w:noProof/>
+              </w:rPr>
+              <w:t>8.</w:t>
+            </w:r>
+            <w:r>
+              <w:rPr>
+                <w:rFonts w:eastAsiaTheme="minorEastAsia"/>
+                <w:noProof/>
+                <w:lang w:eastAsia="en-IN"/>
+              </w:rPr>
+              <w:tab/>
+            </w:r>
+            <w:r>
+              <w:rPr>
+                <w:rStyle w:val="Hyperlink"/>
+                <w:rFonts w:cstheme="majorHAnsi"/>
+                <w:noProof/>
+              </w:rPr>
+              <w:t>Find Peak Element</w:t>
+            </w:r>
+            <w:r>
+              <w:rPr>
+                <w:noProof/>
+                <w:webHidden/>
+              </w:rPr>
+              <w:tab/>
+            </w:r>
+            <w:r>
+              <w:rPr>
+                <w:noProof/>
+                <w:webHidden/>
+              </w:rPr>
+              <w:fldChar w:fldCharType="begin"/>
+            </w:r>
+            <w:r>
+              <w:rPr>
+                <w:noProof/>
+                <w:webHidden/>
+              </w:rPr>
+              <w:instrText xml:space="preserve"> PAGEREF _Toc236768537 \h </w:instrText>
             </w:r>
             <w:r>
               <w:rPr>
@@ -804,7 +900,7 @@
               <w:lang w:eastAsia="en-IN"/>
             </w:rPr>
           </w:pPr>
-          <w:hyperlink w:anchor="_Toc207697052" w:history="1">
+          <w:hyperlink w:anchor="_Toc236768538" w:history="1">
             <w:r>
               <w:rPr>
                 <w:rStyle w:val="Hyperlink"/>
@@ -841,7 +937,7 @@
                 <w:noProof/>
                 <w:webHidden/>
               </w:rPr>
-              <w:instrText xml:space="preserve"> PAGEREF _Toc207697052 \h </w:instrText>
+              <w:instrText xml:space="preserve"> PAGEREF _Toc236768538 \h </w:instrText>
             </w:r>
             <w:r>
               <w:rPr>
@@ -885,7 +981,7 @@
               <w:lang w:eastAsia="en-IN"/>
             </w:rPr>
           </w:pPr>
-          <w:hyperlink w:anchor="_Toc207697053" w:history="1">
+          <w:hyperlink w:anchor="_Toc236768539" w:history="1">
             <w:r>
               <w:rPr>
                 <w:rStyle w:val="Hyperlink"/>
@@ -908,7 +1004,7 @@
                 <w:rFonts w:cstheme="majorHAnsi"/>
                 <w:noProof/>
               </w:rPr>
-              <w:t>Find Peak Element</w:t>
+              <w:t>Search in 2D matrix</w:t>
             </w:r>
             <w:r>
               <w:rPr>
@@ -929,7 +1025,7 @@
                 <w:noProof/>
                 <w:webHidden/>
               </w:rPr>
-              <w:instrText xml:space="preserve"> PAGEREF _Toc207697053 \h </w:instrText>
+              <w:instrText xml:space="preserve"> PAGEREF _Toc236768539 \h </w:instrText>
             </w:r>
             <w:r>
               <w:rPr>
@@ -973,7 +1069,7 @@
               <w:lang w:eastAsia="en-IN"/>
             </w:rPr>
           </w:pPr>
-          <w:hyperlink w:anchor="_Toc207697054" w:history="1">
+          <w:hyperlink w:anchor="_Toc236768540" w:history="1">
             <w:r>
               <w:rPr>
                 <w:rStyle w:val="Hyperlink"/>
@@ -996,7 +1092,7 @@
                 <w:rFonts w:cstheme="majorHAnsi"/>
                 <w:noProof/>
               </w:rPr>
-              <w:t>Search in 2D matrix</w:t>
+              <w:t>Allocate Minimum number of pages</w:t>
             </w:r>
             <w:r>
               <w:rPr>
@@ -1017,7 +1113,7 @@
                 <w:noProof/>
                 <w:webHidden/>
               </w:rPr>
-              <w:instrText xml:space="preserve"> PAGEREF _Toc207697054 \h </w:instrText>
+              <w:instrText xml:space="preserve"> PAGEREF _Toc236768540 \h </w:instrText>
             </w:r>
             <w:r>
               <w:rPr>
@@ -1061,7 +1157,7 @@
               <w:lang w:eastAsia="en-IN"/>
             </w:rPr>
           </w:pPr>
-          <w:hyperlink w:anchor="_Toc207697055" w:history="1">
+          <w:hyperlink w:anchor="_Toc236768541" w:history="1">
             <w:r>
               <w:rPr>
                 <w:rStyle w:val="Hyperlink"/>
@@ -1084,7 +1180,7 @@
                 <w:rFonts w:cstheme="majorHAnsi"/>
                 <w:noProof/>
               </w:rPr>
-              <w:t>Allocate Minimum number of pages</w:t>
+              <w:t>Koko Eating Bananas</w:t>
             </w:r>
             <w:r>
               <w:rPr>
@@ -1105,7 +1201,7 @@
                 <w:noProof/>
                 <w:webHidden/>
               </w:rPr>
-              <w:instrText xml:space="preserve"> PAGEREF _Toc207697055 \h </w:instrText>
+              <w:instrText xml:space="preserve"> PAGEREF _Toc236768541 \h </w:instrText>
             </w:r>
             <w:r>
               <w:rPr>
@@ -1149,7 +1245,7 @@
               <w:lang w:eastAsia="en-IN"/>
             </w:rPr>
           </w:pPr>
-          <w:hyperlink w:anchor="_Toc207697056" w:history="1">
+          <w:hyperlink w:anchor="_Toc236768542" w:history="1">
             <w:r>
               <w:rPr>
                 <w:rStyle w:val="Hyperlink"/>
@@ -1172,7 +1268,7 @@
                 <w:rFonts w:cstheme="majorHAnsi"/>
                 <w:noProof/>
               </w:rPr>
-              <w:t>Koko Eating Bananas</w:t>
+              <w:t>Find the Smallest Divisor Given a Threshold</w:t>
             </w:r>
             <w:r>
               <w:rPr>
@@ -1193,7 +1289,7 @@
                 <w:noProof/>
                 <w:webHidden/>
               </w:rPr>
-              <w:instrText xml:space="preserve"> PAGEREF _Toc207697056 \h </w:instrText>
+              <w:instrText xml:space="preserve"> PAGEREF _Toc236768542 \h </w:instrText>
             </w:r>
             <w:r>
               <w:rPr>
@@ -1236,7 +1332,7 @@
               <w:lang w:eastAsia="en-IN"/>
             </w:rPr>
           </w:pPr>
-          <w:hyperlink w:anchor="_Toc207697057" w:history="1">
+          <w:hyperlink w:anchor="_Toc236768543" w:history="1">
             <w:r>
               <w:rPr>
                 <w:rStyle w:val="Hyperlink"/>
@@ -1273,7 +1369,7 @@
                 <w:noProof/>
                 <w:webHidden/>
               </w:rPr>
-              <w:instrText xml:space="preserve"> PAGEREF _Toc207697057 \h </w:instrText>
+              <w:instrText xml:space="preserve"> PAGEREF _Toc236768543 \h </w:instrText>
             </w:r>
             <w:r>
               <w:rPr>
@@ -1316,7 +1412,7 @@
               <w:lang w:eastAsia="en-IN"/>
             </w:rPr>
           </w:pPr>
-          <w:hyperlink w:anchor="_Toc207697058" w:history="1">
+          <w:hyperlink w:anchor="_Toc236768544" w:history="1">
             <w:r>
               <w:rPr>
                 <w:rStyle w:val="Hyperlink"/>
@@ -1345,7 +1441,7 @@
                 <w:noProof/>
                 <w:webHidden/>
               </w:rPr>
-              <w:instrText xml:space="preserve"> PAGEREF _Toc207697058 \h </w:instrText>
+              <w:instrText xml:space="preserve"> PAGEREF _Toc236768544 \h </w:instrText>
             </w:r>
             <w:r>
               <w:rPr>
@@ -1388,7 +1484,7 @@
               <w:lang w:eastAsia="en-IN"/>
             </w:rPr>
           </w:pPr>
-          <w:hyperlink w:anchor="_Toc207697059" w:history="1">
+          <w:hyperlink w:anchor="_Toc236768545" w:history="1">
             <w:r>
               <w:rPr>
                 <w:rStyle w:val="Hyperlink"/>
@@ -1416,7 +1512,7 @@
                 <w:noProof/>
                 <w:webHidden/>
               </w:rPr>
-              <w:instrText xml:space="preserve"> PAGEREF _Toc207697059 \h </w:instrText>
+              <w:instrText xml:space="preserve"> PAGEREF _Toc236768545 \h </w:instrText>
             </w:r>
             <w:r>
               <w:rPr>
@@ -1459,7 +1555,7 @@
               <w:lang w:eastAsia="en-IN"/>
             </w:rPr>
           </w:pPr>
-          <w:hyperlink w:anchor="_Toc207697060" w:history="1">
+          <w:hyperlink w:anchor="_Toc236768546" w:history="1">
             <w:r>
               <w:rPr>
                 <w:rStyle w:val="Hyperlink"/>
@@ -1487,7 +1583,7 @@
                 <w:noProof/>
                 <w:webHidden/>
               </w:rPr>
-              <w:instrText xml:space="preserve"> PAGEREF _Toc207697060 \h </w:instrText>
+              <w:instrText xml:space="preserve"> PAGEREF _Toc236768546 \h </w:instrText>
             </w:r>
             <w:r>
               <w:rPr>
@@ -1507,7 +1603,7 @@
                 <w:noProof/>
                 <w:webHidden/>
               </w:rPr>
-              <w:t>12</w:t>
+              <w:t>14</w:t>
             </w:r>
             <w:r>
               <w:rPr>
@@ -1615,7 +1711,7 @@
           <w:u w:val="single"/>
         </w:rPr>
       </w:pPr>
-      <w:bookmarkStart w:id="0" w:name="_Toc207697044"/>
+      <w:bookmarkStart w:id="1" w:name="_Toc236768529"/>
       <w:r>
         <w:rPr>
           <w:rFonts w:cstheme="majorHAnsi"/>
@@ -1642,7 +1738,7 @@
         </w:rPr>
         <w:t>Amateur</w:t>
       </w:r>
-      <w:bookmarkEnd w:id="0"/>
+      <w:bookmarkEnd w:id="1"/>
     </w:p>
     <w:p/>
     <w:p>
@@ -1657,7 +1753,7 @@
           <w:color w:val="1F4E79" w:themeColor="accent5" w:themeShade="80"/>
         </w:rPr>
       </w:pPr>
-      <w:bookmarkStart w:id="1" w:name="_Toc207697045"/>
+      <w:bookmarkStart w:id="2" w:name="_Toc236768530"/>
       <w:r>
         <w:rPr>
           <w:rFonts w:cstheme="majorHAnsi"/>
@@ -1665,7 +1761,7 @@
         </w:rPr>
         <w:t>Binary Search</w:t>
       </w:r>
-      <w:bookmarkEnd w:id="1"/>
+      <w:bookmarkEnd w:id="2"/>
     </w:p>
     <w:p>
       <w:pPr>
@@ -1719,7 +1815,7 @@
           <w:color w:val="1F4E79" w:themeColor="accent5" w:themeShade="80"/>
         </w:rPr>
       </w:pPr>
-      <w:bookmarkStart w:id="2" w:name="_Toc207697046"/>
+      <w:bookmarkStart w:id="3" w:name="_Toc236768531"/>
       <w:r>
         <w:rPr>
           <w:rFonts w:cstheme="majorHAnsi"/>
@@ -1734,7 +1830,7 @@
         </w:rPr>
         <w:t>, upper bound</w:t>
       </w:r>
-      <w:bookmarkEnd w:id="2"/>
+      <w:bookmarkEnd w:id="3"/>
     </w:p>
     <w:p>
       <w:pPr>
@@ -1829,7 +1925,7 @@
           <w:color w:val="1F4E79" w:themeColor="accent5" w:themeShade="80"/>
         </w:rPr>
       </w:pPr>
-      <w:bookmarkStart w:id="3" w:name="_Toc207697047"/>
+      <w:bookmarkStart w:id="4" w:name="_Toc236768532"/>
       <w:r>
         <w:rPr>
           <w:rFonts w:cstheme="majorHAnsi"/>
@@ -1844,7 +1940,7 @@
         </w:rPr>
         <w:t>occurrence</w:t>
       </w:r>
-      <w:bookmarkEnd w:id="3"/>
+      <w:bookmarkEnd w:id="4"/>
     </w:p>
     <w:p>
       <w:pPr>
@@ -1904,7 +2000,7 @@
           <w:color w:val="1F4E79" w:themeColor="accent5" w:themeShade="80"/>
         </w:rPr>
       </w:pPr>
-      <w:bookmarkStart w:id="4" w:name="_Toc207697048"/>
+      <w:bookmarkStart w:id="5" w:name="_Toc236768533"/>
       <w:r>
         <w:rPr>
           <w:rFonts w:cstheme="majorHAnsi"/>
@@ -1912,7 +2008,7 @@
         </w:rPr>
         <w:t>Number of occurrences in sorted array</w:t>
       </w:r>
-      <w:bookmarkEnd w:id="4"/>
+      <w:bookmarkEnd w:id="5"/>
     </w:p>
     <w:p>
       <w:pPr>
@@ -1974,7 +2070,7 @@
           <w:color w:val="1F4E79" w:themeColor="accent5" w:themeShade="80"/>
         </w:rPr>
       </w:pPr>
-      <w:bookmarkStart w:id="5" w:name="_Toc207697049"/>
+      <w:bookmarkStart w:id="6" w:name="_Toc236768534"/>
       <w:r>
         <w:rPr>
           <w:rFonts w:cstheme="majorHAnsi"/>
@@ -1982,7 +2078,7 @@
         </w:rPr>
         <w:t>Find Kth Rotation</w:t>
       </w:r>
-      <w:bookmarkEnd w:id="5"/>
+      <w:bookmarkEnd w:id="6"/>
     </w:p>
     <w:p>
       <w:pPr>
@@ -2046,7 +2142,7 @@
           <w:color w:val="1F4E79" w:themeColor="accent5" w:themeShade="80"/>
         </w:rPr>
       </w:pPr>
-      <w:bookmarkStart w:id="6" w:name="_Toc207697050"/>
+      <w:bookmarkStart w:id="7" w:name="_Toc236768535"/>
       <w:r>
         <w:rPr>
           <w:rFonts w:cstheme="majorHAnsi"/>
@@ -2054,7 +2150,7 @@
         </w:rPr>
         <w:t>Search in Rotated Sorted Array</w:t>
       </w:r>
-      <w:bookmarkEnd w:id="6"/>
+      <w:bookmarkEnd w:id="7"/>
     </w:p>
     <w:p>
       <w:pPr>
@@ -2116,7 +2212,7 @@
           <w:color w:val="1F4E79" w:themeColor="accent5" w:themeShade="80"/>
         </w:rPr>
       </w:pPr>
-      <w:bookmarkStart w:id="7" w:name="_Toc207697051"/>
+      <w:bookmarkStart w:id="8" w:name="_Toc236768536"/>
       <w:proofErr w:type="spellStart"/>
       <w:r>
         <w:rPr>
@@ -2133,7 +2229,7 @@
         </w:rPr>
         <w:t>(x)</w:t>
       </w:r>
-      <w:bookmarkEnd w:id="7"/>
+      <w:bookmarkEnd w:id="8"/>
     </w:p>
     <w:p>
       <w:pPr>
@@ -2197,6 +2293,7 @@
           <w:color w:val="1F4E79" w:themeColor="accent5" w:themeShade="80"/>
         </w:rPr>
       </w:pPr>
+      <w:bookmarkStart w:id="9" w:name="_Toc236768537"/>
       <w:r>
         <w:rPr>
           <w:rFonts w:cstheme="majorHAnsi"/>
@@ -2204,6 +2301,7 @@
         </w:rPr>
         <w:t>Find Peak Element</w:t>
       </w:r>
+      <w:bookmarkEnd w:id="9"/>
     </w:p>
     <w:p>
       <w:pPr>
@@ -2280,7 +2378,7 @@
           <w:sz w:val="40"/>
         </w:rPr>
       </w:pPr>
-      <w:bookmarkStart w:id="8" w:name="_Toc207697052"/>
+      <w:bookmarkStart w:id="10" w:name="_Toc236768538"/>
       <w:r>
         <w:rPr>
           <w:rFonts w:cstheme="majorHAnsi"/>
@@ -2307,7 +2405,7 @@
         </w:rPr>
         <w:t>Pro</w:t>
       </w:r>
-      <w:bookmarkEnd w:id="8"/>
+      <w:bookmarkEnd w:id="10"/>
     </w:p>
     <w:p>
       <w:pPr>
@@ -2332,7 +2430,7 @@
           <w:color w:val="1F4E79" w:themeColor="accent5" w:themeShade="80"/>
         </w:rPr>
       </w:pPr>
-      <w:bookmarkStart w:id="9" w:name="_Toc207697054"/>
+      <w:bookmarkStart w:id="11" w:name="_Toc236768539"/>
       <w:r>
         <w:rPr>
           <w:rFonts w:cstheme="majorHAnsi"/>
@@ -2340,7 +2438,7 @@
         </w:rPr>
         <w:t>Search in 2D matrix</w:t>
       </w:r>
-      <w:bookmarkEnd w:id="9"/>
+      <w:bookmarkEnd w:id="11"/>
     </w:p>
     <w:p>
       <w:pPr>
@@ -2402,7 +2500,7 @@
           <w:color w:val="1F4E79" w:themeColor="accent5" w:themeShade="80"/>
         </w:rPr>
       </w:pPr>
-      <w:bookmarkStart w:id="10" w:name="_Toc207697055"/>
+      <w:bookmarkStart w:id="12" w:name="_Toc236768540"/>
       <w:r>
         <w:rPr>
           <w:rFonts w:cstheme="majorHAnsi"/>
@@ -2410,7 +2508,7 @@
         </w:rPr>
         <w:t>Allocate Minimum number of pages</w:t>
       </w:r>
-      <w:bookmarkEnd w:id="10"/>
+      <w:bookmarkEnd w:id="12"/>
     </w:p>
     <w:p>
       <w:pPr>
@@ -2470,7 +2568,7 @@
           <w:color w:val="1F4E79" w:themeColor="accent5" w:themeShade="80"/>
         </w:rPr>
       </w:pPr>
-      <w:bookmarkStart w:id="11" w:name="_Toc207697056"/>
+      <w:bookmarkStart w:id="13" w:name="_Toc236768541"/>
       <w:r>
         <w:rPr>
           <w:rFonts w:cstheme="majorHAnsi"/>
@@ -2478,7 +2576,7 @@
         </w:rPr>
         <w:t>Koko Eating Bananas</w:t>
       </w:r>
-      <w:bookmarkEnd w:id="11"/>
+      <w:bookmarkEnd w:id="13"/>
     </w:p>
     <w:p>
       <w:pPr>
@@ -2538,6 +2636,7 @@
           <w:color w:val="1F4E79" w:themeColor="accent5" w:themeShade="80"/>
         </w:rPr>
       </w:pPr>
+      <w:bookmarkStart w:id="14" w:name="_Toc236768542"/>
       <w:r>
         <w:rPr>
           <w:rFonts w:cstheme="majorHAnsi"/>
@@ -2552,6 +2651,7 @@
         </w:rPr>
         <w:t>ind the Smallest Divisor Given a Threshold</w:t>
       </w:r>
+      <w:bookmarkEnd w:id="14"/>
     </w:p>
     <w:p>
       <w:pPr>
@@ -2670,7 +2770,6 @@
           <w:bCs w:val="0"/>
         </w:rPr>
       </w:pPr>
-      <w:bookmarkStart w:id="12" w:name="_GoBack"/>
       <w:r>
         <w:t>Peak Index in a Mountain Array (852)</w:t>
       </w:r>
@@ -2683,7 +2782,6 @@
       </w:r>
       <w:proofErr w:type="spellEnd"/>
     </w:p>
-    <w:bookmarkEnd w:id="12"/>
     <w:p>
       <w:pPr>
         <w:numPr>
@@ -3083,8 +3181,8 @@
           <w:u w:val="single"/>
         </w:rPr>
       </w:pPr>
-      <w:bookmarkStart w:id="13" w:name="_Toc138608496"/>
-      <w:bookmarkStart w:id="14" w:name="_Toc207697057"/>
+      <w:bookmarkStart w:id="15" w:name="_Toc138608496"/>
+      <w:bookmarkStart w:id="16" w:name="_Toc236768543"/>
       <w:r>
         <w:rPr>
           <w:rFonts w:cstheme="majorHAnsi"/>
@@ -3101,7 +3199,7 @@
         </w:rPr>
         <w:t xml:space="preserve"> </w:t>
       </w:r>
-      <w:bookmarkEnd w:id="13"/>
+      <w:bookmarkEnd w:id="15"/>
       <w:r>
         <w:rPr>
           <w:rFonts w:cstheme="majorHAnsi"/>
@@ -3112,7 +3210,7 @@
         </w:rPr>
         <w:t>Legend</w:t>
       </w:r>
-      <w:bookmarkEnd w:id="14"/>
+      <w:bookmarkEnd w:id="16"/>
     </w:p>
     <w:p/>
     <w:p/>
@@ -3686,7 +3784,7 @@
           <w:sz w:val="48"/>
         </w:rPr>
       </w:pPr>
-      <w:bookmarkStart w:id="15" w:name="_Toc207697058"/>
+      <w:bookmarkStart w:id="17" w:name="_Toc236768544"/>
       <w:r>
         <w:rPr>
           <w:rFonts w:cstheme="majorHAnsi"/>
@@ -3696,7 +3794,7 @@
         <w:lastRenderedPageBreak/>
         <w:t>SOLUTIONS:</w:t>
       </w:r>
-      <w:bookmarkEnd w:id="15"/>
+      <w:bookmarkEnd w:id="17"/>
     </w:p>
     <w:p>
       <w:pPr>
@@ -3706,7 +3804,7 @@
           <w:sz w:val="36"/>
         </w:rPr>
       </w:pPr>
-      <w:bookmarkStart w:id="16" w:name="_Toc207697059"/>
+      <w:bookmarkStart w:id="18" w:name="_Toc236768545"/>
       <w:r>
         <w:rPr>
           <w:b/>
@@ -3721,7 +3819,7 @@
         </w:rPr>
         <w:t>:</w:t>
       </w:r>
-      <w:bookmarkEnd w:id="16"/>
+      <w:bookmarkEnd w:id="18"/>
     </w:p>
     <w:p>
       <w:pPr>
@@ -21492,64 +21590,19 @@
         </w:rPr>
       </w:pPr>
       <w:r>
-        <w:rPr>
-          <w:rFonts w:eastAsia="Times New Roman" w:cstheme="minorHAnsi"/>
-          <w:b/>
-          <w:bCs/>
-          <w:lang w:eastAsia="en-IN"/>
-        </w:rPr>
-        <w:t>Duplicates</w:t>
-      </w:r>
-      <w:r>
-        <w:rPr>
-          <w:rFonts w:eastAsia="Times New Roman" w:cstheme="minorHAnsi"/>
-          <w:lang w:eastAsia="en-IN"/>
-        </w:rPr>
-        <w:t xml:space="preserve">: Problem states all elements are </w:t>
-      </w:r>
-      <w:r>
-        <w:rPr>
-          <w:rFonts w:eastAsia="Times New Roman" w:cstheme="minorHAnsi"/>
-          <w:b/>
-          <w:bCs/>
-          <w:lang w:eastAsia="en-IN"/>
-        </w:rPr>
-        <w:t>distinctly comparable</w:t>
-      </w:r>
-      <w:r>
-        <w:rPr>
-          <w:rFonts w:eastAsia="Times New Roman" w:cstheme="minorHAnsi"/>
-          <w:lang w:eastAsia="en-IN"/>
-        </w:rPr>
-        <w:t>, so not allowed</w:t>
-      </w:r>
-      <w:r>
-        <w:rPr>
-          <w:rFonts w:ascii="Times New Roman" w:eastAsia="Times New Roman" w:hAnsi="Times New Roman" w:cs="Times New Roman"/>
-          <w:lang w:eastAsia="en-IN"/>
-        </w:rPr>
-        <w:t>.</w:t>
-      </w:r>
-    </w:p>
-    <w:p>
-      <w:pPr>
-        <w:pStyle w:val="Header"/>
-        <w:tabs>
-          <w:tab w:val="clear" w:pos="4513"/>
-          <w:tab w:val="clear" w:pos="9026"/>
-        </w:tabs>
-        <w:spacing w:after="160" w:line="259" w:lineRule="auto"/>
-      </w:pPr>
-      <w:r>
-        <w:rPr>
-          <w:noProof/>
-          <w:lang w:eastAsia="en-IN"/>
-        </w:rPr>
         <w:drawing>
-          <wp:inline distT="0" distB="0" distL="0" distR="0" wp14:anchorId="1846909F" wp14:editId="6626D80F">
-            <wp:extent cx="2631881" cy="1750526"/>
-            <wp:effectExtent l="0" t="0" r="0" b="2540"/>
-            <wp:docPr id="5" name="Picture 5"/>
+          <wp:anchor distT="0" distB="0" distL="114300" distR="114300" simplePos="0" relativeHeight="251663360" behindDoc="0" locked="0" layoutInCell="1" allowOverlap="1" wp14:anchorId="4F45E6BB" wp14:editId="0E8FD74A">
+            <wp:simplePos x="0" y="0"/>
+            <wp:positionH relativeFrom="margin">
+              <wp:align>left</wp:align>
+            </wp:positionH>
+            <wp:positionV relativeFrom="paragraph">
+              <wp:posOffset>166623</wp:posOffset>
+            </wp:positionV>
+            <wp:extent cx="5408762" cy="3426858"/>
+            <wp:effectExtent l="0" t="0" r="1905" b="2540"/>
+            <wp:wrapNone/>
+            <wp:docPr id="7" name="Picture 7"/>
             <wp:cNvGraphicFramePr>
               <a:graphicFrameLocks xmlns:a="http://schemas.openxmlformats.org/drawingml/2006/main" noChangeAspect="1"/>
             </wp:cNvGraphicFramePr>
@@ -21569,7 +21622,7 @@
                   <pic:spPr>
                     <a:xfrm>
                       <a:off x="0" y="0"/>
-                      <a:ext cx="2720711" cy="1809609"/>
+                      <a:ext cx="5408762" cy="3426858"/>
                     </a:xfrm>
                     <a:prstGeom prst="rect">
                       <a:avLst/>
@@ -21578,8 +21631,53 @@
                 </pic:pic>
               </a:graphicData>
             </a:graphic>
-          </wp:inline>
+            <wp14:sizeRelH relativeFrom="margin">
+              <wp14:pctWidth>0</wp14:pctWidth>
+            </wp14:sizeRelH>
+            <wp14:sizeRelV relativeFrom="margin">
+              <wp14:pctHeight>0</wp14:pctHeight>
+            </wp14:sizeRelV>
+          </wp:anchor>
         </w:drawing>
+      </w:r>
+      <w:r>
+        <w:rPr>
+          <w:rFonts w:eastAsia="Times New Roman" w:cstheme="minorHAnsi"/>
+          <w:b/>
+          <w:bCs/>
+          <w:lang w:eastAsia="en-IN"/>
+        </w:rPr>
+        <w:t>Duplicates</w:t>
+      </w:r>
+      <w:r>
+        <w:rPr>
+          <w:rFonts w:eastAsia="Times New Roman" w:cstheme="minorHAnsi"/>
+          <w:lang w:eastAsia="en-IN"/>
+        </w:rPr>
+        <w:t xml:space="preserve">: Problem states all elements are </w:t>
+      </w:r>
+      <w:r>
+        <w:rPr>
+          <w:rFonts w:eastAsia="Times New Roman" w:cstheme="minorHAnsi"/>
+          <w:b/>
+          <w:bCs/>
+          <w:lang w:eastAsia="en-IN"/>
+        </w:rPr>
+        <w:t>distinctly comparable</w:t>
+      </w:r>
+      <w:r>
+        <w:rPr>
+          <w:rFonts w:eastAsia="Times New Roman" w:cstheme="minorHAnsi"/>
+          <w:lang w:eastAsia="en-IN"/>
+        </w:rPr>
+        <w:t>, so not allowed</w:t>
+      </w:r>
+      <w:r>
+        <w:rPr>
+          <w:rFonts w:ascii="Times New Roman" w:eastAsia="Times New Roman" w:hAnsi="Times New Roman" w:cs="Times New Roman"/>
+          <w:lang w:eastAsia="en-IN"/>
+        </w:rPr>
+        <w:t>.</w:t>
       </w:r>
     </w:p>
     <w:p>
@@ -21594,2163 +21692,6 @@
     </w:p>
     <w:p>
       <w:pPr>
-        <w:shd w:val="clear" w:color="auto" w:fill="1F1F1F"/>
-        <w:spacing w:after="0" w:line="285" w:lineRule="atLeast"/>
-        <w:rPr>
-          <w:rFonts w:ascii="Consolas" w:eastAsia="Times New Roman" w:hAnsi="Consolas" w:cs="Times New Roman"/>
-          <w:color w:val="CCCCCC"/>
-          <w:sz w:val="21"/>
-          <w:szCs w:val="21"/>
-          <w:lang w:eastAsia="en-IN"/>
-        </w:rPr>
-      </w:pPr>
-      <w:proofErr w:type="gramStart"/>
-      <w:r>
-        <w:rPr>
-          <w:rFonts w:ascii="Consolas" w:eastAsia="Times New Roman" w:hAnsi="Consolas" w:cs="Times New Roman"/>
-          <w:color w:val="569CD6"/>
-          <w:sz w:val="21"/>
-          <w:szCs w:val="21"/>
-          <w:lang w:eastAsia="en-IN"/>
-        </w:rPr>
-        <w:t>class</w:t>
-      </w:r>
-      <w:proofErr w:type="gramEnd"/>
-      <w:r>
-        <w:rPr>
-          <w:rFonts w:ascii="Consolas" w:eastAsia="Times New Roman" w:hAnsi="Consolas" w:cs="Times New Roman"/>
-          <w:color w:val="CCCCCC"/>
-          <w:sz w:val="21"/>
-          <w:szCs w:val="21"/>
-          <w:lang w:eastAsia="en-IN"/>
-        </w:rPr>
-        <w:t xml:space="preserve"> </w:t>
-      </w:r>
-      <w:r>
-        <w:rPr>
-          <w:rFonts w:ascii="Consolas" w:eastAsia="Times New Roman" w:hAnsi="Consolas" w:cs="Times New Roman"/>
-          <w:color w:val="4EC9B0"/>
-          <w:sz w:val="21"/>
-          <w:szCs w:val="21"/>
-          <w:lang w:eastAsia="en-IN"/>
-        </w:rPr>
-        <w:t>Solution</w:t>
-      </w:r>
-      <w:r>
-        <w:rPr>
-          <w:rFonts w:ascii="Consolas" w:eastAsia="Times New Roman" w:hAnsi="Consolas" w:cs="Times New Roman"/>
-          <w:color w:val="CCCCCC"/>
-          <w:sz w:val="21"/>
-          <w:szCs w:val="21"/>
-          <w:lang w:eastAsia="en-IN"/>
-        </w:rPr>
-        <w:t>:</w:t>
-      </w:r>
-    </w:p>
-    <w:p>
-      <w:pPr>
-        <w:shd w:val="clear" w:color="auto" w:fill="1F1F1F"/>
-        <w:spacing w:after="0" w:line="285" w:lineRule="atLeast"/>
-        <w:rPr>
-          <w:rFonts w:ascii="Consolas" w:eastAsia="Times New Roman" w:hAnsi="Consolas" w:cs="Times New Roman"/>
-          <w:color w:val="CCCCCC"/>
-          <w:sz w:val="21"/>
-          <w:szCs w:val="21"/>
-          <w:lang w:eastAsia="en-IN"/>
-        </w:rPr>
-      </w:pPr>
-      <w:r>
-        <w:rPr>
-          <w:rFonts w:ascii="Consolas" w:eastAsia="Times New Roman" w:hAnsi="Consolas" w:cs="Times New Roman"/>
-          <w:color w:val="CCCCCC"/>
-          <w:sz w:val="21"/>
-          <w:szCs w:val="21"/>
-          <w:lang w:eastAsia="en-IN"/>
-        </w:rPr>
-        <w:t xml:space="preserve">    </w:t>
-      </w:r>
-      <w:proofErr w:type="spellStart"/>
-      <w:proofErr w:type="gramStart"/>
-      <w:r>
-        <w:rPr>
-          <w:rFonts w:ascii="Consolas" w:eastAsia="Times New Roman" w:hAnsi="Consolas" w:cs="Times New Roman"/>
-          <w:color w:val="569CD6"/>
-          <w:sz w:val="21"/>
-          <w:szCs w:val="21"/>
-          <w:lang w:eastAsia="en-IN"/>
-        </w:rPr>
-        <w:t>def</w:t>
-      </w:r>
-      <w:proofErr w:type="spellEnd"/>
-      <w:proofErr w:type="gramEnd"/>
-      <w:r>
-        <w:rPr>
-          <w:rFonts w:ascii="Consolas" w:eastAsia="Times New Roman" w:hAnsi="Consolas" w:cs="Times New Roman"/>
-          <w:color w:val="CCCCCC"/>
-          <w:sz w:val="21"/>
-          <w:szCs w:val="21"/>
-          <w:lang w:eastAsia="en-IN"/>
-        </w:rPr>
-        <w:t xml:space="preserve"> </w:t>
-      </w:r>
-      <w:proofErr w:type="spellStart"/>
-      <w:r>
-        <w:rPr>
-          <w:rFonts w:ascii="Consolas" w:eastAsia="Times New Roman" w:hAnsi="Consolas" w:cs="Times New Roman"/>
-          <w:color w:val="DCDCAA"/>
-          <w:sz w:val="21"/>
-          <w:szCs w:val="21"/>
-          <w:lang w:eastAsia="en-IN"/>
-        </w:rPr>
-        <w:t>findPeakElement</w:t>
-      </w:r>
-      <w:proofErr w:type="spellEnd"/>
-      <w:r>
-        <w:rPr>
-          <w:rFonts w:ascii="Consolas" w:eastAsia="Times New Roman" w:hAnsi="Consolas" w:cs="Times New Roman"/>
-          <w:color w:val="CCCCCC"/>
-          <w:sz w:val="21"/>
-          <w:szCs w:val="21"/>
-          <w:lang w:eastAsia="en-IN"/>
-        </w:rPr>
-        <w:t>(</w:t>
-      </w:r>
-      <w:r>
-        <w:rPr>
-          <w:rFonts w:ascii="Consolas" w:eastAsia="Times New Roman" w:hAnsi="Consolas" w:cs="Times New Roman"/>
-          <w:color w:val="9CDCFE"/>
-          <w:sz w:val="21"/>
-          <w:szCs w:val="21"/>
-          <w:lang w:eastAsia="en-IN"/>
-        </w:rPr>
-        <w:t>self</w:t>
-      </w:r>
-      <w:r>
-        <w:rPr>
-          <w:rFonts w:ascii="Consolas" w:eastAsia="Times New Roman" w:hAnsi="Consolas" w:cs="Times New Roman"/>
-          <w:color w:val="CCCCCC"/>
-          <w:sz w:val="21"/>
-          <w:szCs w:val="21"/>
-          <w:lang w:eastAsia="en-IN"/>
-        </w:rPr>
-        <w:t xml:space="preserve">, </w:t>
-      </w:r>
-      <w:proofErr w:type="spellStart"/>
-      <w:r>
-        <w:rPr>
-          <w:rFonts w:ascii="Consolas" w:eastAsia="Times New Roman" w:hAnsi="Consolas" w:cs="Times New Roman"/>
-          <w:color w:val="9CDCFE"/>
-          <w:sz w:val="21"/>
-          <w:szCs w:val="21"/>
-          <w:lang w:eastAsia="en-IN"/>
-        </w:rPr>
-        <w:t>nums</w:t>
-      </w:r>
-      <w:proofErr w:type="spellEnd"/>
-      <w:r>
-        <w:rPr>
-          <w:rFonts w:ascii="Consolas" w:eastAsia="Times New Roman" w:hAnsi="Consolas" w:cs="Times New Roman"/>
-          <w:color w:val="CCCCCC"/>
-          <w:sz w:val="21"/>
-          <w:szCs w:val="21"/>
-          <w:lang w:eastAsia="en-IN"/>
-        </w:rPr>
-        <w:t>: List[</w:t>
-      </w:r>
-      <w:proofErr w:type="spellStart"/>
-      <w:r>
-        <w:rPr>
-          <w:rFonts w:ascii="Consolas" w:eastAsia="Times New Roman" w:hAnsi="Consolas" w:cs="Times New Roman"/>
-          <w:color w:val="4EC9B0"/>
-          <w:sz w:val="21"/>
-          <w:szCs w:val="21"/>
-          <w:lang w:eastAsia="en-IN"/>
-        </w:rPr>
-        <w:t>int</w:t>
-      </w:r>
-      <w:proofErr w:type="spellEnd"/>
-      <w:r>
-        <w:rPr>
-          <w:rFonts w:ascii="Consolas" w:eastAsia="Times New Roman" w:hAnsi="Consolas" w:cs="Times New Roman"/>
-          <w:color w:val="CCCCCC"/>
-          <w:sz w:val="21"/>
-          <w:szCs w:val="21"/>
-          <w:lang w:eastAsia="en-IN"/>
-        </w:rPr>
-        <w:t xml:space="preserve">]) -&gt; </w:t>
-      </w:r>
-      <w:proofErr w:type="spellStart"/>
-      <w:r>
-        <w:rPr>
-          <w:rFonts w:ascii="Consolas" w:eastAsia="Times New Roman" w:hAnsi="Consolas" w:cs="Times New Roman"/>
-          <w:color w:val="4EC9B0"/>
-          <w:sz w:val="21"/>
-          <w:szCs w:val="21"/>
-          <w:lang w:eastAsia="en-IN"/>
-        </w:rPr>
-        <w:t>int</w:t>
-      </w:r>
-      <w:proofErr w:type="spellEnd"/>
-      <w:r>
-        <w:rPr>
-          <w:rFonts w:ascii="Consolas" w:eastAsia="Times New Roman" w:hAnsi="Consolas" w:cs="Times New Roman"/>
-          <w:color w:val="CCCCCC"/>
-          <w:sz w:val="21"/>
-          <w:szCs w:val="21"/>
-          <w:lang w:eastAsia="en-IN"/>
-        </w:rPr>
-        <w:t>:</w:t>
-      </w:r>
-    </w:p>
-    <w:p>
-      <w:pPr>
-        <w:shd w:val="clear" w:color="auto" w:fill="1F1F1F"/>
-        <w:spacing w:after="0" w:line="285" w:lineRule="atLeast"/>
-        <w:rPr>
-          <w:rFonts w:ascii="Consolas" w:eastAsia="Times New Roman" w:hAnsi="Consolas" w:cs="Times New Roman"/>
-          <w:color w:val="CCCCCC"/>
-          <w:sz w:val="21"/>
-          <w:szCs w:val="21"/>
-          <w:lang w:eastAsia="en-IN"/>
-        </w:rPr>
-      </w:pPr>
-      <w:r>
-        <w:rPr>
-          <w:rFonts w:ascii="Consolas" w:eastAsia="Times New Roman" w:hAnsi="Consolas" w:cs="Times New Roman"/>
-          <w:color w:val="CCCCCC"/>
-          <w:sz w:val="21"/>
-          <w:szCs w:val="21"/>
-          <w:lang w:eastAsia="en-IN"/>
-        </w:rPr>
-        <w:t xml:space="preserve">        n </w:t>
-      </w:r>
-      <w:r>
-        <w:rPr>
-          <w:rFonts w:ascii="Consolas" w:eastAsia="Times New Roman" w:hAnsi="Consolas" w:cs="Times New Roman"/>
-          <w:color w:val="D4D4D4"/>
-          <w:sz w:val="21"/>
-          <w:szCs w:val="21"/>
-          <w:lang w:eastAsia="en-IN"/>
-        </w:rPr>
-        <w:t>=</w:t>
-      </w:r>
-      <w:r>
-        <w:rPr>
-          <w:rFonts w:ascii="Consolas" w:eastAsia="Times New Roman" w:hAnsi="Consolas" w:cs="Times New Roman"/>
-          <w:color w:val="CCCCCC"/>
-          <w:sz w:val="21"/>
-          <w:szCs w:val="21"/>
-          <w:lang w:eastAsia="en-IN"/>
-        </w:rPr>
-        <w:t xml:space="preserve"> </w:t>
-      </w:r>
-      <w:proofErr w:type="spellStart"/>
-      <w:proofErr w:type="gramStart"/>
-      <w:r>
-        <w:rPr>
-          <w:rFonts w:ascii="Consolas" w:eastAsia="Times New Roman" w:hAnsi="Consolas" w:cs="Times New Roman"/>
-          <w:color w:val="DCDCAA"/>
-          <w:sz w:val="21"/>
-          <w:szCs w:val="21"/>
-          <w:lang w:eastAsia="en-IN"/>
-        </w:rPr>
-        <w:t>len</w:t>
-      </w:r>
-      <w:proofErr w:type="spellEnd"/>
-      <w:r>
-        <w:rPr>
-          <w:rFonts w:ascii="Consolas" w:eastAsia="Times New Roman" w:hAnsi="Consolas" w:cs="Times New Roman"/>
-          <w:color w:val="CCCCCC"/>
-          <w:sz w:val="21"/>
-          <w:szCs w:val="21"/>
-          <w:lang w:eastAsia="en-IN"/>
-        </w:rPr>
-        <w:t>(</w:t>
-      </w:r>
-      <w:proofErr w:type="spellStart"/>
-      <w:proofErr w:type="gramEnd"/>
-      <w:r>
-        <w:rPr>
-          <w:rFonts w:ascii="Consolas" w:eastAsia="Times New Roman" w:hAnsi="Consolas" w:cs="Times New Roman"/>
-          <w:color w:val="CCCCCC"/>
-          <w:sz w:val="21"/>
-          <w:szCs w:val="21"/>
-          <w:lang w:eastAsia="en-IN"/>
-        </w:rPr>
-        <w:t>nums</w:t>
-      </w:r>
-      <w:proofErr w:type="spellEnd"/>
-      <w:r>
-        <w:rPr>
-          <w:rFonts w:ascii="Consolas" w:eastAsia="Times New Roman" w:hAnsi="Consolas" w:cs="Times New Roman"/>
-          <w:color w:val="CCCCCC"/>
-          <w:sz w:val="21"/>
-          <w:szCs w:val="21"/>
-          <w:lang w:eastAsia="en-IN"/>
-        </w:rPr>
-        <w:t>)</w:t>
-      </w:r>
-    </w:p>
-    <w:p>
-      <w:pPr>
-        <w:shd w:val="clear" w:color="auto" w:fill="1F1F1F"/>
-        <w:spacing w:after="0" w:line="285" w:lineRule="atLeast"/>
-        <w:rPr>
-          <w:rFonts w:ascii="Consolas" w:eastAsia="Times New Roman" w:hAnsi="Consolas" w:cs="Times New Roman"/>
-          <w:color w:val="CCCCCC"/>
-          <w:sz w:val="21"/>
-          <w:szCs w:val="21"/>
-          <w:lang w:eastAsia="en-IN"/>
-        </w:rPr>
-      </w:pPr>
-      <w:r>
-        <w:rPr>
-          <w:rFonts w:ascii="Consolas" w:eastAsia="Times New Roman" w:hAnsi="Consolas" w:cs="Times New Roman"/>
-          <w:color w:val="CCCCCC"/>
-          <w:sz w:val="21"/>
-          <w:szCs w:val="21"/>
-          <w:lang w:eastAsia="en-IN"/>
-        </w:rPr>
-        <w:t xml:space="preserve">        </w:t>
-      </w:r>
-    </w:p>
-    <w:p>
-      <w:pPr>
-        <w:shd w:val="clear" w:color="auto" w:fill="1F1F1F"/>
-        <w:spacing w:after="0" w:line="285" w:lineRule="atLeast"/>
-        <w:rPr>
-          <w:rFonts w:ascii="Consolas" w:eastAsia="Times New Roman" w:hAnsi="Consolas" w:cs="Times New Roman"/>
-          <w:color w:val="CCCCCC"/>
-          <w:sz w:val="21"/>
-          <w:szCs w:val="21"/>
-          <w:lang w:eastAsia="en-IN"/>
-        </w:rPr>
-      </w:pPr>
-      <w:r>
-        <w:rPr>
-          <w:rFonts w:ascii="Consolas" w:eastAsia="Times New Roman" w:hAnsi="Consolas" w:cs="Times New Roman"/>
-          <w:color w:val="CCCCCC"/>
-          <w:sz w:val="21"/>
-          <w:szCs w:val="21"/>
-          <w:lang w:eastAsia="en-IN"/>
-        </w:rPr>
-        <w:t xml:space="preserve">        </w:t>
-      </w:r>
-      <w:r>
-        <w:rPr>
-          <w:rFonts w:ascii="Consolas" w:eastAsia="Times New Roman" w:hAnsi="Consolas" w:cs="Times New Roman"/>
-          <w:color w:val="6A9955"/>
-          <w:sz w:val="21"/>
-          <w:szCs w:val="21"/>
-          <w:lang w:eastAsia="en-IN"/>
-        </w:rPr>
-        <w:t xml:space="preserve"># Edge cases </w:t>
-      </w:r>
-      <w:proofErr w:type="gramStart"/>
-      <w:r>
-        <w:rPr>
-          <w:rFonts w:ascii="Consolas" w:eastAsia="Times New Roman" w:hAnsi="Consolas" w:cs="Times New Roman"/>
-          <w:color w:val="6A9955"/>
-          <w:sz w:val="21"/>
-          <w:szCs w:val="21"/>
-          <w:lang w:eastAsia="en-IN"/>
-        </w:rPr>
-        <w:t>( values</w:t>
-      </w:r>
-      <w:proofErr w:type="gramEnd"/>
-      <w:r>
-        <w:rPr>
-          <w:rFonts w:ascii="Consolas" w:eastAsia="Times New Roman" w:hAnsi="Consolas" w:cs="Times New Roman"/>
-          <w:color w:val="6A9955"/>
-          <w:sz w:val="21"/>
-          <w:szCs w:val="21"/>
-          <w:lang w:eastAsia="en-IN"/>
-        </w:rPr>
-        <w:t xml:space="preserve"> at corners)</w:t>
-      </w:r>
-    </w:p>
-    <w:p>
-      <w:pPr>
-        <w:shd w:val="clear" w:color="auto" w:fill="1F1F1F"/>
-        <w:spacing w:after="0" w:line="285" w:lineRule="atLeast"/>
-        <w:rPr>
-          <w:rFonts w:ascii="Consolas" w:eastAsia="Times New Roman" w:hAnsi="Consolas" w:cs="Times New Roman"/>
-          <w:color w:val="CCCCCC"/>
-          <w:sz w:val="21"/>
-          <w:szCs w:val="21"/>
-          <w:lang w:eastAsia="en-IN"/>
-        </w:rPr>
-      </w:pPr>
-      <w:r>
-        <w:rPr>
-          <w:rFonts w:ascii="Consolas" w:eastAsia="Times New Roman" w:hAnsi="Consolas" w:cs="Times New Roman"/>
-          <w:color w:val="CCCCCC"/>
-          <w:sz w:val="21"/>
-          <w:szCs w:val="21"/>
-          <w:lang w:eastAsia="en-IN"/>
-        </w:rPr>
-        <w:t xml:space="preserve">        </w:t>
-      </w:r>
-      <w:proofErr w:type="gramStart"/>
-      <w:r>
-        <w:rPr>
-          <w:rFonts w:ascii="Consolas" w:eastAsia="Times New Roman" w:hAnsi="Consolas" w:cs="Times New Roman"/>
-          <w:color w:val="C586C0"/>
-          <w:sz w:val="21"/>
-          <w:szCs w:val="21"/>
-          <w:lang w:eastAsia="en-IN"/>
-        </w:rPr>
-        <w:t>if</w:t>
-      </w:r>
-      <w:proofErr w:type="gramEnd"/>
-      <w:r>
-        <w:rPr>
-          <w:rFonts w:ascii="Consolas" w:eastAsia="Times New Roman" w:hAnsi="Consolas" w:cs="Times New Roman"/>
-          <w:color w:val="CCCCCC"/>
-          <w:sz w:val="21"/>
-          <w:szCs w:val="21"/>
-          <w:lang w:eastAsia="en-IN"/>
-        </w:rPr>
-        <w:t xml:space="preserve"> n </w:t>
-      </w:r>
-      <w:r>
-        <w:rPr>
-          <w:rFonts w:ascii="Consolas" w:eastAsia="Times New Roman" w:hAnsi="Consolas" w:cs="Times New Roman"/>
-          <w:color w:val="D4D4D4"/>
-          <w:sz w:val="21"/>
-          <w:szCs w:val="21"/>
-          <w:lang w:eastAsia="en-IN"/>
-        </w:rPr>
-        <w:t>==</w:t>
-      </w:r>
-      <w:r>
-        <w:rPr>
-          <w:rFonts w:ascii="Consolas" w:eastAsia="Times New Roman" w:hAnsi="Consolas" w:cs="Times New Roman"/>
-          <w:color w:val="CCCCCC"/>
-          <w:sz w:val="21"/>
-          <w:szCs w:val="21"/>
-          <w:lang w:eastAsia="en-IN"/>
-        </w:rPr>
-        <w:t xml:space="preserve"> </w:t>
-      </w:r>
-      <w:r>
-        <w:rPr>
-          <w:rFonts w:ascii="Consolas" w:eastAsia="Times New Roman" w:hAnsi="Consolas" w:cs="Times New Roman"/>
-          <w:color w:val="B5CEA8"/>
-          <w:sz w:val="21"/>
-          <w:szCs w:val="21"/>
-          <w:lang w:eastAsia="en-IN"/>
-        </w:rPr>
-        <w:t>1</w:t>
-      </w:r>
-      <w:r>
-        <w:rPr>
-          <w:rFonts w:ascii="Consolas" w:eastAsia="Times New Roman" w:hAnsi="Consolas" w:cs="Times New Roman"/>
-          <w:color w:val="CCCCCC"/>
-          <w:sz w:val="21"/>
-          <w:szCs w:val="21"/>
-          <w:lang w:eastAsia="en-IN"/>
-        </w:rPr>
-        <w:t>:</w:t>
-      </w:r>
-    </w:p>
-    <w:p>
-      <w:pPr>
-        <w:shd w:val="clear" w:color="auto" w:fill="1F1F1F"/>
-        <w:spacing w:after="0" w:line="285" w:lineRule="atLeast"/>
-        <w:rPr>
-          <w:rFonts w:ascii="Consolas" w:eastAsia="Times New Roman" w:hAnsi="Consolas" w:cs="Times New Roman"/>
-          <w:color w:val="CCCCCC"/>
-          <w:sz w:val="21"/>
-          <w:szCs w:val="21"/>
-          <w:lang w:eastAsia="en-IN"/>
-        </w:rPr>
-      </w:pPr>
-      <w:r>
-        <w:rPr>
-          <w:rFonts w:ascii="Consolas" w:eastAsia="Times New Roman" w:hAnsi="Consolas" w:cs="Times New Roman"/>
-          <w:color w:val="CCCCCC"/>
-          <w:sz w:val="21"/>
-          <w:szCs w:val="21"/>
-          <w:lang w:eastAsia="en-IN"/>
-        </w:rPr>
-        <w:t xml:space="preserve">            </w:t>
-      </w:r>
-      <w:proofErr w:type="gramStart"/>
-      <w:r>
-        <w:rPr>
-          <w:rFonts w:ascii="Consolas" w:eastAsia="Times New Roman" w:hAnsi="Consolas" w:cs="Times New Roman"/>
-          <w:color w:val="C586C0"/>
-          <w:sz w:val="21"/>
-          <w:szCs w:val="21"/>
-          <w:lang w:eastAsia="en-IN"/>
-        </w:rPr>
-        <w:t>return</w:t>
-      </w:r>
-      <w:proofErr w:type="gramEnd"/>
-      <w:r>
-        <w:rPr>
-          <w:rFonts w:ascii="Consolas" w:eastAsia="Times New Roman" w:hAnsi="Consolas" w:cs="Times New Roman"/>
-          <w:color w:val="CCCCCC"/>
-          <w:sz w:val="21"/>
-          <w:szCs w:val="21"/>
-          <w:lang w:eastAsia="en-IN"/>
-        </w:rPr>
-        <w:t xml:space="preserve"> </w:t>
-      </w:r>
-      <w:r>
-        <w:rPr>
-          <w:rFonts w:ascii="Consolas" w:eastAsia="Times New Roman" w:hAnsi="Consolas" w:cs="Times New Roman"/>
-          <w:color w:val="B5CEA8"/>
-          <w:sz w:val="21"/>
-          <w:szCs w:val="21"/>
-          <w:lang w:eastAsia="en-IN"/>
-        </w:rPr>
-        <w:t>0</w:t>
-      </w:r>
-    </w:p>
-    <w:p>
-      <w:pPr>
-        <w:shd w:val="clear" w:color="auto" w:fill="1F1F1F"/>
-        <w:spacing w:after="0" w:line="285" w:lineRule="atLeast"/>
-        <w:rPr>
-          <w:rFonts w:ascii="Consolas" w:eastAsia="Times New Roman" w:hAnsi="Consolas" w:cs="Times New Roman"/>
-          <w:color w:val="CCCCCC"/>
-          <w:sz w:val="21"/>
-          <w:szCs w:val="21"/>
-          <w:lang w:eastAsia="en-IN"/>
-        </w:rPr>
-      </w:pPr>
-      <w:r>
-        <w:rPr>
-          <w:rFonts w:ascii="Consolas" w:eastAsia="Times New Roman" w:hAnsi="Consolas" w:cs="Times New Roman"/>
-          <w:color w:val="CCCCCC"/>
-          <w:sz w:val="21"/>
-          <w:szCs w:val="21"/>
-          <w:lang w:eastAsia="en-IN"/>
-        </w:rPr>
-        <w:t xml:space="preserve">        </w:t>
-      </w:r>
-      <w:proofErr w:type="gramStart"/>
-      <w:r>
-        <w:rPr>
-          <w:rFonts w:ascii="Consolas" w:eastAsia="Times New Roman" w:hAnsi="Consolas" w:cs="Times New Roman"/>
-          <w:color w:val="C586C0"/>
-          <w:sz w:val="21"/>
-          <w:szCs w:val="21"/>
-          <w:lang w:eastAsia="en-IN"/>
-        </w:rPr>
-        <w:t>if</w:t>
-      </w:r>
-      <w:proofErr w:type="gramEnd"/>
-      <w:r>
-        <w:rPr>
-          <w:rFonts w:ascii="Consolas" w:eastAsia="Times New Roman" w:hAnsi="Consolas" w:cs="Times New Roman"/>
-          <w:color w:val="CCCCCC"/>
-          <w:sz w:val="21"/>
-          <w:szCs w:val="21"/>
-          <w:lang w:eastAsia="en-IN"/>
-        </w:rPr>
-        <w:t xml:space="preserve"> </w:t>
-      </w:r>
-      <w:proofErr w:type="spellStart"/>
-      <w:r>
-        <w:rPr>
-          <w:rFonts w:ascii="Consolas" w:eastAsia="Times New Roman" w:hAnsi="Consolas" w:cs="Times New Roman"/>
-          <w:color w:val="CCCCCC"/>
-          <w:sz w:val="21"/>
-          <w:szCs w:val="21"/>
-          <w:lang w:eastAsia="en-IN"/>
-        </w:rPr>
-        <w:t>nums</w:t>
-      </w:r>
-      <w:proofErr w:type="spellEnd"/>
-      <w:r>
-        <w:rPr>
-          <w:rFonts w:ascii="Consolas" w:eastAsia="Times New Roman" w:hAnsi="Consolas" w:cs="Times New Roman"/>
-          <w:color w:val="CCCCCC"/>
-          <w:sz w:val="21"/>
-          <w:szCs w:val="21"/>
-          <w:lang w:eastAsia="en-IN"/>
-        </w:rPr>
-        <w:t>[</w:t>
-      </w:r>
-      <w:r>
-        <w:rPr>
-          <w:rFonts w:ascii="Consolas" w:eastAsia="Times New Roman" w:hAnsi="Consolas" w:cs="Times New Roman"/>
-          <w:color w:val="B5CEA8"/>
-          <w:sz w:val="21"/>
-          <w:szCs w:val="21"/>
-          <w:lang w:eastAsia="en-IN"/>
-        </w:rPr>
-        <w:t>0</w:t>
-      </w:r>
-      <w:r>
-        <w:rPr>
-          <w:rFonts w:ascii="Consolas" w:eastAsia="Times New Roman" w:hAnsi="Consolas" w:cs="Times New Roman"/>
-          <w:color w:val="CCCCCC"/>
-          <w:sz w:val="21"/>
-          <w:szCs w:val="21"/>
-          <w:lang w:eastAsia="en-IN"/>
-        </w:rPr>
-        <w:t xml:space="preserve">] </w:t>
-      </w:r>
-      <w:r>
-        <w:rPr>
-          <w:rFonts w:ascii="Consolas" w:eastAsia="Times New Roman" w:hAnsi="Consolas" w:cs="Times New Roman"/>
-          <w:color w:val="D4D4D4"/>
-          <w:sz w:val="21"/>
-          <w:szCs w:val="21"/>
-          <w:lang w:eastAsia="en-IN"/>
-        </w:rPr>
-        <w:t>&gt;</w:t>
-      </w:r>
-      <w:r>
-        <w:rPr>
-          <w:rFonts w:ascii="Consolas" w:eastAsia="Times New Roman" w:hAnsi="Consolas" w:cs="Times New Roman"/>
-          <w:color w:val="CCCCCC"/>
-          <w:sz w:val="21"/>
-          <w:szCs w:val="21"/>
-          <w:lang w:eastAsia="en-IN"/>
-        </w:rPr>
-        <w:t xml:space="preserve"> </w:t>
-      </w:r>
-      <w:proofErr w:type="spellStart"/>
-      <w:r>
-        <w:rPr>
-          <w:rFonts w:ascii="Consolas" w:eastAsia="Times New Roman" w:hAnsi="Consolas" w:cs="Times New Roman"/>
-          <w:color w:val="CCCCCC"/>
-          <w:sz w:val="21"/>
-          <w:szCs w:val="21"/>
-          <w:lang w:eastAsia="en-IN"/>
-        </w:rPr>
-        <w:t>nums</w:t>
-      </w:r>
-      <w:proofErr w:type="spellEnd"/>
-      <w:r>
-        <w:rPr>
-          <w:rFonts w:ascii="Consolas" w:eastAsia="Times New Roman" w:hAnsi="Consolas" w:cs="Times New Roman"/>
-          <w:color w:val="CCCCCC"/>
-          <w:sz w:val="21"/>
-          <w:szCs w:val="21"/>
-          <w:lang w:eastAsia="en-IN"/>
-        </w:rPr>
-        <w:t>[</w:t>
-      </w:r>
-      <w:r>
-        <w:rPr>
-          <w:rFonts w:ascii="Consolas" w:eastAsia="Times New Roman" w:hAnsi="Consolas" w:cs="Times New Roman"/>
-          <w:color w:val="B5CEA8"/>
-          <w:sz w:val="21"/>
-          <w:szCs w:val="21"/>
-          <w:lang w:eastAsia="en-IN"/>
-        </w:rPr>
-        <w:t>1</w:t>
-      </w:r>
-      <w:r>
-        <w:rPr>
-          <w:rFonts w:ascii="Consolas" w:eastAsia="Times New Roman" w:hAnsi="Consolas" w:cs="Times New Roman"/>
-          <w:color w:val="CCCCCC"/>
-          <w:sz w:val="21"/>
-          <w:szCs w:val="21"/>
-          <w:lang w:eastAsia="en-IN"/>
-        </w:rPr>
-        <w:t>]:</w:t>
-      </w:r>
-    </w:p>
-    <w:p>
-      <w:pPr>
-        <w:shd w:val="clear" w:color="auto" w:fill="1F1F1F"/>
-        <w:spacing w:after="0" w:line="285" w:lineRule="atLeast"/>
-        <w:rPr>
-          <w:rFonts w:ascii="Consolas" w:eastAsia="Times New Roman" w:hAnsi="Consolas" w:cs="Times New Roman"/>
-          <w:color w:val="CCCCCC"/>
-          <w:sz w:val="21"/>
-          <w:szCs w:val="21"/>
-          <w:lang w:eastAsia="en-IN"/>
-        </w:rPr>
-      </w:pPr>
-      <w:r>
-        <w:rPr>
-          <w:rFonts w:ascii="Consolas" w:eastAsia="Times New Roman" w:hAnsi="Consolas" w:cs="Times New Roman"/>
-          <w:color w:val="CCCCCC"/>
-          <w:sz w:val="21"/>
-          <w:szCs w:val="21"/>
-          <w:lang w:eastAsia="en-IN"/>
-        </w:rPr>
-        <w:t xml:space="preserve">            </w:t>
-      </w:r>
-      <w:proofErr w:type="gramStart"/>
-      <w:r>
-        <w:rPr>
-          <w:rFonts w:ascii="Consolas" w:eastAsia="Times New Roman" w:hAnsi="Consolas" w:cs="Times New Roman"/>
-          <w:color w:val="C586C0"/>
-          <w:sz w:val="21"/>
-          <w:szCs w:val="21"/>
-          <w:lang w:eastAsia="en-IN"/>
-        </w:rPr>
-        <w:t>return</w:t>
-      </w:r>
-      <w:proofErr w:type="gramEnd"/>
-      <w:r>
-        <w:rPr>
-          <w:rFonts w:ascii="Consolas" w:eastAsia="Times New Roman" w:hAnsi="Consolas" w:cs="Times New Roman"/>
-          <w:color w:val="CCCCCC"/>
-          <w:sz w:val="21"/>
-          <w:szCs w:val="21"/>
-          <w:lang w:eastAsia="en-IN"/>
-        </w:rPr>
-        <w:t xml:space="preserve"> </w:t>
-      </w:r>
-      <w:r>
-        <w:rPr>
-          <w:rFonts w:ascii="Consolas" w:eastAsia="Times New Roman" w:hAnsi="Consolas" w:cs="Times New Roman"/>
-          <w:color w:val="B5CEA8"/>
-          <w:sz w:val="21"/>
-          <w:szCs w:val="21"/>
-          <w:lang w:eastAsia="en-IN"/>
-        </w:rPr>
-        <w:t>0</w:t>
-      </w:r>
-    </w:p>
-    <w:p>
-      <w:pPr>
-        <w:shd w:val="clear" w:color="auto" w:fill="1F1F1F"/>
-        <w:spacing w:after="0" w:line="285" w:lineRule="atLeast"/>
-        <w:rPr>
-          <w:rFonts w:ascii="Consolas" w:eastAsia="Times New Roman" w:hAnsi="Consolas" w:cs="Times New Roman"/>
-          <w:color w:val="CCCCCC"/>
-          <w:sz w:val="21"/>
-          <w:szCs w:val="21"/>
-          <w:lang w:eastAsia="en-IN"/>
-        </w:rPr>
-      </w:pPr>
-      <w:r>
-        <w:rPr>
-          <w:rFonts w:ascii="Consolas" w:eastAsia="Times New Roman" w:hAnsi="Consolas" w:cs="Times New Roman"/>
-          <w:color w:val="CCCCCC"/>
-          <w:sz w:val="21"/>
-          <w:szCs w:val="21"/>
-          <w:lang w:eastAsia="en-IN"/>
-        </w:rPr>
-        <w:t xml:space="preserve">        </w:t>
-      </w:r>
-      <w:proofErr w:type="gramStart"/>
-      <w:r>
-        <w:rPr>
-          <w:rFonts w:ascii="Consolas" w:eastAsia="Times New Roman" w:hAnsi="Consolas" w:cs="Times New Roman"/>
-          <w:color w:val="C586C0"/>
-          <w:sz w:val="21"/>
-          <w:szCs w:val="21"/>
-          <w:lang w:eastAsia="en-IN"/>
-        </w:rPr>
-        <w:t>if</w:t>
-      </w:r>
-      <w:proofErr w:type="gramEnd"/>
-      <w:r>
-        <w:rPr>
-          <w:rFonts w:ascii="Consolas" w:eastAsia="Times New Roman" w:hAnsi="Consolas" w:cs="Times New Roman"/>
-          <w:color w:val="CCCCCC"/>
-          <w:sz w:val="21"/>
-          <w:szCs w:val="21"/>
-          <w:lang w:eastAsia="en-IN"/>
-        </w:rPr>
-        <w:t xml:space="preserve"> </w:t>
-      </w:r>
-      <w:proofErr w:type="spellStart"/>
-      <w:r>
-        <w:rPr>
-          <w:rFonts w:ascii="Consolas" w:eastAsia="Times New Roman" w:hAnsi="Consolas" w:cs="Times New Roman"/>
-          <w:color w:val="CCCCCC"/>
-          <w:sz w:val="21"/>
-          <w:szCs w:val="21"/>
-          <w:lang w:eastAsia="en-IN"/>
-        </w:rPr>
-        <w:t>nums</w:t>
-      </w:r>
-      <w:proofErr w:type="spellEnd"/>
-      <w:r>
-        <w:rPr>
-          <w:rFonts w:ascii="Consolas" w:eastAsia="Times New Roman" w:hAnsi="Consolas" w:cs="Times New Roman"/>
-          <w:color w:val="CCCCCC"/>
-          <w:sz w:val="21"/>
-          <w:szCs w:val="21"/>
-          <w:lang w:eastAsia="en-IN"/>
-        </w:rPr>
-        <w:t>[n</w:t>
-      </w:r>
-      <w:r>
-        <w:rPr>
-          <w:rFonts w:ascii="Consolas" w:eastAsia="Times New Roman" w:hAnsi="Consolas" w:cs="Times New Roman"/>
-          <w:color w:val="D4D4D4"/>
-          <w:sz w:val="21"/>
-          <w:szCs w:val="21"/>
-          <w:lang w:eastAsia="en-IN"/>
-        </w:rPr>
-        <w:t>-</w:t>
-      </w:r>
-      <w:r>
-        <w:rPr>
-          <w:rFonts w:ascii="Consolas" w:eastAsia="Times New Roman" w:hAnsi="Consolas" w:cs="Times New Roman"/>
-          <w:color w:val="B5CEA8"/>
-          <w:sz w:val="21"/>
-          <w:szCs w:val="21"/>
-          <w:lang w:eastAsia="en-IN"/>
-        </w:rPr>
-        <w:t>1</w:t>
-      </w:r>
-      <w:r>
-        <w:rPr>
-          <w:rFonts w:ascii="Consolas" w:eastAsia="Times New Roman" w:hAnsi="Consolas" w:cs="Times New Roman"/>
-          <w:color w:val="CCCCCC"/>
-          <w:sz w:val="21"/>
-          <w:szCs w:val="21"/>
-          <w:lang w:eastAsia="en-IN"/>
-        </w:rPr>
-        <w:t xml:space="preserve">] </w:t>
-      </w:r>
-      <w:r>
-        <w:rPr>
-          <w:rFonts w:ascii="Consolas" w:eastAsia="Times New Roman" w:hAnsi="Consolas" w:cs="Times New Roman"/>
-          <w:color w:val="D4D4D4"/>
-          <w:sz w:val="21"/>
-          <w:szCs w:val="21"/>
-          <w:lang w:eastAsia="en-IN"/>
-        </w:rPr>
-        <w:t>&gt;</w:t>
-      </w:r>
-      <w:r>
-        <w:rPr>
-          <w:rFonts w:ascii="Consolas" w:eastAsia="Times New Roman" w:hAnsi="Consolas" w:cs="Times New Roman"/>
-          <w:color w:val="CCCCCC"/>
-          <w:sz w:val="21"/>
-          <w:szCs w:val="21"/>
-          <w:lang w:eastAsia="en-IN"/>
-        </w:rPr>
-        <w:t xml:space="preserve"> </w:t>
-      </w:r>
-      <w:proofErr w:type="spellStart"/>
-      <w:r>
-        <w:rPr>
-          <w:rFonts w:ascii="Consolas" w:eastAsia="Times New Roman" w:hAnsi="Consolas" w:cs="Times New Roman"/>
-          <w:color w:val="CCCCCC"/>
-          <w:sz w:val="21"/>
-          <w:szCs w:val="21"/>
-          <w:lang w:eastAsia="en-IN"/>
-        </w:rPr>
-        <w:t>nums</w:t>
-      </w:r>
-      <w:proofErr w:type="spellEnd"/>
-      <w:r>
-        <w:rPr>
-          <w:rFonts w:ascii="Consolas" w:eastAsia="Times New Roman" w:hAnsi="Consolas" w:cs="Times New Roman"/>
-          <w:color w:val="CCCCCC"/>
-          <w:sz w:val="21"/>
-          <w:szCs w:val="21"/>
-          <w:lang w:eastAsia="en-IN"/>
-        </w:rPr>
-        <w:t>[n</w:t>
-      </w:r>
-      <w:r>
-        <w:rPr>
-          <w:rFonts w:ascii="Consolas" w:eastAsia="Times New Roman" w:hAnsi="Consolas" w:cs="Times New Roman"/>
-          <w:color w:val="D4D4D4"/>
-          <w:sz w:val="21"/>
-          <w:szCs w:val="21"/>
-          <w:lang w:eastAsia="en-IN"/>
-        </w:rPr>
-        <w:t>-</w:t>
-      </w:r>
-      <w:r>
-        <w:rPr>
-          <w:rFonts w:ascii="Consolas" w:eastAsia="Times New Roman" w:hAnsi="Consolas" w:cs="Times New Roman"/>
-          <w:color w:val="B5CEA8"/>
-          <w:sz w:val="21"/>
-          <w:szCs w:val="21"/>
-          <w:lang w:eastAsia="en-IN"/>
-        </w:rPr>
-        <w:t>2</w:t>
-      </w:r>
-      <w:r>
-        <w:rPr>
-          <w:rFonts w:ascii="Consolas" w:eastAsia="Times New Roman" w:hAnsi="Consolas" w:cs="Times New Roman"/>
-          <w:color w:val="CCCCCC"/>
-          <w:sz w:val="21"/>
-          <w:szCs w:val="21"/>
-          <w:lang w:eastAsia="en-IN"/>
-        </w:rPr>
-        <w:t>]:</w:t>
-      </w:r>
-    </w:p>
-    <w:p>
-      <w:pPr>
-        <w:shd w:val="clear" w:color="auto" w:fill="1F1F1F"/>
-        <w:spacing w:after="0" w:line="285" w:lineRule="atLeast"/>
-        <w:rPr>
-          <w:rFonts w:ascii="Consolas" w:eastAsia="Times New Roman" w:hAnsi="Consolas" w:cs="Times New Roman"/>
-          <w:color w:val="CCCCCC"/>
-          <w:sz w:val="21"/>
-          <w:szCs w:val="21"/>
-          <w:lang w:eastAsia="en-IN"/>
-        </w:rPr>
-      </w:pPr>
-      <w:r>
-        <w:rPr>
-          <w:rFonts w:ascii="Consolas" w:eastAsia="Times New Roman" w:hAnsi="Consolas" w:cs="Times New Roman"/>
-          <w:color w:val="CCCCCC"/>
-          <w:sz w:val="21"/>
-          <w:szCs w:val="21"/>
-          <w:lang w:eastAsia="en-IN"/>
-        </w:rPr>
-        <w:t xml:space="preserve">            </w:t>
-      </w:r>
-      <w:proofErr w:type="gramStart"/>
-      <w:r>
-        <w:rPr>
-          <w:rFonts w:ascii="Consolas" w:eastAsia="Times New Roman" w:hAnsi="Consolas" w:cs="Times New Roman"/>
-          <w:color w:val="C586C0"/>
-          <w:sz w:val="21"/>
-          <w:szCs w:val="21"/>
-          <w:lang w:eastAsia="en-IN"/>
-        </w:rPr>
-        <w:t>return</w:t>
-      </w:r>
-      <w:proofErr w:type="gramEnd"/>
-      <w:r>
-        <w:rPr>
-          <w:rFonts w:ascii="Consolas" w:eastAsia="Times New Roman" w:hAnsi="Consolas" w:cs="Times New Roman"/>
-          <w:color w:val="CCCCCC"/>
-          <w:sz w:val="21"/>
-          <w:szCs w:val="21"/>
-          <w:lang w:eastAsia="en-IN"/>
-        </w:rPr>
-        <w:t xml:space="preserve"> n</w:t>
-      </w:r>
-      <w:r>
-        <w:rPr>
-          <w:rFonts w:ascii="Consolas" w:eastAsia="Times New Roman" w:hAnsi="Consolas" w:cs="Times New Roman"/>
-          <w:color w:val="D4D4D4"/>
-          <w:sz w:val="21"/>
-          <w:szCs w:val="21"/>
-          <w:lang w:eastAsia="en-IN"/>
-        </w:rPr>
-        <w:t>-</w:t>
-      </w:r>
-      <w:r>
-        <w:rPr>
-          <w:rFonts w:ascii="Consolas" w:eastAsia="Times New Roman" w:hAnsi="Consolas" w:cs="Times New Roman"/>
-          <w:color w:val="B5CEA8"/>
-          <w:sz w:val="21"/>
-          <w:szCs w:val="21"/>
-          <w:lang w:eastAsia="en-IN"/>
-        </w:rPr>
-        <w:t>1</w:t>
-      </w:r>
-    </w:p>
-    <w:p>
-      <w:pPr>
-        <w:shd w:val="clear" w:color="auto" w:fill="1F1F1F"/>
-        <w:spacing w:after="0" w:line="285" w:lineRule="atLeast"/>
-        <w:rPr>
-          <w:rFonts w:ascii="Consolas" w:eastAsia="Times New Roman" w:hAnsi="Consolas" w:cs="Times New Roman"/>
-          <w:color w:val="CCCCCC"/>
-          <w:sz w:val="21"/>
-          <w:szCs w:val="21"/>
-          <w:lang w:eastAsia="en-IN"/>
-        </w:rPr>
-      </w:pPr>
-      <w:r>
-        <w:rPr>
-          <w:rFonts w:ascii="Consolas" w:eastAsia="Times New Roman" w:hAnsi="Consolas" w:cs="Times New Roman"/>
-          <w:color w:val="CCCCCC"/>
-          <w:sz w:val="21"/>
-          <w:szCs w:val="21"/>
-          <w:lang w:eastAsia="en-IN"/>
-        </w:rPr>
-        <w:t xml:space="preserve">        </w:t>
-      </w:r>
-    </w:p>
-    <w:p>
-      <w:pPr>
-        <w:shd w:val="clear" w:color="auto" w:fill="1F1F1F"/>
-        <w:spacing w:after="0" w:line="285" w:lineRule="atLeast"/>
-        <w:rPr>
-          <w:rFonts w:ascii="Consolas" w:eastAsia="Times New Roman" w:hAnsi="Consolas" w:cs="Times New Roman"/>
-          <w:color w:val="CCCCCC"/>
-          <w:sz w:val="21"/>
-          <w:szCs w:val="21"/>
-          <w:lang w:eastAsia="en-IN"/>
-        </w:rPr>
-      </w:pPr>
-      <w:r>
-        <w:rPr>
-          <w:rFonts w:ascii="Consolas" w:eastAsia="Times New Roman" w:hAnsi="Consolas" w:cs="Times New Roman"/>
-          <w:color w:val="CCCCCC"/>
-          <w:sz w:val="21"/>
-          <w:szCs w:val="21"/>
-          <w:lang w:eastAsia="en-IN"/>
-        </w:rPr>
-        <w:t xml:space="preserve">        </w:t>
-      </w:r>
-      <w:proofErr w:type="gramStart"/>
-      <w:r>
-        <w:rPr>
-          <w:rFonts w:ascii="Consolas" w:eastAsia="Times New Roman" w:hAnsi="Consolas" w:cs="Times New Roman"/>
-          <w:color w:val="CCCCCC"/>
-          <w:sz w:val="21"/>
-          <w:szCs w:val="21"/>
-          <w:lang w:eastAsia="en-IN"/>
-        </w:rPr>
-        <w:t>left</w:t>
-      </w:r>
-      <w:proofErr w:type="gramEnd"/>
-      <w:r>
-        <w:rPr>
-          <w:rFonts w:ascii="Consolas" w:eastAsia="Times New Roman" w:hAnsi="Consolas" w:cs="Times New Roman"/>
-          <w:color w:val="CCCCCC"/>
-          <w:sz w:val="21"/>
-          <w:szCs w:val="21"/>
-          <w:lang w:eastAsia="en-IN"/>
-        </w:rPr>
-        <w:t xml:space="preserve">, right </w:t>
-      </w:r>
-      <w:r>
-        <w:rPr>
-          <w:rFonts w:ascii="Consolas" w:eastAsia="Times New Roman" w:hAnsi="Consolas" w:cs="Times New Roman"/>
-          <w:color w:val="D4D4D4"/>
-          <w:sz w:val="21"/>
-          <w:szCs w:val="21"/>
-          <w:lang w:eastAsia="en-IN"/>
-        </w:rPr>
-        <w:t>=</w:t>
-      </w:r>
-      <w:r>
-        <w:rPr>
-          <w:rFonts w:ascii="Consolas" w:eastAsia="Times New Roman" w:hAnsi="Consolas" w:cs="Times New Roman"/>
-          <w:color w:val="CCCCCC"/>
-          <w:sz w:val="21"/>
-          <w:szCs w:val="21"/>
-          <w:lang w:eastAsia="en-IN"/>
-        </w:rPr>
-        <w:t xml:space="preserve"> </w:t>
-      </w:r>
-      <w:r>
-        <w:rPr>
-          <w:rFonts w:ascii="Consolas" w:eastAsia="Times New Roman" w:hAnsi="Consolas" w:cs="Times New Roman"/>
-          <w:color w:val="B5CEA8"/>
-          <w:sz w:val="21"/>
-          <w:szCs w:val="21"/>
-          <w:lang w:eastAsia="en-IN"/>
-        </w:rPr>
-        <w:t>1</w:t>
-      </w:r>
-      <w:r>
-        <w:rPr>
-          <w:rFonts w:ascii="Consolas" w:eastAsia="Times New Roman" w:hAnsi="Consolas" w:cs="Times New Roman"/>
-          <w:color w:val="CCCCCC"/>
-          <w:sz w:val="21"/>
-          <w:szCs w:val="21"/>
-          <w:lang w:eastAsia="en-IN"/>
-        </w:rPr>
-        <w:t>, n</w:t>
-      </w:r>
-      <w:r>
-        <w:rPr>
-          <w:rFonts w:ascii="Consolas" w:eastAsia="Times New Roman" w:hAnsi="Consolas" w:cs="Times New Roman"/>
-          <w:color w:val="D4D4D4"/>
-          <w:sz w:val="21"/>
-          <w:szCs w:val="21"/>
-          <w:lang w:eastAsia="en-IN"/>
-        </w:rPr>
-        <w:t>-</w:t>
-      </w:r>
-      <w:r>
-        <w:rPr>
-          <w:rFonts w:ascii="Consolas" w:eastAsia="Times New Roman" w:hAnsi="Consolas" w:cs="Times New Roman"/>
-          <w:color w:val="B5CEA8"/>
-          <w:sz w:val="21"/>
-          <w:szCs w:val="21"/>
-          <w:lang w:eastAsia="en-IN"/>
-        </w:rPr>
-        <w:t>2</w:t>
-      </w:r>
-      <w:r>
-        <w:rPr>
-          <w:rFonts w:ascii="Consolas" w:eastAsia="Times New Roman" w:hAnsi="Consolas" w:cs="Times New Roman"/>
-          <w:color w:val="CCCCCC"/>
-          <w:sz w:val="21"/>
-          <w:szCs w:val="21"/>
-          <w:lang w:eastAsia="en-IN"/>
-        </w:rPr>
-        <w:t xml:space="preserve"> </w:t>
-      </w:r>
-      <w:r>
-        <w:rPr>
-          <w:rFonts w:ascii="Consolas" w:eastAsia="Times New Roman" w:hAnsi="Consolas" w:cs="Times New Roman"/>
-          <w:color w:val="6A9955"/>
-          <w:sz w:val="21"/>
-          <w:szCs w:val="21"/>
-          <w:lang w:eastAsia="en-IN"/>
-        </w:rPr>
-        <w:t>#after ignoring corner values</w:t>
-      </w:r>
-    </w:p>
-    <w:p>
-      <w:pPr>
-        <w:shd w:val="clear" w:color="auto" w:fill="1F1F1F"/>
-        <w:spacing w:after="0" w:line="285" w:lineRule="atLeast"/>
-        <w:rPr>
-          <w:rFonts w:ascii="Consolas" w:eastAsia="Times New Roman" w:hAnsi="Consolas" w:cs="Times New Roman"/>
-          <w:color w:val="CCCCCC"/>
-          <w:sz w:val="21"/>
-          <w:szCs w:val="21"/>
-          <w:lang w:eastAsia="en-IN"/>
-        </w:rPr>
-      </w:pPr>
-      <w:r>
-        <w:rPr>
-          <w:rFonts w:ascii="Consolas" w:eastAsia="Times New Roman" w:hAnsi="Consolas" w:cs="Times New Roman"/>
-          <w:color w:val="CCCCCC"/>
-          <w:sz w:val="21"/>
-          <w:szCs w:val="21"/>
-          <w:lang w:eastAsia="en-IN"/>
-        </w:rPr>
-        <w:t xml:space="preserve">        </w:t>
-      </w:r>
-    </w:p>
-    <w:p>
-      <w:pPr>
-        <w:shd w:val="clear" w:color="auto" w:fill="1F1F1F"/>
-        <w:spacing w:after="0" w:line="285" w:lineRule="atLeast"/>
-        <w:rPr>
-          <w:rFonts w:ascii="Consolas" w:eastAsia="Times New Roman" w:hAnsi="Consolas" w:cs="Times New Roman"/>
-          <w:color w:val="CCCCCC"/>
-          <w:sz w:val="21"/>
-          <w:szCs w:val="21"/>
-          <w:lang w:eastAsia="en-IN"/>
-        </w:rPr>
-      </w:pPr>
-      <w:r>
-        <w:rPr>
-          <w:rFonts w:ascii="Consolas" w:eastAsia="Times New Roman" w:hAnsi="Consolas" w:cs="Times New Roman"/>
-          <w:color w:val="CCCCCC"/>
-          <w:sz w:val="21"/>
-          <w:szCs w:val="21"/>
-          <w:lang w:eastAsia="en-IN"/>
-        </w:rPr>
-        <w:t xml:space="preserve">        </w:t>
-      </w:r>
-      <w:proofErr w:type="gramStart"/>
-      <w:r>
-        <w:rPr>
-          <w:rFonts w:ascii="Consolas" w:eastAsia="Times New Roman" w:hAnsi="Consolas" w:cs="Times New Roman"/>
-          <w:color w:val="C586C0"/>
-          <w:sz w:val="21"/>
-          <w:szCs w:val="21"/>
-          <w:lang w:eastAsia="en-IN"/>
-        </w:rPr>
-        <w:t>while</w:t>
-      </w:r>
-      <w:proofErr w:type="gramEnd"/>
-      <w:r>
-        <w:rPr>
-          <w:rFonts w:ascii="Consolas" w:eastAsia="Times New Roman" w:hAnsi="Consolas" w:cs="Times New Roman"/>
-          <w:color w:val="CCCCCC"/>
-          <w:sz w:val="21"/>
-          <w:szCs w:val="21"/>
-          <w:lang w:eastAsia="en-IN"/>
-        </w:rPr>
-        <w:t xml:space="preserve"> left </w:t>
-      </w:r>
-      <w:r>
-        <w:rPr>
-          <w:rFonts w:ascii="Consolas" w:eastAsia="Times New Roman" w:hAnsi="Consolas" w:cs="Times New Roman"/>
-          <w:color w:val="D4D4D4"/>
-          <w:sz w:val="21"/>
-          <w:szCs w:val="21"/>
-          <w:lang w:eastAsia="en-IN"/>
-        </w:rPr>
-        <w:t>&lt;=</w:t>
-      </w:r>
-      <w:r>
-        <w:rPr>
-          <w:rFonts w:ascii="Consolas" w:eastAsia="Times New Roman" w:hAnsi="Consolas" w:cs="Times New Roman"/>
-          <w:color w:val="CCCCCC"/>
-          <w:sz w:val="21"/>
-          <w:szCs w:val="21"/>
-          <w:lang w:eastAsia="en-IN"/>
-        </w:rPr>
-        <w:t xml:space="preserve"> right:</w:t>
-      </w:r>
-    </w:p>
-    <w:p>
-      <w:pPr>
-        <w:shd w:val="clear" w:color="auto" w:fill="1F1F1F"/>
-        <w:spacing w:after="0" w:line="285" w:lineRule="atLeast"/>
-        <w:rPr>
-          <w:rFonts w:ascii="Consolas" w:eastAsia="Times New Roman" w:hAnsi="Consolas" w:cs="Times New Roman"/>
-          <w:color w:val="CCCCCC"/>
-          <w:sz w:val="21"/>
-          <w:szCs w:val="21"/>
-          <w:lang w:eastAsia="en-IN"/>
-        </w:rPr>
-      </w:pPr>
-      <w:r>
-        <w:rPr>
-          <w:rFonts w:ascii="Consolas" w:eastAsia="Times New Roman" w:hAnsi="Consolas" w:cs="Times New Roman"/>
-          <w:color w:val="CCCCCC"/>
-          <w:sz w:val="21"/>
-          <w:szCs w:val="21"/>
-          <w:lang w:eastAsia="en-IN"/>
-        </w:rPr>
-        <w:t xml:space="preserve">            </w:t>
-      </w:r>
-      <w:proofErr w:type="gramStart"/>
-      <w:r>
-        <w:rPr>
-          <w:rFonts w:ascii="Consolas" w:eastAsia="Times New Roman" w:hAnsi="Consolas" w:cs="Times New Roman"/>
-          <w:color w:val="CCCCCC"/>
-          <w:sz w:val="21"/>
-          <w:szCs w:val="21"/>
-          <w:lang w:eastAsia="en-IN"/>
-        </w:rPr>
-        <w:t>mid</w:t>
-      </w:r>
-      <w:proofErr w:type="gramEnd"/>
-      <w:r>
-        <w:rPr>
-          <w:rFonts w:ascii="Consolas" w:eastAsia="Times New Roman" w:hAnsi="Consolas" w:cs="Times New Roman"/>
-          <w:color w:val="CCCCCC"/>
-          <w:sz w:val="21"/>
-          <w:szCs w:val="21"/>
-          <w:lang w:eastAsia="en-IN"/>
-        </w:rPr>
-        <w:t xml:space="preserve"> </w:t>
-      </w:r>
-      <w:r>
-        <w:rPr>
-          <w:rFonts w:ascii="Consolas" w:eastAsia="Times New Roman" w:hAnsi="Consolas" w:cs="Times New Roman"/>
-          <w:color w:val="D4D4D4"/>
-          <w:sz w:val="21"/>
-          <w:szCs w:val="21"/>
-          <w:lang w:eastAsia="en-IN"/>
-        </w:rPr>
-        <w:t>=</w:t>
-      </w:r>
-      <w:r>
-        <w:rPr>
-          <w:rFonts w:ascii="Consolas" w:eastAsia="Times New Roman" w:hAnsi="Consolas" w:cs="Times New Roman"/>
-          <w:color w:val="CCCCCC"/>
-          <w:sz w:val="21"/>
-          <w:szCs w:val="21"/>
-          <w:lang w:eastAsia="en-IN"/>
-        </w:rPr>
-        <w:t xml:space="preserve"> (left </w:t>
-      </w:r>
-      <w:r>
-        <w:rPr>
-          <w:rFonts w:ascii="Consolas" w:eastAsia="Times New Roman" w:hAnsi="Consolas" w:cs="Times New Roman"/>
-          <w:color w:val="D4D4D4"/>
-          <w:sz w:val="21"/>
-          <w:szCs w:val="21"/>
-          <w:lang w:eastAsia="en-IN"/>
-        </w:rPr>
-        <w:t>+</w:t>
-      </w:r>
-      <w:r>
-        <w:rPr>
-          <w:rFonts w:ascii="Consolas" w:eastAsia="Times New Roman" w:hAnsi="Consolas" w:cs="Times New Roman"/>
-          <w:color w:val="CCCCCC"/>
-          <w:sz w:val="21"/>
-          <w:szCs w:val="21"/>
-          <w:lang w:eastAsia="en-IN"/>
-        </w:rPr>
-        <w:t xml:space="preserve"> right) </w:t>
-      </w:r>
-      <w:r>
-        <w:rPr>
-          <w:rFonts w:ascii="Consolas" w:eastAsia="Times New Roman" w:hAnsi="Consolas" w:cs="Times New Roman"/>
-          <w:color w:val="D4D4D4"/>
-          <w:sz w:val="21"/>
-          <w:szCs w:val="21"/>
-          <w:lang w:eastAsia="en-IN"/>
-        </w:rPr>
-        <w:t>//</w:t>
-      </w:r>
-      <w:r>
-        <w:rPr>
-          <w:rFonts w:ascii="Consolas" w:eastAsia="Times New Roman" w:hAnsi="Consolas" w:cs="Times New Roman"/>
-          <w:color w:val="CCCCCC"/>
-          <w:sz w:val="21"/>
-          <w:szCs w:val="21"/>
-          <w:lang w:eastAsia="en-IN"/>
-        </w:rPr>
-        <w:t xml:space="preserve"> </w:t>
-      </w:r>
-      <w:r>
-        <w:rPr>
-          <w:rFonts w:ascii="Consolas" w:eastAsia="Times New Roman" w:hAnsi="Consolas" w:cs="Times New Roman"/>
-          <w:color w:val="B5CEA8"/>
-          <w:sz w:val="21"/>
-          <w:szCs w:val="21"/>
-          <w:lang w:eastAsia="en-IN"/>
-        </w:rPr>
-        <w:t>2</w:t>
-      </w:r>
-    </w:p>
-    <w:p>
-      <w:pPr>
-        <w:shd w:val="clear" w:color="auto" w:fill="1F1F1F"/>
-        <w:spacing w:after="0" w:line="285" w:lineRule="atLeast"/>
-        <w:rPr>
-          <w:rFonts w:ascii="Consolas" w:eastAsia="Times New Roman" w:hAnsi="Consolas" w:cs="Times New Roman"/>
-          <w:color w:val="CCCCCC"/>
-          <w:sz w:val="21"/>
-          <w:szCs w:val="21"/>
-          <w:lang w:eastAsia="en-IN"/>
-        </w:rPr>
-      </w:pPr>
-      <w:r>
-        <w:rPr>
-          <w:rFonts w:ascii="Consolas" w:eastAsia="Times New Roman" w:hAnsi="Consolas" w:cs="Times New Roman"/>
-          <w:color w:val="CCCCCC"/>
-          <w:sz w:val="21"/>
-          <w:szCs w:val="21"/>
-          <w:lang w:eastAsia="en-IN"/>
-        </w:rPr>
-        <w:t xml:space="preserve">            </w:t>
-      </w:r>
-    </w:p>
-    <w:p>
-      <w:pPr>
-        <w:shd w:val="clear" w:color="auto" w:fill="1F1F1F"/>
-        <w:spacing w:after="0" w:line="285" w:lineRule="atLeast"/>
-        <w:rPr>
-          <w:rFonts w:ascii="Consolas" w:eastAsia="Times New Roman" w:hAnsi="Consolas" w:cs="Times New Roman"/>
-          <w:color w:val="CCCCCC"/>
-          <w:sz w:val="21"/>
-          <w:szCs w:val="21"/>
-          <w:lang w:eastAsia="en-IN"/>
-        </w:rPr>
-      </w:pPr>
-      <w:r>
-        <w:rPr>
-          <w:rFonts w:ascii="Consolas" w:eastAsia="Times New Roman" w:hAnsi="Consolas" w:cs="Times New Roman"/>
-          <w:color w:val="CCCCCC"/>
-          <w:sz w:val="21"/>
-          <w:szCs w:val="21"/>
-          <w:lang w:eastAsia="en-IN"/>
-        </w:rPr>
-        <w:t xml:space="preserve">            </w:t>
-      </w:r>
-      <w:proofErr w:type="gramStart"/>
-      <w:r>
-        <w:rPr>
-          <w:rFonts w:ascii="Consolas" w:eastAsia="Times New Roman" w:hAnsi="Consolas" w:cs="Times New Roman"/>
-          <w:color w:val="C586C0"/>
-          <w:sz w:val="21"/>
-          <w:szCs w:val="21"/>
-          <w:lang w:eastAsia="en-IN"/>
-        </w:rPr>
-        <w:t>if</w:t>
-      </w:r>
-      <w:proofErr w:type="gramEnd"/>
-      <w:r>
-        <w:rPr>
-          <w:rFonts w:ascii="Consolas" w:eastAsia="Times New Roman" w:hAnsi="Consolas" w:cs="Times New Roman"/>
-          <w:color w:val="CCCCCC"/>
-          <w:sz w:val="21"/>
-          <w:szCs w:val="21"/>
-          <w:lang w:eastAsia="en-IN"/>
-        </w:rPr>
-        <w:t xml:space="preserve"> </w:t>
-      </w:r>
-      <w:proofErr w:type="spellStart"/>
-      <w:r>
-        <w:rPr>
-          <w:rFonts w:ascii="Consolas" w:eastAsia="Times New Roman" w:hAnsi="Consolas" w:cs="Times New Roman"/>
-          <w:color w:val="CCCCCC"/>
-          <w:sz w:val="21"/>
-          <w:szCs w:val="21"/>
-          <w:lang w:eastAsia="en-IN"/>
-        </w:rPr>
-        <w:t>nums</w:t>
-      </w:r>
-      <w:proofErr w:type="spellEnd"/>
-      <w:r>
-        <w:rPr>
-          <w:rFonts w:ascii="Consolas" w:eastAsia="Times New Roman" w:hAnsi="Consolas" w:cs="Times New Roman"/>
-          <w:color w:val="CCCCCC"/>
-          <w:sz w:val="21"/>
-          <w:szCs w:val="21"/>
-          <w:lang w:eastAsia="en-IN"/>
-        </w:rPr>
-        <w:t xml:space="preserve">[mid] </w:t>
-      </w:r>
-      <w:r>
-        <w:rPr>
-          <w:rFonts w:ascii="Consolas" w:eastAsia="Times New Roman" w:hAnsi="Consolas" w:cs="Times New Roman"/>
-          <w:color w:val="D4D4D4"/>
-          <w:sz w:val="21"/>
-          <w:szCs w:val="21"/>
-          <w:lang w:eastAsia="en-IN"/>
-        </w:rPr>
-        <w:t>&gt;</w:t>
-      </w:r>
-      <w:r>
-        <w:rPr>
-          <w:rFonts w:ascii="Consolas" w:eastAsia="Times New Roman" w:hAnsi="Consolas" w:cs="Times New Roman"/>
-          <w:color w:val="CCCCCC"/>
-          <w:sz w:val="21"/>
-          <w:szCs w:val="21"/>
-          <w:lang w:eastAsia="en-IN"/>
-        </w:rPr>
-        <w:t xml:space="preserve"> </w:t>
-      </w:r>
-      <w:proofErr w:type="spellStart"/>
-      <w:r>
-        <w:rPr>
-          <w:rFonts w:ascii="Consolas" w:eastAsia="Times New Roman" w:hAnsi="Consolas" w:cs="Times New Roman"/>
-          <w:color w:val="CCCCCC"/>
-          <w:sz w:val="21"/>
-          <w:szCs w:val="21"/>
-          <w:lang w:eastAsia="en-IN"/>
-        </w:rPr>
-        <w:t>nums</w:t>
-      </w:r>
-      <w:proofErr w:type="spellEnd"/>
-      <w:r>
-        <w:rPr>
-          <w:rFonts w:ascii="Consolas" w:eastAsia="Times New Roman" w:hAnsi="Consolas" w:cs="Times New Roman"/>
-          <w:color w:val="CCCCCC"/>
-          <w:sz w:val="21"/>
-          <w:szCs w:val="21"/>
-          <w:lang w:eastAsia="en-IN"/>
-        </w:rPr>
-        <w:t>[mid</w:t>
-      </w:r>
-      <w:r>
-        <w:rPr>
-          <w:rFonts w:ascii="Consolas" w:eastAsia="Times New Roman" w:hAnsi="Consolas" w:cs="Times New Roman"/>
-          <w:color w:val="D4D4D4"/>
-          <w:sz w:val="21"/>
-          <w:szCs w:val="21"/>
-          <w:lang w:eastAsia="en-IN"/>
-        </w:rPr>
-        <w:t>-</w:t>
-      </w:r>
-      <w:r>
-        <w:rPr>
-          <w:rFonts w:ascii="Consolas" w:eastAsia="Times New Roman" w:hAnsi="Consolas" w:cs="Times New Roman"/>
-          <w:color w:val="B5CEA8"/>
-          <w:sz w:val="21"/>
-          <w:szCs w:val="21"/>
-          <w:lang w:eastAsia="en-IN"/>
-        </w:rPr>
-        <w:t>1</w:t>
-      </w:r>
-      <w:r>
-        <w:rPr>
-          <w:rFonts w:ascii="Consolas" w:eastAsia="Times New Roman" w:hAnsi="Consolas" w:cs="Times New Roman"/>
-          <w:color w:val="CCCCCC"/>
-          <w:sz w:val="21"/>
-          <w:szCs w:val="21"/>
-          <w:lang w:eastAsia="en-IN"/>
-        </w:rPr>
-        <w:t xml:space="preserve">] </w:t>
-      </w:r>
-      <w:r>
-        <w:rPr>
-          <w:rFonts w:ascii="Consolas" w:eastAsia="Times New Roman" w:hAnsi="Consolas" w:cs="Times New Roman"/>
-          <w:color w:val="569CD6"/>
-          <w:sz w:val="21"/>
-          <w:szCs w:val="21"/>
-          <w:lang w:eastAsia="en-IN"/>
-        </w:rPr>
-        <w:t>and</w:t>
-      </w:r>
-      <w:r>
-        <w:rPr>
-          <w:rFonts w:ascii="Consolas" w:eastAsia="Times New Roman" w:hAnsi="Consolas" w:cs="Times New Roman"/>
-          <w:color w:val="CCCCCC"/>
-          <w:sz w:val="21"/>
-          <w:szCs w:val="21"/>
-          <w:lang w:eastAsia="en-IN"/>
-        </w:rPr>
-        <w:t xml:space="preserve"> </w:t>
-      </w:r>
-      <w:proofErr w:type="spellStart"/>
-      <w:r>
-        <w:rPr>
-          <w:rFonts w:ascii="Consolas" w:eastAsia="Times New Roman" w:hAnsi="Consolas" w:cs="Times New Roman"/>
-          <w:color w:val="CCCCCC"/>
-          <w:sz w:val="21"/>
-          <w:szCs w:val="21"/>
-          <w:lang w:eastAsia="en-IN"/>
-        </w:rPr>
-        <w:t>nums</w:t>
-      </w:r>
-      <w:proofErr w:type="spellEnd"/>
-      <w:r>
-        <w:rPr>
-          <w:rFonts w:ascii="Consolas" w:eastAsia="Times New Roman" w:hAnsi="Consolas" w:cs="Times New Roman"/>
-          <w:color w:val="CCCCCC"/>
-          <w:sz w:val="21"/>
-          <w:szCs w:val="21"/>
-          <w:lang w:eastAsia="en-IN"/>
-        </w:rPr>
-        <w:t xml:space="preserve">[mid] </w:t>
-      </w:r>
-      <w:r>
-        <w:rPr>
-          <w:rFonts w:ascii="Consolas" w:eastAsia="Times New Roman" w:hAnsi="Consolas" w:cs="Times New Roman"/>
-          <w:color w:val="D4D4D4"/>
-          <w:sz w:val="21"/>
-          <w:szCs w:val="21"/>
-          <w:lang w:eastAsia="en-IN"/>
-        </w:rPr>
-        <w:t>&gt;</w:t>
-      </w:r>
-      <w:r>
-        <w:rPr>
-          <w:rFonts w:ascii="Consolas" w:eastAsia="Times New Roman" w:hAnsi="Consolas" w:cs="Times New Roman"/>
-          <w:color w:val="CCCCCC"/>
-          <w:sz w:val="21"/>
-          <w:szCs w:val="21"/>
-          <w:lang w:eastAsia="en-IN"/>
-        </w:rPr>
-        <w:t xml:space="preserve"> </w:t>
-      </w:r>
-      <w:proofErr w:type="spellStart"/>
-      <w:r>
-        <w:rPr>
-          <w:rFonts w:ascii="Consolas" w:eastAsia="Times New Roman" w:hAnsi="Consolas" w:cs="Times New Roman"/>
-          <w:color w:val="CCCCCC"/>
-          <w:sz w:val="21"/>
-          <w:szCs w:val="21"/>
-          <w:lang w:eastAsia="en-IN"/>
-        </w:rPr>
-        <w:t>nums</w:t>
-      </w:r>
-      <w:proofErr w:type="spellEnd"/>
-      <w:r>
-        <w:rPr>
-          <w:rFonts w:ascii="Consolas" w:eastAsia="Times New Roman" w:hAnsi="Consolas" w:cs="Times New Roman"/>
-          <w:color w:val="CCCCCC"/>
-          <w:sz w:val="21"/>
-          <w:szCs w:val="21"/>
-          <w:lang w:eastAsia="en-IN"/>
-        </w:rPr>
-        <w:t>[mid</w:t>
-      </w:r>
-      <w:r>
-        <w:rPr>
-          <w:rFonts w:ascii="Consolas" w:eastAsia="Times New Roman" w:hAnsi="Consolas" w:cs="Times New Roman"/>
-          <w:color w:val="D4D4D4"/>
-          <w:sz w:val="21"/>
-          <w:szCs w:val="21"/>
-          <w:lang w:eastAsia="en-IN"/>
-        </w:rPr>
-        <w:t>+</w:t>
-      </w:r>
-      <w:r>
-        <w:rPr>
-          <w:rFonts w:ascii="Consolas" w:eastAsia="Times New Roman" w:hAnsi="Consolas" w:cs="Times New Roman"/>
-          <w:color w:val="B5CEA8"/>
-          <w:sz w:val="21"/>
-          <w:szCs w:val="21"/>
-          <w:lang w:eastAsia="en-IN"/>
-        </w:rPr>
-        <w:t>1</w:t>
-      </w:r>
-      <w:r>
-        <w:rPr>
-          <w:rFonts w:ascii="Consolas" w:eastAsia="Times New Roman" w:hAnsi="Consolas" w:cs="Times New Roman"/>
-          <w:color w:val="CCCCCC"/>
-          <w:sz w:val="21"/>
-          <w:szCs w:val="21"/>
-          <w:lang w:eastAsia="en-IN"/>
-        </w:rPr>
-        <w:t>]:</w:t>
-      </w:r>
-    </w:p>
-    <w:p>
-      <w:pPr>
-        <w:shd w:val="clear" w:color="auto" w:fill="1F1F1F"/>
-        <w:spacing w:after="0" w:line="285" w:lineRule="atLeast"/>
-        <w:rPr>
-          <w:rFonts w:ascii="Consolas" w:eastAsia="Times New Roman" w:hAnsi="Consolas" w:cs="Times New Roman"/>
-          <w:color w:val="CCCCCC"/>
-          <w:sz w:val="21"/>
-          <w:szCs w:val="21"/>
-          <w:lang w:eastAsia="en-IN"/>
-        </w:rPr>
-      </w:pPr>
-      <w:r>
-        <w:rPr>
-          <w:rFonts w:ascii="Consolas" w:eastAsia="Times New Roman" w:hAnsi="Consolas" w:cs="Times New Roman"/>
-          <w:color w:val="CCCCCC"/>
-          <w:sz w:val="21"/>
-          <w:szCs w:val="21"/>
-          <w:lang w:eastAsia="en-IN"/>
-        </w:rPr>
-        <w:t xml:space="preserve">                </w:t>
-      </w:r>
-      <w:proofErr w:type="gramStart"/>
-      <w:r>
-        <w:rPr>
-          <w:rFonts w:ascii="Consolas" w:eastAsia="Times New Roman" w:hAnsi="Consolas" w:cs="Times New Roman"/>
-          <w:color w:val="C586C0"/>
-          <w:sz w:val="21"/>
-          <w:szCs w:val="21"/>
-          <w:lang w:eastAsia="en-IN"/>
-        </w:rPr>
-        <w:t>return</w:t>
-      </w:r>
-      <w:proofErr w:type="gramEnd"/>
-      <w:r>
-        <w:rPr>
-          <w:rFonts w:ascii="Consolas" w:eastAsia="Times New Roman" w:hAnsi="Consolas" w:cs="Times New Roman"/>
-          <w:color w:val="CCCCCC"/>
-          <w:sz w:val="21"/>
-          <w:szCs w:val="21"/>
-          <w:lang w:eastAsia="en-IN"/>
-        </w:rPr>
-        <w:t xml:space="preserve"> mid</w:t>
-      </w:r>
-    </w:p>
-    <w:p>
-      <w:pPr>
-        <w:shd w:val="clear" w:color="auto" w:fill="1F1F1F"/>
-        <w:spacing w:after="0" w:line="285" w:lineRule="atLeast"/>
-        <w:rPr>
-          <w:rFonts w:ascii="Consolas" w:eastAsia="Times New Roman" w:hAnsi="Consolas" w:cs="Times New Roman"/>
-          <w:color w:val="CCCCCC"/>
-          <w:sz w:val="21"/>
-          <w:szCs w:val="21"/>
-          <w:lang w:eastAsia="en-IN"/>
-        </w:rPr>
-      </w:pPr>
-      <w:r>
-        <w:rPr>
-          <w:rFonts w:ascii="Consolas" w:eastAsia="Times New Roman" w:hAnsi="Consolas" w:cs="Times New Roman"/>
-          <w:color w:val="CCCCCC"/>
-          <w:sz w:val="21"/>
-          <w:szCs w:val="21"/>
-          <w:lang w:eastAsia="en-IN"/>
-        </w:rPr>
-        <w:t xml:space="preserve">            </w:t>
-      </w:r>
-      <w:r>
-        <w:rPr>
-          <w:rFonts w:ascii="Consolas" w:eastAsia="Times New Roman" w:hAnsi="Consolas" w:cs="Times New Roman"/>
-          <w:color w:val="6A9955"/>
-          <w:sz w:val="21"/>
-          <w:szCs w:val="21"/>
-          <w:lang w:eastAsia="en-IN"/>
-        </w:rPr>
-        <w:t>#larger values lie in left, so iterate that half</w:t>
-      </w:r>
-    </w:p>
-    <w:p>
-      <w:pPr>
-        <w:shd w:val="clear" w:color="auto" w:fill="1F1F1F"/>
-        <w:spacing w:after="0" w:line="285" w:lineRule="atLeast"/>
-        <w:rPr>
-          <w:rFonts w:ascii="Consolas" w:eastAsia="Times New Roman" w:hAnsi="Consolas" w:cs="Times New Roman"/>
-          <w:color w:val="CCCCCC"/>
-          <w:sz w:val="21"/>
-          <w:szCs w:val="21"/>
-          <w:lang w:eastAsia="en-IN"/>
-        </w:rPr>
-      </w:pPr>
-      <w:r>
-        <w:rPr>
-          <w:rFonts w:ascii="Consolas" w:eastAsia="Times New Roman" w:hAnsi="Consolas" w:cs="Times New Roman"/>
-          <w:color w:val="CCCCCC"/>
-          <w:sz w:val="21"/>
-          <w:szCs w:val="21"/>
-          <w:lang w:eastAsia="en-IN"/>
-        </w:rPr>
-        <w:t xml:space="preserve">            </w:t>
-      </w:r>
-      <w:proofErr w:type="spellStart"/>
-      <w:proofErr w:type="gramStart"/>
-      <w:r>
-        <w:rPr>
-          <w:rFonts w:ascii="Consolas" w:eastAsia="Times New Roman" w:hAnsi="Consolas" w:cs="Times New Roman"/>
-          <w:color w:val="C586C0"/>
-          <w:sz w:val="21"/>
-          <w:szCs w:val="21"/>
-          <w:lang w:eastAsia="en-IN"/>
-        </w:rPr>
-        <w:t>elif</w:t>
-      </w:r>
-      <w:proofErr w:type="spellEnd"/>
-      <w:proofErr w:type="gramEnd"/>
-      <w:r>
-        <w:rPr>
-          <w:rFonts w:ascii="Consolas" w:eastAsia="Times New Roman" w:hAnsi="Consolas" w:cs="Times New Roman"/>
-          <w:color w:val="CCCCCC"/>
-          <w:sz w:val="21"/>
-          <w:szCs w:val="21"/>
-          <w:lang w:eastAsia="en-IN"/>
-        </w:rPr>
-        <w:t xml:space="preserve"> </w:t>
-      </w:r>
-      <w:proofErr w:type="spellStart"/>
-      <w:r>
-        <w:rPr>
-          <w:rFonts w:ascii="Consolas" w:eastAsia="Times New Roman" w:hAnsi="Consolas" w:cs="Times New Roman"/>
-          <w:color w:val="CCCCCC"/>
-          <w:sz w:val="21"/>
-          <w:szCs w:val="21"/>
-          <w:lang w:eastAsia="en-IN"/>
-        </w:rPr>
-        <w:t>nums</w:t>
-      </w:r>
-      <w:proofErr w:type="spellEnd"/>
-      <w:r>
-        <w:rPr>
-          <w:rFonts w:ascii="Consolas" w:eastAsia="Times New Roman" w:hAnsi="Consolas" w:cs="Times New Roman"/>
-          <w:color w:val="CCCCCC"/>
-          <w:sz w:val="21"/>
-          <w:szCs w:val="21"/>
-          <w:lang w:eastAsia="en-IN"/>
-        </w:rPr>
-        <w:t xml:space="preserve">[mid] </w:t>
-      </w:r>
-      <w:r>
-        <w:rPr>
-          <w:rFonts w:ascii="Consolas" w:eastAsia="Times New Roman" w:hAnsi="Consolas" w:cs="Times New Roman"/>
-          <w:color w:val="D4D4D4"/>
-          <w:sz w:val="21"/>
-          <w:szCs w:val="21"/>
-          <w:lang w:eastAsia="en-IN"/>
-        </w:rPr>
-        <w:t>&lt;</w:t>
-      </w:r>
-      <w:r>
-        <w:rPr>
-          <w:rFonts w:ascii="Consolas" w:eastAsia="Times New Roman" w:hAnsi="Consolas" w:cs="Times New Roman"/>
-          <w:color w:val="CCCCCC"/>
-          <w:sz w:val="21"/>
-          <w:szCs w:val="21"/>
-          <w:lang w:eastAsia="en-IN"/>
-        </w:rPr>
-        <w:t xml:space="preserve"> </w:t>
-      </w:r>
-      <w:proofErr w:type="spellStart"/>
-      <w:r>
-        <w:rPr>
-          <w:rFonts w:ascii="Consolas" w:eastAsia="Times New Roman" w:hAnsi="Consolas" w:cs="Times New Roman"/>
-          <w:color w:val="CCCCCC"/>
-          <w:sz w:val="21"/>
-          <w:szCs w:val="21"/>
-          <w:lang w:eastAsia="en-IN"/>
-        </w:rPr>
-        <w:t>nums</w:t>
-      </w:r>
-      <w:proofErr w:type="spellEnd"/>
-      <w:r>
-        <w:rPr>
-          <w:rFonts w:ascii="Consolas" w:eastAsia="Times New Roman" w:hAnsi="Consolas" w:cs="Times New Roman"/>
-          <w:color w:val="CCCCCC"/>
-          <w:sz w:val="21"/>
-          <w:szCs w:val="21"/>
-          <w:lang w:eastAsia="en-IN"/>
-        </w:rPr>
-        <w:t>[mid</w:t>
-      </w:r>
-      <w:r>
-        <w:rPr>
-          <w:rFonts w:ascii="Consolas" w:eastAsia="Times New Roman" w:hAnsi="Consolas" w:cs="Times New Roman"/>
-          <w:color w:val="D4D4D4"/>
-          <w:sz w:val="21"/>
-          <w:szCs w:val="21"/>
-          <w:lang w:eastAsia="en-IN"/>
-        </w:rPr>
-        <w:t>-</w:t>
-      </w:r>
-      <w:r>
-        <w:rPr>
-          <w:rFonts w:ascii="Consolas" w:eastAsia="Times New Roman" w:hAnsi="Consolas" w:cs="Times New Roman"/>
-          <w:color w:val="B5CEA8"/>
-          <w:sz w:val="21"/>
-          <w:szCs w:val="21"/>
-          <w:lang w:eastAsia="en-IN"/>
-        </w:rPr>
-        <w:t>1</w:t>
-      </w:r>
-      <w:r>
-        <w:rPr>
-          <w:rFonts w:ascii="Consolas" w:eastAsia="Times New Roman" w:hAnsi="Consolas" w:cs="Times New Roman"/>
-          <w:color w:val="CCCCCC"/>
-          <w:sz w:val="21"/>
-          <w:szCs w:val="21"/>
-          <w:lang w:eastAsia="en-IN"/>
-        </w:rPr>
-        <w:t>]:  </w:t>
-      </w:r>
-    </w:p>
-    <w:p>
-      <w:pPr>
-        <w:shd w:val="clear" w:color="auto" w:fill="1F1F1F"/>
-        <w:spacing w:after="0" w:line="285" w:lineRule="atLeast"/>
-        <w:rPr>
-          <w:rFonts w:ascii="Consolas" w:eastAsia="Times New Roman" w:hAnsi="Consolas" w:cs="Times New Roman"/>
-          <w:color w:val="CCCCCC"/>
-          <w:sz w:val="21"/>
-          <w:szCs w:val="21"/>
-          <w:lang w:eastAsia="en-IN"/>
-        </w:rPr>
-      </w:pPr>
-      <w:r>
-        <w:rPr>
-          <w:rFonts w:ascii="Consolas" w:eastAsia="Times New Roman" w:hAnsi="Consolas" w:cs="Times New Roman"/>
-          <w:color w:val="CCCCCC"/>
-          <w:sz w:val="21"/>
-          <w:szCs w:val="21"/>
-          <w:lang w:eastAsia="en-IN"/>
-        </w:rPr>
-        <w:t xml:space="preserve">                </w:t>
-      </w:r>
-      <w:proofErr w:type="gramStart"/>
-      <w:r>
-        <w:rPr>
-          <w:rFonts w:ascii="Consolas" w:eastAsia="Times New Roman" w:hAnsi="Consolas" w:cs="Times New Roman"/>
-          <w:color w:val="CCCCCC"/>
-          <w:sz w:val="21"/>
-          <w:szCs w:val="21"/>
-          <w:lang w:eastAsia="en-IN"/>
-        </w:rPr>
-        <w:t>right</w:t>
-      </w:r>
-      <w:proofErr w:type="gramEnd"/>
-      <w:r>
-        <w:rPr>
-          <w:rFonts w:ascii="Consolas" w:eastAsia="Times New Roman" w:hAnsi="Consolas" w:cs="Times New Roman"/>
-          <w:color w:val="CCCCCC"/>
-          <w:sz w:val="21"/>
-          <w:szCs w:val="21"/>
-          <w:lang w:eastAsia="en-IN"/>
-        </w:rPr>
-        <w:t xml:space="preserve"> </w:t>
-      </w:r>
-      <w:r>
-        <w:rPr>
-          <w:rFonts w:ascii="Consolas" w:eastAsia="Times New Roman" w:hAnsi="Consolas" w:cs="Times New Roman"/>
-          <w:color w:val="D4D4D4"/>
-          <w:sz w:val="21"/>
-          <w:szCs w:val="21"/>
-          <w:lang w:eastAsia="en-IN"/>
-        </w:rPr>
-        <w:t>=</w:t>
-      </w:r>
-      <w:r>
-        <w:rPr>
-          <w:rFonts w:ascii="Consolas" w:eastAsia="Times New Roman" w:hAnsi="Consolas" w:cs="Times New Roman"/>
-          <w:color w:val="CCCCCC"/>
-          <w:sz w:val="21"/>
-          <w:szCs w:val="21"/>
-          <w:lang w:eastAsia="en-IN"/>
-        </w:rPr>
-        <w:t xml:space="preserve"> mid </w:t>
-      </w:r>
-      <w:r>
-        <w:rPr>
-          <w:rFonts w:ascii="Consolas" w:eastAsia="Times New Roman" w:hAnsi="Consolas" w:cs="Times New Roman"/>
-          <w:color w:val="D4D4D4"/>
-          <w:sz w:val="21"/>
-          <w:szCs w:val="21"/>
-          <w:lang w:eastAsia="en-IN"/>
-        </w:rPr>
-        <w:t>-</w:t>
-      </w:r>
-      <w:r>
-        <w:rPr>
-          <w:rFonts w:ascii="Consolas" w:eastAsia="Times New Roman" w:hAnsi="Consolas" w:cs="Times New Roman"/>
-          <w:color w:val="CCCCCC"/>
-          <w:sz w:val="21"/>
-          <w:szCs w:val="21"/>
-          <w:lang w:eastAsia="en-IN"/>
-        </w:rPr>
-        <w:t xml:space="preserve"> </w:t>
-      </w:r>
-      <w:r>
-        <w:rPr>
-          <w:rFonts w:ascii="Consolas" w:eastAsia="Times New Roman" w:hAnsi="Consolas" w:cs="Times New Roman"/>
-          <w:color w:val="B5CEA8"/>
-          <w:sz w:val="21"/>
-          <w:szCs w:val="21"/>
-          <w:lang w:eastAsia="en-IN"/>
-        </w:rPr>
-        <w:t>1</w:t>
-      </w:r>
-    </w:p>
-    <w:p>
-      <w:pPr>
-        <w:shd w:val="clear" w:color="auto" w:fill="1F1F1F"/>
-        <w:spacing w:after="0" w:line="285" w:lineRule="atLeast"/>
-        <w:rPr>
-          <w:rFonts w:ascii="Consolas" w:eastAsia="Times New Roman" w:hAnsi="Consolas" w:cs="Times New Roman"/>
-          <w:color w:val="CCCCCC"/>
-          <w:sz w:val="21"/>
-          <w:szCs w:val="21"/>
-          <w:lang w:eastAsia="en-IN"/>
-        </w:rPr>
-      </w:pPr>
-      <w:r>
-        <w:rPr>
-          <w:rFonts w:ascii="Consolas" w:eastAsia="Times New Roman" w:hAnsi="Consolas" w:cs="Times New Roman"/>
-          <w:color w:val="CCCCCC"/>
-          <w:sz w:val="21"/>
-          <w:szCs w:val="21"/>
-          <w:lang w:eastAsia="en-IN"/>
-        </w:rPr>
-        <w:t xml:space="preserve">            </w:t>
-      </w:r>
-      <w:proofErr w:type="gramStart"/>
-      <w:r>
-        <w:rPr>
-          <w:rFonts w:ascii="Consolas" w:eastAsia="Times New Roman" w:hAnsi="Consolas" w:cs="Times New Roman"/>
-          <w:color w:val="C586C0"/>
-          <w:sz w:val="21"/>
-          <w:szCs w:val="21"/>
-          <w:lang w:eastAsia="en-IN"/>
-        </w:rPr>
-        <w:t>else</w:t>
-      </w:r>
-      <w:proofErr w:type="gramEnd"/>
-      <w:r>
-        <w:rPr>
-          <w:rFonts w:ascii="Consolas" w:eastAsia="Times New Roman" w:hAnsi="Consolas" w:cs="Times New Roman"/>
-          <w:color w:val="CCCCCC"/>
-          <w:sz w:val="21"/>
-          <w:szCs w:val="21"/>
-          <w:lang w:eastAsia="en-IN"/>
-        </w:rPr>
-        <w:t>:</w:t>
-      </w:r>
-    </w:p>
-    <w:p>
-      <w:pPr>
-        <w:shd w:val="clear" w:color="auto" w:fill="1F1F1F"/>
-        <w:spacing w:after="0" w:line="285" w:lineRule="atLeast"/>
-        <w:rPr>
-          <w:rFonts w:ascii="Consolas" w:eastAsia="Times New Roman" w:hAnsi="Consolas" w:cs="Times New Roman"/>
-          <w:color w:val="CCCCCC"/>
-          <w:sz w:val="21"/>
-          <w:szCs w:val="21"/>
-          <w:lang w:eastAsia="en-IN"/>
-        </w:rPr>
-      </w:pPr>
-      <w:r>
-        <w:rPr>
-          <w:rFonts w:ascii="Consolas" w:eastAsia="Times New Roman" w:hAnsi="Consolas" w:cs="Times New Roman"/>
-          <w:color w:val="CCCCCC"/>
-          <w:sz w:val="21"/>
-          <w:szCs w:val="21"/>
-          <w:lang w:eastAsia="en-IN"/>
-        </w:rPr>
-        <w:t xml:space="preserve">                </w:t>
-      </w:r>
-      <w:proofErr w:type="gramStart"/>
-      <w:r>
-        <w:rPr>
-          <w:rFonts w:ascii="Consolas" w:eastAsia="Times New Roman" w:hAnsi="Consolas" w:cs="Times New Roman"/>
-          <w:color w:val="CCCCCC"/>
-          <w:sz w:val="21"/>
-          <w:szCs w:val="21"/>
-          <w:lang w:eastAsia="en-IN"/>
-        </w:rPr>
-        <w:t>left</w:t>
-      </w:r>
-      <w:proofErr w:type="gramEnd"/>
-      <w:r>
-        <w:rPr>
-          <w:rFonts w:ascii="Consolas" w:eastAsia="Times New Roman" w:hAnsi="Consolas" w:cs="Times New Roman"/>
-          <w:color w:val="CCCCCC"/>
-          <w:sz w:val="21"/>
-          <w:szCs w:val="21"/>
-          <w:lang w:eastAsia="en-IN"/>
-        </w:rPr>
-        <w:t xml:space="preserve"> </w:t>
-      </w:r>
-      <w:r>
-        <w:rPr>
-          <w:rFonts w:ascii="Consolas" w:eastAsia="Times New Roman" w:hAnsi="Consolas" w:cs="Times New Roman"/>
-          <w:color w:val="D4D4D4"/>
-          <w:sz w:val="21"/>
-          <w:szCs w:val="21"/>
-          <w:lang w:eastAsia="en-IN"/>
-        </w:rPr>
-        <w:t>=</w:t>
-      </w:r>
-      <w:r>
-        <w:rPr>
-          <w:rFonts w:ascii="Consolas" w:eastAsia="Times New Roman" w:hAnsi="Consolas" w:cs="Times New Roman"/>
-          <w:color w:val="CCCCCC"/>
-          <w:sz w:val="21"/>
-          <w:szCs w:val="21"/>
-          <w:lang w:eastAsia="en-IN"/>
-        </w:rPr>
-        <w:t xml:space="preserve"> mid </w:t>
-      </w:r>
-      <w:r>
-        <w:rPr>
-          <w:rFonts w:ascii="Consolas" w:eastAsia="Times New Roman" w:hAnsi="Consolas" w:cs="Times New Roman"/>
-          <w:color w:val="D4D4D4"/>
-          <w:sz w:val="21"/>
-          <w:szCs w:val="21"/>
-          <w:lang w:eastAsia="en-IN"/>
-        </w:rPr>
-        <w:t>+</w:t>
-      </w:r>
-      <w:r>
-        <w:rPr>
-          <w:rFonts w:ascii="Consolas" w:eastAsia="Times New Roman" w:hAnsi="Consolas" w:cs="Times New Roman"/>
-          <w:color w:val="CCCCCC"/>
-          <w:sz w:val="21"/>
-          <w:szCs w:val="21"/>
-          <w:lang w:eastAsia="en-IN"/>
-        </w:rPr>
-        <w:t xml:space="preserve"> </w:t>
-      </w:r>
-      <w:r>
-        <w:rPr>
-          <w:rFonts w:ascii="Consolas" w:eastAsia="Times New Roman" w:hAnsi="Consolas" w:cs="Times New Roman"/>
-          <w:color w:val="B5CEA8"/>
-          <w:sz w:val="21"/>
-          <w:szCs w:val="21"/>
-          <w:lang w:eastAsia="en-IN"/>
-        </w:rPr>
-        <w:t>1</w:t>
-      </w:r>
-    </w:p>
-    <w:p>
-      <w:pPr>
-        <w:shd w:val="clear" w:color="auto" w:fill="1F1F1F"/>
-        <w:spacing w:after="0" w:line="285" w:lineRule="atLeast"/>
-        <w:rPr>
-          <w:rFonts w:ascii="Consolas" w:eastAsia="Times New Roman" w:hAnsi="Consolas" w:cs="Times New Roman"/>
-          <w:color w:val="CCCCCC"/>
-          <w:sz w:val="21"/>
-          <w:szCs w:val="21"/>
-          <w:lang w:eastAsia="en-IN"/>
-        </w:rPr>
-      </w:pPr>
-      <w:r>
-        <w:rPr>
-          <w:rFonts w:ascii="Consolas" w:eastAsia="Times New Roman" w:hAnsi="Consolas" w:cs="Times New Roman"/>
-          <w:color w:val="CCCCCC"/>
-          <w:sz w:val="21"/>
-          <w:szCs w:val="21"/>
-          <w:lang w:eastAsia="en-IN"/>
-        </w:rPr>
-        <w:t xml:space="preserve">        </w:t>
-      </w:r>
-    </w:p>
-    <w:p>
-      <w:pPr>
-        <w:shd w:val="clear" w:color="auto" w:fill="1F1F1F"/>
-        <w:spacing w:after="0" w:line="285" w:lineRule="atLeast"/>
-        <w:rPr>
-          <w:rFonts w:ascii="Consolas" w:eastAsia="Times New Roman" w:hAnsi="Consolas" w:cs="Times New Roman"/>
-          <w:color w:val="6A9955"/>
-          <w:sz w:val="21"/>
-          <w:szCs w:val="21"/>
-          <w:lang w:eastAsia="en-IN"/>
-        </w:rPr>
-      </w:pPr>
-      <w:r>
-        <w:rPr>
-          <w:rFonts w:ascii="Consolas" w:eastAsia="Times New Roman" w:hAnsi="Consolas" w:cs="Times New Roman"/>
-          <w:color w:val="CCCCCC"/>
-          <w:sz w:val="21"/>
-          <w:szCs w:val="21"/>
-          <w:lang w:eastAsia="en-IN"/>
-        </w:rPr>
-        <w:t xml:space="preserve">        </w:t>
-      </w:r>
-      <w:proofErr w:type="gramStart"/>
-      <w:r>
-        <w:rPr>
-          <w:rFonts w:ascii="Consolas" w:eastAsia="Times New Roman" w:hAnsi="Consolas" w:cs="Times New Roman"/>
-          <w:color w:val="C586C0"/>
-          <w:sz w:val="21"/>
-          <w:szCs w:val="21"/>
-          <w:lang w:eastAsia="en-IN"/>
-        </w:rPr>
-        <w:t>return</w:t>
-      </w:r>
-      <w:proofErr w:type="gramEnd"/>
-      <w:r>
-        <w:rPr>
-          <w:rFonts w:ascii="Consolas" w:eastAsia="Times New Roman" w:hAnsi="Consolas" w:cs="Times New Roman"/>
-          <w:color w:val="CCCCCC"/>
-          <w:sz w:val="21"/>
-          <w:szCs w:val="21"/>
-          <w:lang w:eastAsia="en-IN"/>
-        </w:rPr>
-        <w:t xml:space="preserve"> </w:t>
-      </w:r>
-      <w:r>
-        <w:rPr>
-          <w:rFonts w:ascii="Consolas" w:eastAsia="Times New Roman" w:hAnsi="Consolas" w:cs="Times New Roman"/>
-          <w:color w:val="D4D4D4"/>
-          <w:sz w:val="21"/>
-          <w:szCs w:val="21"/>
-          <w:lang w:eastAsia="en-IN"/>
-        </w:rPr>
-        <w:t>-</w:t>
-      </w:r>
-      <w:r>
-        <w:rPr>
-          <w:rFonts w:ascii="Consolas" w:eastAsia="Times New Roman" w:hAnsi="Consolas" w:cs="Times New Roman"/>
-          <w:color w:val="B5CEA8"/>
-          <w:sz w:val="21"/>
-          <w:szCs w:val="21"/>
-          <w:lang w:eastAsia="en-IN"/>
-        </w:rPr>
-        <w:t>1</w:t>
-      </w:r>
-      <w:r>
-        <w:rPr>
-          <w:rFonts w:ascii="Consolas" w:eastAsia="Times New Roman" w:hAnsi="Consolas" w:cs="Times New Roman"/>
-          <w:color w:val="CCCCCC"/>
-          <w:sz w:val="21"/>
-          <w:szCs w:val="21"/>
-          <w:lang w:eastAsia="en-IN"/>
-        </w:rPr>
-        <w:t xml:space="preserve">  </w:t>
-      </w:r>
-      <w:r>
-        <w:rPr>
-          <w:rFonts w:ascii="Consolas" w:eastAsia="Times New Roman" w:hAnsi="Consolas" w:cs="Times New Roman"/>
-          <w:color w:val="6A9955"/>
-          <w:sz w:val="21"/>
-          <w:szCs w:val="21"/>
-          <w:lang w:eastAsia="en-IN"/>
-        </w:rPr>
-        <w:t># shouldn't happen</w:t>
-      </w:r>
-    </w:p>
-    <w:p>
-      <w:pPr>
-        <w:shd w:val="clear" w:color="auto" w:fill="1F1F1F"/>
-        <w:spacing w:after="0" w:line="285" w:lineRule="atLeast"/>
-        <w:rPr>
-          <w:rFonts w:ascii="Consolas" w:eastAsia="Times New Roman" w:hAnsi="Consolas" w:cs="Times New Roman"/>
-          <w:color w:val="CCCCCC"/>
-          <w:sz w:val="21"/>
-          <w:szCs w:val="21"/>
-          <w:lang w:eastAsia="en-IN"/>
-        </w:rPr>
-      </w:pPr>
-    </w:p>
-    <w:p>
-      <w:pPr>
         <w:pStyle w:val="Header"/>
         <w:tabs>
           <w:tab w:val="clear" w:pos="4513"/>
@@ -23758,7 +21699,2002 @@
         </w:tabs>
         <w:spacing w:after="160" w:line="259" w:lineRule="auto"/>
       </w:pPr>
-      <w:r>
+    </w:p>
+    <w:p>
+      <w:pPr>
+        <w:pStyle w:val="Header"/>
+        <w:tabs>
+          <w:tab w:val="clear" w:pos="4513"/>
+          <w:tab w:val="clear" w:pos="9026"/>
+        </w:tabs>
+        <w:spacing w:after="160" w:line="259" w:lineRule="auto"/>
+      </w:pPr>
+    </w:p>
+    <w:p>
+      <w:pPr>
+        <w:pStyle w:val="Header"/>
+        <w:tabs>
+          <w:tab w:val="clear" w:pos="4513"/>
+          <w:tab w:val="clear" w:pos="9026"/>
+        </w:tabs>
+        <w:spacing w:after="160" w:line="259" w:lineRule="auto"/>
+      </w:pPr>
+    </w:p>
+    <w:p>
+      <w:pPr>
+        <w:pStyle w:val="Header"/>
+        <w:tabs>
+          <w:tab w:val="clear" w:pos="4513"/>
+          <w:tab w:val="clear" w:pos="9026"/>
+        </w:tabs>
+        <w:spacing w:after="160" w:line="259" w:lineRule="auto"/>
+      </w:pPr>
+    </w:p>
+    <w:p>
+      <w:pPr>
+        <w:pStyle w:val="Header"/>
+        <w:tabs>
+          <w:tab w:val="clear" w:pos="4513"/>
+          <w:tab w:val="clear" w:pos="9026"/>
+        </w:tabs>
+        <w:spacing w:after="160" w:line="259" w:lineRule="auto"/>
+      </w:pPr>
+    </w:p>
+    <w:p>
+      <w:pPr>
+        <w:pStyle w:val="Header"/>
+        <w:tabs>
+          <w:tab w:val="clear" w:pos="4513"/>
+          <w:tab w:val="clear" w:pos="9026"/>
+        </w:tabs>
+        <w:spacing w:after="160" w:line="259" w:lineRule="auto"/>
+      </w:pPr>
+    </w:p>
+    <w:p>
+      <w:pPr>
+        <w:pStyle w:val="Header"/>
+        <w:tabs>
+          <w:tab w:val="clear" w:pos="4513"/>
+          <w:tab w:val="clear" w:pos="9026"/>
+        </w:tabs>
+        <w:spacing w:after="160" w:line="259" w:lineRule="auto"/>
+      </w:pPr>
+    </w:p>
+    <w:p>
+      <w:pPr>
+        <w:pStyle w:val="Header"/>
+        <w:tabs>
+          <w:tab w:val="clear" w:pos="4513"/>
+          <w:tab w:val="clear" w:pos="9026"/>
+        </w:tabs>
+        <w:spacing w:after="160" w:line="259" w:lineRule="auto"/>
+      </w:pPr>
+    </w:p>
+    <w:p>
+      <w:pPr>
+        <w:pStyle w:val="Header"/>
+        <w:tabs>
+          <w:tab w:val="clear" w:pos="4513"/>
+          <w:tab w:val="clear" w:pos="9026"/>
+        </w:tabs>
+        <w:spacing w:after="160" w:line="259" w:lineRule="auto"/>
+      </w:pPr>
+    </w:p>
+    <w:p>
+      <w:pPr>
+        <w:pStyle w:val="Header"/>
+        <w:tabs>
+          <w:tab w:val="clear" w:pos="4513"/>
+          <w:tab w:val="clear" w:pos="9026"/>
+        </w:tabs>
+        <w:spacing w:after="160" w:line="259" w:lineRule="auto"/>
+      </w:pPr>
+    </w:p>
+    <w:p>
+      <w:pPr>
+        <w:pStyle w:val="Header"/>
+        <w:tabs>
+          <w:tab w:val="clear" w:pos="4513"/>
+          <w:tab w:val="clear" w:pos="9026"/>
+        </w:tabs>
+        <w:spacing w:after="160" w:line="259" w:lineRule="auto"/>
+      </w:pPr>
+    </w:p>
+    <w:p>
+      <w:pPr>
+        <w:pStyle w:val="Header"/>
+        <w:tabs>
+          <w:tab w:val="clear" w:pos="4513"/>
+          <w:tab w:val="clear" w:pos="9026"/>
+        </w:tabs>
+        <w:spacing w:after="160" w:line="259" w:lineRule="auto"/>
+      </w:pPr>
+    </w:p>
+    <w:p>
+      <w:pPr>
+        <w:shd w:val="clear" w:color="auto" w:fill="121314"/>
+        <w:spacing w:after="0" w:line="285" w:lineRule="atLeast"/>
+        <w:rPr>
+          <w:rFonts w:ascii="Consolas" w:eastAsia="Times New Roman" w:hAnsi="Consolas" w:cs="Times New Roman"/>
+          <w:color w:val="BBBEBF"/>
+          <w:sz w:val="21"/>
+          <w:szCs w:val="21"/>
+          <w:lang w:eastAsia="en-IN"/>
+        </w:rPr>
+      </w:pPr>
+      <w:proofErr w:type="gramStart"/>
+      <w:r>
+        <w:rPr>
+          <w:rFonts w:ascii="Consolas" w:eastAsia="Times New Roman" w:hAnsi="Consolas" w:cs="Times New Roman"/>
+          <w:color w:val="FF7B72"/>
+          <w:sz w:val="21"/>
+          <w:szCs w:val="21"/>
+          <w:lang w:eastAsia="en-IN"/>
+        </w:rPr>
+        <w:t>class</w:t>
+      </w:r>
+      <w:proofErr w:type="gramEnd"/>
+      <w:r>
+        <w:rPr>
+          <w:rFonts w:ascii="Consolas" w:eastAsia="Times New Roman" w:hAnsi="Consolas" w:cs="Times New Roman"/>
+          <w:color w:val="BBBEBF"/>
+          <w:sz w:val="21"/>
+          <w:szCs w:val="21"/>
+          <w:lang w:eastAsia="en-IN"/>
+        </w:rPr>
+        <w:t xml:space="preserve"> </w:t>
+      </w:r>
+      <w:r>
+        <w:rPr>
+          <w:rFonts w:ascii="Consolas" w:eastAsia="Times New Roman" w:hAnsi="Consolas" w:cs="Times New Roman"/>
+          <w:color w:val="4EC9B0"/>
+          <w:sz w:val="21"/>
+          <w:szCs w:val="21"/>
+          <w:lang w:eastAsia="en-IN"/>
+        </w:rPr>
+        <w:t>Solution</w:t>
+      </w:r>
+      <w:r>
+        <w:rPr>
+          <w:rFonts w:ascii="Consolas" w:eastAsia="Times New Roman" w:hAnsi="Consolas" w:cs="Times New Roman"/>
+          <w:color w:val="BBBEBF"/>
+          <w:sz w:val="21"/>
+          <w:szCs w:val="21"/>
+          <w:lang w:eastAsia="en-IN"/>
+        </w:rPr>
+        <w:t>:</w:t>
+      </w:r>
+    </w:p>
+    <w:p>
+      <w:pPr>
+        <w:shd w:val="clear" w:color="auto" w:fill="121314"/>
+        <w:spacing w:after="0" w:line="285" w:lineRule="atLeast"/>
+        <w:rPr>
+          <w:rFonts w:ascii="Consolas" w:eastAsia="Times New Roman" w:hAnsi="Consolas" w:cs="Times New Roman"/>
+          <w:color w:val="BBBEBF"/>
+          <w:sz w:val="21"/>
+          <w:szCs w:val="21"/>
+          <w:lang w:eastAsia="en-IN"/>
+        </w:rPr>
+      </w:pPr>
+      <w:r>
+        <w:rPr>
+          <w:rFonts w:ascii="Consolas" w:eastAsia="Times New Roman" w:hAnsi="Consolas" w:cs="Times New Roman"/>
+          <w:color w:val="BBBEBF"/>
+          <w:sz w:val="21"/>
+          <w:szCs w:val="21"/>
+          <w:lang w:eastAsia="en-IN"/>
+        </w:rPr>
+        <w:t xml:space="preserve">    </w:t>
+      </w:r>
+      <w:proofErr w:type="spellStart"/>
+      <w:proofErr w:type="gramStart"/>
+      <w:r>
+        <w:rPr>
+          <w:rFonts w:ascii="Consolas" w:eastAsia="Times New Roman" w:hAnsi="Consolas" w:cs="Times New Roman"/>
+          <w:color w:val="FF7B72"/>
+          <w:sz w:val="21"/>
+          <w:szCs w:val="21"/>
+          <w:lang w:eastAsia="en-IN"/>
+        </w:rPr>
+        <w:t>def</w:t>
+      </w:r>
+      <w:proofErr w:type="spellEnd"/>
+      <w:proofErr w:type="gramEnd"/>
+      <w:r>
+        <w:rPr>
+          <w:rFonts w:ascii="Consolas" w:eastAsia="Times New Roman" w:hAnsi="Consolas" w:cs="Times New Roman"/>
+          <w:color w:val="BBBEBF"/>
+          <w:sz w:val="21"/>
+          <w:szCs w:val="21"/>
+          <w:lang w:eastAsia="en-IN"/>
+        </w:rPr>
+        <w:t xml:space="preserve"> </w:t>
+      </w:r>
+      <w:proofErr w:type="spellStart"/>
+      <w:r>
+        <w:rPr>
+          <w:rFonts w:ascii="Consolas" w:eastAsia="Times New Roman" w:hAnsi="Consolas" w:cs="Times New Roman"/>
+          <w:color w:val="D2A8FF"/>
+          <w:sz w:val="21"/>
+          <w:szCs w:val="21"/>
+          <w:lang w:eastAsia="en-IN"/>
+        </w:rPr>
+        <w:t>findPeakElement</w:t>
+      </w:r>
+      <w:proofErr w:type="spellEnd"/>
+      <w:r>
+        <w:rPr>
+          <w:rFonts w:ascii="Consolas" w:eastAsia="Times New Roman" w:hAnsi="Consolas" w:cs="Times New Roman"/>
+          <w:color w:val="BBBEBF"/>
+          <w:sz w:val="21"/>
+          <w:szCs w:val="21"/>
+          <w:lang w:eastAsia="en-IN"/>
+        </w:rPr>
+        <w:t>(</w:t>
+      </w:r>
+      <w:r>
+        <w:rPr>
+          <w:rFonts w:ascii="Consolas" w:eastAsia="Times New Roman" w:hAnsi="Consolas" w:cs="Times New Roman"/>
+          <w:color w:val="C9D1D9"/>
+          <w:sz w:val="21"/>
+          <w:szCs w:val="21"/>
+          <w:lang w:eastAsia="en-IN"/>
+        </w:rPr>
+        <w:t>self</w:t>
+      </w:r>
+      <w:r>
+        <w:rPr>
+          <w:rFonts w:ascii="Consolas" w:eastAsia="Times New Roman" w:hAnsi="Consolas" w:cs="Times New Roman"/>
+          <w:color w:val="BBBEBF"/>
+          <w:sz w:val="21"/>
+          <w:szCs w:val="21"/>
+          <w:lang w:eastAsia="en-IN"/>
+        </w:rPr>
+        <w:t xml:space="preserve">, </w:t>
+      </w:r>
+      <w:proofErr w:type="spellStart"/>
+      <w:r>
+        <w:rPr>
+          <w:rFonts w:ascii="Consolas" w:eastAsia="Times New Roman" w:hAnsi="Consolas" w:cs="Times New Roman"/>
+          <w:color w:val="C9D1D9"/>
+          <w:sz w:val="21"/>
+          <w:szCs w:val="21"/>
+          <w:lang w:eastAsia="en-IN"/>
+        </w:rPr>
+        <w:t>nums</w:t>
+      </w:r>
+      <w:proofErr w:type="spellEnd"/>
+      <w:r>
+        <w:rPr>
+          <w:rFonts w:ascii="Consolas" w:eastAsia="Times New Roman" w:hAnsi="Consolas" w:cs="Times New Roman"/>
+          <w:color w:val="BBBEBF"/>
+          <w:sz w:val="21"/>
+          <w:szCs w:val="21"/>
+          <w:lang w:eastAsia="en-IN"/>
+        </w:rPr>
+        <w:t xml:space="preserve">: </w:t>
+      </w:r>
+      <w:r>
+        <w:rPr>
+          <w:rFonts w:ascii="Consolas" w:eastAsia="Times New Roman" w:hAnsi="Consolas" w:cs="Times New Roman"/>
+          <w:color w:val="4EC9B0"/>
+          <w:sz w:val="21"/>
+          <w:szCs w:val="21"/>
+          <w:lang w:eastAsia="en-IN"/>
+        </w:rPr>
+        <w:t>List</w:t>
+      </w:r>
+      <w:r>
+        <w:rPr>
+          <w:rFonts w:ascii="Consolas" w:eastAsia="Times New Roman" w:hAnsi="Consolas" w:cs="Times New Roman"/>
+          <w:color w:val="BBBEBF"/>
+          <w:sz w:val="21"/>
+          <w:szCs w:val="21"/>
+          <w:lang w:eastAsia="en-IN"/>
+        </w:rPr>
+        <w:t>[</w:t>
+      </w:r>
+      <w:proofErr w:type="spellStart"/>
+      <w:r>
+        <w:rPr>
+          <w:rFonts w:ascii="Consolas" w:eastAsia="Times New Roman" w:hAnsi="Consolas" w:cs="Times New Roman"/>
+          <w:color w:val="4EC9B0"/>
+          <w:sz w:val="21"/>
+          <w:szCs w:val="21"/>
+          <w:lang w:eastAsia="en-IN"/>
+        </w:rPr>
+        <w:t>int</w:t>
+      </w:r>
+      <w:proofErr w:type="spellEnd"/>
+      <w:r>
+        <w:rPr>
+          <w:rFonts w:ascii="Consolas" w:eastAsia="Times New Roman" w:hAnsi="Consolas" w:cs="Times New Roman"/>
+          <w:color w:val="BBBEBF"/>
+          <w:sz w:val="21"/>
+          <w:szCs w:val="21"/>
+          <w:lang w:eastAsia="en-IN"/>
+        </w:rPr>
+        <w:t xml:space="preserve">]) -&gt; </w:t>
+      </w:r>
+      <w:proofErr w:type="spellStart"/>
+      <w:r>
+        <w:rPr>
+          <w:rFonts w:ascii="Consolas" w:eastAsia="Times New Roman" w:hAnsi="Consolas" w:cs="Times New Roman"/>
+          <w:color w:val="4EC9B0"/>
+          <w:sz w:val="21"/>
+          <w:szCs w:val="21"/>
+          <w:lang w:eastAsia="en-IN"/>
+        </w:rPr>
+        <w:t>int</w:t>
+      </w:r>
+      <w:proofErr w:type="spellEnd"/>
+      <w:r>
+        <w:rPr>
+          <w:rFonts w:ascii="Consolas" w:eastAsia="Times New Roman" w:hAnsi="Consolas" w:cs="Times New Roman"/>
+          <w:color w:val="BBBEBF"/>
+          <w:sz w:val="21"/>
+          <w:szCs w:val="21"/>
+          <w:lang w:eastAsia="en-IN"/>
+        </w:rPr>
+        <w:t>:</w:t>
+      </w:r>
+    </w:p>
+    <w:p>
+      <w:pPr>
+        <w:shd w:val="clear" w:color="auto" w:fill="121314"/>
+        <w:spacing w:after="0" w:line="285" w:lineRule="atLeast"/>
+        <w:rPr>
+          <w:rFonts w:ascii="Consolas" w:eastAsia="Times New Roman" w:hAnsi="Consolas" w:cs="Times New Roman"/>
+          <w:color w:val="BBBEBF"/>
+          <w:sz w:val="21"/>
+          <w:szCs w:val="21"/>
+          <w:lang w:eastAsia="en-IN"/>
+        </w:rPr>
+      </w:pPr>
+      <w:r>
+        <w:rPr>
+          <w:rFonts w:ascii="Consolas" w:eastAsia="Times New Roman" w:hAnsi="Consolas" w:cs="Times New Roman"/>
+          <w:color w:val="BBBEBF"/>
+          <w:sz w:val="21"/>
+          <w:szCs w:val="21"/>
+          <w:lang w:eastAsia="en-IN"/>
+        </w:rPr>
+        <w:t xml:space="preserve">        </w:t>
+      </w:r>
+      <w:proofErr w:type="spellStart"/>
+      <w:r>
+        <w:rPr>
+          <w:rFonts w:ascii="Consolas" w:eastAsia="Times New Roman" w:hAnsi="Consolas" w:cs="Times New Roman"/>
+          <w:color w:val="BBBEBF"/>
+          <w:sz w:val="21"/>
+          <w:szCs w:val="21"/>
+          <w:lang w:eastAsia="en-IN"/>
+        </w:rPr>
+        <w:t>nums_l</w:t>
+      </w:r>
+      <w:proofErr w:type="spellEnd"/>
+      <w:r>
+        <w:rPr>
+          <w:rFonts w:ascii="Consolas" w:eastAsia="Times New Roman" w:hAnsi="Consolas" w:cs="Times New Roman"/>
+          <w:color w:val="BBBEBF"/>
+          <w:sz w:val="21"/>
+          <w:szCs w:val="21"/>
+          <w:lang w:eastAsia="en-IN"/>
+        </w:rPr>
+        <w:t xml:space="preserve"> </w:t>
+      </w:r>
+      <w:r>
+        <w:rPr>
+          <w:rFonts w:ascii="Consolas" w:eastAsia="Times New Roman" w:hAnsi="Consolas" w:cs="Times New Roman"/>
+          <w:color w:val="D4D4D4"/>
+          <w:sz w:val="21"/>
+          <w:szCs w:val="21"/>
+          <w:lang w:eastAsia="en-IN"/>
+        </w:rPr>
+        <w:t>=</w:t>
+      </w:r>
+      <w:r>
+        <w:rPr>
+          <w:rFonts w:ascii="Consolas" w:eastAsia="Times New Roman" w:hAnsi="Consolas" w:cs="Times New Roman"/>
+          <w:color w:val="BBBEBF"/>
+          <w:sz w:val="21"/>
+          <w:szCs w:val="21"/>
+          <w:lang w:eastAsia="en-IN"/>
+        </w:rPr>
+        <w:t xml:space="preserve"> </w:t>
+      </w:r>
+      <w:proofErr w:type="spellStart"/>
+      <w:proofErr w:type="gramStart"/>
+      <w:r>
+        <w:rPr>
+          <w:rFonts w:ascii="Consolas" w:eastAsia="Times New Roman" w:hAnsi="Consolas" w:cs="Times New Roman"/>
+          <w:color w:val="DCDCAA"/>
+          <w:sz w:val="21"/>
+          <w:szCs w:val="21"/>
+          <w:lang w:eastAsia="en-IN"/>
+        </w:rPr>
+        <w:t>len</w:t>
+      </w:r>
+      <w:proofErr w:type="spellEnd"/>
+      <w:r>
+        <w:rPr>
+          <w:rFonts w:ascii="Consolas" w:eastAsia="Times New Roman" w:hAnsi="Consolas" w:cs="Times New Roman"/>
+          <w:color w:val="BBBEBF"/>
+          <w:sz w:val="21"/>
+          <w:szCs w:val="21"/>
+          <w:lang w:eastAsia="en-IN"/>
+        </w:rPr>
+        <w:t>(</w:t>
+      </w:r>
+      <w:proofErr w:type="spellStart"/>
+      <w:proofErr w:type="gramEnd"/>
+      <w:r>
+        <w:rPr>
+          <w:rFonts w:ascii="Consolas" w:eastAsia="Times New Roman" w:hAnsi="Consolas" w:cs="Times New Roman"/>
+          <w:color w:val="BBBEBF"/>
+          <w:sz w:val="21"/>
+          <w:szCs w:val="21"/>
+          <w:lang w:eastAsia="en-IN"/>
+        </w:rPr>
+        <w:t>nums</w:t>
+      </w:r>
+      <w:proofErr w:type="spellEnd"/>
+      <w:r>
+        <w:rPr>
+          <w:rFonts w:ascii="Consolas" w:eastAsia="Times New Roman" w:hAnsi="Consolas" w:cs="Times New Roman"/>
+          <w:color w:val="BBBEBF"/>
+          <w:sz w:val="21"/>
+          <w:szCs w:val="21"/>
+          <w:lang w:eastAsia="en-IN"/>
+        </w:rPr>
+        <w:t>)</w:t>
+      </w:r>
+    </w:p>
+    <w:p>
+      <w:pPr>
+        <w:shd w:val="clear" w:color="auto" w:fill="121314"/>
+        <w:spacing w:after="0" w:line="285" w:lineRule="atLeast"/>
+        <w:rPr>
+          <w:rFonts w:ascii="Consolas" w:eastAsia="Times New Roman" w:hAnsi="Consolas" w:cs="Times New Roman"/>
+          <w:color w:val="BBBEBF"/>
+          <w:sz w:val="21"/>
+          <w:szCs w:val="21"/>
+          <w:lang w:eastAsia="en-IN"/>
+        </w:rPr>
+      </w:pPr>
+      <w:r>
+        <w:rPr>
+          <w:rFonts w:ascii="Consolas" w:eastAsia="Times New Roman" w:hAnsi="Consolas" w:cs="Times New Roman"/>
+          <w:color w:val="BBBEBF"/>
+          <w:sz w:val="21"/>
+          <w:szCs w:val="21"/>
+          <w:lang w:eastAsia="en-IN"/>
+        </w:rPr>
+        <w:t xml:space="preserve">        </w:t>
+      </w:r>
+      <w:proofErr w:type="gramStart"/>
+      <w:r>
+        <w:rPr>
+          <w:rFonts w:ascii="Consolas" w:eastAsia="Times New Roman" w:hAnsi="Consolas" w:cs="Times New Roman"/>
+          <w:color w:val="C586C0"/>
+          <w:sz w:val="21"/>
+          <w:szCs w:val="21"/>
+          <w:lang w:eastAsia="en-IN"/>
+        </w:rPr>
+        <w:t>if</w:t>
+      </w:r>
+      <w:proofErr w:type="gramEnd"/>
+      <w:r>
+        <w:rPr>
+          <w:rFonts w:ascii="Consolas" w:eastAsia="Times New Roman" w:hAnsi="Consolas" w:cs="Times New Roman"/>
+          <w:color w:val="BBBEBF"/>
+          <w:sz w:val="21"/>
+          <w:szCs w:val="21"/>
+          <w:lang w:eastAsia="en-IN"/>
+        </w:rPr>
+        <w:t xml:space="preserve"> </w:t>
+      </w:r>
+      <w:proofErr w:type="spellStart"/>
+      <w:r>
+        <w:rPr>
+          <w:rFonts w:ascii="Consolas" w:eastAsia="Times New Roman" w:hAnsi="Consolas" w:cs="Times New Roman"/>
+          <w:color w:val="BBBEBF"/>
+          <w:sz w:val="21"/>
+          <w:szCs w:val="21"/>
+          <w:lang w:eastAsia="en-IN"/>
+        </w:rPr>
+        <w:t>nums_l</w:t>
+      </w:r>
+      <w:proofErr w:type="spellEnd"/>
+      <w:r>
+        <w:rPr>
+          <w:rFonts w:ascii="Consolas" w:eastAsia="Times New Roman" w:hAnsi="Consolas" w:cs="Times New Roman"/>
+          <w:color w:val="D4D4D4"/>
+          <w:sz w:val="21"/>
+          <w:szCs w:val="21"/>
+          <w:lang w:eastAsia="en-IN"/>
+        </w:rPr>
+        <w:t>==</w:t>
+      </w:r>
+      <w:r>
+        <w:rPr>
+          <w:rFonts w:ascii="Consolas" w:eastAsia="Times New Roman" w:hAnsi="Consolas" w:cs="Times New Roman"/>
+          <w:color w:val="B5CEA8"/>
+          <w:sz w:val="21"/>
+          <w:szCs w:val="21"/>
+          <w:lang w:eastAsia="en-IN"/>
+        </w:rPr>
+        <w:t>1</w:t>
+      </w:r>
+      <w:r>
+        <w:rPr>
+          <w:rFonts w:ascii="Consolas" w:eastAsia="Times New Roman" w:hAnsi="Consolas" w:cs="Times New Roman"/>
+          <w:color w:val="BBBEBF"/>
+          <w:sz w:val="21"/>
+          <w:szCs w:val="21"/>
+          <w:lang w:eastAsia="en-IN"/>
+        </w:rPr>
+        <w:t xml:space="preserve"> </w:t>
+      </w:r>
+      <w:r>
+        <w:rPr>
+          <w:rFonts w:ascii="Consolas" w:eastAsia="Times New Roman" w:hAnsi="Consolas" w:cs="Times New Roman"/>
+          <w:color w:val="569CD6"/>
+          <w:sz w:val="21"/>
+          <w:szCs w:val="21"/>
+          <w:lang w:eastAsia="en-IN"/>
+        </w:rPr>
+        <w:t>or</w:t>
+      </w:r>
+      <w:r>
+        <w:rPr>
+          <w:rFonts w:ascii="Consolas" w:eastAsia="Times New Roman" w:hAnsi="Consolas" w:cs="Times New Roman"/>
+          <w:color w:val="BBBEBF"/>
+          <w:sz w:val="21"/>
+          <w:szCs w:val="21"/>
+          <w:lang w:eastAsia="en-IN"/>
+        </w:rPr>
+        <w:t xml:space="preserve"> </w:t>
+      </w:r>
+      <w:proofErr w:type="spellStart"/>
+      <w:r>
+        <w:rPr>
+          <w:rFonts w:ascii="Consolas" w:eastAsia="Times New Roman" w:hAnsi="Consolas" w:cs="Times New Roman"/>
+          <w:color w:val="BBBEBF"/>
+          <w:sz w:val="21"/>
+          <w:szCs w:val="21"/>
+          <w:lang w:eastAsia="en-IN"/>
+        </w:rPr>
+        <w:t>nums</w:t>
+      </w:r>
+      <w:proofErr w:type="spellEnd"/>
+      <w:r>
+        <w:rPr>
+          <w:rFonts w:ascii="Consolas" w:eastAsia="Times New Roman" w:hAnsi="Consolas" w:cs="Times New Roman"/>
+          <w:color w:val="BBBEBF"/>
+          <w:sz w:val="21"/>
+          <w:szCs w:val="21"/>
+          <w:lang w:eastAsia="en-IN"/>
+        </w:rPr>
+        <w:t>[</w:t>
+      </w:r>
+      <w:r>
+        <w:rPr>
+          <w:rFonts w:ascii="Consolas" w:eastAsia="Times New Roman" w:hAnsi="Consolas" w:cs="Times New Roman"/>
+          <w:color w:val="B5CEA8"/>
+          <w:sz w:val="21"/>
+          <w:szCs w:val="21"/>
+          <w:lang w:eastAsia="en-IN"/>
+        </w:rPr>
+        <w:t>0</w:t>
+      </w:r>
+      <w:r>
+        <w:rPr>
+          <w:rFonts w:ascii="Consolas" w:eastAsia="Times New Roman" w:hAnsi="Consolas" w:cs="Times New Roman"/>
+          <w:color w:val="BBBEBF"/>
+          <w:sz w:val="21"/>
+          <w:szCs w:val="21"/>
+          <w:lang w:eastAsia="en-IN"/>
+        </w:rPr>
+        <w:t>]</w:t>
+      </w:r>
+      <w:r>
+        <w:rPr>
+          <w:rFonts w:ascii="Consolas" w:eastAsia="Times New Roman" w:hAnsi="Consolas" w:cs="Times New Roman"/>
+          <w:color w:val="D4D4D4"/>
+          <w:sz w:val="21"/>
+          <w:szCs w:val="21"/>
+          <w:lang w:eastAsia="en-IN"/>
+        </w:rPr>
+        <w:t>&gt;</w:t>
+      </w:r>
+      <w:proofErr w:type="spellStart"/>
+      <w:r>
+        <w:rPr>
+          <w:rFonts w:ascii="Consolas" w:eastAsia="Times New Roman" w:hAnsi="Consolas" w:cs="Times New Roman"/>
+          <w:color w:val="BBBEBF"/>
+          <w:sz w:val="21"/>
+          <w:szCs w:val="21"/>
+          <w:lang w:eastAsia="en-IN"/>
+        </w:rPr>
+        <w:t>nums</w:t>
+      </w:r>
+      <w:proofErr w:type="spellEnd"/>
+      <w:r>
+        <w:rPr>
+          <w:rFonts w:ascii="Consolas" w:eastAsia="Times New Roman" w:hAnsi="Consolas" w:cs="Times New Roman"/>
+          <w:color w:val="BBBEBF"/>
+          <w:sz w:val="21"/>
+          <w:szCs w:val="21"/>
+          <w:lang w:eastAsia="en-IN"/>
+        </w:rPr>
+        <w:t>[</w:t>
+      </w:r>
+      <w:r>
+        <w:rPr>
+          <w:rFonts w:ascii="Consolas" w:eastAsia="Times New Roman" w:hAnsi="Consolas" w:cs="Times New Roman"/>
+          <w:color w:val="B5CEA8"/>
+          <w:sz w:val="21"/>
+          <w:szCs w:val="21"/>
+          <w:lang w:eastAsia="en-IN"/>
+        </w:rPr>
+        <w:t>1</w:t>
+      </w:r>
+      <w:r>
+        <w:rPr>
+          <w:rFonts w:ascii="Consolas" w:eastAsia="Times New Roman" w:hAnsi="Consolas" w:cs="Times New Roman"/>
+          <w:color w:val="BBBEBF"/>
+          <w:sz w:val="21"/>
+          <w:szCs w:val="21"/>
+          <w:lang w:eastAsia="en-IN"/>
+        </w:rPr>
+        <w:t xml:space="preserve">]: </w:t>
+      </w:r>
+      <w:r>
+        <w:rPr>
+          <w:rFonts w:ascii="Consolas" w:eastAsia="Times New Roman" w:hAnsi="Consolas" w:cs="Times New Roman"/>
+          <w:color w:val="8B949E"/>
+          <w:sz w:val="21"/>
+          <w:szCs w:val="21"/>
+          <w:lang w:eastAsia="en-IN"/>
+        </w:rPr>
+        <w:t>#eliminate edge cases</w:t>
+      </w:r>
+    </w:p>
+    <w:p>
+      <w:pPr>
+        <w:shd w:val="clear" w:color="auto" w:fill="121314"/>
+        <w:spacing w:after="0" w:line="285" w:lineRule="atLeast"/>
+        <w:rPr>
+          <w:rFonts w:ascii="Consolas" w:eastAsia="Times New Roman" w:hAnsi="Consolas" w:cs="Times New Roman"/>
+          <w:color w:val="BBBEBF"/>
+          <w:sz w:val="21"/>
+          <w:szCs w:val="21"/>
+          <w:lang w:eastAsia="en-IN"/>
+        </w:rPr>
+      </w:pPr>
+      <w:r>
+        <w:rPr>
+          <w:rFonts w:ascii="Consolas" w:eastAsia="Times New Roman" w:hAnsi="Consolas" w:cs="Times New Roman"/>
+          <w:color w:val="BBBEBF"/>
+          <w:sz w:val="21"/>
+          <w:szCs w:val="21"/>
+          <w:lang w:eastAsia="en-IN"/>
+        </w:rPr>
+        <w:t xml:space="preserve">            </w:t>
+      </w:r>
+      <w:proofErr w:type="gramStart"/>
+      <w:r>
+        <w:rPr>
+          <w:rFonts w:ascii="Consolas" w:eastAsia="Times New Roman" w:hAnsi="Consolas" w:cs="Times New Roman"/>
+          <w:color w:val="C586C0"/>
+          <w:sz w:val="21"/>
+          <w:szCs w:val="21"/>
+          <w:lang w:eastAsia="en-IN"/>
+        </w:rPr>
+        <w:t>return</w:t>
+      </w:r>
+      <w:proofErr w:type="gramEnd"/>
+      <w:r>
+        <w:rPr>
+          <w:rFonts w:ascii="Consolas" w:eastAsia="Times New Roman" w:hAnsi="Consolas" w:cs="Times New Roman"/>
+          <w:color w:val="BBBEBF"/>
+          <w:sz w:val="21"/>
+          <w:szCs w:val="21"/>
+          <w:lang w:eastAsia="en-IN"/>
+        </w:rPr>
+        <w:t xml:space="preserve"> </w:t>
+      </w:r>
+      <w:r>
+        <w:rPr>
+          <w:rFonts w:ascii="Consolas" w:eastAsia="Times New Roman" w:hAnsi="Consolas" w:cs="Times New Roman"/>
+          <w:color w:val="B5CEA8"/>
+          <w:sz w:val="21"/>
+          <w:szCs w:val="21"/>
+          <w:lang w:eastAsia="en-IN"/>
+        </w:rPr>
+        <w:t>0</w:t>
+      </w:r>
+    </w:p>
+    <w:p>
+      <w:pPr>
+        <w:shd w:val="clear" w:color="auto" w:fill="121314"/>
+        <w:spacing w:after="0" w:line="285" w:lineRule="atLeast"/>
+        <w:rPr>
+          <w:rFonts w:ascii="Consolas" w:eastAsia="Times New Roman" w:hAnsi="Consolas" w:cs="Times New Roman"/>
+          <w:color w:val="BBBEBF"/>
+          <w:sz w:val="21"/>
+          <w:szCs w:val="21"/>
+          <w:lang w:eastAsia="en-IN"/>
+        </w:rPr>
+      </w:pPr>
+      <w:r>
+        <w:rPr>
+          <w:rFonts w:ascii="Consolas" w:eastAsia="Times New Roman" w:hAnsi="Consolas" w:cs="Times New Roman"/>
+          <w:color w:val="BBBEBF"/>
+          <w:sz w:val="21"/>
+          <w:szCs w:val="21"/>
+          <w:lang w:eastAsia="en-IN"/>
+        </w:rPr>
+        <w:t xml:space="preserve">        </w:t>
+      </w:r>
+      <w:proofErr w:type="gramStart"/>
+      <w:r>
+        <w:rPr>
+          <w:rFonts w:ascii="Consolas" w:eastAsia="Times New Roman" w:hAnsi="Consolas" w:cs="Times New Roman"/>
+          <w:color w:val="C586C0"/>
+          <w:sz w:val="21"/>
+          <w:szCs w:val="21"/>
+          <w:lang w:eastAsia="en-IN"/>
+        </w:rPr>
+        <w:t>if</w:t>
+      </w:r>
+      <w:proofErr w:type="gramEnd"/>
+      <w:r>
+        <w:rPr>
+          <w:rFonts w:ascii="Consolas" w:eastAsia="Times New Roman" w:hAnsi="Consolas" w:cs="Times New Roman"/>
+          <w:color w:val="BBBEBF"/>
+          <w:sz w:val="21"/>
+          <w:szCs w:val="21"/>
+          <w:lang w:eastAsia="en-IN"/>
+        </w:rPr>
+        <w:t xml:space="preserve"> </w:t>
+      </w:r>
+      <w:proofErr w:type="spellStart"/>
+      <w:r>
+        <w:rPr>
+          <w:rFonts w:ascii="Consolas" w:eastAsia="Times New Roman" w:hAnsi="Consolas" w:cs="Times New Roman"/>
+          <w:color w:val="BBBEBF"/>
+          <w:sz w:val="21"/>
+          <w:szCs w:val="21"/>
+          <w:lang w:eastAsia="en-IN"/>
+        </w:rPr>
+        <w:t>nums</w:t>
+      </w:r>
+      <w:proofErr w:type="spellEnd"/>
+      <w:r>
+        <w:rPr>
+          <w:rFonts w:ascii="Consolas" w:eastAsia="Times New Roman" w:hAnsi="Consolas" w:cs="Times New Roman"/>
+          <w:color w:val="BBBEBF"/>
+          <w:sz w:val="21"/>
+          <w:szCs w:val="21"/>
+          <w:lang w:eastAsia="en-IN"/>
+        </w:rPr>
+        <w:t>[</w:t>
+      </w:r>
+      <w:r>
+        <w:rPr>
+          <w:rFonts w:ascii="Consolas" w:eastAsia="Times New Roman" w:hAnsi="Consolas" w:cs="Times New Roman"/>
+          <w:color w:val="D4D4D4"/>
+          <w:sz w:val="21"/>
+          <w:szCs w:val="21"/>
+          <w:lang w:eastAsia="en-IN"/>
+        </w:rPr>
+        <w:t>-</w:t>
+      </w:r>
+      <w:r>
+        <w:rPr>
+          <w:rFonts w:ascii="Consolas" w:eastAsia="Times New Roman" w:hAnsi="Consolas" w:cs="Times New Roman"/>
+          <w:color w:val="B5CEA8"/>
+          <w:sz w:val="21"/>
+          <w:szCs w:val="21"/>
+          <w:lang w:eastAsia="en-IN"/>
+        </w:rPr>
+        <w:t>1</w:t>
+      </w:r>
+      <w:r>
+        <w:rPr>
+          <w:rFonts w:ascii="Consolas" w:eastAsia="Times New Roman" w:hAnsi="Consolas" w:cs="Times New Roman"/>
+          <w:color w:val="BBBEBF"/>
+          <w:sz w:val="21"/>
+          <w:szCs w:val="21"/>
+          <w:lang w:eastAsia="en-IN"/>
+        </w:rPr>
+        <w:t>]</w:t>
+      </w:r>
+      <w:r>
+        <w:rPr>
+          <w:rFonts w:ascii="Consolas" w:eastAsia="Times New Roman" w:hAnsi="Consolas" w:cs="Times New Roman"/>
+          <w:color w:val="D4D4D4"/>
+          <w:sz w:val="21"/>
+          <w:szCs w:val="21"/>
+          <w:lang w:eastAsia="en-IN"/>
+        </w:rPr>
+        <w:t>&gt;</w:t>
+      </w:r>
+      <w:proofErr w:type="spellStart"/>
+      <w:r>
+        <w:rPr>
+          <w:rFonts w:ascii="Consolas" w:eastAsia="Times New Roman" w:hAnsi="Consolas" w:cs="Times New Roman"/>
+          <w:color w:val="BBBEBF"/>
+          <w:sz w:val="21"/>
+          <w:szCs w:val="21"/>
+          <w:lang w:eastAsia="en-IN"/>
+        </w:rPr>
+        <w:t>nums</w:t>
+      </w:r>
+      <w:proofErr w:type="spellEnd"/>
+      <w:r>
+        <w:rPr>
+          <w:rFonts w:ascii="Consolas" w:eastAsia="Times New Roman" w:hAnsi="Consolas" w:cs="Times New Roman"/>
+          <w:color w:val="BBBEBF"/>
+          <w:sz w:val="21"/>
+          <w:szCs w:val="21"/>
+          <w:lang w:eastAsia="en-IN"/>
+        </w:rPr>
+        <w:t>[</w:t>
+      </w:r>
+      <w:r>
+        <w:rPr>
+          <w:rFonts w:ascii="Consolas" w:eastAsia="Times New Roman" w:hAnsi="Consolas" w:cs="Times New Roman"/>
+          <w:color w:val="D4D4D4"/>
+          <w:sz w:val="21"/>
+          <w:szCs w:val="21"/>
+          <w:lang w:eastAsia="en-IN"/>
+        </w:rPr>
+        <w:t>-</w:t>
+      </w:r>
+      <w:r>
+        <w:rPr>
+          <w:rFonts w:ascii="Consolas" w:eastAsia="Times New Roman" w:hAnsi="Consolas" w:cs="Times New Roman"/>
+          <w:color w:val="B5CEA8"/>
+          <w:sz w:val="21"/>
+          <w:szCs w:val="21"/>
+          <w:lang w:eastAsia="en-IN"/>
+        </w:rPr>
+        <w:t>2</w:t>
+      </w:r>
+      <w:r>
+        <w:rPr>
+          <w:rFonts w:ascii="Consolas" w:eastAsia="Times New Roman" w:hAnsi="Consolas" w:cs="Times New Roman"/>
+          <w:color w:val="BBBEBF"/>
+          <w:sz w:val="21"/>
+          <w:szCs w:val="21"/>
+          <w:lang w:eastAsia="en-IN"/>
+        </w:rPr>
+        <w:t>]:</w:t>
+      </w:r>
+    </w:p>
+    <w:p>
+      <w:pPr>
+        <w:shd w:val="clear" w:color="auto" w:fill="121314"/>
+        <w:spacing w:after="0" w:line="285" w:lineRule="atLeast"/>
+        <w:rPr>
+          <w:rFonts w:ascii="Consolas" w:eastAsia="Times New Roman" w:hAnsi="Consolas" w:cs="Times New Roman"/>
+          <w:color w:val="BBBEBF"/>
+          <w:sz w:val="21"/>
+          <w:szCs w:val="21"/>
+          <w:lang w:eastAsia="en-IN"/>
+        </w:rPr>
+      </w:pPr>
+      <w:r>
+        <w:rPr>
+          <w:rFonts w:ascii="Consolas" w:eastAsia="Times New Roman" w:hAnsi="Consolas" w:cs="Times New Roman"/>
+          <w:color w:val="BBBEBF"/>
+          <w:sz w:val="21"/>
+          <w:szCs w:val="21"/>
+          <w:lang w:eastAsia="en-IN"/>
+        </w:rPr>
+        <w:t xml:space="preserve">            </w:t>
+      </w:r>
+      <w:proofErr w:type="gramStart"/>
+      <w:r>
+        <w:rPr>
+          <w:rFonts w:ascii="Consolas" w:eastAsia="Times New Roman" w:hAnsi="Consolas" w:cs="Times New Roman"/>
+          <w:color w:val="C586C0"/>
+          <w:sz w:val="21"/>
+          <w:szCs w:val="21"/>
+          <w:lang w:eastAsia="en-IN"/>
+        </w:rPr>
+        <w:t>return</w:t>
+      </w:r>
+      <w:proofErr w:type="gramEnd"/>
+      <w:r>
+        <w:rPr>
+          <w:rFonts w:ascii="Consolas" w:eastAsia="Times New Roman" w:hAnsi="Consolas" w:cs="Times New Roman"/>
+          <w:color w:val="BBBEBF"/>
+          <w:sz w:val="21"/>
+          <w:szCs w:val="21"/>
+          <w:lang w:eastAsia="en-IN"/>
+        </w:rPr>
+        <w:t xml:space="preserve"> nums_l</w:t>
+      </w:r>
+      <w:r>
+        <w:rPr>
+          <w:rFonts w:ascii="Consolas" w:eastAsia="Times New Roman" w:hAnsi="Consolas" w:cs="Times New Roman"/>
+          <w:color w:val="D4D4D4"/>
+          <w:sz w:val="21"/>
+          <w:szCs w:val="21"/>
+          <w:lang w:eastAsia="en-IN"/>
+        </w:rPr>
+        <w:t>-</w:t>
+      </w:r>
+      <w:r>
+        <w:rPr>
+          <w:rFonts w:ascii="Consolas" w:eastAsia="Times New Roman" w:hAnsi="Consolas" w:cs="Times New Roman"/>
+          <w:color w:val="B5CEA8"/>
+          <w:sz w:val="21"/>
+          <w:szCs w:val="21"/>
+          <w:lang w:eastAsia="en-IN"/>
+        </w:rPr>
+        <w:t>1</w:t>
+      </w:r>
+    </w:p>
+    <w:p>
+      <w:pPr>
+        <w:shd w:val="clear" w:color="auto" w:fill="121314"/>
+        <w:spacing w:after="0" w:line="285" w:lineRule="atLeast"/>
+        <w:rPr>
+          <w:rFonts w:ascii="Consolas" w:eastAsia="Times New Roman" w:hAnsi="Consolas" w:cs="Times New Roman"/>
+          <w:color w:val="BBBEBF"/>
+          <w:sz w:val="21"/>
+          <w:szCs w:val="21"/>
+          <w:lang w:eastAsia="en-IN"/>
+        </w:rPr>
+      </w:pPr>
+      <w:r>
+        <w:rPr>
+          <w:rFonts w:ascii="Consolas" w:eastAsia="Times New Roman" w:hAnsi="Consolas" w:cs="Times New Roman"/>
+          <w:color w:val="BBBEBF"/>
+          <w:sz w:val="21"/>
+          <w:szCs w:val="21"/>
+          <w:lang w:eastAsia="en-IN"/>
+        </w:rPr>
+        <w:t xml:space="preserve">        </w:t>
+      </w:r>
+    </w:p>
+    <w:p>
+      <w:pPr>
+        <w:shd w:val="clear" w:color="auto" w:fill="121314"/>
+        <w:spacing w:after="0" w:line="285" w:lineRule="atLeast"/>
+        <w:rPr>
+          <w:rFonts w:ascii="Consolas" w:eastAsia="Times New Roman" w:hAnsi="Consolas" w:cs="Times New Roman"/>
+          <w:color w:val="BBBEBF"/>
+          <w:sz w:val="21"/>
+          <w:szCs w:val="21"/>
+          <w:lang w:eastAsia="en-IN"/>
+        </w:rPr>
+      </w:pPr>
+      <w:r>
+        <w:rPr>
+          <w:rFonts w:ascii="Consolas" w:eastAsia="Times New Roman" w:hAnsi="Consolas" w:cs="Times New Roman"/>
+          <w:color w:val="BBBEBF"/>
+          <w:sz w:val="21"/>
+          <w:szCs w:val="21"/>
+          <w:lang w:eastAsia="en-IN"/>
+        </w:rPr>
+        <w:t xml:space="preserve">        </w:t>
+      </w:r>
+      <w:proofErr w:type="spellStart"/>
+      <w:proofErr w:type="gramStart"/>
+      <w:r>
+        <w:rPr>
+          <w:rFonts w:ascii="Consolas" w:eastAsia="Times New Roman" w:hAnsi="Consolas" w:cs="Times New Roman"/>
+          <w:color w:val="BBBEBF"/>
+          <w:sz w:val="21"/>
+          <w:szCs w:val="21"/>
+          <w:lang w:eastAsia="en-IN"/>
+        </w:rPr>
+        <w:t>l,</w:t>
+      </w:r>
+      <w:proofErr w:type="gramEnd"/>
+      <w:r>
+        <w:rPr>
+          <w:rFonts w:ascii="Consolas" w:eastAsia="Times New Roman" w:hAnsi="Consolas" w:cs="Times New Roman"/>
+          <w:color w:val="BBBEBF"/>
+          <w:sz w:val="21"/>
+          <w:szCs w:val="21"/>
+          <w:lang w:eastAsia="en-IN"/>
+        </w:rPr>
+        <w:t>r</w:t>
+      </w:r>
+      <w:proofErr w:type="spellEnd"/>
+      <w:r>
+        <w:rPr>
+          <w:rFonts w:ascii="Consolas" w:eastAsia="Times New Roman" w:hAnsi="Consolas" w:cs="Times New Roman"/>
+          <w:color w:val="BBBEBF"/>
+          <w:sz w:val="21"/>
+          <w:szCs w:val="21"/>
+          <w:lang w:eastAsia="en-IN"/>
+        </w:rPr>
+        <w:t xml:space="preserve"> </w:t>
+      </w:r>
+      <w:r>
+        <w:rPr>
+          <w:rFonts w:ascii="Consolas" w:eastAsia="Times New Roman" w:hAnsi="Consolas" w:cs="Times New Roman"/>
+          <w:color w:val="D4D4D4"/>
+          <w:sz w:val="21"/>
+          <w:szCs w:val="21"/>
+          <w:lang w:eastAsia="en-IN"/>
+        </w:rPr>
+        <w:t>=</w:t>
+      </w:r>
+      <w:r>
+        <w:rPr>
+          <w:rFonts w:ascii="Consolas" w:eastAsia="Times New Roman" w:hAnsi="Consolas" w:cs="Times New Roman"/>
+          <w:color w:val="BBBEBF"/>
+          <w:sz w:val="21"/>
+          <w:szCs w:val="21"/>
+          <w:lang w:eastAsia="en-IN"/>
+        </w:rPr>
+        <w:t xml:space="preserve"> </w:t>
+      </w:r>
+      <w:r>
+        <w:rPr>
+          <w:rFonts w:ascii="Consolas" w:eastAsia="Times New Roman" w:hAnsi="Consolas" w:cs="Times New Roman"/>
+          <w:color w:val="B5CEA8"/>
+          <w:sz w:val="21"/>
+          <w:szCs w:val="21"/>
+          <w:lang w:eastAsia="en-IN"/>
+        </w:rPr>
+        <w:t>1</w:t>
+      </w:r>
+      <w:r>
+        <w:rPr>
+          <w:rFonts w:ascii="Consolas" w:eastAsia="Times New Roman" w:hAnsi="Consolas" w:cs="Times New Roman"/>
+          <w:color w:val="BBBEBF"/>
+          <w:sz w:val="21"/>
+          <w:szCs w:val="21"/>
+          <w:lang w:eastAsia="en-IN"/>
+        </w:rPr>
+        <w:t>,nums_l</w:t>
+      </w:r>
+      <w:r>
+        <w:rPr>
+          <w:rFonts w:ascii="Consolas" w:eastAsia="Times New Roman" w:hAnsi="Consolas" w:cs="Times New Roman"/>
+          <w:color w:val="D4D4D4"/>
+          <w:sz w:val="21"/>
+          <w:szCs w:val="21"/>
+          <w:lang w:eastAsia="en-IN"/>
+        </w:rPr>
+        <w:t>-</w:t>
+      </w:r>
+      <w:r>
+        <w:rPr>
+          <w:rFonts w:ascii="Consolas" w:eastAsia="Times New Roman" w:hAnsi="Consolas" w:cs="Times New Roman"/>
+          <w:color w:val="B5CEA8"/>
+          <w:sz w:val="21"/>
+          <w:szCs w:val="21"/>
+          <w:lang w:eastAsia="en-IN"/>
+        </w:rPr>
+        <w:t>2</w:t>
+      </w:r>
+      <w:r>
+        <w:rPr>
+          <w:rFonts w:ascii="Consolas" w:eastAsia="Times New Roman" w:hAnsi="Consolas" w:cs="Times New Roman"/>
+          <w:color w:val="BBBEBF"/>
+          <w:sz w:val="21"/>
+          <w:szCs w:val="21"/>
+          <w:lang w:eastAsia="en-IN"/>
+        </w:rPr>
+        <w:t xml:space="preserve">   </w:t>
+      </w:r>
+      <w:r>
+        <w:rPr>
+          <w:rFonts w:ascii="Consolas" w:eastAsia="Times New Roman" w:hAnsi="Consolas" w:cs="Times New Roman"/>
+          <w:color w:val="8B949E"/>
+          <w:sz w:val="21"/>
+          <w:szCs w:val="21"/>
+          <w:lang w:eastAsia="en-IN"/>
+        </w:rPr>
+        <w:t xml:space="preserve">#since edge cases are checked, shrink the sample </w:t>
+      </w:r>
+      <w:proofErr w:type="spellStart"/>
+      <w:r>
+        <w:rPr>
+          <w:rFonts w:ascii="Consolas" w:eastAsia="Times New Roman" w:hAnsi="Consolas" w:cs="Times New Roman"/>
+          <w:color w:val="8B949E"/>
+          <w:sz w:val="21"/>
+          <w:szCs w:val="21"/>
+          <w:lang w:eastAsia="en-IN"/>
+        </w:rPr>
+        <w:t>spacce</w:t>
+      </w:r>
+      <w:proofErr w:type="spellEnd"/>
+    </w:p>
+    <w:p>
+      <w:pPr>
+        <w:shd w:val="clear" w:color="auto" w:fill="121314"/>
+        <w:spacing w:after="0" w:line="285" w:lineRule="atLeast"/>
+        <w:rPr>
+          <w:rFonts w:ascii="Consolas" w:eastAsia="Times New Roman" w:hAnsi="Consolas" w:cs="Times New Roman"/>
+          <w:color w:val="BBBEBF"/>
+          <w:sz w:val="21"/>
+          <w:szCs w:val="21"/>
+          <w:lang w:eastAsia="en-IN"/>
+        </w:rPr>
+      </w:pPr>
+    </w:p>
+    <w:p>
+      <w:pPr>
+        <w:shd w:val="clear" w:color="auto" w:fill="121314"/>
+        <w:spacing w:after="0" w:line="285" w:lineRule="atLeast"/>
+        <w:rPr>
+          <w:rFonts w:ascii="Consolas" w:eastAsia="Times New Roman" w:hAnsi="Consolas" w:cs="Times New Roman"/>
+          <w:color w:val="BBBEBF"/>
+          <w:sz w:val="21"/>
+          <w:szCs w:val="21"/>
+          <w:lang w:eastAsia="en-IN"/>
+        </w:rPr>
+      </w:pPr>
+      <w:r>
+        <w:rPr>
+          <w:rFonts w:ascii="Consolas" w:eastAsia="Times New Roman" w:hAnsi="Consolas" w:cs="Times New Roman"/>
+          <w:color w:val="BBBEBF"/>
+          <w:sz w:val="21"/>
+          <w:szCs w:val="21"/>
+          <w:lang w:eastAsia="en-IN"/>
+        </w:rPr>
+        <w:t xml:space="preserve">        </w:t>
+      </w:r>
+      <w:proofErr w:type="gramStart"/>
+      <w:r>
+        <w:rPr>
+          <w:rFonts w:ascii="Consolas" w:eastAsia="Times New Roman" w:hAnsi="Consolas" w:cs="Times New Roman"/>
+          <w:color w:val="C586C0"/>
+          <w:sz w:val="21"/>
+          <w:szCs w:val="21"/>
+          <w:lang w:eastAsia="en-IN"/>
+        </w:rPr>
+        <w:t>while</w:t>
+      </w:r>
+      <w:proofErr w:type="gramEnd"/>
+      <w:r>
+        <w:rPr>
+          <w:rFonts w:ascii="Consolas" w:eastAsia="Times New Roman" w:hAnsi="Consolas" w:cs="Times New Roman"/>
+          <w:color w:val="BBBEBF"/>
+          <w:sz w:val="21"/>
+          <w:szCs w:val="21"/>
+          <w:lang w:eastAsia="en-IN"/>
+        </w:rPr>
+        <w:t xml:space="preserve"> l</w:t>
+      </w:r>
+      <w:r>
+        <w:rPr>
+          <w:rFonts w:ascii="Consolas" w:eastAsia="Times New Roman" w:hAnsi="Consolas" w:cs="Times New Roman"/>
+          <w:color w:val="D4D4D4"/>
+          <w:sz w:val="21"/>
+          <w:szCs w:val="21"/>
+          <w:lang w:eastAsia="en-IN"/>
+        </w:rPr>
+        <w:t>&lt;=</w:t>
+      </w:r>
+      <w:r>
+        <w:rPr>
+          <w:rFonts w:ascii="Consolas" w:eastAsia="Times New Roman" w:hAnsi="Consolas" w:cs="Times New Roman"/>
+          <w:color w:val="BBBEBF"/>
+          <w:sz w:val="21"/>
+          <w:szCs w:val="21"/>
+          <w:lang w:eastAsia="en-IN"/>
+        </w:rPr>
+        <w:t>r:</w:t>
+      </w:r>
+    </w:p>
+    <w:p>
+      <w:pPr>
+        <w:shd w:val="clear" w:color="auto" w:fill="121314"/>
+        <w:spacing w:after="0" w:line="285" w:lineRule="atLeast"/>
+        <w:rPr>
+          <w:rFonts w:ascii="Consolas" w:eastAsia="Times New Roman" w:hAnsi="Consolas" w:cs="Times New Roman"/>
+          <w:color w:val="BBBEBF"/>
+          <w:sz w:val="21"/>
+          <w:szCs w:val="21"/>
+          <w:lang w:eastAsia="en-IN"/>
+        </w:rPr>
+      </w:pPr>
+      <w:r>
+        <w:rPr>
+          <w:rFonts w:ascii="Consolas" w:eastAsia="Times New Roman" w:hAnsi="Consolas" w:cs="Times New Roman"/>
+          <w:color w:val="BBBEBF"/>
+          <w:sz w:val="21"/>
+          <w:szCs w:val="21"/>
+          <w:lang w:eastAsia="en-IN"/>
+        </w:rPr>
+        <w:t xml:space="preserve">            </w:t>
+      </w:r>
+      <w:proofErr w:type="gramStart"/>
+      <w:r>
+        <w:rPr>
+          <w:rFonts w:ascii="Consolas" w:eastAsia="Times New Roman" w:hAnsi="Consolas" w:cs="Times New Roman"/>
+          <w:color w:val="BBBEBF"/>
+          <w:sz w:val="21"/>
+          <w:szCs w:val="21"/>
+          <w:lang w:eastAsia="en-IN"/>
+        </w:rPr>
+        <w:t>mid</w:t>
+      </w:r>
+      <w:proofErr w:type="gramEnd"/>
+      <w:r>
+        <w:rPr>
+          <w:rFonts w:ascii="Consolas" w:eastAsia="Times New Roman" w:hAnsi="Consolas" w:cs="Times New Roman"/>
+          <w:color w:val="BBBEBF"/>
+          <w:sz w:val="21"/>
+          <w:szCs w:val="21"/>
+          <w:lang w:eastAsia="en-IN"/>
+        </w:rPr>
+        <w:t xml:space="preserve"> </w:t>
+      </w:r>
+      <w:r>
+        <w:rPr>
+          <w:rFonts w:ascii="Consolas" w:eastAsia="Times New Roman" w:hAnsi="Consolas" w:cs="Times New Roman"/>
+          <w:color w:val="D4D4D4"/>
+          <w:sz w:val="21"/>
+          <w:szCs w:val="21"/>
+          <w:lang w:eastAsia="en-IN"/>
+        </w:rPr>
+        <w:t>=</w:t>
+      </w:r>
+      <w:r>
+        <w:rPr>
+          <w:rFonts w:ascii="Consolas" w:eastAsia="Times New Roman" w:hAnsi="Consolas" w:cs="Times New Roman"/>
+          <w:color w:val="BBBEBF"/>
+          <w:sz w:val="21"/>
+          <w:szCs w:val="21"/>
+          <w:lang w:eastAsia="en-IN"/>
+        </w:rPr>
+        <w:t xml:space="preserve"> (</w:t>
+      </w:r>
+      <w:proofErr w:type="spellStart"/>
+      <w:r>
+        <w:rPr>
+          <w:rFonts w:ascii="Consolas" w:eastAsia="Times New Roman" w:hAnsi="Consolas" w:cs="Times New Roman"/>
+          <w:color w:val="BBBEBF"/>
+          <w:sz w:val="21"/>
+          <w:szCs w:val="21"/>
+          <w:lang w:eastAsia="en-IN"/>
+        </w:rPr>
+        <w:t>l</w:t>
+      </w:r>
+      <w:r>
+        <w:rPr>
+          <w:rFonts w:ascii="Consolas" w:eastAsia="Times New Roman" w:hAnsi="Consolas" w:cs="Times New Roman"/>
+          <w:color w:val="D4D4D4"/>
+          <w:sz w:val="21"/>
+          <w:szCs w:val="21"/>
+          <w:lang w:eastAsia="en-IN"/>
+        </w:rPr>
+        <w:t>+</w:t>
+      </w:r>
+      <w:r>
+        <w:rPr>
+          <w:rFonts w:ascii="Consolas" w:eastAsia="Times New Roman" w:hAnsi="Consolas" w:cs="Times New Roman"/>
+          <w:color w:val="BBBEBF"/>
+          <w:sz w:val="21"/>
+          <w:szCs w:val="21"/>
+          <w:lang w:eastAsia="en-IN"/>
+        </w:rPr>
+        <w:t>r</w:t>
+      </w:r>
+      <w:proofErr w:type="spellEnd"/>
+      <w:r>
+        <w:rPr>
+          <w:rFonts w:ascii="Consolas" w:eastAsia="Times New Roman" w:hAnsi="Consolas" w:cs="Times New Roman"/>
+          <w:color w:val="BBBEBF"/>
+          <w:sz w:val="21"/>
+          <w:szCs w:val="21"/>
+          <w:lang w:eastAsia="en-IN"/>
+        </w:rPr>
+        <w:t>)</w:t>
+      </w:r>
+      <w:r>
+        <w:rPr>
+          <w:rFonts w:ascii="Consolas" w:eastAsia="Times New Roman" w:hAnsi="Consolas" w:cs="Times New Roman"/>
+          <w:color w:val="D4D4D4"/>
+          <w:sz w:val="21"/>
+          <w:szCs w:val="21"/>
+          <w:lang w:eastAsia="en-IN"/>
+        </w:rPr>
+        <w:t>//</w:t>
+      </w:r>
+      <w:r>
+        <w:rPr>
+          <w:rFonts w:ascii="Consolas" w:eastAsia="Times New Roman" w:hAnsi="Consolas" w:cs="Times New Roman"/>
+          <w:color w:val="B5CEA8"/>
+          <w:sz w:val="21"/>
+          <w:szCs w:val="21"/>
+          <w:lang w:eastAsia="en-IN"/>
+        </w:rPr>
+        <w:t>2</w:t>
+      </w:r>
+    </w:p>
+    <w:p>
+      <w:pPr>
+        <w:shd w:val="clear" w:color="auto" w:fill="121314"/>
+        <w:spacing w:after="0" w:line="285" w:lineRule="atLeast"/>
+        <w:rPr>
+          <w:rFonts w:ascii="Consolas" w:eastAsia="Times New Roman" w:hAnsi="Consolas" w:cs="Times New Roman"/>
+          <w:color w:val="BBBEBF"/>
+          <w:sz w:val="21"/>
+          <w:szCs w:val="21"/>
+          <w:lang w:eastAsia="en-IN"/>
+        </w:rPr>
+      </w:pPr>
+      <w:r>
+        <w:rPr>
+          <w:rFonts w:ascii="Consolas" w:eastAsia="Times New Roman" w:hAnsi="Consolas" w:cs="Times New Roman"/>
+          <w:color w:val="BBBEBF"/>
+          <w:sz w:val="21"/>
+          <w:szCs w:val="21"/>
+          <w:lang w:eastAsia="en-IN"/>
+        </w:rPr>
+        <w:t xml:space="preserve">            </w:t>
+      </w:r>
+      <w:proofErr w:type="gramStart"/>
+      <w:r>
+        <w:rPr>
+          <w:rFonts w:ascii="Consolas" w:eastAsia="Times New Roman" w:hAnsi="Consolas" w:cs="Times New Roman"/>
+          <w:color w:val="C586C0"/>
+          <w:sz w:val="21"/>
+          <w:szCs w:val="21"/>
+          <w:lang w:eastAsia="en-IN"/>
+        </w:rPr>
+        <w:t>if</w:t>
+      </w:r>
+      <w:proofErr w:type="gramEnd"/>
+      <w:r>
+        <w:rPr>
+          <w:rFonts w:ascii="Consolas" w:eastAsia="Times New Roman" w:hAnsi="Consolas" w:cs="Times New Roman"/>
+          <w:color w:val="BBBEBF"/>
+          <w:sz w:val="21"/>
+          <w:szCs w:val="21"/>
+          <w:lang w:eastAsia="en-IN"/>
+        </w:rPr>
+        <w:t xml:space="preserve"> </w:t>
+      </w:r>
+      <w:proofErr w:type="spellStart"/>
+      <w:r>
+        <w:rPr>
+          <w:rFonts w:ascii="Consolas" w:eastAsia="Times New Roman" w:hAnsi="Consolas" w:cs="Times New Roman"/>
+          <w:color w:val="BBBEBF"/>
+          <w:sz w:val="21"/>
+          <w:szCs w:val="21"/>
+          <w:lang w:eastAsia="en-IN"/>
+        </w:rPr>
+        <w:t>nums</w:t>
+      </w:r>
+      <w:proofErr w:type="spellEnd"/>
+      <w:r>
+        <w:rPr>
+          <w:rFonts w:ascii="Consolas" w:eastAsia="Times New Roman" w:hAnsi="Consolas" w:cs="Times New Roman"/>
+          <w:color w:val="BBBEBF"/>
+          <w:sz w:val="21"/>
+          <w:szCs w:val="21"/>
+          <w:lang w:eastAsia="en-IN"/>
+        </w:rPr>
+        <w:t>[mid</w:t>
+      </w:r>
+      <w:r>
+        <w:rPr>
+          <w:rFonts w:ascii="Consolas" w:eastAsia="Times New Roman" w:hAnsi="Consolas" w:cs="Times New Roman"/>
+          <w:color w:val="D4D4D4"/>
+          <w:sz w:val="21"/>
+          <w:szCs w:val="21"/>
+          <w:lang w:eastAsia="en-IN"/>
+        </w:rPr>
+        <w:t>-</w:t>
+      </w:r>
+      <w:r>
+        <w:rPr>
+          <w:rFonts w:ascii="Consolas" w:eastAsia="Times New Roman" w:hAnsi="Consolas" w:cs="Times New Roman"/>
+          <w:color w:val="B5CEA8"/>
+          <w:sz w:val="21"/>
+          <w:szCs w:val="21"/>
+          <w:lang w:eastAsia="en-IN"/>
+        </w:rPr>
+        <w:t>1</w:t>
+      </w:r>
+      <w:r>
+        <w:rPr>
+          <w:rFonts w:ascii="Consolas" w:eastAsia="Times New Roman" w:hAnsi="Consolas" w:cs="Times New Roman"/>
+          <w:color w:val="BBBEBF"/>
+          <w:sz w:val="21"/>
+          <w:szCs w:val="21"/>
+          <w:lang w:eastAsia="en-IN"/>
+        </w:rPr>
+        <w:t>]</w:t>
+      </w:r>
+      <w:r>
+        <w:rPr>
+          <w:rFonts w:ascii="Consolas" w:eastAsia="Times New Roman" w:hAnsi="Consolas" w:cs="Times New Roman"/>
+          <w:color w:val="D4D4D4"/>
+          <w:sz w:val="21"/>
+          <w:szCs w:val="21"/>
+          <w:lang w:eastAsia="en-IN"/>
+        </w:rPr>
+        <w:t>&lt;</w:t>
+      </w:r>
+      <w:proofErr w:type="spellStart"/>
+      <w:r>
+        <w:rPr>
+          <w:rFonts w:ascii="Consolas" w:eastAsia="Times New Roman" w:hAnsi="Consolas" w:cs="Times New Roman"/>
+          <w:color w:val="BBBEBF"/>
+          <w:sz w:val="21"/>
+          <w:szCs w:val="21"/>
+          <w:lang w:eastAsia="en-IN"/>
+        </w:rPr>
+        <w:t>nums</w:t>
+      </w:r>
+      <w:proofErr w:type="spellEnd"/>
+      <w:r>
+        <w:rPr>
+          <w:rFonts w:ascii="Consolas" w:eastAsia="Times New Roman" w:hAnsi="Consolas" w:cs="Times New Roman"/>
+          <w:color w:val="BBBEBF"/>
+          <w:sz w:val="21"/>
+          <w:szCs w:val="21"/>
+          <w:lang w:eastAsia="en-IN"/>
+        </w:rPr>
+        <w:t>[mid]</w:t>
+      </w:r>
+      <w:r>
+        <w:rPr>
+          <w:rFonts w:ascii="Consolas" w:eastAsia="Times New Roman" w:hAnsi="Consolas" w:cs="Times New Roman"/>
+          <w:color w:val="D4D4D4"/>
+          <w:sz w:val="21"/>
+          <w:szCs w:val="21"/>
+          <w:lang w:eastAsia="en-IN"/>
+        </w:rPr>
+        <w:t>&gt;</w:t>
+      </w:r>
+      <w:proofErr w:type="spellStart"/>
+      <w:r>
+        <w:rPr>
+          <w:rFonts w:ascii="Consolas" w:eastAsia="Times New Roman" w:hAnsi="Consolas" w:cs="Times New Roman"/>
+          <w:color w:val="BBBEBF"/>
+          <w:sz w:val="21"/>
+          <w:szCs w:val="21"/>
+          <w:lang w:eastAsia="en-IN"/>
+        </w:rPr>
+        <w:t>nums</w:t>
+      </w:r>
+      <w:proofErr w:type="spellEnd"/>
+      <w:r>
+        <w:rPr>
+          <w:rFonts w:ascii="Consolas" w:eastAsia="Times New Roman" w:hAnsi="Consolas" w:cs="Times New Roman"/>
+          <w:color w:val="BBBEBF"/>
+          <w:sz w:val="21"/>
+          <w:szCs w:val="21"/>
+          <w:lang w:eastAsia="en-IN"/>
+        </w:rPr>
+        <w:t>[mid</w:t>
+      </w:r>
+      <w:r>
+        <w:rPr>
+          <w:rFonts w:ascii="Consolas" w:eastAsia="Times New Roman" w:hAnsi="Consolas" w:cs="Times New Roman"/>
+          <w:color w:val="D4D4D4"/>
+          <w:sz w:val="21"/>
+          <w:szCs w:val="21"/>
+          <w:lang w:eastAsia="en-IN"/>
+        </w:rPr>
+        <w:t>+</w:t>
+      </w:r>
+      <w:r>
+        <w:rPr>
+          <w:rFonts w:ascii="Consolas" w:eastAsia="Times New Roman" w:hAnsi="Consolas" w:cs="Times New Roman"/>
+          <w:color w:val="B5CEA8"/>
+          <w:sz w:val="21"/>
+          <w:szCs w:val="21"/>
+          <w:lang w:eastAsia="en-IN"/>
+        </w:rPr>
+        <w:t>1</w:t>
+      </w:r>
+      <w:r>
+        <w:rPr>
+          <w:rFonts w:ascii="Consolas" w:eastAsia="Times New Roman" w:hAnsi="Consolas" w:cs="Times New Roman"/>
+          <w:color w:val="BBBEBF"/>
+          <w:sz w:val="21"/>
+          <w:szCs w:val="21"/>
+          <w:lang w:eastAsia="en-IN"/>
+        </w:rPr>
+        <w:t>]:</w:t>
+      </w:r>
+    </w:p>
+    <w:p>
+      <w:pPr>
+        <w:shd w:val="clear" w:color="auto" w:fill="121314"/>
+        <w:spacing w:after="0" w:line="285" w:lineRule="atLeast"/>
+        <w:rPr>
+          <w:rFonts w:ascii="Consolas" w:eastAsia="Times New Roman" w:hAnsi="Consolas" w:cs="Times New Roman"/>
+          <w:color w:val="BBBEBF"/>
+          <w:sz w:val="21"/>
+          <w:szCs w:val="21"/>
+          <w:lang w:eastAsia="en-IN"/>
+        </w:rPr>
+      </w:pPr>
+      <w:r>
+        <w:rPr>
+          <w:rFonts w:ascii="Consolas" w:eastAsia="Times New Roman" w:hAnsi="Consolas" w:cs="Times New Roman"/>
+          <w:color w:val="BBBEBF"/>
+          <w:sz w:val="21"/>
+          <w:szCs w:val="21"/>
+          <w:lang w:eastAsia="en-IN"/>
+        </w:rPr>
+        <w:t xml:space="preserve">                </w:t>
+      </w:r>
+      <w:proofErr w:type="gramStart"/>
+      <w:r>
+        <w:rPr>
+          <w:rFonts w:ascii="Consolas" w:eastAsia="Times New Roman" w:hAnsi="Consolas" w:cs="Times New Roman"/>
+          <w:color w:val="C586C0"/>
+          <w:sz w:val="21"/>
+          <w:szCs w:val="21"/>
+          <w:lang w:eastAsia="en-IN"/>
+        </w:rPr>
+        <w:t>return</w:t>
+      </w:r>
+      <w:proofErr w:type="gramEnd"/>
+      <w:r>
+        <w:rPr>
+          <w:rFonts w:ascii="Consolas" w:eastAsia="Times New Roman" w:hAnsi="Consolas" w:cs="Times New Roman"/>
+          <w:color w:val="BBBEBF"/>
+          <w:sz w:val="21"/>
+          <w:szCs w:val="21"/>
+          <w:lang w:eastAsia="en-IN"/>
+        </w:rPr>
+        <w:t xml:space="preserve"> mid</w:t>
+      </w:r>
+    </w:p>
+    <w:p>
+      <w:pPr>
+        <w:shd w:val="clear" w:color="auto" w:fill="121314"/>
+        <w:spacing w:after="0" w:line="285" w:lineRule="atLeast"/>
+        <w:rPr>
+          <w:rFonts w:ascii="Consolas" w:eastAsia="Times New Roman" w:hAnsi="Consolas" w:cs="Times New Roman"/>
+          <w:color w:val="BBBEBF"/>
+          <w:sz w:val="21"/>
+          <w:szCs w:val="21"/>
+          <w:lang w:eastAsia="en-IN"/>
+        </w:rPr>
+      </w:pPr>
+      <w:r>
+        <w:rPr>
+          <w:rFonts w:ascii="Consolas" w:eastAsia="Times New Roman" w:hAnsi="Consolas" w:cs="Times New Roman"/>
+          <w:color w:val="BBBEBF"/>
+          <w:sz w:val="21"/>
+          <w:szCs w:val="21"/>
+          <w:lang w:eastAsia="en-IN"/>
+        </w:rPr>
+        <w:t xml:space="preserve">            </w:t>
+      </w:r>
+      <w:proofErr w:type="spellStart"/>
+      <w:proofErr w:type="gramStart"/>
+      <w:r>
+        <w:rPr>
+          <w:rFonts w:ascii="Consolas" w:eastAsia="Times New Roman" w:hAnsi="Consolas" w:cs="Times New Roman"/>
+          <w:color w:val="C586C0"/>
+          <w:sz w:val="21"/>
+          <w:szCs w:val="21"/>
+          <w:lang w:eastAsia="en-IN"/>
+        </w:rPr>
+        <w:t>elif</w:t>
+      </w:r>
+      <w:proofErr w:type="spellEnd"/>
+      <w:proofErr w:type="gramEnd"/>
+      <w:r>
+        <w:rPr>
+          <w:rFonts w:ascii="Consolas" w:eastAsia="Times New Roman" w:hAnsi="Consolas" w:cs="Times New Roman"/>
+          <w:color w:val="BBBEBF"/>
+          <w:sz w:val="21"/>
+          <w:szCs w:val="21"/>
+          <w:lang w:eastAsia="en-IN"/>
+        </w:rPr>
+        <w:t xml:space="preserve"> </w:t>
+      </w:r>
+      <w:proofErr w:type="spellStart"/>
+      <w:r>
+        <w:rPr>
+          <w:rFonts w:ascii="Consolas" w:eastAsia="Times New Roman" w:hAnsi="Consolas" w:cs="Times New Roman"/>
+          <w:color w:val="BBBEBF"/>
+          <w:sz w:val="21"/>
+          <w:szCs w:val="21"/>
+          <w:lang w:eastAsia="en-IN"/>
+        </w:rPr>
+        <w:t>nums</w:t>
+      </w:r>
+      <w:proofErr w:type="spellEnd"/>
+      <w:r>
+        <w:rPr>
+          <w:rFonts w:ascii="Consolas" w:eastAsia="Times New Roman" w:hAnsi="Consolas" w:cs="Times New Roman"/>
+          <w:color w:val="BBBEBF"/>
+          <w:sz w:val="21"/>
+          <w:szCs w:val="21"/>
+          <w:lang w:eastAsia="en-IN"/>
+        </w:rPr>
+        <w:t>[mid]</w:t>
+      </w:r>
+      <w:r>
+        <w:rPr>
+          <w:rFonts w:ascii="Consolas" w:eastAsia="Times New Roman" w:hAnsi="Consolas" w:cs="Times New Roman"/>
+          <w:color w:val="D4D4D4"/>
+          <w:sz w:val="21"/>
+          <w:szCs w:val="21"/>
+          <w:lang w:eastAsia="en-IN"/>
+        </w:rPr>
+        <w:t>&gt;</w:t>
+      </w:r>
+      <w:proofErr w:type="spellStart"/>
+      <w:r>
+        <w:rPr>
+          <w:rFonts w:ascii="Consolas" w:eastAsia="Times New Roman" w:hAnsi="Consolas" w:cs="Times New Roman"/>
+          <w:color w:val="BBBEBF"/>
+          <w:sz w:val="21"/>
+          <w:szCs w:val="21"/>
+          <w:lang w:eastAsia="en-IN"/>
+        </w:rPr>
+        <w:t>nums</w:t>
+      </w:r>
+      <w:proofErr w:type="spellEnd"/>
+      <w:r>
+        <w:rPr>
+          <w:rFonts w:ascii="Consolas" w:eastAsia="Times New Roman" w:hAnsi="Consolas" w:cs="Times New Roman"/>
+          <w:color w:val="BBBEBF"/>
+          <w:sz w:val="21"/>
+          <w:szCs w:val="21"/>
+          <w:lang w:eastAsia="en-IN"/>
+        </w:rPr>
+        <w:t>[mid</w:t>
+      </w:r>
+      <w:r>
+        <w:rPr>
+          <w:rFonts w:ascii="Consolas" w:eastAsia="Times New Roman" w:hAnsi="Consolas" w:cs="Times New Roman"/>
+          <w:color w:val="D4D4D4"/>
+          <w:sz w:val="21"/>
+          <w:szCs w:val="21"/>
+          <w:lang w:eastAsia="en-IN"/>
+        </w:rPr>
+        <w:t>-</w:t>
+      </w:r>
+      <w:r>
+        <w:rPr>
+          <w:rFonts w:ascii="Consolas" w:eastAsia="Times New Roman" w:hAnsi="Consolas" w:cs="Times New Roman"/>
+          <w:color w:val="B5CEA8"/>
+          <w:sz w:val="21"/>
+          <w:szCs w:val="21"/>
+          <w:lang w:eastAsia="en-IN"/>
+        </w:rPr>
+        <w:t>1</w:t>
+      </w:r>
+      <w:r>
+        <w:rPr>
+          <w:rFonts w:ascii="Consolas" w:eastAsia="Times New Roman" w:hAnsi="Consolas" w:cs="Times New Roman"/>
+          <w:color w:val="BBBEBF"/>
+          <w:sz w:val="21"/>
+          <w:szCs w:val="21"/>
+          <w:lang w:eastAsia="en-IN"/>
+        </w:rPr>
+        <w:t xml:space="preserve">]:   </w:t>
+      </w:r>
+      <w:r>
+        <w:rPr>
+          <w:rFonts w:ascii="Consolas" w:eastAsia="Times New Roman" w:hAnsi="Consolas" w:cs="Times New Roman"/>
+          <w:color w:val="8B949E"/>
+          <w:sz w:val="21"/>
+          <w:szCs w:val="21"/>
+          <w:lang w:eastAsia="en-IN"/>
+        </w:rPr>
+        <w:t>#increasing phase</w:t>
+      </w:r>
+    </w:p>
+    <w:p>
+      <w:pPr>
+        <w:shd w:val="clear" w:color="auto" w:fill="121314"/>
+        <w:spacing w:after="0" w:line="285" w:lineRule="atLeast"/>
+        <w:rPr>
+          <w:rFonts w:ascii="Consolas" w:eastAsia="Times New Roman" w:hAnsi="Consolas" w:cs="Times New Roman"/>
+          <w:color w:val="BBBEBF"/>
+          <w:sz w:val="21"/>
+          <w:szCs w:val="21"/>
+          <w:lang w:eastAsia="en-IN"/>
+        </w:rPr>
+      </w:pPr>
+      <w:r>
+        <w:rPr>
+          <w:rFonts w:ascii="Consolas" w:eastAsia="Times New Roman" w:hAnsi="Consolas" w:cs="Times New Roman"/>
+          <w:color w:val="BBBEBF"/>
+          <w:sz w:val="21"/>
+          <w:szCs w:val="21"/>
+          <w:lang w:eastAsia="en-IN"/>
+        </w:rPr>
+        <w:t>                l</w:t>
+      </w:r>
+      <w:r>
+        <w:rPr>
+          <w:rFonts w:ascii="Consolas" w:eastAsia="Times New Roman" w:hAnsi="Consolas" w:cs="Times New Roman"/>
+          <w:color w:val="D4D4D4"/>
+          <w:sz w:val="21"/>
+          <w:szCs w:val="21"/>
+          <w:lang w:eastAsia="en-IN"/>
+        </w:rPr>
+        <w:t>=</w:t>
+      </w:r>
+      <w:r>
+        <w:rPr>
+          <w:rFonts w:ascii="Consolas" w:eastAsia="Times New Roman" w:hAnsi="Consolas" w:cs="Times New Roman"/>
+          <w:color w:val="BBBEBF"/>
+          <w:sz w:val="21"/>
+          <w:szCs w:val="21"/>
+          <w:lang w:eastAsia="en-IN"/>
+        </w:rPr>
+        <w:t>mid</w:t>
+      </w:r>
+      <w:r>
+        <w:rPr>
+          <w:rFonts w:ascii="Consolas" w:eastAsia="Times New Roman" w:hAnsi="Consolas" w:cs="Times New Roman"/>
+          <w:color w:val="D4D4D4"/>
+          <w:sz w:val="21"/>
+          <w:szCs w:val="21"/>
+          <w:lang w:eastAsia="en-IN"/>
+        </w:rPr>
+        <w:t>+</w:t>
+      </w:r>
+      <w:r>
+        <w:rPr>
+          <w:rFonts w:ascii="Consolas" w:eastAsia="Times New Roman" w:hAnsi="Consolas" w:cs="Times New Roman"/>
+          <w:color w:val="B5CEA8"/>
+          <w:sz w:val="21"/>
+          <w:szCs w:val="21"/>
+          <w:lang w:eastAsia="en-IN"/>
+        </w:rPr>
+        <w:t>1</w:t>
+      </w:r>
+    </w:p>
+    <w:p>
+      <w:pPr>
+        <w:shd w:val="clear" w:color="auto" w:fill="121314"/>
+        <w:spacing w:after="0" w:line="285" w:lineRule="atLeast"/>
+        <w:rPr>
+          <w:rFonts w:ascii="Consolas" w:eastAsia="Times New Roman" w:hAnsi="Consolas" w:cs="Times New Roman"/>
+          <w:color w:val="BBBEBF"/>
+          <w:sz w:val="21"/>
+          <w:szCs w:val="21"/>
+          <w:lang w:eastAsia="en-IN"/>
+        </w:rPr>
+      </w:pPr>
+      <w:r>
+        <w:rPr>
+          <w:rFonts w:ascii="Consolas" w:eastAsia="Times New Roman" w:hAnsi="Consolas" w:cs="Times New Roman"/>
+          <w:color w:val="BBBEBF"/>
+          <w:sz w:val="21"/>
+          <w:szCs w:val="21"/>
+          <w:lang w:eastAsia="en-IN"/>
+        </w:rPr>
+        <w:t xml:space="preserve">            </w:t>
+      </w:r>
+      <w:proofErr w:type="gramStart"/>
+      <w:r>
+        <w:rPr>
+          <w:rFonts w:ascii="Consolas" w:eastAsia="Times New Roman" w:hAnsi="Consolas" w:cs="Times New Roman"/>
+          <w:color w:val="C586C0"/>
+          <w:sz w:val="21"/>
+          <w:szCs w:val="21"/>
+          <w:lang w:eastAsia="en-IN"/>
+        </w:rPr>
+        <w:t>else</w:t>
+      </w:r>
+      <w:proofErr w:type="gramEnd"/>
+      <w:r>
+        <w:rPr>
+          <w:rFonts w:ascii="Consolas" w:eastAsia="Times New Roman" w:hAnsi="Consolas" w:cs="Times New Roman"/>
+          <w:color w:val="BBBEBF"/>
+          <w:sz w:val="21"/>
+          <w:szCs w:val="21"/>
+          <w:lang w:eastAsia="en-IN"/>
+        </w:rPr>
+        <w:t>:</w:t>
+      </w:r>
+    </w:p>
+    <w:p>
+      <w:pPr>
+        <w:shd w:val="clear" w:color="auto" w:fill="121314"/>
+        <w:spacing w:after="0" w:line="285" w:lineRule="atLeast"/>
+        <w:rPr>
+          <w:rFonts w:ascii="Consolas" w:eastAsia="Times New Roman" w:hAnsi="Consolas" w:cs="Times New Roman"/>
+          <w:color w:val="BBBEBF"/>
+          <w:sz w:val="21"/>
+          <w:szCs w:val="21"/>
+          <w:lang w:eastAsia="en-IN"/>
+        </w:rPr>
+      </w:pPr>
+      <w:r>
+        <w:rPr>
+          <w:rFonts w:ascii="Consolas" w:eastAsia="Times New Roman" w:hAnsi="Consolas" w:cs="Times New Roman"/>
+          <w:color w:val="BBBEBF"/>
+          <w:sz w:val="21"/>
+          <w:szCs w:val="21"/>
+          <w:lang w:eastAsia="en-IN"/>
+        </w:rPr>
+        <w:t>                r</w:t>
+      </w:r>
+      <w:r>
+        <w:rPr>
+          <w:rFonts w:ascii="Consolas" w:eastAsia="Times New Roman" w:hAnsi="Consolas" w:cs="Times New Roman"/>
+          <w:color w:val="D4D4D4"/>
+          <w:sz w:val="21"/>
+          <w:szCs w:val="21"/>
+          <w:lang w:eastAsia="en-IN"/>
+        </w:rPr>
+        <w:t>=</w:t>
+      </w:r>
+      <w:r>
+        <w:rPr>
+          <w:rFonts w:ascii="Consolas" w:eastAsia="Times New Roman" w:hAnsi="Consolas" w:cs="Times New Roman"/>
+          <w:color w:val="BBBEBF"/>
+          <w:sz w:val="21"/>
+          <w:szCs w:val="21"/>
+          <w:lang w:eastAsia="en-IN"/>
+        </w:rPr>
+        <w:t>mid</w:t>
+      </w:r>
+      <w:r>
+        <w:rPr>
+          <w:rFonts w:ascii="Consolas" w:eastAsia="Times New Roman" w:hAnsi="Consolas" w:cs="Times New Roman"/>
+          <w:color w:val="D4D4D4"/>
+          <w:sz w:val="21"/>
+          <w:szCs w:val="21"/>
+          <w:lang w:eastAsia="en-IN"/>
+        </w:rPr>
+        <w:t>-</w:t>
+      </w:r>
+      <w:r>
+        <w:rPr>
+          <w:rFonts w:ascii="Consolas" w:eastAsia="Times New Roman" w:hAnsi="Consolas" w:cs="Times New Roman"/>
+          <w:color w:val="B5CEA8"/>
+          <w:sz w:val="21"/>
+          <w:szCs w:val="21"/>
+          <w:lang w:eastAsia="en-IN"/>
+        </w:rPr>
+        <w:t>1</w:t>
+      </w:r>
+    </w:p>
+    <w:p>
+      <w:pPr>
+        <w:shd w:val="clear" w:color="auto" w:fill="121314"/>
+        <w:spacing w:after="0" w:line="285" w:lineRule="atLeast"/>
+        <w:rPr>
+          <w:rFonts w:ascii="Consolas" w:eastAsia="Times New Roman" w:hAnsi="Consolas" w:cs="Times New Roman"/>
+          <w:color w:val="BBBEBF"/>
+          <w:sz w:val="21"/>
+          <w:szCs w:val="21"/>
+          <w:lang w:eastAsia="en-IN"/>
+        </w:rPr>
+      </w:pPr>
+      <w:r>
+        <w:rPr>
+          <w:rFonts w:ascii="Consolas" w:eastAsia="Times New Roman" w:hAnsi="Consolas" w:cs="Times New Roman"/>
+          <w:color w:val="BBBEBF"/>
+          <w:sz w:val="21"/>
+          <w:szCs w:val="21"/>
+          <w:lang w:eastAsia="en-IN"/>
+        </w:rPr>
+        <w:t xml:space="preserve">            </w:t>
+      </w:r>
+    </w:p>
+    <w:p>
+      <w:pPr>
+        <w:shd w:val="clear" w:color="auto" w:fill="121314"/>
+        <w:spacing w:after="0" w:line="285" w:lineRule="atLeast"/>
+        <w:rPr>
+          <w:rFonts w:ascii="Consolas" w:eastAsia="Times New Roman" w:hAnsi="Consolas" w:cs="Times New Roman"/>
+          <w:color w:val="BBBEBF"/>
+          <w:sz w:val="21"/>
+          <w:szCs w:val="21"/>
+          <w:lang w:eastAsia="en-IN"/>
+        </w:rPr>
+      </w:pPr>
+      <w:r>
+        <w:rPr>
+          <w:rFonts w:ascii="Consolas" w:eastAsia="Times New Roman" w:hAnsi="Consolas" w:cs="Times New Roman"/>
+          <w:color w:val="BBBEBF"/>
+          <w:sz w:val="21"/>
+          <w:szCs w:val="21"/>
+          <w:lang w:eastAsia="en-IN"/>
+        </w:rPr>
+        <w:t xml:space="preserve">        </w:t>
+      </w:r>
+      <w:proofErr w:type="gramStart"/>
+      <w:r>
+        <w:rPr>
+          <w:rFonts w:ascii="Consolas" w:eastAsia="Times New Roman" w:hAnsi="Consolas" w:cs="Times New Roman"/>
+          <w:color w:val="C586C0"/>
+          <w:sz w:val="21"/>
+          <w:szCs w:val="21"/>
+          <w:lang w:eastAsia="en-IN"/>
+        </w:rPr>
+        <w:t>return</w:t>
+      </w:r>
+      <w:proofErr w:type="gramEnd"/>
+      <w:r>
+        <w:rPr>
+          <w:rFonts w:ascii="Consolas" w:eastAsia="Times New Roman" w:hAnsi="Consolas" w:cs="Times New Roman"/>
+          <w:color w:val="BBBEBF"/>
+          <w:sz w:val="21"/>
+          <w:szCs w:val="21"/>
+          <w:lang w:eastAsia="en-IN"/>
+        </w:rPr>
+        <w:t xml:space="preserve"> </w:t>
+      </w:r>
+      <w:r>
+        <w:rPr>
+          <w:rFonts w:ascii="Consolas" w:eastAsia="Times New Roman" w:hAnsi="Consolas" w:cs="Times New Roman"/>
+          <w:color w:val="D4D4D4"/>
+          <w:sz w:val="21"/>
+          <w:szCs w:val="21"/>
+          <w:lang w:eastAsia="en-IN"/>
+        </w:rPr>
+        <w:t>-</w:t>
+      </w:r>
+      <w:r>
+        <w:rPr>
+          <w:rFonts w:ascii="Consolas" w:eastAsia="Times New Roman" w:hAnsi="Consolas" w:cs="Times New Roman"/>
+          <w:color w:val="B5CEA8"/>
+          <w:sz w:val="21"/>
+          <w:szCs w:val="21"/>
+          <w:lang w:eastAsia="en-IN"/>
+        </w:rPr>
+        <w:t>1</w:t>
+      </w:r>
+      <w:r>
+        <w:rPr>
+          <w:rFonts w:ascii="Consolas" w:eastAsia="Times New Roman" w:hAnsi="Consolas" w:cs="Times New Roman"/>
+          <w:color w:val="BBBEBF"/>
+          <w:sz w:val="21"/>
+          <w:szCs w:val="21"/>
+          <w:lang w:eastAsia="en-IN"/>
+        </w:rPr>
+        <w:t xml:space="preserve"> </w:t>
+      </w:r>
+      <w:r>
+        <w:rPr>
+          <w:rFonts w:ascii="Consolas" w:eastAsia="Times New Roman" w:hAnsi="Consolas" w:cs="Times New Roman"/>
+          <w:color w:val="8B949E"/>
+          <w:sz w:val="21"/>
+          <w:szCs w:val="21"/>
+          <w:lang w:eastAsia="en-IN"/>
+        </w:rPr>
+        <w:t>#code will never come here</w:t>
+      </w:r>
+    </w:p>
+    <w:p>
+      <w:pPr>
+        <w:pStyle w:val="Header"/>
+        <w:tabs>
+          <w:tab w:val="clear" w:pos="4513"/>
+          <w:tab w:val="clear" w:pos="9026"/>
+        </w:tabs>
+        <w:spacing w:after="160" w:line="259" w:lineRule="auto"/>
+      </w:pPr>
+    </w:p>
+    <w:p>
+      <w:pPr>
+        <w:pStyle w:val="Header"/>
+        <w:tabs>
+          <w:tab w:val="clear" w:pos="4513"/>
+          <w:tab w:val="clear" w:pos="9026"/>
+        </w:tabs>
+        <w:spacing w:after="160" w:line="259" w:lineRule="auto"/>
+      </w:pPr>
+      <w:r>
+        <w:lastRenderedPageBreak/>
         <w:t xml:space="preserve">Explanation: </w:t>
       </w:r>
     </w:p>
@@ -23767,76 +23703,171 @@
         <w:pStyle w:val="Header"/>
         <w:numPr>
           <w:ilvl w:val="0"/>
-          <w:numId w:val="4"/>
+          <w:numId w:val="17"/>
+        </w:numPr>
+        <w:spacing w:line="259" w:lineRule="auto"/>
+      </w:pPr>
+      <w:r>
+        <w:rPr>
+          <w:b/>
+          <w:bCs/>
+        </w:rPr>
+        <w:t>Edge cases first:</w:t>
+      </w:r>
+      <w:r>
+        <w:t xml:space="preserve"> If array has 1 element, or the first/last element beats its only </w:t>
+      </w:r>
+      <w:proofErr w:type="spellStart"/>
+      <w:r>
+        <w:t>neighbor</w:t>
+      </w:r>
+      <w:proofErr w:type="spellEnd"/>
+      <w:r>
+        <w:t xml:space="preserve">, return that index immediately — this guarantees any peak found later has real </w:t>
+      </w:r>
+      <w:proofErr w:type="spellStart"/>
+      <w:r>
+        <w:t>neighbors</w:t>
+      </w:r>
+      <w:proofErr w:type="spellEnd"/>
+      <w:r>
+        <w:t xml:space="preserve"> on both sides. </w:t>
+      </w:r>
+    </w:p>
+    <w:p>
+      <w:pPr>
+        <w:pStyle w:val="Header"/>
+        <w:numPr>
+          <w:ilvl w:val="0"/>
+          <w:numId w:val="17"/>
+        </w:numPr>
+        <w:spacing w:line="259" w:lineRule="auto"/>
+      </w:pPr>
+      <w:r>
+        <w:rPr>
+          <w:b/>
+          <w:bCs/>
+        </w:rPr>
+        <w:t>Shrink search space:</w:t>
+      </w:r>
+      <w:r>
+        <w:t xml:space="preserve"> Set l=1, r=n-2, since boundaries are already handled. </w:t>
+      </w:r>
+    </w:p>
+    <w:p>
+      <w:pPr>
+        <w:pStyle w:val="Header"/>
+        <w:numPr>
+          <w:ilvl w:val="0"/>
+          <w:numId w:val="17"/>
+        </w:numPr>
+        <w:spacing w:line="259" w:lineRule="auto"/>
+      </w:pPr>
+      <w:r>
+        <w:rPr>
+          <w:b/>
+          <w:bCs/>
+        </w:rPr>
+        <w:t>Check mid as peak:</w:t>
+      </w:r>
+      <w:r>
+        <w:t xml:space="preserve"> At each step, if </w:t>
+      </w:r>
+      <w:proofErr w:type="spellStart"/>
+      <w:proofErr w:type="gramStart"/>
+      <w:r>
+        <w:t>nums</w:t>
+      </w:r>
+      <w:proofErr w:type="spellEnd"/>
+      <w:r>
+        <w:t>[</w:t>
+      </w:r>
+      <w:proofErr w:type="gramEnd"/>
+      <w:r>
+        <w:t xml:space="preserve">mid] is bigger than both </w:t>
+      </w:r>
+      <w:proofErr w:type="spellStart"/>
+      <w:r>
+        <w:t>neighbors</w:t>
+      </w:r>
+      <w:proofErr w:type="spellEnd"/>
+      <w:r>
+        <w:t xml:space="preserve">, it's a peak — return mid. </w:t>
+      </w:r>
+    </w:p>
+    <w:p>
+      <w:pPr>
+        <w:pStyle w:val="Header"/>
+        <w:numPr>
+          <w:ilvl w:val="0"/>
+          <w:numId w:val="17"/>
+        </w:numPr>
+        <w:spacing w:line="259" w:lineRule="auto"/>
+      </w:pPr>
+      <w:r>
+        <w:rPr>
+          <w:b/>
+          <w:bCs/>
+        </w:rPr>
+        <w:t>Follow the slope:</w:t>
+      </w:r>
+      <w:r>
+        <w:t xml:space="preserve"> If </w:t>
+      </w:r>
+      <w:proofErr w:type="spellStart"/>
+      <w:proofErr w:type="gramStart"/>
+      <w:r>
+        <w:t>nums</w:t>
+      </w:r>
+      <w:proofErr w:type="spellEnd"/>
+      <w:r>
+        <w:t>[</w:t>
+      </w:r>
+      <w:proofErr w:type="gramEnd"/>
+      <w:r>
+        <w:t xml:space="preserve">mid] &gt; </w:t>
+      </w:r>
+      <w:proofErr w:type="spellStart"/>
+      <w:r>
+        <w:t>nums</w:t>
+      </w:r>
+      <w:proofErr w:type="spellEnd"/>
+      <w:r>
+        <w:t xml:space="preserve">[mid-1] (going uphill), a peak must exist to the right, so search right half; otherwise (going downhill), a peak must exist to the left, so search left half. </w:t>
+      </w:r>
+    </w:p>
+    <w:p>
+      <w:pPr>
+        <w:pStyle w:val="Header"/>
+        <w:numPr>
+          <w:ilvl w:val="0"/>
+          <w:numId w:val="17"/>
         </w:numPr>
         <w:tabs>
           <w:tab w:val="clear" w:pos="4513"/>
           <w:tab w:val="clear" w:pos="9026"/>
         </w:tabs>
-        <w:spacing w:after="240" w:line="259" w:lineRule="auto"/>
-      </w:pPr>
-      <w:r>
-        <w:lastRenderedPageBreak/>
-        <w:t>Here at start we check for elements at first and last index, if they are greater than their single respective neighbours, return them as answers</w:t>
-      </w:r>
-    </w:p>
-    <w:p>
-      <w:pPr>
-        <w:pStyle w:val="Header"/>
-        <w:numPr>
-          <w:ilvl w:val="0"/>
-          <w:numId w:val="4"/>
-        </w:numPr>
-        <w:tabs>
-          <w:tab w:val="clear" w:pos="4513"/>
-          <w:tab w:val="clear" w:pos="9026"/>
-        </w:tabs>
-        <w:spacing w:after="240" w:line="259" w:lineRule="auto"/>
-      </w:pPr>
-      <w:r>
-        <w:t xml:space="preserve">Else check in left over elements, Remember array is not sorted, here we are just eliminating halves thus applying Binary Search. Also there will always be </w:t>
-      </w:r>
-      <w:proofErr w:type="spellStart"/>
-      <w:r>
-        <w:t>atleast</w:t>
-      </w:r>
-      <w:proofErr w:type="spellEnd"/>
-      <w:r>
-        <w:t xml:space="preserve"> 1 peak in any array, if array is sorted than also leftmost or rightmost element is peak.</w:t>
-      </w:r>
-    </w:p>
-    <w:p>
-      <w:pPr>
-        <w:pStyle w:val="Header"/>
-        <w:numPr>
-          <w:ilvl w:val="0"/>
-          <w:numId w:val="4"/>
-        </w:numPr>
-        <w:tabs>
-          <w:tab w:val="clear" w:pos="4513"/>
-          <w:tab w:val="clear" w:pos="9026"/>
-        </w:tabs>
-        <w:spacing w:after="240" w:line="259" w:lineRule="auto"/>
-      </w:pPr>
-      <w:r>
-        <w:t>If mid is greater than its respective neighbours, it is answer</w:t>
-      </w:r>
-    </w:p>
-    <w:p>
-      <w:pPr>
-        <w:pStyle w:val="Header"/>
-        <w:numPr>
-          <w:ilvl w:val="0"/>
-          <w:numId w:val="4"/>
-        </w:numPr>
-        <w:tabs>
-          <w:tab w:val="clear" w:pos="4513"/>
-          <w:tab w:val="clear" w:pos="9026"/>
-        </w:tabs>
-        <w:spacing w:after="240" w:line="259" w:lineRule="auto"/>
-      </w:pPr>
-      <w:r>
-        <w:t xml:space="preserve">Else if it is smaller than left neighbour, that means larger values are in left side array, just check there. Remember though it is also possible to still have peak on right side, but that case is one with multiple peaks, so just check one side. </w:t>
+        <w:spacing w:line="259" w:lineRule="auto"/>
+      </w:pPr>
+      <w:r>
+        <w:rPr>
+          <w:b/>
+          <w:bCs/>
+        </w:rPr>
+        <w:t>Why binary search works:</w:t>
+      </w:r>
+      <w:r>
+        <w:t xml:space="preserve"> The array can't keep increasing forever without hitting a peak (or an already-handled edge), so slope direction always tells you which half is </w:t>
+      </w:r>
+      <w:r>
+        <w:rPr>
+          <w:i/>
+          <w:iCs/>
+        </w:rPr>
+        <w:t>guaranteed</w:t>
+      </w:r>
+      <w:r>
+        <w:t xml:space="preserve"> to contain a peak — letting you discard half the array each iteration, just like normal binary search, even though the array isn't sorted.</w:t>
       </w:r>
     </w:p>
     <w:p>
@@ -23867,7 +23898,16 @@
           <w:tab w:val="clear" w:pos="9026"/>
         </w:tabs>
         <w:spacing w:line="259" w:lineRule="auto"/>
-      </w:pPr>
+        <w:rPr>
+          <w:b/>
+        </w:rPr>
+      </w:pPr>
+      <w:r>
+        <w:rPr>
+          <w:b/>
+        </w:rPr>
+        <w:t>Easier code:</w:t>
+      </w:r>
     </w:p>
     <w:p>
       <w:pPr>
@@ -23877,16 +23917,1202 @@
           <w:tab w:val="clear" w:pos="9026"/>
         </w:tabs>
         <w:spacing w:line="259" w:lineRule="auto"/>
-        <w:rPr>
-          <w:b/>
-        </w:rPr>
-      </w:pPr>
-      <w:r>
-        <w:rPr>
-          <w:b/>
-        </w:rPr>
-        <w:t>Easier code:</w:t>
-      </w:r>
+      </w:pPr>
+    </w:p>
+    <w:p>
+      <w:pPr>
+        <w:shd w:val="clear" w:color="auto" w:fill="1F1F1F"/>
+        <w:spacing w:after="0" w:line="285" w:lineRule="atLeast"/>
+        <w:rPr>
+          <w:rFonts w:ascii="Consolas" w:eastAsia="Times New Roman" w:hAnsi="Consolas" w:cs="Times New Roman"/>
+          <w:color w:val="569CD6"/>
+          <w:sz w:val="21"/>
+          <w:szCs w:val="21"/>
+          <w:lang w:eastAsia="en-IN"/>
+        </w:rPr>
+      </w:pPr>
+    </w:p>
+    <w:p>
+      <w:pPr>
+        <w:shd w:val="clear" w:color="auto" w:fill="1F1F1F"/>
+        <w:spacing w:after="0" w:line="285" w:lineRule="atLeast"/>
+        <w:rPr>
+          <w:rFonts w:ascii="Consolas" w:eastAsia="Times New Roman" w:hAnsi="Consolas" w:cs="Times New Roman"/>
+          <w:color w:val="CCCCCC"/>
+          <w:sz w:val="21"/>
+          <w:szCs w:val="21"/>
+          <w:lang w:eastAsia="en-IN"/>
+        </w:rPr>
+      </w:pPr>
+      <w:proofErr w:type="gramStart"/>
+      <w:r>
+        <w:rPr>
+          <w:rFonts w:ascii="Consolas" w:eastAsia="Times New Roman" w:hAnsi="Consolas" w:cs="Times New Roman"/>
+          <w:color w:val="569CD6"/>
+          <w:sz w:val="21"/>
+          <w:szCs w:val="21"/>
+          <w:lang w:eastAsia="en-IN"/>
+        </w:rPr>
+        <w:t>class</w:t>
+      </w:r>
+      <w:proofErr w:type="gramEnd"/>
+      <w:r>
+        <w:rPr>
+          <w:rFonts w:ascii="Consolas" w:eastAsia="Times New Roman" w:hAnsi="Consolas" w:cs="Times New Roman"/>
+          <w:color w:val="CCCCCC"/>
+          <w:sz w:val="21"/>
+          <w:szCs w:val="21"/>
+          <w:lang w:eastAsia="en-IN"/>
+        </w:rPr>
+        <w:t xml:space="preserve"> </w:t>
+      </w:r>
+      <w:r>
+        <w:rPr>
+          <w:rFonts w:ascii="Consolas" w:eastAsia="Times New Roman" w:hAnsi="Consolas" w:cs="Times New Roman"/>
+          <w:color w:val="4EC9B0"/>
+          <w:sz w:val="21"/>
+          <w:szCs w:val="21"/>
+          <w:lang w:eastAsia="en-IN"/>
+        </w:rPr>
+        <w:t>Solution</w:t>
+      </w:r>
+      <w:r>
+        <w:rPr>
+          <w:rFonts w:ascii="Consolas" w:eastAsia="Times New Roman" w:hAnsi="Consolas" w:cs="Times New Roman"/>
+          <w:color w:val="CCCCCC"/>
+          <w:sz w:val="21"/>
+          <w:szCs w:val="21"/>
+          <w:lang w:eastAsia="en-IN"/>
+        </w:rPr>
+        <w:t>:</w:t>
+      </w:r>
+    </w:p>
+    <w:p>
+      <w:pPr>
+        <w:shd w:val="clear" w:color="auto" w:fill="1F1F1F"/>
+        <w:spacing w:after="0" w:line="285" w:lineRule="atLeast"/>
+        <w:rPr>
+          <w:rFonts w:ascii="Consolas" w:eastAsia="Times New Roman" w:hAnsi="Consolas" w:cs="Times New Roman"/>
+          <w:color w:val="CCCCCC"/>
+          <w:sz w:val="21"/>
+          <w:szCs w:val="21"/>
+          <w:lang w:eastAsia="en-IN"/>
+        </w:rPr>
+      </w:pPr>
+      <w:r>
+        <w:rPr>
+          <w:rFonts w:ascii="Consolas" w:eastAsia="Times New Roman" w:hAnsi="Consolas" w:cs="Times New Roman"/>
+          <w:color w:val="CCCCCC"/>
+          <w:sz w:val="21"/>
+          <w:szCs w:val="21"/>
+          <w:lang w:eastAsia="en-IN"/>
+        </w:rPr>
+        <w:t xml:space="preserve">    </w:t>
+      </w:r>
+      <w:proofErr w:type="spellStart"/>
+      <w:proofErr w:type="gramStart"/>
+      <w:r>
+        <w:rPr>
+          <w:rFonts w:ascii="Consolas" w:eastAsia="Times New Roman" w:hAnsi="Consolas" w:cs="Times New Roman"/>
+          <w:color w:val="569CD6"/>
+          <w:sz w:val="21"/>
+          <w:szCs w:val="21"/>
+          <w:lang w:eastAsia="en-IN"/>
+        </w:rPr>
+        <w:t>def</w:t>
+      </w:r>
+      <w:proofErr w:type="spellEnd"/>
+      <w:proofErr w:type="gramEnd"/>
+      <w:r>
+        <w:rPr>
+          <w:rFonts w:ascii="Consolas" w:eastAsia="Times New Roman" w:hAnsi="Consolas" w:cs="Times New Roman"/>
+          <w:color w:val="CCCCCC"/>
+          <w:sz w:val="21"/>
+          <w:szCs w:val="21"/>
+          <w:lang w:eastAsia="en-IN"/>
+        </w:rPr>
+        <w:t xml:space="preserve"> </w:t>
+      </w:r>
+      <w:proofErr w:type="spellStart"/>
+      <w:r>
+        <w:rPr>
+          <w:rFonts w:ascii="Consolas" w:eastAsia="Times New Roman" w:hAnsi="Consolas" w:cs="Times New Roman"/>
+          <w:color w:val="DCDCAA"/>
+          <w:sz w:val="21"/>
+          <w:szCs w:val="21"/>
+          <w:lang w:eastAsia="en-IN"/>
+        </w:rPr>
+        <w:t>findPeakElement</w:t>
+      </w:r>
+      <w:proofErr w:type="spellEnd"/>
+      <w:r>
+        <w:rPr>
+          <w:rFonts w:ascii="Consolas" w:eastAsia="Times New Roman" w:hAnsi="Consolas" w:cs="Times New Roman"/>
+          <w:color w:val="CCCCCC"/>
+          <w:sz w:val="21"/>
+          <w:szCs w:val="21"/>
+          <w:lang w:eastAsia="en-IN"/>
+        </w:rPr>
+        <w:t>(</w:t>
+      </w:r>
+      <w:r>
+        <w:rPr>
+          <w:rFonts w:ascii="Consolas" w:eastAsia="Times New Roman" w:hAnsi="Consolas" w:cs="Times New Roman"/>
+          <w:color w:val="9CDCFE"/>
+          <w:sz w:val="21"/>
+          <w:szCs w:val="21"/>
+          <w:lang w:eastAsia="en-IN"/>
+        </w:rPr>
+        <w:t>self</w:t>
+      </w:r>
+      <w:r>
+        <w:rPr>
+          <w:rFonts w:ascii="Consolas" w:eastAsia="Times New Roman" w:hAnsi="Consolas" w:cs="Times New Roman"/>
+          <w:color w:val="CCCCCC"/>
+          <w:sz w:val="21"/>
+          <w:szCs w:val="21"/>
+          <w:lang w:eastAsia="en-IN"/>
+        </w:rPr>
+        <w:t xml:space="preserve">, </w:t>
+      </w:r>
+      <w:proofErr w:type="spellStart"/>
+      <w:r>
+        <w:rPr>
+          <w:rFonts w:ascii="Consolas" w:eastAsia="Times New Roman" w:hAnsi="Consolas" w:cs="Times New Roman"/>
+          <w:color w:val="9CDCFE"/>
+          <w:sz w:val="21"/>
+          <w:szCs w:val="21"/>
+          <w:lang w:eastAsia="en-IN"/>
+        </w:rPr>
+        <w:t>nums</w:t>
+      </w:r>
+      <w:proofErr w:type="spellEnd"/>
+      <w:r>
+        <w:rPr>
+          <w:rFonts w:ascii="Consolas" w:eastAsia="Times New Roman" w:hAnsi="Consolas" w:cs="Times New Roman"/>
+          <w:color w:val="CCCCCC"/>
+          <w:sz w:val="21"/>
+          <w:szCs w:val="21"/>
+          <w:lang w:eastAsia="en-IN"/>
+        </w:rPr>
+        <w:t>: List[</w:t>
+      </w:r>
+      <w:proofErr w:type="spellStart"/>
+      <w:r>
+        <w:rPr>
+          <w:rFonts w:ascii="Consolas" w:eastAsia="Times New Roman" w:hAnsi="Consolas" w:cs="Times New Roman"/>
+          <w:color w:val="4EC9B0"/>
+          <w:sz w:val="21"/>
+          <w:szCs w:val="21"/>
+          <w:lang w:eastAsia="en-IN"/>
+        </w:rPr>
+        <w:t>int</w:t>
+      </w:r>
+      <w:proofErr w:type="spellEnd"/>
+      <w:r>
+        <w:rPr>
+          <w:rFonts w:ascii="Consolas" w:eastAsia="Times New Roman" w:hAnsi="Consolas" w:cs="Times New Roman"/>
+          <w:color w:val="CCCCCC"/>
+          <w:sz w:val="21"/>
+          <w:szCs w:val="21"/>
+          <w:lang w:eastAsia="en-IN"/>
+        </w:rPr>
+        <w:t xml:space="preserve">]) -&gt; </w:t>
+      </w:r>
+      <w:proofErr w:type="spellStart"/>
+      <w:r>
+        <w:rPr>
+          <w:rFonts w:ascii="Consolas" w:eastAsia="Times New Roman" w:hAnsi="Consolas" w:cs="Times New Roman"/>
+          <w:color w:val="4EC9B0"/>
+          <w:sz w:val="21"/>
+          <w:szCs w:val="21"/>
+          <w:lang w:eastAsia="en-IN"/>
+        </w:rPr>
+        <w:t>int</w:t>
+      </w:r>
+      <w:proofErr w:type="spellEnd"/>
+      <w:r>
+        <w:rPr>
+          <w:rFonts w:ascii="Consolas" w:eastAsia="Times New Roman" w:hAnsi="Consolas" w:cs="Times New Roman"/>
+          <w:color w:val="CCCCCC"/>
+          <w:sz w:val="21"/>
+          <w:szCs w:val="21"/>
+          <w:lang w:eastAsia="en-IN"/>
+        </w:rPr>
+        <w:t>:</w:t>
+      </w:r>
+    </w:p>
+    <w:p>
+      <w:pPr>
+        <w:shd w:val="clear" w:color="auto" w:fill="1F1F1F"/>
+        <w:spacing w:after="0" w:line="285" w:lineRule="atLeast"/>
+        <w:rPr>
+          <w:rFonts w:ascii="Consolas" w:eastAsia="Times New Roman" w:hAnsi="Consolas" w:cs="Times New Roman"/>
+          <w:color w:val="CCCCCC"/>
+          <w:sz w:val="21"/>
+          <w:szCs w:val="21"/>
+          <w:lang w:eastAsia="en-IN"/>
+        </w:rPr>
+      </w:pPr>
+      <w:r>
+        <w:rPr>
+          <w:rFonts w:ascii="Consolas" w:eastAsia="Times New Roman" w:hAnsi="Consolas" w:cs="Times New Roman"/>
+          <w:color w:val="CCCCCC"/>
+          <w:sz w:val="21"/>
+          <w:szCs w:val="21"/>
+          <w:lang w:eastAsia="en-IN"/>
+        </w:rPr>
+        <w:t xml:space="preserve">        </w:t>
+      </w:r>
+      <w:proofErr w:type="gramStart"/>
+      <w:r>
+        <w:rPr>
+          <w:rFonts w:ascii="Consolas" w:eastAsia="Times New Roman" w:hAnsi="Consolas" w:cs="Times New Roman"/>
+          <w:color w:val="CCCCCC"/>
+          <w:sz w:val="21"/>
+          <w:szCs w:val="21"/>
+          <w:lang w:eastAsia="en-IN"/>
+        </w:rPr>
+        <w:t>left</w:t>
+      </w:r>
+      <w:proofErr w:type="gramEnd"/>
+      <w:r>
+        <w:rPr>
+          <w:rFonts w:ascii="Consolas" w:eastAsia="Times New Roman" w:hAnsi="Consolas" w:cs="Times New Roman"/>
+          <w:color w:val="CCCCCC"/>
+          <w:sz w:val="21"/>
+          <w:szCs w:val="21"/>
+          <w:lang w:eastAsia="en-IN"/>
+        </w:rPr>
+        <w:t xml:space="preserve">, right </w:t>
+      </w:r>
+      <w:r>
+        <w:rPr>
+          <w:rFonts w:ascii="Consolas" w:eastAsia="Times New Roman" w:hAnsi="Consolas" w:cs="Times New Roman"/>
+          <w:color w:val="D4D4D4"/>
+          <w:sz w:val="21"/>
+          <w:szCs w:val="21"/>
+          <w:lang w:eastAsia="en-IN"/>
+        </w:rPr>
+        <w:t>=</w:t>
+      </w:r>
+      <w:r>
+        <w:rPr>
+          <w:rFonts w:ascii="Consolas" w:eastAsia="Times New Roman" w:hAnsi="Consolas" w:cs="Times New Roman"/>
+          <w:color w:val="CCCCCC"/>
+          <w:sz w:val="21"/>
+          <w:szCs w:val="21"/>
+          <w:lang w:eastAsia="en-IN"/>
+        </w:rPr>
+        <w:t xml:space="preserve"> </w:t>
+      </w:r>
+      <w:r>
+        <w:rPr>
+          <w:rFonts w:ascii="Consolas" w:eastAsia="Times New Roman" w:hAnsi="Consolas" w:cs="Times New Roman"/>
+          <w:color w:val="B5CEA8"/>
+          <w:sz w:val="21"/>
+          <w:szCs w:val="21"/>
+          <w:lang w:eastAsia="en-IN"/>
+        </w:rPr>
+        <w:t>0</w:t>
+      </w:r>
+      <w:r>
+        <w:rPr>
+          <w:rFonts w:ascii="Consolas" w:eastAsia="Times New Roman" w:hAnsi="Consolas" w:cs="Times New Roman"/>
+          <w:color w:val="CCCCCC"/>
+          <w:sz w:val="21"/>
+          <w:szCs w:val="21"/>
+          <w:lang w:eastAsia="en-IN"/>
+        </w:rPr>
+        <w:t xml:space="preserve">, </w:t>
+      </w:r>
+      <w:proofErr w:type="spellStart"/>
+      <w:r>
+        <w:rPr>
+          <w:rFonts w:ascii="Consolas" w:eastAsia="Times New Roman" w:hAnsi="Consolas" w:cs="Times New Roman"/>
+          <w:color w:val="DCDCAA"/>
+          <w:sz w:val="21"/>
+          <w:szCs w:val="21"/>
+          <w:lang w:eastAsia="en-IN"/>
+        </w:rPr>
+        <w:t>len</w:t>
+      </w:r>
+      <w:proofErr w:type="spellEnd"/>
+      <w:r>
+        <w:rPr>
+          <w:rFonts w:ascii="Consolas" w:eastAsia="Times New Roman" w:hAnsi="Consolas" w:cs="Times New Roman"/>
+          <w:color w:val="CCCCCC"/>
+          <w:sz w:val="21"/>
+          <w:szCs w:val="21"/>
+          <w:lang w:eastAsia="en-IN"/>
+        </w:rPr>
+        <w:t>(</w:t>
+      </w:r>
+      <w:proofErr w:type="spellStart"/>
+      <w:r>
+        <w:rPr>
+          <w:rFonts w:ascii="Consolas" w:eastAsia="Times New Roman" w:hAnsi="Consolas" w:cs="Times New Roman"/>
+          <w:color w:val="CCCCCC"/>
+          <w:sz w:val="21"/>
+          <w:szCs w:val="21"/>
+          <w:lang w:eastAsia="en-IN"/>
+        </w:rPr>
+        <w:t>nums</w:t>
+      </w:r>
+      <w:proofErr w:type="spellEnd"/>
+      <w:r>
+        <w:rPr>
+          <w:rFonts w:ascii="Consolas" w:eastAsia="Times New Roman" w:hAnsi="Consolas" w:cs="Times New Roman"/>
+          <w:color w:val="CCCCCC"/>
+          <w:sz w:val="21"/>
+          <w:szCs w:val="21"/>
+          <w:lang w:eastAsia="en-IN"/>
+        </w:rPr>
+        <w:t xml:space="preserve">) </w:t>
+      </w:r>
+      <w:r>
+        <w:rPr>
+          <w:rFonts w:ascii="Consolas" w:eastAsia="Times New Roman" w:hAnsi="Consolas" w:cs="Times New Roman"/>
+          <w:color w:val="D4D4D4"/>
+          <w:sz w:val="21"/>
+          <w:szCs w:val="21"/>
+          <w:lang w:eastAsia="en-IN"/>
+        </w:rPr>
+        <w:t>-</w:t>
+      </w:r>
+      <w:r>
+        <w:rPr>
+          <w:rFonts w:ascii="Consolas" w:eastAsia="Times New Roman" w:hAnsi="Consolas" w:cs="Times New Roman"/>
+          <w:color w:val="CCCCCC"/>
+          <w:sz w:val="21"/>
+          <w:szCs w:val="21"/>
+          <w:lang w:eastAsia="en-IN"/>
+        </w:rPr>
+        <w:t xml:space="preserve"> </w:t>
+      </w:r>
+      <w:r>
+        <w:rPr>
+          <w:rFonts w:ascii="Consolas" w:eastAsia="Times New Roman" w:hAnsi="Consolas" w:cs="Times New Roman"/>
+          <w:color w:val="B5CEA8"/>
+          <w:sz w:val="21"/>
+          <w:szCs w:val="21"/>
+          <w:lang w:eastAsia="en-IN"/>
+        </w:rPr>
+        <w:t>1</w:t>
+      </w:r>
+    </w:p>
+    <w:p>
+      <w:pPr>
+        <w:shd w:val="clear" w:color="auto" w:fill="1F1F1F"/>
+        <w:spacing w:after="0" w:line="285" w:lineRule="atLeast"/>
+        <w:rPr>
+          <w:rFonts w:ascii="Consolas" w:eastAsia="Times New Roman" w:hAnsi="Consolas" w:cs="Times New Roman"/>
+          <w:color w:val="CCCCCC"/>
+          <w:sz w:val="21"/>
+          <w:szCs w:val="21"/>
+          <w:lang w:eastAsia="en-IN"/>
+        </w:rPr>
+      </w:pPr>
+      <w:r>
+        <w:rPr>
+          <w:rFonts w:ascii="Consolas" w:eastAsia="Times New Roman" w:hAnsi="Consolas" w:cs="Times New Roman"/>
+          <w:color w:val="CCCCCC"/>
+          <w:sz w:val="21"/>
+          <w:szCs w:val="21"/>
+          <w:lang w:eastAsia="en-IN"/>
+        </w:rPr>
+        <w:t xml:space="preserve">    </w:t>
+      </w:r>
+    </w:p>
+    <w:p>
+      <w:pPr>
+        <w:shd w:val="clear" w:color="auto" w:fill="1F1F1F"/>
+        <w:spacing w:after="0" w:line="285" w:lineRule="atLeast"/>
+        <w:rPr>
+          <w:rFonts w:ascii="Consolas" w:eastAsia="Times New Roman" w:hAnsi="Consolas" w:cs="Times New Roman"/>
+          <w:color w:val="CCCCCC"/>
+          <w:sz w:val="21"/>
+          <w:szCs w:val="21"/>
+          <w:lang w:eastAsia="en-IN"/>
+        </w:rPr>
+      </w:pPr>
+      <w:r>
+        <w:rPr>
+          <w:rFonts w:ascii="Consolas" w:eastAsia="Times New Roman" w:hAnsi="Consolas" w:cs="Times New Roman"/>
+          <w:color w:val="CCCCCC"/>
+          <w:sz w:val="21"/>
+          <w:szCs w:val="21"/>
+          <w:lang w:eastAsia="en-IN"/>
+        </w:rPr>
+        <w:t xml:space="preserve">        </w:t>
+      </w:r>
+      <w:r>
+        <w:rPr>
+          <w:rFonts w:ascii="Consolas" w:eastAsia="Times New Roman" w:hAnsi="Consolas" w:cs="Times New Roman"/>
+          <w:color w:val="6A9955"/>
+          <w:sz w:val="21"/>
+          <w:szCs w:val="21"/>
+          <w:lang w:eastAsia="en-IN"/>
+        </w:rPr>
+        <w:t># Binary search approach</w:t>
+      </w:r>
+    </w:p>
+    <w:p>
+      <w:pPr>
+        <w:shd w:val="clear" w:color="auto" w:fill="1F1F1F"/>
+        <w:spacing w:after="0" w:line="285" w:lineRule="atLeast"/>
+        <w:rPr>
+          <w:rFonts w:ascii="Consolas" w:eastAsia="Times New Roman" w:hAnsi="Consolas" w:cs="Times New Roman"/>
+          <w:color w:val="CCCCCC"/>
+          <w:sz w:val="21"/>
+          <w:szCs w:val="21"/>
+          <w:lang w:eastAsia="en-IN"/>
+        </w:rPr>
+      </w:pPr>
+      <w:r>
+        <w:rPr>
+          <w:rFonts w:ascii="Consolas" w:eastAsia="Times New Roman" w:hAnsi="Consolas" w:cs="Times New Roman"/>
+          <w:color w:val="CCCCCC"/>
+          <w:sz w:val="21"/>
+          <w:szCs w:val="21"/>
+          <w:lang w:eastAsia="en-IN"/>
+        </w:rPr>
+        <w:t xml:space="preserve">        </w:t>
+      </w:r>
+      <w:proofErr w:type="gramStart"/>
+      <w:r>
+        <w:rPr>
+          <w:rFonts w:ascii="Consolas" w:eastAsia="Times New Roman" w:hAnsi="Consolas" w:cs="Times New Roman"/>
+          <w:color w:val="C586C0"/>
+          <w:sz w:val="21"/>
+          <w:szCs w:val="21"/>
+          <w:lang w:eastAsia="en-IN"/>
+        </w:rPr>
+        <w:t>while</w:t>
+      </w:r>
+      <w:proofErr w:type="gramEnd"/>
+      <w:r>
+        <w:rPr>
+          <w:rFonts w:ascii="Consolas" w:eastAsia="Times New Roman" w:hAnsi="Consolas" w:cs="Times New Roman"/>
+          <w:color w:val="CCCCCC"/>
+          <w:sz w:val="21"/>
+          <w:szCs w:val="21"/>
+          <w:lang w:eastAsia="en-IN"/>
+        </w:rPr>
+        <w:t xml:space="preserve"> left </w:t>
+      </w:r>
+      <w:r>
+        <w:rPr>
+          <w:rFonts w:ascii="Consolas" w:eastAsia="Times New Roman" w:hAnsi="Consolas" w:cs="Times New Roman"/>
+          <w:color w:val="D4D4D4"/>
+          <w:sz w:val="21"/>
+          <w:szCs w:val="21"/>
+          <w:lang w:eastAsia="en-IN"/>
+        </w:rPr>
+        <w:t>&lt;</w:t>
+      </w:r>
+      <w:r>
+        <w:rPr>
+          <w:rFonts w:ascii="Consolas" w:eastAsia="Times New Roman" w:hAnsi="Consolas" w:cs="Times New Roman"/>
+          <w:color w:val="CCCCCC"/>
+          <w:sz w:val="21"/>
+          <w:szCs w:val="21"/>
+          <w:lang w:eastAsia="en-IN"/>
+        </w:rPr>
+        <w:t xml:space="preserve"> right:</w:t>
+      </w:r>
+      <w:r>
+        <w:rPr>
+          <w:rFonts w:ascii="Consolas" w:eastAsia="Times New Roman" w:hAnsi="Consolas" w:cs="Times New Roman"/>
+          <w:color w:val="CCCCCC"/>
+          <w:sz w:val="21"/>
+          <w:szCs w:val="21"/>
+          <w:lang w:eastAsia="en-IN"/>
+        </w:rPr>
+        <w:t xml:space="preserve">  </w:t>
+      </w:r>
+      <w:r>
+        <w:rPr>
+          <w:rFonts w:ascii="Consolas" w:eastAsia="Times New Roman" w:hAnsi="Consolas" w:cs="Times New Roman"/>
+          <w:color w:val="6A9955"/>
+          <w:sz w:val="21"/>
+          <w:szCs w:val="21"/>
+          <w:lang w:eastAsia="en-IN"/>
+        </w:rPr>
+        <w:t># When r not changing to mid+1, that time l&lt;r, else l&lt;=r</w:t>
+      </w:r>
+    </w:p>
+    <w:p>
+      <w:pPr>
+        <w:shd w:val="clear" w:color="auto" w:fill="1F1F1F"/>
+        <w:spacing w:after="0" w:line="285" w:lineRule="atLeast"/>
+        <w:rPr>
+          <w:rFonts w:ascii="Consolas" w:eastAsia="Times New Roman" w:hAnsi="Consolas" w:cs="Times New Roman"/>
+          <w:color w:val="CCCCCC"/>
+          <w:sz w:val="21"/>
+          <w:szCs w:val="21"/>
+          <w:lang w:eastAsia="en-IN"/>
+        </w:rPr>
+      </w:pPr>
+      <w:r>
+        <w:rPr>
+          <w:rFonts w:ascii="Consolas" w:eastAsia="Times New Roman" w:hAnsi="Consolas" w:cs="Times New Roman"/>
+          <w:color w:val="CCCCCC"/>
+          <w:sz w:val="21"/>
+          <w:szCs w:val="21"/>
+          <w:lang w:eastAsia="en-IN"/>
+        </w:rPr>
+        <w:t xml:space="preserve">            </w:t>
+      </w:r>
+      <w:proofErr w:type="gramStart"/>
+      <w:r>
+        <w:rPr>
+          <w:rFonts w:ascii="Consolas" w:eastAsia="Times New Roman" w:hAnsi="Consolas" w:cs="Times New Roman"/>
+          <w:color w:val="CCCCCC"/>
+          <w:sz w:val="21"/>
+          <w:szCs w:val="21"/>
+          <w:lang w:eastAsia="en-IN"/>
+        </w:rPr>
+        <w:t>mid</w:t>
+      </w:r>
+      <w:proofErr w:type="gramEnd"/>
+      <w:r>
+        <w:rPr>
+          <w:rFonts w:ascii="Consolas" w:eastAsia="Times New Roman" w:hAnsi="Consolas" w:cs="Times New Roman"/>
+          <w:color w:val="CCCCCC"/>
+          <w:sz w:val="21"/>
+          <w:szCs w:val="21"/>
+          <w:lang w:eastAsia="en-IN"/>
+        </w:rPr>
+        <w:t xml:space="preserve"> </w:t>
+      </w:r>
+      <w:r>
+        <w:rPr>
+          <w:rFonts w:ascii="Consolas" w:eastAsia="Times New Roman" w:hAnsi="Consolas" w:cs="Times New Roman"/>
+          <w:color w:val="D4D4D4"/>
+          <w:sz w:val="21"/>
+          <w:szCs w:val="21"/>
+          <w:lang w:eastAsia="en-IN"/>
+        </w:rPr>
+        <w:t>=</w:t>
+      </w:r>
+      <w:r>
+        <w:rPr>
+          <w:rFonts w:ascii="Consolas" w:eastAsia="Times New Roman" w:hAnsi="Consolas" w:cs="Times New Roman"/>
+          <w:color w:val="CCCCCC"/>
+          <w:sz w:val="21"/>
+          <w:szCs w:val="21"/>
+          <w:lang w:eastAsia="en-IN"/>
+        </w:rPr>
+        <w:t xml:space="preserve"> (left </w:t>
+      </w:r>
+      <w:r>
+        <w:rPr>
+          <w:rFonts w:ascii="Consolas" w:eastAsia="Times New Roman" w:hAnsi="Consolas" w:cs="Times New Roman"/>
+          <w:color w:val="D4D4D4"/>
+          <w:sz w:val="21"/>
+          <w:szCs w:val="21"/>
+          <w:lang w:eastAsia="en-IN"/>
+        </w:rPr>
+        <w:t>+</w:t>
+      </w:r>
+      <w:r>
+        <w:rPr>
+          <w:rFonts w:ascii="Consolas" w:eastAsia="Times New Roman" w:hAnsi="Consolas" w:cs="Times New Roman"/>
+          <w:color w:val="CCCCCC"/>
+          <w:sz w:val="21"/>
+          <w:szCs w:val="21"/>
+          <w:lang w:eastAsia="en-IN"/>
+        </w:rPr>
+        <w:t xml:space="preserve"> right) </w:t>
+      </w:r>
+      <w:r>
+        <w:rPr>
+          <w:rFonts w:ascii="Consolas" w:eastAsia="Times New Roman" w:hAnsi="Consolas" w:cs="Times New Roman"/>
+          <w:color w:val="D4D4D4"/>
+          <w:sz w:val="21"/>
+          <w:szCs w:val="21"/>
+          <w:lang w:eastAsia="en-IN"/>
+        </w:rPr>
+        <w:t>//</w:t>
+      </w:r>
+      <w:r>
+        <w:rPr>
+          <w:rFonts w:ascii="Consolas" w:eastAsia="Times New Roman" w:hAnsi="Consolas" w:cs="Times New Roman"/>
+          <w:color w:val="CCCCCC"/>
+          <w:sz w:val="21"/>
+          <w:szCs w:val="21"/>
+          <w:lang w:eastAsia="en-IN"/>
+        </w:rPr>
+        <w:t xml:space="preserve"> </w:t>
+      </w:r>
+      <w:r>
+        <w:rPr>
+          <w:rFonts w:ascii="Consolas" w:eastAsia="Times New Roman" w:hAnsi="Consolas" w:cs="Times New Roman"/>
+          <w:color w:val="B5CEA8"/>
+          <w:sz w:val="21"/>
+          <w:szCs w:val="21"/>
+          <w:lang w:eastAsia="en-IN"/>
+        </w:rPr>
+        <w:t>2</w:t>
+      </w:r>
+    </w:p>
+    <w:p>
+      <w:pPr>
+        <w:shd w:val="clear" w:color="auto" w:fill="1F1F1F"/>
+        <w:spacing w:after="0" w:line="285" w:lineRule="atLeast"/>
+        <w:rPr>
+          <w:rFonts w:ascii="Consolas" w:eastAsia="Times New Roman" w:hAnsi="Consolas" w:cs="Times New Roman"/>
+          <w:color w:val="CCCCCC"/>
+          <w:sz w:val="21"/>
+          <w:szCs w:val="21"/>
+          <w:lang w:eastAsia="en-IN"/>
+        </w:rPr>
+      </w:pPr>
+      <w:r>
+        <w:rPr>
+          <w:rFonts w:ascii="Consolas" w:eastAsia="Times New Roman" w:hAnsi="Consolas" w:cs="Times New Roman"/>
+          <w:color w:val="CCCCCC"/>
+          <w:sz w:val="21"/>
+          <w:szCs w:val="21"/>
+          <w:lang w:eastAsia="en-IN"/>
+        </w:rPr>
+        <w:t xml:space="preserve">            </w:t>
+      </w:r>
+    </w:p>
+    <w:p>
+      <w:pPr>
+        <w:shd w:val="clear" w:color="auto" w:fill="1F1F1F"/>
+        <w:spacing w:after="0" w:line="285" w:lineRule="atLeast"/>
+        <w:rPr>
+          <w:rFonts w:ascii="Consolas" w:eastAsia="Times New Roman" w:hAnsi="Consolas" w:cs="Times New Roman"/>
+          <w:color w:val="CCCCCC"/>
+          <w:sz w:val="21"/>
+          <w:szCs w:val="21"/>
+          <w:lang w:eastAsia="en-IN"/>
+        </w:rPr>
+      </w:pPr>
+      <w:r>
+        <w:rPr>
+          <w:rFonts w:ascii="Consolas" w:eastAsia="Times New Roman" w:hAnsi="Consolas" w:cs="Times New Roman"/>
+          <w:color w:val="CCCCCC"/>
+          <w:sz w:val="21"/>
+          <w:szCs w:val="21"/>
+          <w:lang w:eastAsia="en-IN"/>
+        </w:rPr>
+        <w:t xml:space="preserve">            </w:t>
+      </w:r>
+      <w:r>
+        <w:rPr>
+          <w:rFonts w:ascii="Consolas" w:eastAsia="Times New Roman" w:hAnsi="Consolas" w:cs="Times New Roman"/>
+          <w:color w:val="6A9955"/>
+          <w:sz w:val="21"/>
+          <w:szCs w:val="21"/>
+          <w:lang w:eastAsia="en-IN"/>
+        </w:rPr>
+        <w:t># If mid is greater than next, peak is on the left side (including mid)</w:t>
+      </w:r>
+    </w:p>
+    <w:p>
+      <w:pPr>
+        <w:shd w:val="clear" w:color="auto" w:fill="1F1F1F"/>
+        <w:spacing w:after="0" w:line="285" w:lineRule="atLeast"/>
+        <w:rPr>
+          <w:rFonts w:ascii="Consolas" w:eastAsia="Times New Roman" w:hAnsi="Consolas" w:cs="Times New Roman"/>
+          <w:color w:val="CCCCCC"/>
+          <w:sz w:val="21"/>
+          <w:szCs w:val="21"/>
+          <w:lang w:eastAsia="en-IN"/>
+        </w:rPr>
+      </w:pPr>
+      <w:r>
+        <w:rPr>
+          <w:rFonts w:ascii="Consolas" w:eastAsia="Times New Roman" w:hAnsi="Consolas" w:cs="Times New Roman"/>
+          <w:color w:val="CCCCCC"/>
+          <w:sz w:val="21"/>
+          <w:szCs w:val="21"/>
+          <w:lang w:eastAsia="en-IN"/>
+        </w:rPr>
+        <w:t xml:space="preserve">            </w:t>
+      </w:r>
+      <w:proofErr w:type="gramStart"/>
+      <w:r>
+        <w:rPr>
+          <w:rFonts w:ascii="Consolas" w:eastAsia="Times New Roman" w:hAnsi="Consolas" w:cs="Times New Roman"/>
+          <w:color w:val="C586C0"/>
+          <w:sz w:val="21"/>
+          <w:szCs w:val="21"/>
+          <w:lang w:eastAsia="en-IN"/>
+        </w:rPr>
+        <w:t>if</w:t>
+      </w:r>
+      <w:proofErr w:type="gramEnd"/>
+      <w:r>
+        <w:rPr>
+          <w:rFonts w:ascii="Consolas" w:eastAsia="Times New Roman" w:hAnsi="Consolas" w:cs="Times New Roman"/>
+          <w:color w:val="CCCCCC"/>
+          <w:sz w:val="21"/>
+          <w:szCs w:val="21"/>
+          <w:lang w:eastAsia="en-IN"/>
+        </w:rPr>
+        <w:t xml:space="preserve"> </w:t>
+      </w:r>
+      <w:proofErr w:type="spellStart"/>
+      <w:r>
+        <w:rPr>
+          <w:rFonts w:ascii="Consolas" w:eastAsia="Times New Roman" w:hAnsi="Consolas" w:cs="Times New Roman"/>
+          <w:color w:val="CCCCCC"/>
+          <w:sz w:val="21"/>
+          <w:szCs w:val="21"/>
+          <w:lang w:eastAsia="en-IN"/>
+        </w:rPr>
+        <w:t>nums</w:t>
+      </w:r>
+      <w:proofErr w:type="spellEnd"/>
+      <w:r>
+        <w:rPr>
+          <w:rFonts w:ascii="Consolas" w:eastAsia="Times New Roman" w:hAnsi="Consolas" w:cs="Times New Roman"/>
+          <w:color w:val="CCCCCC"/>
+          <w:sz w:val="21"/>
+          <w:szCs w:val="21"/>
+          <w:lang w:eastAsia="en-IN"/>
+        </w:rPr>
+        <w:t xml:space="preserve">[mid] </w:t>
+      </w:r>
+      <w:r>
+        <w:rPr>
+          <w:rFonts w:ascii="Consolas" w:eastAsia="Times New Roman" w:hAnsi="Consolas" w:cs="Times New Roman"/>
+          <w:color w:val="D4D4D4"/>
+          <w:sz w:val="21"/>
+          <w:szCs w:val="21"/>
+          <w:lang w:eastAsia="en-IN"/>
+        </w:rPr>
+        <w:t>&gt;</w:t>
+      </w:r>
+      <w:r>
+        <w:rPr>
+          <w:rFonts w:ascii="Consolas" w:eastAsia="Times New Roman" w:hAnsi="Consolas" w:cs="Times New Roman"/>
+          <w:color w:val="CCCCCC"/>
+          <w:sz w:val="21"/>
+          <w:szCs w:val="21"/>
+          <w:lang w:eastAsia="en-IN"/>
+        </w:rPr>
+        <w:t xml:space="preserve"> </w:t>
+      </w:r>
+      <w:proofErr w:type="spellStart"/>
+      <w:r>
+        <w:rPr>
+          <w:rFonts w:ascii="Consolas" w:eastAsia="Times New Roman" w:hAnsi="Consolas" w:cs="Times New Roman"/>
+          <w:color w:val="CCCCCC"/>
+          <w:sz w:val="21"/>
+          <w:szCs w:val="21"/>
+          <w:lang w:eastAsia="en-IN"/>
+        </w:rPr>
+        <w:t>nums</w:t>
+      </w:r>
+      <w:proofErr w:type="spellEnd"/>
+      <w:r>
+        <w:rPr>
+          <w:rFonts w:ascii="Consolas" w:eastAsia="Times New Roman" w:hAnsi="Consolas" w:cs="Times New Roman"/>
+          <w:color w:val="CCCCCC"/>
+          <w:sz w:val="21"/>
+          <w:szCs w:val="21"/>
+          <w:lang w:eastAsia="en-IN"/>
+        </w:rPr>
+        <w:t xml:space="preserve">[mid </w:t>
+      </w:r>
+      <w:r>
+        <w:rPr>
+          <w:rFonts w:ascii="Consolas" w:eastAsia="Times New Roman" w:hAnsi="Consolas" w:cs="Times New Roman"/>
+          <w:color w:val="D4D4D4"/>
+          <w:sz w:val="21"/>
+          <w:szCs w:val="21"/>
+          <w:lang w:eastAsia="en-IN"/>
+        </w:rPr>
+        <w:t>+</w:t>
+      </w:r>
+      <w:r>
+        <w:rPr>
+          <w:rFonts w:ascii="Consolas" w:eastAsia="Times New Roman" w:hAnsi="Consolas" w:cs="Times New Roman"/>
+          <w:color w:val="CCCCCC"/>
+          <w:sz w:val="21"/>
+          <w:szCs w:val="21"/>
+          <w:lang w:eastAsia="en-IN"/>
+        </w:rPr>
+        <w:t xml:space="preserve"> </w:t>
+      </w:r>
+      <w:r>
+        <w:rPr>
+          <w:rFonts w:ascii="Consolas" w:eastAsia="Times New Roman" w:hAnsi="Consolas" w:cs="Times New Roman"/>
+          <w:color w:val="B5CEA8"/>
+          <w:sz w:val="21"/>
+          <w:szCs w:val="21"/>
+          <w:lang w:eastAsia="en-IN"/>
+        </w:rPr>
+        <w:t>1</w:t>
+      </w:r>
+      <w:r>
+        <w:rPr>
+          <w:rFonts w:ascii="Consolas" w:eastAsia="Times New Roman" w:hAnsi="Consolas" w:cs="Times New Roman"/>
+          <w:color w:val="CCCCCC"/>
+          <w:sz w:val="21"/>
+          <w:szCs w:val="21"/>
+          <w:lang w:eastAsia="en-IN"/>
+        </w:rPr>
+        <w:t>]:</w:t>
+      </w:r>
+    </w:p>
+    <w:p>
+      <w:pPr>
+        <w:shd w:val="clear" w:color="auto" w:fill="1F1F1F"/>
+        <w:spacing w:after="0" w:line="285" w:lineRule="atLeast"/>
+        <w:rPr>
+          <w:rFonts w:ascii="Consolas" w:eastAsia="Times New Roman" w:hAnsi="Consolas" w:cs="Times New Roman"/>
+          <w:color w:val="CCCCCC"/>
+          <w:sz w:val="21"/>
+          <w:szCs w:val="21"/>
+          <w:lang w:eastAsia="en-IN"/>
+        </w:rPr>
+      </w:pPr>
+      <w:r>
+        <w:rPr>
+          <w:rFonts w:ascii="Consolas" w:eastAsia="Times New Roman" w:hAnsi="Consolas" w:cs="Times New Roman"/>
+          <w:color w:val="CCCCCC"/>
+          <w:sz w:val="21"/>
+          <w:szCs w:val="21"/>
+          <w:lang w:eastAsia="en-IN"/>
+        </w:rPr>
+        <w:t xml:space="preserve">                </w:t>
+      </w:r>
+      <w:proofErr w:type="gramStart"/>
+      <w:r>
+        <w:rPr>
+          <w:rFonts w:ascii="Consolas" w:eastAsia="Times New Roman" w:hAnsi="Consolas" w:cs="Times New Roman"/>
+          <w:color w:val="CCCCCC"/>
+          <w:sz w:val="21"/>
+          <w:szCs w:val="21"/>
+          <w:lang w:eastAsia="en-IN"/>
+        </w:rPr>
+        <w:t>right</w:t>
+      </w:r>
+      <w:proofErr w:type="gramEnd"/>
+      <w:r>
+        <w:rPr>
+          <w:rFonts w:ascii="Consolas" w:eastAsia="Times New Roman" w:hAnsi="Consolas" w:cs="Times New Roman"/>
+          <w:color w:val="CCCCCC"/>
+          <w:sz w:val="21"/>
+          <w:szCs w:val="21"/>
+          <w:lang w:eastAsia="en-IN"/>
+        </w:rPr>
+        <w:t xml:space="preserve"> </w:t>
+      </w:r>
+      <w:r>
+        <w:rPr>
+          <w:rFonts w:ascii="Consolas" w:eastAsia="Times New Roman" w:hAnsi="Consolas" w:cs="Times New Roman"/>
+          <w:color w:val="D4D4D4"/>
+          <w:sz w:val="21"/>
+          <w:szCs w:val="21"/>
+          <w:lang w:eastAsia="en-IN"/>
+        </w:rPr>
+        <w:t>=</w:t>
+      </w:r>
+      <w:r>
+        <w:rPr>
+          <w:rFonts w:ascii="Consolas" w:eastAsia="Times New Roman" w:hAnsi="Consolas" w:cs="Times New Roman"/>
+          <w:color w:val="CCCCCC"/>
+          <w:sz w:val="21"/>
+          <w:szCs w:val="21"/>
+          <w:lang w:eastAsia="en-IN"/>
+        </w:rPr>
+        <w:t xml:space="preserve"> mid</w:t>
+      </w:r>
+    </w:p>
+    <w:p>
+      <w:pPr>
+        <w:shd w:val="clear" w:color="auto" w:fill="1F1F1F"/>
+        <w:spacing w:after="0" w:line="285" w:lineRule="atLeast"/>
+        <w:rPr>
+          <w:rFonts w:ascii="Consolas" w:eastAsia="Times New Roman" w:hAnsi="Consolas" w:cs="Times New Roman"/>
+          <w:color w:val="CCCCCC"/>
+          <w:sz w:val="21"/>
+          <w:szCs w:val="21"/>
+          <w:lang w:eastAsia="en-IN"/>
+        </w:rPr>
+      </w:pPr>
+      <w:r>
+        <w:rPr>
+          <w:rFonts w:ascii="Consolas" w:eastAsia="Times New Roman" w:hAnsi="Consolas" w:cs="Times New Roman"/>
+          <w:color w:val="CCCCCC"/>
+          <w:sz w:val="21"/>
+          <w:szCs w:val="21"/>
+          <w:lang w:eastAsia="en-IN"/>
+        </w:rPr>
+        <w:t xml:space="preserve">            </w:t>
+      </w:r>
+      <w:proofErr w:type="gramStart"/>
+      <w:r>
+        <w:rPr>
+          <w:rFonts w:ascii="Consolas" w:eastAsia="Times New Roman" w:hAnsi="Consolas" w:cs="Times New Roman"/>
+          <w:color w:val="C586C0"/>
+          <w:sz w:val="21"/>
+          <w:szCs w:val="21"/>
+          <w:lang w:eastAsia="en-IN"/>
+        </w:rPr>
+        <w:t>else</w:t>
+      </w:r>
+      <w:proofErr w:type="gramEnd"/>
+      <w:r>
+        <w:rPr>
+          <w:rFonts w:ascii="Consolas" w:eastAsia="Times New Roman" w:hAnsi="Consolas" w:cs="Times New Roman"/>
+          <w:color w:val="CCCCCC"/>
+          <w:sz w:val="21"/>
+          <w:szCs w:val="21"/>
+          <w:lang w:eastAsia="en-IN"/>
+        </w:rPr>
+        <w:t>:  </w:t>
+      </w:r>
+    </w:p>
+    <w:p>
+      <w:pPr>
+        <w:shd w:val="clear" w:color="auto" w:fill="1F1F1F"/>
+        <w:spacing w:after="0" w:line="285" w:lineRule="atLeast"/>
+        <w:rPr>
+          <w:rFonts w:ascii="Consolas" w:eastAsia="Times New Roman" w:hAnsi="Consolas" w:cs="Times New Roman"/>
+          <w:color w:val="CCCCCC"/>
+          <w:sz w:val="21"/>
+          <w:szCs w:val="21"/>
+          <w:lang w:eastAsia="en-IN"/>
+        </w:rPr>
+      </w:pPr>
+      <w:r>
+        <w:rPr>
+          <w:rFonts w:ascii="Consolas" w:eastAsia="Times New Roman" w:hAnsi="Consolas" w:cs="Times New Roman"/>
+          <w:color w:val="CCCCCC"/>
+          <w:sz w:val="21"/>
+          <w:szCs w:val="21"/>
+          <w:lang w:eastAsia="en-IN"/>
+        </w:rPr>
+        <w:t xml:space="preserve">                </w:t>
+      </w:r>
+      <w:r>
+        <w:rPr>
+          <w:rFonts w:ascii="Consolas" w:eastAsia="Times New Roman" w:hAnsi="Consolas" w:cs="Times New Roman"/>
+          <w:color w:val="6A9955"/>
+          <w:sz w:val="21"/>
+          <w:szCs w:val="21"/>
+          <w:lang w:eastAsia="en-IN"/>
+        </w:rPr>
+        <w:t># Otherwise peak must be on the right side</w:t>
+      </w:r>
+    </w:p>
+    <w:p>
+      <w:pPr>
+        <w:shd w:val="clear" w:color="auto" w:fill="1F1F1F"/>
+        <w:spacing w:after="0" w:line="285" w:lineRule="atLeast"/>
+        <w:rPr>
+          <w:rFonts w:ascii="Consolas" w:eastAsia="Times New Roman" w:hAnsi="Consolas" w:cs="Times New Roman"/>
+          <w:color w:val="CCCCCC"/>
+          <w:sz w:val="21"/>
+          <w:szCs w:val="21"/>
+          <w:lang w:eastAsia="en-IN"/>
+        </w:rPr>
+      </w:pPr>
+      <w:r>
+        <w:rPr>
+          <w:rFonts w:ascii="Consolas" w:eastAsia="Times New Roman" w:hAnsi="Consolas" w:cs="Times New Roman"/>
+          <w:color w:val="CCCCCC"/>
+          <w:sz w:val="21"/>
+          <w:szCs w:val="21"/>
+          <w:lang w:eastAsia="en-IN"/>
+        </w:rPr>
+        <w:t xml:space="preserve">                </w:t>
+      </w:r>
+      <w:proofErr w:type="gramStart"/>
+      <w:r>
+        <w:rPr>
+          <w:rFonts w:ascii="Consolas" w:eastAsia="Times New Roman" w:hAnsi="Consolas" w:cs="Times New Roman"/>
+          <w:color w:val="CCCCCC"/>
+          <w:sz w:val="21"/>
+          <w:szCs w:val="21"/>
+          <w:lang w:eastAsia="en-IN"/>
+        </w:rPr>
+        <w:t>left</w:t>
+      </w:r>
+      <w:proofErr w:type="gramEnd"/>
+      <w:r>
+        <w:rPr>
+          <w:rFonts w:ascii="Consolas" w:eastAsia="Times New Roman" w:hAnsi="Consolas" w:cs="Times New Roman"/>
+          <w:color w:val="CCCCCC"/>
+          <w:sz w:val="21"/>
+          <w:szCs w:val="21"/>
+          <w:lang w:eastAsia="en-IN"/>
+        </w:rPr>
+        <w:t xml:space="preserve"> </w:t>
+      </w:r>
+      <w:r>
+        <w:rPr>
+          <w:rFonts w:ascii="Consolas" w:eastAsia="Times New Roman" w:hAnsi="Consolas" w:cs="Times New Roman"/>
+          <w:color w:val="D4D4D4"/>
+          <w:sz w:val="21"/>
+          <w:szCs w:val="21"/>
+          <w:lang w:eastAsia="en-IN"/>
+        </w:rPr>
+        <w:t>=</w:t>
+      </w:r>
+      <w:r>
+        <w:rPr>
+          <w:rFonts w:ascii="Consolas" w:eastAsia="Times New Roman" w:hAnsi="Consolas" w:cs="Times New Roman"/>
+          <w:color w:val="CCCCCC"/>
+          <w:sz w:val="21"/>
+          <w:szCs w:val="21"/>
+          <w:lang w:eastAsia="en-IN"/>
+        </w:rPr>
+        <w:t xml:space="preserve"> mid </w:t>
+      </w:r>
+      <w:r>
+        <w:rPr>
+          <w:rFonts w:ascii="Consolas" w:eastAsia="Times New Roman" w:hAnsi="Consolas" w:cs="Times New Roman"/>
+          <w:color w:val="D4D4D4"/>
+          <w:sz w:val="21"/>
+          <w:szCs w:val="21"/>
+          <w:lang w:eastAsia="en-IN"/>
+        </w:rPr>
+        <w:t>+</w:t>
+      </w:r>
+      <w:r>
+        <w:rPr>
+          <w:rFonts w:ascii="Consolas" w:eastAsia="Times New Roman" w:hAnsi="Consolas" w:cs="Times New Roman"/>
+          <w:color w:val="CCCCCC"/>
+          <w:sz w:val="21"/>
+          <w:szCs w:val="21"/>
+          <w:lang w:eastAsia="en-IN"/>
+        </w:rPr>
+        <w:t xml:space="preserve"> </w:t>
+      </w:r>
+      <w:r>
+        <w:rPr>
+          <w:rFonts w:ascii="Consolas" w:eastAsia="Times New Roman" w:hAnsi="Consolas" w:cs="Times New Roman"/>
+          <w:color w:val="B5CEA8"/>
+          <w:sz w:val="21"/>
+          <w:szCs w:val="21"/>
+          <w:lang w:eastAsia="en-IN"/>
+        </w:rPr>
+        <w:t>1</w:t>
+      </w:r>
+    </w:p>
+    <w:p>
+      <w:pPr>
+        <w:shd w:val="clear" w:color="auto" w:fill="1F1F1F"/>
+        <w:spacing w:after="0" w:line="285" w:lineRule="atLeast"/>
+        <w:rPr>
+          <w:rFonts w:ascii="Consolas" w:eastAsia="Times New Roman" w:hAnsi="Consolas" w:cs="Times New Roman"/>
+          <w:color w:val="CCCCCC"/>
+          <w:sz w:val="21"/>
+          <w:szCs w:val="21"/>
+          <w:lang w:eastAsia="en-IN"/>
+        </w:rPr>
+      </w:pPr>
+      <w:r>
+        <w:rPr>
+          <w:rFonts w:ascii="Consolas" w:eastAsia="Times New Roman" w:hAnsi="Consolas" w:cs="Times New Roman"/>
+          <w:color w:val="CCCCCC"/>
+          <w:sz w:val="21"/>
+          <w:szCs w:val="21"/>
+          <w:lang w:eastAsia="en-IN"/>
+        </w:rPr>
+        <w:t xml:space="preserve">        </w:t>
+      </w:r>
+    </w:p>
+    <w:p>
+      <w:pPr>
+        <w:shd w:val="clear" w:color="auto" w:fill="1F1F1F"/>
+        <w:spacing w:after="0" w:line="285" w:lineRule="atLeast"/>
+        <w:rPr>
+          <w:rFonts w:ascii="Consolas" w:eastAsia="Times New Roman" w:hAnsi="Consolas" w:cs="Times New Roman"/>
+          <w:color w:val="CCCCCC"/>
+          <w:sz w:val="21"/>
+          <w:szCs w:val="21"/>
+          <w:lang w:eastAsia="en-IN"/>
+        </w:rPr>
+      </w:pPr>
+      <w:r>
+        <w:rPr>
+          <w:rFonts w:ascii="Consolas" w:eastAsia="Times New Roman" w:hAnsi="Consolas" w:cs="Times New Roman"/>
+          <w:color w:val="CCCCCC"/>
+          <w:sz w:val="21"/>
+          <w:szCs w:val="21"/>
+          <w:lang w:eastAsia="en-IN"/>
+        </w:rPr>
+        <w:t xml:space="preserve">        </w:t>
+      </w:r>
+      <w:r>
+        <w:rPr>
+          <w:rFonts w:ascii="Consolas" w:eastAsia="Times New Roman" w:hAnsi="Consolas" w:cs="Times New Roman"/>
+          <w:color w:val="6A9955"/>
+          <w:sz w:val="21"/>
+          <w:szCs w:val="21"/>
+          <w:lang w:eastAsia="en-IN"/>
+        </w:rPr>
+        <w:t># left == right → peak index</w:t>
+      </w:r>
+    </w:p>
+    <w:p>
+      <w:pPr>
+        <w:shd w:val="clear" w:color="auto" w:fill="1F1F1F"/>
+        <w:spacing w:after="0" w:line="285" w:lineRule="atLeast"/>
+        <w:rPr>
+          <w:rFonts w:ascii="Consolas" w:eastAsia="Times New Roman" w:hAnsi="Consolas" w:cs="Times New Roman"/>
+          <w:color w:val="CCCCCC"/>
+          <w:sz w:val="21"/>
+          <w:szCs w:val="21"/>
+          <w:lang w:eastAsia="en-IN"/>
+        </w:rPr>
+      </w:pPr>
+      <w:r>
+        <w:rPr>
+          <w:rFonts w:ascii="Consolas" w:eastAsia="Times New Roman" w:hAnsi="Consolas" w:cs="Times New Roman"/>
+          <w:color w:val="CCCCCC"/>
+          <w:sz w:val="21"/>
+          <w:szCs w:val="21"/>
+          <w:lang w:eastAsia="en-IN"/>
+        </w:rPr>
+        <w:t xml:space="preserve">        </w:t>
+      </w:r>
+      <w:proofErr w:type="gramStart"/>
+      <w:r>
+        <w:rPr>
+          <w:rFonts w:ascii="Consolas" w:eastAsia="Times New Roman" w:hAnsi="Consolas" w:cs="Times New Roman"/>
+          <w:color w:val="C586C0"/>
+          <w:sz w:val="21"/>
+          <w:szCs w:val="21"/>
+          <w:lang w:eastAsia="en-IN"/>
+        </w:rPr>
+        <w:t>return</w:t>
+      </w:r>
+      <w:proofErr w:type="gramEnd"/>
+      <w:r>
+        <w:rPr>
+          <w:rFonts w:ascii="Consolas" w:eastAsia="Times New Roman" w:hAnsi="Consolas" w:cs="Times New Roman"/>
+          <w:color w:val="CCCCCC"/>
+          <w:sz w:val="21"/>
+          <w:szCs w:val="21"/>
+          <w:lang w:eastAsia="en-IN"/>
+        </w:rPr>
+        <w:t xml:space="preserve"> left</w:t>
+      </w:r>
+    </w:p>
+    <w:p>
+      <w:pPr>
+        <w:shd w:val="clear" w:color="auto" w:fill="1F1F1F"/>
+        <w:spacing w:after="0" w:line="285" w:lineRule="atLeast"/>
+        <w:rPr>
+          <w:rFonts w:ascii="Consolas" w:eastAsia="Times New Roman" w:hAnsi="Consolas" w:cs="Times New Roman"/>
+          <w:color w:val="CCCCCC"/>
+          <w:sz w:val="21"/>
+          <w:szCs w:val="21"/>
+          <w:lang w:eastAsia="en-IN"/>
+        </w:rPr>
+      </w:pPr>
     </w:p>
     <w:p>
       <w:pPr>
@@ -23900,1198 +25126,455 @@
     </w:p>
     <w:p>
       <w:pPr>
-        <w:shd w:val="clear" w:color="auto" w:fill="1F1F1F"/>
-        <w:spacing w:after="0" w:line="285" w:lineRule="atLeast"/>
-        <w:rPr>
-          <w:rFonts w:ascii="Consolas" w:eastAsia="Times New Roman" w:hAnsi="Consolas" w:cs="Times New Roman"/>
-          <w:color w:val="569CD6"/>
-          <w:sz w:val="21"/>
-          <w:szCs w:val="21"/>
-          <w:lang w:eastAsia="en-IN"/>
-        </w:rPr>
-      </w:pPr>
-    </w:p>
-    <w:p>
-      <w:pPr>
-        <w:shd w:val="clear" w:color="auto" w:fill="1F1F1F"/>
-        <w:spacing w:after="0" w:line="285" w:lineRule="atLeast"/>
-        <w:rPr>
-          <w:rFonts w:ascii="Consolas" w:eastAsia="Times New Roman" w:hAnsi="Consolas" w:cs="Times New Roman"/>
-          <w:color w:val="CCCCCC"/>
-          <w:sz w:val="21"/>
-          <w:szCs w:val="21"/>
-          <w:lang w:eastAsia="en-IN"/>
-        </w:rPr>
-      </w:pPr>
-      <w:proofErr w:type="gramStart"/>
-      <w:r>
-        <w:rPr>
-          <w:rFonts w:ascii="Consolas" w:eastAsia="Times New Roman" w:hAnsi="Consolas" w:cs="Times New Roman"/>
-          <w:color w:val="569CD6"/>
-          <w:sz w:val="21"/>
-          <w:szCs w:val="21"/>
-          <w:lang w:eastAsia="en-IN"/>
-        </w:rPr>
-        <w:t>class</w:t>
-      </w:r>
-      <w:proofErr w:type="gramEnd"/>
-      <w:r>
-        <w:rPr>
-          <w:rFonts w:ascii="Consolas" w:eastAsia="Times New Roman" w:hAnsi="Consolas" w:cs="Times New Roman"/>
-          <w:color w:val="CCCCCC"/>
-          <w:sz w:val="21"/>
-          <w:szCs w:val="21"/>
-          <w:lang w:eastAsia="en-IN"/>
-        </w:rPr>
-        <w:t xml:space="preserve"> </w:t>
-      </w:r>
-      <w:r>
-        <w:rPr>
-          <w:rFonts w:ascii="Consolas" w:eastAsia="Times New Roman" w:hAnsi="Consolas" w:cs="Times New Roman"/>
-          <w:color w:val="4EC9B0"/>
-          <w:sz w:val="21"/>
-          <w:szCs w:val="21"/>
-          <w:lang w:eastAsia="en-IN"/>
-        </w:rPr>
-        <w:t>Solution</w:t>
-      </w:r>
-      <w:r>
-        <w:rPr>
-          <w:rFonts w:ascii="Consolas" w:eastAsia="Times New Roman" w:hAnsi="Consolas" w:cs="Times New Roman"/>
-          <w:color w:val="CCCCCC"/>
-          <w:sz w:val="21"/>
-          <w:szCs w:val="21"/>
-          <w:lang w:eastAsia="en-IN"/>
-        </w:rPr>
-        <w:t>:</w:t>
-      </w:r>
-    </w:p>
-    <w:p>
-      <w:pPr>
-        <w:shd w:val="clear" w:color="auto" w:fill="1F1F1F"/>
-        <w:spacing w:after="0" w:line="285" w:lineRule="atLeast"/>
-        <w:rPr>
-          <w:rFonts w:ascii="Consolas" w:eastAsia="Times New Roman" w:hAnsi="Consolas" w:cs="Times New Roman"/>
-          <w:color w:val="CCCCCC"/>
-          <w:sz w:val="21"/>
-          <w:szCs w:val="21"/>
-          <w:lang w:eastAsia="en-IN"/>
-        </w:rPr>
-      </w:pPr>
-      <w:r>
-        <w:rPr>
-          <w:rFonts w:ascii="Consolas" w:eastAsia="Times New Roman" w:hAnsi="Consolas" w:cs="Times New Roman"/>
-          <w:color w:val="CCCCCC"/>
-          <w:sz w:val="21"/>
-          <w:szCs w:val="21"/>
-          <w:lang w:eastAsia="en-IN"/>
-        </w:rPr>
-        <w:t xml:space="preserve">    </w:t>
+        <w:pStyle w:val="font-claude-response-body"/>
+        <w:spacing w:before="0" w:beforeAutospacing="0"/>
+        <w:rPr>
+          <w:rFonts w:asciiTheme="minorHAnsi" w:hAnsiTheme="minorHAnsi" w:cstheme="minorHAnsi"/>
+          <w:sz w:val="22"/>
+          <w:szCs w:val="22"/>
+        </w:rPr>
+      </w:pPr>
+      <w:r>
+        <w:rPr>
+          <w:rStyle w:val="Strong"/>
+          <w:rFonts w:asciiTheme="minorHAnsi" w:hAnsiTheme="minorHAnsi" w:cstheme="minorHAnsi"/>
+          <w:sz w:val="22"/>
+          <w:szCs w:val="22"/>
+        </w:rPr>
+        <w:t>Intuition:</w:t>
+      </w:r>
+      <w:r>
+        <w:rPr>
+          <w:rFonts w:asciiTheme="minorHAnsi" w:hAnsiTheme="minorHAnsi" w:cstheme="minorHAnsi"/>
+          <w:sz w:val="22"/>
+          <w:szCs w:val="22"/>
+        </w:rPr>
+        <w:t xml:space="preserve"> No need to handle edges separately here — imagine two virtual </w:t>
+      </w:r>
+      <w:r>
+        <w:rPr>
+          <w:rStyle w:val="HTMLCode"/>
+          <w:rFonts w:asciiTheme="minorHAnsi" w:hAnsiTheme="minorHAnsi" w:cstheme="minorHAnsi"/>
+          <w:sz w:val="22"/>
+          <w:szCs w:val="22"/>
+        </w:rPr>
+        <w:t>-infinity</w:t>
+      </w:r>
+      <w:r>
+        <w:rPr>
+          <w:rFonts w:asciiTheme="minorHAnsi" w:hAnsiTheme="minorHAnsi" w:cstheme="minorHAnsi"/>
+          <w:sz w:val="22"/>
+          <w:szCs w:val="22"/>
+        </w:rPr>
+        <w:t xml:space="preserve"> walls just outside both ends of the array. That guarantees a peak always exists somewhere inside, since the array can't fall off either edge without turning around first (or already being a peak at the edge).</w:t>
+      </w:r>
+    </w:p>
+    <w:p>
+      <w:pPr>
+        <w:numPr>
+          <w:ilvl w:val="0"/>
+          <w:numId w:val="18"/>
+        </w:numPr>
+        <w:spacing w:after="100" w:afterAutospacing="1" w:line="240" w:lineRule="auto"/>
+        <w:rPr>
+          <w:rFonts w:cstheme="minorHAnsi"/>
+        </w:rPr>
+      </w:pPr>
+      <w:r>
+        <w:rPr>
+          <w:rFonts w:cstheme="minorHAnsi"/>
+        </w:rPr>
+        <w:t xml:space="preserve">Compare </w:t>
       </w:r>
       <w:proofErr w:type="spellStart"/>
       <w:proofErr w:type="gramStart"/>
       <w:r>
         <w:rPr>
-          <w:rFonts w:ascii="Consolas" w:eastAsia="Times New Roman" w:hAnsi="Consolas" w:cs="Times New Roman"/>
-          <w:color w:val="569CD6"/>
-          <w:sz w:val="21"/>
-          <w:szCs w:val="21"/>
-          <w:lang w:eastAsia="en-IN"/>
-        </w:rPr>
-        <w:t>def</w:t>
+          <w:rStyle w:val="HTMLCode"/>
+          <w:rFonts w:asciiTheme="minorHAnsi" w:eastAsiaTheme="minorHAnsi" w:hAnsiTheme="minorHAnsi" w:cstheme="minorHAnsi"/>
+          <w:sz w:val="22"/>
+          <w:szCs w:val="22"/>
+        </w:rPr>
+        <w:t>nums</w:t>
       </w:r>
       <w:proofErr w:type="spellEnd"/>
+      <w:r>
+        <w:rPr>
+          <w:rStyle w:val="HTMLCode"/>
+          <w:rFonts w:asciiTheme="minorHAnsi" w:eastAsiaTheme="minorHAnsi" w:hAnsiTheme="minorHAnsi" w:cstheme="minorHAnsi"/>
+          <w:sz w:val="22"/>
+          <w:szCs w:val="22"/>
+        </w:rPr>
+        <w:t>[</w:t>
+      </w:r>
       <w:proofErr w:type="gramEnd"/>
       <w:r>
         <w:rPr>
-          <w:rFonts w:ascii="Consolas" w:eastAsia="Times New Roman" w:hAnsi="Consolas" w:cs="Times New Roman"/>
-          <w:color w:val="CCCCCC"/>
-          <w:sz w:val="21"/>
-          <w:szCs w:val="21"/>
-          <w:lang w:eastAsia="en-IN"/>
+          <w:rStyle w:val="HTMLCode"/>
+          <w:rFonts w:asciiTheme="minorHAnsi" w:eastAsiaTheme="minorHAnsi" w:hAnsiTheme="minorHAnsi" w:cstheme="minorHAnsi"/>
+          <w:sz w:val="22"/>
+          <w:szCs w:val="22"/>
+        </w:rPr>
+        <w:t>mid]</w:t>
+      </w:r>
+      <w:r>
+        <w:rPr>
+          <w:rFonts w:cstheme="minorHAnsi"/>
+        </w:rPr>
+        <w:t xml:space="preserve"> with its right </w:t>
+      </w:r>
+      <w:proofErr w:type="spellStart"/>
+      <w:r>
+        <w:rPr>
+          <w:rFonts w:cstheme="minorHAnsi"/>
+        </w:rPr>
+        <w:t>neighbor</w:t>
+      </w:r>
+      <w:proofErr w:type="spellEnd"/>
+      <w:r>
+        <w:rPr>
+          <w:rFonts w:cstheme="minorHAnsi"/>
         </w:rPr>
         <w:t xml:space="preserve"> </w:t>
       </w:r>
       <w:proofErr w:type="spellStart"/>
       <w:r>
         <w:rPr>
-          <w:rFonts w:ascii="Consolas" w:eastAsia="Times New Roman" w:hAnsi="Consolas" w:cs="Times New Roman"/>
-          <w:color w:val="DCDCAA"/>
-          <w:sz w:val="21"/>
-          <w:szCs w:val="21"/>
-          <w:lang w:eastAsia="en-IN"/>
-        </w:rPr>
-        <w:t>findPeakElement</w:t>
+          <w:rStyle w:val="HTMLCode"/>
+          <w:rFonts w:asciiTheme="minorHAnsi" w:eastAsiaTheme="minorHAnsi" w:hAnsiTheme="minorHAnsi" w:cstheme="minorHAnsi"/>
+          <w:sz w:val="22"/>
+          <w:szCs w:val="22"/>
+        </w:rPr>
+        <w:t>nums</w:t>
       </w:r>
       <w:proofErr w:type="spellEnd"/>
       <w:r>
         <w:rPr>
-          <w:rFonts w:ascii="Consolas" w:eastAsia="Times New Roman" w:hAnsi="Consolas" w:cs="Times New Roman"/>
-          <w:color w:val="CCCCCC"/>
-          <w:sz w:val="21"/>
-          <w:szCs w:val="21"/>
-          <w:lang w:eastAsia="en-IN"/>
-        </w:rPr>
-        <w:t>(</w:t>
-      </w:r>
-      <w:r>
-        <w:rPr>
-          <w:rFonts w:ascii="Consolas" w:eastAsia="Times New Roman" w:hAnsi="Consolas" w:cs="Times New Roman"/>
-          <w:color w:val="9CDCFE"/>
-          <w:sz w:val="21"/>
-          <w:szCs w:val="21"/>
-          <w:lang w:eastAsia="en-IN"/>
-        </w:rPr>
-        <w:t>self</w:t>
-      </w:r>
-      <w:r>
-        <w:rPr>
-          <w:rFonts w:ascii="Consolas" w:eastAsia="Times New Roman" w:hAnsi="Consolas" w:cs="Times New Roman"/>
-          <w:color w:val="CCCCCC"/>
-          <w:sz w:val="21"/>
-          <w:szCs w:val="21"/>
-          <w:lang w:eastAsia="en-IN"/>
-        </w:rPr>
-        <w:t xml:space="preserve">, </w:t>
+          <w:rStyle w:val="HTMLCode"/>
+          <w:rFonts w:asciiTheme="minorHAnsi" w:eastAsiaTheme="minorHAnsi" w:hAnsiTheme="minorHAnsi" w:cstheme="minorHAnsi"/>
+          <w:sz w:val="22"/>
+          <w:szCs w:val="22"/>
+        </w:rPr>
+        <w:t>[mid+1]</w:t>
+      </w:r>
+      <w:r>
+        <w:rPr>
+          <w:rFonts w:cstheme="minorHAnsi"/>
+        </w:rPr>
+        <w:t>.</w:t>
+      </w:r>
+    </w:p>
+    <w:p>
+      <w:pPr>
+        <w:numPr>
+          <w:ilvl w:val="0"/>
+          <w:numId w:val="18"/>
+        </w:numPr>
+        <w:spacing w:after="100" w:afterAutospacing="1" w:line="240" w:lineRule="auto"/>
+        <w:rPr>
+          <w:rFonts w:cstheme="minorHAnsi"/>
+        </w:rPr>
+      </w:pPr>
+      <w:r>
+        <w:rPr>
+          <w:rFonts w:cstheme="minorHAnsi"/>
+        </w:rPr>
+        <w:t xml:space="preserve">If </w:t>
       </w:r>
       <w:proofErr w:type="spellStart"/>
-      <w:r>
-        <w:rPr>
-          <w:rFonts w:ascii="Consolas" w:eastAsia="Times New Roman" w:hAnsi="Consolas" w:cs="Times New Roman"/>
-          <w:color w:val="9CDCFE"/>
-          <w:sz w:val="21"/>
-          <w:szCs w:val="21"/>
-          <w:lang w:eastAsia="en-IN"/>
+      <w:proofErr w:type="gramStart"/>
+      <w:r>
+        <w:rPr>
+          <w:rStyle w:val="HTMLCode"/>
+          <w:rFonts w:asciiTheme="minorHAnsi" w:eastAsiaTheme="minorHAnsi" w:hAnsiTheme="minorHAnsi" w:cstheme="minorHAnsi"/>
+          <w:sz w:val="22"/>
+          <w:szCs w:val="22"/>
         </w:rPr>
         <w:t>nums</w:t>
       </w:r>
       <w:proofErr w:type="spellEnd"/>
       <w:r>
         <w:rPr>
-          <w:rFonts w:ascii="Consolas" w:eastAsia="Times New Roman" w:hAnsi="Consolas" w:cs="Times New Roman"/>
-          <w:color w:val="CCCCCC"/>
-          <w:sz w:val="21"/>
-          <w:szCs w:val="21"/>
-          <w:lang w:eastAsia="en-IN"/>
-        </w:rPr>
-        <w:t>: List[</w:t>
+          <w:rStyle w:val="HTMLCode"/>
+          <w:rFonts w:asciiTheme="minorHAnsi" w:eastAsiaTheme="minorHAnsi" w:hAnsiTheme="minorHAnsi" w:cstheme="minorHAnsi"/>
+          <w:sz w:val="22"/>
+          <w:szCs w:val="22"/>
+        </w:rPr>
+        <w:t>[</w:t>
+      </w:r>
+      <w:proofErr w:type="gramEnd"/>
+      <w:r>
+        <w:rPr>
+          <w:rStyle w:val="HTMLCode"/>
+          <w:rFonts w:asciiTheme="minorHAnsi" w:eastAsiaTheme="minorHAnsi" w:hAnsiTheme="minorHAnsi" w:cstheme="minorHAnsi"/>
+          <w:sz w:val="22"/>
+          <w:szCs w:val="22"/>
+        </w:rPr>
+        <w:t xml:space="preserve">mid] &gt; </w:t>
       </w:r>
       <w:proofErr w:type="spellStart"/>
       <w:r>
         <w:rPr>
-          <w:rFonts w:ascii="Consolas" w:eastAsia="Times New Roman" w:hAnsi="Consolas" w:cs="Times New Roman"/>
-          <w:color w:val="4EC9B0"/>
-          <w:sz w:val="21"/>
-          <w:szCs w:val="21"/>
-          <w:lang w:eastAsia="en-IN"/>
-        </w:rPr>
-        <w:t>int</w:t>
+          <w:rStyle w:val="HTMLCode"/>
+          <w:rFonts w:asciiTheme="minorHAnsi" w:eastAsiaTheme="minorHAnsi" w:hAnsiTheme="minorHAnsi" w:cstheme="minorHAnsi"/>
+          <w:sz w:val="22"/>
+          <w:szCs w:val="22"/>
+        </w:rPr>
+        <w:t>nums</w:t>
       </w:r>
       <w:proofErr w:type="spellEnd"/>
       <w:r>
         <w:rPr>
-          <w:rFonts w:ascii="Consolas" w:eastAsia="Times New Roman" w:hAnsi="Consolas" w:cs="Times New Roman"/>
-          <w:color w:val="CCCCCC"/>
-          <w:sz w:val="21"/>
-          <w:szCs w:val="21"/>
-          <w:lang w:eastAsia="en-IN"/>
-        </w:rPr>
-        <w:t xml:space="preserve">]) -&gt; </w:t>
+          <w:rStyle w:val="HTMLCode"/>
+          <w:rFonts w:asciiTheme="minorHAnsi" w:eastAsiaTheme="minorHAnsi" w:hAnsiTheme="minorHAnsi" w:cstheme="minorHAnsi"/>
+          <w:sz w:val="22"/>
+          <w:szCs w:val="22"/>
+        </w:rPr>
+        <w:t>[mid+1]</w:t>
+      </w:r>
+      <w:r>
+        <w:rPr>
+          <w:rFonts w:cstheme="minorHAnsi"/>
+        </w:rPr>
+        <w:t xml:space="preserve">, the array is descending at this point — a peak must exist at </w:t>
+      </w:r>
+      <w:r>
+        <w:rPr>
+          <w:rStyle w:val="HTMLCode"/>
+          <w:rFonts w:asciiTheme="minorHAnsi" w:eastAsiaTheme="minorHAnsi" w:hAnsiTheme="minorHAnsi" w:cstheme="minorHAnsi"/>
+          <w:sz w:val="22"/>
+          <w:szCs w:val="22"/>
+        </w:rPr>
+        <w:t>mid</w:t>
+      </w:r>
+      <w:r>
+        <w:rPr>
+          <w:rFonts w:cstheme="minorHAnsi"/>
+        </w:rPr>
+        <w:t xml:space="preserve"> or somewhere to its left (since going left, values only rise or a peak sits right there), so keep </w:t>
+      </w:r>
+      <w:r>
+        <w:rPr>
+          <w:rStyle w:val="HTMLCode"/>
+          <w:rFonts w:asciiTheme="minorHAnsi" w:eastAsiaTheme="minorHAnsi" w:hAnsiTheme="minorHAnsi" w:cstheme="minorHAnsi"/>
+          <w:sz w:val="22"/>
+          <w:szCs w:val="22"/>
+        </w:rPr>
+        <w:t>mid</w:t>
+      </w:r>
+      <w:r>
+        <w:rPr>
+          <w:rFonts w:cstheme="minorHAnsi"/>
+        </w:rPr>
+        <w:t xml:space="preserve"> in range: </w:t>
+      </w:r>
+      <w:r>
+        <w:rPr>
+          <w:rStyle w:val="HTMLCode"/>
+          <w:rFonts w:asciiTheme="minorHAnsi" w:eastAsiaTheme="minorHAnsi" w:hAnsiTheme="minorHAnsi" w:cstheme="minorHAnsi"/>
+          <w:sz w:val="22"/>
+          <w:szCs w:val="22"/>
+        </w:rPr>
+        <w:t>right = mid</w:t>
+      </w:r>
+      <w:r>
+        <w:rPr>
+          <w:rFonts w:cstheme="minorHAnsi"/>
+        </w:rPr>
+        <w:t>.</w:t>
+      </w:r>
+    </w:p>
+    <w:p>
+      <w:pPr>
+        <w:numPr>
+          <w:ilvl w:val="0"/>
+          <w:numId w:val="18"/>
+        </w:numPr>
+        <w:spacing w:after="100" w:afterAutospacing="1" w:line="240" w:lineRule="auto"/>
+        <w:rPr>
+          <w:rFonts w:cstheme="minorHAnsi"/>
+        </w:rPr>
+      </w:pPr>
+      <w:r>
+        <w:rPr>
+          <w:rFonts w:cstheme="minorHAnsi"/>
+        </w:rPr>
+        <w:t>Otherwise (</w:t>
       </w:r>
       <w:proofErr w:type="spellStart"/>
-      <w:r>
-        <w:rPr>
-          <w:rFonts w:ascii="Consolas" w:eastAsia="Times New Roman" w:hAnsi="Consolas" w:cs="Times New Roman"/>
-          <w:color w:val="4EC9B0"/>
-          <w:sz w:val="21"/>
-          <w:szCs w:val="21"/>
-          <w:lang w:eastAsia="en-IN"/>
-        </w:rPr>
-        <w:t>int</w:t>
+      <w:proofErr w:type="gramStart"/>
+      <w:r>
+        <w:rPr>
+          <w:rStyle w:val="HTMLCode"/>
+          <w:rFonts w:asciiTheme="minorHAnsi" w:eastAsiaTheme="minorHAnsi" w:hAnsiTheme="minorHAnsi" w:cstheme="minorHAnsi"/>
+          <w:sz w:val="22"/>
+          <w:szCs w:val="22"/>
+        </w:rPr>
+        <w:t>nums</w:t>
       </w:r>
       <w:proofErr w:type="spellEnd"/>
       <w:r>
         <w:rPr>
-          <w:rFonts w:ascii="Consolas" w:eastAsia="Times New Roman" w:hAnsi="Consolas" w:cs="Times New Roman"/>
-          <w:color w:val="CCCCCC"/>
-          <w:sz w:val="21"/>
-          <w:szCs w:val="21"/>
-          <w:lang w:eastAsia="en-IN"/>
-        </w:rPr>
-        <w:t>:</w:t>
-      </w:r>
-    </w:p>
-    <w:p>
-      <w:pPr>
-        <w:shd w:val="clear" w:color="auto" w:fill="1F1F1F"/>
-        <w:spacing w:after="0" w:line="285" w:lineRule="atLeast"/>
-        <w:rPr>
-          <w:rFonts w:ascii="Consolas" w:eastAsia="Times New Roman" w:hAnsi="Consolas" w:cs="Times New Roman"/>
-          <w:color w:val="CCCCCC"/>
-          <w:sz w:val="21"/>
-          <w:szCs w:val="21"/>
-          <w:lang w:eastAsia="en-IN"/>
-        </w:rPr>
-      </w:pPr>
-      <w:r>
-        <w:rPr>
-          <w:rFonts w:ascii="Consolas" w:eastAsia="Times New Roman" w:hAnsi="Consolas" w:cs="Times New Roman"/>
-          <w:color w:val="CCCCCC"/>
-          <w:sz w:val="21"/>
-          <w:szCs w:val="21"/>
-          <w:lang w:eastAsia="en-IN"/>
-        </w:rPr>
-        <w:t xml:space="preserve">        </w:t>
-      </w:r>
-      <w:proofErr w:type="gramStart"/>
-      <w:r>
-        <w:rPr>
-          <w:rFonts w:ascii="Consolas" w:eastAsia="Times New Roman" w:hAnsi="Consolas" w:cs="Times New Roman"/>
-          <w:color w:val="CCCCCC"/>
-          <w:sz w:val="21"/>
-          <w:szCs w:val="21"/>
-          <w:lang w:eastAsia="en-IN"/>
-        </w:rPr>
-        <w:t>left</w:t>
+          <w:rStyle w:val="HTMLCode"/>
+          <w:rFonts w:asciiTheme="minorHAnsi" w:eastAsiaTheme="minorHAnsi" w:hAnsiTheme="minorHAnsi" w:cstheme="minorHAnsi"/>
+          <w:sz w:val="22"/>
+          <w:szCs w:val="22"/>
+        </w:rPr>
+        <w:t>[</w:t>
       </w:r>
       <w:proofErr w:type="gramEnd"/>
       <w:r>
         <w:rPr>
-          <w:rFonts w:ascii="Consolas" w:eastAsia="Times New Roman" w:hAnsi="Consolas" w:cs="Times New Roman"/>
-          <w:color w:val="CCCCCC"/>
-          <w:sz w:val="21"/>
-          <w:szCs w:val="21"/>
-          <w:lang w:eastAsia="en-IN"/>
-        </w:rPr>
-        <w:t xml:space="preserve">, right </w:t>
-      </w:r>
-      <w:r>
-        <w:rPr>
-          <w:rFonts w:ascii="Consolas" w:eastAsia="Times New Roman" w:hAnsi="Consolas" w:cs="Times New Roman"/>
-          <w:color w:val="D4D4D4"/>
-          <w:sz w:val="21"/>
-          <w:szCs w:val="21"/>
-          <w:lang w:eastAsia="en-IN"/>
-        </w:rPr>
-        <w:t>=</w:t>
-      </w:r>
-      <w:r>
-        <w:rPr>
-          <w:rFonts w:ascii="Consolas" w:eastAsia="Times New Roman" w:hAnsi="Consolas" w:cs="Times New Roman"/>
-          <w:color w:val="CCCCCC"/>
-          <w:sz w:val="21"/>
-          <w:szCs w:val="21"/>
-          <w:lang w:eastAsia="en-IN"/>
-        </w:rPr>
-        <w:t xml:space="preserve"> </w:t>
-      </w:r>
-      <w:r>
-        <w:rPr>
-          <w:rFonts w:ascii="Consolas" w:eastAsia="Times New Roman" w:hAnsi="Consolas" w:cs="Times New Roman"/>
-          <w:color w:val="B5CEA8"/>
-          <w:sz w:val="21"/>
-          <w:szCs w:val="21"/>
-          <w:lang w:eastAsia="en-IN"/>
-        </w:rPr>
-        <w:t>0</w:t>
-      </w:r>
-      <w:r>
-        <w:rPr>
-          <w:rFonts w:ascii="Consolas" w:eastAsia="Times New Roman" w:hAnsi="Consolas" w:cs="Times New Roman"/>
-          <w:color w:val="CCCCCC"/>
-          <w:sz w:val="21"/>
-          <w:szCs w:val="21"/>
-          <w:lang w:eastAsia="en-IN"/>
-        </w:rPr>
-        <w:t xml:space="preserve">, </w:t>
+          <w:rStyle w:val="HTMLCode"/>
+          <w:rFonts w:asciiTheme="minorHAnsi" w:eastAsiaTheme="minorHAnsi" w:hAnsiTheme="minorHAnsi" w:cstheme="minorHAnsi"/>
+          <w:sz w:val="22"/>
+          <w:szCs w:val="22"/>
+        </w:rPr>
+        <w:t xml:space="preserve">mid] &lt;= </w:t>
       </w:r>
       <w:proofErr w:type="spellStart"/>
       <w:r>
         <w:rPr>
-          <w:rFonts w:ascii="Consolas" w:eastAsia="Times New Roman" w:hAnsi="Consolas" w:cs="Times New Roman"/>
-          <w:color w:val="DCDCAA"/>
-          <w:sz w:val="21"/>
-          <w:szCs w:val="21"/>
-          <w:lang w:eastAsia="en-IN"/>
-        </w:rPr>
-        <w:t>len</w:t>
+          <w:rStyle w:val="HTMLCode"/>
+          <w:rFonts w:asciiTheme="minorHAnsi" w:eastAsiaTheme="minorHAnsi" w:hAnsiTheme="minorHAnsi" w:cstheme="minorHAnsi"/>
+          <w:sz w:val="22"/>
+          <w:szCs w:val="22"/>
+        </w:rPr>
+        <w:t>nums</w:t>
       </w:r>
       <w:proofErr w:type="spellEnd"/>
       <w:r>
         <w:rPr>
-          <w:rFonts w:ascii="Consolas" w:eastAsia="Times New Roman" w:hAnsi="Consolas" w:cs="Times New Roman"/>
-          <w:color w:val="CCCCCC"/>
-          <w:sz w:val="21"/>
-          <w:szCs w:val="21"/>
-          <w:lang w:eastAsia="en-IN"/>
-        </w:rPr>
-        <w:t>(</w:t>
-      </w:r>
-      <w:proofErr w:type="spellStart"/>
-      <w:r>
-        <w:rPr>
-          <w:rFonts w:ascii="Consolas" w:eastAsia="Times New Roman" w:hAnsi="Consolas" w:cs="Times New Roman"/>
-          <w:color w:val="CCCCCC"/>
-          <w:sz w:val="21"/>
-          <w:szCs w:val="21"/>
-          <w:lang w:eastAsia="en-IN"/>
-        </w:rPr>
-        <w:t>nums</w:t>
-      </w:r>
-      <w:proofErr w:type="spellEnd"/>
-      <w:r>
-        <w:rPr>
-          <w:rFonts w:ascii="Consolas" w:eastAsia="Times New Roman" w:hAnsi="Consolas" w:cs="Times New Roman"/>
-          <w:color w:val="CCCCCC"/>
-          <w:sz w:val="21"/>
-          <w:szCs w:val="21"/>
-          <w:lang w:eastAsia="en-IN"/>
-        </w:rPr>
-        <w:t xml:space="preserve">) </w:t>
-      </w:r>
-      <w:r>
-        <w:rPr>
-          <w:rFonts w:ascii="Consolas" w:eastAsia="Times New Roman" w:hAnsi="Consolas" w:cs="Times New Roman"/>
-          <w:color w:val="D4D4D4"/>
-          <w:sz w:val="21"/>
-          <w:szCs w:val="21"/>
-          <w:lang w:eastAsia="en-IN"/>
-        </w:rPr>
-        <w:t>-</w:t>
-      </w:r>
-      <w:r>
-        <w:rPr>
-          <w:rFonts w:ascii="Consolas" w:eastAsia="Times New Roman" w:hAnsi="Consolas" w:cs="Times New Roman"/>
-          <w:color w:val="CCCCCC"/>
-          <w:sz w:val="21"/>
-          <w:szCs w:val="21"/>
-          <w:lang w:eastAsia="en-IN"/>
-        </w:rPr>
-        <w:t xml:space="preserve"> </w:t>
-      </w:r>
-      <w:r>
-        <w:rPr>
-          <w:rFonts w:ascii="Consolas" w:eastAsia="Times New Roman" w:hAnsi="Consolas" w:cs="Times New Roman"/>
-          <w:color w:val="B5CEA8"/>
-          <w:sz w:val="21"/>
-          <w:szCs w:val="21"/>
-          <w:lang w:eastAsia="en-IN"/>
-        </w:rPr>
-        <w:t>1</w:t>
-      </w:r>
-    </w:p>
-    <w:p>
-      <w:pPr>
-        <w:shd w:val="clear" w:color="auto" w:fill="1F1F1F"/>
-        <w:spacing w:after="0" w:line="285" w:lineRule="atLeast"/>
-        <w:rPr>
-          <w:rFonts w:ascii="Consolas" w:eastAsia="Times New Roman" w:hAnsi="Consolas" w:cs="Times New Roman"/>
-          <w:color w:val="CCCCCC"/>
-          <w:sz w:val="21"/>
-          <w:szCs w:val="21"/>
-          <w:lang w:eastAsia="en-IN"/>
-        </w:rPr>
-      </w:pPr>
-      <w:r>
-        <w:rPr>
-          <w:rFonts w:ascii="Consolas" w:eastAsia="Times New Roman" w:hAnsi="Consolas" w:cs="Times New Roman"/>
-          <w:color w:val="CCCCCC"/>
-          <w:sz w:val="21"/>
-          <w:szCs w:val="21"/>
-          <w:lang w:eastAsia="en-IN"/>
-        </w:rPr>
-        <w:t xml:space="preserve">    </w:t>
-      </w:r>
-    </w:p>
-    <w:p>
-      <w:pPr>
-        <w:shd w:val="clear" w:color="auto" w:fill="1F1F1F"/>
-        <w:spacing w:after="0" w:line="285" w:lineRule="atLeast"/>
-        <w:rPr>
-          <w:rFonts w:ascii="Consolas" w:eastAsia="Times New Roman" w:hAnsi="Consolas" w:cs="Times New Roman"/>
-          <w:color w:val="CCCCCC"/>
-          <w:sz w:val="21"/>
-          <w:szCs w:val="21"/>
-          <w:lang w:eastAsia="en-IN"/>
-        </w:rPr>
-      </w:pPr>
-      <w:r>
-        <w:rPr>
-          <w:rFonts w:ascii="Consolas" w:eastAsia="Times New Roman" w:hAnsi="Consolas" w:cs="Times New Roman"/>
-          <w:color w:val="CCCCCC"/>
-          <w:sz w:val="21"/>
-          <w:szCs w:val="21"/>
-          <w:lang w:eastAsia="en-IN"/>
-        </w:rPr>
-        <w:t xml:space="preserve">        </w:t>
-      </w:r>
-      <w:r>
-        <w:rPr>
-          <w:rFonts w:ascii="Consolas" w:eastAsia="Times New Roman" w:hAnsi="Consolas" w:cs="Times New Roman"/>
-          <w:color w:val="6A9955"/>
-          <w:sz w:val="21"/>
-          <w:szCs w:val="21"/>
-          <w:lang w:eastAsia="en-IN"/>
-        </w:rPr>
-        <w:t># Binary search approach</w:t>
-      </w:r>
-    </w:p>
-    <w:p>
-      <w:pPr>
-        <w:shd w:val="clear" w:color="auto" w:fill="1F1F1F"/>
-        <w:spacing w:after="0" w:line="285" w:lineRule="atLeast"/>
-        <w:rPr>
-          <w:rFonts w:ascii="Consolas" w:eastAsia="Times New Roman" w:hAnsi="Consolas" w:cs="Times New Roman"/>
-          <w:color w:val="CCCCCC"/>
-          <w:sz w:val="21"/>
-          <w:szCs w:val="21"/>
-          <w:lang w:eastAsia="en-IN"/>
-        </w:rPr>
-      </w:pPr>
-      <w:r>
-        <w:rPr>
-          <w:rFonts w:ascii="Consolas" w:eastAsia="Times New Roman" w:hAnsi="Consolas" w:cs="Times New Roman"/>
-          <w:color w:val="CCCCCC"/>
-          <w:sz w:val="21"/>
-          <w:szCs w:val="21"/>
-          <w:lang w:eastAsia="en-IN"/>
-        </w:rPr>
-        <w:t xml:space="preserve">        </w:t>
-      </w:r>
-      <w:proofErr w:type="gramStart"/>
-      <w:r>
-        <w:rPr>
-          <w:rFonts w:ascii="Consolas" w:eastAsia="Times New Roman" w:hAnsi="Consolas" w:cs="Times New Roman"/>
-          <w:color w:val="C586C0"/>
-          <w:sz w:val="21"/>
-          <w:szCs w:val="21"/>
-          <w:lang w:eastAsia="en-IN"/>
-        </w:rPr>
-        <w:t>while</w:t>
-      </w:r>
-      <w:proofErr w:type="gramEnd"/>
-      <w:r>
-        <w:rPr>
-          <w:rFonts w:ascii="Consolas" w:eastAsia="Times New Roman" w:hAnsi="Consolas" w:cs="Times New Roman"/>
-          <w:color w:val="CCCCCC"/>
-          <w:sz w:val="21"/>
-          <w:szCs w:val="21"/>
-          <w:lang w:eastAsia="en-IN"/>
-        </w:rPr>
-        <w:t xml:space="preserve"> left </w:t>
-      </w:r>
-      <w:r>
-        <w:rPr>
-          <w:rFonts w:ascii="Consolas" w:eastAsia="Times New Roman" w:hAnsi="Consolas" w:cs="Times New Roman"/>
-          <w:color w:val="D4D4D4"/>
-          <w:sz w:val="21"/>
-          <w:szCs w:val="21"/>
-          <w:lang w:eastAsia="en-IN"/>
-        </w:rPr>
-        <w:t>&lt;</w:t>
-      </w:r>
-      <w:r>
-        <w:rPr>
-          <w:rFonts w:ascii="Consolas" w:eastAsia="Times New Roman" w:hAnsi="Consolas" w:cs="Times New Roman"/>
-          <w:color w:val="CCCCCC"/>
-          <w:sz w:val="21"/>
-          <w:szCs w:val="21"/>
-          <w:lang w:eastAsia="en-IN"/>
-        </w:rPr>
-        <w:t xml:space="preserve"> right:</w:t>
-      </w:r>
-      <w:r>
-        <w:rPr>
-          <w:rFonts w:ascii="Consolas" w:eastAsia="Times New Roman" w:hAnsi="Consolas" w:cs="Times New Roman"/>
-          <w:color w:val="CCCCCC"/>
-          <w:sz w:val="21"/>
-          <w:szCs w:val="21"/>
-          <w:lang w:eastAsia="en-IN"/>
-        </w:rPr>
-        <w:t xml:space="preserve">  </w:t>
-      </w:r>
-      <w:r>
-        <w:rPr>
-          <w:rFonts w:ascii="Consolas" w:eastAsia="Times New Roman" w:hAnsi="Consolas" w:cs="Times New Roman"/>
-          <w:color w:val="6A9955"/>
-          <w:sz w:val="21"/>
-          <w:szCs w:val="21"/>
-          <w:lang w:eastAsia="en-IN"/>
-        </w:rPr>
-        <w:t># When r not changing to mid+1, that time l&lt;r, else l&lt;=r</w:t>
-      </w:r>
-    </w:p>
-    <w:p>
-      <w:pPr>
-        <w:shd w:val="clear" w:color="auto" w:fill="1F1F1F"/>
-        <w:spacing w:after="0" w:line="285" w:lineRule="atLeast"/>
-        <w:rPr>
-          <w:rFonts w:ascii="Consolas" w:eastAsia="Times New Roman" w:hAnsi="Consolas" w:cs="Times New Roman"/>
-          <w:color w:val="CCCCCC"/>
-          <w:sz w:val="21"/>
-          <w:szCs w:val="21"/>
-          <w:lang w:eastAsia="en-IN"/>
-        </w:rPr>
-      </w:pPr>
-      <w:r>
-        <w:rPr>
-          <w:rFonts w:ascii="Consolas" w:eastAsia="Times New Roman" w:hAnsi="Consolas" w:cs="Times New Roman"/>
-          <w:color w:val="CCCCCC"/>
-          <w:sz w:val="21"/>
-          <w:szCs w:val="21"/>
-          <w:lang w:eastAsia="en-IN"/>
-        </w:rPr>
-        <w:t xml:space="preserve">            </w:t>
-      </w:r>
-      <w:proofErr w:type="gramStart"/>
-      <w:r>
-        <w:rPr>
-          <w:rFonts w:ascii="Consolas" w:eastAsia="Times New Roman" w:hAnsi="Consolas" w:cs="Times New Roman"/>
-          <w:color w:val="CCCCCC"/>
-          <w:sz w:val="21"/>
-          <w:szCs w:val="21"/>
-          <w:lang w:eastAsia="en-IN"/>
+          <w:rStyle w:val="HTMLCode"/>
+          <w:rFonts w:asciiTheme="minorHAnsi" w:eastAsiaTheme="minorHAnsi" w:hAnsiTheme="minorHAnsi" w:cstheme="minorHAnsi"/>
+          <w:sz w:val="22"/>
+          <w:szCs w:val="22"/>
+        </w:rPr>
+        <w:t>[mid+1]</w:t>
+      </w:r>
+      <w:r>
+        <w:rPr>
+          <w:rFonts w:cstheme="minorHAnsi"/>
+        </w:rPr>
+        <w:t xml:space="preserve">), the array is still climbing — a peak must exist strictly to the right, so discard </w:t>
+      </w:r>
+      <w:r>
+        <w:rPr>
+          <w:rStyle w:val="HTMLCode"/>
+          <w:rFonts w:asciiTheme="minorHAnsi" w:eastAsiaTheme="minorHAnsi" w:hAnsiTheme="minorHAnsi" w:cstheme="minorHAnsi"/>
+          <w:sz w:val="22"/>
+          <w:szCs w:val="22"/>
         </w:rPr>
         <w:t>mid</w:t>
       </w:r>
-      <w:proofErr w:type="gramEnd"/>
-      <w:r>
-        <w:rPr>
-          <w:rFonts w:ascii="Consolas" w:eastAsia="Times New Roman" w:hAnsi="Consolas" w:cs="Times New Roman"/>
-          <w:color w:val="CCCCCC"/>
-          <w:sz w:val="21"/>
-          <w:szCs w:val="21"/>
-          <w:lang w:eastAsia="en-IN"/>
-        </w:rPr>
-        <w:t xml:space="preserve"> </w:t>
-      </w:r>
-      <w:r>
-        <w:rPr>
-          <w:rFonts w:ascii="Consolas" w:eastAsia="Times New Roman" w:hAnsi="Consolas" w:cs="Times New Roman"/>
-          <w:color w:val="D4D4D4"/>
-          <w:sz w:val="21"/>
-          <w:szCs w:val="21"/>
-          <w:lang w:eastAsia="en-IN"/>
-        </w:rPr>
-        <w:t>=</w:t>
-      </w:r>
-      <w:r>
-        <w:rPr>
-          <w:rFonts w:ascii="Consolas" w:eastAsia="Times New Roman" w:hAnsi="Consolas" w:cs="Times New Roman"/>
-          <w:color w:val="CCCCCC"/>
-          <w:sz w:val="21"/>
-          <w:szCs w:val="21"/>
-          <w:lang w:eastAsia="en-IN"/>
-        </w:rPr>
-        <w:t xml:space="preserve"> (left </w:t>
-      </w:r>
-      <w:r>
-        <w:rPr>
-          <w:rFonts w:ascii="Consolas" w:eastAsia="Times New Roman" w:hAnsi="Consolas" w:cs="Times New Roman"/>
-          <w:color w:val="D4D4D4"/>
-          <w:sz w:val="21"/>
-          <w:szCs w:val="21"/>
-          <w:lang w:eastAsia="en-IN"/>
-        </w:rPr>
-        <w:t>+</w:t>
-      </w:r>
-      <w:r>
-        <w:rPr>
-          <w:rFonts w:ascii="Consolas" w:eastAsia="Times New Roman" w:hAnsi="Consolas" w:cs="Times New Roman"/>
-          <w:color w:val="CCCCCC"/>
-          <w:sz w:val="21"/>
-          <w:szCs w:val="21"/>
-          <w:lang w:eastAsia="en-IN"/>
-        </w:rPr>
-        <w:t xml:space="preserve"> right) </w:t>
-      </w:r>
-      <w:r>
-        <w:rPr>
-          <w:rFonts w:ascii="Consolas" w:eastAsia="Times New Roman" w:hAnsi="Consolas" w:cs="Times New Roman"/>
-          <w:color w:val="D4D4D4"/>
-          <w:sz w:val="21"/>
-          <w:szCs w:val="21"/>
-          <w:lang w:eastAsia="en-IN"/>
-        </w:rPr>
-        <w:t>//</w:t>
-      </w:r>
-      <w:r>
-        <w:rPr>
-          <w:rFonts w:ascii="Consolas" w:eastAsia="Times New Roman" w:hAnsi="Consolas" w:cs="Times New Roman"/>
-          <w:color w:val="CCCCCC"/>
-          <w:sz w:val="21"/>
-          <w:szCs w:val="21"/>
-          <w:lang w:eastAsia="en-IN"/>
-        </w:rPr>
-        <w:t xml:space="preserve"> </w:t>
-      </w:r>
-      <w:r>
-        <w:rPr>
-          <w:rFonts w:ascii="Consolas" w:eastAsia="Times New Roman" w:hAnsi="Consolas" w:cs="Times New Roman"/>
-          <w:color w:val="B5CEA8"/>
-          <w:sz w:val="21"/>
-          <w:szCs w:val="21"/>
-          <w:lang w:eastAsia="en-IN"/>
-        </w:rPr>
-        <w:t>2</w:t>
-      </w:r>
-    </w:p>
-    <w:p>
-      <w:pPr>
-        <w:shd w:val="clear" w:color="auto" w:fill="1F1F1F"/>
-        <w:spacing w:after="0" w:line="285" w:lineRule="atLeast"/>
-        <w:rPr>
-          <w:rFonts w:ascii="Consolas" w:eastAsia="Times New Roman" w:hAnsi="Consolas" w:cs="Times New Roman"/>
-          <w:color w:val="CCCCCC"/>
-          <w:sz w:val="21"/>
-          <w:szCs w:val="21"/>
-          <w:lang w:eastAsia="en-IN"/>
-        </w:rPr>
-      </w:pPr>
-      <w:r>
-        <w:rPr>
-          <w:rFonts w:ascii="Consolas" w:eastAsia="Times New Roman" w:hAnsi="Consolas" w:cs="Times New Roman"/>
-          <w:color w:val="CCCCCC"/>
-          <w:sz w:val="21"/>
-          <w:szCs w:val="21"/>
-          <w:lang w:eastAsia="en-IN"/>
-        </w:rPr>
-        <w:t xml:space="preserve">            </w:t>
-      </w:r>
-    </w:p>
-    <w:p>
-      <w:pPr>
-        <w:shd w:val="clear" w:color="auto" w:fill="1F1F1F"/>
-        <w:spacing w:after="0" w:line="285" w:lineRule="atLeast"/>
-        <w:rPr>
-          <w:rFonts w:ascii="Consolas" w:eastAsia="Times New Roman" w:hAnsi="Consolas" w:cs="Times New Roman"/>
-          <w:color w:val="CCCCCC"/>
-          <w:sz w:val="21"/>
-          <w:szCs w:val="21"/>
-          <w:lang w:eastAsia="en-IN"/>
-        </w:rPr>
-      </w:pPr>
-      <w:r>
-        <w:rPr>
-          <w:rFonts w:ascii="Consolas" w:eastAsia="Times New Roman" w:hAnsi="Consolas" w:cs="Times New Roman"/>
-          <w:color w:val="CCCCCC"/>
-          <w:sz w:val="21"/>
-          <w:szCs w:val="21"/>
-          <w:lang w:eastAsia="en-IN"/>
-        </w:rPr>
-        <w:t xml:space="preserve">            </w:t>
-      </w:r>
-      <w:r>
-        <w:rPr>
-          <w:rFonts w:ascii="Consolas" w:eastAsia="Times New Roman" w:hAnsi="Consolas" w:cs="Times New Roman"/>
-          <w:color w:val="6A9955"/>
-          <w:sz w:val="21"/>
-          <w:szCs w:val="21"/>
-          <w:lang w:eastAsia="en-IN"/>
-        </w:rPr>
-        <w:t># If mid is greater than next, peak is on the left side (including mid)</w:t>
-      </w:r>
-    </w:p>
-    <w:p>
-      <w:pPr>
-        <w:shd w:val="clear" w:color="auto" w:fill="1F1F1F"/>
-        <w:spacing w:after="0" w:line="285" w:lineRule="atLeast"/>
-        <w:rPr>
-          <w:rFonts w:ascii="Consolas" w:eastAsia="Times New Roman" w:hAnsi="Consolas" w:cs="Times New Roman"/>
-          <w:color w:val="CCCCCC"/>
-          <w:sz w:val="21"/>
-          <w:szCs w:val="21"/>
-          <w:lang w:eastAsia="en-IN"/>
-        </w:rPr>
-      </w:pPr>
-      <w:r>
-        <w:rPr>
-          <w:rFonts w:ascii="Consolas" w:eastAsia="Times New Roman" w:hAnsi="Consolas" w:cs="Times New Roman"/>
-          <w:color w:val="CCCCCC"/>
-          <w:sz w:val="21"/>
-          <w:szCs w:val="21"/>
-          <w:lang w:eastAsia="en-IN"/>
-        </w:rPr>
-        <w:t xml:space="preserve">            </w:t>
-      </w:r>
-      <w:proofErr w:type="gramStart"/>
-      <w:r>
-        <w:rPr>
-          <w:rFonts w:ascii="Consolas" w:eastAsia="Times New Roman" w:hAnsi="Consolas" w:cs="Times New Roman"/>
-          <w:color w:val="C586C0"/>
-          <w:sz w:val="21"/>
-          <w:szCs w:val="21"/>
-          <w:lang w:eastAsia="en-IN"/>
-        </w:rPr>
-        <w:t>if</w:t>
-      </w:r>
-      <w:proofErr w:type="gramEnd"/>
-      <w:r>
-        <w:rPr>
-          <w:rFonts w:ascii="Consolas" w:eastAsia="Times New Roman" w:hAnsi="Consolas" w:cs="Times New Roman"/>
-          <w:color w:val="CCCCCC"/>
-          <w:sz w:val="21"/>
-          <w:szCs w:val="21"/>
-          <w:lang w:eastAsia="en-IN"/>
-        </w:rPr>
-        <w:t xml:space="preserve"> </w:t>
-      </w:r>
-      <w:proofErr w:type="spellStart"/>
-      <w:r>
-        <w:rPr>
-          <w:rFonts w:ascii="Consolas" w:eastAsia="Times New Roman" w:hAnsi="Consolas" w:cs="Times New Roman"/>
-          <w:color w:val="CCCCCC"/>
-          <w:sz w:val="21"/>
-          <w:szCs w:val="21"/>
-          <w:lang w:eastAsia="en-IN"/>
-        </w:rPr>
-        <w:t>nums</w:t>
-      </w:r>
-      <w:proofErr w:type="spellEnd"/>
-      <w:r>
-        <w:rPr>
-          <w:rFonts w:ascii="Consolas" w:eastAsia="Times New Roman" w:hAnsi="Consolas" w:cs="Times New Roman"/>
-          <w:color w:val="CCCCCC"/>
-          <w:sz w:val="21"/>
-          <w:szCs w:val="21"/>
-          <w:lang w:eastAsia="en-IN"/>
-        </w:rPr>
-        <w:t xml:space="preserve">[mid] </w:t>
-      </w:r>
-      <w:r>
-        <w:rPr>
-          <w:rFonts w:ascii="Consolas" w:eastAsia="Times New Roman" w:hAnsi="Consolas" w:cs="Times New Roman"/>
-          <w:color w:val="D4D4D4"/>
-          <w:sz w:val="21"/>
-          <w:szCs w:val="21"/>
-          <w:lang w:eastAsia="en-IN"/>
-        </w:rPr>
-        <w:t>&gt;</w:t>
-      </w:r>
-      <w:r>
-        <w:rPr>
-          <w:rFonts w:ascii="Consolas" w:eastAsia="Times New Roman" w:hAnsi="Consolas" w:cs="Times New Roman"/>
-          <w:color w:val="CCCCCC"/>
-          <w:sz w:val="21"/>
-          <w:szCs w:val="21"/>
-          <w:lang w:eastAsia="en-IN"/>
-        </w:rPr>
-        <w:t xml:space="preserve"> </w:t>
-      </w:r>
-      <w:proofErr w:type="spellStart"/>
-      <w:r>
-        <w:rPr>
-          <w:rFonts w:ascii="Consolas" w:eastAsia="Times New Roman" w:hAnsi="Consolas" w:cs="Times New Roman"/>
-          <w:color w:val="CCCCCC"/>
-          <w:sz w:val="21"/>
-          <w:szCs w:val="21"/>
-          <w:lang w:eastAsia="en-IN"/>
-        </w:rPr>
-        <w:t>nums</w:t>
-      </w:r>
-      <w:proofErr w:type="spellEnd"/>
-      <w:r>
-        <w:rPr>
-          <w:rFonts w:ascii="Consolas" w:eastAsia="Times New Roman" w:hAnsi="Consolas" w:cs="Times New Roman"/>
-          <w:color w:val="CCCCCC"/>
-          <w:sz w:val="21"/>
-          <w:szCs w:val="21"/>
-          <w:lang w:eastAsia="en-IN"/>
-        </w:rPr>
-        <w:t xml:space="preserve">[mid </w:t>
-      </w:r>
-      <w:r>
-        <w:rPr>
-          <w:rFonts w:ascii="Consolas" w:eastAsia="Times New Roman" w:hAnsi="Consolas" w:cs="Times New Roman"/>
-          <w:color w:val="D4D4D4"/>
-          <w:sz w:val="21"/>
-          <w:szCs w:val="21"/>
-          <w:lang w:eastAsia="en-IN"/>
-        </w:rPr>
-        <w:t>+</w:t>
-      </w:r>
-      <w:r>
-        <w:rPr>
-          <w:rFonts w:ascii="Consolas" w:eastAsia="Times New Roman" w:hAnsi="Consolas" w:cs="Times New Roman"/>
-          <w:color w:val="CCCCCC"/>
-          <w:sz w:val="21"/>
-          <w:szCs w:val="21"/>
-          <w:lang w:eastAsia="en-IN"/>
-        </w:rPr>
-        <w:t xml:space="preserve"> </w:t>
-      </w:r>
-      <w:r>
-        <w:rPr>
-          <w:rFonts w:ascii="Consolas" w:eastAsia="Times New Roman" w:hAnsi="Consolas" w:cs="Times New Roman"/>
-          <w:color w:val="B5CEA8"/>
-          <w:sz w:val="21"/>
-          <w:szCs w:val="21"/>
-          <w:lang w:eastAsia="en-IN"/>
-        </w:rPr>
-        <w:t>1</w:t>
-      </w:r>
-      <w:r>
-        <w:rPr>
-          <w:rFonts w:ascii="Consolas" w:eastAsia="Times New Roman" w:hAnsi="Consolas" w:cs="Times New Roman"/>
-          <w:color w:val="CCCCCC"/>
-          <w:sz w:val="21"/>
-          <w:szCs w:val="21"/>
-          <w:lang w:eastAsia="en-IN"/>
-        </w:rPr>
-        <w:t>]:</w:t>
-      </w:r>
-    </w:p>
-    <w:p>
-      <w:pPr>
-        <w:shd w:val="clear" w:color="auto" w:fill="1F1F1F"/>
-        <w:spacing w:after="0" w:line="285" w:lineRule="atLeast"/>
-        <w:rPr>
-          <w:rFonts w:ascii="Consolas" w:eastAsia="Times New Roman" w:hAnsi="Consolas" w:cs="Times New Roman"/>
-          <w:color w:val="CCCCCC"/>
-          <w:sz w:val="21"/>
-          <w:szCs w:val="21"/>
-          <w:lang w:eastAsia="en-IN"/>
-        </w:rPr>
-      </w:pPr>
-      <w:r>
-        <w:rPr>
-          <w:rFonts w:ascii="Consolas" w:eastAsia="Times New Roman" w:hAnsi="Consolas" w:cs="Times New Roman"/>
-          <w:color w:val="CCCCCC"/>
-          <w:sz w:val="21"/>
-          <w:szCs w:val="21"/>
-          <w:lang w:eastAsia="en-IN"/>
-        </w:rPr>
-        <w:t xml:space="preserve">                </w:t>
-      </w:r>
-      <w:proofErr w:type="gramStart"/>
-      <w:r>
-        <w:rPr>
-          <w:rFonts w:ascii="Consolas" w:eastAsia="Times New Roman" w:hAnsi="Consolas" w:cs="Times New Roman"/>
-          <w:color w:val="CCCCCC"/>
-          <w:sz w:val="21"/>
-          <w:szCs w:val="21"/>
-          <w:lang w:eastAsia="en-IN"/>
-        </w:rPr>
-        <w:t>right</w:t>
-      </w:r>
-      <w:proofErr w:type="gramEnd"/>
-      <w:r>
-        <w:rPr>
-          <w:rFonts w:ascii="Consolas" w:eastAsia="Times New Roman" w:hAnsi="Consolas" w:cs="Times New Roman"/>
-          <w:color w:val="CCCCCC"/>
-          <w:sz w:val="21"/>
-          <w:szCs w:val="21"/>
-          <w:lang w:eastAsia="en-IN"/>
-        </w:rPr>
-        <w:t xml:space="preserve"> </w:t>
-      </w:r>
-      <w:r>
-        <w:rPr>
-          <w:rFonts w:ascii="Consolas" w:eastAsia="Times New Roman" w:hAnsi="Consolas" w:cs="Times New Roman"/>
-          <w:color w:val="D4D4D4"/>
-          <w:sz w:val="21"/>
-          <w:szCs w:val="21"/>
-          <w:lang w:eastAsia="en-IN"/>
-        </w:rPr>
-        <w:t>=</w:t>
-      </w:r>
-      <w:r>
-        <w:rPr>
-          <w:rFonts w:ascii="Consolas" w:eastAsia="Times New Roman" w:hAnsi="Consolas" w:cs="Times New Roman"/>
-          <w:color w:val="CCCCCC"/>
-          <w:sz w:val="21"/>
-          <w:szCs w:val="21"/>
-          <w:lang w:eastAsia="en-IN"/>
-        </w:rPr>
-        <w:t xml:space="preserve"> mid</w:t>
-      </w:r>
-    </w:p>
-    <w:p>
-      <w:pPr>
-        <w:shd w:val="clear" w:color="auto" w:fill="1F1F1F"/>
-        <w:spacing w:after="0" w:line="285" w:lineRule="atLeast"/>
-        <w:rPr>
-          <w:rFonts w:ascii="Consolas" w:eastAsia="Times New Roman" w:hAnsi="Consolas" w:cs="Times New Roman"/>
-          <w:color w:val="CCCCCC"/>
-          <w:sz w:val="21"/>
-          <w:szCs w:val="21"/>
-          <w:lang w:eastAsia="en-IN"/>
-        </w:rPr>
-      </w:pPr>
-      <w:r>
-        <w:rPr>
-          <w:rFonts w:ascii="Consolas" w:eastAsia="Times New Roman" w:hAnsi="Consolas" w:cs="Times New Roman"/>
-          <w:color w:val="CCCCCC"/>
-          <w:sz w:val="21"/>
-          <w:szCs w:val="21"/>
-          <w:lang w:eastAsia="en-IN"/>
-        </w:rPr>
-        <w:t xml:space="preserve">            </w:t>
-      </w:r>
-      <w:proofErr w:type="gramStart"/>
-      <w:r>
-        <w:rPr>
-          <w:rFonts w:ascii="Consolas" w:eastAsia="Times New Roman" w:hAnsi="Consolas" w:cs="Times New Roman"/>
-          <w:color w:val="C586C0"/>
-          <w:sz w:val="21"/>
-          <w:szCs w:val="21"/>
-          <w:lang w:eastAsia="en-IN"/>
-        </w:rPr>
-        <w:t>else</w:t>
-      </w:r>
-      <w:proofErr w:type="gramEnd"/>
-      <w:r>
-        <w:rPr>
-          <w:rFonts w:ascii="Consolas" w:eastAsia="Times New Roman" w:hAnsi="Consolas" w:cs="Times New Roman"/>
-          <w:color w:val="CCCCCC"/>
-          <w:sz w:val="21"/>
-          <w:szCs w:val="21"/>
-          <w:lang w:eastAsia="en-IN"/>
-        </w:rPr>
-        <w:t>:  </w:t>
-      </w:r>
-    </w:p>
-    <w:p>
-      <w:pPr>
-        <w:shd w:val="clear" w:color="auto" w:fill="1F1F1F"/>
-        <w:spacing w:after="0" w:line="285" w:lineRule="atLeast"/>
-        <w:rPr>
-          <w:rFonts w:ascii="Consolas" w:eastAsia="Times New Roman" w:hAnsi="Consolas" w:cs="Times New Roman"/>
-          <w:color w:val="CCCCCC"/>
-          <w:sz w:val="21"/>
-          <w:szCs w:val="21"/>
-          <w:lang w:eastAsia="en-IN"/>
-        </w:rPr>
-      </w:pPr>
-      <w:r>
-        <w:rPr>
-          <w:rFonts w:ascii="Consolas" w:eastAsia="Times New Roman" w:hAnsi="Consolas" w:cs="Times New Roman"/>
-          <w:color w:val="CCCCCC"/>
-          <w:sz w:val="21"/>
-          <w:szCs w:val="21"/>
-          <w:lang w:eastAsia="en-IN"/>
-        </w:rPr>
-        <w:t xml:space="preserve">                </w:t>
-      </w:r>
-      <w:r>
-        <w:rPr>
-          <w:rFonts w:ascii="Consolas" w:eastAsia="Times New Roman" w:hAnsi="Consolas" w:cs="Times New Roman"/>
-          <w:color w:val="6A9955"/>
-          <w:sz w:val="21"/>
-          <w:szCs w:val="21"/>
-          <w:lang w:eastAsia="en-IN"/>
-        </w:rPr>
-        <w:t># Otherwise peak must be on the right side</w:t>
-      </w:r>
-    </w:p>
-    <w:p>
-      <w:pPr>
-        <w:shd w:val="clear" w:color="auto" w:fill="1F1F1F"/>
-        <w:spacing w:after="0" w:line="285" w:lineRule="atLeast"/>
-        <w:rPr>
-          <w:rFonts w:ascii="Consolas" w:eastAsia="Times New Roman" w:hAnsi="Consolas" w:cs="Times New Roman"/>
-          <w:color w:val="CCCCCC"/>
-          <w:sz w:val="21"/>
-          <w:szCs w:val="21"/>
-          <w:lang w:eastAsia="en-IN"/>
-        </w:rPr>
-      </w:pPr>
-      <w:r>
-        <w:rPr>
-          <w:rFonts w:ascii="Consolas" w:eastAsia="Times New Roman" w:hAnsi="Consolas" w:cs="Times New Roman"/>
-          <w:color w:val="CCCCCC"/>
-          <w:sz w:val="21"/>
-          <w:szCs w:val="21"/>
-          <w:lang w:eastAsia="en-IN"/>
-        </w:rPr>
-        <w:t xml:space="preserve">                </w:t>
-      </w:r>
-      <w:proofErr w:type="gramStart"/>
-      <w:r>
-        <w:rPr>
-          <w:rFonts w:ascii="Consolas" w:eastAsia="Times New Roman" w:hAnsi="Consolas" w:cs="Times New Roman"/>
-          <w:color w:val="CCCCCC"/>
-          <w:sz w:val="21"/>
-          <w:szCs w:val="21"/>
-          <w:lang w:eastAsia="en-IN"/>
-        </w:rPr>
-        <w:t>left</w:t>
-      </w:r>
-      <w:proofErr w:type="gramEnd"/>
-      <w:r>
-        <w:rPr>
-          <w:rFonts w:ascii="Consolas" w:eastAsia="Times New Roman" w:hAnsi="Consolas" w:cs="Times New Roman"/>
-          <w:color w:val="CCCCCC"/>
-          <w:sz w:val="21"/>
-          <w:szCs w:val="21"/>
-          <w:lang w:eastAsia="en-IN"/>
-        </w:rPr>
-        <w:t xml:space="preserve"> </w:t>
-      </w:r>
-      <w:r>
-        <w:rPr>
-          <w:rFonts w:ascii="Consolas" w:eastAsia="Times New Roman" w:hAnsi="Consolas" w:cs="Times New Roman"/>
-          <w:color w:val="D4D4D4"/>
-          <w:sz w:val="21"/>
-          <w:szCs w:val="21"/>
-          <w:lang w:eastAsia="en-IN"/>
-        </w:rPr>
-        <w:t>=</w:t>
-      </w:r>
-      <w:r>
-        <w:rPr>
-          <w:rFonts w:ascii="Consolas" w:eastAsia="Times New Roman" w:hAnsi="Consolas" w:cs="Times New Roman"/>
-          <w:color w:val="CCCCCC"/>
-          <w:sz w:val="21"/>
-          <w:szCs w:val="21"/>
-          <w:lang w:eastAsia="en-IN"/>
-        </w:rPr>
-        <w:t xml:space="preserve"> mid </w:t>
-      </w:r>
-      <w:r>
-        <w:rPr>
-          <w:rFonts w:ascii="Consolas" w:eastAsia="Times New Roman" w:hAnsi="Consolas" w:cs="Times New Roman"/>
-          <w:color w:val="D4D4D4"/>
-          <w:sz w:val="21"/>
-          <w:szCs w:val="21"/>
-          <w:lang w:eastAsia="en-IN"/>
-        </w:rPr>
-        <w:t>+</w:t>
-      </w:r>
-      <w:r>
-        <w:rPr>
-          <w:rFonts w:ascii="Consolas" w:eastAsia="Times New Roman" w:hAnsi="Consolas" w:cs="Times New Roman"/>
-          <w:color w:val="CCCCCC"/>
-          <w:sz w:val="21"/>
-          <w:szCs w:val="21"/>
-          <w:lang w:eastAsia="en-IN"/>
-        </w:rPr>
-        <w:t xml:space="preserve"> </w:t>
-      </w:r>
-      <w:r>
-        <w:rPr>
-          <w:rFonts w:ascii="Consolas" w:eastAsia="Times New Roman" w:hAnsi="Consolas" w:cs="Times New Roman"/>
-          <w:color w:val="B5CEA8"/>
-          <w:sz w:val="21"/>
-          <w:szCs w:val="21"/>
-          <w:lang w:eastAsia="en-IN"/>
-        </w:rPr>
-        <w:t>1</w:t>
-      </w:r>
-    </w:p>
-    <w:p>
-      <w:pPr>
-        <w:shd w:val="clear" w:color="auto" w:fill="1F1F1F"/>
-        <w:spacing w:after="0" w:line="285" w:lineRule="atLeast"/>
-        <w:rPr>
-          <w:rFonts w:ascii="Consolas" w:eastAsia="Times New Roman" w:hAnsi="Consolas" w:cs="Times New Roman"/>
-          <w:color w:val="CCCCCC"/>
-          <w:sz w:val="21"/>
-          <w:szCs w:val="21"/>
-          <w:lang w:eastAsia="en-IN"/>
-        </w:rPr>
-      </w:pPr>
-      <w:r>
-        <w:rPr>
-          <w:rFonts w:ascii="Consolas" w:eastAsia="Times New Roman" w:hAnsi="Consolas" w:cs="Times New Roman"/>
-          <w:color w:val="CCCCCC"/>
-          <w:sz w:val="21"/>
-          <w:szCs w:val="21"/>
-          <w:lang w:eastAsia="en-IN"/>
-        </w:rPr>
-        <w:t xml:space="preserve">        </w:t>
-      </w:r>
-    </w:p>
-    <w:p>
-      <w:pPr>
-        <w:shd w:val="clear" w:color="auto" w:fill="1F1F1F"/>
-        <w:spacing w:after="0" w:line="285" w:lineRule="atLeast"/>
-        <w:rPr>
-          <w:rFonts w:ascii="Consolas" w:eastAsia="Times New Roman" w:hAnsi="Consolas" w:cs="Times New Roman"/>
-          <w:color w:val="CCCCCC"/>
-          <w:sz w:val="21"/>
-          <w:szCs w:val="21"/>
-          <w:lang w:eastAsia="en-IN"/>
-        </w:rPr>
-      </w:pPr>
-      <w:r>
-        <w:rPr>
-          <w:rFonts w:ascii="Consolas" w:eastAsia="Times New Roman" w:hAnsi="Consolas" w:cs="Times New Roman"/>
-          <w:color w:val="CCCCCC"/>
-          <w:sz w:val="21"/>
-          <w:szCs w:val="21"/>
-          <w:lang w:eastAsia="en-IN"/>
-        </w:rPr>
-        <w:t xml:space="preserve">        </w:t>
-      </w:r>
-      <w:r>
-        <w:rPr>
-          <w:rFonts w:ascii="Consolas" w:eastAsia="Times New Roman" w:hAnsi="Consolas" w:cs="Times New Roman"/>
-          <w:color w:val="6A9955"/>
-          <w:sz w:val="21"/>
-          <w:szCs w:val="21"/>
-          <w:lang w:eastAsia="en-IN"/>
-        </w:rPr>
-        <w:t># left == right → peak index</w:t>
-      </w:r>
-    </w:p>
-    <w:p>
-      <w:pPr>
-        <w:shd w:val="clear" w:color="auto" w:fill="1F1F1F"/>
-        <w:spacing w:after="0" w:line="285" w:lineRule="atLeast"/>
-        <w:rPr>
-          <w:rFonts w:ascii="Consolas" w:eastAsia="Times New Roman" w:hAnsi="Consolas" w:cs="Times New Roman"/>
-          <w:color w:val="CCCCCC"/>
-          <w:sz w:val="21"/>
-          <w:szCs w:val="21"/>
-          <w:lang w:eastAsia="en-IN"/>
-        </w:rPr>
-      </w:pPr>
-      <w:r>
-        <w:rPr>
-          <w:rFonts w:ascii="Consolas" w:eastAsia="Times New Roman" w:hAnsi="Consolas" w:cs="Times New Roman"/>
-          <w:color w:val="CCCCCC"/>
-          <w:sz w:val="21"/>
-          <w:szCs w:val="21"/>
-          <w:lang w:eastAsia="en-IN"/>
-        </w:rPr>
-        <w:t xml:space="preserve">        </w:t>
-      </w:r>
-      <w:proofErr w:type="gramStart"/>
-      <w:r>
-        <w:rPr>
-          <w:rFonts w:ascii="Consolas" w:eastAsia="Times New Roman" w:hAnsi="Consolas" w:cs="Times New Roman"/>
-          <w:color w:val="C586C0"/>
-          <w:sz w:val="21"/>
-          <w:szCs w:val="21"/>
-          <w:lang w:eastAsia="en-IN"/>
-        </w:rPr>
-        <w:t>return</w:t>
-      </w:r>
-      <w:proofErr w:type="gramEnd"/>
-      <w:r>
-        <w:rPr>
-          <w:rFonts w:ascii="Consolas" w:eastAsia="Times New Roman" w:hAnsi="Consolas" w:cs="Times New Roman"/>
-          <w:color w:val="CCCCCC"/>
-          <w:sz w:val="21"/>
-          <w:szCs w:val="21"/>
-          <w:lang w:eastAsia="en-IN"/>
-        </w:rPr>
-        <w:t xml:space="preserve"> left</w:t>
-      </w:r>
-    </w:p>
-    <w:p>
-      <w:pPr>
-        <w:shd w:val="clear" w:color="auto" w:fill="1F1F1F"/>
-        <w:spacing w:after="0" w:line="285" w:lineRule="atLeast"/>
-        <w:rPr>
-          <w:rFonts w:ascii="Consolas" w:eastAsia="Times New Roman" w:hAnsi="Consolas" w:cs="Times New Roman"/>
-          <w:color w:val="CCCCCC"/>
-          <w:sz w:val="21"/>
-          <w:szCs w:val="21"/>
-          <w:lang w:eastAsia="en-IN"/>
-        </w:rPr>
-      </w:pPr>
+      <w:r>
+        <w:rPr>
+          <w:rFonts w:cstheme="minorHAnsi"/>
+        </w:rPr>
+        <w:t xml:space="preserve">: </w:t>
+      </w:r>
+      <w:r>
+        <w:rPr>
+          <w:rStyle w:val="HTMLCode"/>
+          <w:rFonts w:asciiTheme="minorHAnsi" w:eastAsiaTheme="minorHAnsi" w:hAnsiTheme="minorHAnsi" w:cstheme="minorHAnsi"/>
+          <w:sz w:val="22"/>
+          <w:szCs w:val="22"/>
+        </w:rPr>
+        <w:t>left = mid + 1</w:t>
+      </w:r>
+      <w:r>
+        <w:rPr>
+          <w:rFonts w:cstheme="minorHAnsi"/>
+        </w:rPr>
+        <w:t>.</w:t>
+      </w:r>
+    </w:p>
+    <w:p>
+      <w:pPr>
+        <w:pStyle w:val="font-claude-response-body"/>
+        <w:spacing w:before="0" w:beforeAutospacing="0"/>
+        <w:rPr>
+          <w:rFonts w:asciiTheme="minorHAnsi" w:hAnsiTheme="minorHAnsi" w:cstheme="minorHAnsi"/>
+          <w:sz w:val="22"/>
+          <w:szCs w:val="22"/>
+        </w:rPr>
+      </w:pPr>
+      <w:r>
+        <w:rPr>
+          <w:rFonts w:asciiTheme="minorHAnsi" w:hAnsiTheme="minorHAnsi" w:cstheme="minorHAnsi"/>
+          <w:sz w:val="22"/>
+          <w:szCs w:val="22"/>
+        </w:rPr>
+        <w:t>This always shrinks the search space by half based on slope direction, and since we never fully exclude the possible answer (</w:t>
+      </w:r>
+      <w:r>
+        <w:rPr>
+          <w:rStyle w:val="HTMLCode"/>
+          <w:rFonts w:asciiTheme="minorHAnsi" w:hAnsiTheme="minorHAnsi" w:cstheme="minorHAnsi"/>
+          <w:sz w:val="22"/>
+          <w:szCs w:val="22"/>
+        </w:rPr>
+        <w:t>right = mid</w:t>
+      </w:r>
+      <w:r>
+        <w:rPr>
+          <w:rFonts w:asciiTheme="minorHAnsi" w:hAnsiTheme="minorHAnsi" w:cstheme="minorHAnsi"/>
+          <w:sz w:val="22"/>
+          <w:szCs w:val="22"/>
+        </w:rPr>
+        <w:t xml:space="preserve">, not </w:t>
+      </w:r>
+      <w:r>
+        <w:rPr>
+          <w:rStyle w:val="HTMLCode"/>
+          <w:rFonts w:asciiTheme="minorHAnsi" w:hAnsiTheme="minorHAnsi" w:cstheme="minorHAnsi"/>
+          <w:sz w:val="22"/>
+          <w:szCs w:val="22"/>
+        </w:rPr>
+        <w:t>mid - 1</w:t>
+      </w:r>
+      <w:r>
+        <w:rPr>
+          <w:rFonts w:asciiTheme="minorHAnsi" w:hAnsiTheme="minorHAnsi" w:cstheme="minorHAnsi"/>
+          <w:sz w:val="22"/>
+          <w:szCs w:val="22"/>
+        </w:rPr>
+        <w:t xml:space="preserve">), the loop uses </w:t>
+      </w:r>
+      <w:r>
+        <w:rPr>
+          <w:rStyle w:val="HTMLCode"/>
+          <w:rFonts w:asciiTheme="minorHAnsi" w:hAnsiTheme="minorHAnsi" w:cstheme="minorHAnsi"/>
+          <w:sz w:val="22"/>
+          <w:szCs w:val="22"/>
+        </w:rPr>
+        <w:t>left &lt; right</w:t>
+      </w:r>
+      <w:r>
+        <w:rPr>
+          <w:rFonts w:asciiTheme="minorHAnsi" w:hAnsiTheme="minorHAnsi" w:cstheme="minorHAnsi"/>
+          <w:sz w:val="22"/>
+          <w:szCs w:val="22"/>
+        </w:rPr>
+        <w:t xml:space="preserve"> (not </w:t>
+      </w:r>
+      <w:r>
+        <w:rPr>
+          <w:rStyle w:val="HTMLCode"/>
+          <w:rFonts w:asciiTheme="minorHAnsi" w:hAnsiTheme="minorHAnsi" w:cstheme="minorHAnsi"/>
+          <w:sz w:val="22"/>
+          <w:szCs w:val="22"/>
+        </w:rPr>
+        <w:t>&lt;=</w:t>
+      </w:r>
+      <w:r>
+        <w:rPr>
+          <w:rFonts w:asciiTheme="minorHAnsi" w:hAnsiTheme="minorHAnsi" w:cstheme="minorHAnsi"/>
+          <w:sz w:val="22"/>
+          <w:szCs w:val="22"/>
+        </w:rPr>
+        <w:t>) — when they finally meet, that index is guaranteed to be a peak.</w:t>
+      </w:r>
     </w:p>
     <w:p>
       <w:pPr>
@@ -25111,10 +25594,11 @@
           <w:tab w:val="clear" w:pos="9026"/>
         </w:tabs>
         <w:spacing w:line="259" w:lineRule="auto"/>
-      </w:pPr>
-      <w:r>
-        <w:t>In place of checking every time for max value from both neighbour, here we just shrink the observable array and at end make left point to peak element.</w:t>
-      </w:r>
+        <w:rPr>
+          <w:rFonts w:asciiTheme="majorHAnsi" w:hAnsiTheme="majorHAnsi" w:cstheme="majorHAnsi"/>
+          <w:b/>
+        </w:rPr>
+      </w:pPr>
     </w:p>
     <w:p>
       <w:pPr>
@@ -25124,16 +25608,6 @@
           <w:tab w:val="clear" w:pos="9026"/>
         </w:tabs>
         <w:spacing w:line="259" w:lineRule="auto"/>
-      </w:pPr>
-    </w:p>
-    <w:p>
-      <w:pPr>
-        <w:pStyle w:val="Header"/>
-        <w:tabs>
-          <w:tab w:val="clear" w:pos="4513"/>
-          <w:tab w:val="clear" w:pos="9026"/>
-        </w:tabs>
-        <w:spacing w:line="259" w:lineRule="auto"/>
         <w:rPr>
           <w:rFonts w:asciiTheme="majorHAnsi" w:hAnsiTheme="majorHAnsi" w:cstheme="majorHAnsi"/>
           <w:b/>
@@ -25142,48 +25616,13 @@
     </w:p>
     <w:p>
       <w:pPr>
-        <w:pStyle w:val="Header"/>
-        <w:tabs>
-          <w:tab w:val="clear" w:pos="4513"/>
-          <w:tab w:val="clear" w:pos="9026"/>
-        </w:tabs>
-        <w:spacing w:line="259" w:lineRule="auto"/>
-        <w:rPr>
-          <w:rFonts w:asciiTheme="majorHAnsi" w:hAnsiTheme="majorHAnsi" w:cstheme="majorHAnsi"/>
-          <w:b/>
-        </w:rPr>
-      </w:pPr>
-    </w:p>
-    <w:p>
-      <w:pPr>
-        <w:pStyle w:val="Header"/>
-        <w:tabs>
-          <w:tab w:val="clear" w:pos="4513"/>
-          <w:tab w:val="clear" w:pos="9026"/>
-        </w:tabs>
-        <w:spacing w:line="259" w:lineRule="auto"/>
-        <w:rPr>
-          <w:rFonts w:asciiTheme="majorHAnsi" w:hAnsiTheme="majorHAnsi" w:cstheme="majorHAnsi"/>
-          <w:b/>
-        </w:rPr>
-      </w:pPr>
-      <w:r>
-        <w:rPr>
-          <w:rFonts w:asciiTheme="majorHAnsi" w:hAnsiTheme="majorHAnsi" w:cstheme="majorHAnsi"/>
-          <w:b/>
-        </w:rPr>
-        <w:br w:type="page"/>
-      </w:r>
-    </w:p>
-    <w:p>
-      <w:pPr>
         <w:pStyle w:val="Heading2"/>
         <w:rPr>
           <w:b/>
           <w:sz w:val="36"/>
         </w:rPr>
       </w:pPr>
-      <w:bookmarkStart w:id="17" w:name="_Toc207697060"/>
+      <w:bookmarkStart w:id="19" w:name="_Toc236768546"/>
       <w:r>
         <w:rPr>
           <w:b/>
@@ -25206,7 +25645,7 @@
         </w:rPr>
         <w:t>:</w:t>
       </w:r>
-      <w:bookmarkEnd w:id="17"/>
+      <w:bookmarkEnd w:id="19"/>
       <w:r>
         <w:rPr>
           <w:b/>
@@ -33589,9 +34028,9 @@
     </w:lvl>
   </w:abstractNum>
   <w:abstractNum w:abstractNumId="2" w15:restartNumberingAfterBreak="0">
-    <w:nsid w:val="28090D44"/>
+    <w:nsid w:val="238D193F"/>
     <w:multiLevelType w:val="multilevel"/>
-    <w:tmpl w:val="360AA986"/>
+    <w:tmpl w:val="5F14F626"/>
     <w:lvl w:ilvl="0">
       <w:start w:val="1"/>
       <w:numFmt w:val="bullet"/>
@@ -33738,6 +34177,304 @@
     </w:lvl>
   </w:abstractNum>
   <w:abstractNum w:abstractNumId="3" w15:restartNumberingAfterBreak="0">
+    <w:nsid w:val="25402EA9"/>
+    <w:multiLevelType w:val="multilevel"/>
+    <w:tmpl w:val="741CD4DC"/>
+    <w:lvl w:ilvl="0">
+      <w:start w:val="1"/>
+      <w:numFmt w:val="decimal"/>
+      <w:lvlText w:val="%1."/>
+      <w:lvlJc w:val="left"/>
+      <w:pPr>
+        <w:tabs>
+          <w:tab w:val="num" w:pos="720"/>
+        </w:tabs>
+        <w:ind w:left="720" w:hanging="360"/>
+      </w:pPr>
+      <w:rPr>
+        <w:rFonts w:hint="default"/>
+        <w:sz w:val="20"/>
+      </w:rPr>
+    </w:lvl>
+    <w:lvl w:ilvl="1">
+      <w:start w:val="1"/>
+      <w:numFmt w:val="bullet"/>
+      <w:lvlText w:val="o"/>
+      <w:lvlJc w:val="left"/>
+      <w:pPr>
+        <w:tabs>
+          <w:tab w:val="num" w:pos="1440"/>
+        </w:tabs>
+        <w:ind w:left="1440" w:hanging="360"/>
+      </w:pPr>
+      <w:rPr>
+        <w:rFonts w:ascii="Courier New" w:hAnsi="Courier New" w:hint="default"/>
+        <w:sz w:val="20"/>
+      </w:rPr>
+    </w:lvl>
+    <w:lvl w:ilvl="2" w:tentative="1">
+      <w:start w:val="1"/>
+      <w:numFmt w:val="bullet"/>
+      <w:lvlText w:val=""/>
+      <w:lvlJc w:val="left"/>
+      <w:pPr>
+        <w:tabs>
+          <w:tab w:val="num" w:pos="2160"/>
+        </w:tabs>
+        <w:ind w:left="2160" w:hanging="360"/>
+      </w:pPr>
+      <w:rPr>
+        <w:rFonts w:ascii="Wingdings" w:hAnsi="Wingdings" w:hint="default"/>
+        <w:sz w:val="20"/>
+      </w:rPr>
+    </w:lvl>
+    <w:lvl w:ilvl="3" w:tentative="1">
+      <w:start w:val="1"/>
+      <w:numFmt w:val="bullet"/>
+      <w:lvlText w:val=""/>
+      <w:lvlJc w:val="left"/>
+      <w:pPr>
+        <w:tabs>
+          <w:tab w:val="num" w:pos="2880"/>
+        </w:tabs>
+        <w:ind w:left="2880" w:hanging="360"/>
+      </w:pPr>
+      <w:rPr>
+        <w:rFonts w:ascii="Wingdings" w:hAnsi="Wingdings" w:hint="default"/>
+        <w:sz w:val="20"/>
+      </w:rPr>
+    </w:lvl>
+    <w:lvl w:ilvl="4" w:tentative="1">
+      <w:start w:val="1"/>
+      <w:numFmt w:val="bullet"/>
+      <w:lvlText w:val=""/>
+      <w:lvlJc w:val="left"/>
+      <w:pPr>
+        <w:tabs>
+          <w:tab w:val="num" w:pos="3600"/>
+        </w:tabs>
+        <w:ind w:left="3600" w:hanging="360"/>
+      </w:pPr>
+      <w:rPr>
+        <w:rFonts w:ascii="Wingdings" w:hAnsi="Wingdings" w:hint="default"/>
+        <w:sz w:val="20"/>
+      </w:rPr>
+    </w:lvl>
+    <w:lvl w:ilvl="5" w:tentative="1">
+      <w:start w:val="1"/>
+      <w:numFmt w:val="bullet"/>
+      <w:lvlText w:val=""/>
+      <w:lvlJc w:val="left"/>
+      <w:pPr>
+        <w:tabs>
+          <w:tab w:val="num" w:pos="4320"/>
+        </w:tabs>
+        <w:ind w:left="4320" w:hanging="360"/>
+      </w:pPr>
+      <w:rPr>
+        <w:rFonts w:ascii="Wingdings" w:hAnsi="Wingdings" w:hint="default"/>
+        <w:sz w:val="20"/>
+      </w:rPr>
+    </w:lvl>
+    <w:lvl w:ilvl="6" w:tentative="1">
+      <w:start w:val="1"/>
+      <w:numFmt w:val="bullet"/>
+      <w:lvlText w:val=""/>
+      <w:lvlJc w:val="left"/>
+      <w:pPr>
+        <w:tabs>
+          <w:tab w:val="num" w:pos="5040"/>
+        </w:tabs>
+        <w:ind w:left="5040" w:hanging="360"/>
+      </w:pPr>
+      <w:rPr>
+        <w:rFonts w:ascii="Wingdings" w:hAnsi="Wingdings" w:hint="default"/>
+        <w:sz w:val="20"/>
+      </w:rPr>
+    </w:lvl>
+    <w:lvl w:ilvl="7" w:tentative="1">
+      <w:start w:val="1"/>
+      <w:numFmt w:val="bullet"/>
+      <w:lvlText w:val=""/>
+      <w:lvlJc w:val="left"/>
+      <w:pPr>
+        <w:tabs>
+          <w:tab w:val="num" w:pos="5760"/>
+        </w:tabs>
+        <w:ind w:left="5760" w:hanging="360"/>
+      </w:pPr>
+      <w:rPr>
+        <w:rFonts w:ascii="Wingdings" w:hAnsi="Wingdings" w:hint="default"/>
+        <w:sz w:val="20"/>
+      </w:rPr>
+    </w:lvl>
+    <w:lvl w:ilvl="8" w:tentative="1">
+      <w:start w:val="1"/>
+      <w:numFmt w:val="bullet"/>
+      <w:lvlText w:val=""/>
+      <w:lvlJc w:val="left"/>
+      <w:pPr>
+        <w:tabs>
+          <w:tab w:val="num" w:pos="6480"/>
+        </w:tabs>
+        <w:ind w:left="6480" w:hanging="360"/>
+      </w:pPr>
+      <w:rPr>
+        <w:rFonts w:ascii="Wingdings" w:hAnsi="Wingdings" w:hint="default"/>
+        <w:sz w:val="20"/>
+      </w:rPr>
+    </w:lvl>
+  </w:abstractNum>
+  <w:abstractNum w:abstractNumId="4" w15:restartNumberingAfterBreak="0">
+    <w:nsid w:val="28090D44"/>
+    <w:multiLevelType w:val="multilevel"/>
+    <w:tmpl w:val="360AA986"/>
+    <w:lvl w:ilvl="0">
+      <w:start w:val="1"/>
+      <w:numFmt w:val="bullet"/>
+      <w:lvlText w:val=""/>
+      <w:lvlJc w:val="left"/>
+      <w:pPr>
+        <w:tabs>
+          <w:tab w:val="num" w:pos="720"/>
+        </w:tabs>
+        <w:ind w:left="720" w:hanging="360"/>
+      </w:pPr>
+      <w:rPr>
+        <w:rFonts w:ascii="Symbol" w:hAnsi="Symbol" w:hint="default"/>
+        <w:sz w:val="20"/>
+      </w:rPr>
+    </w:lvl>
+    <w:lvl w:ilvl="1" w:tentative="1">
+      <w:start w:val="1"/>
+      <w:numFmt w:val="bullet"/>
+      <w:lvlText w:val="o"/>
+      <w:lvlJc w:val="left"/>
+      <w:pPr>
+        <w:tabs>
+          <w:tab w:val="num" w:pos="1440"/>
+        </w:tabs>
+        <w:ind w:left="1440" w:hanging="360"/>
+      </w:pPr>
+      <w:rPr>
+        <w:rFonts w:ascii="Courier New" w:hAnsi="Courier New" w:hint="default"/>
+        <w:sz w:val="20"/>
+      </w:rPr>
+    </w:lvl>
+    <w:lvl w:ilvl="2" w:tentative="1">
+      <w:start w:val="1"/>
+      <w:numFmt w:val="bullet"/>
+      <w:lvlText w:val=""/>
+      <w:lvlJc w:val="left"/>
+      <w:pPr>
+        <w:tabs>
+          <w:tab w:val="num" w:pos="2160"/>
+        </w:tabs>
+        <w:ind w:left="2160" w:hanging="360"/>
+      </w:pPr>
+      <w:rPr>
+        <w:rFonts w:ascii="Wingdings" w:hAnsi="Wingdings" w:hint="default"/>
+        <w:sz w:val="20"/>
+      </w:rPr>
+    </w:lvl>
+    <w:lvl w:ilvl="3" w:tentative="1">
+      <w:start w:val="1"/>
+      <w:numFmt w:val="bullet"/>
+      <w:lvlText w:val=""/>
+      <w:lvlJc w:val="left"/>
+      <w:pPr>
+        <w:tabs>
+          <w:tab w:val="num" w:pos="2880"/>
+        </w:tabs>
+        <w:ind w:left="2880" w:hanging="360"/>
+      </w:pPr>
+      <w:rPr>
+        <w:rFonts w:ascii="Wingdings" w:hAnsi="Wingdings" w:hint="default"/>
+        <w:sz w:val="20"/>
+      </w:rPr>
+    </w:lvl>
+    <w:lvl w:ilvl="4" w:tentative="1">
+      <w:start w:val="1"/>
+      <w:numFmt w:val="bullet"/>
+      <w:lvlText w:val=""/>
+      <w:lvlJc w:val="left"/>
+      <w:pPr>
+        <w:tabs>
+          <w:tab w:val="num" w:pos="3600"/>
+        </w:tabs>
+        <w:ind w:left="3600" w:hanging="360"/>
+      </w:pPr>
+      <w:rPr>
+        <w:rFonts w:ascii="Wingdings" w:hAnsi="Wingdings" w:hint="default"/>
+        <w:sz w:val="20"/>
+      </w:rPr>
+    </w:lvl>
+    <w:lvl w:ilvl="5" w:tentative="1">
+      <w:start w:val="1"/>
+      <w:numFmt w:val="bullet"/>
+      <w:lvlText w:val=""/>
+      <w:lvlJc w:val="left"/>
+      <w:pPr>
+        <w:tabs>
+          <w:tab w:val="num" w:pos="4320"/>
+        </w:tabs>
+        <w:ind w:left="4320" w:hanging="360"/>
+      </w:pPr>
+      <w:rPr>
+        <w:rFonts w:ascii="Wingdings" w:hAnsi="Wingdings" w:hint="default"/>
+        <w:sz w:val="20"/>
+      </w:rPr>
+    </w:lvl>
+    <w:lvl w:ilvl="6" w:tentative="1">
+      <w:start w:val="1"/>
+      <w:numFmt w:val="bullet"/>
+      <w:lvlText w:val=""/>
+      <w:lvlJc w:val="left"/>
+      <w:pPr>
+        <w:tabs>
+          <w:tab w:val="num" w:pos="5040"/>
+        </w:tabs>
+        <w:ind w:left="5040" w:hanging="360"/>
+      </w:pPr>
+      <w:rPr>
+        <w:rFonts w:ascii="Wingdings" w:hAnsi="Wingdings" w:hint="default"/>
+        <w:sz w:val="20"/>
+      </w:rPr>
+    </w:lvl>
+    <w:lvl w:ilvl="7" w:tentative="1">
+      <w:start w:val="1"/>
+      <w:numFmt w:val="bullet"/>
+      <w:lvlText w:val=""/>
+      <w:lvlJc w:val="left"/>
+      <w:pPr>
+        <w:tabs>
+          <w:tab w:val="num" w:pos="5760"/>
+        </w:tabs>
+        <w:ind w:left="5760" w:hanging="360"/>
+      </w:pPr>
+      <w:rPr>
+        <w:rFonts w:ascii="Wingdings" w:hAnsi="Wingdings" w:hint="default"/>
+        <w:sz w:val="20"/>
+      </w:rPr>
+    </w:lvl>
+    <w:lvl w:ilvl="8" w:tentative="1">
+      <w:start w:val="1"/>
+      <w:numFmt w:val="bullet"/>
+      <w:lvlText w:val=""/>
+      <w:lvlJc w:val="left"/>
+      <w:pPr>
+        <w:tabs>
+          <w:tab w:val="num" w:pos="6480"/>
+        </w:tabs>
+        <w:ind w:left="6480" w:hanging="360"/>
+      </w:pPr>
+      <w:rPr>
+        <w:rFonts w:ascii="Wingdings" w:hAnsi="Wingdings" w:hint="default"/>
+        <w:sz w:val="20"/>
+      </w:rPr>
+    </w:lvl>
+  </w:abstractNum>
+  <w:abstractNum w:abstractNumId="5" w15:restartNumberingAfterBreak="0">
     <w:nsid w:val="286611A8"/>
     <w:multiLevelType w:val="hybridMultilevel"/>
     <w:tmpl w:val="BE125F44"/>
@@ -33850,7 +34587,7 @@
       </w:rPr>
     </w:lvl>
   </w:abstractNum>
-  <w:abstractNum w:abstractNumId="4" w15:restartNumberingAfterBreak="0">
+  <w:abstractNum w:abstractNumId="6" w15:restartNumberingAfterBreak="0">
     <w:nsid w:val="29B128F0"/>
     <w:multiLevelType w:val="multilevel"/>
     <w:tmpl w:val="6C021722"/>
@@ -33963,96 +34700,10 @@
       </w:pPr>
     </w:lvl>
   </w:abstractNum>
-  <w:abstractNum w:abstractNumId="5" w15:restartNumberingAfterBreak="0">
-    <w:nsid w:val="35D44ADE"/>
+  <w:abstractNum w:abstractNumId="7" w15:restartNumberingAfterBreak="0">
+    <w:nsid w:val="31CD4C4E"/>
     <w:multiLevelType w:val="hybridMultilevel"/>
-    <w:tmpl w:val="03C618C6"/>
-    <w:lvl w:ilvl="0" w:tplc="4009000F">
-      <w:start w:val="1"/>
-      <w:numFmt w:val="decimal"/>
-      <w:lvlText w:val="%1."/>
-      <w:lvlJc w:val="left"/>
-      <w:pPr>
-        <w:ind w:left="720" w:hanging="360"/>
-      </w:pPr>
-    </w:lvl>
-    <w:lvl w:ilvl="1" w:tplc="40090019" w:tentative="1">
-      <w:start w:val="1"/>
-      <w:numFmt w:val="lowerLetter"/>
-      <w:lvlText w:val="%2."/>
-      <w:lvlJc w:val="left"/>
-      <w:pPr>
-        <w:ind w:left="1440" w:hanging="360"/>
-      </w:pPr>
-    </w:lvl>
-    <w:lvl w:ilvl="2" w:tplc="4009001B" w:tentative="1">
-      <w:start w:val="1"/>
-      <w:numFmt w:val="lowerRoman"/>
-      <w:lvlText w:val="%3."/>
-      <w:lvlJc w:val="right"/>
-      <w:pPr>
-        <w:ind w:left="2160" w:hanging="180"/>
-      </w:pPr>
-    </w:lvl>
-    <w:lvl w:ilvl="3" w:tplc="4009000F" w:tentative="1">
-      <w:start w:val="1"/>
-      <w:numFmt w:val="decimal"/>
-      <w:lvlText w:val="%4."/>
-      <w:lvlJc w:val="left"/>
-      <w:pPr>
-        <w:ind w:left="2880" w:hanging="360"/>
-      </w:pPr>
-    </w:lvl>
-    <w:lvl w:ilvl="4" w:tplc="40090019" w:tentative="1">
-      <w:start w:val="1"/>
-      <w:numFmt w:val="lowerLetter"/>
-      <w:lvlText w:val="%5."/>
-      <w:lvlJc w:val="left"/>
-      <w:pPr>
-        <w:ind w:left="3600" w:hanging="360"/>
-      </w:pPr>
-    </w:lvl>
-    <w:lvl w:ilvl="5" w:tplc="4009001B" w:tentative="1">
-      <w:start w:val="1"/>
-      <w:numFmt w:val="lowerRoman"/>
-      <w:lvlText w:val="%6."/>
-      <w:lvlJc w:val="right"/>
-      <w:pPr>
-        <w:ind w:left="4320" w:hanging="180"/>
-      </w:pPr>
-    </w:lvl>
-    <w:lvl w:ilvl="6" w:tplc="4009000F" w:tentative="1">
-      <w:start w:val="1"/>
-      <w:numFmt w:val="decimal"/>
-      <w:lvlText w:val="%7."/>
-      <w:lvlJc w:val="left"/>
-      <w:pPr>
-        <w:ind w:left="5040" w:hanging="360"/>
-      </w:pPr>
-    </w:lvl>
-    <w:lvl w:ilvl="7" w:tplc="40090019" w:tentative="1">
-      <w:start w:val="1"/>
-      <w:numFmt w:val="lowerLetter"/>
-      <w:lvlText w:val="%8."/>
-      <w:lvlJc w:val="left"/>
-      <w:pPr>
-        <w:ind w:left="5760" w:hanging="360"/>
-      </w:pPr>
-    </w:lvl>
-    <w:lvl w:ilvl="8" w:tplc="4009001B" w:tentative="1">
-      <w:start w:val="1"/>
-      <w:numFmt w:val="lowerRoman"/>
-      <w:lvlText w:val="%9."/>
-      <w:lvlJc w:val="right"/>
-      <w:pPr>
-        <w:ind w:left="6480" w:hanging="180"/>
-      </w:pPr>
-    </w:lvl>
-  </w:abstractNum>
-  <w:abstractNum w:abstractNumId="6" w15:restartNumberingAfterBreak="0">
-    <w:nsid w:val="3DD8508E"/>
-    <w:multiLevelType w:val="hybridMultilevel"/>
-    <w:tmpl w:val="C44AEE0C"/>
+    <w:tmpl w:val="26144BBC"/>
     <w:lvl w:ilvl="0" w:tplc="40090001">
       <w:start w:val="1"/>
       <w:numFmt w:val="bullet"/>
@@ -34162,7 +34813,206 @@
       </w:rPr>
     </w:lvl>
   </w:abstractNum>
-  <w:abstractNum w:abstractNumId="7" w15:restartNumberingAfterBreak="0">
+  <w:abstractNum w:abstractNumId="8" w15:restartNumberingAfterBreak="0">
+    <w:nsid w:val="35D44ADE"/>
+    <w:multiLevelType w:val="hybridMultilevel"/>
+    <w:tmpl w:val="03C618C6"/>
+    <w:lvl w:ilvl="0" w:tplc="4009000F">
+      <w:start w:val="1"/>
+      <w:numFmt w:val="decimal"/>
+      <w:lvlText w:val="%1."/>
+      <w:lvlJc w:val="left"/>
+      <w:pPr>
+        <w:ind w:left="720" w:hanging="360"/>
+      </w:pPr>
+    </w:lvl>
+    <w:lvl w:ilvl="1" w:tplc="40090019" w:tentative="1">
+      <w:start w:val="1"/>
+      <w:numFmt w:val="lowerLetter"/>
+      <w:lvlText w:val="%2."/>
+      <w:lvlJc w:val="left"/>
+      <w:pPr>
+        <w:ind w:left="1440" w:hanging="360"/>
+      </w:pPr>
+    </w:lvl>
+    <w:lvl w:ilvl="2" w:tplc="4009001B" w:tentative="1">
+      <w:start w:val="1"/>
+      <w:numFmt w:val="lowerRoman"/>
+      <w:lvlText w:val="%3."/>
+      <w:lvlJc w:val="right"/>
+      <w:pPr>
+        <w:ind w:left="2160" w:hanging="180"/>
+      </w:pPr>
+    </w:lvl>
+    <w:lvl w:ilvl="3" w:tplc="4009000F" w:tentative="1">
+      <w:start w:val="1"/>
+      <w:numFmt w:val="decimal"/>
+      <w:lvlText w:val="%4."/>
+      <w:lvlJc w:val="left"/>
+      <w:pPr>
+        <w:ind w:left="2880" w:hanging="360"/>
+      </w:pPr>
+    </w:lvl>
+    <w:lvl w:ilvl="4" w:tplc="40090019" w:tentative="1">
+      <w:start w:val="1"/>
+      <w:numFmt w:val="lowerLetter"/>
+      <w:lvlText w:val="%5."/>
+      <w:lvlJc w:val="left"/>
+      <w:pPr>
+        <w:ind w:left="3600" w:hanging="360"/>
+      </w:pPr>
+    </w:lvl>
+    <w:lvl w:ilvl="5" w:tplc="4009001B" w:tentative="1">
+      <w:start w:val="1"/>
+      <w:numFmt w:val="lowerRoman"/>
+      <w:lvlText w:val="%6."/>
+      <w:lvlJc w:val="right"/>
+      <w:pPr>
+        <w:ind w:left="4320" w:hanging="180"/>
+      </w:pPr>
+    </w:lvl>
+    <w:lvl w:ilvl="6" w:tplc="4009000F" w:tentative="1">
+      <w:start w:val="1"/>
+      <w:numFmt w:val="decimal"/>
+      <w:lvlText w:val="%7."/>
+      <w:lvlJc w:val="left"/>
+      <w:pPr>
+        <w:ind w:left="5040" w:hanging="360"/>
+      </w:pPr>
+    </w:lvl>
+    <w:lvl w:ilvl="7" w:tplc="40090019" w:tentative="1">
+      <w:start w:val="1"/>
+      <w:numFmt w:val="lowerLetter"/>
+      <w:lvlText w:val="%8."/>
+      <w:lvlJc w:val="left"/>
+      <w:pPr>
+        <w:ind w:left="5760" w:hanging="360"/>
+      </w:pPr>
+    </w:lvl>
+    <w:lvl w:ilvl="8" w:tplc="4009001B" w:tentative="1">
+      <w:start w:val="1"/>
+      <w:numFmt w:val="lowerRoman"/>
+      <w:lvlText w:val="%9."/>
+      <w:lvlJc w:val="right"/>
+      <w:pPr>
+        <w:ind w:left="6480" w:hanging="180"/>
+      </w:pPr>
+    </w:lvl>
+  </w:abstractNum>
+  <w:abstractNum w:abstractNumId="9" w15:restartNumberingAfterBreak="0">
+    <w:nsid w:val="3DD8508E"/>
+    <w:multiLevelType w:val="hybridMultilevel"/>
+    <w:tmpl w:val="C44AEE0C"/>
+    <w:lvl w:ilvl="0" w:tplc="40090001">
+      <w:start w:val="1"/>
+      <w:numFmt w:val="bullet"/>
+      <w:lvlText w:val=""/>
+      <w:lvlJc w:val="left"/>
+      <w:pPr>
+        <w:ind w:left="720" w:hanging="360"/>
+      </w:pPr>
+      <w:rPr>
+        <w:rFonts w:ascii="Symbol" w:hAnsi="Symbol" w:hint="default"/>
+      </w:rPr>
+    </w:lvl>
+    <w:lvl w:ilvl="1" w:tplc="40090003" w:tentative="1">
+      <w:start w:val="1"/>
+      <w:numFmt w:val="bullet"/>
+      <w:lvlText w:val="o"/>
+      <w:lvlJc w:val="left"/>
+      <w:pPr>
+        <w:ind w:left="1440" w:hanging="360"/>
+      </w:pPr>
+      <w:rPr>
+        <w:rFonts w:ascii="Courier New" w:hAnsi="Courier New" w:cs="Courier New" w:hint="default"/>
+      </w:rPr>
+    </w:lvl>
+    <w:lvl w:ilvl="2" w:tplc="40090005" w:tentative="1">
+      <w:start w:val="1"/>
+      <w:numFmt w:val="bullet"/>
+      <w:lvlText w:val=""/>
+      <w:lvlJc w:val="left"/>
+      <w:pPr>
+        <w:ind w:left="2160" w:hanging="360"/>
+      </w:pPr>
+      <w:rPr>
+        <w:rFonts w:ascii="Wingdings" w:hAnsi="Wingdings" w:hint="default"/>
+      </w:rPr>
+    </w:lvl>
+    <w:lvl w:ilvl="3" w:tplc="40090001" w:tentative="1">
+      <w:start w:val="1"/>
+      <w:numFmt w:val="bullet"/>
+      <w:lvlText w:val=""/>
+      <w:lvlJc w:val="left"/>
+      <w:pPr>
+        <w:ind w:left="2880" w:hanging="360"/>
+      </w:pPr>
+      <w:rPr>
+        <w:rFonts w:ascii="Symbol" w:hAnsi="Symbol" w:hint="default"/>
+      </w:rPr>
+    </w:lvl>
+    <w:lvl w:ilvl="4" w:tplc="40090003" w:tentative="1">
+      <w:start w:val="1"/>
+      <w:numFmt w:val="bullet"/>
+      <w:lvlText w:val="o"/>
+      <w:lvlJc w:val="left"/>
+      <w:pPr>
+        <w:ind w:left="3600" w:hanging="360"/>
+      </w:pPr>
+      <w:rPr>
+        <w:rFonts w:ascii="Courier New" w:hAnsi="Courier New" w:cs="Courier New" w:hint="default"/>
+      </w:rPr>
+    </w:lvl>
+    <w:lvl w:ilvl="5" w:tplc="40090005" w:tentative="1">
+      <w:start w:val="1"/>
+      <w:numFmt w:val="bullet"/>
+      <w:lvlText w:val=""/>
+      <w:lvlJc w:val="left"/>
+      <w:pPr>
+        <w:ind w:left="4320" w:hanging="360"/>
+      </w:pPr>
+      <w:rPr>
+        <w:rFonts w:ascii="Wingdings" w:hAnsi="Wingdings" w:hint="default"/>
+      </w:rPr>
+    </w:lvl>
+    <w:lvl w:ilvl="6" w:tplc="40090001" w:tentative="1">
+      <w:start w:val="1"/>
+      <w:numFmt w:val="bullet"/>
+      <w:lvlText w:val=""/>
+      <w:lvlJc w:val="left"/>
+      <w:pPr>
+        <w:ind w:left="5040" w:hanging="360"/>
+      </w:pPr>
+      <w:rPr>
+        <w:rFonts w:ascii="Symbol" w:hAnsi="Symbol" w:hint="default"/>
+      </w:rPr>
+    </w:lvl>
+    <w:lvl w:ilvl="7" w:tplc="40090003" w:tentative="1">
+      <w:start w:val="1"/>
+      <w:numFmt w:val="bullet"/>
+      <w:lvlText w:val="o"/>
+      <w:lvlJc w:val="left"/>
+      <w:pPr>
+        <w:ind w:left="5760" w:hanging="360"/>
+      </w:pPr>
+      <w:rPr>
+        <w:rFonts w:ascii="Courier New" w:hAnsi="Courier New" w:cs="Courier New" w:hint="default"/>
+      </w:rPr>
+    </w:lvl>
+    <w:lvl w:ilvl="8" w:tplc="40090005" w:tentative="1">
+      <w:start w:val="1"/>
+      <w:numFmt w:val="bullet"/>
+      <w:lvlText w:val=""/>
+      <w:lvlJc w:val="left"/>
+      <w:pPr>
+        <w:ind w:left="6480" w:hanging="360"/>
+      </w:pPr>
+      <w:rPr>
+        <w:rFonts w:ascii="Wingdings" w:hAnsi="Wingdings" w:hint="default"/>
+      </w:rPr>
+    </w:lvl>
+  </w:abstractNum>
+  <w:abstractNum w:abstractNumId="10" w15:restartNumberingAfterBreak="0">
     <w:nsid w:val="4340404E"/>
     <w:multiLevelType w:val="hybridMultilevel"/>
     <w:tmpl w:val="722EDE08"/>
@@ -34251,7 +35101,7 @@
       </w:pPr>
     </w:lvl>
   </w:abstractNum>
-  <w:abstractNum w:abstractNumId="8" w15:restartNumberingAfterBreak="0">
+  <w:abstractNum w:abstractNumId="11" w15:restartNumberingAfterBreak="0">
     <w:nsid w:val="4A7A636B"/>
     <w:multiLevelType w:val="multilevel"/>
     <w:tmpl w:val="B3740372"/>
@@ -34364,7 +35214,7 @@
       </w:pPr>
     </w:lvl>
   </w:abstractNum>
-  <w:abstractNum w:abstractNumId="9" w15:restartNumberingAfterBreak="0">
+  <w:abstractNum w:abstractNumId="12" w15:restartNumberingAfterBreak="0">
     <w:nsid w:val="4AB6745D"/>
     <w:multiLevelType w:val="multilevel"/>
     <w:tmpl w:val="E22E870C"/>
@@ -34513,7 +35363,7 @@
       </w:rPr>
     </w:lvl>
   </w:abstractNum>
-  <w:abstractNum w:abstractNumId="10" w15:restartNumberingAfterBreak="0">
+  <w:abstractNum w:abstractNumId="13" w15:restartNumberingAfterBreak="0">
     <w:nsid w:val="502C7240"/>
     <w:multiLevelType w:val="multilevel"/>
     <w:tmpl w:val="BBE83784"/>
@@ -34626,7 +35476,7 @@
       </w:pPr>
     </w:lvl>
   </w:abstractNum>
-  <w:abstractNum w:abstractNumId="11" w15:restartNumberingAfterBreak="0">
+  <w:abstractNum w:abstractNumId="14" w15:restartNumberingAfterBreak="0">
     <w:nsid w:val="552D67DA"/>
     <w:multiLevelType w:val="hybridMultilevel"/>
     <w:tmpl w:val="922C49FE"/>
@@ -34715,7 +35565,7 @@
       </w:pPr>
     </w:lvl>
   </w:abstractNum>
-  <w:abstractNum w:abstractNumId="12" w15:restartNumberingAfterBreak="0">
+  <w:abstractNum w:abstractNumId="15" w15:restartNumberingAfterBreak="0">
     <w:nsid w:val="5E1E696F"/>
     <w:multiLevelType w:val="multilevel"/>
     <w:tmpl w:val="1472B5DA"/>
@@ -34828,7 +35678,7 @@
       </w:pPr>
     </w:lvl>
   </w:abstractNum>
-  <w:abstractNum w:abstractNumId="13" w15:restartNumberingAfterBreak="0">
+  <w:abstractNum w:abstractNumId="16" w15:restartNumberingAfterBreak="0">
     <w:nsid w:val="620C2229"/>
     <w:multiLevelType w:val="hybridMultilevel"/>
     <w:tmpl w:val="6DB8A0A2"/>
@@ -34941,7 +35791,7 @@
       </w:rPr>
     </w:lvl>
   </w:abstractNum>
-  <w:abstractNum w:abstractNumId="14" w15:restartNumberingAfterBreak="0">
+  <w:abstractNum w:abstractNumId="17" w15:restartNumberingAfterBreak="0">
     <w:nsid w:val="7A957864"/>
     <w:multiLevelType w:val="hybridMultilevel"/>
     <w:tmpl w:val="6B3EA13E"/>
@@ -35058,46 +35908,55 @@
     <w:abstractNumId w:val="0"/>
   </w:num>
   <w:num w:numId="2">
-    <w:abstractNumId w:val="9"/>
+    <w:abstractNumId w:val="12"/>
   </w:num>
   <w:num w:numId="3">
-    <w:abstractNumId w:val="12"/>
+    <w:abstractNumId w:val="15"/>
   </w:num>
   <w:num w:numId="4">
-    <w:abstractNumId w:val="7"/>
+    <w:abstractNumId w:val="10"/>
   </w:num>
   <w:num w:numId="5">
-    <w:abstractNumId w:val="11"/>
+    <w:abstractNumId w:val="14"/>
   </w:num>
   <w:num w:numId="6">
-    <w:abstractNumId w:val="5"/>
+    <w:abstractNumId w:val="8"/>
   </w:num>
   <w:num w:numId="7">
-    <w:abstractNumId w:val="13"/>
+    <w:abstractNumId w:val="16"/>
   </w:num>
   <w:num w:numId="8">
-    <w:abstractNumId w:val="2"/>
+    <w:abstractNumId w:val="4"/>
   </w:num>
   <w:num w:numId="9">
     <w:abstractNumId w:val="1"/>
   </w:num>
   <w:num w:numId="10">
-    <w:abstractNumId w:val="8"/>
+    <w:abstractNumId w:val="11"/>
   </w:num>
   <w:num w:numId="11">
-    <w:abstractNumId w:val="10"/>
+    <w:abstractNumId w:val="13"/>
   </w:num>
   <w:num w:numId="12">
-    <w:abstractNumId w:val="4"/>
+    <w:abstractNumId w:val="6"/>
   </w:num>
   <w:num w:numId="13">
+    <w:abstractNumId w:val="5"/>
+  </w:num>
+  <w:num w:numId="14">
+    <w:abstractNumId w:val="17"/>
+  </w:num>
+  <w:num w:numId="15">
+    <w:abstractNumId w:val="9"/>
+  </w:num>
+  <w:num w:numId="16">
+    <w:abstractNumId w:val="7"/>
+  </w:num>
+  <w:num w:numId="17">
     <w:abstractNumId w:val="3"/>
   </w:num>
-  <w:num w:numId="14">
-    <w:abstractNumId w:val="14"/>
-  </w:num>
-  <w:num w:numId="15">
-    <w:abstractNumId w:val="6"/>
+  <w:num w:numId="18">
+    <w:abstractNumId w:val="2"/>
   </w:num>
   <w:numIdMacAtCleanup w:val="6"/>
 </w:numbering>
@@ -35606,7 +36465,6 @@
   <w:style w:type="character" w:default="1" w:styleId="DefaultParagraphFont">
     <w:name w:val="Default Paragraph Font"/>
     <w:uiPriority w:val="1"/>
-    <w:semiHidden/>
     <w:unhideWhenUsed/>
   </w:style>
   <w:style w:type="table" w:default="1" w:styleId="TableNormal">
@@ -36099,6 +36957,17 @@
       <w:lang w:eastAsia="en-IN"/>
     </w:rPr>
   </w:style>
+  <w:style w:type="character" w:styleId="Emphasis">
+    <w:name w:val="Emphasis"/>
+    <w:basedOn w:val="DefaultParagraphFont"/>
+    <w:uiPriority w:val="20"/>
+    <w:qFormat/>
+    <w:rsid w:val="00D87C2C"/>
+    <w:rPr>
+      <w:i/>
+      <w:iCs/>
+    </w:rPr>
+  </w:style>
 </w:styles>
 </file>
 
@@ -36402,7 +37271,7 @@
 </file>
 
 <file path=customXml/itemProps1.xml><?xml version="1.0" encoding="utf-8"?>
-<ds:datastoreItem xmlns:ds="http://schemas.openxmlformats.org/officeDocument/2006/customXml" ds:itemID="{4AF7FCAC-22CB-43B7-AD6A-D48A5C9E0CD3}">
+<ds:datastoreItem xmlns:ds="http://schemas.openxmlformats.org/officeDocument/2006/customXml" ds:itemID="{FA6697F5-DCEF-42D0-A89C-2315A99CD93A}">
   <ds:schemaRefs>
     <ds:schemaRef ds:uri="http://schemas.openxmlformats.org/officeDocument/2006/bibliography"/>
   </ds:schemaRefs>

--- a/08. Binary Search/Binary Search.docx
+++ b/08. Binary Search/Binary Search.docx
@@ -72,15 +72,7 @@
             <w:rPr>
               <w:sz w:val="40"/>
             </w:rPr>
-            <w:t xml:space="preserve">of </w:t>
-          </w:r>
-          <w:bookmarkStart w:id="0" w:name="_GoBack"/>
-          <w:bookmarkEnd w:id="0"/>
-          <w:r>
-            <w:rPr>
-              <w:sz w:val="40"/>
-            </w:rPr>
-            <w:t>Contents</w:t>
+            <w:t>of Contents</w:t>
           </w:r>
         </w:p>
         <w:p>
@@ -1711,7 +1703,7 @@
           <w:u w:val="single"/>
         </w:rPr>
       </w:pPr>
-      <w:bookmarkStart w:id="1" w:name="_Toc236768529"/>
+      <w:bookmarkStart w:id="0" w:name="_Toc236768529"/>
       <w:r>
         <w:rPr>
           <w:rFonts w:cstheme="majorHAnsi"/>
@@ -1738,7 +1730,7 @@
         </w:rPr>
         <w:t>Amateur</w:t>
       </w:r>
-      <w:bookmarkEnd w:id="1"/>
+      <w:bookmarkEnd w:id="0"/>
     </w:p>
     <w:p/>
     <w:p>
@@ -1753,7 +1745,7 @@
           <w:color w:val="1F4E79" w:themeColor="accent5" w:themeShade="80"/>
         </w:rPr>
       </w:pPr>
-      <w:bookmarkStart w:id="2" w:name="_Toc236768530"/>
+      <w:bookmarkStart w:id="1" w:name="_Toc236768530"/>
       <w:r>
         <w:rPr>
           <w:rFonts w:cstheme="majorHAnsi"/>
@@ -1761,7 +1753,7 @@
         </w:rPr>
         <w:t>Binary Search</w:t>
       </w:r>
-      <w:bookmarkEnd w:id="2"/>
+      <w:bookmarkEnd w:id="1"/>
     </w:p>
     <w:p>
       <w:pPr>
@@ -1815,7 +1807,7 @@
           <w:color w:val="1F4E79" w:themeColor="accent5" w:themeShade="80"/>
         </w:rPr>
       </w:pPr>
-      <w:bookmarkStart w:id="3" w:name="_Toc236768531"/>
+      <w:bookmarkStart w:id="2" w:name="_Toc236768531"/>
       <w:r>
         <w:rPr>
           <w:rFonts w:cstheme="majorHAnsi"/>
@@ -1830,7 +1822,7 @@
         </w:rPr>
         <w:t>, upper bound</w:t>
       </w:r>
-      <w:bookmarkEnd w:id="3"/>
+      <w:bookmarkEnd w:id="2"/>
     </w:p>
     <w:p>
       <w:pPr>
@@ -1925,7 +1917,7 @@
           <w:color w:val="1F4E79" w:themeColor="accent5" w:themeShade="80"/>
         </w:rPr>
       </w:pPr>
-      <w:bookmarkStart w:id="4" w:name="_Toc236768532"/>
+      <w:bookmarkStart w:id="3" w:name="_Toc236768532"/>
       <w:r>
         <w:rPr>
           <w:rFonts w:cstheme="majorHAnsi"/>
@@ -1940,7 +1932,7 @@
         </w:rPr>
         <w:t>occurrence</w:t>
       </w:r>
-      <w:bookmarkEnd w:id="4"/>
+      <w:bookmarkEnd w:id="3"/>
     </w:p>
     <w:p>
       <w:pPr>
@@ -2000,7 +1992,7 @@
           <w:color w:val="1F4E79" w:themeColor="accent5" w:themeShade="80"/>
         </w:rPr>
       </w:pPr>
-      <w:bookmarkStart w:id="5" w:name="_Toc236768533"/>
+      <w:bookmarkStart w:id="4" w:name="_Toc236768533"/>
       <w:r>
         <w:rPr>
           <w:rFonts w:cstheme="majorHAnsi"/>
@@ -2008,7 +2000,7 @@
         </w:rPr>
         <w:t>Number of occurrences in sorted array</w:t>
       </w:r>
-      <w:bookmarkEnd w:id="5"/>
+      <w:bookmarkEnd w:id="4"/>
     </w:p>
     <w:p>
       <w:pPr>
@@ -2070,7 +2062,7 @@
           <w:color w:val="1F4E79" w:themeColor="accent5" w:themeShade="80"/>
         </w:rPr>
       </w:pPr>
-      <w:bookmarkStart w:id="6" w:name="_Toc236768534"/>
+      <w:bookmarkStart w:id="5" w:name="_Toc236768534"/>
       <w:r>
         <w:rPr>
           <w:rFonts w:cstheme="majorHAnsi"/>
@@ -2078,7 +2070,7 @@
         </w:rPr>
         <w:t>Find Kth Rotation</w:t>
       </w:r>
-      <w:bookmarkEnd w:id="6"/>
+      <w:bookmarkEnd w:id="5"/>
     </w:p>
     <w:p>
       <w:pPr>
@@ -2112,7 +2104,29 @@
             <w:szCs w:val="24"/>
             <w:u w:val="none"/>
           </w:rPr>
-          <w:t>https://www.geeksforgeeks.org/problems/rotation4723/1</w:t>
+          <w:t>https://ww</w:t>
+        </w:r>
+        <w:r>
+          <w:rPr>
+            <w:rStyle w:val="Hyperlink"/>
+            <w:rFonts w:asciiTheme="majorHAnsi" w:hAnsiTheme="majorHAnsi" w:cstheme="majorHAnsi"/>
+            <w:color w:val="1F4E79" w:themeColor="accent5" w:themeShade="80"/>
+            <w:sz w:val="24"/>
+            <w:szCs w:val="24"/>
+            <w:u w:val="none"/>
+          </w:rPr>
+          <w:t>w</w:t>
+        </w:r>
+        <w:r>
+          <w:rPr>
+            <w:rStyle w:val="Hyperlink"/>
+            <w:rFonts w:asciiTheme="majorHAnsi" w:hAnsiTheme="majorHAnsi" w:cstheme="majorHAnsi"/>
+            <w:color w:val="1F4E79" w:themeColor="accent5" w:themeShade="80"/>
+            <w:sz w:val="24"/>
+            <w:szCs w:val="24"/>
+            <w:u w:val="none"/>
+          </w:rPr>
+          <w:t>.geeksforgeeks.org/problems/rotation4723/1</w:t>
         </w:r>
       </w:hyperlink>
     </w:p>
@@ -2142,7 +2156,7 @@
           <w:color w:val="1F4E79" w:themeColor="accent5" w:themeShade="80"/>
         </w:rPr>
       </w:pPr>
-      <w:bookmarkStart w:id="7" w:name="_Toc236768535"/>
+      <w:bookmarkStart w:id="6" w:name="_Toc236768535"/>
       <w:r>
         <w:rPr>
           <w:rFonts w:cstheme="majorHAnsi"/>
@@ -2150,7 +2164,7 @@
         </w:rPr>
         <w:t>Search in Rotated Sorted Array</w:t>
       </w:r>
-      <w:bookmarkEnd w:id="7"/>
+      <w:bookmarkEnd w:id="6"/>
     </w:p>
     <w:p>
       <w:pPr>
@@ -2184,52 +2198,31 @@
             <w:szCs w:val="24"/>
             <w:u w:val="none"/>
           </w:rPr>
-          <w:t>https://leetcode.com/problems/search-in-rotated-sorted-array/</w:t>
+          <w:t>https://leetcode.com/proble</w:t>
+        </w:r>
+        <w:r>
+          <w:rPr>
+            <w:rStyle w:val="Hyperlink"/>
+            <w:rFonts w:asciiTheme="majorHAnsi" w:hAnsiTheme="majorHAnsi" w:cstheme="majorHAnsi"/>
+            <w:color w:val="1F4E79" w:themeColor="accent5" w:themeShade="80"/>
+            <w:sz w:val="24"/>
+            <w:szCs w:val="24"/>
+            <w:u w:val="none"/>
+          </w:rPr>
+          <w:t>m</w:t>
+        </w:r>
+        <w:r>
+          <w:rPr>
+            <w:rStyle w:val="Hyperlink"/>
+            <w:rFonts w:asciiTheme="majorHAnsi" w:hAnsiTheme="majorHAnsi" w:cstheme="majorHAnsi"/>
+            <w:color w:val="1F4E79" w:themeColor="accent5" w:themeShade="80"/>
+            <w:sz w:val="24"/>
+            <w:szCs w:val="24"/>
+            <w:u w:val="none"/>
+          </w:rPr>
+          <w:t>s/search-in-rotated-sorted-array/</w:t>
         </w:r>
       </w:hyperlink>
-    </w:p>
-    <w:p>
-      <w:pPr>
-        <w:spacing w:after="0"/>
-        <w:ind w:left="720"/>
-        <w:rPr>
-          <w:rFonts w:asciiTheme="majorHAnsi" w:hAnsiTheme="majorHAnsi" w:cstheme="majorHAnsi"/>
-          <w:color w:val="1F4E79" w:themeColor="accent5" w:themeShade="80"/>
-          <w:sz w:val="24"/>
-          <w:szCs w:val="24"/>
-        </w:rPr>
-      </w:pPr>
-    </w:p>
-    <w:p>
-      <w:pPr>
-        <w:pStyle w:val="Heading3"/>
-        <w:numPr>
-          <w:ilvl w:val="0"/>
-          <w:numId w:val="1"/>
-        </w:numPr>
-        <w:rPr>
-          <w:rFonts w:cstheme="majorHAnsi"/>
-          <w:color w:val="1F4E79" w:themeColor="accent5" w:themeShade="80"/>
-        </w:rPr>
-      </w:pPr>
-      <w:bookmarkStart w:id="8" w:name="_Toc236768536"/>
-      <w:proofErr w:type="spellStart"/>
-      <w:r>
-        <w:rPr>
-          <w:rFonts w:cstheme="majorHAnsi"/>
-          <w:color w:val="1F4E79" w:themeColor="accent5" w:themeShade="80"/>
-        </w:rPr>
-        <w:t>Sqrt</w:t>
-      </w:r>
-      <w:proofErr w:type="spellEnd"/>
-      <w:r>
-        <w:rPr>
-          <w:rFonts w:cstheme="majorHAnsi"/>
-          <w:color w:val="1F4E79" w:themeColor="accent5" w:themeShade="80"/>
-        </w:rPr>
-        <w:t>(x)</w:t>
-      </w:r>
-      <w:bookmarkEnd w:id="8"/>
     </w:p>
     <w:p>
       <w:pPr>
@@ -2244,16 +2237,135 @@
           <w:u w:val="none"/>
         </w:rPr>
       </w:pPr>
-      <w:r>
-        <w:rPr>
+    </w:p>
+    <w:p>
+      <w:pPr>
+        <w:pStyle w:val="Heading3"/>
+        <w:numPr>
+          <w:ilvl w:val="0"/>
+          <w:numId w:val="1"/>
+        </w:numPr>
+        <w:rPr>
+          <w:rFonts w:cstheme="majorHAnsi"/>
+          <w:color w:val="1F4E79" w:themeColor="accent5" w:themeShade="80"/>
+        </w:rPr>
+      </w:pPr>
+      <w:r>
+        <w:rPr>
+          <w:rFonts w:cstheme="majorHAnsi"/>
+          <w:color w:val="1F4E79" w:themeColor="accent5" w:themeShade="80"/>
+        </w:rPr>
+        <w:t>Search in Rotated Sorted Array</w:t>
+      </w:r>
+      <w:r>
+        <w:rPr>
+          <w:rFonts w:cstheme="majorHAnsi"/>
+          <w:color w:val="1F4E79" w:themeColor="accent5" w:themeShade="80"/>
+        </w:rPr>
+        <w:t xml:space="preserve"> II</w:t>
+      </w:r>
+    </w:p>
+    <w:p>
+      <w:pPr>
+        <w:spacing w:after="0"/>
+        <w:ind w:left="720"/>
+        <w:rPr>
+          <w:rStyle w:val="Hyperlink"/>
           <w:rFonts w:asciiTheme="majorHAnsi" w:hAnsiTheme="majorHAnsi" w:cstheme="majorHAnsi"/>
           <w:color w:val="1F4E79" w:themeColor="accent5" w:themeShade="80"/>
           <w:sz w:val="24"/>
           <w:szCs w:val="24"/>
+          <w:u w:val="none"/>
+        </w:rPr>
+      </w:pPr>
+      <w:r>
+        <w:rPr>
+          <w:rFonts w:asciiTheme="majorHAnsi" w:hAnsiTheme="majorHAnsi" w:cstheme="majorHAnsi"/>
+          <w:color w:val="1F4E79" w:themeColor="accent5" w:themeShade="80"/>
+          <w:sz w:val="24"/>
+          <w:szCs w:val="24"/>
         </w:rPr>
         <w:t xml:space="preserve">Link: </w:t>
       </w:r>
       <w:hyperlink r:id="rId15" w:history="1">
+        <w:r>
+          <w:rPr>
+            <w:rStyle w:val="Hyperlink"/>
+            <w:rFonts w:asciiTheme="majorHAnsi" w:hAnsiTheme="majorHAnsi" w:cstheme="majorHAnsi"/>
+            <w:color w:val="1F4E79" w:themeColor="accent5" w:themeShade="80"/>
+            <w:sz w:val="24"/>
+            <w:szCs w:val="24"/>
+            <w:u w:val="none"/>
+          </w:rPr>
+          <w:t>https://leetcode.com/problems/search-in-rotated-sorted-array-ii/</w:t>
+        </w:r>
+      </w:hyperlink>
+    </w:p>
+    <w:p>
+      <w:pPr>
+        <w:spacing w:after="0"/>
+        <w:rPr>
+          <w:rFonts w:asciiTheme="majorHAnsi" w:hAnsiTheme="majorHAnsi" w:cstheme="majorHAnsi"/>
+          <w:color w:val="1F4E79" w:themeColor="accent5" w:themeShade="80"/>
+          <w:sz w:val="24"/>
+          <w:szCs w:val="24"/>
+        </w:rPr>
+      </w:pPr>
+    </w:p>
+    <w:p>
+      <w:pPr>
+        <w:pStyle w:val="Heading3"/>
+        <w:numPr>
+          <w:ilvl w:val="0"/>
+          <w:numId w:val="1"/>
+        </w:numPr>
+        <w:rPr>
+          <w:rFonts w:cstheme="majorHAnsi"/>
+          <w:color w:val="1F4E79" w:themeColor="accent5" w:themeShade="80"/>
+        </w:rPr>
+      </w:pPr>
+      <w:bookmarkStart w:id="7" w:name="_Toc236768536"/>
+      <w:proofErr w:type="spellStart"/>
+      <w:r>
+        <w:rPr>
+          <w:rFonts w:cstheme="majorHAnsi"/>
+          <w:color w:val="1F4E79" w:themeColor="accent5" w:themeShade="80"/>
+        </w:rPr>
+        <w:t>Sqrt</w:t>
+      </w:r>
+      <w:proofErr w:type="spellEnd"/>
+      <w:r>
+        <w:rPr>
+          <w:rFonts w:cstheme="majorHAnsi"/>
+          <w:color w:val="1F4E79" w:themeColor="accent5" w:themeShade="80"/>
+        </w:rPr>
+        <w:t>(x)</w:t>
+      </w:r>
+      <w:bookmarkEnd w:id="7"/>
+    </w:p>
+    <w:p>
+      <w:pPr>
+        <w:spacing w:after="0"/>
+        <w:ind w:left="720"/>
+        <w:rPr>
+          <w:rStyle w:val="Hyperlink"/>
+          <w:rFonts w:asciiTheme="majorHAnsi" w:hAnsiTheme="majorHAnsi" w:cstheme="majorHAnsi"/>
+          <w:color w:val="1F4E79" w:themeColor="accent5" w:themeShade="80"/>
+          <w:sz w:val="24"/>
+          <w:szCs w:val="24"/>
+          <w:u w:val="none"/>
+        </w:rPr>
+      </w:pPr>
+      <w:r>
+        <w:rPr>
+          <w:rFonts w:asciiTheme="majorHAnsi" w:hAnsiTheme="majorHAnsi" w:cstheme="majorHAnsi"/>
+          <w:color w:val="1F4E79" w:themeColor="accent5" w:themeShade="80"/>
+          <w:sz w:val="24"/>
+          <w:szCs w:val="24"/>
+        </w:rPr>
+        <w:t xml:space="preserve">Link: </w:t>
+      </w:r>
+      <w:hyperlink r:id="rId16" w:history="1">
         <w:r>
           <w:rPr>
             <w:rStyle w:val="Hyperlink"/>
@@ -2293,7 +2405,7 @@
           <w:color w:val="1F4E79" w:themeColor="accent5" w:themeShade="80"/>
         </w:rPr>
       </w:pPr>
-      <w:bookmarkStart w:id="9" w:name="_Toc236768537"/>
+      <w:bookmarkStart w:id="8" w:name="_Toc236768537"/>
       <w:r>
         <w:rPr>
           <w:rFonts w:cstheme="majorHAnsi"/>
@@ -2301,7 +2413,7 @@
         </w:rPr>
         <w:t>Find Peak Element</w:t>
       </w:r>
-      <w:bookmarkEnd w:id="9"/>
+      <w:bookmarkEnd w:id="8"/>
     </w:p>
     <w:p>
       <w:pPr>
@@ -2325,7 +2437,7 @@
         </w:rPr>
         <w:t xml:space="preserve">Link: </w:t>
       </w:r>
-      <w:hyperlink r:id="rId16" w:history="1">
+      <w:hyperlink r:id="rId17" w:history="1">
         <w:r>
           <w:rPr>
             <w:rStyle w:val="Hyperlink"/>
@@ -2339,16 +2451,6 @@
         </w:r>
       </w:hyperlink>
     </w:p>
-    <w:p>
-      <w:pPr>
-        <w:spacing w:before="100" w:beforeAutospacing="1" w:after="100" w:afterAutospacing="1" w:line="240" w:lineRule="auto"/>
-      </w:pPr>
-    </w:p>
-    <w:p>
-      <w:pPr>
-        <w:ind w:firstLine="720"/>
-      </w:pPr>
-    </w:p>
     <w:p/>
     <w:p>
       <w:pPr>
@@ -2378,7 +2480,7 @@
           <w:sz w:val="40"/>
         </w:rPr>
       </w:pPr>
-      <w:bookmarkStart w:id="10" w:name="_Toc236768538"/>
+      <w:bookmarkStart w:id="9" w:name="_Toc236768538"/>
       <w:r>
         <w:rPr>
           <w:rFonts w:cstheme="majorHAnsi"/>
@@ -2405,7 +2507,7 @@
         </w:rPr>
         <w:t>Pro</w:t>
       </w:r>
-      <w:bookmarkEnd w:id="10"/>
+      <w:bookmarkEnd w:id="9"/>
     </w:p>
     <w:p>
       <w:pPr>
@@ -2430,7 +2532,7 @@
           <w:color w:val="1F4E79" w:themeColor="accent5" w:themeShade="80"/>
         </w:rPr>
       </w:pPr>
-      <w:bookmarkStart w:id="11" w:name="_Toc236768539"/>
+      <w:bookmarkStart w:id="10" w:name="_Toc236768539"/>
       <w:r>
         <w:rPr>
           <w:rFonts w:cstheme="majorHAnsi"/>
@@ -2438,7 +2540,7 @@
         </w:rPr>
         <w:t>Search in 2D matrix</w:t>
       </w:r>
-      <w:bookmarkEnd w:id="11"/>
+      <w:bookmarkEnd w:id="10"/>
     </w:p>
     <w:p>
       <w:pPr>
@@ -2462,7 +2564,7 @@
         </w:rPr>
         <w:t xml:space="preserve">Link: </w:t>
       </w:r>
-      <w:hyperlink r:id="rId17" w:history="1">
+      <w:hyperlink r:id="rId18" w:history="1">
         <w:r>
           <w:rPr>
             <w:rStyle w:val="Hyperlink"/>
@@ -2500,7 +2602,7 @@
           <w:color w:val="1F4E79" w:themeColor="accent5" w:themeShade="80"/>
         </w:rPr>
       </w:pPr>
-      <w:bookmarkStart w:id="12" w:name="_Toc236768540"/>
+      <w:bookmarkStart w:id="11" w:name="_Toc236768540"/>
       <w:r>
         <w:rPr>
           <w:rFonts w:cstheme="majorHAnsi"/>
@@ -2508,7 +2610,7 @@
         </w:rPr>
         <w:t>Allocate Minimum number of pages</w:t>
       </w:r>
-      <w:bookmarkEnd w:id="12"/>
+      <w:bookmarkEnd w:id="11"/>
     </w:p>
     <w:p>
       <w:pPr>
@@ -2530,7 +2632,7 @@
         </w:rPr>
         <w:t xml:space="preserve">Link: </w:t>
       </w:r>
-      <w:hyperlink r:id="rId18" w:history="1">
+      <w:hyperlink r:id="rId19" w:history="1">
         <w:r>
           <w:rPr>
             <w:rStyle w:val="Hyperlink"/>
@@ -2568,7 +2670,7 @@
           <w:color w:val="1F4E79" w:themeColor="accent5" w:themeShade="80"/>
         </w:rPr>
       </w:pPr>
-      <w:bookmarkStart w:id="13" w:name="_Toc236768541"/>
+      <w:bookmarkStart w:id="12" w:name="_Toc236768541"/>
       <w:r>
         <w:rPr>
           <w:rFonts w:cstheme="majorHAnsi"/>
@@ -2576,7 +2678,7 @@
         </w:rPr>
         <w:t>Koko Eating Bananas</w:t>
       </w:r>
-      <w:bookmarkEnd w:id="13"/>
+      <w:bookmarkEnd w:id="12"/>
     </w:p>
     <w:p>
       <w:pPr>
@@ -2598,7 +2700,7 @@
         </w:rPr>
         <w:t xml:space="preserve">Link: </w:t>
       </w:r>
-      <w:hyperlink r:id="rId19" w:history="1">
+      <w:hyperlink r:id="rId20" w:history="1">
         <w:r>
           <w:rPr>
             <w:rStyle w:val="Hyperlink"/>
@@ -2636,7 +2738,7 @@
           <w:color w:val="1F4E79" w:themeColor="accent5" w:themeShade="80"/>
         </w:rPr>
       </w:pPr>
-      <w:bookmarkStart w:id="14" w:name="_Toc236768542"/>
+      <w:bookmarkStart w:id="13" w:name="_Toc236768542"/>
       <w:r>
         <w:rPr>
           <w:rFonts w:cstheme="majorHAnsi"/>
@@ -2651,7 +2753,7 @@
         </w:rPr>
         <w:t>ind the Smallest Divisor Given a Threshold</w:t>
       </w:r>
-      <w:bookmarkEnd w:id="14"/>
+      <w:bookmarkEnd w:id="13"/>
     </w:p>
     <w:p>
       <w:pPr>
@@ -2673,7 +2775,7 @@
         </w:rPr>
         <w:t xml:space="preserve">Link: </w:t>
       </w:r>
-      <w:hyperlink r:id="rId20" w:history="1">
+      <w:hyperlink r:id="rId21" w:history="1">
         <w:r>
           <w:rPr>
             <w:rStyle w:val="Hyperlink"/>
@@ -2764,23 +2866,24 @@
           <w:numId w:val="11"/>
         </w:numPr>
         <w:spacing w:before="100" w:beforeAutospacing="1" w:after="100" w:afterAutospacing="1" w:line="240" w:lineRule="auto"/>
+      </w:pPr>
+      <w:r>
         <w:rPr>
           <w:rStyle w:val="Strong"/>
-          <w:b w:val="0"/>
-          <w:bCs w:val="0"/>
-        </w:rPr>
-      </w:pPr>
-      <w:r>
-        <w:t>Peak Index in a Mountain Array (852)</w:t>
-      </w:r>
-      <w:r>
-        <w:tab/>
+        </w:rPr>
+        <w:t>Time Based Key-Value Store</w:t>
+      </w:r>
+      <w:r>
+        <w:t xml:space="preserve"> (LC 981) — binary search inside a </w:t>
       </w:r>
       <w:proofErr w:type="spellStart"/>
       <w:r>
-        <w:t>LeetCode</w:t>
+        <w:t>hashmap</w:t>
       </w:r>
       <w:proofErr w:type="spellEnd"/>
+      <w:r>
+        <w:t>-of-lists design, confirmed as a recurring FAANG variant</w:t>
+      </w:r>
     </w:p>
     <w:p>
       <w:pPr>
@@ -2794,32 +2897,6 @@
         <w:rPr>
           <w:rStyle w:val="Strong"/>
         </w:rPr>
-        <w:t>Time Based Key-Value Store</w:t>
-      </w:r>
-      <w:r>
-        <w:t xml:space="preserve"> (LC 981) — binary search inside a </w:t>
-      </w:r>
-      <w:proofErr w:type="spellStart"/>
-      <w:r>
-        <w:t>hashmap</w:t>
-      </w:r>
-      <w:proofErr w:type="spellEnd"/>
-      <w:r>
-        <w:t>-of-lists design, confirmed as a recurring FAANG variant</w:t>
-      </w:r>
-    </w:p>
-    <w:p>
-      <w:pPr>
-        <w:numPr>
-          <w:ilvl w:val="0"/>
-          <w:numId w:val="11"/>
-        </w:numPr>
-        <w:spacing w:before="100" w:beforeAutospacing="1" w:after="100" w:afterAutospacing="1" w:line="240" w:lineRule="auto"/>
-      </w:pPr>
-      <w:r>
-        <w:rPr>
-          <w:rStyle w:val="Strong"/>
-        </w:rPr>
         <w:t>Find the Smallest Divisor Given a Threshold</w:t>
       </w:r>
       <w:r>
@@ -2835,7 +2912,7 @@
         </w:numPr>
       </w:pPr>
       <w:r>
-        <w:t>Search in Rotated Sorted Array II (81)</w:t>
+        <w:t>Find Minimum in Rotated Sorted Array (153)</w:t>
       </w:r>
       <w:r>
         <w:tab/>
@@ -2855,7 +2932,7 @@
         </w:numPr>
       </w:pPr>
       <w:r>
-        <w:t>Find Minimum in Rotated Sorted Array (153)</w:t>
+        <w:t>Find Minimum in Rotated Sorted Array II (154)</w:t>
       </w:r>
       <w:r>
         <w:tab/>
@@ -2865,6 +2942,13 @@
         <w:t>LeetCode</w:t>
       </w:r>
       <w:proofErr w:type="spellEnd"/>
+    </w:p>
+    <w:p>
+      <w:pPr>
+        <w:pStyle w:val="ListParagraph"/>
+      </w:pPr>
+      <w:bookmarkStart w:id="14" w:name="_GoBack"/>
+      <w:bookmarkEnd w:id="14"/>
     </w:p>
     <w:p>
       <w:pPr>
@@ -2875,7 +2959,7 @@
         </w:numPr>
       </w:pPr>
       <w:r>
-        <w:t>Find Minimum in Rotated Sorted Array II (154)</w:t>
+        <w:t>Search a 2D Matrix (74)</w:t>
       </w:r>
       <w:r>
         <w:tab/>
@@ -2885,11 +2969,6 @@
         <w:t>LeetCode</w:t>
       </w:r>
       <w:proofErr w:type="spellEnd"/>
-    </w:p>
-    <w:p>
-      <w:pPr>
-        <w:pStyle w:val="ListParagraph"/>
-      </w:pPr>
     </w:p>
     <w:p>
       <w:pPr>
@@ -2900,7 +2979,7 @@
         </w:numPr>
       </w:pPr>
       <w:r>
-        <w:t>Search a 2D Matrix (74)</w:t>
+        <w:t>Search a 2D Matrix II (240)</w:t>
       </w:r>
       <w:r>
         <w:tab/>
@@ -2920,7 +2999,7 @@
         </w:numPr>
       </w:pPr>
       <w:r>
-        <w:t>Search a 2D Matrix II (240)</w:t>
+        <w:t>Kth Smallest Element in a Sorted Matrix (378)</w:t>
       </w:r>
       <w:r>
         <w:tab/>
@@ -2940,7 +3019,7 @@
         </w:numPr>
       </w:pPr>
       <w:r>
-        <w:t>Kth Smallest Element in a Sorted Matrix (378)</w:t>
+        <w:t>Find in Mountain Array (1095)</w:t>
       </w:r>
       <w:r>
         <w:tab/>
@@ -2950,6 +3029,11 @@
         <w:t>LeetCode</w:t>
       </w:r>
       <w:proofErr w:type="spellEnd"/>
+    </w:p>
+    <w:p>
+      <w:pPr>
+        <w:pStyle w:val="ListParagraph"/>
+      </w:pPr>
     </w:p>
     <w:p>
       <w:pPr>
@@ -2960,7 +3044,7 @@
         </w:numPr>
       </w:pPr>
       <w:r>
-        <w:t>Find in Mountain Array (1095)</w:t>
+        <w:t>Capacity To Ship Packages Within D Days (1011)</w:t>
       </w:r>
       <w:r>
         <w:tab/>
@@ -2970,11 +3054,6 @@
         <w:t>LeetCode</w:t>
       </w:r>
       <w:proofErr w:type="spellEnd"/>
-    </w:p>
-    <w:p>
-      <w:pPr>
-        <w:pStyle w:val="ListParagraph"/>
-      </w:pPr>
     </w:p>
     <w:p>
       <w:pPr>
@@ -2985,7 +3064,7 @@
         </w:numPr>
       </w:pPr>
       <w:r>
-        <w:t>Capacity To Ship Packages Within D Days (1011)</w:t>
+        <w:t>Magnetic Force Between Two Balls (1552)</w:t>
       </w:r>
       <w:r>
         <w:tab/>
@@ -2995,6 +3074,11 @@
         <w:t>LeetCode</w:t>
       </w:r>
       <w:proofErr w:type="spellEnd"/>
+    </w:p>
+    <w:p>
+      <w:pPr>
+        <w:pStyle w:val="ListParagraph"/>
+      </w:pPr>
     </w:p>
     <w:p>
       <w:pPr>
@@ -3005,7 +3089,7 @@
         </w:numPr>
       </w:pPr>
       <w:r>
-        <w:t>Magnetic Force Between Two Balls (1552)</w:t>
+        <w:t>Single Element in a Sorted Array (540)</w:t>
       </w:r>
       <w:r>
         <w:tab/>
@@ -3015,11 +3099,6 @@
         <w:t>LeetCode</w:t>
       </w:r>
       <w:proofErr w:type="spellEnd"/>
-    </w:p>
-    <w:p>
-      <w:pPr>
-        <w:pStyle w:val="ListParagraph"/>
-      </w:pPr>
     </w:p>
     <w:p>
       <w:pPr>
@@ -3030,7 +3109,7 @@
         </w:numPr>
       </w:pPr>
       <w:r>
-        <w:t>Single Element in a Sorted Array (540)</w:t>
+        <w:t>Missing Element in Sorted Array</w:t>
       </w:r>
       <w:r>
         <w:tab/>
@@ -3040,6 +3119,9 @@
         <w:t>LeetCode</w:t>
       </w:r>
       <w:proofErr w:type="spellEnd"/>
+      <w:r>
+        <w:t xml:space="preserve"> Premium</w:t>
+      </w:r>
     </w:p>
     <w:p>
       <w:pPr>
@@ -3050,7 +3132,7 @@
         </w:numPr>
       </w:pPr>
       <w:r>
-        <w:t>Missing Element in Sorted Array</w:t>
+        <w:t>Find K Closest Elements (658)</w:t>
       </w:r>
       <w:r>
         <w:tab/>
@@ -3060,9 +3142,11 @@
         <w:t>LeetCode</w:t>
       </w:r>
       <w:proofErr w:type="spellEnd"/>
-      <w:r>
-        <w:t xml:space="preserve"> Premium</w:t>
-      </w:r>
+    </w:p>
+    <w:p>
+      <w:pPr>
+        <w:pStyle w:val="ListParagraph"/>
+      </w:pPr>
     </w:p>
     <w:p>
       <w:pPr>
@@ -3073,21 +3157,24 @@
         </w:numPr>
       </w:pPr>
       <w:r>
-        <w:t>Find K Closest Elements (658)</w:t>
+        <w:t xml:space="preserve">Search in </w:t>
+      </w:r>
+      <w:proofErr w:type="spellStart"/>
+      <w:r>
+        <w:t>Bitonic</w:t>
+      </w:r>
+      <w:proofErr w:type="spellEnd"/>
+      <w:r>
+        <w:t xml:space="preserve"> Array</w:t>
       </w:r>
       <w:r>
         <w:tab/>
       </w:r>
       <w:proofErr w:type="spellStart"/>
       <w:r>
-        <w:t>LeetCode</w:t>
+        <w:t>GeeksforGeeks</w:t>
       </w:r>
       <w:proofErr w:type="spellEnd"/>
-    </w:p>
-    <w:p>
-      <w:pPr>
-        <w:pStyle w:val="ListParagraph"/>
-      </w:pPr>
     </w:p>
     <w:p>
       <w:pPr>
@@ -3098,15 +3185,7 @@
         </w:numPr>
       </w:pPr>
       <w:r>
-        <w:t xml:space="preserve">Search in </w:t>
-      </w:r>
-      <w:proofErr w:type="spellStart"/>
-      <w:r>
-        <w:t>Bitonic</w:t>
-      </w:r>
-      <w:proofErr w:type="spellEnd"/>
-      <w:r>
-        <w:t xml:space="preserve"> Array</w:t>
+        <w:t>Number of Times Sorted Array is Rotated</w:t>
       </w:r>
       <w:r>
         <w:tab/>
@@ -3126,26 +3205,6 @@
         </w:numPr>
       </w:pPr>
       <w:r>
-        <w:t>Number of Times Sorted Array is Rotated</w:t>
-      </w:r>
-      <w:r>
-        <w:tab/>
-      </w:r>
-      <w:proofErr w:type="spellStart"/>
-      <w:r>
-        <w:t>GeeksforGeeks</w:t>
-      </w:r>
-      <w:proofErr w:type="spellEnd"/>
-    </w:p>
-    <w:p>
-      <w:pPr>
-        <w:pStyle w:val="ListParagraph"/>
-        <w:numPr>
-          <w:ilvl w:val="0"/>
-          <w:numId w:val="14"/>
-        </w:numPr>
-      </w:pPr>
-      <w:r>
         <w:t>Allocate Minimum Number of Pages</w:t>
       </w:r>
       <w:r>
@@ -3755,20 +3814,6 @@
           <w:szCs w:val="32"/>
         </w:rPr>
       </w:pPr>
-      <w:r>
-        <w:t>Split Array Largest Sum (410)</w:t>
-      </w:r>
-      <w:r>
-        <w:tab/>
-      </w:r>
-      <w:proofErr w:type="spellStart"/>
-      <w:r>
-        <w:t>LeetCode</w:t>
-      </w:r>
-      <w:proofErr w:type="spellEnd"/>
-      <w:r>
-        <w:t xml:space="preserve"> </w:t>
-      </w:r>
       <w:r>
         <w:br w:type="page"/>
       </w:r>
@@ -8217,7 +8262,7 @@
                     <pic:cNvPicPr/>
                   </pic:nvPicPr>
                   <pic:blipFill>
-                    <a:blip r:embed="rId21"/>
+                    <a:blip r:embed="rId22"/>
                     <a:stretch>
                       <a:fillRect/>
                     </a:stretch>
@@ -10299,7 +10344,7 @@
                     <pic:cNvPicPr/>
                   </pic:nvPicPr>
                   <pic:blipFill>
-                    <a:blip r:embed="rId22"/>
+                    <a:blip r:embed="rId23"/>
                     <a:stretch>
                       <a:fillRect/>
                     </a:stretch>
@@ -15931,93 +15976,6 @@
             <wp:extent cx="6645910" cy="2838450"/>
             <wp:effectExtent l="0" t="0" r="2540" b="0"/>
             <wp:docPr id="1" name="Picture 1"/>
-            <wp:cNvGraphicFramePr>
-              <a:graphicFrameLocks xmlns:a="http://schemas.openxmlformats.org/drawingml/2006/main" noChangeAspect="1"/>
-            </wp:cNvGraphicFramePr>
-            <a:graphic xmlns:a="http://schemas.openxmlformats.org/drawingml/2006/main">
-              <a:graphicData uri="http://schemas.openxmlformats.org/drawingml/2006/picture">
-                <pic:pic xmlns:pic="http://schemas.openxmlformats.org/drawingml/2006/picture">
-                  <pic:nvPicPr>
-                    <pic:cNvPr id="1" name=""/>
-                    <pic:cNvPicPr/>
-                  </pic:nvPicPr>
-                  <pic:blipFill>
-                    <a:blip r:embed="rId23"/>
-                    <a:stretch>
-                      <a:fillRect/>
-                    </a:stretch>
-                  </pic:blipFill>
-                  <pic:spPr>
-                    <a:xfrm>
-                      <a:off x="0" y="0"/>
-                      <a:ext cx="6645910" cy="2838450"/>
-                    </a:xfrm>
-                    <a:prstGeom prst="rect">
-                      <a:avLst/>
-                    </a:prstGeom>
-                  </pic:spPr>
-                </pic:pic>
-              </a:graphicData>
-            </a:graphic>
-          </wp:inline>
-        </w:drawing>
-      </w:r>
-    </w:p>
-    <w:p>
-      <w:pPr>
-        <w:pStyle w:val="Header"/>
-        <w:tabs>
-          <w:tab w:val="clear" w:pos="4513"/>
-          <w:tab w:val="clear" w:pos="9026"/>
-        </w:tabs>
-        <w:spacing w:line="259" w:lineRule="auto"/>
-        <w:rPr>
-          <w:b/>
-        </w:rPr>
-      </w:pPr>
-    </w:p>
-    <w:p>
-      <w:pPr>
-        <w:pStyle w:val="Header"/>
-        <w:tabs>
-          <w:tab w:val="clear" w:pos="4513"/>
-          <w:tab w:val="clear" w:pos="9026"/>
-        </w:tabs>
-        <w:spacing w:line="259" w:lineRule="auto"/>
-        <w:rPr>
-          <w:b/>
-        </w:rPr>
-      </w:pPr>
-      <w:r>
-        <w:rPr>
-          <w:b/>
-        </w:rPr>
-        <w:t>Below shows, how min will value will be present in left, by depicting 2 possible scenarios</w:t>
-      </w:r>
-    </w:p>
-    <w:p>
-      <w:pPr>
-        <w:pStyle w:val="Header"/>
-        <w:tabs>
-          <w:tab w:val="clear" w:pos="4513"/>
-          <w:tab w:val="clear" w:pos="9026"/>
-        </w:tabs>
-        <w:spacing w:line="259" w:lineRule="auto"/>
-        <w:rPr>
-          <w:b/>
-        </w:rPr>
-      </w:pPr>
-      <w:r>
-        <w:rPr>
-          <w:b/>
-          <w:noProof/>
-          <w:lang w:eastAsia="en-IN"/>
-        </w:rPr>
-        <w:drawing>
-          <wp:inline distT="0" distB="0" distL="0" distR="0" wp14:anchorId="64E1CC31" wp14:editId="6C629629">
-            <wp:extent cx="6645910" cy="2606675"/>
-            <wp:effectExtent l="0" t="0" r="2540" b="3175"/>
-            <wp:docPr id="3" name="Picture 3"/>
             <wp:cNvGraphicFramePr>
               <a:graphicFrameLocks xmlns:a="http://schemas.openxmlformats.org/drawingml/2006/main" noChangeAspect="1"/>
             </wp:cNvGraphicFramePr>
@@ -16037,6 +15995,93 @@
                   <pic:spPr>
                     <a:xfrm>
                       <a:off x="0" y="0"/>
+                      <a:ext cx="6645910" cy="2838450"/>
+                    </a:xfrm>
+                    <a:prstGeom prst="rect">
+                      <a:avLst/>
+                    </a:prstGeom>
+                  </pic:spPr>
+                </pic:pic>
+              </a:graphicData>
+            </a:graphic>
+          </wp:inline>
+        </w:drawing>
+      </w:r>
+    </w:p>
+    <w:p>
+      <w:pPr>
+        <w:pStyle w:val="Header"/>
+        <w:tabs>
+          <w:tab w:val="clear" w:pos="4513"/>
+          <w:tab w:val="clear" w:pos="9026"/>
+        </w:tabs>
+        <w:spacing w:line="259" w:lineRule="auto"/>
+        <w:rPr>
+          <w:b/>
+        </w:rPr>
+      </w:pPr>
+    </w:p>
+    <w:p>
+      <w:pPr>
+        <w:pStyle w:val="Header"/>
+        <w:tabs>
+          <w:tab w:val="clear" w:pos="4513"/>
+          <w:tab w:val="clear" w:pos="9026"/>
+        </w:tabs>
+        <w:spacing w:line="259" w:lineRule="auto"/>
+        <w:rPr>
+          <w:b/>
+        </w:rPr>
+      </w:pPr>
+      <w:r>
+        <w:rPr>
+          <w:b/>
+        </w:rPr>
+        <w:t>Below shows, how min will value will be present in left, by depicting 2 possible scenarios</w:t>
+      </w:r>
+    </w:p>
+    <w:p>
+      <w:pPr>
+        <w:pStyle w:val="Header"/>
+        <w:tabs>
+          <w:tab w:val="clear" w:pos="4513"/>
+          <w:tab w:val="clear" w:pos="9026"/>
+        </w:tabs>
+        <w:spacing w:line="259" w:lineRule="auto"/>
+        <w:rPr>
+          <w:b/>
+        </w:rPr>
+      </w:pPr>
+      <w:r>
+        <w:rPr>
+          <w:b/>
+          <w:noProof/>
+          <w:lang w:eastAsia="en-IN"/>
+        </w:rPr>
+        <w:drawing>
+          <wp:inline distT="0" distB="0" distL="0" distR="0" wp14:anchorId="64E1CC31" wp14:editId="6C629629">
+            <wp:extent cx="6645910" cy="2606675"/>
+            <wp:effectExtent l="0" t="0" r="2540" b="3175"/>
+            <wp:docPr id="3" name="Picture 3"/>
+            <wp:cNvGraphicFramePr>
+              <a:graphicFrameLocks xmlns:a="http://schemas.openxmlformats.org/drawingml/2006/main" noChangeAspect="1"/>
+            </wp:cNvGraphicFramePr>
+            <a:graphic xmlns:a="http://schemas.openxmlformats.org/drawingml/2006/main">
+              <a:graphicData uri="http://schemas.openxmlformats.org/drawingml/2006/picture">
+                <pic:pic xmlns:pic="http://schemas.openxmlformats.org/drawingml/2006/picture">
+                  <pic:nvPicPr>
+                    <pic:cNvPr id="1" name=""/>
+                    <pic:cNvPicPr/>
+                  </pic:nvPicPr>
+                  <pic:blipFill>
+                    <a:blip r:embed="rId25"/>
+                    <a:stretch>
+                      <a:fillRect/>
+                    </a:stretch>
+                  </pic:blipFill>
+                  <pic:spPr>
+                    <a:xfrm>
+                      <a:off x="0" y="0"/>
                       <a:ext cx="6645910" cy="2606675"/>
                     </a:xfrm>
                     <a:prstGeom prst="rect">
@@ -19258,7 +19303,7 @@
         <w:spacing w:after="0" w:line="285" w:lineRule="atLeast"/>
         <w:rPr>
           <w:rFonts w:ascii="Consolas" w:eastAsia="Times New Roman" w:hAnsi="Consolas" w:cs="Times New Roman"/>
-          <w:color w:val="CCCCCC"/>
+          <w:color w:val="B5CEA8"/>
           <w:sz w:val="21"/>
           <w:szCs w:val="21"/>
           <w:lang w:eastAsia="en-IN"/>
@@ -19315,6 +19360,63 @@
           <w:lang w:eastAsia="en-IN"/>
         </w:rPr>
         <w:t>1</w:t>
+      </w:r>
+    </w:p>
+    <w:p>
+      <w:pPr>
+        <w:shd w:val="clear" w:color="auto" w:fill="1F1F1F"/>
+        <w:spacing w:after="0" w:line="285" w:lineRule="atLeast"/>
+        <w:rPr>
+          <w:rFonts w:ascii="Consolas" w:eastAsia="Times New Roman" w:hAnsi="Consolas" w:cs="Times New Roman"/>
+          <w:color w:val="CCCCCC"/>
+          <w:sz w:val="21"/>
+          <w:szCs w:val="21"/>
+          <w:lang w:eastAsia="en-IN"/>
+        </w:rPr>
+      </w:pPr>
+    </w:p>
+    <w:p>
+      <w:pPr>
+        <w:rPr>
+          <w:b/>
+          <w:sz w:val="28"/>
+        </w:rPr>
+      </w:pPr>
+      <w:r>
+        <w:rPr>
+          <w:b/>
+          <w:sz w:val="28"/>
+        </w:rPr>
+        <w:lastRenderedPageBreak/>
+        <w:t>7</w:t>
+      </w:r>
+      <w:r>
+        <w:rPr>
+          <w:b/>
+          <w:sz w:val="28"/>
+        </w:rPr>
+        <w:t>.</w:t>
+      </w:r>
+      <w:r>
+        <w:rPr>
+          <w:b/>
+          <w:sz w:val="28"/>
+        </w:rPr>
+        <w:t xml:space="preserve"> </w:t>
+      </w:r>
+      <w:r>
+        <w:rPr>
+          <w:b/>
+          <w:sz w:val="28"/>
+        </w:rPr>
+        <w:t>Search in Rotated Sorted Array</w:t>
+      </w:r>
+      <w:r>
+        <w:rPr>
+          <w:b/>
+          <w:sz w:val="28"/>
+        </w:rPr>
+        <w:t xml:space="preserve"> 2</w:t>
       </w:r>
     </w:p>
     <w:p>
@@ -19330,51 +19432,65 @@
           <w:b/>
         </w:rPr>
       </w:pPr>
-    </w:p>
-    <w:p>
-      <w:pPr>
-        <w:rPr>
+      <w:r>
+        <w:rPr>
+          <w:rFonts w:asciiTheme="majorHAnsi" w:eastAsia="Times New Roman" w:hAnsiTheme="majorHAnsi" w:cstheme="majorHAnsi"/>
           <w:b/>
-          <w:sz w:val="28"/>
-        </w:rPr>
-      </w:pPr>
-      <w:r>
-        <w:rPr>
+          <w:bCs/>
+          <w:sz w:val="24"/>
+          <w:szCs w:val="24"/>
+          <w:lang w:eastAsia="en-IN"/>
+        </w:rPr>
+        <w:t>Core intuition:</w:t>
+      </w:r>
+      <w:r>
+        <w:rPr>
+          <w:rFonts w:asciiTheme="majorHAnsi" w:eastAsia="Times New Roman" w:hAnsiTheme="majorHAnsi" w:cstheme="majorHAnsi"/>
+          <w:sz w:val="24"/>
+          <w:szCs w:val="24"/>
+          <w:lang w:eastAsia="en-IN"/>
+        </w:rPr>
+        <w:t xml:space="preserve"> Even after rotation, at least </w:t>
+      </w:r>
+      <w:r>
+        <w:rPr>
+          <w:rFonts w:asciiTheme="majorHAnsi" w:eastAsia="Times New Roman" w:hAnsiTheme="majorHAnsi" w:cstheme="majorHAnsi"/>
           <w:b/>
-          <w:sz w:val="28"/>
-        </w:rPr>
-        <w:lastRenderedPageBreak/>
-        <w:t>7</w:t>
-      </w:r>
-      <w:r>
-        <w:rPr>
-          <w:b/>
-          <w:sz w:val="28"/>
-        </w:rPr>
-        <w:t>.</w:t>
-      </w:r>
-      <w:r>
-        <w:rPr>
-          <w:b/>
-          <w:sz w:val="28"/>
-        </w:rPr>
-        <w:t xml:space="preserve"> </w:t>
-      </w:r>
-      <w:proofErr w:type="spellStart"/>
-      <w:r>
-        <w:rPr>
-          <w:b/>
-          <w:sz w:val="28"/>
-        </w:rPr>
-        <w:t>Sqrt</w:t>
-      </w:r>
-      <w:proofErr w:type="spellEnd"/>
-      <w:r>
-        <w:rPr>
-          <w:b/>
-          <w:sz w:val="28"/>
-        </w:rPr>
-        <w:t>(x)</w:t>
+          <w:bCs/>
+          <w:sz w:val="24"/>
+          <w:szCs w:val="24"/>
+          <w:lang w:eastAsia="en-IN"/>
+        </w:rPr>
+        <w:t>one half</w:t>
+      </w:r>
+      <w:r>
+        <w:rPr>
+          <w:rFonts w:asciiTheme="majorHAnsi" w:eastAsia="Times New Roman" w:hAnsiTheme="majorHAnsi" w:cstheme="majorHAnsi"/>
+          <w:sz w:val="24"/>
+          <w:szCs w:val="24"/>
+          <w:lang w:eastAsia="en-IN"/>
+        </w:rPr>
+        <w:t xml:space="preserve"> of the array (left of mid, or right of mid) is always properly sorted. So at each step, first figure out </w:t>
+      </w:r>
+      <w:r>
+        <w:rPr>
+          <w:rFonts w:asciiTheme="majorHAnsi" w:eastAsia="Times New Roman" w:hAnsiTheme="majorHAnsi" w:cstheme="majorHAnsi"/>
+          <w:i/>
+          <w:iCs/>
+          <w:sz w:val="24"/>
+          <w:szCs w:val="24"/>
+          <w:lang w:eastAsia="en-IN"/>
+        </w:rPr>
+        <w:t>which half is sorted</w:t>
+      </w:r>
+      <w:r>
+        <w:rPr>
+          <w:rFonts w:asciiTheme="majorHAnsi" w:eastAsia="Times New Roman" w:hAnsiTheme="majorHAnsi" w:cstheme="majorHAnsi"/>
+          <w:sz w:val="24"/>
+          <w:szCs w:val="24"/>
+          <w:lang w:eastAsia="en-IN"/>
+        </w:rPr>
+        <w:t>, then check if target falls within that sorted half's range — if yes, search there; if no, it must be in the other (unsorted) half, so search there instead.</w:t>
       </w:r>
     </w:p>
     <w:p>
@@ -19386,21 +19502,10 @@
         </w:tabs>
         <w:spacing w:line="259" w:lineRule="auto"/>
         <w:rPr>
-          <w:rFonts w:asciiTheme="majorHAnsi" w:eastAsia="Times New Roman" w:hAnsiTheme="majorHAnsi" w:cstheme="majorHAnsi"/>
-          <w:sz w:val="24"/>
-          <w:szCs w:val="24"/>
-          <w:lang w:eastAsia="en-IN"/>
-        </w:rPr>
-      </w:pPr>
-      <w:r>
-        <w:rPr>
-          <w:rFonts w:asciiTheme="majorHAnsi" w:eastAsia="Times New Roman" w:hAnsiTheme="majorHAnsi" w:cstheme="majorHAnsi"/>
-          <w:sz w:val="24"/>
-          <w:szCs w:val="24"/>
-          <w:lang w:eastAsia="en-IN"/>
-        </w:rPr>
-        <w:t>This is example of binary search on answer</w:t>
-      </w:r>
+          <w:rFonts w:asciiTheme="majorHAnsi" w:hAnsiTheme="majorHAnsi" w:cstheme="majorHAnsi"/>
+          <w:b/>
+        </w:rPr>
+      </w:pPr>
     </w:p>
     <w:p>
       <w:pPr>
@@ -19411,12 +19516,213 @@
         </w:tabs>
         <w:spacing w:line="259" w:lineRule="auto"/>
         <w:rPr>
-          <w:rFonts w:asciiTheme="majorHAnsi" w:eastAsia="Times New Roman" w:hAnsiTheme="majorHAnsi" w:cstheme="majorHAnsi"/>
-          <w:sz w:val="24"/>
-          <w:szCs w:val="24"/>
-          <w:lang w:eastAsia="en-IN"/>
-        </w:rPr>
-      </w:pPr>
+          <w:rFonts w:asciiTheme="majorHAnsi" w:hAnsiTheme="majorHAnsi" w:cstheme="majorHAnsi"/>
+        </w:rPr>
+      </w:pPr>
+      <w:r>
+        <w:rPr>
+          <w:rStyle w:val="Strong"/>
+        </w:rPr>
+        <w:t>Why duplicates break the old approach:</w:t>
+      </w:r>
+      <w:r>
+        <w:t xml:space="preserve"> In the previous solution, </w:t>
+      </w:r>
+      <w:proofErr w:type="spellStart"/>
+      <w:proofErr w:type="gramStart"/>
+      <w:r>
+        <w:rPr>
+          <w:rStyle w:val="HTMLCode"/>
+          <w:rFonts w:eastAsiaTheme="minorHAnsi"/>
+        </w:rPr>
+        <w:t>nums</w:t>
+      </w:r>
+      <w:proofErr w:type="spellEnd"/>
+      <w:r>
+        <w:rPr>
+          <w:rStyle w:val="HTMLCode"/>
+          <w:rFonts w:eastAsiaTheme="minorHAnsi"/>
+        </w:rPr>
+        <w:t>[</w:t>
+      </w:r>
+      <w:proofErr w:type="gramEnd"/>
+      <w:r>
+        <w:rPr>
+          <w:rStyle w:val="HTMLCode"/>
+          <w:rFonts w:eastAsiaTheme="minorHAnsi"/>
+        </w:rPr>
+        <w:t xml:space="preserve">mid] &gt;= </w:t>
+      </w:r>
+      <w:proofErr w:type="spellStart"/>
+      <w:r>
+        <w:rPr>
+          <w:rStyle w:val="HTMLCode"/>
+          <w:rFonts w:eastAsiaTheme="minorHAnsi"/>
+        </w:rPr>
+        <w:t>nums</w:t>
+      </w:r>
+      <w:proofErr w:type="spellEnd"/>
+      <w:r>
+        <w:rPr>
+          <w:rStyle w:val="HTMLCode"/>
+          <w:rFonts w:eastAsiaTheme="minorHAnsi"/>
+        </w:rPr>
+        <w:t>[l]</w:t>
+      </w:r>
+      <w:r>
+        <w:t xml:space="preserve"> was used to decide "is the left half sorted?" But with duplicates, you can get a case like </w:t>
+      </w:r>
+      <w:proofErr w:type="spellStart"/>
+      <w:r>
+        <w:rPr>
+          <w:rStyle w:val="HTMLCode"/>
+          <w:rFonts w:eastAsiaTheme="minorHAnsi"/>
+        </w:rPr>
+        <w:t>nums</w:t>
+      </w:r>
+      <w:proofErr w:type="spellEnd"/>
+      <w:r>
+        <w:rPr>
+          <w:rStyle w:val="HTMLCode"/>
+          <w:rFonts w:eastAsiaTheme="minorHAnsi"/>
+        </w:rPr>
+        <w:t xml:space="preserve"> = [3</w:t>
+      </w:r>
+      <w:proofErr w:type="gramStart"/>
+      <w:r>
+        <w:rPr>
+          <w:rStyle w:val="HTMLCode"/>
+          <w:rFonts w:eastAsiaTheme="minorHAnsi"/>
+        </w:rPr>
+        <w:t>,1,2,3,3,3,3</w:t>
+      </w:r>
+      <w:proofErr w:type="gramEnd"/>
+      <w:r>
+        <w:rPr>
+          <w:rStyle w:val="HTMLCode"/>
+          <w:rFonts w:eastAsiaTheme="minorHAnsi"/>
+        </w:rPr>
+        <w:t>]</w:t>
+      </w:r>
+      <w:r>
+        <w:t xml:space="preserve"> where </w:t>
+      </w:r>
+      <w:proofErr w:type="spellStart"/>
+      <w:r>
+        <w:rPr>
+          <w:rStyle w:val="HTMLCode"/>
+          <w:rFonts w:eastAsiaTheme="minorHAnsi"/>
+        </w:rPr>
+        <w:t>nums</w:t>
+      </w:r>
+      <w:proofErr w:type="spellEnd"/>
+      <w:r>
+        <w:rPr>
+          <w:rStyle w:val="HTMLCode"/>
+          <w:rFonts w:eastAsiaTheme="minorHAnsi"/>
+        </w:rPr>
+        <w:t xml:space="preserve">[l] == </w:t>
+      </w:r>
+      <w:proofErr w:type="spellStart"/>
+      <w:r>
+        <w:rPr>
+          <w:rStyle w:val="HTMLCode"/>
+          <w:rFonts w:eastAsiaTheme="minorHAnsi"/>
+        </w:rPr>
+        <w:t>nums</w:t>
+      </w:r>
+      <w:proofErr w:type="spellEnd"/>
+      <w:r>
+        <w:rPr>
+          <w:rStyle w:val="HTMLCode"/>
+          <w:rFonts w:eastAsiaTheme="minorHAnsi"/>
+        </w:rPr>
+        <w:t xml:space="preserve">[mid] == </w:t>
+      </w:r>
+      <w:proofErr w:type="spellStart"/>
+      <w:r>
+        <w:rPr>
+          <w:rStyle w:val="HTMLCode"/>
+          <w:rFonts w:eastAsiaTheme="minorHAnsi"/>
+        </w:rPr>
+        <w:t>nums</w:t>
+      </w:r>
+      <w:proofErr w:type="spellEnd"/>
+      <w:r>
+        <w:rPr>
+          <w:rStyle w:val="HTMLCode"/>
+          <w:rFonts w:eastAsiaTheme="minorHAnsi"/>
+        </w:rPr>
+        <w:t>[r]</w:t>
+      </w:r>
+      <w:r>
+        <w:t xml:space="preserve">, yet the array </w:t>
+      </w:r>
+      <w:r>
+        <w:rPr>
+          <w:rStyle w:val="Emphasis"/>
+        </w:rPr>
+        <w:t>is</w:t>
+      </w:r>
+      <w:r>
+        <w:t xml:space="preserve"> rotated. In that situation, you genuinely </w:t>
+      </w:r>
+      <w:r>
+        <w:rPr>
+          <w:rStyle w:val="Strong"/>
+        </w:rPr>
+        <w:t>cannot tell</w:t>
+      </w:r>
+      <w:r>
+        <w:t xml:space="preserve"> which half is sorted just by comparing </w:t>
+      </w:r>
+      <w:proofErr w:type="spellStart"/>
+      <w:r>
+        <w:rPr>
+          <w:rStyle w:val="HTMLCode"/>
+          <w:rFonts w:eastAsiaTheme="minorHAnsi"/>
+        </w:rPr>
+        <w:t>nums</w:t>
+      </w:r>
+      <w:proofErr w:type="spellEnd"/>
+      <w:r>
+        <w:rPr>
+          <w:rStyle w:val="HTMLCode"/>
+          <w:rFonts w:eastAsiaTheme="minorHAnsi"/>
+        </w:rPr>
+        <w:t>[l]</w:t>
+      </w:r>
+      <w:r>
+        <w:t xml:space="preserve"> and </w:t>
+      </w:r>
+      <w:proofErr w:type="spellStart"/>
+      <w:proofErr w:type="gramStart"/>
+      <w:r>
+        <w:rPr>
+          <w:rStyle w:val="HTMLCode"/>
+          <w:rFonts w:eastAsiaTheme="minorHAnsi"/>
+        </w:rPr>
+        <w:t>nums</w:t>
+      </w:r>
+      <w:proofErr w:type="spellEnd"/>
+      <w:r>
+        <w:rPr>
+          <w:rStyle w:val="HTMLCode"/>
+          <w:rFonts w:eastAsiaTheme="minorHAnsi"/>
+        </w:rPr>
+        <w:t>[</w:t>
+      </w:r>
+      <w:proofErr w:type="gramEnd"/>
+      <w:r>
+        <w:rPr>
+          <w:rStyle w:val="HTMLCode"/>
+          <w:rFonts w:eastAsiaTheme="minorHAnsi"/>
+        </w:rPr>
+        <w:t>mid]</w:t>
+      </w:r>
+      <w:r>
+        <w:t xml:space="preserve"> — both halves could look "equal" while one secretly contains the rotation point. This ambiguity is the key edge case duplicates introduce.</w:t>
+      </w:r>
     </w:p>
     <w:p>
       <w:pPr>
@@ -19427,77 +19733,410 @@
         </w:tabs>
         <w:spacing w:line="259" w:lineRule="auto"/>
         <w:rPr>
-          <w:b/>
-          <w:bCs/>
-        </w:rPr>
-      </w:pPr>
-      <w:r>
-        <w:rPr>
-          <w:rFonts w:asciiTheme="majorHAnsi" w:eastAsia="Times New Roman" w:hAnsiTheme="majorHAnsi" w:cstheme="majorHAnsi"/>
-          <w:b/>
-          <w:bCs/>
-          <w:sz w:val="24"/>
-          <w:szCs w:val="24"/>
-          <w:lang w:eastAsia="en-IN"/>
-        </w:rPr>
-        <w:t>Binary search on answer</w:t>
-      </w:r>
-      <w:r>
-        <w:rPr>
-          <w:rFonts w:asciiTheme="majorHAnsi" w:eastAsia="Times New Roman" w:hAnsiTheme="majorHAnsi" w:cstheme="majorHAnsi"/>
-          <w:sz w:val="24"/>
-          <w:szCs w:val="24"/>
-          <w:lang w:eastAsia="en-IN"/>
-        </w:rPr>
-        <w:t xml:space="preserve"> → Instead of searching in a sorted array, we search in the </w:t>
-      </w:r>
-      <w:r>
-        <w:rPr>
-          <w:rFonts w:asciiTheme="majorHAnsi" w:eastAsia="Times New Roman" w:hAnsiTheme="majorHAnsi" w:cstheme="majorHAnsi"/>
-          <w:i/>
-          <w:iCs/>
-          <w:sz w:val="24"/>
-          <w:szCs w:val="24"/>
-          <w:lang w:eastAsia="en-IN"/>
-        </w:rPr>
-        <w:t>range of possible answers</w:t>
-      </w:r>
-      <w:r>
-        <w:rPr>
-          <w:rFonts w:asciiTheme="majorHAnsi" w:eastAsia="Times New Roman" w:hAnsiTheme="majorHAnsi" w:cstheme="majorHAnsi"/>
-          <w:sz w:val="24"/>
-          <w:szCs w:val="24"/>
-          <w:lang w:eastAsia="en-IN"/>
-        </w:rPr>
-        <w:t xml:space="preserve">. Example: finding </w:t>
+          <w:rFonts w:asciiTheme="majorHAnsi" w:hAnsiTheme="majorHAnsi" w:cstheme="majorHAnsi"/>
+        </w:rPr>
+      </w:pPr>
+      <w:r>
+        <w:rPr>
+          <w:rFonts w:asciiTheme="majorHAnsi" w:hAnsiTheme="majorHAnsi" w:cstheme="majorHAnsi"/>
+        </w:rPr>
+        <w:t>This can be fixed by extra condition:</w:t>
+      </w:r>
+    </w:p>
+    <w:p>
+      <w:pPr>
+        <w:shd w:val="clear" w:color="auto" w:fill="121314"/>
+        <w:spacing w:after="0" w:line="285" w:lineRule="atLeast"/>
+        <w:rPr>
+          <w:rFonts w:ascii="Consolas" w:eastAsia="Times New Roman" w:hAnsi="Consolas" w:cs="Times New Roman"/>
+          <w:color w:val="C586C0"/>
+          <w:sz w:val="21"/>
+          <w:szCs w:val="21"/>
+          <w:lang w:eastAsia="en-IN"/>
+        </w:rPr>
+      </w:pPr>
+    </w:p>
+    <w:p>
+      <w:pPr>
+        <w:shd w:val="clear" w:color="auto" w:fill="121314"/>
+        <w:spacing w:after="0" w:line="285" w:lineRule="atLeast"/>
+        <w:rPr>
+          <w:rFonts w:ascii="Consolas" w:eastAsia="Times New Roman" w:hAnsi="Consolas" w:cs="Times New Roman"/>
+          <w:color w:val="BBBEBF"/>
+          <w:sz w:val="21"/>
+          <w:szCs w:val="21"/>
+          <w:lang w:eastAsia="en-IN"/>
+        </w:rPr>
+      </w:pPr>
+      <w:proofErr w:type="gramStart"/>
+      <w:r>
+        <w:rPr>
+          <w:rFonts w:ascii="Consolas" w:eastAsia="Times New Roman" w:hAnsi="Consolas" w:cs="Times New Roman"/>
+          <w:color w:val="C586C0"/>
+          <w:sz w:val="21"/>
+          <w:szCs w:val="21"/>
+          <w:lang w:eastAsia="en-IN"/>
+        </w:rPr>
+        <w:t>if</w:t>
+      </w:r>
+      <w:proofErr w:type="gramEnd"/>
+      <w:r>
+        <w:rPr>
+          <w:rFonts w:ascii="Consolas" w:eastAsia="Times New Roman" w:hAnsi="Consolas" w:cs="Times New Roman"/>
+          <w:color w:val="BBBEBF"/>
+          <w:sz w:val="21"/>
+          <w:szCs w:val="21"/>
+          <w:lang w:eastAsia="en-IN"/>
+        </w:rPr>
+        <w:t xml:space="preserve"> </w:t>
       </w:r>
       <w:proofErr w:type="spellStart"/>
       <w:r>
         <w:rPr>
-          <w:rFonts w:asciiTheme="majorHAnsi" w:eastAsia="Times New Roman" w:hAnsiTheme="majorHAnsi" w:cstheme="majorHAnsi"/>
-          <w:sz w:val="24"/>
-          <w:szCs w:val="24"/>
-          <w:lang w:eastAsia="en-IN"/>
-        </w:rPr>
-        <w:t>sqrt</w:t>
+          <w:rFonts w:ascii="Consolas" w:eastAsia="Times New Roman" w:hAnsi="Consolas" w:cs="Times New Roman"/>
+          <w:color w:val="BBBEBF"/>
+          <w:sz w:val="21"/>
+          <w:szCs w:val="21"/>
+          <w:lang w:eastAsia="en-IN"/>
+        </w:rPr>
+        <w:t>nums</w:t>
       </w:r>
       <w:proofErr w:type="spellEnd"/>
       <w:r>
         <w:rPr>
-          <w:rFonts w:asciiTheme="majorHAnsi" w:eastAsia="Times New Roman" w:hAnsiTheme="majorHAnsi" w:cstheme="majorHAnsi"/>
-          <w:sz w:val="24"/>
-          <w:szCs w:val="24"/>
-          <w:lang w:eastAsia="en-IN"/>
-        </w:rPr>
-        <w:t>(x) by testing numbers 1…x.</w:t>
-      </w:r>
-      <w:r>
-        <w:rPr>
-          <w:b/>
-          <w:bCs/>
+          <w:rFonts w:ascii="Consolas" w:eastAsia="Times New Roman" w:hAnsi="Consolas" w:cs="Times New Roman"/>
+          <w:color w:val="BBBEBF"/>
+          <w:sz w:val="21"/>
+          <w:szCs w:val="21"/>
+          <w:lang w:eastAsia="en-IN"/>
+        </w:rPr>
+        <w:t>[</w:t>
+      </w:r>
+      <w:r>
+        <w:rPr>
+          <w:rFonts w:ascii="Consolas" w:eastAsia="Times New Roman" w:hAnsi="Consolas" w:cs="Times New Roman"/>
+          <w:color w:val="C9D1D9"/>
+          <w:sz w:val="21"/>
+          <w:szCs w:val="21"/>
+          <w:lang w:eastAsia="en-IN"/>
+        </w:rPr>
+        <w:t>l</w:t>
+      </w:r>
+      <w:r>
+        <w:rPr>
+          <w:rFonts w:ascii="Consolas" w:eastAsia="Times New Roman" w:hAnsi="Consolas" w:cs="Times New Roman"/>
+          <w:color w:val="BBBEBF"/>
+          <w:sz w:val="21"/>
+          <w:szCs w:val="21"/>
+          <w:lang w:eastAsia="en-IN"/>
+        </w:rPr>
+        <w:t xml:space="preserve">] </w:t>
+      </w:r>
+      <w:r>
+        <w:rPr>
+          <w:rFonts w:ascii="Consolas" w:eastAsia="Times New Roman" w:hAnsi="Consolas" w:cs="Times New Roman"/>
+          <w:color w:val="D4D4D4"/>
+          <w:sz w:val="21"/>
+          <w:szCs w:val="21"/>
+          <w:lang w:eastAsia="en-IN"/>
+        </w:rPr>
+        <w:t>==</w:t>
+      </w:r>
+      <w:r>
+        <w:rPr>
+          <w:rFonts w:ascii="Consolas" w:eastAsia="Times New Roman" w:hAnsi="Consolas" w:cs="Times New Roman"/>
+          <w:color w:val="BBBEBF"/>
+          <w:sz w:val="21"/>
+          <w:szCs w:val="21"/>
+          <w:lang w:eastAsia="en-IN"/>
         </w:rPr>
         <w:t xml:space="preserve"> </w:t>
       </w:r>
+      <w:proofErr w:type="spellStart"/>
+      <w:r>
+        <w:rPr>
+          <w:rFonts w:ascii="Consolas" w:eastAsia="Times New Roman" w:hAnsi="Consolas" w:cs="Times New Roman"/>
+          <w:color w:val="BBBEBF"/>
+          <w:sz w:val="21"/>
+          <w:szCs w:val="21"/>
+          <w:lang w:eastAsia="en-IN"/>
+        </w:rPr>
+        <w:t>nums</w:t>
+      </w:r>
+      <w:proofErr w:type="spellEnd"/>
+      <w:r>
+        <w:rPr>
+          <w:rFonts w:ascii="Consolas" w:eastAsia="Times New Roman" w:hAnsi="Consolas" w:cs="Times New Roman"/>
+          <w:color w:val="BBBEBF"/>
+          <w:sz w:val="21"/>
+          <w:szCs w:val="21"/>
+          <w:lang w:eastAsia="en-IN"/>
+        </w:rPr>
+        <w:t xml:space="preserve">[mid] </w:t>
+      </w:r>
+      <w:r>
+        <w:rPr>
+          <w:rFonts w:ascii="Consolas" w:eastAsia="Times New Roman" w:hAnsi="Consolas" w:cs="Times New Roman"/>
+          <w:color w:val="569CD6"/>
+          <w:sz w:val="21"/>
+          <w:szCs w:val="21"/>
+          <w:lang w:eastAsia="en-IN"/>
+        </w:rPr>
+        <w:t>and</w:t>
+      </w:r>
+      <w:r>
+        <w:rPr>
+          <w:rFonts w:ascii="Consolas" w:eastAsia="Times New Roman" w:hAnsi="Consolas" w:cs="Times New Roman"/>
+          <w:color w:val="BBBEBF"/>
+          <w:sz w:val="21"/>
+          <w:szCs w:val="21"/>
+          <w:lang w:eastAsia="en-IN"/>
+        </w:rPr>
+        <w:t xml:space="preserve"> </w:t>
+      </w:r>
+      <w:proofErr w:type="spellStart"/>
+      <w:r>
+        <w:rPr>
+          <w:rFonts w:ascii="Consolas" w:eastAsia="Times New Roman" w:hAnsi="Consolas" w:cs="Times New Roman"/>
+          <w:color w:val="BBBEBF"/>
+          <w:sz w:val="21"/>
+          <w:szCs w:val="21"/>
+          <w:lang w:eastAsia="en-IN"/>
+        </w:rPr>
+        <w:t>nums</w:t>
+      </w:r>
+      <w:proofErr w:type="spellEnd"/>
+      <w:r>
+        <w:rPr>
+          <w:rFonts w:ascii="Consolas" w:eastAsia="Times New Roman" w:hAnsi="Consolas" w:cs="Times New Roman"/>
+          <w:color w:val="BBBEBF"/>
+          <w:sz w:val="21"/>
+          <w:szCs w:val="21"/>
+          <w:lang w:eastAsia="en-IN"/>
+        </w:rPr>
+        <w:t xml:space="preserve">[mid] </w:t>
+      </w:r>
+      <w:r>
+        <w:rPr>
+          <w:rFonts w:ascii="Consolas" w:eastAsia="Times New Roman" w:hAnsi="Consolas" w:cs="Times New Roman"/>
+          <w:color w:val="D4D4D4"/>
+          <w:sz w:val="21"/>
+          <w:szCs w:val="21"/>
+          <w:lang w:eastAsia="en-IN"/>
+        </w:rPr>
+        <w:t>==</w:t>
+      </w:r>
+      <w:r>
+        <w:rPr>
+          <w:rFonts w:ascii="Consolas" w:eastAsia="Times New Roman" w:hAnsi="Consolas" w:cs="Times New Roman"/>
+          <w:color w:val="BBBEBF"/>
+          <w:sz w:val="21"/>
+          <w:szCs w:val="21"/>
+          <w:lang w:eastAsia="en-IN"/>
+        </w:rPr>
+        <w:t xml:space="preserve"> </w:t>
+      </w:r>
+      <w:proofErr w:type="spellStart"/>
+      <w:r>
+        <w:rPr>
+          <w:rFonts w:ascii="Consolas" w:eastAsia="Times New Roman" w:hAnsi="Consolas" w:cs="Times New Roman"/>
+          <w:color w:val="BBBEBF"/>
+          <w:sz w:val="21"/>
+          <w:szCs w:val="21"/>
+          <w:lang w:eastAsia="en-IN"/>
+        </w:rPr>
+        <w:t>nums</w:t>
+      </w:r>
+      <w:proofErr w:type="spellEnd"/>
+      <w:r>
+        <w:rPr>
+          <w:rFonts w:ascii="Consolas" w:eastAsia="Times New Roman" w:hAnsi="Consolas" w:cs="Times New Roman"/>
+          <w:color w:val="BBBEBF"/>
+          <w:sz w:val="21"/>
+          <w:szCs w:val="21"/>
+          <w:lang w:eastAsia="en-IN"/>
+        </w:rPr>
+        <w:t>[</w:t>
+      </w:r>
+      <w:r>
+        <w:rPr>
+          <w:rFonts w:ascii="Consolas" w:eastAsia="Times New Roman" w:hAnsi="Consolas" w:cs="Times New Roman"/>
+          <w:color w:val="C9D1D9"/>
+          <w:sz w:val="21"/>
+          <w:szCs w:val="21"/>
+          <w:lang w:eastAsia="en-IN"/>
+        </w:rPr>
+        <w:t>r</w:t>
+      </w:r>
+      <w:r>
+        <w:rPr>
+          <w:rFonts w:ascii="Consolas" w:eastAsia="Times New Roman" w:hAnsi="Consolas" w:cs="Times New Roman"/>
+          <w:color w:val="BBBEBF"/>
+          <w:sz w:val="21"/>
+          <w:szCs w:val="21"/>
+          <w:lang w:eastAsia="en-IN"/>
+        </w:rPr>
+        <w:t>]:</w:t>
+      </w:r>
+    </w:p>
+    <w:p>
+      <w:pPr>
+        <w:shd w:val="clear" w:color="auto" w:fill="121314"/>
+        <w:spacing w:after="0" w:line="285" w:lineRule="atLeast"/>
+        <w:rPr>
+          <w:rFonts w:ascii="Consolas" w:eastAsia="Times New Roman" w:hAnsi="Consolas" w:cs="Times New Roman"/>
+          <w:color w:val="BBBEBF"/>
+          <w:sz w:val="21"/>
+          <w:szCs w:val="21"/>
+          <w:lang w:eastAsia="en-IN"/>
+        </w:rPr>
+      </w:pPr>
+      <w:r>
+        <w:rPr>
+          <w:rFonts w:ascii="Consolas" w:eastAsia="Times New Roman" w:hAnsi="Consolas" w:cs="Times New Roman"/>
+          <w:color w:val="BBBEBF"/>
+          <w:sz w:val="21"/>
+          <w:szCs w:val="21"/>
+          <w:lang w:eastAsia="en-IN"/>
+        </w:rPr>
+        <w:t xml:space="preserve">    </w:t>
+      </w:r>
+      <w:r>
+        <w:rPr>
+          <w:rFonts w:ascii="Consolas" w:eastAsia="Times New Roman" w:hAnsi="Consolas" w:cs="Times New Roman"/>
+          <w:color w:val="C9D1D9"/>
+          <w:sz w:val="21"/>
+          <w:szCs w:val="21"/>
+          <w:lang w:eastAsia="en-IN"/>
+        </w:rPr>
+        <w:t>l</w:t>
+      </w:r>
+      <w:r>
+        <w:rPr>
+          <w:rFonts w:ascii="Consolas" w:eastAsia="Times New Roman" w:hAnsi="Consolas" w:cs="Times New Roman"/>
+          <w:color w:val="BBBEBF"/>
+          <w:sz w:val="21"/>
+          <w:szCs w:val="21"/>
+          <w:lang w:eastAsia="en-IN"/>
+        </w:rPr>
+        <w:t xml:space="preserve"> </w:t>
+      </w:r>
+      <w:r>
+        <w:rPr>
+          <w:rFonts w:ascii="Consolas" w:eastAsia="Times New Roman" w:hAnsi="Consolas" w:cs="Times New Roman"/>
+          <w:color w:val="D4D4D4"/>
+          <w:sz w:val="21"/>
+          <w:szCs w:val="21"/>
+          <w:lang w:eastAsia="en-IN"/>
+        </w:rPr>
+        <w:t>+=</w:t>
+      </w:r>
+      <w:r>
+        <w:rPr>
+          <w:rFonts w:ascii="Consolas" w:eastAsia="Times New Roman" w:hAnsi="Consolas" w:cs="Times New Roman"/>
+          <w:color w:val="BBBEBF"/>
+          <w:sz w:val="21"/>
+          <w:szCs w:val="21"/>
+          <w:lang w:eastAsia="en-IN"/>
+        </w:rPr>
+        <w:t xml:space="preserve"> </w:t>
+      </w:r>
+      <w:r>
+        <w:rPr>
+          <w:rFonts w:ascii="Consolas" w:eastAsia="Times New Roman" w:hAnsi="Consolas" w:cs="Times New Roman"/>
+          <w:color w:val="B5CEA8"/>
+          <w:sz w:val="21"/>
+          <w:szCs w:val="21"/>
+          <w:lang w:eastAsia="en-IN"/>
+        </w:rPr>
+        <w:t>1</w:t>
+      </w:r>
+    </w:p>
+    <w:p>
+      <w:pPr>
+        <w:shd w:val="clear" w:color="auto" w:fill="121314"/>
+        <w:spacing w:after="0" w:line="285" w:lineRule="atLeast"/>
+        <w:rPr>
+          <w:rFonts w:ascii="Consolas" w:eastAsia="Times New Roman" w:hAnsi="Consolas" w:cs="Times New Roman"/>
+          <w:color w:val="B5CEA8"/>
+          <w:sz w:val="21"/>
+          <w:szCs w:val="21"/>
+          <w:lang w:eastAsia="en-IN"/>
+        </w:rPr>
+      </w:pPr>
+      <w:r>
+        <w:rPr>
+          <w:rFonts w:ascii="Consolas" w:eastAsia="Times New Roman" w:hAnsi="Consolas" w:cs="Times New Roman"/>
+          <w:color w:val="BBBEBF"/>
+          <w:sz w:val="21"/>
+          <w:szCs w:val="21"/>
+          <w:lang w:eastAsia="en-IN"/>
+        </w:rPr>
+        <w:t xml:space="preserve">    </w:t>
+      </w:r>
+      <w:r>
+        <w:rPr>
+          <w:rFonts w:ascii="Consolas" w:eastAsia="Times New Roman" w:hAnsi="Consolas" w:cs="Times New Roman"/>
+          <w:color w:val="C9D1D9"/>
+          <w:sz w:val="21"/>
+          <w:szCs w:val="21"/>
+          <w:lang w:eastAsia="en-IN"/>
+        </w:rPr>
+        <w:t>r</w:t>
+      </w:r>
+      <w:r>
+        <w:rPr>
+          <w:rFonts w:ascii="Consolas" w:eastAsia="Times New Roman" w:hAnsi="Consolas" w:cs="Times New Roman"/>
+          <w:color w:val="BBBEBF"/>
+          <w:sz w:val="21"/>
+          <w:szCs w:val="21"/>
+          <w:lang w:eastAsia="en-IN"/>
+        </w:rPr>
+        <w:t xml:space="preserve"> </w:t>
+      </w:r>
+      <w:r>
+        <w:rPr>
+          <w:rFonts w:ascii="Consolas" w:eastAsia="Times New Roman" w:hAnsi="Consolas" w:cs="Times New Roman"/>
+          <w:color w:val="D4D4D4"/>
+          <w:sz w:val="21"/>
+          <w:szCs w:val="21"/>
+          <w:lang w:eastAsia="en-IN"/>
+        </w:rPr>
+        <w:t>-=</w:t>
+      </w:r>
+      <w:r>
+        <w:rPr>
+          <w:rFonts w:ascii="Consolas" w:eastAsia="Times New Roman" w:hAnsi="Consolas" w:cs="Times New Roman"/>
+          <w:color w:val="BBBEBF"/>
+          <w:sz w:val="21"/>
+          <w:szCs w:val="21"/>
+          <w:lang w:eastAsia="en-IN"/>
+        </w:rPr>
+        <w:t xml:space="preserve"> </w:t>
+      </w:r>
+      <w:r>
+        <w:rPr>
+          <w:rFonts w:ascii="Consolas" w:eastAsia="Times New Roman" w:hAnsi="Consolas" w:cs="Times New Roman"/>
+          <w:color w:val="B5CEA8"/>
+          <w:sz w:val="21"/>
+          <w:szCs w:val="21"/>
+          <w:lang w:eastAsia="en-IN"/>
+        </w:rPr>
+        <w:t>1</w:t>
+      </w:r>
+    </w:p>
+    <w:p>
+      <w:pPr>
+        <w:shd w:val="clear" w:color="auto" w:fill="121314"/>
+        <w:spacing w:after="0" w:line="285" w:lineRule="atLeast"/>
+        <w:rPr>
+          <w:rFonts w:ascii="Consolas" w:eastAsia="Times New Roman" w:hAnsi="Consolas" w:cs="Times New Roman"/>
+          <w:color w:val="BBBEBF"/>
+          <w:sz w:val="21"/>
+          <w:szCs w:val="21"/>
+          <w:lang w:eastAsia="en-IN"/>
+        </w:rPr>
+      </w:pPr>
     </w:p>
     <w:p>
       <w:pPr>
@@ -19508,1281 +20147,7 @@
         </w:tabs>
         <w:spacing w:line="259" w:lineRule="auto"/>
         <w:rPr>
-          <w:rFonts w:asciiTheme="majorHAnsi" w:eastAsia="Times New Roman" w:hAnsiTheme="majorHAnsi" w:cstheme="majorHAnsi"/>
-          <w:sz w:val="24"/>
-          <w:szCs w:val="24"/>
-          <w:lang w:eastAsia="en-IN"/>
-        </w:rPr>
-      </w:pPr>
-      <w:r>
-        <w:rPr>
-          <w:rFonts w:asciiTheme="majorHAnsi" w:eastAsia="Times New Roman" w:hAnsiTheme="majorHAnsi" w:cstheme="majorHAnsi"/>
-          <w:b/>
-          <w:bCs/>
-          <w:sz w:val="24"/>
-          <w:szCs w:val="24"/>
-          <w:lang w:eastAsia="en-IN"/>
-        </w:rPr>
-        <w:t>When usable on unsorted data</w:t>
-      </w:r>
-      <w:r>
-        <w:rPr>
-          <w:rFonts w:asciiTheme="majorHAnsi" w:eastAsia="Times New Roman" w:hAnsiTheme="majorHAnsi" w:cstheme="majorHAnsi"/>
-          <w:sz w:val="24"/>
-          <w:szCs w:val="24"/>
-          <w:lang w:eastAsia="en-IN"/>
-        </w:rPr>
-        <w:t xml:space="preserve"> → If the </w:t>
-      </w:r>
-      <w:r>
-        <w:rPr>
-          <w:rFonts w:asciiTheme="majorHAnsi" w:eastAsia="Times New Roman" w:hAnsiTheme="majorHAnsi" w:cstheme="majorHAnsi"/>
-          <w:i/>
-          <w:iCs/>
-          <w:sz w:val="24"/>
-          <w:szCs w:val="24"/>
-          <w:lang w:eastAsia="en-IN"/>
-        </w:rPr>
-        <w:t>search space is numeric/monotonic</w:t>
-      </w:r>
-      <w:r>
-        <w:rPr>
-          <w:rFonts w:asciiTheme="majorHAnsi" w:eastAsia="Times New Roman" w:hAnsiTheme="majorHAnsi" w:cstheme="majorHAnsi"/>
-          <w:sz w:val="24"/>
-          <w:szCs w:val="24"/>
-          <w:lang w:eastAsia="en-IN"/>
-        </w:rPr>
-        <w:t xml:space="preserve"> (e.g., “is it possible with k items?”), even if array isn’t sorted.</w:t>
-      </w:r>
-    </w:p>
-    <w:p>
-      <w:pPr>
-        <w:shd w:val="clear" w:color="auto" w:fill="1F1F1F"/>
-        <w:spacing w:after="0" w:line="285" w:lineRule="atLeast"/>
-        <w:rPr>
-          <w:rFonts w:ascii="Consolas" w:eastAsia="Times New Roman" w:hAnsi="Consolas" w:cs="Times New Roman"/>
-          <w:color w:val="569CD6"/>
-          <w:sz w:val="21"/>
-          <w:szCs w:val="21"/>
-          <w:lang w:eastAsia="en-IN"/>
-        </w:rPr>
-      </w:pPr>
-    </w:p>
-    <w:p>
-      <w:pPr>
-        <w:shd w:val="clear" w:color="auto" w:fill="1F1F1F"/>
-        <w:spacing w:after="0" w:line="285" w:lineRule="atLeast"/>
-        <w:rPr>
-          <w:rFonts w:ascii="Consolas" w:eastAsia="Times New Roman" w:hAnsi="Consolas" w:cs="Times New Roman"/>
-          <w:color w:val="CCCCCC"/>
-          <w:sz w:val="21"/>
-          <w:szCs w:val="21"/>
-          <w:lang w:eastAsia="en-IN"/>
-        </w:rPr>
-      </w:pPr>
-      <w:proofErr w:type="gramStart"/>
-      <w:r>
-        <w:rPr>
-          <w:rFonts w:ascii="Consolas" w:eastAsia="Times New Roman" w:hAnsi="Consolas" w:cs="Times New Roman"/>
-          <w:color w:val="569CD6"/>
-          <w:sz w:val="21"/>
-          <w:szCs w:val="21"/>
-          <w:lang w:eastAsia="en-IN"/>
-        </w:rPr>
-        <w:t>class</w:t>
-      </w:r>
-      <w:proofErr w:type="gramEnd"/>
-      <w:r>
-        <w:rPr>
-          <w:rFonts w:ascii="Consolas" w:eastAsia="Times New Roman" w:hAnsi="Consolas" w:cs="Times New Roman"/>
-          <w:color w:val="CCCCCC"/>
-          <w:sz w:val="21"/>
-          <w:szCs w:val="21"/>
-          <w:lang w:eastAsia="en-IN"/>
-        </w:rPr>
-        <w:t xml:space="preserve"> </w:t>
-      </w:r>
-      <w:r>
-        <w:rPr>
-          <w:rFonts w:ascii="Consolas" w:eastAsia="Times New Roman" w:hAnsi="Consolas" w:cs="Times New Roman"/>
-          <w:color w:val="4EC9B0"/>
-          <w:sz w:val="21"/>
-          <w:szCs w:val="21"/>
-          <w:lang w:eastAsia="en-IN"/>
-        </w:rPr>
-        <w:t>Solution</w:t>
-      </w:r>
-      <w:r>
-        <w:rPr>
-          <w:rFonts w:ascii="Consolas" w:eastAsia="Times New Roman" w:hAnsi="Consolas" w:cs="Times New Roman"/>
-          <w:color w:val="CCCCCC"/>
-          <w:sz w:val="21"/>
-          <w:szCs w:val="21"/>
-          <w:lang w:eastAsia="en-IN"/>
-        </w:rPr>
-        <w:t>:</w:t>
-      </w:r>
-    </w:p>
-    <w:p>
-      <w:pPr>
-        <w:shd w:val="clear" w:color="auto" w:fill="1F1F1F"/>
-        <w:spacing w:after="0" w:line="285" w:lineRule="atLeast"/>
-        <w:rPr>
-          <w:rFonts w:ascii="Consolas" w:eastAsia="Times New Roman" w:hAnsi="Consolas" w:cs="Times New Roman"/>
-          <w:color w:val="CCCCCC"/>
-          <w:sz w:val="21"/>
-          <w:szCs w:val="21"/>
-          <w:lang w:eastAsia="en-IN"/>
-        </w:rPr>
-      </w:pPr>
-      <w:r>
-        <w:rPr>
-          <w:rFonts w:ascii="Consolas" w:eastAsia="Times New Roman" w:hAnsi="Consolas" w:cs="Times New Roman"/>
-          <w:color w:val="CCCCCC"/>
-          <w:sz w:val="21"/>
-          <w:szCs w:val="21"/>
-          <w:lang w:eastAsia="en-IN"/>
-        </w:rPr>
-        <w:t xml:space="preserve">    </w:t>
-      </w:r>
-      <w:proofErr w:type="spellStart"/>
-      <w:proofErr w:type="gramStart"/>
-      <w:r>
-        <w:rPr>
-          <w:rFonts w:ascii="Consolas" w:eastAsia="Times New Roman" w:hAnsi="Consolas" w:cs="Times New Roman"/>
-          <w:color w:val="569CD6"/>
-          <w:sz w:val="21"/>
-          <w:szCs w:val="21"/>
-          <w:lang w:eastAsia="en-IN"/>
-        </w:rPr>
-        <w:t>def</w:t>
-      </w:r>
-      <w:proofErr w:type="spellEnd"/>
-      <w:proofErr w:type="gramEnd"/>
-      <w:r>
-        <w:rPr>
-          <w:rFonts w:ascii="Consolas" w:eastAsia="Times New Roman" w:hAnsi="Consolas" w:cs="Times New Roman"/>
-          <w:color w:val="CCCCCC"/>
-          <w:sz w:val="21"/>
-          <w:szCs w:val="21"/>
-          <w:lang w:eastAsia="en-IN"/>
-        </w:rPr>
-        <w:t xml:space="preserve"> </w:t>
-      </w:r>
-      <w:proofErr w:type="spellStart"/>
-      <w:r>
-        <w:rPr>
-          <w:rFonts w:ascii="Consolas" w:eastAsia="Times New Roman" w:hAnsi="Consolas" w:cs="Times New Roman"/>
-          <w:color w:val="DCDCAA"/>
-          <w:sz w:val="21"/>
-          <w:szCs w:val="21"/>
-          <w:lang w:eastAsia="en-IN"/>
-        </w:rPr>
-        <w:t>mySqrt</w:t>
-      </w:r>
-      <w:proofErr w:type="spellEnd"/>
-      <w:r>
-        <w:rPr>
-          <w:rFonts w:ascii="Consolas" w:eastAsia="Times New Roman" w:hAnsi="Consolas" w:cs="Times New Roman"/>
-          <w:color w:val="CCCCCC"/>
-          <w:sz w:val="21"/>
-          <w:szCs w:val="21"/>
-          <w:lang w:eastAsia="en-IN"/>
-        </w:rPr>
-        <w:t>(</w:t>
-      </w:r>
-      <w:r>
-        <w:rPr>
-          <w:rFonts w:ascii="Consolas" w:eastAsia="Times New Roman" w:hAnsi="Consolas" w:cs="Times New Roman"/>
-          <w:color w:val="9CDCFE"/>
-          <w:sz w:val="21"/>
-          <w:szCs w:val="21"/>
-          <w:lang w:eastAsia="en-IN"/>
-        </w:rPr>
-        <w:t>self</w:t>
-      </w:r>
-      <w:r>
-        <w:rPr>
-          <w:rFonts w:ascii="Consolas" w:eastAsia="Times New Roman" w:hAnsi="Consolas" w:cs="Times New Roman"/>
-          <w:color w:val="CCCCCC"/>
-          <w:sz w:val="21"/>
-          <w:szCs w:val="21"/>
-          <w:lang w:eastAsia="en-IN"/>
-        </w:rPr>
-        <w:t xml:space="preserve">, </w:t>
-      </w:r>
-      <w:r>
-        <w:rPr>
-          <w:rFonts w:ascii="Consolas" w:eastAsia="Times New Roman" w:hAnsi="Consolas" w:cs="Times New Roman"/>
-          <w:color w:val="9CDCFE"/>
-          <w:sz w:val="21"/>
-          <w:szCs w:val="21"/>
-          <w:lang w:eastAsia="en-IN"/>
-        </w:rPr>
-        <w:t>x</w:t>
-      </w:r>
-      <w:r>
-        <w:rPr>
-          <w:rFonts w:ascii="Consolas" w:eastAsia="Times New Roman" w:hAnsi="Consolas" w:cs="Times New Roman"/>
-          <w:color w:val="CCCCCC"/>
-          <w:sz w:val="21"/>
-          <w:szCs w:val="21"/>
-          <w:lang w:eastAsia="en-IN"/>
-        </w:rPr>
-        <w:t xml:space="preserve">: </w:t>
-      </w:r>
-      <w:proofErr w:type="spellStart"/>
-      <w:r>
-        <w:rPr>
-          <w:rFonts w:ascii="Consolas" w:eastAsia="Times New Roman" w:hAnsi="Consolas" w:cs="Times New Roman"/>
-          <w:color w:val="4EC9B0"/>
-          <w:sz w:val="21"/>
-          <w:szCs w:val="21"/>
-          <w:lang w:eastAsia="en-IN"/>
-        </w:rPr>
-        <w:t>int</w:t>
-      </w:r>
-      <w:proofErr w:type="spellEnd"/>
-      <w:r>
-        <w:rPr>
-          <w:rFonts w:ascii="Consolas" w:eastAsia="Times New Roman" w:hAnsi="Consolas" w:cs="Times New Roman"/>
-          <w:color w:val="CCCCCC"/>
-          <w:sz w:val="21"/>
-          <w:szCs w:val="21"/>
-          <w:lang w:eastAsia="en-IN"/>
-        </w:rPr>
-        <w:t xml:space="preserve">) -&gt; </w:t>
-      </w:r>
-      <w:proofErr w:type="spellStart"/>
-      <w:r>
-        <w:rPr>
-          <w:rFonts w:ascii="Consolas" w:eastAsia="Times New Roman" w:hAnsi="Consolas" w:cs="Times New Roman"/>
-          <w:color w:val="4EC9B0"/>
-          <w:sz w:val="21"/>
-          <w:szCs w:val="21"/>
-          <w:lang w:eastAsia="en-IN"/>
-        </w:rPr>
-        <w:t>int</w:t>
-      </w:r>
-      <w:proofErr w:type="spellEnd"/>
-      <w:r>
-        <w:rPr>
-          <w:rFonts w:ascii="Consolas" w:eastAsia="Times New Roman" w:hAnsi="Consolas" w:cs="Times New Roman"/>
-          <w:color w:val="CCCCCC"/>
-          <w:sz w:val="21"/>
-          <w:szCs w:val="21"/>
-          <w:lang w:eastAsia="en-IN"/>
-        </w:rPr>
-        <w:t>:</w:t>
-      </w:r>
-    </w:p>
-    <w:p>
-      <w:pPr>
-        <w:shd w:val="clear" w:color="auto" w:fill="1F1F1F"/>
-        <w:spacing w:after="0" w:line="285" w:lineRule="atLeast"/>
-        <w:rPr>
-          <w:rFonts w:ascii="Consolas" w:eastAsia="Times New Roman" w:hAnsi="Consolas" w:cs="Times New Roman"/>
-          <w:color w:val="CCCCCC"/>
-          <w:sz w:val="21"/>
-          <w:szCs w:val="21"/>
-          <w:lang w:eastAsia="en-IN"/>
-        </w:rPr>
-      </w:pPr>
-      <w:r>
-        <w:rPr>
-          <w:rFonts w:ascii="Consolas" w:eastAsia="Times New Roman" w:hAnsi="Consolas" w:cs="Times New Roman"/>
-          <w:color w:val="CCCCCC"/>
-          <w:sz w:val="21"/>
-          <w:szCs w:val="21"/>
-          <w:lang w:eastAsia="en-IN"/>
-        </w:rPr>
-        <w:t xml:space="preserve">        </w:t>
-      </w:r>
-      <w:proofErr w:type="spellStart"/>
-      <w:proofErr w:type="gramStart"/>
-      <w:r>
-        <w:rPr>
-          <w:rFonts w:ascii="Consolas" w:eastAsia="Times New Roman" w:hAnsi="Consolas" w:cs="Times New Roman"/>
-          <w:color w:val="CCCCCC"/>
-          <w:sz w:val="21"/>
-          <w:szCs w:val="21"/>
-          <w:lang w:eastAsia="en-IN"/>
-        </w:rPr>
-        <w:t>l,</w:t>
-      </w:r>
-      <w:proofErr w:type="gramEnd"/>
-      <w:r>
-        <w:rPr>
-          <w:rFonts w:ascii="Consolas" w:eastAsia="Times New Roman" w:hAnsi="Consolas" w:cs="Times New Roman"/>
-          <w:color w:val="CCCCCC"/>
-          <w:sz w:val="21"/>
-          <w:szCs w:val="21"/>
-          <w:lang w:eastAsia="en-IN"/>
-        </w:rPr>
-        <w:t>r</w:t>
-      </w:r>
-      <w:proofErr w:type="spellEnd"/>
-      <w:r>
-        <w:rPr>
-          <w:rFonts w:ascii="Consolas" w:eastAsia="Times New Roman" w:hAnsi="Consolas" w:cs="Times New Roman"/>
-          <w:color w:val="CCCCCC"/>
-          <w:sz w:val="21"/>
-          <w:szCs w:val="21"/>
-          <w:lang w:eastAsia="en-IN"/>
-        </w:rPr>
-        <w:t xml:space="preserve"> </w:t>
-      </w:r>
-      <w:r>
-        <w:rPr>
-          <w:rFonts w:ascii="Consolas" w:eastAsia="Times New Roman" w:hAnsi="Consolas" w:cs="Times New Roman"/>
-          <w:color w:val="D4D4D4"/>
-          <w:sz w:val="21"/>
-          <w:szCs w:val="21"/>
-          <w:lang w:eastAsia="en-IN"/>
-        </w:rPr>
-        <w:t>=</w:t>
-      </w:r>
-      <w:r>
-        <w:rPr>
-          <w:rFonts w:ascii="Consolas" w:eastAsia="Times New Roman" w:hAnsi="Consolas" w:cs="Times New Roman"/>
-          <w:color w:val="CCCCCC"/>
-          <w:sz w:val="21"/>
-          <w:szCs w:val="21"/>
-          <w:lang w:eastAsia="en-IN"/>
-        </w:rPr>
-        <w:t xml:space="preserve"> </w:t>
-      </w:r>
-      <w:r>
-        <w:rPr>
-          <w:rFonts w:ascii="Consolas" w:eastAsia="Times New Roman" w:hAnsi="Consolas" w:cs="Times New Roman"/>
-          <w:color w:val="B5CEA8"/>
-          <w:sz w:val="21"/>
-          <w:szCs w:val="21"/>
-          <w:lang w:eastAsia="en-IN"/>
-        </w:rPr>
-        <w:t>1</w:t>
-      </w:r>
-      <w:r>
-        <w:rPr>
-          <w:rFonts w:ascii="Consolas" w:eastAsia="Times New Roman" w:hAnsi="Consolas" w:cs="Times New Roman"/>
-          <w:color w:val="CCCCCC"/>
-          <w:sz w:val="21"/>
-          <w:szCs w:val="21"/>
-          <w:lang w:eastAsia="en-IN"/>
-        </w:rPr>
-        <w:t>, x</w:t>
-      </w:r>
-    </w:p>
-    <w:p>
-      <w:pPr>
-        <w:shd w:val="clear" w:color="auto" w:fill="1F1F1F"/>
-        <w:spacing w:after="0" w:line="285" w:lineRule="atLeast"/>
-        <w:rPr>
-          <w:rFonts w:ascii="Consolas" w:eastAsia="Times New Roman" w:hAnsi="Consolas" w:cs="Times New Roman"/>
-          <w:color w:val="CCCCCC"/>
-          <w:sz w:val="21"/>
-          <w:szCs w:val="21"/>
-          <w:lang w:eastAsia="en-IN"/>
-        </w:rPr>
-      </w:pPr>
-      <w:r>
-        <w:rPr>
-          <w:rFonts w:ascii="Consolas" w:eastAsia="Times New Roman" w:hAnsi="Consolas" w:cs="Times New Roman"/>
-          <w:color w:val="CCCCCC"/>
-          <w:sz w:val="21"/>
-          <w:szCs w:val="21"/>
-          <w:lang w:eastAsia="en-IN"/>
-        </w:rPr>
-        <w:t xml:space="preserve">        </w:t>
-      </w:r>
-      <w:proofErr w:type="spellStart"/>
-      <w:proofErr w:type="gramStart"/>
-      <w:r>
-        <w:rPr>
-          <w:rFonts w:ascii="Consolas" w:eastAsia="Times New Roman" w:hAnsi="Consolas" w:cs="Times New Roman"/>
-          <w:color w:val="CCCCCC"/>
-          <w:sz w:val="21"/>
-          <w:szCs w:val="21"/>
-          <w:lang w:eastAsia="en-IN"/>
-        </w:rPr>
-        <w:t>ans</w:t>
-      </w:r>
-      <w:proofErr w:type="spellEnd"/>
-      <w:proofErr w:type="gramEnd"/>
-      <w:r>
-        <w:rPr>
-          <w:rFonts w:ascii="Consolas" w:eastAsia="Times New Roman" w:hAnsi="Consolas" w:cs="Times New Roman"/>
-          <w:color w:val="CCCCCC"/>
-          <w:sz w:val="21"/>
-          <w:szCs w:val="21"/>
-          <w:lang w:eastAsia="en-IN"/>
-        </w:rPr>
-        <w:t xml:space="preserve"> </w:t>
-      </w:r>
-      <w:r>
-        <w:rPr>
-          <w:rFonts w:ascii="Consolas" w:eastAsia="Times New Roman" w:hAnsi="Consolas" w:cs="Times New Roman"/>
-          <w:color w:val="D4D4D4"/>
-          <w:sz w:val="21"/>
-          <w:szCs w:val="21"/>
-          <w:lang w:eastAsia="en-IN"/>
-        </w:rPr>
-        <w:t>=</w:t>
-      </w:r>
-      <w:r>
-        <w:rPr>
-          <w:rFonts w:ascii="Consolas" w:eastAsia="Times New Roman" w:hAnsi="Consolas" w:cs="Times New Roman"/>
-          <w:color w:val="B5CEA8"/>
-          <w:sz w:val="21"/>
-          <w:szCs w:val="21"/>
-          <w:lang w:eastAsia="en-IN"/>
-        </w:rPr>
-        <w:t>0</w:t>
-      </w:r>
-      <w:r>
-        <w:rPr>
-          <w:rFonts w:ascii="Consolas" w:eastAsia="Times New Roman" w:hAnsi="Consolas" w:cs="Times New Roman"/>
-          <w:color w:val="CCCCCC"/>
-          <w:sz w:val="21"/>
-          <w:szCs w:val="21"/>
-          <w:lang w:eastAsia="en-IN"/>
-        </w:rPr>
-        <w:t xml:space="preserve">   </w:t>
-      </w:r>
-      <w:r>
-        <w:rPr>
-          <w:rFonts w:ascii="Consolas" w:eastAsia="Times New Roman" w:hAnsi="Consolas" w:cs="Times New Roman"/>
-          <w:color w:val="6A9955"/>
-          <w:sz w:val="21"/>
-          <w:szCs w:val="21"/>
-          <w:lang w:eastAsia="en-IN"/>
-        </w:rPr>
-        <w:t xml:space="preserve">#will need to store </w:t>
-      </w:r>
-      <w:proofErr w:type="spellStart"/>
-      <w:r>
-        <w:rPr>
-          <w:rFonts w:ascii="Consolas" w:eastAsia="Times New Roman" w:hAnsi="Consolas" w:cs="Times New Roman"/>
-          <w:color w:val="6A9955"/>
-          <w:sz w:val="21"/>
-          <w:szCs w:val="21"/>
-          <w:lang w:eastAsia="en-IN"/>
-        </w:rPr>
-        <w:t>ans</w:t>
-      </w:r>
-      <w:proofErr w:type="spellEnd"/>
-    </w:p>
-    <w:p>
-      <w:pPr>
-        <w:shd w:val="clear" w:color="auto" w:fill="1F1F1F"/>
-        <w:spacing w:after="0" w:line="285" w:lineRule="atLeast"/>
-        <w:rPr>
-          <w:rFonts w:ascii="Consolas" w:eastAsia="Times New Roman" w:hAnsi="Consolas" w:cs="Times New Roman"/>
-          <w:color w:val="CCCCCC"/>
-          <w:sz w:val="21"/>
-          <w:szCs w:val="21"/>
-          <w:lang w:eastAsia="en-IN"/>
-        </w:rPr>
-      </w:pPr>
-      <w:r>
-        <w:rPr>
-          <w:rFonts w:ascii="Consolas" w:eastAsia="Times New Roman" w:hAnsi="Consolas" w:cs="Times New Roman"/>
-          <w:color w:val="CCCCCC"/>
-          <w:sz w:val="21"/>
-          <w:szCs w:val="21"/>
-          <w:lang w:eastAsia="en-IN"/>
-        </w:rPr>
-        <w:t xml:space="preserve">        </w:t>
-      </w:r>
-      <w:proofErr w:type="gramStart"/>
-      <w:r>
-        <w:rPr>
-          <w:rFonts w:ascii="Consolas" w:eastAsia="Times New Roman" w:hAnsi="Consolas" w:cs="Times New Roman"/>
-          <w:color w:val="C586C0"/>
-          <w:sz w:val="21"/>
-          <w:szCs w:val="21"/>
-          <w:lang w:eastAsia="en-IN"/>
-        </w:rPr>
-        <w:t>while</w:t>
-      </w:r>
-      <w:proofErr w:type="gramEnd"/>
-      <w:r>
-        <w:rPr>
-          <w:rFonts w:ascii="Consolas" w:eastAsia="Times New Roman" w:hAnsi="Consolas" w:cs="Times New Roman"/>
-          <w:color w:val="CCCCCC"/>
-          <w:sz w:val="21"/>
-          <w:szCs w:val="21"/>
-          <w:lang w:eastAsia="en-IN"/>
-        </w:rPr>
-        <w:t xml:space="preserve"> l</w:t>
-      </w:r>
-      <w:r>
-        <w:rPr>
-          <w:rFonts w:ascii="Consolas" w:eastAsia="Times New Roman" w:hAnsi="Consolas" w:cs="Times New Roman"/>
-          <w:color w:val="D4D4D4"/>
-          <w:sz w:val="21"/>
-          <w:szCs w:val="21"/>
-          <w:lang w:eastAsia="en-IN"/>
-        </w:rPr>
-        <w:t>&lt;=</w:t>
-      </w:r>
-      <w:r>
-        <w:rPr>
-          <w:rFonts w:ascii="Consolas" w:eastAsia="Times New Roman" w:hAnsi="Consolas" w:cs="Times New Roman"/>
-          <w:color w:val="CCCCCC"/>
-          <w:sz w:val="21"/>
-          <w:szCs w:val="21"/>
-          <w:lang w:eastAsia="en-IN"/>
-        </w:rPr>
-        <w:t>r:</w:t>
-      </w:r>
-    </w:p>
-    <w:p>
-      <w:pPr>
-        <w:shd w:val="clear" w:color="auto" w:fill="1F1F1F"/>
-        <w:spacing w:after="0" w:line="285" w:lineRule="atLeast"/>
-        <w:rPr>
-          <w:rFonts w:ascii="Consolas" w:eastAsia="Times New Roman" w:hAnsi="Consolas" w:cs="Times New Roman"/>
-          <w:color w:val="CCCCCC"/>
-          <w:sz w:val="21"/>
-          <w:szCs w:val="21"/>
-          <w:lang w:eastAsia="en-IN"/>
-        </w:rPr>
-      </w:pPr>
-      <w:r>
-        <w:rPr>
-          <w:rFonts w:ascii="Consolas" w:eastAsia="Times New Roman" w:hAnsi="Consolas" w:cs="Times New Roman"/>
-          <w:color w:val="CCCCCC"/>
-          <w:sz w:val="21"/>
-          <w:szCs w:val="21"/>
-          <w:lang w:eastAsia="en-IN"/>
-        </w:rPr>
-        <w:t xml:space="preserve">            </w:t>
-      </w:r>
-      <w:proofErr w:type="gramStart"/>
-      <w:r>
-        <w:rPr>
-          <w:rFonts w:ascii="Consolas" w:eastAsia="Times New Roman" w:hAnsi="Consolas" w:cs="Times New Roman"/>
-          <w:color w:val="CCCCCC"/>
-          <w:sz w:val="21"/>
-          <w:szCs w:val="21"/>
-          <w:lang w:eastAsia="en-IN"/>
-        </w:rPr>
-        <w:t>mid</w:t>
-      </w:r>
-      <w:proofErr w:type="gramEnd"/>
-      <w:r>
-        <w:rPr>
-          <w:rFonts w:ascii="Consolas" w:eastAsia="Times New Roman" w:hAnsi="Consolas" w:cs="Times New Roman"/>
-          <w:color w:val="CCCCCC"/>
-          <w:sz w:val="21"/>
-          <w:szCs w:val="21"/>
-          <w:lang w:eastAsia="en-IN"/>
-        </w:rPr>
-        <w:t xml:space="preserve"> </w:t>
-      </w:r>
-      <w:r>
-        <w:rPr>
-          <w:rFonts w:ascii="Consolas" w:eastAsia="Times New Roman" w:hAnsi="Consolas" w:cs="Times New Roman"/>
-          <w:color w:val="D4D4D4"/>
-          <w:sz w:val="21"/>
-          <w:szCs w:val="21"/>
-          <w:lang w:eastAsia="en-IN"/>
-        </w:rPr>
-        <w:t>=</w:t>
-      </w:r>
-      <w:r>
-        <w:rPr>
-          <w:rFonts w:ascii="Consolas" w:eastAsia="Times New Roman" w:hAnsi="Consolas" w:cs="Times New Roman"/>
-          <w:color w:val="CCCCCC"/>
-          <w:sz w:val="21"/>
-          <w:szCs w:val="21"/>
-          <w:lang w:eastAsia="en-IN"/>
-        </w:rPr>
-        <w:t xml:space="preserve"> (</w:t>
-      </w:r>
-      <w:proofErr w:type="spellStart"/>
-      <w:r>
-        <w:rPr>
-          <w:rFonts w:ascii="Consolas" w:eastAsia="Times New Roman" w:hAnsi="Consolas" w:cs="Times New Roman"/>
-          <w:color w:val="CCCCCC"/>
-          <w:sz w:val="21"/>
-          <w:szCs w:val="21"/>
-          <w:lang w:eastAsia="en-IN"/>
-        </w:rPr>
-        <w:t>l</w:t>
-      </w:r>
-      <w:r>
-        <w:rPr>
-          <w:rFonts w:ascii="Consolas" w:eastAsia="Times New Roman" w:hAnsi="Consolas" w:cs="Times New Roman"/>
-          <w:color w:val="D4D4D4"/>
-          <w:sz w:val="21"/>
-          <w:szCs w:val="21"/>
-          <w:lang w:eastAsia="en-IN"/>
-        </w:rPr>
-        <w:t>+</w:t>
-      </w:r>
-      <w:r>
-        <w:rPr>
-          <w:rFonts w:ascii="Consolas" w:eastAsia="Times New Roman" w:hAnsi="Consolas" w:cs="Times New Roman"/>
-          <w:color w:val="CCCCCC"/>
-          <w:sz w:val="21"/>
-          <w:szCs w:val="21"/>
-          <w:lang w:eastAsia="en-IN"/>
-        </w:rPr>
-        <w:t>r</w:t>
-      </w:r>
-      <w:proofErr w:type="spellEnd"/>
-      <w:r>
-        <w:rPr>
-          <w:rFonts w:ascii="Consolas" w:eastAsia="Times New Roman" w:hAnsi="Consolas" w:cs="Times New Roman"/>
-          <w:color w:val="CCCCCC"/>
-          <w:sz w:val="21"/>
-          <w:szCs w:val="21"/>
-          <w:lang w:eastAsia="en-IN"/>
-        </w:rPr>
-        <w:t>)</w:t>
-      </w:r>
-      <w:r>
-        <w:rPr>
-          <w:rFonts w:ascii="Consolas" w:eastAsia="Times New Roman" w:hAnsi="Consolas" w:cs="Times New Roman"/>
-          <w:color w:val="D4D4D4"/>
-          <w:sz w:val="21"/>
-          <w:szCs w:val="21"/>
-          <w:lang w:eastAsia="en-IN"/>
-        </w:rPr>
-        <w:t>//</w:t>
-      </w:r>
-      <w:r>
-        <w:rPr>
-          <w:rFonts w:ascii="Consolas" w:eastAsia="Times New Roman" w:hAnsi="Consolas" w:cs="Times New Roman"/>
-          <w:color w:val="B5CEA8"/>
-          <w:sz w:val="21"/>
-          <w:szCs w:val="21"/>
-          <w:lang w:eastAsia="en-IN"/>
-        </w:rPr>
-        <w:t>2</w:t>
-      </w:r>
-    </w:p>
-    <w:p>
-      <w:pPr>
-        <w:shd w:val="clear" w:color="auto" w:fill="1F1F1F"/>
-        <w:spacing w:after="0" w:line="285" w:lineRule="atLeast"/>
-        <w:rPr>
-          <w:rFonts w:ascii="Consolas" w:eastAsia="Times New Roman" w:hAnsi="Consolas" w:cs="Times New Roman"/>
-          <w:color w:val="CCCCCC"/>
-          <w:sz w:val="21"/>
-          <w:szCs w:val="21"/>
-          <w:lang w:eastAsia="en-IN"/>
-        </w:rPr>
-      </w:pPr>
-      <w:r>
-        <w:rPr>
-          <w:rFonts w:ascii="Consolas" w:eastAsia="Times New Roman" w:hAnsi="Consolas" w:cs="Times New Roman"/>
-          <w:color w:val="CCCCCC"/>
-          <w:sz w:val="21"/>
-          <w:szCs w:val="21"/>
-          <w:lang w:eastAsia="en-IN"/>
-        </w:rPr>
-        <w:t xml:space="preserve">            </w:t>
-      </w:r>
-      <w:proofErr w:type="gramStart"/>
-      <w:r>
-        <w:rPr>
-          <w:rFonts w:ascii="Consolas" w:eastAsia="Times New Roman" w:hAnsi="Consolas" w:cs="Times New Roman"/>
-          <w:color w:val="C586C0"/>
-          <w:sz w:val="21"/>
-          <w:szCs w:val="21"/>
-          <w:lang w:eastAsia="en-IN"/>
-        </w:rPr>
-        <w:t>if</w:t>
-      </w:r>
-      <w:proofErr w:type="gramEnd"/>
-      <w:r>
-        <w:rPr>
-          <w:rFonts w:ascii="Consolas" w:eastAsia="Times New Roman" w:hAnsi="Consolas" w:cs="Times New Roman"/>
-          <w:color w:val="CCCCCC"/>
-          <w:sz w:val="21"/>
-          <w:szCs w:val="21"/>
-          <w:lang w:eastAsia="en-IN"/>
-        </w:rPr>
-        <w:t xml:space="preserve"> mid</w:t>
-      </w:r>
-      <w:r>
-        <w:rPr>
-          <w:rFonts w:ascii="Consolas" w:eastAsia="Times New Roman" w:hAnsi="Consolas" w:cs="Times New Roman"/>
-          <w:color w:val="D4D4D4"/>
-          <w:sz w:val="21"/>
-          <w:szCs w:val="21"/>
-          <w:lang w:eastAsia="en-IN"/>
-        </w:rPr>
-        <w:t>*</w:t>
-      </w:r>
-      <w:r>
-        <w:rPr>
-          <w:rFonts w:ascii="Consolas" w:eastAsia="Times New Roman" w:hAnsi="Consolas" w:cs="Times New Roman"/>
-          <w:color w:val="CCCCCC"/>
-          <w:sz w:val="21"/>
-          <w:szCs w:val="21"/>
-          <w:lang w:eastAsia="en-IN"/>
-        </w:rPr>
-        <w:t>mid</w:t>
-      </w:r>
-      <w:r>
-        <w:rPr>
-          <w:rFonts w:ascii="Consolas" w:eastAsia="Times New Roman" w:hAnsi="Consolas" w:cs="Times New Roman"/>
-          <w:color w:val="D4D4D4"/>
-          <w:sz w:val="21"/>
-          <w:szCs w:val="21"/>
-          <w:lang w:eastAsia="en-IN"/>
-        </w:rPr>
-        <w:t>==</w:t>
-      </w:r>
-      <w:r>
-        <w:rPr>
-          <w:rFonts w:ascii="Consolas" w:eastAsia="Times New Roman" w:hAnsi="Consolas" w:cs="Times New Roman"/>
-          <w:color w:val="CCCCCC"/>
-          <w:sz w:val="21"/>
-          <w:szCs w:val="21"/>
-          <w:lang w:eastAsia="en-IN"/>
-        </w:rPr>
-        <w:t>x:</w:t>
-      </w:r>
-    </w:p>
-    <w:p>
-      <w:pPr>
-        <w:shd w:val="clear" w:color="auto" w:fill="1F1F1F"/>
-        <w:spacing w:after="0" w:line="285" w:lineRule="atLeast"/>
-        <w:rPr>
-          <w:rFonts w:ascii="Consolas" w:eastAsia="Times New Roman" w:hAnsi="Consolas" w:cs="Times New Roman"/>
-          <w:color w:val="CCCCCC"/>
-          <w:sz w:val="21"/>
-          <w:szCs w:val="21"/>
-          <w:lang w:eastAsia="en-IN"/>
-        </w:rPr>
-      </w:pPr>
-      <w:r>
-        <w:rPr>
-          <w:rFonts w:ascii="Consolas" w:eastAsia="Times New Roman" w:hAnsi="Consolas" w:cs="Times New Roman"/>
-          <w:color w:val="CCCCCC"/>
-          <w:sz w:val="21"/>
-          <w:szCs w:val="21"/>
-          <w:lang w:eastAsia="en-IN"/>
-        </w:rPr>
-        <w:t xml:space="preserve">                </w:t>
-      </w:r>
-      <w:proofErr w:type="gramStart"/>
-      <w:r>
-        <w:rPr>
-          <w:rFonts w:ascii="Consolas" w:eastAsia="Times New Roman" w:hAnsi="Consolas" w:cs="Times New Roman"/>
-          <w:color w:val="C586C0"/>
-          <w:sz w:val="21"/>
-          <w:szCs w:val="21"/>
-          <w:lang w:eastAsia="en-IN"/>
-        </w:rPr>
-        <w:t>return</w:t>
-      </w:r>
-      <w:proofErr w:type="gramEnd"/>
-      <w:r>
-        <w:rPr>
-          <w:rFonts w:ascii="Consolas" w:eastAsia="Times New Roman" w:hAnsi="Consolas" w:cs="Times New Roman"/>
-          <w:color w:val="CCCCCC"/>
-          <w:sz w:val="21"/>
-          <w:szCs w:val="21"/>
-          <w:lang w:eastAsia="en-IN"/>
-        </w:rPr>
-        <w:t xml:space="preserve"> mid</w:t>
-      </w:r>
-    </w:p>
-    <w:p>
-      <w:pPr>
-        <w:shd w:val="clear" w:color="auto" w:fill="1F1F1F"/>
-        <w:spacing w:after="0" w:line="285" w:lineRule="atLeast"/>
-        <w:rPr>
-          <w:rFonts w:ascii="Consolas" w:eastAsia="Times New Roman" w:hAnsi="Consolas" w:cs="Times New Roman"/>
-          <w:color w:val="CCCCCC"/>
-          <w:sz w:val="21"/>
-          <w:szCs w:val="21"/>
-          <w:lang w:eastAsia="en-IN"/>
-        </w:rPr>
-      </w:pPr>
-      <w:r>
-        <w:rPr>
-          <w:rFonts w:ascii="Consolas" w:eastAsia="Times New Roman" w:hAnsi="Consolas" w:cs="Times New Roman"/>
-          <w:color w:val="CCCCCC"/>
-          <w:sz w:val="21"/>
-          <w:szCs w:val="21"/>
-          <w:lang w:eastAsia="en-IN"/>
-        </w:rPr>
-        <w:t xml:space="preserve">            </w:t>
-      </w:r>
-    </w:p>
-    <w:p>
-      <w:pPr>
-        <w:shd w:val="clear" w:color="auto" w:fill="1F1F1F"/>
-        <w:spacing w:after="0" w:line="285" w:lineRule="atLeast"/>
-        <w:rPr>
-          <w:rFonts w:ascii="Consolas" w:eastAsia="Times New Roman" w:hAnsi="Consolas" w:cs="Times New Roman"/>
-          <w:color w:val="CCCCCC"/>
-          <w:sz w:val="21"/>
-          <w:szCs w:val="21"/>
-          <w:lang w:eastAsia="en-IN"/>
-        </w:rPr>
-      </w:pPr>
-      <w:r>
-        <w:rPr>
-          <w:rFonts w:ascii="Consolas" w:eastAsia="Times New Roman" w:hAnsi="Consolas" w:cs="Times New Roman"/>
-          <w:color w:val="CCCCCC"/>
-          <w:sz w:val="21"/>
-          <w:szCs w:val="21"/>
-          <w:lang w:eastAsia="en-IN"/>
-        </w:rPr>
-        <w:t xml:space="preserve">            </w:t>
-      </w:r>
-      <w:r>
-        <w:rPr>
-          <w:rFonts w:ascii="Consolas" w:eastAsia="Times New Roman" w:hAnsi="Consolas" w:cs="Times New Roman"/>
-          <w:color w:val="6A9955"/>
-          <w:sz w:val="21"/>
-          <w:szCs w:val="21"/>
-          <w:lang w:eastAsia="en-IN"/>
-        </w:rPr>
-        <w:t># if sq</w:t>
-      </w:r>
-      <w:r>
-        <w:rPr>
-          <w:rFonts w:ascii="Consolas" w:eastAsia="Times New Roman" w:hAnsi="Consolas" w:cs="Times New Roman"/>
-          <w:color w:val="6A9955"/>
-          <w:sz w:val="21"/>
-          <w:szCs w:val="21"/>
-          <w:lang w:eastAsia="en-IN"/>
-        </w:rPr>
-        <w:t>u</w:t>
-      </w:r>
-      <w:r>
-        <w:rPr>
-          <w:rFonts w:ascii="Consolas" w:eastAsia="Times New Roman" w:hAnsi="Consolas" w:cs="Times New Roman"/>
-          <w:color w:val="6A9955"/>
-          <w:sz w:val="21"/>
-          <w:szCs w:val="21"/>
-          <w:lang w:eastAsia="en-IN"/>
-        </w:rPr>
-        <w:t>are of mid is less than x, it can be ans. But we need to find that largest mid</w:t>
-      </w:r>
-    </w:p>
-    <w:p>
-      <w:pPr>
-        <w:shd w:val="clear" w:color="auto" w:fill="1F1F1F"/>
-        <w:spacing w:after="0" w:line="285" w:lineRule="atLeast"/>
-        <w:rPr>
-          <w:rFonts w:ascii="Consolas" w:eastAsia="Times New Roman" w:hAnsi="Consolas" w:cs="Times New Roman"/>
-          <w:color w:val="CCCCCC"/>
-          <w:sz w:val="21"/>
-          <w:szCs w:val="21"/>
-          <w:lang w:eastAsia="en-IN"/>
-        </w:rPr>
-      </w:pPr>
-      <w:r>
-        <w:rPr>
-          <w:rFonts w:ascii="Consolas" w:eastAsia="Times New Roman" w:hAnsi="Consolas" w:cs="Times New Roman"/>
-          <w:color w:val="CCCCCC"/>
-          <w:sz w:val="21"/>
-          <w:szCs w:val="21"/>
-          <w:lang w:eastAsia="en-IN"/>
-        </w:rPr>
-        <w:t xml:space="preserve">            </w:t>
-      </w:r>
-      <w:proofErr w:type="gramStart"/>
-      <w:r>
-        <w:rPr>
-          <w:rFonts w:ascii="Consolas" w:eastAsia="Times New Roman" w:hAnsi="Consolas" w:cs="Times New Roman"/>
-          <w:color w:val="C586C0"/>
-          <w:sz w:val="21"/>
-          <w:szCs w:val="21"/>
-          <w:lang w:eastAsia="en-IN"/>
-        </w:rPr>
-        <w:t>if</w:t>
-      </w:r>
-      <w:proofErr w:type="gramEnd"/>
-      <w:r>
-        <w:rPr>
-          <w:rFonts w:ascii="Consolas" w:eastAsia="Times New Roman" w:hAnsi="Consolas" w:cs="Times New Roman"/>
-          <w:color w:val="CCCCCC"/>
-          <w:sz w:val="21"/>
-          <w:szCs w:val="21"/>
-          <w:lang w:eastAsia="en-IN"/>
-        </w:rPr>
-        <w:t xml:space="preserve"> mid</w:t>
-      </w:r>
-      <w:r>
-        <w:rPr>
-          <w:rFonts w:ascii="Consolas" w:eastAsia="Times New Roman" w:hAnsi="Consolas" w:cs="Times New Roman"/>
-          <w:color w:val="D4D4D4"/>
-          <w:sz w:val="21"/>
-          <w:szCs w:val="21"/>
-          <w:lang w:eastAsia="en-IN"/>
-        </w:rPr>
-        <w:t>*</w:t>
-      </w:r>
-      <w:r>
-        <w:rPr>
-          <w:rFonts w:ascii="Consolas" w:eastAsia="Times New Roman" w:hAnsi="Consolas" w:cs="Times New Roman"/>
-          <w:color w:val="CCCCCC"/>
-          <w:sz w:val="21"/>
-          <w:szCs w:val="21"/>
-          <w:lang w:eastAsia="en-IN"/>
-        </w:rPr>
-        <w:t>mid</w:t>
-      </w:r>
-      <w:r>
-        <w:rPr>
-          <w:rFonts w:ascii="Consolas" w:eastAsia="Times New Roman" w:hAnsi="Consolas" w:cs="Times New Roman"/>
-          <w:color w:val="D4D4D4"/>
-          <w:sz w:val="21"/>
-          <w:szCs w:val="21"/>
-          <w:lang w:eastAsia="en-IN"/>
-        </w:rPr>
-        <w:t>&lt;</w:t>
-      </w:r>
-      <w:r>
-        <w:rPr>
-          <w:rFonts w:ascii="Consolas" w:eastAsia="Times New Roman" w:hAnsi="Consolas" w:cs="Times New Roman"/>
-          <w:color w:val="CCCCCC"/>
-          <w:sz w:val="21"/>
-          <w:szCs w:val="21"/>
-          <w:lang w:eastAsia="en-IN"/>
-        </w:rPr>
-        <w:t>x:</w:t>
-      </w:r>
-    </w:p>
-    <w:p>
-      <w:pPr>
-        <w:shd w:val="clear" w:color="auto" w:fill="1F1F1F"/>
-        <w:spacing w:after="0" w:line="285" w:lineRule="atLeast"/>
-        <w:rPr>
-          <w:rFonts w:ascii="Consolas" w:eastAsia="Times New Roman" w:hAnsi="Consolas" w:cs="Times New Roman"/>
-          <w:color w:val="CCCCCC"/>
-          <w:sz w:val="21"/>
-          <w:szCs w:val="21"/>
-          <w:lang w:eastAsia="en-IN"/>
-        </w:rPr>
-      </w:pPr>
-      <w:r>
-        <w:rPr>
-          <w:rFonts w:ascii="Consolas" w:eastAsia="Times New Roman" w:hAnsi="Consolas" w:cs="Times New Roman"/>
-          <w:color w:val="CCCCCC"/>
-          <w:sz w:val="21"/>
-          <w:szCs w:val="21"/>
-          <w:lang w:eastAsia="en-IN"/>
-        </w:rPr>
-        <w:t xml:space="preserve">                </w:t>
-      </w:r>
-      <w:proofErr w:type="spellStart"/>
-      <w:proofErr w:type="gramStart"/>
-      <w:r>
-        <w:rPr>
-          <w:rFonts w:ascii="Consolas" w:eastAsia="Times New Roman" w:hAnsi="Consolas" w:cs="Times New Roman"/>
-          <w:color w:val="CCCCCC"/>
-          <w:sz w:val="21"/>
-          <w:szCs w:val="21"/>
-          <w:lang w:eastAsia="en-IN"/>
-        </w:rPr>
-        <w:t>ans</w:t>
-      </w:r>
-      <w:proofErr w:type="spellEnd"/>
-      <w:proofErr w:type="gramEnd"/>
-      <w:r>
-        <w:rPr>
-          <w:rFonts w:ascii="Consolas" w:eastAsia="Times New Roman" w:hAnsi="Consolas" w:cs="Times New Roman"/>
-          <w:color w:val="CCCCCC"/>
-          <w:sz w:val="21"/>
-          <w:szCs w:val="21"/>
-          <w:lang w:eastAsia="en-IN"/>
-        </w:rPr>
-        <w:t xml:space="preserve"> </w:t>
-      </w:r>
-      <w:r>
-        <w:rPr>
-          <w:rFonts w:ascii="Consolas" w:eastAsia="Times New Roman" w:hAnsi="Consolas" w:cs="Times New Roman"/>
-          <w:color w:val="D4D4D4"/>
-          <w:sz w:val="21"/>
-          <w:szCs w:val="21"/>
-          <w:lang w:eastAsia="en-IN"/>
-        </w:rPr>
-        <w:t>=</w:t>
-      </w:r>
-      <w:r>
-        <w:rPr>
-          <w:rFonts w:ascii="Consolas" w:eastAsia="Times New Roman" w:hAnsi="Consolas" w:cs="Times New Roman"/>
-          <w:color w:val="CCCCCC"/>
-          <w:sz w:val="21"/>
-          <w:szCs w:val="21"/>
-          <w:lang w:eastAsia="en-IN"/>
-        </w:rPr>
-        <w:t xml:space="preserve"> mid  </w:t>
-      </w:r>
-    </w:p>
-    <w:p>
-      <w:pPr>
-        <w:shd w:val="clear" w:color="auto" w:fill="1F1F1F"/>
-        <w:spacing w:after="0" w:line="285" w:lineRule="atLeast"/>
-        <w:rPr>
-          <w:rFonts w:ascii="Consolas" w:eastAsia="Times New Roman" w:hAnsi="Consolas" w:cs="Times New Roman"/>
-          <w:color w:val="CCCCCC"/>
-          <w:sz w:val="21"/>
-          <w:szCs w:val="21"/>
-          <w:lang w:eastAsia="en-IN"/>
-        </w:rPr>
-      </w:pPr>
-      <w:r>
-        <w:rPr>
-          <w:rFonts w:ascii="Consolas" w:eastAsia="Times New Roman" w:hAnsi="Consolas" w:cs="Times New Roman"/>
-          <w:color w:val="CCCCCC"/>
-          <w:sz w:val="21"/>
-          <w:szCs w:val="21"/>
-          <w:lang w:eastAsia="en-IN"/>
-        </w:rPr>
-        <w:t xml:space="preserve">                l </w:t>
-      </w:r>
-      <w:r>
-        <w:rPr>
-          <w:rFonts w:ascii="Consolas" w:eastAsia="Times New Roman" w:hAnsi="Consolas" w:cs="Times New Roman"/>
-          <w:color w:val="D4D4D4"/>
-          <w:sz w:val="21"/>
-          <w:szCs w:val="21"/>
-          <w:lang w:eastAsia="en-IN"/>
-        </w:rPr>
-        <w:t>=</w:t>
-      </w:r>
-      <w:r>
-        <w:rPr>
-          <w:rFonts w:ascii="Consolas" w:eastAsia="Times New Roman" w:hAnsi="Consolas" w:cs="Times New Roman"/>
-          <w:color w:val="CCCCCC"/>
-          <w:sz w:val="21"/>
-          <w:szCs w:val="21"/>
-          <w:lang w:eastAsia="en-IN"/>
-        </w:rPr>
-        <w:t xml:space="preserve"> mid</w:t>
-      </w:r>
-      <w:r>
-        <w:rPr>
-          <w:rFonts w:ascii="Consolas" w:eastAsia="Times New Roman" w:hAnsi="Consolas" w:cs="Times New Roman"/>
-          <w:color w:val="D4D4D4"/>
-          <w:sz w:val="21"/>
-          <w:szCs w:val="21"/>
-          <w:lang w:eastAsia="en-IN"/>
-        </w:rPr>
-        <w:t>+</w:t>
-      </w:r>
-      <w:r>
-        <w:rPr>
-          <w:rFonts w:ascii="Consolas" w:eastAsia="Times New Roman" w:hAnsi="Consolas" w:cs="Times New Roman"/>
-          <w:color w:val="B5CEA8"/>
-          <w:sz w:val="21"/>
-          <w:szCs w:val="21"/>
-          <w:lang w:eastAsia="en-IN"/>
-        </w:rPr>
-        <w:t>1</w:t>
-      </w:r>
-    </w:p>
-    <w:p>
-      <w:pPr>
-        <w:shd w:val="clear" w:color="auto" w:fill="1F1F1F"/>
-        <w:spacing w:after="0" w:line="285" w:lineRule="atLeast"/>
-        <w:rPr>
-          <w:rFonts w:ascii="Consolas" w:eastAsia="Times New Roman" w:hAnsi="Consolas" w:cs="Times New Roman"/>
-          <w:color w:val="CCCCCC"/>
-          <w:sz w:val="21"/>
-          <w:szCs w:val="21"/>
-          <w:lang w:eastAsia="en-IN"/>
-        </w:rPr>
-      </w:pPr>
-      <w:r>
-        <w:rPr>
-          <w:rFonts w:ascii="Consolas" w:eastAsia="Times New Roman" w:hAnsi="Consolas" w:cs="Times New Roman"/>
-          <w:color w:val="CCCCCC"/>
-          <w:sz w:val="21"/>
-          <w:szCs w:val="21"/>
-          <w:lang w:eastAsia="en-IN"/>
-        </w:rPr>
-        <w:t xml:space="preserve">            </w:t>
-      </w:r>
-      <w:proofErr w:type="gramStart"/>
-      <w:r>
-        <w:rPr>
-          <w:rFonts w:ascii="Consolas" w:eastAsia="Times New Roman" w:hAnsi="Consolas" w:cs="Times New Roman"/>
-          <w:color w:val="C586C0"/>
-          <w:sz w:val="21"/>
-          <w:szCs w:val="21"/>
-          <w:lang w:eastAsia="en-IN"/>
-        </w:rPr>
-        <w:t>else</w:t>
-      </w:r>
-      <w:proofErr w:type="gramEnd"/>
-      <w:r>
-        <w:rPr>
-          <w:rFonts w:ascii="Consolas" w:eastAsia="Times New Roman" w:hAnsi="Consolas" w:cs="Times New Roman"/>
-          <w:color w:val="CCCCCC"/>
-          <w:sz w:val="21"/>
-          <w:szCs w:val="21"/>
-          <w:lang w:eastAsia="en-IN"/>
-        </w:rPr>
-        <w:t>:</w:t>
-      </w:r>
-    </w:p>
-    <w:p>
-      <w:pPr>
-        <w:shd w:val="clear" w:color="auto" w:fill="1F1F1F"/>
-        <w:spacing w:after="0" w:line="285" w:lineRule="atLeast"/>
-        <w:rPr>
-          <w:rFonts w:ascii="Consolas" w:eastAsia="Times New Roman" w:hAnsi="Consolas" w:cs="Times New Roman"/>
-          <w:color w:val="CCCCCC"/>
-          <w:sz w:val="21"/>
-          <w:szCs w:val="21"/>
-          <w:lang w:eastAsia="en-IN"/>
-        </w:rPr>
-      </w:pPr>
-      <w:r>
-        <w:rPr>
-          <w:rFonts w:ascii="Consolas" w:eastAsia="Times New Roman" w:hAnsi="Consolas" w:cs="Times New Roman"/>
-          <w:color w:val="CCCCCC"/>
-          <w:sz w:val="21"/>
-          <w:szCs w:val="21"/>
-          <w:lang w:eastAsia="en-IN"/>
-        </w:rPr>
-        <w:t xml:space="preserve">                r </w:t>
-      </w:r>
-      <w:r>
-        <w:rPr>
-          <w:rFonts w:ascii="Consolas" w:eastAsia="Times New Roman" w:hAnsi="Consolas" w:cs="Times New Roman"/>
-          <w:color w:val="D4D4D4"/>
-          <w:sz w:val="21"/>
-          <w:szCs w:val="21"/>
-          <w:lang w:eastAsia="en-IN"/>
-        </w:rPr>
-        <w:t>=</w:t>
-      </w:r>
-      <w:r>
-        <w:rPr>
-          <w:rFonts w:ascii="Consolas" w:eastAsia="Times New Roman" w:hAnsi="Consolas" w:cs="Times New Roman"/>
-          <w:color w:val="CCCCCC"/>
-          <w:sz w:val="21"/>
-          <w:szCs w:val="21"/>
-          <w:lang w:eastAsia="en-IN"/>
-        </w:rPr>
-        <w:t xml:space="preserve"> mid</w:t>
-      </w:r>
-      <w:r>
-        <w:rPr>
-          <w:rFonts w:ascii="Consolas" w:eastAsia="Times New Roman" w:hAnsi="Consolas" w:cs="Times New Roman"/>
-          <w:color w:val="D4D4D4"/>
-          <w:sz w:val="21"/>
-          <w:szCs w:val="21"/>
-          <w:lang w:eastAsia="en-IN"/>
-        </w:rPr>
-        <w:t>-</w:t>
-      </w:r>
-      <w:r>
-        <w:rPr>
-          <w:rFonts w:ascii="Consolas" w:eastAsia="Times New Roman" w:hAnsi="Consolas" w:cs="Times New Roman"/>
-          <w:color w:val="B5CEA8"/>
-          <w:sz w:val="21"/>
-          <w:szCs w:val="21"/>
-          <w:lang w:eastAsia="en-IN"/>
-        </w:rPr>
-        <w:t>1</w:t>
-      </w:r>
-    </w:p>
-    <w:p>
-      <w:pPr>
-        <w:shd w:val="clear" w:color="auto" w:fill="1F1F1F"/>
-        <w:spacing w:after="0" w:line="285" w:lineRule="atLeast"/>
-        <w:rPr>
-          <w:rFonts w:ascii="Consolas" w:eastAsia="Times New Roman" w:hAnsi="Consolas" w:cs="Times New Roman"/>
-          <w:color w:val="CCCCCC"/>
-          <w:sz w:val="21"/>
-          <w:szCs w:val="21"/>
-          <w:lang w:eastAsia="en-IN"/>
-        </w:rPr>
-      </w:pPr>
-      <w:r>
-        <w:rPr>
-          <w:rFonts w:ascii="Consolas" w:eastAsia="Times New Roman" w:hAnsi="Consolas" w:cs="Times New Roman"/>
-          <w:color w:val="CCCCCC"/>
-          <w:sz w:val="21"/>
-          <w:szCs w:val="21"/>
-          <w:lang w:eastAsia="en-IN"/>
-        </w:rPr>
-        <w:t xml:space="preserve">        </w:t>
-      </w:r>
-    </w:p>
-    <w:p>
-      <w:pPr>
-        <w:shd w:val="clear" w:color="auto" w:fill="1F1F1F"/>
-        <w:spacing w:after="0" w:line="285" w:lineRule="atLeast"/>
-        <w:rPr>
-          <w:rFonts w:ascii="Consolas" w:eastAsia="Times New Roman" w:hAnsi="Consolas" w:cs="Times New Roman"/>
-          <w:color w:val="CCCCCC"/>
-          <w:sz w:val="21"/>
-          <w:szCs w:val="21"/>
-          <w:lang w:eastAsia="en-IN"/>
-        </w:rPr>
-      </w:pPr>
-      <w:r>
-        <w:rPr>
-          <w:rFonts w:ascii="Consolas" w:eastAsia="Times New Roman" w:hAnsi="Consolas" w:cs="Times New Roman"/>
-          <w:color w:val="CCCCCC"/>
-          <w:sz w:val="21"/>
-          <w:szCs w:val="21"/>
-          <w:lang w:eastAsia="en-IN"/>
-        </w:rPr>
-        <w:t xml:space="preserve">        </w:t>
-      </w:r>
-      <w:proofErr w:type="gramStart"/>
-      <w:r>
-        <w:rPr>
-          <w:rFonts w:ascii="Consolas" w:eastAsia="Times New Roman" w:hAnsi="Consolas" w:cs="Times New Roman"/>
-          <w:color w:val="C586C0"/>
-          <w:sz w:val="21"/>
-          <w:szCs w:val="21"/>
-          <w:lang w:eastAsia="en-IN"/>
-        </w:rPr>
-        <w:t>return</w:t>
-      </w:r>
-      <w:proofErr w:type="gramEnd"/>
-      <w:r>
-        <w:rPr>
-          <w:rFonts w:ascii="Consolas" w:eastAsia="Times New Roman" w:hAnsi="Consolas" w:cs="Times New Roman"/>
-          <w:color w:val="CCCCCC"/>
-          <w:sz w:val="21"/>
-          <w:szCs w:val="21"/>
-          <w:lang w:eastAsia="en-IN"/>
-        </w:rPr>
-        <w:t xml:space="preserve"> </w:t>
-      </w:r>
-      <w:proofErr w:type="spellStart"/>
-      <w:r>
-        <w:rPr>
-          <w:rFonts w:ascii="Consolas" w:eastAsia="Times New Roman" w:hAnsi="Consolas" w:cs="Times New Roman"/>
-          <w:color w:val="CCCCCC"/>
-          <w:sz w:val="21"/>
-          <w:szCs w:val="21"/>
-          <w:lang w:eastAsia="en-IN"/>
-        </w:rPr>
-        <w:t>ans</w:t>
-      </w:r>
-      <w:proofErr w:type="spellEnd"/>
-    </w:p>
-    <w:p>
-      <w:pPr>
-        <w:shd w:val="clear" w:color="auto" w:fill="1F1F1F"/>
-        <w:spacing w:after="0" w:line="285" w:lineRule="atLeast"/>
-        <w:rPr>
-          <w:rFonts w:ascii="Consolas" w:eastAsia="Times New Roman" w:hAnsi="Consolas" w:cs="Times New Roman"/>
-          <w:color w:val="CCCCCC"/>
-          <w:sz w:val="21"/>
-          <w:szCs w:val="21"/>
-          <w:lang w:eastAsia="en-IN"/>
+          <w:rFonts w:asciiTheme="majorHAnsi" w:hAnsiTheme="majorHAnsi" w:cstheme="majorHAnsi"/>
         </w:rPr>
       </w:pPr>
     </w:p>
@@ -20799,13 +20164,6 @@
           <w:b/>
         </w:rPr>
       </w:pPr>
-      <w:r>
-        <w:rPr>
-          <w:rFonts w:asciiTheme="majorHAnsi" w:hAnsiTheme="majorHAnsi" w:cstheme="majorHAnsi"/>
-          <w:b/>
-        </w:rPr>
-        <w:t xml:space="preserve"> </w:t>
-      </w:r>
     </w:p>
     <w:p>
       <w:pPr>
@@ -20825,6 +20183,3747 @@
           <w:rFonts w:asciiTheme="majorHAnsi" w:hAnsiTheme="majorHAnsi" w:cstheme="majorHAnsi"/>
           <w:b/>
         </w:rPr>
+        <w:t>Code is:</w:t>
+      </w:r>
+    </w:p>
+    <w:p>
+      <w:pPr>
+        <w:shd w:val="clear" w:color="auto" w:fill="121314"/>
+        <w:spacing w:after="0" w:line="285" w:lineRule="atLeast"/>
+        <w:rPr>
+          <w:rFonts w:ascii="Consolas" w:eastAsia="Times New Roman" w:hAnsi="Consolas" w:cs="Times New Roman"/>
+          <w:color w:val="FF7B72"/>
+          <w:sz w:val="21"/>
+          <w:szCs w:val="21"/>
+          <w:lang w:eastAsia="en-IN"/>
+        </w:rPr>
+      </w:pPr>
+    </w:p>
+    <w:p>
+      <w:pPr>
+        <w:shd w:val="clear" w:color="auto" w:fill="121314"/>
+        <w:spacing w:after="0" w:line="285" w:lineRule="atLeast"/>
+        <w:rPr>
+          <w:rFonts w:ascii="Consolas" w:eastAsia="Times New Roman" w:hAnsi="Consolas" w:cs="Times New Roman"/>
+          <w:color w:val="BBBEBF"/>
+          <w:sz w:val="21"/>
+          <w:szCs w:val="21"/>
+          <w:lang w:eastAsia="en-IN"/>
+        </w:rPr>
+      </w:pPr>
+      <w:proofErr w:type="gramStart"/>
+      <w:r>
+        <w:rPr>
+          <w:rFonts w:ascii="Consolas" w:eastAsia="Times New Roman" w:hAnsi="Consolas" w:cs="Times New Roman"/>
+          <w:color w:val="FF7B72"/>
+          <w:sz w:val="21"/>
+          <w:szCs w:val="21"/>
+          <w:lang w:eastAsia="en-IN"/>
+        </w:rPr>
+        <w:t>class</w:t>
+      </w:r>
+      <w:proofErr w:type="gramEnd"/>
+      <w:r>
+        <w:rPr>
+          <w:rFonts w:ascii="Consolas" w:eastAsia="Times New Roman" w:hAnsi="Consolas" w:cs="Times New Roman"/>
+          <w:color w:val="BBBEBF"/>
+          <w:sz w:val="21"/>
+          <w:szCs w:val="21"/>
+          <w:lang w:eastAsia="en-IN"/>
+        </w:rPr>
+        <w:t xml:space="preserve"> </w:t>
+      </w:r>
+      <w:r>
+        <w:rPr>
+          <w:rFonts w:ascii="Consolas" w:eastAsia="Times New Roman" w:hAnsi="Consolas" w:cs="Times New Roman"/>
+          <w:color w:val="4EC9B0"/>
+          <w:sz w:val="21"/>
+          <w:szCs w:val="21"/>
+          <w:lang w:eastAsia="en-IN"/>
+        </w:rPr>
+        <w:t>Solution</w:t>
+      </w:r>
+      <w:r>
+        <w:rPr>
+          <w:rFonts w:ascii="Consolas" w:eastAsia="Times New Roman" w:hAnsi="Consolas" w:cs="Times New Roman"/>
+          <w:color w:val="BBBEBF"/>
+          <w:sz w:val="21"/>
+          <w:szCs w:val="21"/>
+          <w:lang w:eastAsia="en-IN"/>
+        </w:rPr>
+        <w:t>:</w:t>
+      </w:r>
+    </w:p>
+    <w:p>
+      <w:pPr>
+        <w:shd w:val="clear" w:color="auto" w:fill="121314"/>
+        <w:spacing w:after="0" w:line="285" w:lineRule="atLeast"/>
+        <w:rPr>
+          <w:rFonts w:ascii="Consolas" w:eastAsia="Times New Roman" w:hAnsi="Consolas" w:cs="Times New Roman"/>
+          <w:color w:val="BBBEBF"/>
+          <w:sz w:val="21"/>
+          <w:szCs w:val="21"/>
+          <w:lang w:eastAsia="en-IN"/>
+        </w:rPr>
+      </w:pPr>
+      <w:r>
+        <w:rPr>
+          <w:rFonts w:ascii="Consolas" w:eastAsia="Times New Roman" w:hAnsi="Consolas" w:cs="Times New Roman"/>
+          <w:color w:val="BBBEBF"/>
+          <w:sz w:val="21"/>
+          <w:szCs w:val="21"/>
+          <w:lang w:eastAsia="en-IN"/>
+        </w:rPr>
+        <w:t xml:space="preserve">    </w:t>
+      </w:r>
+      <w:proofErr w:type="spellStart"/>
+      <w:proofErr w:type="gramStart"/>
+      <w:r>
+        <w:rPr>
+          <w:rFonts w:ascii="Consolas" w:eastAsia="Times New Roman" w:hAnsi="Consolas" w:cs="Times New Roman"/>
+          <w:color w:val="FF7B72"/>
+          <w:sz w:val="21"/>
+          <w:szCs w:val="21"/>
+          <w:lang w:eastAsia="en-IN"/>
+        </w:rPr>
+        <w:t>def</w:t>
+      </w:r>
+      <w:proofErr w:type="spellEnd"/>
+      <w:proofErr w:type="gramEnd"/>
+      <w:r>
+        <w:rPr>
+          <w:rFonts w:ascii="Consolas" w:eastAsia="Times New Roman" w:hAnsi="Consolas" w:cs="Times New Roman"/>
+          <w:color w:val="BBBEBF"/>
+          <w:sz w:val="21"/>
+          <w:szCs w:val="21"/>
+          <w:lang w:eastAsia="en-IN"/>
+        </w:rPr>
+        <w:t xml:space="preserve"> </w:t>
+      </w:r>
+      <w:r>
+        <w:rPr>
+          <w:rFonts w:ascii="Consolas" w:eastAsia="Times New Roman" w:hAnsi="Consolas" w:cs="Times New Roman"/>
+          <w:color w:val="D2A8FF"/>
+          <w:sz w:val="21"/>
+          <w:szCs w:val="21"/>
+          <w:lang w:eastAsia="en-IN"/>
+        </w:rPr>
+        <w:t>search</w:t>
+      </w:r>
+      <w:r>
+        <w:rPr>
+          <w:rFonts w:ascii="Consolas" w:eastAsia="Times New Roman" w:hAnsi="Consolas" w:cs="Times New Roman"/>
+          <w:color w:val="BBBEBF"/>
+          <w:sz w:val="21"/>
+          <w:szCs w:val="21"/>
+          <w:lang w:eastAsia="en-IN"/>
+        </w:rPr>
+        <w:t>(</w:t>
+      </w:r>
+      <w:r>
+        <w:rPr>
+          <w:rFonts w:ascii="Consolas" w:eastAsia="Times New Roman" w:hAnsi="Consolas" w:cs="Times New Roman"/>
+          <w:color w:val="C9D1D9"/>
+          <w:sz w:val="21"/>
+          <w:szCs w:val="21"/>
+          <w:lang w:eastAsia="en-IN"/>
+        </w:rPr>
+        <w:t>self</w:t>
+      </w:r>
+      <w:r>
+        <w:rPr>
+          <w:rFonts w:ascii="Consolas" w:eastAsia="Times New Roman" w:hAnsi="Consolas" w:cs="Times New Roman"/>
+          <w:color w:val="BBBEBF"/>
+          <w:sz w:val="21"/>
+          <w:szCs w:val="21"/>
+          <w:lang w:eastAsia="en-IN"/>
+        </w:rPr>
+        <w:t xml:space="preserve">, </w:t>
+      </w:r>
+      <w:proofErr w:type="spellStart"/>
+      <w:r>
+        <w:rPr>
+          <w:rFonts w:ascii="Consolas" w:eastAsia="Times New Roman" w:hAnsi="Consolas" w:cs="Times New Roman"/>
+          <w:color w:val="FFA657"/>
+          <w:sz w:val="21"/>
+          <w:szCs w:val="21"/>
+          <w:lang w:eastAsia="en-IN"/>
+        </w:rPr>
+        <w:t>nums</w:t>
+      </w:r>
+      <w:proofErr w:type="spellEnd"/>
+      <w:r>
+        <w:rPr>
+          <w:rFonts w:ascii="Consolas" w:eastAsia="Times New Roman" w:hAnsi="Consolas" w:cs="Times New Roman"/>
+          <w:color w:val="BBBEBF"/>
+          <w:sz w:val="21"/>
+          <w:szCs w:val="21"/>
+          <w:lang w:eastAsia="en-IN"/>
+        </w:rPr>
+        <w:t xml:space="preserve">: </w:t>
+      </w:r>
+      <w:r>
+        <w:rPr>
+          <w:rFonts w:ascii="Consolas" w:eastAsia="Times New Roman" w:hAnsi="Consolas" w:cs="Times New Roman"/>
+          <w:color w:val="4EC9B0"/>
+          <w:sz w:val="21"/>
+          <w:szCs w:val="21"/>
+          <w:lang w:eastAsia="en-IN"/>
+        </w:rPr>
+        <w:t>List</w:t>
+      </w:r>
+      <w:r>
+        <w:rPr>
+          <w:rFonts w:ascii="Consolas" w:eastAsia="Times New Roman" w:hAnsi="Consolas" w:cs="Times New Roman"/>
+          <w:color w:val="BBBEBF"/>
+          <w:sz w:val="21"/>
+          <w:szCs w:val="21"/>
+          <w:lang w:eastAsia="en-IN"/>
+        </w:rPr>
+        <w:t>[</w:t>
+      </w:r>
+      <w:proofErr w:type="spellStart"/>
+      <w:r>
+        <w:rPr>
+          <w:rFonts w:ascii="Consolas" w:eastAsia="Times New Roman" w:hAnsi="Consolas" w:cs="Times New Roman"/>
+          <w:color w:val="4EC9B0"/>
+          <w:sz w:val="21"/>
+          <w:szCs w:val="21"/>
+          <w:lang w:eastAsia="en-IN"/>
+        </w:rPr>
+        <w:t>int</w:t>
+      </w:r>
+      <w:proofErr w:type="spellEnd"/>
+      <w:r>
+        <w:rPr>
+          <w:rFonts w:ascii="Consolas" w:eastAsia="Times New Roman" w:hAnsi="Consolas" w:cs="Times New Roman"/>
+          <w:color w:val="BBBEBF"/>
+          <w:sz w:val="21"/>
+          <w:szCs w:val="21"/>
+          <w:lang w:eastAsia="en-IN"/>
+        </w:rPr>
+        <w:t xml:space="preserve">], </w:t>
+      </w:r>
+      <w:r>
+        <w:rPr>
+          <w:rFonts w:ascii="Consolas" w:eastAsia="Times New Roman" w:hAnsi="Consolas" w:cs="Times New Roman"/>
+          <w:color w:val="FFA657"/>
+          <w:sz w:val="21"/>
+          <w:szCs w:val="21"/>
+          <w:lang w:eastAsia="en-IN"/>
+        </w:rPr>
+        <w:t>target</w:t>
+      </w:r>
+      <w:r>
+        <w:rPr>
+          <w:rFonts w:ascii="Consolas" w:eastAsia="Times New Roman" w:hAnsi="Consolas" w:cs="Times New Roman"/>
+          <w:color w:val="BBBEBF"/>
+          <w:sz w:val="21"/>
+          <w:szCs w:val="21"/>
+          <w:lang w:eastAsia="en-IN"/>
+        </w:rPr>
+        <w:t xml:space="preserve">: </w:t>
+      </w:r>
+      <w:proofErr w:type="spellStart"/>
+      <w:r>
+        <w:rPr>
+          <w:rFonts w:ascii="Consolas" w:eastAsia="Times New Roman" w:hAnsi="Consolas" w:cs="Times New Roman"/>
+          <w:color w:val="4EC9B0"/>
+          <w:sz w:val="21"/>
+          <w:szCs w:val="21"/>
+          <w:lang w:eastAsia="en-IN"/>
+        </w:rPr>
+        <w:t>int</w:t>
+      </w:r>
+      <w:proofErr w:type="spellEnd"/>
+      <w:r>
+        <w:rPr>
+          <w:rFonts w:ascii="Consolas" w:eastAsia="Times New Roman" w:hAnsi="Consolas" w:cs="Times New Roman"/>
+          <w:color w:val="BBBEBF"/>
+          <w:sz w:val="21"/>
+          <w:szCs w:val="21"/>
+          <w:lang w:eastAsia="en-IN"/>
+        </w:rPr>
+        <w:t xml:space="preserve">) -&gt; </w:t>
+      </w:r>
+      <w:r>
+        <w:rPr>
+          <w:rFonts w:ascii="Consolas" w:eastAsia="Times New Roman" w:hAnsi="Consolas" w:cs="Times New Roman"/>
+          <w:color w:val="4EC9B0"/>
+          <w:sz w:val="21"/>
+          <w:szCs w:val="21"/>
+          <w:lang w:eastAsia="en-IN"/>
+        </w:rPr>
+        <w:t>bool</w:t>
+      </w:r>
+      <w:r>
+        <w:rPr>
+          <w:rFonts w:ascii="Consolas" w:eastAsia="Times New Roman" w:hAnsi="Consolas" w:cs="Times New Roman"/>
+          <w:color w:val="BBBEBF"/>
+          <w:sz w:val="21"/>
+          <w:szCs w:val="21"/>
+          <w:lang w:eastAsia="en-IN"/>
+        </w:rPr>
+        <w:t>:</w:t>
+      </w:r>
+    </w:p>
+    <w:p>
+      <w:pPr>
+        <w:shd w:val="clear" w:color="auto" w:fill="121314"/>
+        <w:spacing w:after="0" w:line="285" w:lineRule="atLeast"/>
+        <w:rPr>
+          <w:rFonts w:ascii="Consolas" w:eastAsia="Times New Roman" w:hAnsi="Consolas" w:cs="Times New Roman"/>
+          <w:color w:val="BBBEBF"/>
+          <w:sz w:val="21"/>
+          <w:szCs w:val="21"/>
+          <w:lang w:eastAsia="en-IN"/>
+        </w:rPr>
+      </w:pPr>
+      <w:r>
+        <w:rPr>
+          <w:rFonts w:ascii="Consolas" w:eastAsia="Times New Roman" w:hAnsi="Consolas" w:cs="Times New Roman"/>
+          <w:color w:val="BBBEBF"/>
+          <w:sz w:val="21"/>
+          <w:szCs w:val="21"/>
+          <w:lang w:eastAsia="en-IN"/>
+        </w:rPr>
+        <w:t xml:space="preserve">        </w:t>
+      </w:r>
+      <w:proofErr w:type="spellStart"/>
+      <w:proofErr w:type="gramStart"/>
+      <w:r>
+        <w:rPr>
+          <w:rFonts w:ascii="Consolas" w:eastAsia="Times New Roman" w:hAnsi="Consolas" w:cs="Times New Roman"/>
+          <w:color w:val="C9D1D9"/>
+          <w:sz w:val="21"/>
+          <w:szCs w:val="21"/>
+          <w:lang w:eastAsia="en-IN"/>
+        </w:rPr>
+        <w:t>l</w:t>
+      </w:r>
+      <w:r>
+        <w:rPr>
+          <w:rFonts w:ascii="Consolas" w:eastAsia="Times New Roman" w:hAnsi="Consolas" w:cs="Times New Roman"/>
+          <w:color w:val="BBBEBF"/>
+          <w:sz w:val="21"/>
+          <w:szCs w:val="21"/>
+          <w:lang w:eastAsia="en-IN"/>
+        </w:rPr>
+        <w:t>,</w:t>
+      </w:r>
+      <w:proofErr w:type="gramEnd"/>
+      <w:r>
+        <w:rPr>
+          <w:rFonts w:ascii="Consolas" w:eastAsia="Times New Roman" w:hAnsi="Consolas" w:cs="Times New Roman"/>
+          <w:color w:val="C9D1D9"/>
+          <w:sz w:val="21"/>
+          <w:szCs w:val="21"/>
+          <w:lang w:eastAsia="en-IN"/>
+        </w:rPr>
+        <w:t>r</w:t>
+      </w:r>
+      <w:proofErr w:type="spellEnd"/>
+      <w:r>
+        <w:rPr>
+          <w:rFonts w:ascii="Consolas" w:eastAsia="Times New Roman" w:hAnsi="Consolas" w:cs="Times New Roman"/>
+          <w:color w:val="BBBEBF"/>
+          <w:sz w:val="21"/>
+          <w:szCs w:val="21"/>
+          <w:lang w:eastAsia="en-IN"/>
+        </w:rPr>
+        <w:t xml:space="preserve"> </w:t>
+      </w:r>
+      <w:r>
+        <w:rPr>
+          <w:rFonts w:ascii="Consolas" w:eastAsia="Times New Roman" w:hAnsi="Consolas" w:cs="Times New Roman"/>
+          <w:color w:val="D4D4D4"/>
+          <w:sz w:val="21"/>
+          <w:szCs w:val="21"/>
+          <w:lang w:eastAsia="en-IN"/>
+        </w:rPr>
+        <w:t>=</w:t>
+      </w:r>
+      <w:r>
+        <w:rPr>
+          <w:rFonts w:ascii="Consolas" w:eastAsia="Times New Roman" w:hAnsi="Consolas" w:cs="Times New Roman"/>
+          <w:color w:val="BBBEBF"/>
+          <w:sz w:val="21"/>
+          <w:szCs w:val="21"/>
+          <w:lang w:eastAsia="en-IN"/>
+        </w:rPr>
+        <w:t xml:space="preserve"> </w:t>
+      </w:r>
+      <w:r>
+        <w:rPr>
+          <w:rFonts w:ascii="Consolas" w:eastAsia="Times New Roman" w:hAnsi="Consolas" w:cs="Times New Roman"/>
+          <w:color w:val="B5CEA8"/>
+          <w:sz w:val="21"/>
+          <w:szCs w:val="21"/>
+          <w:lang w:eastAsia="en-IN"/>
+        </w:rPr>
+        <w:t>0</w:t>
+      </w:r>
+      <w:r>
+        <w:rPr>
+          <w:rFonts w:ascii="Consolas" w:eastAsia="Times New Roman" w:hAnsi="Consolas" w:cs="Times New Roman"/>
+          <w:color w:val="BBBEBF"/>
+          <w:sz w:val="21"/>
+          <w:szCs w:val="21"/>
+          <w:lang w:eastAsia="en-IN"/>
+        </w:rPr>
+        <w:t>,</w:t>
+      </w:r>
+      <w:r>
+        <w:rPr>
+          <w:rFonts w:ascii="Consolas" w:eastAsia="Times New Roman" w:hAnsi="Consolas" w:cs="Times New Roman"/>
+          <w:color w:val="D2A8FF"/>
+          <w:sz w:val="21"/>
+          <w:szCs w:val="21"/>
+          <w:lang w:eastAsia="en-IN"/>
+        </w:rPr>
+        <w:t>len</w:t>
+      </w:r>
+      <w:r>
+        <w:rPr>
+          <w:rFonts w:ascii="Consolas" w:eastAsia="Times New Roman" w:hAnsi="Consolas" w:cs="Times New Roman"/>
+          <w:color w:val="BBBEBF"/>
+          <w:sz w:val="21"/>
+          <w:szCs w:val="21"/>
+          <w:lang w:eastAsia="en-IN"/>
+        </w:rPr>
+        <w:t>(</w:t>
+      </w:r>
+      <w:proofErr w:type="spellStart"/>
+      <w:r>
+        <w:rPr>
+          <w:rFonts w:ascii="Consolas" w:eastAsia="Times New Roman" w:hAnsi="Consolas" w:cs="Times New Roman"/>
+          <w:color w:val="FFA657"/>
+          <w:sz w:val="21"/>
+          <w:szCs w:val="21"/>
+          <w:lang w:eastAsia="en-IN"/>
+        </w:rPr>
+        <w:t>nums</w:t>
+      </w:r>
+      <w:proofErr w:type="spellEnd"/>
+      <w:r>
+        <w:rPr>
+          <w:rFonts w:ascii="Consolas" w:eastAsia="Times New Roman" w:hAnsi="Consolas" w:cs="Times New Roman"/>
+          <w:color w:val="BBBEBF"/>
+          <w:sz w:val="21"/>
+          <w:szCs w:val="21"/>
+          <w:lang w:eastAsia="en-IN"/>
+        </w:rPr>
+        <w:t>)</w:t>
+      </w:r>
+      <w:r>
+        <w:rPr>
+          <w:rFonts w:ascii="Consolas" w:eastAsia="Times New Roman" w:hAnsi="Consolas" w:cs="Times New Roman"/>
+          <w:color w:val="D4D4D4"/>
+          <w:sz w:val="21"/>
+          <w:szCs w:val="21"/>
+          <w:lang w:eastAsia="en-IN"/>
+        </w:rPr>
+        <w:t>-</w:t>
+      </w:r>
+      <w:r>
+        <w:rPr>
+          <w:rFonts w:ascii="Consolas" w:eastAsia="Times New Roman" w:hAnsi="Consolas" w:cs="Times New Roman"/>
+          <w:color w:val="B5CEA8"/>
+          <w:sz w:val="21"/>
+          <w:szCs w:val="21"/>
+          <w:lang w:eastAsia="en-IN"/>
+        </w:rPr>
+        <w:t>1</w:t>
+      </w:r>
+    </w:p>
+    <w:p>
+      <w:pPr>
+        <w:shd w:val="clear" w:color="auto" w:fill="121314"/>
+        <w:spacing w:after="0" w:line="285" w:lineRule="atLeast"/>
+        <w:rPr>
+          <w:rFonts w:ascii="Consolas" w:eastAsia="Times New Roman" w:hAnsi="Consolas" w:cs="Times New Roman"/>
+          <w:color w:val="BBBEBF"/>
+          <w:sz w:val="21"/>
+          <w:szCs w:val="21"/>
+          <w:lang w:eastAsia="en-IN"/>
+        </w:rPr>
+      </w:pPr>
+      <w:r>
+        <w:rPr>
+          <w:rFonts w:ascii="Consolas" w:eastAsia="Times New Roman" w:hAnsi="Consolas" w:cs="Times New Roman"/>
+          <w:color w:val="BBBEBF"/>
+          <w:sz w:val="21"/>
+          <w:szCs w:val="21"/>
+          <w:lang w:eastAsia="en-IN"/>
+        </w:rPr>
+        <w:t xml:space="preserve">        </w:t>
+      </w:r>
+      <w:proofErr w:type="gramStart"/>
+      <w:r>
+        <w:rPr>
+          <w:rFonts w:ascii="Consolas" w:eastAsia="Times New Roman" w:hAnsi="Consolas" w:cs="Times New Roman"/>
+          <w:color w:val="C586C0"/>
+          <w:sz w:val="21"/>
+          <w:szCs w:val="21"/>
+          <w:lang w:eastAsia="en-IN"/>
+        </w:rPr>
+        <w:t>while</w:t>
+      </w:r>
+      <w:proofErr w:type="gramEnd"/>
+      <w:r>
+        <w:rPr>
+          <w:rFonts w:ascii="Consolas" w:eastAsia="Times New Roman" w:hAnsi="Consolas" w:cs="Times New Roman"/>
+          <w:color w:val="BBBEBF"/>
+          <w:sz w:val="21"/>
+          <w:szCs w:val="21"/>
+          <w:lang w:eastAsia="en-IN"/>
+        </w:rPr>
+        <w:t xml:space="preserve"> </w:t>
+      </w:r>
+      <w:r>
+        <w:rPr>
+          <w:rFonts w:ascii="Consolas" w:eastAsia="Times New Roman" w:hAnsi="Consolas" w:cs="Times New Roman"/>
+          <w:color w:val="C9D1D9"/>
+          <w:sz w:val="21"/>
+          <w:szCs w:val="21"/>
+          <w:lang w:eastAsia="en-IN"/>
+        </w:rPr>
+        <w:t>l</w:t>
+      </w:r>
+      <w:r>
+        <w:rPr>
+          <w:rFonts w:ascii="Consolas" w:eastAsia="Times New Roman" w:hAnsi="Consolas" w:cs="Times New Roman"/>
+          <w:color w:val="D4D4D4"/>
+          <w:sz w:val="21"/>
+          <w:szCs w:val="21"/>
+          <w:lang w:eastAsia="en-IN"/>
+        </w:rPr>
+        <w:t>&lt;=</w:t>
+      </w:r>
+      <w:r>
+        <w:rPr>
+          <w:rFonts w:ascii="Consolas" w:eastAsia="Times New Roman" w:hAnsi="Consolas" w:cs="Times New Roman"/>
+          <w:color w:val="C9D1D9"/>
+          <w:sz w:val="21"/>
+          <w:szCs w:val="21"/>
+          <w:lang w:eastAsia="en-IN"/>
+        </w:rPr>
+        <w:t>r</w:t>
+      </w:r>
+      <w:r>
+        <w:rPr>
+          <w:rFonts w:ascii="Consolas" w:eastAsia="Times New Roman" w:hAnsi="Consolas" w:cs="Times New Roman"/>
+          <w:color w:val="BBBEBF"/>
+          <w:sz w:val="21"/>
+          <w:szCs w:val="21"/>
+          <w:lang w:eastAsia="en-IN"/>
+        </w:rPr>
+        <w:t>:</w:t>
+      </w:r>
+    </w:p>
+    <w:p>
+      <w:pPr>
+        <w:shd w:val="clear" w:color="auto" w:fill="121314"/>
+        <w:spacing w:after="0" w:line="285" w:lineRule="atLeast"/>
+        <w:rPr>
+          <w:rFonts w:ascii="Consolas" w:eastAsia="Times New Roman" w:hAnsi="Consolas" w:cs="Times New Roman"/>
+          <w:color w:val="BBBEBF"/>
+          <w:sz w:val="21"/>
+          <w:szCs w:val="21"/>
+          <w:lang w:eastAsia="en-IN"/>
+        </w:rPr>
+      </w:pPr>
+      <w:r>
+        <w:rPr>
+          <w:rFonts w:ascii="Consolas" w:eastAsia="Times New Roman" w:hAnsi="Consolas" w:cs="Times New Roman"/>
+          <w:color w:val="BBBEBF"/>
+          <w:sz w:val="21"/>
+          <w:szCs w:val="21"/>
+          <w:lang w:eastAsia="en-IN"/>
+        </w:rPr>
+        <w:t xml:space="preserve">            </w:t>
+      </w:r>
+      <w:proofErr w:type="gramStart"/>
+      <w:r>
+        <w:rPr>
+          <w:rFonts w:ascii="Consolas" w:eastAsia="Times New Roman" w:hAnsi="Consolas" w:cs="Times New Roman"/>
+          <w:color w:val="C9D1D9"/>
+          <w:sz w:val="21"/>
+          <w:szCs w:val="21"/>
+          <w:lang w:eastAsia="en-IN"/>
+        </w:rPr>
+        <w:t>mid</w:t>
+      </w:r>
+      <w:proofErr w:type="gramEnd"/>
+      <w:r>
+        <w:rPr>
+          <w:rFonts w:ascii="Consolas" w:eastAsia="Times New Roman" w:hAnsi="Consolas" w:cs="Times New Roman"/>
+          <w:color w:val="BBBEBF"/>
+          <w:sz w:val="21"/>
+          <w:szCs w:val="21"/>
+          <w:lang w:eastAsia="en-IN"/>
+        </w:rPr>
+        <w:t xml:space="preserve"> </w:t>
+      </w:r>
+      <w:r>
+        <w:rPr>
+          <w:rFonts w:ascii="Consolas" w:eastAsia="Times New Roman" w:hAnsi="Consolas" w:cs="Times New Roman"/>
+          <w:color w:val="D4D4D4"/>
+          <w:sz w:val="21"/>
+          <w:szCs w:val="21"/>
+          <w:lang w:eastAsia="en-IN"/>
+        </w:rPr>
+        <w:t>=</w:t>
+      </w:r>
+      <w:r>
+        <w:rPr>
+          <w:rFonts w:ascii="Consolas" w:eastAsia="Times New Roman" w:hAnsi="Consolas" w:cs="Times New Roman"/>
+          <w:color w:val="BBBEBF"/>
+          <w:sz w:val="21"/>
+          <w:szCs w:val="21"/>
+          <w:lang w:eastAsia="en-IN"/>
+        </w:rPr>
+        <w:t xml:space="preserve"> (</w:t>
+      </w:r>
+      <w:proofErr w:type="spellStart"/>
+      <w:r>
+        <w:rPr>
+          <w:rFonts w:ascii="Consolas" w:eastAsia="Times New Roman" w:hAnsi="Consolas" w:cs="Times New Roman"/>
+          <w:color w:val="C9D1D9"/>
+          <w:sz w:val="21"/>
+          <w:szCs w:val="21"/>
+          <w:lang w:eastAsia="en-IN"/>
+        </w:rPr>
+        <w:t>l</w:t>
+      </w:r>
+      <w:r>
+        <w:rPr>
+          <w:rFonts w:ascii="Consolas" w:eastAsia="Times New Roman" w:hAnsi="Consolas" w:cs="Times New Roman"/>
+          <w:color w:val="D4D4D4"/>
+          <w:sz w:val="21"/>
+          <w:szCs w:val="21"/>
+          <w:lang w:eastAsia="en-IN"/>
+        </w:rPr>
+        <w:t>+</w:t>
+      </w:r>
+      <w:r>
+        <w:rPr>
+          <w:rFonts w:ascii="Consolas" w:eastAsia="Times New Roman" w:hAnsi="Consolas" w:cs="Times New Roman"/>
+          <w:color w:val="C9D1D9"/>
+          <w:sz w:val="21"/>
+          <w:szCs w:val="21"/>
+          <w:lang w:eastAsia="en-IN"/>
+        </w:rPr>
+        <w:t>r</w:t>
+      </w:r>
+      <w:proofErr w:type="spellEnd"/>
+      <w:r>
+        <w:rPr>
+          <w:rFonts w:ascii="Consolas" w:eastAsia="Times New Roman" w:hAnsi="Consolas" w:cs="Times New Roman"/>
+          <w:color w:val="BBBEBF"/>
+          <w:sz w:val="21"/>
+          <w:szCs w:val="21"/>
+          <w:lang w:eastAsia="en-IN"/>
+        </w:rPr>
+        <w:t>)</w:t>
+      </w:r>
+      <w:r>
+        <w:rPr>
+          <w:rFonts w:ascii="Consolas" w:eastAsia="Times New Roman" w:hAnsi="Consolas" w:cs="Times New Roman"/>
+          <w:color w:val="D4D4D4"/>
+          <w:sz w:val="21"/>
+          <w:szCs w:val="21"/>
+          <w:lang w:eastAsia="en-IN"/>
+        </w:rPr>
+        <w:t>//</w:t>
+      </w:r>
+      <w:r>
+        <w:rPr>
+          <w:rFonts w:ascii="Consolas" w:eastAsia="Times New Roman" w:hAnsi="Consolas" w:cs="Times New Roman"/>
+          <w:color w:val="B5CEA8"/>
+          <w:sz w:val="21"/>
+          <w:szCs w:val="21"/>
+          <w:lang w:eastAsia="en-IN"/>
+        </w:rPr>
+        <w:t>2</w:t>
+      </w:r>
+    </w:p>
+    <w:p>
+      <w:pPr>
+        <w:shd w:val="clear" w:color="auto" w:fill="121314"/>
+        <w:spacing w:after="0" w:line="285" w:lineRule="atLeast"/>
+        <w:rPr>
+          <w:rFonts w:ascii="Consolas" w:eastAsia="Times New Roman" w:hAnsi="Consolas" w:cs="Times New Roman"/>
+          <w:color w:val="BBBEBF"/>
+          <w:sz w:val="21"/>
+          <w:szCs w:val="21"/>
+          <w:lang w:eastAsia="en-IN"/>
+        </w:rPr>
+      </w:pPr>
+      <w:r>
+        <w:rPr>
+          <w:rFonts w:ascii="Consolas" w:eastAsia="Times New Roman" w:hAnsi="Consolas" w:cs="Times New Roman"/>
+          <w:color w:val="BBBEBF"/>
+          <w:sz w:val="21"/>
+          <w:szCs w:val="21"/>
+          <w:lang w:eastAsia="en-IN"/>
+        </w:rPr>
+        <w:t xml:space="preserve">            </w:t>
+      </w:r>
+      <w:proofErr w:type="gramStart"/>
+      <w:r>
+        <w:rPr>
+          <w:rFonts w:ascii="Consolas" w:eastAsia="Times New Roman" w:hAnsi="Consolas" w:cs="Times New Roman"/>
+          <w:color w:val="C586C0"/>
+          <w:sz w:val="21"/>
+          <w:szCs w:val="21"/>
+          <w:lang w:eastAsia="en-IN"/>
+        </w:rPr>
+        <w:t>if</w:t>
+      </w:r>
+      <w:proofErr w:type="gramEnd"/>
+      <w:r>
+        <w:rPr>
+          <w:rFonts w:ascii="Consolas" w:eastAsia="Times New Roman" w:hAnsi="Consolas" w:cs="Times New Roman"/>
+          <w:color w:val="BBBEBF"/>
+          <w:sz w:val="21"/>
+          <w:szCs w:val="21"/>
+          <w:lang w:eastAsia="en-IN"/>
+        </w:rPr>
+        <w:t xml:space="preserve"> </w:t>
+      </w:r>
+      <w:proofErr w:type="spellStart"/>
+      <w:r>
+        <w:rPr>
+          <w:rFonts w:ascii="Consolas" w:eastAsia="Times New Roman" w:hAnsi="Consolas" w:cs="Times New Roman"/>
+          <w:color w:val="FFA657"/>
+          <w:sz w:val="21"/>
+          <w:szCs w:val="21"/>
+          <w:lang w:eastAsia="en-IN"/>
+        </w:rPr>
+        <w:t>nums</w:t>
+      </w:r>
+      <w:proofErr w:type="spellEnd"/>
+      <w:r>
+        <w:rPr>
+          <w:rFonts w:ascii="Consolas" w:eastAsia="Times New Roman" w:hAnsi="Consolas" w:cs="Times New Roman"/>
+          <w:color w:val="BBBEBF"/>
+          <w:sz w:val="21"/>
+          <w:szCs w:val="21"/>
+          <w:lang w:eastAsia="en-IN"/>
+        </w:rPr>
+        <w:t>[</w:t>
+      </w:r>
+      <w:r>
+        <w:rPr>
+          <w:rFonts w:ascii="Consolas" w:eastAsia="Times New Roman" w:hAnsi="Consolas" w:cs="Times New Roman"/>
+          <w:color w:val="C9D1D9"/>
+          <w:sz w:val="21"/>
+          <w:szCs w:val="21"/>
+          <w:lang w:eastAsia="en-IN"/>
+        </w:rPr>
+        <w:t>mid</w:t>
+      </w:r>
+      <w:r>
+        <w:rPr>
+          <w:rFonts w:ascii="Consolas" w:eastAsia="Times New Roman" w:hAnsi="Consolas" w:cs="Times New Roman"/>
+          <w:color w:val="BBBEBF"/>
+          <w:sz w:val="21"/>
+          <w:szCs w:val="21"/>
+          <w:lang w:eastAsia="en-IN"/>
+        </w:rPr>
+        <w:t>]</w:t>
+      </w:r>
+      <w:r>
+        <w:rPr>
+          <w:rFonts w:ascii="Consolas" w:eastAsia="Times New Roman" w:hAnsi="Consolas" w:cs="Times New Roman"/>
+          <w:color w:val="D4D4D4"/>
+          <w:sz w:val="21"/>
+          <w:szCs w:val="21"/>
+          <w:lang w:eastAsia="en-IN"/>
+        </w:rPr>
+        <w:t>==</w:t>
+      </w:r>
+      <w:r>
+        <w:rPr>
+          <w:rFonts w:ascii="Consolas" w:eastAsia="Times New Roman" w:hAnsi="Consolas" w:cs="Times New Roman"/>
+          <w:color w:val="FFA657"/>
+          <w:sz w:val="21"/>
+          <w:szCs w:val="21"/>
+          <w:lang w:eastAsia="en-IN"/>
+        </w:rPr>
+        <w:t>target</w:t>
+      </w:r>
+      <w:r>
+        <w:rPr>
+          <w:rFonts w:ascii="Consolas" w:eastAsia="Times New Roman" w:hAnsi="Consolas" w:cs="Times New Roman"/>
+          <w:color w:val="BBBEBF"/>
+          <w:sz w:val="21"/>
+          <w:szCs w:val="21"/>
+          <w:lang w:eastAsia="en-IN"/>
+        </w:rPr>
+        <w:t>:</w:t>
+      </w:r>
+    </w:p>
+    <w:p>
+      <w:pPr>
+        <w:shd w:val="clear" w:color="auto" w:fill="121314"/>
+        <w:spacing w:after="0" w:line="285" w:lineRule="atLeast"/>
+        <w:rPr>
+          <w:rFonts w:ascii="Consolas" w:eastAsia="Times New Roman" w:hAnsi="Consolas" w:cs="Times New Roman"/>
+          <w:color w:val="BBBEBF"/>
+          <w:sz w:val="21"/>
+          <w:szCs w:val="21"/>
+          <w:lang w:eastAsia="en-IN"/>
+        </w:rPr>
+      </w:pPr>
+      <w:r>
+        <w:rPr>
+          <w:rFonts w:ascii="Consolas" w:eastAsia="Times New Roman" w:hAnsi="Consolas" w:cs="Times New Roman"/>
+          <w:color w:val="BBBEBF"/>
+          <w:sz w:val="21"/>
+          <w:szCs w:val="21"/>
+          <w:lang w:eastAsia="en-IN"/>
+        </w:rPr>
+        <w:t xml:space="preserve">                </w:t>
+      </w:r>
+      <w:proofErr w:type="gramStart"/>
+      <w:r>
+        <w:rPr>
+          <w:rFonts w:ascii="Consolas" w:eastAsia="Times New Roman" w:hAnsi="Consolas" w:cs="Times New Roman"/>
+          <w:color w:val="C586C0"/>
+          <w:sz w:val="21"/>
+          <w:szCs w:val="21"/>
+          <w:lang w:eastAsia="en-IN"/>
+        </w:rPr>
+        <w:t>return</w:t>
+      </w:r>
+      <w:proofErr w:type="gramEnd"/>
+      <w:r>
+        <w:rPr>
+          <w:rFonts w:ascii="Consolas" w:eastAsia="Times New Roman" w:hAnsi="Consolas" w:cs="Times New Roman"/>
+          <w:color w:val="BBBEBF"/>
+          <w:sz w:val="21"/>
+          <w:szCs w:val="21"/>
+          <w:lang w:eastAsia="en-IN"/>
+        </w:rPr>
+        <w:t xml:space="preserve"> </w:t>
+      </w:r>
+      <w:r>
+        <w:rPr>
+          <w:rFonts w:ascii="Consolas" w:eastAsia="Times New Roman" w:hAnsi="Consolas" w:cs="Times New Roman"/>
+          <w:color w:val="569CD6"/>
+          <w:sz w:val="21"/>
+          <w:szCs w:val="21"/>
+          <w:lang w:eastAsia="en-IN"/>
+        </w:rPr>
+        <w:t>True</w:t>
+      </w:r>
+    </w:p>
+    <w:p>
+      <w:pPr>
+        <w:shd w:val="clear" w:color="auto" w:fill="121314"/>
+        <w:spacing w:after="0" w:line="285" w:lineRule="atLeast"/>
+        <w:rPr>
+          <w:rFonts w:ascii="Consolas" w:eastAsia="Times New Roman" w:hAnsi="Consolas" w:cs="Times New Roman"/>
+          <w:color w:val="BBBEBF"/>
+          <w:sz w:val="21"/>
+          <w:szCs w:val="21"/>
+          <w:lang w:eastAsia="en-IN"/>
+        </w:rPr>
+      </w:pPr>
+      <w:r>
+        <w:rPr>
+          <w:rFonts w:ascii="Consolas" w:eastAsia="Times New Roman" w:hAnsi="Consolas" w:cs="Times New Roman"/>
+          <w:color w:val="BBBEBF"/>
+          <w:sz w:val="21"/>
+          <w:szCs w:val="21"/>
+          <w:lang w:eastAsia="en-IN"/>
+        </w:rPr>
+        <w:t xml:space="preserve">            </w:t>
+      </w:r>
+      <w:proofErr w:type="gramStart"/>
+      <w:r>
+        <w:rPr>
+          <w:rFonts w:ascii="Consolas" w:eastAsia="Times New Roman" w:hAnsi="Consolas" w:cs="Times New Roman"/>
+          <w:color w:val="C586C0"/>
+          <w:sz w:val="21"/>
+          <w:szCs w:val="21"/>
+          <w:lang w:eastAsia="en-IN"/>
+        </w:rPr>
+        <w:t>if</w:t>
+      </w:r>
+      <w:proofErr w:type="gramEnd"/>
+      <w:r>
+        <w:rPr>
+          <w:rFonts w:ascii="Consolas" w:eastAsia="Times New Roman" w:hAnsi="Consolas" w:cs="Times New Roman"/>
+          <w:color w:val="BBBEBF"/>
+          <w:sz w:val="21"/>
+          <w:szCs w:val="21"/>
+          <w:lang w:eastAsia="en-IN"/>
+        </w:rPr>
+        <w:t xml:space="preserve"> </w:t>
+      </w:r>
+      <w:proofErr w:type="spellStart"/>
+      <w:r>
+        <w:rPr>
+          <w:rFonts w:ascii="Consolas" w:eastAsia="Times New Roman" w:hAnsi="Consolas" w:cs="Times New Roman"/>
+          <w:color w:val="FFA657"/>
+          <w:sz w:val="21"/>
+          <w:szCs w:val="21"/>
+          <w:lang w:eastAsia="en-IN"/>
+        </w:rPr>
+        <w:t>nums</w:t>
+      </w:r>
+      <w:proofErr w:type="spellEnd"/>
+      <w:r>
+        <w:rPr>
+          <w:rFonts w:ascii="Consolas" w:eastAsia="Times New Roman" w:hAnsi="Consolas" w:cs="Times New Roman"/>
+          <w:color w:val="BBBEBF"/>
+          <w:sz w:val="21"/>
+          <w:szCs w:val="21"/>
+          <w:lang w:eastAsia="en-IN"/>
+        </w:rPr>
+        <w:t>[</w:t>
+      </w:r>
+      <w:r>
+        <w:rPr>
+          <w:rFonts w:ascii="Consolas" w:eastAsia="Times New Roman" w:hAnsi="Consolas" w:cs="Times New Roman"/>
+          <w:color w:val="C9D1D9"/>
+          <w:sz w:val="21"/>
+          <w:szCs w:val="21"/>
+          <w:lang w:eastAsia="en-IN"/>
+        </w:rPr>
+        <w:t>l</w:t>
+      </w:r>
+      <w:r>
+        <w:rPr>
+          <w:rFonts w:ascii="Consolas" w:eastAsia="Times New Roman" w:hAnsi="Consolas" w:cs="Times New Roman"/>
+          <w:color w:val="BBBEBF"/>
+          <w:sz w:val="21"/>
+          <w:szCs w:val="21"/>
+          <w:lang w:eastAsia="en-IN"/>
+        </w:rPr>
+        <w:t>]</w:t>
+      </w:r>
+      <w:r>
+        <w:rPr>
+          <w:rFonts w:ascii="Consolas" w:eastAsia="Times New Roman" w:hAnsi="Consolas" w:cs="Times New Roman"/>
+          <w:color w:val="D4D4D4"/>
+          <w:sz w:val="21"/>
+          <w:szCs w:val="21"/>
+          <w:lang w:eastAsia="en-IN"/>
+        </w:rPr>
+        <w:t>==</w:t>
+      </w:r>
+      <w:proofErr w:type="spellStart"/>
+      <w:r>
+        <w:rPr>
+          <w:rFonts w:ascii="Consolas" w:eastAsia="Times New Roman" w:hAnsi="Consolas" w:cs="Times New Roman"/>
+          <w:color w:val="FFA657"/>
+          <w:sz w:val="21"/>
+          <w:szCs w:val="21"/>
+          <w:lang w:eastAsia="en-IN"/>
+        </w:rPr>
+        <w:t>nums</w:t>
+      </w:r>
+      <w:proofErr w:type="spellEnd"/>
+      <w:r>
+        <w:rPr>
+          <w:rFonts w:ascii="Consolas" w:eastAsia="Times New Roman" w:hAnsi="Consolas" w:cs="Times New Roman"/>
+          <w:color w:val="BBBEBF"/>
+          <w:sz w:val="21"/>
+          <w:szCs w:val="21"/>
+          <w:lang w:eastAsia="en-IN"/>
+        </w:rPr>
+        <w:t>[</w:t>
+      </w:r>
+      <w:r>
+        <w:rPr>
+          <w:rFonts w:ascii="Consolas" w:eastAsia="Times New Roman" w:hAnsi="Consolas" w:cs="Times New Roman"/>
+          <w:color w:val="C9D1D9"/>
+          <w:sz w:val="21"/>
+          <w:szCs w:val="21"/>
+          <w:lang w:eastAsia="en-IN"/>
+        </w:rPr>
+        <w:t>mid</w:t>
+      </w:r>
+      <w:r>
+        <w:rPr>
+          <w:rFonts w:ascii="Consolas" w:eastAsia="Times New Roman" w:hAnsi="Consolas" w:cs="Times New Roman"/>
+          <w:color w:val="BBBEBF"/>
+          <w:sz w:val="21"/>
+          <w:szCs w:val="21"/>
+          <w:lang w:eastAsia="en-IN"/>
+        </w:rPr>
+        <w:t xml:space="preserve">] </w:t>
+      </w:r>
+      <w:r>
+        <w:rPr>
+          <w:rFonts w:ascii="Consolas" w:eastAsia="Times New Roman" w:hAnsi="Consolas" w:cs="Times New Roman"/>
+          <w:color w:val="569CD6"/>
+          <w:sz w:val="21"/>
+          <w:szCs w:val="21"/>
+          <w:lang w:eastAsia="en-IN"/>
+        </w:rPr>
+        <w:t>and</w:t>
+      </w:r>
+      <w:r>
+        <w:rPr>
+          <w:rFonts w:ascii="Consolas" w:eastAsia="Times New Roman" w:hAnsi="Consolas" w:cs="Times New Roman"/>
+          <w:color w:val="BBBEBF"/>
+          <w:sz w:val="21"/>
+          <w:szCs w:val="21"/>
+          <w:lang w:eastAsia="en-IN"/>
+        </w:rPr>
+        <w:t xml:space="preserve"> </w:t>
+      </w:r>
+      <w:proofErr w:type="spellStart"/>
+      <w:r>
+        <w:rPr>
+          <w:rFonts w:ascii="Consolas" w:eastAsia="Times New Roman" w:hAnsi="Consolas" w:cs="Times New Roman"/>
+          <w:color w:val="FFA657"/>
+          <w:sz w:val="21"/>
+          <w:szCs w:val="21"/>
+          <w:lang w:eastAsia="en-IN"/>
+        </w:rPr>
+        <w:t>nums</w:t>
+      </w:r>
+      <w:proofErr w:type="spellEnd"/>
+      <w:r>
+        <w:rPr>
+          <w:rFonts w:ascii="Consolas" w:eastAsia="Times New Roman" w:hAnsi="Consolas" w:cs="Times New Roman"/>
+          <w:color w:val="BBBEBF"/>
+          <w:sz w:val="21"/>
+          <w:szCs w:val="21"/>
+          <w:lang w:eastAsia="en-IN"/>
+        </w:rPr>
+        <w:t>[</w:t>
+      </w:r>
+      <w:r>
+        <w:rPr>
+          <w:rFonts w:ascii="Consolas" w:eastAsia="Times New Roman" w:hAnsi="Consolas" w:cs="Times New Roman"/>
+          <w:color w:val="C9D1D9"/>
+          <w:sz w:val="21"/>
+          <w:szCs w:val="21"/>
+          <w:lang w:eastAsia="en-IN"/>
+        </w:rPr>
+        <w:t>mid</w:t>
+      </w:r>
+      <w:r>
+        <w:rPr>
+          <w:rFonts w:ascii="Consolas" w:eastAsia="Times New Roman" w:hAnsi="Consolas" w:cs="Times New Roman"/>
+          <w:color w:val="BBBEBF"/>
+          <w:sz w:val="21"/>
+          <w:szCs w:val="21"/>
+          <w:lang w:eastAsia="en-IN"/>
+        </w:rPr>
+        <w:t>]</w:t>
+      </w:r>
+      <w:r>
+        <w:rPr>
+          <w:rFonts w:ascii="Consolas" w:eastAsia="Times New Roman" w:hAnsi="Consolas" w:cs="Times New Roman"/>
+          <w:color w:val="D4D4D4"/>
+          <w:sz w:val="21"/>
+          <w:szCs w:val="21"/>
+          <w:lang w:eastAsia="en-IN"/>
+        </w:rPr>
+        <w:t>==</w:t>
+      </w:r>
+      <w:proofErr w:type="spellStart"/>
+      <w:r>
+        <w:rPr>
+          <w:rFonts w:ascii="Consolas" w:eastAsia="Times New Roman" w:hAnsi="Consolas" w:cs="Times New Roman"/>
+          <w:color w:val="FFA657"/>
+          <w:sz w:val="21"/>
+          <w:szCs w:val="21"/>
+          <w:lang w:eastAsia="en-IN"/>
+        </w:rPr>
+        <w:t>nums</w:t>
+      </w:r>
+      <w:proofErr w:type="spellEnd"/>
+      <w:r>
+        <w:rPr>
+          <w:rFonts w:ascii="Consolas" w:eastAsia="Times New Roman" w:hAnsi="Consolas" w:cs="Times New Roman"/>
+          <w:color w:val="BBBEBF"/>
+          <w:sz w:val="21"/>
+          <w:szCs w:val="21"/>
+          <w:lang w:eastAsia="en-IN"/>
+        </w:rPr>
+        <w:t>[</w:t>
+      </w:r>
+      <w:r>
+        <w:rPr>
+          <w:rFonts w:ascii="Consolas" w:eastAsia="Times New Roman" w:hAnsi="Consolas" w:cs="Times New Roman"/>
+          <w:color w:val="C9D1D9"/>
+          <w:sz w:val="21"/>
+          <w:szCs w:val="21"/>
+          <w:lang w:eastAsia="en-IN"/>
+        </w:rPr>
+        <w:t>r</w:t>
+      </w:r>
+      <w:r>
+        <w:rPr>
+          <w:rFonts w:ascii="Consolas" w:eastAsia="Times New Roman" w:hAnsi="Consolas" w:cs="Times New Roman"/>
+          <w:color w:val="BBBEBF"/>
+          <w:sz w:val="21"/>
+          <w:szCs w:val="21"/>
+          <w:lang w:eastAsia="en-IN"/>
+        </w:rPr>
+        <w:t>]:  </w:t>
+      </w:r>
+      <w:r>
+        <w:rPr>
+          <w:rFonts w:ascii="Consolas" w:eastAsia="Times New Roman" w:hAnsi="Consolas" w:cs="Times New Roman"/>
+          <w:color w:val="8B949E"/>
+          <w:sz w:val="21"/>
+          <w:szCs w:val="21"/>
+          <w:lang w:eastAsia="en-IN"/>
+        </w:rPr>
+        <w:t>#Just an extra condition</w:t>
+      </w:r>
+    </w:p>
+    <w:p>
+      <w:pPr>
+        <w:shd w:val="clear" w:color="auto" w:fill="121314"/>
+        <w:spacing w:after="0" w:line="285" w:lineRule="atLeast"/>
+        <w:rPr>
+          <w:rFonts w:ascii="Consolas" w:eastAsia="Times New Roman" w:hAnsi="Consolas" w:cs="Times New Roman"/>
+          <w:color w:val="BBBEBF"/>
+          <w:sz w:val="21"/>
+          <w:szCs w:val="21"/>
+          <w:lang w:eastAsia="en-IN"/>
+        </w:rPr>
+      </w:pPr>
+      <w:r>
+        <w:rPr>
+          <w:rFonts w:ascii="Consolas" w:eastAsia="Times New Roman" w:hAnsi="Consolas" w:cs="Times New Roman"/>
+          <w:color w:val="BBBEBF"/>
+          <w:sz w:val="21"/>
+          <w:szCs w:val="21"/>
+          <w:lang w:eastAsia="en-IN"/>
+        </w:rPr>
+        <w:t xml:space="preserve">                </w:t>
+      </w:r>
+      <w:r>
+        <w:rPr>
+          <w:rFonts w:ascii="Consolas" w:eastAsia="Times New Roman" w:hAnsi="Consolas" w:cs="Times New Roman"/>
+          <w:color w:val="C9D1D9"/>
+          <w:sz w:val="21"/>
+          <w:szCs w:val="21"/>
+          <w:lang w:eastAsia="en-IN"/>
+        </w:rPr>
+        <w:t>l</w:t>
+      </w:r>
+      <w:r>
+        <w:rPr>
+          <w:rFonts w:ascii="Consolas" w:eastAsia="Times New Roman" w:hAnsi="Consolas" w:cs="Times New Roman"/>
+          <w:color w:val="D4D4D4"/>
+          <w:sz w:val="21"/>
+          <w:szCs w:val="21"/>
+          <w:lang w:eastAsia="en-IN"/>
+        </w:rPr>
+        <w:t>+=</w:t>
+      </w:r>
+      <w:r>
+        <w:rPr>
+          <w:rFonts w:ascii="Consolas" w:eastAsia="Times New Roman" w:hAnsi="Consolas" w:cs="Times New Roman"/>
+          <w:color w:val="B5CEA8"/>
+          <w:sz w:val="21"/>
+          <w:szCs w:val="21"/>
+          <w:lang w:eastAsia="en-IN"/>
+        </w:rPr>
+        <w:t>1</w:t>
+      </w:r>
+    </w:p>
+    <w:p>
+      <w:pPr>
+        <w:shd w:val="clear" w:color="auto" w:fill="121314"/>
+        <w:spacing w:after="0" w:line="285" w:lineRule="atLeast"/>
+        <w:rPr>
+          <w:rFonts w:ascii="Consolas" w:eastAsia="Times New Roman" w:hAnsi="Consolas" w:cs="Times New Roman"/>
+          <w:color w:val="BBBEBF"/>
+          <w:sz w:val="21"/>
+          <w:szCs w:val="21"/>
+          <w:lang w:eastAsia="en-IN"/>
+        </w:rPr>
+      </w:pPr>
+      <w:r>
+        <w:rPr>
+          <w:rFonts w:ascii="Consolas" w:eastAsia="Times New Roman" w:hAnsi="Consolas" w:cs="Times New Roman"/>
+          <w:color w:val="BBBEBF"/>
+          <w:sz w:val="21"/>
+          <w:szCs w:val="21"/>
+          <w:lang w:eastAsia="en-IN"/>
+        </w:rPr>
+        <w:t xml:space="preserve">                </w:t>
+      </w:r>
+      <w:proofErr w:type="gramStart"/>
+      <w:r>
+        <w:rPr>
+          <w:rFonts w:ascii="Consolas" w:eastAsia="Times New Roman" w:hAnsi="Consolas" w:cs="Times New Roman"/>
+          <w:color w:val="C9D1D9"/>
+          <w:sz w:val="21"/>
+          <w:szCs w:val="21"/>
+          <w:lang w:eastAsia="en-IN"/>
+        </w:rPr>
+        <w:t>r</w:t>
+      </w:r>
+      <w:r>
+        <w:rPr>
+          <w:rFonts w:ascii="Consolas" w:eastAsia="Times New Roman" w:hAnsi="Consolas" w:cs="Times New Roman"/>
+          <w:color w:val="D4D4D4"/>
+          <w:sz w:val="21"/>
+          <w:szCs w:val="21"/>
+          <w:lang w:eastAsia="en-IN"/>
+        </w:rPr>
+        <w:t>-=</w:t>
+      </w:r>
+      <w:proofErr w:type="gramEnd"/>
+      <w:r>
+        <w:rPr>
+          <w:rFonts w:ascii="Consolas" w:eastAsia="Times New Roman" w:hAnsi="Consolas" w:cs="Times New Roman"/>
+          <w:color w:val="B5CEA8"/>
+          <w:sz w:val="21"/>
+          <w:szCs w:val="21"/>
+          <w:lang w:eastAsia="en-IN"/>
+        </w:rPr>
+        <w:t>1</w:t>
+      </w:r>
+    </w:p>
+    <w:p>
+      <w:pPr>
+        <w:shd w:val="clear" w:color="auto" w:fill="121314"/>
+        <w:spacing w:after="0" w:line="285" w:lineRule="atLeast"/>
+        <w:rPr>
+          <w:rFonts w:ascii="Consolas" w:eastAsia="Times New Roman" w:hAnsi="Consolas" w:cs="Times New Roman"/>
+          <w:color w:val="BBBEBF"/>
+          <w:sz w:val="21"/>
+          <w:szCs w:val="21"/>
+          <w:lang w:eastAsia="en-IN"/>
+        </w:rPr>
+      </w:pPr>
+      <w:r>
+        <w:rPr>
+          <w:rFonts w:ascii="Consolas" w:eastAsia="Times New Roman" w:hAnsi="Consolas" w:cs="Times New Roman"/>
+          <w:color w:val="BBBEBF"/>
+          <w:sz w:val="21"/>
+          <w:szCs w:val="21"/>
+          <w:lang w:eastAsia="en-IN"/>
+        </w:rPr>
+        <w:t xml:space="preserve">            </w:t>
+      </w:r>
+      <w:proofErr w:type="spellStart"/>
+      <w:proofErr w:type="gramStart"/>
+      <w:r>
+        <w:rPr>
+          <w:rFonts w:ascii="Consolas" w:eastAsia="Times New Roman" w:hAnsi="Consolas" w:cs="Times New Roman"/>
+          <w:color w:val="C586C0"/>
+          <w:sz w:val="21"/>
+          <w:szCs w:val="21"/>
+          <w:lang w:eastAsia="en-IN"/>
+        </w:rPr>
+        <w:t>elif</w:t>
+      </w:r>
+      <w:proofErr w:type="spellEnd"/>
+      <w:proofErr w:type="gramEnd"/>
+      <w:r>
+        <w:rPr>
+          <w:rFonts w:ascii="Consolas" w:eastAsia="Times New Roman" w:hAnsi="Consolas" w:cs="Times New Roman"/>
+          <w:color w:val="BBBEBF"/>
+          <w:sz w:val="21"/>
+          <w:szCs w:val="21"/>
+          <w:lang w:eastAsia="en-IN"/>
+        </w:rPr>
+        <w:t xml:space="preserve"> </w:t>
+      </w:r>
+      <w:proofErr w:type="spellStart"/>
+      <w:r>
+        <w:rPr>
+          <w:rFonts w:ascii="Consolas" w:eastAsia="Times New Roman" w:hAnsi="Consolas" w:cs="Times New Roman"/>
+          <w:color w:val="FFA657"/>
+          <w:sz w:val="21"/>
+          <w:szCs w:val="21"/>
+          <w:lang w:eastAsia="en-IN"/>
+        </w:rPr>
+        <w:t>nums</w:t>
+      </w:r>
+      <w:proofErr w:type="spellEnd"/>
+      <w:r>
+        <w:rPr>
+          <w:rFonts w:ascii="Consolas" w:eastAsia="Times New Roman" w:hAnsi="Consolas" w:cs="Times New Roman"/>
+          <w:color w:val="BBBEBF"/>
+          <w:sz w:val="21"/>
+          <w:szCs w:val="21"/>
+          <w:lang w:eastAsia="en-IN"/>
+        </w:rPr>
+        <w:t>[</w:t>
+      </w:r>
+      <w:r>
+        <w:rPr>
+          <w:rFonts w:ascii="Consolas" w:eastAsia="Times New Roman" w:hAnsi="Consolas" w:cs="Times New Roman"/>
+          <w:color w:val="C9D1D9"/>
+          <w:sz w:val="21"/>
+          <w:szCs w:val="21"/>
+          <w:lang w:eastAsia="en-IN"/>
+        </w:rPr>
+        <w:t>l</w:t>
+      </w:r>
+      <w:r>
+        <w:rPr>
+          <w:rFonts w:ascii="Consolas" w:eastAsia="Times New Roman" w:hAnsi="Consolas" w:cs="Times New Roman"/>
+          <w:color w:val="BBBEBF"/>
+          <w:sz w:val="21"/>
+          <w:szCs w:val="21"/>
+          <w:lang w:eastAsia="en-IN"/>
+        </w:rPr>
+        <w:t>]</w:t>
+      </w:r>
+      <w:r>
+        <w:rPr>
+          <w:rFonts w:ascii="Consolas" w:eastAsia="Times New Roman" w:hAnsi="Consolas" w:cs="Times New Roman"/>
+          <w:color w:val="D4D4D4"/>
+          <w:sz w:val="21"/>
+          <w:szCs w:val="21"/>
+          <w:lang w:eastAsia="en-IN"/>
+        </w:rPr>
+        <w:t>&lt;=</w:t>
+      </w:r>
+      <w:proofErr w:type="spellStart"/>
+      <w:r>
+        <w:rPr>
+          <w:rFonts w:ascii="Consolas" w:eastAsia="Times New Roman" w:hAnsi="Consolas" w:cs="Times New Roman"/>
+          <w:color w:val="FFA657"/>
+          <w:sz w:val="21"/>
+          <w:szCs w:val="21"/>
+          <w:lang w:eastAsia="en-IN"/>
+        </w:rPr>
+        <w:t>nums</w:t>
+      </w:r>
+      <w:proofErr w:type="spellEnd"/>
+      <w:r>
+        <w:rPr>
+          <w:rFonts w:ascii="Consolas" w:eastAsia="Times New Roman" w:hAnsi="Consolas" w:cs="Times New Roman"/>
+          <w:color w:val="BBBEBF"/>
+          <w:sz w:val="21"/>
+          <w:szCs w:val="21"/>
+          <w:lang w:eastAsia="en-IN"/>
+        </w:rPr>
+        <w:t>[</w:t>
+      </w:r>
+      <w:r>
+        <w:rPr>
+          <w:rFonts w:ascii="Consolas" w:eastAsia="Times New Roman" w:hAnsi="Consolas" w:cs="Times New Roman"/>
+          <w:color w:val="C9D1D9"/>
+          <w:sz w:val="21"/>
+          <w:szCs w:val="21"/>
+          <w:lang w:eastAsia="en-IN"/>
+        </w:rPr>
+        <w:t>mid</w:t>
+      </w:r>
+      <w:r>
+        <w:rPr>
+          <w:rFonts w:ascii="Consolas" w:eastAsia="Times New Roman" w:hAnsi="Consolas" w:cs="Times New Roman"/>
+          <w:color w:val="BBBEBF"/>
+          <w:sz w:val="21"/>
+          <w:szCs w:val="21"/>
+          <w:lang w:eastAsia="en-IN"/>
+        </w:rPr>
+        <w:t>]:</w:t>
+      </w:r>
+    </w:p>
+    <w:p>
+      <w:pPr>
+        <w:shd w:val="clear" w:color="auto" w:fill="121314"/>
+        <w:spacing w:after="0" w:line="285" w:lineRule="atLeast"/>
+        <w:rPr>
+          <w:rFonts w:ascii="Consolas" w:eastAsia="Times New Roman" w:hAnsi="Consolas" w:cs="Times New Roman"/>
+          <w:color w:val="BBBEBF"/>
+          <w:sz w:val="21"/>
+          <w:szCs w:val="21"/>
+          <w:lang w:eastAsia="en-IN"/>
+        </w:rPr>
+      </w:pPr>
+      <w:r>
+        <w:rPr>
+          <w:rFonts w:ascii="Consolas" w:eastAsia="Times New Roman" w:hAnsi="Consolas" w:cs="Times New Roman"/>
+          <w:color w:val="BBBEBF"/>
+          <w:sz w:val="21"/>
+          <w:szCs w:val="21"/>
+          <w:lang w:eastAsia="en-IN"/>
+        </w:rPr>
+        <w:t xml:space="preserve">                </w:t>
+      </w:r>
+      <w:proofErr w:type="gramStart"/>
+      <w:r>
+        <w:rPr>
+          <w:rFonts w:ascii="Consolas" w:eastAsia="Times New Roman" w:hAnsi="Consolas" w:cs="Times New Roman"/>
+          <w:color w:val="C586C0"/>
+          <w:sz w:val="21"/>
+          <w:szCs w:val="21"/>
+          <w:lang w:eastAsia="en-IN"/>
+        </w:rPr>
+        <w:t>if</w:t>
+      </w:r>
+      <w:proofErr w:type="gramEnd"/>
+      <w:r>
+        <w:rPr>
+          <w:rFonts w:ascii="Consolas" w:eastAsia="Times New Roman" w:hAnsi="Consolas" w:cs="Times New Roman"/>
+          <w:color w:val="BBBEBF"/>
+          <w:sz w:val="21"/>
+          <w:szCs w:val="21"/>
+          <w:lang w:eastAsia="en-IN"/>
+        </w:rPr>
+        <w:t xml:space="preserve"> </w:t>
+      </w:r>
+      <w:proofErr w:type="spellStart"/>
+      <w:r>
+        <w:rPr>
+          <w:rFonts w:ascii="Consolas" w:eastAsia="Times New Roman" w:hAnsi="Consolas" w:cs="Times New Roman"/>
+          <w:color w:val="FFA657"/>
+          <w:sz w:val="21"/>
+          <w:szCs w:val="21"/>
+          <w:lang w:eastAsia="en-IN"/>
+        </w:rPr>
+        <w:t>nums</w:t>
+      </w:r>
+      <w:proofErr w:type="spellEnd"/>
+      <w:r>
+        <w:rPr>
+          <w:rFonts w:ascii="Consolas" w:eastAsia="Times New Roman" w:hAnsi="Consolas" w:cs="Times New Roman"/>
+          <w:color w:val="BBBEBF"/>
+          <w:sz w:val="21"/>
+          <w:szCs w:val="21"/>
+          <w:lang w:eastAsia="en-IN"/>
+        </w:rPr>
+        <w:t>[</w:t>
+      </w:r>
+      <w:r>
+        <w:rPr>
+          <w:rFonts w:ascii="Consolas" w:eastAsia="Times New Roman" w:hAnsi="Consolas" w:cs="Times New Roman"/>
+          <w:color w:val="C9D1D9"/>
+          <w:sz w:val="21"/>
+          <w:szCs w:val="21"/>
+          <w:lang w:eastAsia="en-IN"/>
+        </w:rPr>
+        <w:t>l</w:t>
+      </w:r>
+      <w:r>
+        <w:rPr>
+          <w:rFonts w:ascii="Consolas" w:eastAsia="Times New Roman" w:hAnsi="Consolas" w:cs="Times New Roman"/>
+          <w:color w:val="BBBEBF"/>
+          <w:sz w:val="21"/>
+          <w:szCs w:val="21"/>
+          <w:lang w:eastAsia="en-IN"/>
+        </w:rPr>
+        <w:t>]</w:t>
+      </w:r>
+      <w:r>
+        <w:rPr>
+          <w:rFonts w:ascii="Consolas" w:eastAsia="Times New Roman" w:hAnsi="Consolas" w:cs="Times New Roman"/>
+          <w:color w:val="D4D4D4"/>
+          <w:sz w:val="21"/>
+          <w:szCs w:val="21"/>
+          <w:lang w:eastAsia="en-IN"/>
+        </w:rPr>
+        <w:t>&lt;=</w:t>
+      </w:r>
+      <w:r>
+        <w:rPr>
+          <w:rFonts w:ascii="Consolas" w:eastAsia="Times New Roman" w:hAnsi="Consolas" w:cs="Times New Roman"/>
+          <w:color w:val="FFA657"/>
+          <w:sz w:val="21"/>
+          <w:szCs w:val="21"/>
+          <w:lang w:eastAsia="en-IN"/>
+        </w:rPr>
+        <w:t>target</w:t>
+      </w:r>
+      <w:r>
+        <w:rPr>
+          <w:rFonts w:ascii="Consolas" w:eastAsia="Times New Roman" w:hAnsi="Consolas" w:cs="Times New Roman"/>
+          <w:color w:val="D4D4D4"/>
+          <w:sz w:val="21"/>
+          <w:szCs w:val="21"/>
+          <w:lang w:eastAsia="en-IN"/>
+        </w:rPr>
+        <w:t>&lt;</w:t>
+      </w:r>
+      <w:proofErr w:type="spellStart"/>
+      <w:r>
+        <w:rPr>
+          <w:rFonts w:ascii="Consolas" w:eastAsia="Times New Roman" w:hAnsi="Consolas" w:cs="Times New Roman"/>
+          <w:color w:val="FFA657"/>
+          <w:sz w:val="21"/>
+          <w:szCs w:val="21"/>
+          <w:lang w:eastAsia="en-IN"/>
+        </w:rPr>
+        <w:t>nums</w:t>
+      </w:r>
+      <w:proofErr w:type="spellEnd"/>
+      <w:r>
+        <w:rPr>
+          <w:rFonts w:ascii="Consolas" w:eastAsia="Times New Roman" w:hAnsi="Consolas" w:cs="Times New Roman"/>
+          <w:color w:val="BBBEBF"/>
+          <w:sz w:val="21"/>
+          <w:szCs w:val="21"/>
+          <w:lang w:eastAsia="en-IN"/>
+        </w:rPr>
+        <w:t>[</w:t>
+      </w:r>
+      <w:r>
+        <w:rPr>
+          <w:rFonts w:ascii="Consolas" w:eastAsia="Times New Roman" w:hAnsi="Consolas" w:cs="Times New Roman"/>
+          <w:color w:val="C9D1D9"/>
+          <w:sz w:val="21"/>
+          <w:szCs w:val="21"/>
+          <w:lang w:eastAsia="en-IN"/>
+        </w:rPr>
+        <w:t>mid</w:t>
+      </w:r>
+      <w:r>
+        <w:rPr>
+          <w:rFonts w:ascii="Consolas" w:eastAsia="Times New Roman" w:hAnsi="Consolas" w:cs="Times New Roman"/>
+          <w:color w:val="BBBEBF"/>
+          <w:sz w:val="21"/>
+          <w:szCs w:val="21"/>
+          <w:lang w:eastAsia="en-IN"/>
+        </w:rPr>
+        <w:t>]:</w:t>
+      </w:r>
+    </w:p>
+    <w:p>
+      <w:pPr>
+        <w:shd w:val="clear" w:color="auto" w:fill="121314"/>
+        <w:spacing w:after="0" w:line="285" w:lineRule="atLeast"/>
+        <w:rPr>
+          <w:rFonts w:ascii="Consolas" w:eastAsia="Times New Roman" w:hAnsi="Consolas" w:cs="Times New Roman"/>
+          <w:color w:val="BBBEBF"/>
+          <w:sz w:val="21"/>
+          <w:szCs w:val="21"/>
+          <w:lang w:eastAsia="en-IN"/>
+        </w:rPr>
+      </w:pPr>
+      <w:r>
+        <w:rPr>
+          <w:rFonts w:ascii="Consolas" w:eastAsia="Times New Roman" w:hAnsi="Consolas" w:cs="Times New Roman"/>
+          <w:color w:val="BBBEBF"/>
+          <w:sz w:val="21"/>
+          <w:szCs w:val="21"/>
+          <w:lang w:eastAsia="en-IN"/>
+        </w:rPr>
+        <w:t xml:space="preserve">                    </w:t>
+      </w:r>
+      <w:r>
+        <w:rPr>
+          <w:rFonts w:ascii="Consolas" w:eastAsia="Times New Roman" w:hAnsi="Consolas" w:cs="Times New Roman"/>
+          <w:color w:val="C9D1D9"/>
+          <w:sz w:val="21"/>
+          <w:szCs w:val="21"/>
+          <w:lang w:eastAsia="en-IN"/>
+        </w:rPr>
+        <w:t>r</w:t>
+      </w:r>
+      <w:r>
+        <w:rPr>
+          <w:rFonts w:ascii="Consolas" w:eastAsia="Times New Roman" w:hAnsi="Consolas" w:cs="Times New Roman"/>
+          <w:color w:val="D4D4D4"/>
+          <w:sz w:val="21"/>
+          <w:szCs w:val="21"/>
+          <w:lang w:eastAsia="en-IN"/>
+        </w:rPr>
+        <w:t>=</w:t>
+      </w:r>
+      <w:r>
+        <w:rPr>
+          <w:rFonts w:ascii="Consolas" w:eastAsia="Times New Roman" w:hAnsi="Consolas" w:cs="Times New Roman"/>
+          <w:color w:val="C9D1D9"/>
+          <w:sz w:val="21"/>
+          <w:szCs w:val="21"/>
+          <w:lang w:eastAsia="en-IN"/>
+        </w:rPr>
+        <w:t>mid</w:t>
+      </w:r>
+      <w:r>
+        <w:rPr>
+          <w:rFonts w:ascii="Consolas" w:eastAsia="Times New Roman" w:hAnsi="Consolas" w:cs="Times New Roman"/>
+          <w:color w:val="D4D4D4"/>
+          <w:sz w:val="21"/>
+          <w:szCs w:val="21"/>
+          <w:lang w:eastAsia="en-IN"/>
+        </w:rPr>
+        <w:t>-</w:t>
+      </w:r>
+      <w:r>
+        <w:rPr>
+          <w:rFonts w:ascii="Consolas" w:eastAsia="Times New Roman" w:hAnsi="Consolas" w:cs="Times New Roman"/>
+          <w:color w:val="B5CEA8"/>
+          <w:sz w:val="21"/>
+          <w:szCs w:val="21"/>
+          <w:lang w:eastAsia="en-IN"/>
+        </w:rPr>
+        <w:t>1</w:t>
+      </w:r>
+    </w:p>
+    <w:p>
+      <w:pPr>
+        <w:shd w:val="clear" w:color="auto" w:fill="121314"/>
+        <w:spacing w:after="0" w:line="285" w:lineRule="atLeast"/>
+        <w:rPr>
+          <w:rFonts w:ascii="Consolas" w:eastAsia="Times New Roman" w:hAnsi="Consolas" w:cs="Times New Roman"/>
+          <w:color w:val="BBBEBF"/>
+          <w:sz w:val="21"/>
+          <w:szCs w:val="21"/>
+          <w:lang w:eastAsia="en-IN"/>
+        </w:rPr>
+      </w:pPr>
+      <w:r>
+        <w:rPr>
+          <w:rFonts w:ascii="Consolas" w:eastAsia="Times New Roman" w:hAnsi="Consolas" w:cs="Times New Roman"/>
+          <w:color w:val="BBBEBF"/>
+          <w:sz w:val="21"/>
+          <w:szCs w:val="21"/>
+          <w:lang w:eastAsia="en-IN"/>
+        </w:rPr>
+        <w:t xml:space="preserve">                </w:t>
+      </w:r>
+      <w:proofErr w:type="gramStart"/>
+      <w:r>
+        <w:rPr>
+          <w:rFonts w:ascii="Consolas" w:eastAsia="Times New Roman" w:hAnsi="Consolas" w:cs="Times New Roman"/>
+          <w:color w:val="C586C0"/>
+          <w:sz w:val="21"/>
+          <w:szCs w:val="21"/>
+          <w:lang w:eastAsia="en-IN"/>
+        </w:rPr>
+        <w:t>else</w:t>
+      </w:r>
+      <w:proofErr w:type="gramEnd"/>
+      <w:r>
+        <w:rPr>
+          <w:rFonts w:ascii="Consolas" w:eastAsia="Times New Roman" w:hAnsi="Consolas" w:cs="Times New Roman"/>
+          <w:color w:val="BBBEBF"/>
+          <w:sz w:val="21"/>
+          <w:szCs w:val="21"/>
+          <w:lang w:eastAsia="en-IN"/>
+        </w:rPr>
+        <w:t>:</w:t>
+      </w:r>
+    </w:p>
+    <w:p>
+      <w:pPr>
+        <w:shd w:val="clear" w:color="auto" w:fill="121314"/>
+        <w:spacing w:after="0" w:line="285" w:lineRule="atLeast"/>
+        <w:rPr>
+          <w:rFonts w:ascii="Consolas" w:eastAsia="Times New Roman" w:hAnsi="Consolas" w:cs="Times New Roman"/>
+          <w:color w:val="BBBEBF"/>
+          <w:sz w:val="21"/>
+          <w:szCs w:val="21"/>
+          <w:lang w:eastAsia="en-IN"/>
+        </w:rPr>
+      </w:pPr>
+      <w:r>
+        <w:rPr>
+          <w:rFonts w:ascii="Consolas" w:eastAsia="Times New Roman" w:hAnsi="Consolas" w:cs="Times New Roman"/>
+          <w:color w:val="BBBEBF"/>
+          <w:sz w:val="21"/>
+          <w:szCs w:val="21"/>
+          <w:lang w:eastAsia="en-IN"/>
+        </w:rPr>
+        <w:t xml:space="preserve">                    </w:t>
+      </w:r>
+      <w:r>
+        <w:rPr>
+          <w:rFonts w:ascii="Consolas" w:eastAsia="Times New Roman" w:hAnsi="Consolas" w:cs="Times New Roman"/>
+          <w:color w:val="C9D1D9"/>
+          <w:sz w:val="21"/>
+          <w:szCs w:val="21"/>
+          <w:lang w:eastAsia="en-IN"/>
+        </w:rPr>
+        <w:t>l</w:t>
+      </w:r>
+      <w:r>
+        <w:rPr>
+          <w:rFonts w:ascii="Consolas" w:eastAsia="Times New Roman" w:hAnsi="Consolas" w:cs="Times New Roman"/>
+          <w:color w:val="D4D4D4"/>
+          <w:sz w:val="21"/>
+          <w:szCs w:val="21"/>
+          <w:lang w:eastAsia="en-IN"/>
+        </w:rPr>
+        <w:t>=</w:t>
+      </w:r>
+      <w:r>
+        <w:rPr>
+          <w:rFonts w:ascii="Consolas" w:eastAsia="Times New Roman" w:hAnsi="Consolas" w:cs="Times New Roman"/>
+          <w:color w:val="C9D1D9"/>
+          <w:sz w:val="21"/>
+          <w:szCs w:val="21"/>
+          <w:lang w:eastAsia="en-IN"/>
+        </w:rPr>
+        <w:t>mid</w:t>
+      </w:r>
+      <w:r>
+        <w:rPr>
+          <w:rFonts w:ascii="Consolas" w:eastAsia="Times New Roman" w:hAnsi="Consolas" w:cs="Times New Roman"/>
+          <w:color w:val="D4D4D4"/>
+          <w:sz w:val="21"/>
+          <w:szCs w:val="21"/>
+          <w:lang w:eastAsia="en-IN"/>
+        </w:rPr>
+        <w:t>+</w:t>
+      </w:r>
+      <w:r>
+        <w:rPr>
+          <w:rFonts w:ascii="Consolas" w:eastAsia="Times New Roman" w:hAnsi="Consolas" w:cs="Times New Roman"/>
+          <w:color w:val="B5CEA8"/>
+          <w:sz w:val="21"/>
+          <w:szCs w:val="21"/>
+          <w:lang w:eastAsia="en-IN"/>
+        </w:rPr>
+        <w:t>1</w:t>
+      </w:r>
+    </w:p>
+    <w:p>
+      <w:pPr>
+        <w:shd w:val="clear" w:color="auto" w:fill="121314"/>
+        <w:spacing w:after="0" w:line="285" w:lineRule="atLeast"/>
+        <w:rPr>
+          <w:rFonts w:ascii="Consolas" w:eastAsia="Times New Roman" w:hAnsi="Consolas" w:cs="Times New Roman"/>
+          <w:color w:val="BBBEBF"/>
+          <w:sz w:val="21"/>
+          <w:szCs w:val="21"/>
+          <w:lang w:eastAsia="en-IN"/>
+        </w:rPr>
+      </w:pPr>
+      <w:r>
+        <w:rPr>
+          <w:rFonts w:ascii="Consolas" w:eastAsia="Times New Roman" w:hAnsi="Consolas" w:cs="Times New Roman"/>
+          <w:color w:val="BBBEBF"/>
+          <w:sz w:val="21"/>
+          <w:szCs w:val="21"/>
+          <w:lang w:eastAsia="en-IN"/>
+        </w:rPr>
+        <w:t xml:space="preserve">            </w:t>
+      </w:r>
+      <w:proofErr w:type="gramStart"/>
+      <w:r>
+        <w:rPr>
+          <w:rFonts w:ascii="Consolas" w:eastAsia="Times New Roman" w:hAnsi="Consolas" w:cs="Times New Roman"/>
+          <w:color w:val="C586C0"/>
+          <w:sz w:val="21"/>
+          <w:szCs w:val="21"/>
+          <w:lang w:eastAsia="en-IN"/>
+        </w:rPr>
+        <w:t>else</w:t>
+      </w:r>
+      <w:proofErr w:type="gramEnd"/>
+      <w:r>
+        <w:rPr>
+          <w:rFonts w:ascii="Consolas" w:eastAsia="Times New Roman" w:hAnsi="Consolas" w:cs="Times New Roman"/>
+          <w:color w:val="BBBEBF"/>
+          <w:sz w:val="21"/>
+          <w:szCs w:val="21"/>
+          <w:lang w:eastAsia="en-IN"/>
+        </w:rPr>
+        <w:t>:</w:t>
+      </w:r>
+    </w:p>
+    <w:p>
+      <w:pPr>
+        <w:shd w:val="clear" w:color="auto" w:fill="121314"/>
+        <w:spacing w:after="0" w:line="285" w:lineRule="atLeast"/>
+        <w:rPr>
+          <w:rFonts w:ascii="Consolas" w:eastAsia="Times New Roman" w:hAnsi="Consolas" w:cs="Times New Roman"/>
+          <w:color w:val="BBBEBF"/>
+          <w:sz w:val="21"/>
+          <w:szCs w:val="21"/>
+          <w:lang w:eastAsia="en-IN"/>
+        </w:rPr>
+      </w:pPr>
+      <w:r>
+        <w:rPr>
+          <w:rFonts w:ascii="Consolas" w:eastAsia="Times New Roman" w:hAnsi="Consolas" w:cs="Times New Roman"/>
+          <w:color w:val="BBBEBF"/>
+          <w:sz w:val="21"/>
+          <w:szCs w:val="21"/>
+          <w:lang w:eastAsia="en-IN"/>
+        </w:rPr>
+        <w:t xml:space="preserve">                </w:t>
+      </w:r>
+      <w:proofErr w:type="gramStart"/>
+      <w:r>
+        <w:rPr>
+          <w:rFonts w:ascii="Consolas" w:eastAsia="Times New Roman" w:hAnsi="Consolas" w:cs="Times New Roman"/>
+          <w:color w:val="C586C0"/>
+          <w:sz w:val="21"/>
+          <w:szCs w:val="21"/>
+          <w:lang w:eastAsia="en-IN"/>
+        </w:rPr>
+        <w:t>if</w:t>
+      </w:r>
+      <w:proofErr w:type="gramEnd"/>
+      <w:r>
+        <w:rPr>
+          <w:rFonts w:ascii="Consolas" w:eastAsia="Times New Roman" w:hAnsi="Consolas" w:cs="Times New Roman"/>
+          <w:color w:val="BBBEBF"/>
+          <w:sz w:val="21"/>
+          <w:szCs w:val="21"/>
+          <w:lang w:eastAsia="en-IN"/>
+        </w:rPr>
+        <w:t xml:space="preserve"> </w:t>
+      </w:r>
+      <w:proofErr w:type="spellStart"/>
+      <w:r>
+        <w:rPr>
+          <w:rFonts w:ascii="Consolas" w:eastAsia="Times New Roman" w:hAnsi="Consolas" w:cs="Times New Roman"/>
+          <w:color w:val="FFA657"/>
+          <w:sz w:val="21"/>
+          <w:szCs w:val="21"/>
+          <w:lang w:eastAsia="en-IN"/>
+        </w:rPr>
+        <w:t>nums</w:t>
+      </w:r>
+      <w:proofErr w:type="spellEnd"/>
+      <w:r>
+        <w:rPr>
+          <w:rFonts w:ascii="Consolas" w:eastAsia="Times New Roman" w:hAnsi="Consolas" w:cs="Times New Roman"/>
+          <w:color w:val="BBBEBF"/>
+          <w:sz w:val="21"/>
+          <w:szCs w:val="21"/>
+          <w:lang w:eastAsia="en-IN"/>
+        </w:rPr>
+        <w:t>[</w:t>
+      </w:r>
+      <w:r>
+        <w:rPr>
+          <w:rFonts w:ascii="Consolas" w:eastAsia="Times New Roman" w:hAnsi="Consolas" w:cs="Times New Roman"/>
+          <w:color w:val="C9D1D9"/>
+          <w:sz w:val="21"/>
+          <w:szCs w:val="21"/>
+          <w:lang w:eastAsia="en-IN"/>
+        </w:rPr>
+        <w:t>mid</w:t>
+      </w:r>
+      <w:r>
+        <w:rPr>
+          <w:rFonts w:ascii="Consolas" w:eastAsia="Times New Roman" w:hAnsi="Consolas" w:cs="Times New Roman"/>
+          <w:color w:val="BBBEBF"/>
+          <w:sz w:val="21"/>
+          <w:szCs w:val="21"/>
+          <w:lang w:eastAsia="en-IN"/>
+        </w:rPr>
+        <w:t>]</w:t>
+      </w:r>
+      <w:r>
+        <w:rPr>
+          <w:rFonts w:ascii="Consolas" w:eastAsia="Times New Roman" w:hAnsi="Consolas" w:cs="Times New Roman"/>
+          <w:color w:val="D4D4D4"/>
+          <w:sz w:val="21"/>
+          <w:szCs w:val="21"/>
+          <w:lang w:eastAsia="en-IN"/>
+        </w:rPr>
+        <w:t>&lt;</w:t>
+      </w:r>
+      <w:r>
+        <w:rPr>
+          <w:rFonts w:ascii="Consolas" w:eastAsia="Times New Roman" w:hAnsi="Consolas" w:cs="Times New Roman"/>
+          <w:color w:val="FFA657"/>
+          <w:sz w:val="21"/>
+          <w:szCs w:val="21"/>
+          <w:lang w:eastAsia="en-IN"/>
+        </w:rPr>
+        <w:t>target</w:t>
+      </w:r>
+      <w:r>
+        <w:rPr>
+          <w:rFonts w:ascii="Consolas" w:eastAsia="Times New Roman" w:hAnsi="Consolas" w:cs="Times New Roman"/>
+          <w:color w:val="D4D4D4"/>
+          <w:sz w:val="21"/>
+          <w:szCs w:val="21"/>
+          <w:lang w:eastAsia="en-IN"/>
+        </w:rPr>
+        <w:t>&lt;=</w:t>
+      </w:r>
+      <w:proofErr w:type="spellStart"/>
+      <w:r>
+        <w:rPr>
+          <w:rFonts w:ascii="Consolas" w:eastAsia="Times New Roman" w:hAnsi="Consolas" w:cs="Times New Roman"/>
+          <w:color w:val="FFA657"/>
+          <w:sz w:val="21"/>
+          <w:szCs w:val="21"/>
+          <w:lang w:eastAsia="en-IN"/>
+        </w:rPr>
+        <w:t>nums</w:t>
+      </w:r>
+      <w:proofErr w:type="spellEnd"/>
+      <w:r>
+        <w:rPr>
+          <w:rFonts w:ascii="Consolas" w:eastAsia="Times New Roman" w:hAnsi="Consolas" w:cs="Times New Roman"/>
+          <w:color w:val="BBBEBF"/>
+          <w:sz w:val="21"/>
+          <w:szCs w:val="21"/>
+          <w:lang w:eastAsia="en-IN"/>
+        </w:rPr>
+        <w:t>[</w:t>
+      </w:r>
+      <w:r>
+        <w:rPr>
+          <w:rFonts w:ascii="Consolas" w:eastAsia="Times New Roman" w:hAnsi="Consolas" w:cs="Times New Roman"/>
+          <w:color w:val="C9D1D9"/>
+          <w:sz w:val="21"/>
+          <w:szCs w:val="21"/>
+          <w:lang w:eastAsia="en-IN"/>
+        </w:rPr>
+        <w:t>r</w:t>
+      </w:r>
+      <w:r>
+        <w:rPr>
+          <w:rFonts w:ascii="Consolas" w:eastAsia="Times New Roman" w:hAnsi="Consolas" w:cs="Times New Roman"/>
+          <w:color w:val="BBBEBF"/>
+          <w:sz w:val="21"/>
+          <w:szCs w:val="21"/>
+          <w:lang w:eastAsia="en-IN"/>
+        </w:rPr>
+        <w:t>]:</w:t>
+      </w:r>
+    </w:p>
+    <w:p>
+      <w:pPr>
+        <w:shd w:val="clear" w:color="auto" w:fill="121314"/>
+        <w:spacing w:after="0" w:line="285" w:lineRule="atLeast"/>
+        <w:rPr>
+          <w:rFonts w:ascii="Consolas" w:eastAsia="Times New Roman" w:hAnsi="Consolas" w:cs="Times New Roman"/>
+          <w:color w:val="BBBEBF"/>
+          <w:sz w:val="21"/>
+          <w:szCs w:val="21"/>
+          <w:lang w:eastAsia="en-IN"/>
+        </w:rPr>
+      </w:pPr>
+      <w:r>
+        <w:rPr>
+          <w:rFonts w:ascii="Consolas" w:eastAsia="Times New Roman" w:hAnsi="Consolas" w:cs="Times New Roman"/>
+          <w:color w:val="BBBEBF"/>
+          <w:sz w:val="21"/>
+          <w:szCs w:val="21"/>
+          <w:lang w:eastAsia="en-IN"/>
+        </w:rPr>
+        <w:t xml:space="preserve">                    </w:t>
+      </w:r>
+      <w:r>
+        <w:rPr>
+          <w:rFonts w:ascii="Consolas" w:eastAsia="Times New Roman" w:hAnsi="Consolas" w:cs="Times New Roman"/>
+          <w:color w:val="C9D1D9"/>
+          <w:sz w:val="21"/>
+          <w:szCs w:val="21"/>
+          <w:lang w:eastAsia="en-IN"/>
+        </w:rPr>
+        <w:t>l</w:t>
+      </w:r>
+      <w:r>
+        <w:rPr>
+          <w:rFonts w:ascii="Consolas" w:eastAsia="Times New Roman" w:hAnsi="Consolas" w:cs="Times New Roman"/>
+          <w:color w:val="D4D4D4"/>
+          <w:sz w:val="21"/>
+          <w:szCs w:val="21"/>
+          <w:lang w:eastAsia="en-IN"/>
+        </w:rPr>
+        <w:t>=</w:t>
+      </w:r>
+      <w:r>
+        <w:rPr>
+          <w:rFonts w:ascii="Consolas" w:eastAsia="Times New Roman" w:hAnsi="Consolas" w:cs="Times New Roman"/>
+          <w:color w:val="C9D1D9"/>
+          <w:sz w:val="21"/>
+          <w:szCs w:val="21"/>
+          <w:lang w:eastAsia="en-IN"/>
+        </w:rPr>
+        <w:t>mid</w:t>
+      </w:r>
+      <w:r>
+        <w:rPr>
+          <w:rFonts w:ascii="Consolas" w:eastAsia="Times New Roman" w:hAnsi="Consolas" w:cs="Times New Roman"/>
+          <w:color w:val="D4D4D4"/>
+          <w:sz w:val="21"/>
+          <w:szCs w:val="21"/>
+          <w:lang w:eastAsia="en-IN"/>
+        </w:rPr>
+        <w:t>+</w:t>
+      </w:r>
+      <w:r>
+        <w:rPr>
+          <w:rFonts w:ascii="Consolas" w:eastAsia="Times New Roman" w:hAnsi="Consolas" w:cs="Times New Roman"/>
+          <w:color w:val="B5CEA8"/>
+          <w:sz w:val="21"/>
+          <w:szCs w:val="21"/>
+          <w:lang w:eastAsia="en-IN"/>
+        </w:rPr>
+        <w:t>1</w:t>
+      </w:r>
+    </w:p>
+    <w:p>
+      <w:pPr>
+        <w:shd w:val="clear" w:color="auto" w:fill="121314"/>
+        <w:spacing w:after="0" w:line="285" w:lineRule="atLeast"/>
+        <w:rPr>
+          <w:rFonts w:ascii="Consolas" w:eastAsia="Times New Roman" w:hAnsi="Consolas" w:cs="Times New Roman"/>
+          <w:color w:val="BBBEBF"/>
+          <w:sz w:val="21"/>
+          <w:szCs w:val="21"/>
+          <w:lang w:eastAsia="en-IN"/>
+        </w:rPr>
+      </w:pPr>
+      <w:r>
+        <w:rPr>
+          <w:rFonts w:ascii="Consolas" w:eastAsia="Times New Roman" w:hAnsi="Consolas" w:cs="Times New Roman"/>
+          <w:color w:val="BBBEBF"/>
+          <w:sz w:val="21"/>
+          <w:szCs w:val="21"/>
+          <w:lang w:eastAsia="en-IN"/>
+        </w:rPr>
+        <w:t xml:space="preserve">                </w:t>
+      </w:r>
+      <w:proofErr w:type="gramStart"/>
+      <w:r>
+        <w:rPr>
+          <w:rFonts w:ascii="Consolas" w:eastAsia="Times New Roman" w:hAnsi="Consolas" w:cs="Times New Roman"/>
+          <w:color w:val="C586C0"/>
+          <w:sz w:val="21"/>
+          <w:szCs w:val="21"/>
+          <w:lang w:eastAsia="en-IN"/>
+        </w:rPr>
+        <w:t>else</w:t>
+      </w:r>
+      <w:proofErr w:type="gramEnd"/>
+      <w:r>
+        <w:rPr>
+          <w:rFonts w:ascii="Consolas" w:eastAsia="Times New Roman" w:hAnsi="Consolas" w:cs="Times New Roman"/>
+          <w:color w:val="BBBEBF"/>
+          <w:sz w:val="21"/>
+          <w:szCs w:val="21"/>
+          <w:lang w:eastAsia="en-IN"/>
+        </w:rPr>
+        <w:t>:</w:t>
+      </w:r>
+    </w:p>
+    <w:p>
+      <w:pPr>
+        <w:shd w:val="clear" w:color="auto" w:fill="121314"/>
+        <w:spacing w:after="0" w:line="285" w:lineRule="atLeast"/>
+        <w:rPr>
+          <w:rFonts w:ascii="Consolas" w:eastAsia="Times New Roman" w:hAnsi="Consolas" w:cs="Times New Roman"/>
+          <w:color w:val="BBBEBF"/>
+          <w:sz w:val="21"/>
+          <w:szCs w:val="21"/>
+          <w:lang w:eastAsia="en-IN"/>
+        </w:rPr>
+      </w:pPr>
+      <w:r>
+        <w:rPr>
+          <w:rFonts w:ascii="Consolas" w:eastAsia="Times New Roman" w:hAnsi="Consolas" w:cs="Times New Roman"/>
+          <w:color w:val="BBBEBF"/>
+          <w:sz w:val="21"/>
+          <w:szCs w:val="21"/>
+          <w:lang w:eastAsia="en-IN"/>
+        </w:rPr>
+        <w:t xml:space="preserve">                    </w:t>
+      </w:r>
+      <w:r>
+        <w:rPr>
+          <w:rFonts w:ascii="Consolas" w:eastAsia="Times New Roman" w:hAnsi="Consolas" w:cs="Times New Roman"/>
+          <w:color w:val="C9D1D9"/>
+          <w:sz w:val="21"/>
+          <w:szCs w:val="21"/>
+          <w:lang w:eastAsia="en-IN"/>
+        </w:rPr>
+        <w:t>r</w:t>
+      </w:r>
+      <w:r>
+        <w:rPr>
+          <w:rFonts w:ascii="Consolas" w:eastAsia="Times New Roman" w:hAnsi="Consolas" w:cs="Times New Roman"/>
+          <w:color w:val="D4D4D4"/>
+          <w:sz w:val="21"/>
+          <w:szCs w:val="21"/>
+          <w:lang w:eastAsia="en-IN"/>
+        </w:rPr>
+        <w:t>=</w:t>
+      </w:r>
+      <w:r>
+        <w:rPr>
+          <w:rFonts w:ascii="Consolas" w:eastAsia="Times New Roman" w:hAnsi="Consolas" w:cs="Times New Roman"/>
+          <w:color w:val="C9D1D9"/>
+          <w:sz w:val="21"/>
+          <w:szCs w:val="21"/>
+          <w:lang w:eastAsia="en-IN"/>
+        </w:rPr>
+        <w:t>mid</w:t>
+      </w:r>
+      <w:r>
+        <w:rPr>
+          <w:rFonts w:ascii="Consolas" w:eastAsia="Times New Roman" w:hAnsi="Consolas" w:cs="Times New Roman"/>
+          <w:color w:val="D4D4D4"/>
+          <w:sz w:val="21"/>
+          <w:szCs w:val="21"/>
+          <w:lang w:eastAsia="en-IN"/>
+        </w:rPr>
+        <w:t>-</w:t>
+      </w:r>
+      <w:r>
+        <w:rPr>
+          <w:rFonts w:ascii="Consolas" w:eastAsia="Times New Roman" w:hAnsi="Consolas" w:cs="Times New Roman"/>
+          <w:color w:val="B5CEA8"/>
+          <w:sz w:val="21"/>
+          <w:szCs w:val="21"/>
+          <w:lang w:eastAsia="en-IN"/>
+        </w:rPr>
+        <w:t>1</w:t>
+      </w:r>
+    </w:p>
+    <w:p>
+      <w:pPr>
+        <w:shd w:val="clear" w:color="auto" w:fill="121314"/>
+        <w:spacing w:after="0" w:line="285" w:lineRule="atLeast"/>
+        <w:rPr>
+          <w:rFonts w:ascii="Consolas" w:eastAsia="Times New Roman" w:hAnsi="Consolas" w:cs="Times New Roman"/>
+          <w:color w:val="BBBEBF"/>
+          <w:sz w:val="21"/>
+          <w:szCs w:val="21"/>
+          <w:lang w:eastAsia="en-IN"/>
+        </w:rPr>
+      </w:pPr>
+      <w:r>
+        <w:rPr>
+          <w:rFonts w:ascii="Consolas" w:eastAsia="Times New Roman" w:hAnsi="Consolas" w:cs="Times New Roman"/>
+          <w:color w:val="BBBEBF"/>
+          <w:sz w:val="21"/>
+          <w:szCs w:val="21"/>
+          <w:lang w:eastAsia="en-IN"/>
+        </w:rPr>
+        <w:t xml:space="preserve">        </w:t>
+      </w:r>
+      <w:proofErr w:type="gramStart"/>
+      <w:r>
+        <w:rPr>
+          <w:rFonts w:ascii="Consolas" w:eastAsia="Times New Roman" w:hAnsi="Consolas" w:cs="Times New Roman"/>
+          <w:color w:val="C586C0"/>
+          <w:sz w:val="21"/>
+          <w:szCs w:val="21"/>
+          <w:lang w:eastAsia="en-IN"/>
+        </w:rPr>
+        <w:t>return</w:t>
+      </w:r>
+      <w:proofErr w:type="gramEnd"/>
+      <w:r>
+        <w:rPr>
+          <w:rFonts w:ascii="Consolas" w:eastAsia="Times New Roman" w:hAnsi="Consolas" w:cs="Times New Roman"/>
+          <w:color w:val="BBBEBF"/>
+          <w:sz w:val="21"/>
+          <w:szCs w:val="21"/>
+          <w:lang w:eastAsia="en-IN"/>
+        </w:rPr>
+        <w:t xml:space="preserve"> </w:t>
+      </w:r>
+      <w:r>
+        <w:rPr>
+          <w:rFonts w:ascii="Consolas" w:eastAsia="Times New Roman" w:hAnsi="Consolas" w:cs="Times New Roman"/>
+          <w:color w:val="569CD6"/>
+          <w:sz w:val="21"/>
+          <w:szCs w:val="21"/>
+          <w:lang w:eastAsia="en-IN"/>
+        </w:rPr>
+        <w:t>False</w:t>
+      </w:r>
+    </w:p>
+    <w:p>
+      <w:pPr>
+        <w:shd w:val="clear" w:color="auto" w:fill="121314"/>
+        <w:spacing w:after="0" w:line="285" w:lineRule="atLeast"/>
+        <w:rPr>
+          <w:rFonts w:ascii="Consolas" w:eastAsia="Times New Roman" w:hAnsi="Consolas" w:cs="Times New Roman"/>
+          <w:color w:val="BBBEBF"/>
+          <w:sz w:val="21"/>
+          <w:szCs w:val="21"/>
+          <w:lang w:eastAsia="en-IN"/>
+        </w:rPr>
+      </w:pPr>
+    </w:p>
+    <w:p>
+      <w:pPr>
+        <w:pStyle w:val="Header"/>
+        <w:tabs>
+          <w:tab w:val="clear" w:pos="4513"/>
+          <w:tab w:val="clear" w:pos="9026"/>
+        </w:tabs>
+        <w:spacing w:line="259" w:lineRule="auto"/>
+        <w:rPr>
+          <w:rFonts w:asciiTheme="majorHAnsi" w:hAnsiTheme="majorHAnsi" w:cstheme="majorHAnsi"/>
+          <w:b/>
+        </w:rPr>
+      </w:pPr>
+    </w:p>
+    <w:p>
+      <w:pPr>
+        <w:pStyle w:val="Header"/>
+        <w:tabs>
+          <w:tab w:val="clear" w:pos="4513"/>
+          <w:tab w:val="clear" w:pos="9026"/>
+        </w:tabs>
+        <w:spacing w:line="259" w:lineRule="auto"/>
+        <w:rPr>
+          <w:rFonts w:asciiTheme="majorHAnsi" w:hAnsiTheme="majorHAnsi" w:cstheme="majorHAnsi"/>
+          <w:b/>
+        </w:rPr>
+      </w:pPr>
+    </w:p>
+    <w:p>
+      <w:pPr>
+        <w:pStyle w:val="Header"/>
+        <w:tabs>
+          <w:tab w:val="clear" w:pos="4513"/>
+          <w:tab w:val="clear" w:pos="9026"/>
+        </w:tabs>
+        <w:spacing w:line="259" w:lineRule="auto"/>
+        <w:rPr>
+          <w:rFonts w:asciiTheme="majorHAnsi" w:hAnsiTheme="majorHAnsi" w:cstheme="majorHAnsi"/>
+          <w:b/>
+        </w:rPr>
+      </w:pPr>
+    </w:p>
+    <w:p>
+      <w:pPr>
+        <w:pStyle w:val="Header"/>
+        <w:tabs>
+          <w:tab w:val="clear" w:pos="4513"/>
+          <w:tab w:val="clear" w:pos="9026"/>
+        </w:tabs>
+        <w:spacing w:line="259" w:lineRule="auto"/>
+        <w:rPr>
+          <w:rFonts w:asciiTheme="majorHAnsi" w:hAnsiTheme="majorHAnsi" w:cstheme="majorHAnsi"/>
+          <w:b/>
+        </w:rPr>
+      </w:pPr>
+    </w:p>
+    <w:p>
+      <w:pPr>
+        <w:pStyle w:val="Header"/>
+        <w:tabs>
+          <w:tab w:val="clear" w:pos="4513"/>
+          <w:tab w:val="clear" w:pos="9026"/>
+        </w:tabs>
+        <w:spacing w:line="259" w:lineRule="auto"/>
+        <w:rPr>
+          <w:rFonts w:asciiTheme="majorHAnsi" w:hAnsiTheme="majorHAnsi" w:cstheme="majorHAnsi"/>
+          <w:b/>
+        </w:rPr>
+      </w:pPr>
+    </w:p>
+    <w:p>
+      <w:pPr>
+        <w:pStyle w:val="Header"/>
+        <w:tabs>
+          <w:tab w:val="clear" w:pos="4513"/>
+          <w:tab w:val="clear" w:pos="9026"/>
+        </w:tabs>
+        <w:spacing w:line="259" w:lineRule="auto"/>
+        <w:rPr>
+          <w:rFonts w:asciiTheme="majorHAnsi" w:hAnsiTheme="majorHAnsi" w:cstheme="majorHAnsi"/>
+          <w:b/>
+        </w:rPr>
+      </w:pPr>
+    </w:p>
+    <w:p>
+      <w:pPr>
+        <w:pStyle w:val="Header"/>
+        <w:tabs>
+          <w:tab w:val="clear" w:pos="4513"/>
+          <w:tab w:val="clear" w:pos="9026"/>
+        </w:tabs>
+        <w:spacing w:line="259" w:lineRule="auto"/>
+        <w:rPr>
+          <w:rFonts w:asciiTheme="majorHAnsi" w:hAnsiTheme="majorHAnsi" w:cstheme="majorHAnsi"/>
+          <w:b/>
+        </w:rPr>
+      </w:pPr>
+    </w:p>
+    <w:p>
+      <w:pPr>
+        <w:rPr>
+          <w:b/>
+          <w:sz w:val="28"/>
+        </w:rPr>
+      </w:pPr>
+      <w:r>
+        <w:rPr>
+          <w:b/>
+          <w:sz w:val="28"/>
+        </w:rPr>
+        <w:lastRenderedPageBreak/>
+        <w:t>8</w:t>
+      </w:r>
+      <w:r>
+        <w:rPr>
+          <w:b/>
+          <w:sz w:val="28"/>
+        </w:rPr>
+        <w:t>.</w:t>
+      </w:r>
+      <w:r>
+        <w:rPr>
+          <w:b/>
+          <w:sz w:val="28"/>
+        </w:rPr>
+        <w:t xml:space="preserve"> </w:t>
+      </w:r>
+      <w:proofErr w:type="spellStart"/>
+      <w:r>
+        <w:rPr>
+          <w:b/>
+          <w:sz w:val="28"/>
+        </w:rPr>
+        <w:t>Sqrt</w:t>
+      </w:r>
+      <w:proofErr w:type="spellEnd"/>
+      <w:r>
+        <w:rPr>
+          <w:b/>
+          <w:sz w:val="28"/>
+        </w:rPr>
+        <w:t>(x)</w:t>
+      </w:r>
+    </w:p>
+    <w:p>
+      <w:pPr>
+        <w:pStyle w:val="Header"/>
+        <w:tabs>
+          <w:tab w:val="clear" w:pos="4513"/>
+          <w:tab w:val="clear" w:pos="9026"/>
+        </w:tabs>
+        <w:spacing w:line="259" w:lineRule="auto"/>
+        <w:rPr>
+          <w:rFonts w:asciiTheme="majorHAnsi" w:eastAsia="Times New Roman" w:hAnsiTheme="majorHAnsi" w:cstheme="majorHAnsi"/>
+          <w:sz w:val="24"/>
+          <w:szCs w:val="24"/>
+          <w:lang w:eastAsia="en-IN"/>
+        </w:rPr>
+      </w:pPr>
+      <w:r>
+        <w:rPr>
+          <w:rFonts w:asciiTheme="majorHAnsi" w:eastAsia="Times New Roman" w:hAnsiTheme="majorHAnsi" w:cstheme="majorHAnsi"/>
+          <w:sz w:val="24"/>
+          <w:szCs w:val="24"/>
+          <w:lang w:eastAsia="en-IN"/>
+        </w:rPr>
+        <w:t>This is example of binary search on answer</w:t>
+      </w:r>
+    </w:p>
+    <w:p>
+      <w:pPr>
+        <w:pStyle w:val="Header"/>
+        <w:tabs>
+          <w:tab w:val="clear" w:pos="4513"/>
+          <w:tab w:val="clear" w:pos="9026"/>
+        </w:tabs>
+        <w:spacing w:line="259" w:lineRule="auto"/>
+        <w:rPr>
+          <w:rFonts w:asciiTheme="majorHAnsi" w:eastAsia="Times New Roman" w:hAnsiTheme="majorHAnsi" w:cstheme="majorHAnsi"/>
+          <w:sz w:val="24"/>
+          <w:szCs w:val="24"/>
+          <w:lang w:eastAsia="en-IN"/>
+        </w:rPr>
+      </w:pPr>
+    </w:p>
+    <w:p>
+      <w:pPr>
+        <w:pStyle w:val="Header"/>
+        <w:tabs>
+          <w:tab w:val="clear" w:pos="4513"/>
+          <w:tab w:val="clear" w:pos="9026"/>
+        </w:tabs>
+        <w:spacing w:line="259" w:lineRule="auto"/>
+        <w:rPr>
+          <w:b/>
+          <w:bCs/>
+        </w:rPr>
+      </w:pPr>
+      <w:r>
+        <w:rPr>
+          <w:rFonts w:asciiTheme="majorHAnsi" w:eastAsia="Times New Roman" w:hAnsiTheme="majorHAnsi" w:cstheme="majorHAnsi"/>
+          <w:b/>
+          <w:bCs/>
+          <w:sz w:val="24"/>
+          <w:szCs w:val="24"/>
+          <w:lang w:eastAsia="en-IN"/>
+        </w:rPr>
+        <w:t>Binary search on answer</w:t>
+      </w:r>
+      <w:r>
+        <w:rPr>
+          <w:rFonts w:asciiTheme="majorHAnsi" w:eastAsia="Times New Roman" w:hAnsiTheme="majorHAnsi" w:cstheme="majorHAnsi"/>
+          <w:sz w:val="24"/>
+          <w:szCs w:val="24"/>
+          <w:lang w:eastAsia="en-IN"/>
+        </w:rPr>
+        <w:t xml:space="preserve"> → Instead of searching in a sorted array, we search in the </w:t>
+      </w:r>
+      <w:r>
+        <w:rPr>
+          <w:rFonts w:asciiTheme="majorHAnsi" w:eastAsia="Times New Roman" w:hAnsiTheme="majorHAnsi" w:cstheme="majorHAnsi"/>
+          <w:i/>
+          <w:iCs/>
+          <w:sz w:val="24"/>
+          <w:szCs w:val="24"/>
+          <w:lang w:eastAsia="en-IN"/>
+        </w:rPr>
+        <w:t>range of possible answers</w:t>
+      </w:r>
+      <w:r>
+        <w:rPr>
+          <w:rFonts w:asciiTheme="majorHAnsi" w:eastAsia="Times New Roman" w:hAnsiTheme="majorHAnsi" w:cstheme="majorHAnsi"/>
+          <w:sz w:val="24"/>
+          <w:szCs w:val="24"/>
+          <w:lang w:eastAsia="en-IN"/>
+        </w:rPr>
+        <w:t xml:space="preserve">. Example: finding </w:t>
+      </w:r>
+      <w:proofErr w:type="spellStart"/>
+      <w:r>
+        <w:rPr>
+          <w:rFonts w:asciiTheme="majorHAnsi" w:eastAsia="Times New Roman" w:hAnsiTheme="majorHAnsi" w:cstheme="majorHAnsi"/>
+          <w:sz w:val="24"/>
+          <w:szCs w:val="24"/>
+          <w:lang w:eastAsia="en-IN"/>
+        </w:rPr>
+        <w:t>sqrt</w:t>
+      </w:r>
+      <w:proofErr w:type="spellEnd"/>
+      <w:r>
+        <w:rPr>
+          <w:rFonts w:asciiTheme="majorHAnsi" w:eastAsia="Times New Roman" w:hAnsiTheme="majorHAnsi" w:cstheme="majorHAnsi"/>
+          <w:sz w:val="24"/>
+          <w:szCs w:val="24"/>
+          <w:lang w:eastAsia="en-IN"/>
+        </w:rPr>
+        <w:t>(x) by testing numbers 1…x.</w:t>
+      </w:r>
+      <w:r>
+        <w:rPr>
+          <w:b/>
+          <w:bCs/>
+        </w:rPr>
+        <w:t xml:space="preserve"> </w:t>
+      </w:r>
+    </w:p>
+    <w:p>
+      <w:pPr>
+        <w:pStyle w:val="Header"/>
+        <w:tabs>
+          <w:tab w:val="clear" w:pos="4513"/>
+          <w:tab w:val="clear" w:pos="9026"/>
+        </w:tabs>
+        <w:spacing w:line="259" w:lineRule="auto"/>
+        <w:rPr>
+          <w:rFonts w:asciiTheme="majorHAnsi" w:eastAsia="Times New Roman" w:hAnsiTheme="majorHAnsi" w:cstheme="majorHAnsi"/>
+          <w:sz w:val="24"/>
+          <w:szCs w:val="24"/>
+          <w:lang w:eastAsia="en-IN"/>
+        </w:rPr>
+      </w:pPr>
+      <w:r>
+        <w:rPr>
+          <w:rFonts w:asciiTheme="majorHAnsi" w:eastAsia="Times New Roman" w:hAnsiTheme="majorHAnsi" w:cstheme="majorHAnsi"/>
+          <w:b/>
+          <w:bCs/>
+          <w:sz w:val="24"/>
+          <w:szCs w:val="24"/>
+          <w:lang w:eastAsia="en-IN"/>
+        </w:rPr>
+        <w:t>When usable on unsorted data</w:t>
+      </w:r>
+      <w:r>
+        <w:rPr>
+          <w:rFonts w:asciiTheme="majorHAnsi" w:eastAsia="Times New Roman" w:hAnsiTheme="majorHAnsi" w:cstheme="majorHAnsi"/>
+          <w:sz w:val="24"/>
+          <w:szCs w:val="24"/>
+          <w:lang w:eastAsia="en-IN"/>
+        </w:rPr>
+        <w:t xml:space="preserve"> → If the </w:t>
+      </w:r>
+      <w:r>
+        <w:rPr>
+          <w:rFonts w:asciiTheme="majorHAnsi" w:eastAsia="Times New Roman" w:hAnsiTheme="majorHAnsi" w:cstheme="majorHAnsi"/>
+          <w:i/>
+          <w:iCs/>
+          <w:sz w:val="24"/>
+          <w:szCs w:val="24"/>
+          <w:lang w:eastAsia="en-IN"/>
+        </w:rPr>
+        <w:t>search space is numeric/monotonic</w:t>
+      </w:r>
+      <w:r>
+        <w:rPr>
+          <w:rFonts w:asciiTheme="majorHAnsi" w:eastAsia="Times New Roman" w:hAnsiTheme="majorHAnsi" w:cstheme="majorHAnsi"/>
+          <w:sz w:val="24"/>
+          <w:szCs w:val="24"/>
+          <w:lang w:eastAsia="en-IN"/>
+        </w:rPr>
+        <w:t xml:space="preserve"> (e.g., “is it possible with k items?”), even if array isn’t sorted.</w:t>
+      </w:r>
+    </w:p>
+    <w:p>
+      <w:pPr>
+        <w:shd w:val="clear" w:color="auto" w:fill="1F1F1F"/>
+        <w:spacing w:after="0" w:line="285" w:lineRule="atLeast"/>
+        <w:rPr>
+          <w:rFonts w:ascii="Consolas" w:eastAsia="Times New Roman" w:hAnsi="Consolas" w:cs="Times New Roman"/>
+          <w:color w:val="CCCCCC"/>
+          <w:sz w:val="21"/>
+          <w:szCs w:val="21"/>
+          <w:lang w:eastAsia="en-IN"/>
+        </w:rPr>
+      </w:pPr>
+      <w:proofErr w:type="gramStart"/>
+      <w:r>
+        <w:rPr>
+          <w:rFonts w:ascii="Consolas" w:eastAsia="Times New Roman" w:hAnsi="Consolas" w:cs="Times New Roman"/>
+          <w:color w:val="569CD6"/>
+          <w:sz w:val="21"/>
+          <w:szCs w:val="21"/>
+          <w:lang w:eastAsia="en-IN"/>
+        </w:rPr>
+        <w:t>class</w:t>
+      </w:r>
+      <w:proofErr w:type="gramEnd"/>
+      <w:r>
+        <w:rPr>
+          <w:rFonts w:ascii="Consolas" w:eastAsia="Times New Roman" w:hAnsi="Consolas" w:cs="Times New Roman"/>
+          <w:color w:val="CCCCCC"/>
+          <w:sz w:val="21"/>
+          <w:szCs w:val="21"/>
+          <w:lang w:eastAsia="en-IN"/>
+        </w:rPr>
+        <w:t xml:space="preserve"> </w:t>
+      </w:r>
+      <w:r>
+        <w:rPr>
+          <w:rFonts w:ascii="Consolas" w:eastAsia="Times New Roman" w:hAnsi="Consolas" w:cs="Times New Roman"/>
+          <w:color w:val="4EC9B0"/>
+          <w:sz w:val="21"/>
+          <w:szCs w:val="21"/>
+          <w:lang w:eastAsia="en-IN"/>
+        </w:rPr>
+        <w:t>Solution</w:t>
+      </w:r>
+      <w:r>
+        <w:rPr>
+          <w:rFonts w:ascii="Consolas" w:eastAsia="Times New Roman" w:hAnsi="Consolas" w:cs="Times New Roman"/>
+          <w:color w:val="CCCCCC"/>
+          <w:sz w:val="21"/>
+          <w:szCs w:val="21"/>
+          <w:lang w:eastAsia="en-IN"/>
+        </w:rPr>
+        <w:t>:</w:t>
+      </w:r>
+    </w:p>
+    <w:p>
+      <w:pPr>
+        <w:shd w:val="clear" w:color="auto" w:fill="1F1F1F"/>
+        <w:spacing w:after="0" w:line="285" w:lineRule="atLeast"/>
+        <w:rPr>
+          <w:rFonts w:ascii="Consolas" w:eastAsia="Times New Roman" w:hAnsi="Consolas" w:cs="Times New Roman"/>
+          <w:color w:val="CCCCCC"/>
+          <w:sz w:val="21"/>
+          <w:szCs w:val="21"/>
+          <w:lang w:eastAsia="en-IN"/>
+        </w:rPr>
+      </w:pPr>
+      <w:r>
+        <w:rPr>
+          <w:rFonts w:ascii="Consolas" w:eastAsia="Times New Roman" w:hAnsi="Consolas" w:cs="Times New Roman"/>
+          <w:color w:val="CCCCCC"/>
+          <w:sz w:val="21"/>
+          <w:szCs w:val="21"/>
+          <w:lang w:eastAsia="en-IN"/>
+        </w:rPr>
+        <w:t xml:space="preserve">    </w:t>
+      </w:r>
+      <w:proofErr w:type="spellStart"/>
+      <w:proofErr w:type="gramStart"/>
+      <w:r>
+        <w:rPr>
+          <w:rFonts w:ascii="Consolas" w:eastAsia="Times New Roman" w:hAnsi="Consolas" w:cs="Times New Roman"/>
+          <w:color w:val="569CD6"/>
+          <w:sz w:val="21"/>
+          <w:szCs w:val="21"/>
+          <w:lang w:eastAsia="en-IN"/>
+        </w:rPr>
+        <w:t>def</w:t>
+      </w:r>
+      <w:proofErr w:type="spellEnd"/>
+      <w:proofErr w:type="gramEnd"/>
+      <w:r>
+        <w:rPr>
+          <w:rFonts w:ascii="Consolas" w:eastAsia="Times New Roman" w:hAnsi="Consolas" w:cs="Times New Roman"/>
+          <w:color w:val="CCCCCC"/>
+          <w:sz w:val="21"/>
+          <w:szCs w:val="21"/>
+          <w:lang w:eastAsia="en-IN"/>
+        </w:rPr>
+        <w:t xml:space="preserve"> </w:t>
+      </w:r>
+      <w:proofErr w:type="spellStart"/>
+      <w:r>
+        <w:rPr>
+          <w:rFonts w:ascii="Consolas" w:eastAsia="Times New Roman" w:hAnsi="Consolas" w:cs="Times New Roman"/>
+          <w:color w:val="DCDCAA"/>
+          <w:sz w:val="21"/>
+          <w:szCs w:val="21"/>
+          <w:lang w:eastAsia="en-IN"/>
+        </w:rPr>
+        <w:t>mySqrt</w:t>
+      </w:r>
+      <w:proofErr w:type="spellEnd"/>
+      <w:r>
+        <w:rPr>
+          <w:rFonts w:ascii="Consolas" w:eastAsia="Times New Roman" w:hAnsi="Consolas" w:cs="Times New Roman"/>
+          <w:color w:val="CCCCCC"/>
+          <w:sz w:val="21"/>
+          <w:szCs w:val="21"/>
+          <w:lang w:eastAsia="en-IN"/>
+        </w:rPr>
+        <w:t>(</w:t>
+      </w:r>
+      <w:r>
+        <w:rPr>
+          <w:rFonts w:ascii="Consolas" w:eastAsia="Times New Roman" w:hAnsi="Consolas" w:cs="Times New Roman"/>
+          <w:color w:val="9CDCFE"/>
+          <w:sz w:val="21"/>
+          <w:szCs w:val="21"/>
+          <w:lang w:eastAsia="en-IN"/>
+        </w:rPr>
+        <w:t>self</w:t>
+      </w:r>
+      <w:r>
+        <w:rPr>
+          <w:rFonts w:ascii="Consolas" w:eastAsia="Times New Roman" w:hAnsi="Consolas" w:cs="Times New Roman"/>
+          <w:color w:val="CCCCCC"/>
+          <w:sz w:val="21"/>
+          <w:szCs w:val="21"/>
+          <w:lang w:eastAsia="en-IN"/>
+        </w:rPr>
+        <w:t xml:space="preserve">, </w:t>
+      </w:r>
+      <w:r>
+        <w:rPr>
+          <w:rFonts w:ascii="Consolas" w:eastAsia="Times New Roman" w:hAnsi="Consolas" w:cs="Times New Roman"/>
+          <w:color w:val="9CDCFE"/>
+          <w:sz w:val="21"/>
+          <w:szCs w:val="21"/>
+          <w:lang w:eastAsia="en-IN"/>
+        </w:rPr>
+        <w:t>x</w:t>
+      </w:r>
+      <w:r>
+        <w:rPr>
+          <w:rFonts w:ascii="Consolas" w:eastAsia="Times New Roman" w:hAnsi="Consolas" w:cs="Times New Roman"/>
+          <w:color w:val="CCCCCC"/>
+          <w:sz w:val="21"/>
+          <w:szCs w:val="21"/>
+          <w:lang w:eastAsia="en-IN"/>
+        </w:rPr>
+        <w:t xml:space="preserve">: </w:t>
+      </w:r>
+      <w:proofErr w:type="spellStart"/>
+      <w:r>
+        <w:rPr>
+          <w:rFonts w:ascii="Consolas" w:eastAsia="Times New Roman" w:hAnsi="Consolas" w:cs="Times New Roman"/>
+          <w:color w:val="4EC9B0"/>
+          <w:sz w:val="21"/>
+          <w:szCs w:val="21"/>
+          <w:lang w:eastAsia="en-IN"/>
+        </w:rPr>
+        <w:t>int</w:t>
+      </w:r>
+      <w:proofErr w:type="spellEnd"/>
+      <w:r>
+        <w:rPr>
+          <w:rFonts w:ascii="Consolas" w:eastAsia="Times New Roman" w:hAnsi="Consolas" w:cs="Times New Roman"/>
+          <w:color w:val="CCCCCC"/>
+          <w:sz w:val="21"/>
+          <w:szCs w:val="21"/>
+          <w:lang w:eastAsia="en-IN"/>
+        </w:rPr>
+        <w:t xml:space="preserve">) -&gt; </w:t>
+      </w:r>
+      <w:proofErr w:type="spellStart"/>
+      <w:r>
+        <w:rPr>
+          <w:rFonts w:ascii="Consolas" w:eastAsia="Times New Roman" w:hAnsi="Consolas" w:cs="Times New Roman"/>
+          <w:color w:val="4EC9B0"/>
+          <w:sz w:val="21"/>
+          <w:szCs w:val="21"/>
+          <w:lang w:eastAsia="en-IN"/>
+        </w:rPr>
+        <w:t>int</w:t>
+      </w:r>
+      <w:proofErr w:type="spellEnd"/>
+      <w:r>
+        <w:rPr>
+          <w:rFonts w:ascii="Consolas" w:eastAsia="Times New Roman" w:hAnsi="Consolas" w:cs="Times New Roman"/>
+          <w:color w:val="CCCCCC"/>
+          <w:sz w:val="21"/>
+          <w:szCs w:val="21"/>
+          <w:lang w:eastAsia="en-IN"/>
+        </w:rPr>
+        <w:t>:</w:t>
+      </w:r>
+    </w:p>
+    <w:p>
+      <w:pPr>
+        <w:shd w:val="clear" w:color="auto" w:fill="1F1F1F"/>
+        <w:spacing w:after="0" w:line="285" w:lineRule="atLeast"/>
+        <w:rPr>
+          <w:rFonts w:ascii="Consolas" w:eastAsia="Times New Roman" w:hAnsi="Consolas" w:cs="Times New Roman"/>
+          <w:color w:val="CCCCCC"/>
+          <w:sz w:val="21"/>
+          <w:szCs w:val="21"/>
+          <w:lang w:eastAsia="en-IN"/>
+        </w:rPr>
+      </w:pPr>
+      <w:r>
+        <w:rPr>
+          <w:rFonts w:ascii="Consolas" w:eastAsia="Times New Roman" w:hAnsi="Consolas" w:cs="Times New Roman"/>
+          <w:color w:val="CCCCCC"/>
+          <w:sz w:val="21"/>
+          <w:szCs w:val="21"/>
+          <w:lang w:eastAsia="en-IN"/>
+        </w:rPr>
+        <w:t xml:space="preserve">        </w:t>
+      </w:r>
+      <w:proofErr w:type="spellStart"/>
+      <w:proofErr w:type="gramStart"/>
+      <w:r>
+        <w:rPr>
+          <w:rFonts w:ascii="Consolas" w:eastAsia="Times New Roman" w:hAnsi="Consolas" w:cs="Times New Roman"/>
+          <w:color w:val="CCCCCC"/>
+          <w:sz w:val="21"/>
+          <w:szCs w:val="21"/>
+          <w:lang w:eastAsia="en-IN"/>
+        </w:rPr>
+        <w:t>l,</w:t>
+      </w:r>
+      <w:proofErr w:type="gramEnd"/>
+      <w:r>
+        <w:rPr>
+          <w:rFonts w:ascii="Consolas" w:eastAsia="Times New Roman" w:hAnsi="Consolas" w:cs="Times New Roman"/>
+          <w:color w:val="CCCCCC"/>
+          <w:sz w:val="21"/>
+          <w:szCs w:val="21"/>
+          <w:lang w:eastAsia="en-IN"/>
+        </w:rPr>
+        <w:t>r</w:t>
+      </w:r>
+      <w:proofErr w:type="spellEnd"/>
+      <w:r>
+        <w:rPr>
+          <w:rFonts w:ascii="Consolas" w:eastAsia="Times New Roman" w:hAnsi="Consolas" w:cs="Times New Roman"/>
+          <w:color w:val="CCCCCC"/>
+          <w:sz w:val="21"/>
+          <w:szCs w:val="21"/>
+          <w:lang w:eastAsia="en-IN"/>
+        </w:rPr>
+        <w:t xml:space="preserve"> </w:t>
+      </w:r>
+      <w:r>
+        <w:rPr>
+          <w:rFonts w:ascii="Consolas" w:eastAsia="Times New Roman" w:hAnsi="Consolas" w:cs="Times New Roman"/>
+          <w:color w:val="D4D4D4"/>
+          <w:sz w:val="21"/>
+          <w:szCs w:val="21"/>
+          <w:lang w:eastAsia="en-IN"/>
+        </w:rPr>
+        <w:t>=</w:t>
+      </w:r>
+      <w:r>
+        <w:rPr>
+          <w:rFonts w:ascii="Consolas" w:eastAsia="Times New Roman" w:hAnsi="Consolas" w:cs="Times New Roman"/>
+          <w:color w:val="CCCCCC"/>
+          <w:sz w:val="21"/>
+          <w:szCs w:val="21"/>
+          <w:lang w:eastAsia="en-IN"/>
+        </w:rPr>
+        <w:t xml:space="preserve"> </w:t>
+      </w:r>
+      <w:r>
+        <w:rPr>
+          <w:rFonts w:ascii="Consolas" w:eastAsia="Times New Roman" w:hAnsi="Consolas" w:cs="Times New Roman"/>
+          <w:color w:val="B5CEA8"/>
+          <w:sz w:val="21"/>
+          <w:szCs w:val="21"/>
+          <w:lang w:eastAsia="en-IN"/>
+        </w:rPr>
+        <w:t>1</w:t>
+      </w:r>
+      <w:r>
+        <w:rPr>
+          <w:rFonts w:ascii="Consolas" w:eastAsia="Times New Roman" w:hAnsi="Consolas" w:cs="Times New Roman"/>
+          <w:color w:val="CCCCCC"/>
+          <w:sz w:val="21"/>
+          <w:szCs w:val="21"/>
+          <w:lang w:eastAsia="en-IN"/>
+        </w:rPr>
+        <w:t>, x</w:t>
+      </w:r>
+    </w:p>
+    <w:p>
+      <w:pPr>
+        <w:shd w:val="clear" w:color="auto" w:fill="1F1F1F"/>
+        <w:spacing w:after="0" w:line="285" w:lineRule="atLeast"/>
+        <w:rPr>
+          <w:rFonts w:ascii="Consolas" w:eastAsia="Times New Roman" w:hAnsi="Consolas" w:cs="Times New Roman"/>
+          <w:color w:val="CCCCCC"/>
+          <w:sz w:val="21"/>
+          <w:szCs w:val="21"/>
+          <w:lang w:eastAsia="en-IN"/>
+        </w:rPr>
+      </w:pPr>
+      <w:r>
+        <w:rPr>
+          <w:rFonts w:ascii="Consolas" w:eastAsia="Times New Roman" w:hAnsi="Consolas" w:cs="Times New Roman"/>
+          <w:color w:val="CCCCCC"/>
+          <w:sz w:val="21"/>
+          <w:szCs w:val="21"/>
+          <w:lang w:eastAsia="en-IN"/>
+        </w:rPr>
+        <w:t xml:space="preserve">        </w:t>
+      </w:r>
+      <w:proofErr w:type="spellStart"/>
+      <w:proofErr w:type="gramStart"/>
+      <w:r>
+        <w:rPr>
+          <w:rFonts w:ascii="Consolas" w:eastAsia="Times New Roman" w:hAnsi="Consolas" w:cs="Times New Roman"/>
+          <w:color w:val="CCCCCC"/>
+          <w:sz w:val="21"/>
+          <w:szCs w:val="21"/>
+          <w:lang w:eastAsia="en-IN"/>
+        </w:rPr>
+        <w:t>ans</w:t>
+      </w:r>
+      <w:proofErr w:type="spellEnd"/>
+      <w:proofErr w:type="gramEnd"/>
+      <w:r>
+        <w:rPr>
+          <w:rFonts w:ascii="Consolas" w:eastAsia="Times New Roman" w:hAnsi="Consolas" w:cs="Times New Roman"/>
+          <w:color w:val="CCCCCC"/>
+          <w:sz w:val="21"/>
+          <w:szCs w:val="21"/>
+          <w:lang w:eastAsia="en-IN"/>
+        </w:rPr>
+        <w:t xml:space="preserve"> </w:t>
+      </w:r>
+      <w:r>
+        <w:rPr>
+          <w:rFonts w:ascii="Consolas" w:eastAsia="Times New Roman" w:hAnsi="Consolas" w:cs="Times New Roman"/>
+          <w:color w:val="D4D4D4"/>
+          <w:sz w:val="21"/>
+          <w:szCs w:val="21"/>
+          <w:lang w:eastAsia="en-IN"/>
+        </w:rPr>
+        <w:t>=</w:t>
+      </w:r>
+      <w:r>
+        <w:rPr>
+          <w:rFonts w:ascii="Consolas" w:eastAsia="Times New Roman" w:hAnsi="Consolas" w:cs="Times New Roman"/>
+          <w:color w:val="B5CEA8"/>
+          <w:sz w:val="21"/>
+          <w:szCs w:val="21"/>
+          <w:lang w:eastAsia="en-IN"/>
+        </w:rPr>
+        <w:t>0</w:t>
+      </w:r>
+      <w:r>
+        <w:rPr>
+          <w:rFonts w:ascii="Consolas" w:eastAsia="Times New Roman" w:hAnsi="Consolas" w:cs="Times New Roman"/>
+          <w:color w:val="CCCCCC"/>
+          <w:sz w:val="21"/>
+          <w:szCs w:val="21"/>
+          <w:lang w:eastAsia="en-IN"/>
+        </w:rPr>
+        <w:t xml:space="preserve">   </w:t>
+      </w:r>
+      <w:r>
+        <w:rPr>
+          <w:rFonts w:ascii="Consolas" w:eastAsia="Times New Roman" w:hAnsi="Consolas" w:cs="Times New Roman"/>
+          <w:color w:val="6A9955"/>
+          <w:sz w:val="21"/>
+          <w:szCs w:val="21"/>
+          <w:lang w:eastAsia="en-IN"/>
+        </w:rPr>
+        <w:t xml:space="preserve">#will need to store </w:t>
+      </w:r>
+      <w:proofErr w:type="spellStart"/>
+      <w:r>
+        <w:rPr>
+          <w:rFonts w:ascii="Consolas" w:eastAsia="Times New Roman" w:hAnsi="Consolas" w:cs="Times New Roman"/>
+          <w:color w:val="6A9955"/>
+          <w:sz w:val="21"/>
+          <w:szCs w:val="21"/>
+          <w:lang w:eastAsia="en-IN"/>
+        </w:rPr>
+        <w:t>ans</w:t>
+      </w:r>
+      <w:proofErr w:type="spellEnd"/>
+    </w:p>
+    <w:p>
+      <w:pPr>
+        <w:shd w:val="clear" w:color="auto" w:fill="1F1F1F"/>
+        <w:spacing w:after="0" w:line="285" w:lineRule="atLeast"/>
+        <w:rPr>
+          <w:rFonts w:ascii="Consolas" w:eastAsia="Times New Roman" w:hAnsi="Consolas" w:cs="Times New Roman"/>
+          <w:color w:val="CCCCCC"/>
+          <w:sz w:val="21"/>
+          <w:szCs w:val="21"/>
+          <w:lang w:eastAsia="en-IN"/>
+        </w:rPr>
+      </w:pPr>
+      <w:r>
+        <w:rPr>
+          <w:rFonts w:ascii="Consolas" w:eastAsia="Times New Roman" w:hAnsi="Consolas" w:cs="Times New Roman"/>
+          <w:color w:val="CCCCCC"/>
+          <w:sz w:val="21"/>
+          <w:szCs w:val="21"/>
+          <w:lang w:eastAsia="en-IN"/>
+        </w:rPr>
+        <w:t xml:space="preserve">        </w:t>
+      </w:r>
+      <w:proofErr w:type="gramStart"/>
+      <w:r>
+        <w:rPr>
+          <w:rFonts w:ascii="Consolas" w:eastAsia="Times New Roman" w:hAnsi="Consolas" w:cs="Times New Roman"/>
+          <w:color w:val="C586C0"/>
+          <w:sz w:val="21"/>
+          <w:szCs w:val="21"/>
+          <w:lang w:eastAsia="en-IN"/>
+        </w:rPr>
+        <w:t>while</w:t>
+      </w:r>
+      <w:proofErr w:type="gramEnd"/>
+      <w:r>
+        <w:rPr>
+          <w:rFonts w:ascii="Consolas" w:eastAsia="Times New Roman" w:hAnsi="Consolas" w:cs="Times New Roman"/>
+          <w:color w:val="CCCCCC"/>
+          <w:sz w:val="21"/>
+          <w:szCs w:val="21"/>
+          <w:lang w:eastAsia="en-IN"/>
+        </w:rPr>
+        <w:t xml:space="preserve"> l</w:t>
+      </w:r>
+      <w:r>
+        <w:rPr>
+          <w:rFonts w:ascii="Consolas" w:eastAsia="Times New Roman" w:hAnsi="Consolas" w:cs="Times New Roman"/>
+          <w:color w:val="D4D4D4"/>
+          <w:sz w:val="21"/>
+          <w:szCs w:val="21"/>
+          <w:lang w:eastAsia="en-IN"/>
+        </w:rPr>
+        <w:t>&lt;=</w:t>
+      </w:r>
+      <w:r>
+        <w:rPr>
+          <w:rFonts w:ascii="Consolas" w:eastAsia="Times New Roman" w:hAnsi="Consolas" w:cs="Times New Roman"/>
+          <w:color w:val="CCCCCC"/>
+          <w:sz w:val="21"/>
+          <w:szCs w:val="21"/>
+          <w:lang w:eastAsia="en-IN"/>
+        </w:rPr>
+        <w:t>r:</w:t>
+      </w:r>
+    </w:p>
+    <w:p>
+      <w:pPr>
+        <w:shd w:val="clear" w:color="auto" w:fill="1F1F1F"/>
+        <w:spacing w:after="0" w:line="285" w:lineRule="atLeast"/>
+        <w:rPr>
+          <w:rFonts w:ascii="Consolas" w:eastAsia="Times New Roman" w:hAnsi="Consolas" w:cs="Times New Roman"/>
+          <w:color w:val="CCCCCC"/>
+          <w:sz w:val="21"/>
+          <w:szCs w:val="21"/>
+          <w:lang w:eastAsia="en-IN"/>
+        </w:rPr>
+      </w:pPr>
+      <w:r>
+        <w:rPr>
+          <w:rFonts w:ascii="Consolas" w:eastAsia="Times New Roman" w:hAnsi="Consolas" w:cs="Times New Roman"/>
+          <w:color w:val="CCCCCC"/>
+          <w:sz w:val="21"/>
+          <w:szCs w:val="21"/>
+          <w:lang w:eastAsia="en-IN"/>
+        </w:rPr>
+        <w:t xml:space="preserve">            </w:t>
+      </w:r>
+      <w:proofErr w:type="gramStart"/>
+      <w:r>
+        <w:rPr>
+          <w:rFonts w:ascii="Consolas" w:eastAsia="Times New Roman" w:hAnsi="Consolas" w:cs="Times New Roman"/>
+          <w:color w:val="CCCCCC"/>
+          <w:sz w:val="21"/>
+          <w:szCs w:val="21"/>
+          <w:lang w:eastAsia="en-IN"/>
+        </w:rPr>
+        <w:t>mid</w:t>
+      </w:r>
+      <w:proofErr w:type="gramEnd"/>
+      <w:r>
+        <w:rPr>
+          <w:rFonts w:ascii="Consolas" w:eastAsia="Times New Roman" w:hAnsi="Consolas" w:cs="Times New Roman"/>
+          <w:color w:val="CCCCCC"/>
+          <w:sz w:val="21"/>
+          <w:szCs w:val="21"/>
+          <w:lang w:eastAsia="en-IN"/>
+        </w:rPr>
+        <w:t xml:space="preserve"> </w:t>
+      </w:r>
+      <w:r>
+        <w:rPr>
+          <w:rFonts w:ascii="Consolas" w:eastAsia="Times New Roman" w:hAnsi="Consolas" w:cs="Times New Roman"/>
+          <w:color w:val="D4D4D4"/>
+          <w:sz w:val="21"/>
+          <w:szCs w:val="21"/>
+          <w:lang w:eastAsia="en-IN"/>
+        </w:rPr>
+        <w:t>=</w:t>
+      </w:r>
+      <w:r>
+        <w:rPr>
+          <w:rFonts w:ascii="Consolas" w:eastAsia="Times New Roman" w:hAnsi="Consolas" w:cs="Times New Roman"/>
+          <w:color w:val="CCCCCC"/>
+          <w:sz w:val="21"/>
+          <w:szCs w:val="21"/>
+          <w:lang w:eastAsia="en-IN"/>
+        </w:rPr>
+        <w:t xml:space="preserve"> (</w:t>
+      </w:r>
+      <w:proofErr w:type="spellStart"/>
+      <w:r>
+        <w:rPr>
+          <w:rFonts w:ascii="Consolas" w:eastAsia="Times New Roman" w:hAnsi="Consolas" w:cs="Times New Roman"/>
+          <w:color w:val="CCCCCC"/>
+          <w:sz w:val="21"/>
+          <w:szCs w:val="21"/>
+          <w:lang w:eastAsia="en-IN"/>
+        </w:rPr>
+        <w:t>l</w:t>
+      </w:r>
+      <w:r>
+        <w:rPr>
+          <w:rFonts w:ascii="Consolas" w:eastAsia="Times New Roman" w:hAnsi="Consolas" w:cs="Times New Roman"/>
+          <w:color w:val="D4D4D4"/>
+          <w:sz w:val="21"/>
+          <w:szCs w:val="21"/>
+          <w:lang w:eastAsia="en-IN"/>
+        </w:rPr>
+        <w:t>+</w:t>
+      </w:r>
+      <w:r>
+        <w:rPr>
+          <w:rFonts w:ascii="Consolas" w:eastAsia="Times New Roman" w:hAnsi="Consolas" w:cs="Times New Roman"/>
+          <w:color w:val="CCCCCC"/>
+          <w:sz w:val="21"/>
+          <w:szCs w:val="21"/>
+          <w:lang w:eastAsia="en-IN"/>
+        </w:rPr>
+        <w:t>r</w:t>
+      </w:r>
+      <w:proofErr w:type="spellEnd"/>
+      <w:r>
+        <w:rPr>
+          <w:rFonts w:ascii="Consolas" w:eastAsia="Times New Roman" w:hAnsi="Consolas" w:cs="Times New Roman"/>
+          <w:color w:val="CCCCCC"/>
+          <w:sz w:val="21"/>
+          <w:szCs w:val="21"/>
+          <w:lang w:eastAsia="en-IN"/>
+        </w:rPr>
+        <w:t>)</w:t>
+      </w:r>
+      <w:r>
+        <w:rPr>
+          <w:rFonts w:ascii="Consolas" w:eastAsia="Times New Roman" w:hAnsi="Consolas" w:cs="Times New Roman"/>
+          <w:color w:val="D4D4D4"/>
+          <w:sz w:val="21"/>
+          <w:szCs w:val="21"/>
+          <w:lang w:eastAsia="en-IN"/>
+        </w:rPr>
+        <w:t>//</w:t>
+      </w:r>
+      <w:r>
+        <w:rPr>
+          <w:rFonts w:ascii="Consolas" w:eastAsia="Times New Roman" w:hAnsi="Consolas" w:cs="Times New Roman"/>
+          <w:color w:val="B5CEA8"/>
+          <w:sz w:val="21"/>
+          <w:szCs w:val="21"/>
+          <w:lang w:eastAsia="en-IN"/>
+        </w:rPr>
+        <w:t>2</w:t>
+      </w:r>
+    </w:p>
+    <w:p>
+      <w:pPr>
+        <w:shd w:val="clear" w:color="auto" w:fill="1F1F1F"/>
+        <w:spacing w:after="0" w:line="285" w:lineRule="atLeast"/>
+        <w:rPr>
+          <w:rFonts w:ascii="Consolas" w:eastAsia="Times New Roman" w:hAnsi="Consolas" w:cs="Times New Roman"/>
+          <w:color w:val="CCCCCC"/>
+          <w:sz w:val="21"/>
+          <w:szCs w:val="21"/>
+          <w:lang w:eastAsia="en-IN"/>
+        </w:rPr>
+      </w:pPr>
+      <w:r>
+        <w:rPr>
+          <w:rFonts w:ascii="Consolas" w:eastAsia="Times New Roman" w:hAnsi="Consolas" w:cs="Times New Roman"/>
+          <w:color w:val="CCCCCC"/>
+          <w:sz w:val="21"/>
+          <w:szCs w:val="21"/>
+          <w:lang w:eastAsia="en-IN"/>
+        </w:rPr>
+        <w:t xml:space="preserve">            </w:t>
+      </w:r>
+      <w:proofErr w:type="gramStart"/>
+      <w:r>
+        <w:rPr>
+          <w:rFonts w:ascii="Consolas" w:eastAsia="Times New Roman" w:hAnsi="Consolas" w:cs="Times New Roman"/>
+          <w:color w:val="C586C0"/>
+          <w:sz w:val="21"/>
+          <w:szCs w:val="21"/>
+          <w:lang w:eastAsia="en-IN"/>
+        </w:rPr>
+        <w:t>if</w:t>
+      </w:r>
+      <w:proofErr w:type="gramEnd"/>
+      <w:r>
+        <w:rPr>
+          <w:rFonts w:ascii="Consolas" w:eastAsia="Times New Roman" w:hAnsi="Consolas" w:cs="Times New Roman"/>
+          <w:color w:val="CCCCCC"/>
+          <w:sz w:val="21"/>
+          <w:szCs w:val="21"/>
+          <w:lang w:eastAsia="en-IN"/>
+        </w:rPr>
+        <w:t xml:space="preserve"> mid</w:t>
+      </w:r>
+      <w:r>
+        <w:rPr>
+          <w:rFonts w:ascii="Consolas" w:eastAsia="Times New Roman" w:hAnsi="Consolas" w:cs="Times New Roman"/>
+          <w:color w:val="D4D4D4"/>
+          <w:sz w:val="21"/>
+          <w:szCs w:val="21"/>
+          <w:lang w:eastAsia="en-IN"/>
+        </w:rPr>
+        <w:t>*</w:t>
+      </w:r>
+      <w:r>
+        <w:rPr>
+          <w:rFonts w:ascii="Consolas" w:eastAsia="Times New Roman" w:hAnsi="Consolas" w:cs="Times New Roman"/>
+          <w:color w:val="CCCCCC"/>
+          <w:sz w:val="21"/>
+          <w:szCs w:val="21"/>
+          <w:lang w:eastAsia="en-IN"/>
+        </w:rPr>
+        <w:t>mid</w:t>
+      </w:r>
+      <w:r>
+        <w:rPr>
+          <w:rFonts w:ascii="Consolas" w:eastAsia="Times New Roman" w:hAnsi="Consolas" w:cs="Times New Roman"/>
+          <w:color w:val="D4D4D4"/>
+          <w:sz w:val="21"/>
+          <w:szCs w:val="21"/>
+          <w:lang w:eastAsia="en-IN"/>
+        </w:rPr>
+        <w:t>==</w:t>
+      </w:r>
+      <w:r>
+        <w:rPr>
+          <w:rFonts w:ascii="Consolas" w:eastAsia="Times New Roman" w:hAnsi="Consolas" w:cs="Times New Roman"/>
+          <w:color w:val="CCCCCC"/>
+          <w:sz w:val="21"/>
+          <w:szCs w:val="21"/>
+          <w:lang w:eastAsia="en-IN"/>
+        </w:rPr>
+        <w:t>x:</w:t>
+      </w:r>
+    </w:p>
+    <w:p>
+      <w:pPr>
+        <w:shd w:val="clear" w:color="auto" w:fill="1F1F1F"/>
+        <w:spacing w:after="0" w:line="285" w:lineRule="atLeast"/>
+        <w:rPr>
+          <w:rFonts w:ascii="Consolas" w:eastAsia="Times New Roman" w:hAnsi="Consolas" w:cs="Times New Roman"/>
+          <w:color w:val="CCCCCC"/>
+          <w:sz w:val="21"/>
+          <w:szCs w:val="21"/>
+          <w:lang w:eastAsia="en-IN"/>
+        </w:rPr>
+      </w:pPr>
+      <w:r>
+        <w:rPr>
+          <w:rFonts w:ascii="Consolas" w:eastAsia="Times New Roman" w:hAnsi="Consolas" w:cs="Times New Roman"/>
+          <w:color w:val="CCCCCC"/>
+          <w:sz w:val="21"/>
+          <w:szCs w:val="21"/>
+          <w:lang w:eastAsia="en-IN"/>
+        </w:rPr>
+        <w:t xml:space="preserve">                </w:t>
+      </w:r>
+      <w:proofErr w:type="gramStart"/>
+      <w:r>
+        <w:rPr>
+          <w:rFonts w:ascii="Consolas" w:eastAsia="Times New Roman" w:hAnsi="Consolas" w:cs="Times New Roman"/>
+          <w:color w:val="C586C0"/>
+          <w:sz w:val="21"/>
+          <w:szCs w:val="21"/>
+          <w:lang w:eastAsia="en-IN"/>
+        </w:rPr>
+        <w:t>return</w:t>
+      </w:r>
+      <w:proofErr w:type="gramEnd"/>
+      <w:r>
+        <w:rPr>
+          <w:rFonts w:ascii="Consolas" w:eastAsia="Times New Roman" w:hAnsi="Consolas" w:cs="Times New Roman"/>
+          <w:color w:val="CCCCCC"/>
+          <w:sz w:val="21"/>
+          <w:szCs w:val="21"/>
+          <w:lang w:eastAsia="en-IN"/>
+        </w:rPr>
+        <w:t xml:space="preserve"> mid</w:t>
+      </w:r>
+    </w:p>
+    <w:p>
+      <w:pPr>
+        <w:shd w:val="clear" w:color="auto" w:fill="1F1F1F"/>
+        <w:spacing w:after="0" w:line="285" w:lineRule="atLeast"/>
+        <w:rPr>
+          <w:rFonts w:ascii="Consolas" w:eastAsia="Times New Roman" w:hAnsi="Consolas" w:cs="Times New Roman"/>
+          <w:color w:val="CCCCCC"/>
+          <w:sz w:val="21"/>
+          <w:szCs w:val="21"/>
+          <w:lang w:eastAsia="en-IN"/>
+        </w:rPr>
+      </w:pPr>
+      <w:r>
+        <w:rPr>
+          <w:rFonts w:ascii="Consolas" w:eastAsia="Times New Roman" w:hAnsi="Consolas" w:cs="Times New Roman"/>
+          <w:color w:val="CCCCCC"/>
+          <w:sz w:val="21"/>
+          <w:szCs w:val="21"/>
+          <w:lang w:eastAsia="en-IN"/>
+        </w:rPr>
+        <w:t xml:space="preserve">            </w:t>
+      </w:r>
+    </w:p>
+    <w:p>
+      <w:pPr>
+        <w:shd w:val="clear" w:color="auto" w:fill="1F1F1F"/>
+        <w:spacing w:after="0" w:line="285" w:lineRule="atLeast"/>
+        <w:rPr>
+          <w:rFonts w:ascii="Consolas" w:eastAsia="Times New Roman" w:hAnsi="Consolas" w:cs="Times New Roman"/>
+          <w:color w:val="CCCCCC"/>
+          <w:sz w:val="21"/>
+          <w:szCs w:val="21"/>
+          <w:lang w:eastAsia="en-IN"/>
+        </w:rPr>
+      </w:pPr>
+      <w:r>
+        <w:rPr>
+          <w:rFonts w:ascii="Consolas" w:eastAsia="Times New Roman" w:hAnsi="Consolas" w:cs="Times New Roman"/>
+          <w:color w:val="CCCCCC"/>
+          <w:sz w:val="21"/>
+          <w:szCs w:val="21"/>
+          <w:lang w:eastAsia="en-IN"/>
+        </w:rPr>
+        <w:t xml:space="preserve">            </w:t>
+      </w:r>
+      <w:r>
+        <w:rPr>
+          <w:rFonts w:ascii="Consolas" w:eastAsia="Times New Roman" w:hAnsi="Consolas" w:cs="Times New Roman"/>
+          <w:color w:val="6A9955"/>
+          <w:sz w:val="21"/>
+          <w:szCs w:val="21"/>
+          <w:lang w:eastAsia="en-IN"/>
+        </w:rPr>
+        <w:t># if sq</w:t>
+      </w:r>
+      <w:r>
+        <w:rPr>
+          <w:rFonts w:ascii="Consolas" w:eastAsia="Times New Roman" w:hAnsi="Consolas" w:cs="Times New Roman"/>
+          <w:color w:val="6A9955"/>
+          <w:sz w:val="21"/>
+          <w:szCs w:val="21"/>
+          <w:lang w:eastAsia="en-IN"/>
+        </w:rPr>
+        <w:t>u</w:t>
+      </w:r>
+      <w:r>
+        <w:rPr>
+          <w:rFonts w:ascii="Consolas" w:eastAsia="Times New Roman" w:hAnsi="Consolas" w:cs="Times New Roman"/>
+          <w:color w:val="6A9955"/>
+          <w:sz w:val="21"/>
+          <w:szCs w:val="21"/>
+          <w:lang w:eastAsia="en-IN"/>
+        </w:rPr>
+        <w:t>are of mid is less than x, it can be ans. But we need to find that largest mid</w:t>
+      </w:r>
+    </w:p>
+    <w:p>
+      <w:pPr>
+        <w:shd w:val="clear" w:color="auto" w:fill="1F1F1F"/>
+        <w:spacing w:after="0" w:line="285" w:lineRule="atLeast"/>
+        <w:rPr>
+          <w:rFonts w:ascii="Consolas" w:eastAsia="Times New Roman" w:hAnsi="Consolas" w:cs="Times New Roman"/>
+          <w:color w:val="CCCCCC"/>
+          <w:sz w:val="21"/>
+          <w:szCs w:val="21"/>
+          <w:lang w:eastAsia="en-IN"/>
+        </w:rPr>
+      </w:pPr>
+      <w:r>
+        <w:rPr>
+          <w:rFonts w:ascii="Consolas" w:eastAsia="Times New Roman" w:hAnsi="Consolas" w:cs="Times New Roman"/>
+          <w:color w:val="CCCCCC"/>
+          <w:sz w:val="21"/>
+          <w:szCs w:val="21"/>
+          <w:lang w:eastAsia="en-IN"/>
+        </w:rPr>
+        <w:t xml:space="preserve">            </w:t>
+      </w:r>
+      <w:proofErr w:type="gramStart"/>
+      <w:r>
+        <w:rPr>
+          <w:rFonts w:ascii="Consolas" w:eastAsia="Times New Roman" w:hAnsi="Consolas" w:cs="Times New Roman"/>
+          <w:color w:val="C586C0"/>
+          <w:sz w:val="21"/>
+          <w:szCs w:val="21"/>
+          <w:lang w:eastAsia="en-IN"/>
+        </w:rPr>
+        <w:t>if</w:t>
+      </w:r>
+      <w:proofErr w:type="gramEnd"/>
+      <w:r>
+        <w:rPr>
+          <w:rFonts w:ascii="Consolas" w:eastAsia="Times New Roman" w:hAnsi="Consolas" w:cs="Times New Roman"/>
+          <w:color w:val="CCCCCC"/>
+          <w:sz w:val="21"/>
+          <w:szCs w:val="21"/>
+          <w:lang w:eastAsia="en-IN"/>
+        </w:rPr>
+        <w:t xml:space="preserve"> mid</w:t>
+      </w:r>
+      <w:r>
+        <w:rPr>
+          <w:rFonts w:ascii="Consolas" w:eastAsia="Times New Roman" w:hAnsi="Consolas" w:cs="Times New Roman"/>
+          <w:color w:val="D4D4D4"/>
+          <w:sz w:val="21"/>
+          <w:szCs w:val="21"/>
+          <w:lang w:eastAsia="en-IN"/>
+        </w:rPr>
+        <w:t>*</w:t>
+      </w:r>
+      <w:r>
+        <w:rPr>
+          <w:rFonts w:ascii="Consolas" w:eastAsia="Times New Roman" w:hAnsi="Consolas" w:cs="Times New Roman"/>
+          <w:color w:val="CCCCCC"/>
+          <w:sz w:val="21"/>
+          <w:szCs w:val="21"/>
+          <w:lang w:eastAsia="en-IN"/>
+        </w:rPr>
+        <w:t>mid</w:t>
+      </w:r>
+      <w:r>
+        <w:rPr>
+          <w:rFonts w:ascii="Consolas" w:eastAsia="Times New Roman" w:hAnsi="Consolas" w:cs="Times New Roman"/>
+          <w:color w:val="D4D4D4"/>
+          <w:sz w:val="21"/>
+          <w:szCs w:val="21"/>
+          <w:lang w:eastAsia="en-IN"/>
+        </w:rPr>
+        <w:t>&lt;</w:t>
+      </w:r>
+      <w:r>
+        <w:rPr>
+          <w:rFonts w:ascii="Consolas" w:eastAsia="Times New Roman" w:hAnsi="Consolas" w:cs="Times New Roman"/>
+          <w:color w:val="CCCCCC"/>
+          <w:sz w:val="21"/>
+          <w:szCs w:val="21"/>
+          <w:lang w:eastAsia="en-IN"/>
+        </w:rPr>
+        <w:t>x:</w:t>
+      </w:r>
+    </w:p>
+    <w:p>
+      <w:pPr>
+        <w:shd w:val="clear" w:color="auto" w:fill="1F1F1F"/>
+        <w:spacing w:after="0" w:line="285" w:lineRule="atLeast"/>
+        <w:rPr>
+          <w:rFonts w:ascii="Consolas" w:eastAsia="Times New Roman" w:hAnsi="Consolas" w:cs="Times New Roman"/>
+          <w:color w:val="CCCCCC"/>
+          <w:sz w:val="21"/>
+          <w:szCs w:val="21"/>
+          <w:lang w:eastAsia="en-IN"/>
+        </w:rPr>
+      </w:pPr>
+      <w:r>
+        <w:rPr>
+          <w:rFonts w:ascii="Consolas" w:eastAsia="Times New Roman" w:hAnsi="Consolas" w:cs="Times New Roman"/>
+          <w:color w:val="CCCCCC"/>
+          <w:sz w:val="21"/>
+          <w:szCs w:val="21"/>
+          <w:lang w:eastAsia="en-IN"/>
+        </w:rPr>
+        <w:t xml:space="preserve">                </w:t>
+      </w:r>
+      <w:proofErr w:type="spellStart"/>
+      <w:proofErr w:type="gramStart"/>
+      <w:r>
+        <w:rPr>
+          <w:rFonts w:ascii="Consolas" w:eastAsia="Times New Roman" w:hAnsi="Consolas" w:cs="Times New Roman"/>
+          <w:color w:val="CCCCCC"/>
+          <w:sz w:val="21"/>
+          <w:szCs w:val="21"/>
+          <w:lang w:eastAsia="en-IN"/>
+        </w:rPr>
+        <w:t>ans</w:t>
+      </w:r>
+      <w:proofErr w:type="spellEnd"/>
+      <w:proofErr w:type="gramEnd"/>
+      <w:r>
+        <w:rPr>
+          <w:rFonts w:ascii="Consolas" w:eastAsia="Times New Roman" w:hAnsi="Consolas" w:cs="Times New Roman"/>
+          <w:color w:val="CCCCCC"/>
+          <w:sz w:val="21"/>
+          <w:szCs w:val="21"/>
+          <w:lang w:eastAsia="en-IN"/>
+        </w:rPr>
+        <w:t xml:space="preserve"> </w:t>
+      </w:r>
+      <w:r>
+        <w:rPr>
+          <w:rFonts w:ascii="Consolas" w:eastAsia="Times New Roman" w:hAnsi="Consolas" w:cs="Times New Roman"/>
+          <w:color w:val="D4D4D4"/>
+          <w:sz w:val="21"/>
+          <w:szCs w:val="21"/>
+          <w:lang w:eastAsia="en-IN"/>
+        </w:rPr>
+        <w:t>=</w:t>
+      </w:r>
+      <w:r>
+        <w:rPr>
+          <w:rFonts w:ascii="Consolas" w:eastAsia="Times New Roman" w:hAnsi="Consolas" w:cs="Times New Roman"/>
+          <w:color w:val="CCCCCC"/>
+          <w:sz w:val="21"/>
+          <w:szCs w:val="21"/>
+          <w:lang w:eastAsia="en-IN"/>
+        </w:rPr>
+        <w:t xml:space="preserve"> mid  </w:t>
+      </w:r>
+    </w:p>
+    <w:p>
+      <w:pPr>
+        <w:shd w:val="clear" w:color="auto" w:fill="1F1F1F"/>
+        <w:spacing w:after="0" w:line="285" w:lineRule="atLeast"/>
+        <w:rPr>
+          <w:rFonts w:ascii="Consolas" w:eastAsia="Times New Roman" w:hAnsi="Consolas" w:cs="Times New Roman"/>
+          <w:color w:val="CCCCCC"/>
+          <w:sz w:val="21"/>
+          <w:szCs w:val="21"/>
+          <w:lang w:eastAsia="en-IN"/>
+        </w:rPr>
+      </w:pPr>
+      <w:r>
+        <w:rPr>
+          <w:rFonts w:ascii="Consolas" w:eastAsia="Times New Roman" w:hAnsi="Consolas" w:cs="Times New Roman"/>
+          <w:color w:val="CCCCCC"/>
+          <w:sz w:val="21"/>
+          <w:szCs w:val="21"/>
+          <w:lang w:eastAsia="en-IN"/>
+        </w:rPr>
+        <w:t xml:space="preserve">                l </w:t>
+      </w:r>
+      <w:r>
+        <w:rPr>
+          <w:rFonts w:ascii="Consolas" w:eastAsia="Times New Roman" w:hAnsi="Consolas" w:cs="Times New Roman"/>
+          <w:color w:val="D4D4D4"/>
+          <w:sz w:val="21"/>
+          <w:szCs w:val="21"/>
+          <w:lang w:eastAsia="en-IN"/>
+        </w:rPr>
+        <w:t>=</w:t>
+      </w:r>
+      <w:r>
+        <w:rPr>
+          <w:rFonts w:ascii="Consolas" w:eastAsia="Times New Roman" w:hAnsi="Consolas" w:cs="Times New Roman"/>
+          <w:color w:val="CCCCCC"/>
+          <w:sz w:val="21"/>
+          <w:szCs w:val="21"/>
+          <w:lang w:eastAsia="en-IN"/>
+        </w:rPr>
+        <w:t xml:space="preserve"> mid</w:t>
+      </w:r>
+      <w:r>
+        <w:rPr>
+          <w:rFonts w:ascii="Consolas" w:eastAsia="Times New Roman" w:hAnsi="Consolas" w:cs="Times New Roman"/>
+          <w:color w:val="D4D4D4"/>
+          <w:sz w:val="21"/>
+          <w:szCs w:val="21"/>
+          <w:lang w:eastAsia="en-IN"/>
+        </w:rPr>
+        <w:t>+</w:t>
+      </w:r>
+      <w:r>
+        <w:rPr>
+          <w:rFonts w:ascii="Consolas" w:eastAsia="Times New Roman" w:hAnsi="Consolas" w:cs="Times New Roman"/>
+          <w:color w:val="B5CEA8"/>
+          <w:sz w:val="21"/>
+          <w:szCs w:val="21"/>
+          <w:lang w:eastAsia="en-IN"/>
+        </w:rPr>
+        <w:t>1</w:t>
+      </w:r>
+    </w:p>
+    <w:p>
+      <w:pPr>
+        <w:shd w:val="clear" w:color="auto" w:fill="1F1F1F"/>
+        <w:spacing w:after="0" w:line="285" w:lineRule="atLeast"/>
+        <w:rPr>
+          <w:rFonts w:ascii="Consolas" w:eastAsia="Times New Roman" w:hAnsi="Consolas" w:cs="Times New Roman"/>
+          <w:color w:val="CCCCCC"/>
+          <w:sz w:val="21"/>
+          <w:szCs w:val="21"/>
+          <w:lang w:eastAsia="en-IN"/>
+        </w:rPr>
+      </w:pPr>
+      <w:r>
+        <w:rPr>
+          <w:rFonts w:ascii="Consolas" w:eastAsia="Times New Roman" w:hAnsi="Consolas" w:cs="Times New Roman"/>
+          <w:color w:val="CCCCCC"/>
+          <w:sz w:val="21"/>
+          <w:szCs w:val="21"/>
+          <w:lang w:eastAsia="en-IN"/>
+        </w:rPr>
+        <w:t xml:space="preserve">            </w:t>
+      </w:r>
+      <w:proofErr w:type="gramStart"/>
+      <w:r>
+        <w:rPr>
+          <w:rFonts w:ascii="Consolas" w:eastAsia="Times New Roman" w:hAnsi="Consolas" w:cs="Times New Roman"/>
+          <w:color w:val="C586C0"/>
+          <w:sz w:val="21"/>
+          <w:szCs w:val="21"/>
+          <w:lang w:eastAsia="en-IN"/>
+        </w:rPr>
+        <w:t>else</w:t>
+      </w:r>
+      <w:proofErr w:type="gramEnd"/>
+      <w:r>
+        <w:rPr>
+          <w:rFonts w:ascii="Consolas" w:eastAsia="Times New Roman" w:hAnsi="Consolas" w:cs="Times New Roman"/>
+          <w:color w:val="CCCCCC"/>
+          <w:sz w:val="21"/>
+          <w:szCs w:val="21"/>
+          <w:lang w:eastAsia="en-IN"/>
+        </w:rPr>
+        <w:t>:</w:t>
+      </w:r>
+    </w:p>
+    <w:p>
+      <w:pPr>
+        <w:shd w:val="clear" w:color="auto" w:fill="1F1F1F"/>
+        <w:spacing w:after="0" w:line="285" w:lineRule="atLeast"/>
+        <w:rPr>
+          <w:rFonts w:ascii="Consolas" w:eastAsia="Times New Roman" w:hAnsi="Consolas" w:cs="Times New Roman"/>
+          <w:color w:val="CCCCCC"/>
+          <w:sz w:val="21"/>
+          <w:szCs w:val="21"/>
+          <w:lang w:eastAsia="en-IN"/>
+        </w:rPr>
+      </w:pPr>
+      <w:r>
+        <w:rPr>
+          <w:rFonts w:ascii="Consolas" w:eastAsia="Times New Roman" w:hAnsi="Consolas" w:cs="Times New Roman"/>
+          <w:color w:val="CCCCCC"/>
+          <w:sz w:val="21"/>
+          <w:szCs w:val="21"/>
+          <w:lang w:eastAsia="en-IN"/>
+        </w:rPr>
+        <w:t xml:space="preserve">                r </w:t>
+      </w:r>
+      <w:r>
+        <w:rPr>
+          <w:rFonts w:ascii="Consolas" w:eastAsia="Times New Roman" w:hAnsi="Consolas" w:cs="Times New Roman"/>
+          <w:color w:val="D4D4D4"/>
+          <w:sz w:val="21"/>
+          <w:szCs w:val="21"/>
+          <w:lang w:eastAsia="en-IN"/>
+        </w:rPr>
+        <w:t>=</w:t>
+      </w:r>
+      <w:r>
+        <w:rPr>
+          <w:rFonts w:ascii="Consolas" w:eastAsia="Times New Roman" w:hAnsi="Consolas" w:cs="Times New Roman"/>
+          <w:color w:val="CCCCCC"/>
+          <w:sz w:val="21"/>
+          <w:szCs w:val="21"/>
+          <w:lang w:eastAsia="en-IN"/>
+        </w:rPr>
+        <w:t xml:space="preserve"> mid</w:t>
+      </w:r>
+      <w:r>
+        <w:rPr>
+          <w:rFonts w:ascii="Consolas" w:eastAsia="Times New Roman" w:hAnsi="Consolas" w:cs="Times New Roman"/>
+          <w:color w:val="D4D4D4"/>
+          <w:sz w:val="21"/>
+          <w:szCs w:val="21"/>
+          <w:lang w:eastAsia="en-IN"/>
+        </w:rPr>
+        <w:t>-</w:t>
+      </w:r>
+      <w:r>
+        <w:rPr>
+          <w:rFonts w:ascii="Consolas" w:eastAsia="Times New Roman" w:hAnsi="Consolas" w:cs="Times New Roman"/>
+          <w:color w:val="B5CEA8"/>
+          <w:sz w:val="21"/>
+          <w:szCs w:val="21"/>
+          <w:lang w:eastAsia="en-IN"/>
+        </w:rPr>
+        <w:t>1</w:t>
+      </w:r>
+    </w:p>
+    <w:p>
+      <w:pPr>
+        <w:shd w:val="clear" w:color="auto" w:fill="1F1F1F"/>
+        <w:spacing w:after="0" w:line="285" w:lineRule="atLeast"/>
+        <w:rPr>
+          <w:rFonts w:ascii="Consolas" w:eastAsia="Times New Roman" w:hAnsi="Consolas" w:cs="Times New Roman"/>
+          <w:color w:val="CCCCCC"/>
+          <w:sz w:val="21"/>
+          <w:szCs w:val="21"/>
+          <w:lang w:eastAsia="en-IN"/>
+        </w:rPr>
+      </w:pPr>
+      <w:r>
+        <w:rPr>
+          <w:rFonts w:ascii="Consolas" w:eastAsia="Times New Roman" w:hAnsi="Consolas" w:cs="Times New Roman"/>
+          <w:color w:val="CCCCCC"/>
+          <w:sz w:val="21"/>
+          <w:szCs w:val="21"/>
+          <w:lang w:eastAsia="en-IN"/>
+        </w:rPr>
+        <w:t xml:space="preserve">        </w:t>
+      </w:r>
+    </w:p>
+    <w:p>
+      <w:pPr>
+        <w:shd w:val="clear" w:color="auto" w:fill="1F1F1F"/>
+        <w:spacing w:after="0" w:line="285" w:lineRule="atLeast"/>
+        <w:rPr>
+          <w:rFonts w:ascii="Consolas" w:eastAsia="Times New Roman" w:hAnsi="Consolas" w:cs="Times New Roman"/>
+          <w:color w:val="CCCCCC"/>
+          <w:sz w:val="21"/>
+          <w:szCs w:val="21"/>
+          <w:lang w:eastAsia="en-IN"/>
+        </w:rPr>
+      </w:pPr>
+      <w:r>
+        <w:rPr>
+          <w:rFonts w:ascii="Consolas" w:eastAsia="Times New Roman" w:hAnsi="Consolas" w:cs="Times New Roman"/>
+          <w:color w:val="CCCCCC"/>
+          <w:sz w:val="21"/>
+          <w:szCs w:val="21"/>
+          <w:lang w:eastAsia="en-IN"/>
+        </w:rPr>
+        <w:t xml:space="preserve">        </w:t>
+      </w:r>
+      <w:proofErr w:type="gramStart"/>
+      <w:r>
+        <w:rPr>
+          <w:rFonts w:ascii="Consolas" w:eastAsia="Times New Roman" w:hAnsi="Consolas" w:cs="Times New Roman"/>
+          <w:color w:val="C586C0"/>
+          <w:sz w:val="21"/>
+          <w:szCs w:val="21"/>
+          <w:lang w:eastAsia="en-IN"/>
+        </w:rPr>
+        <w:t>return</w:t>
+      </w:r>
+      <w:proofErr w:type="gramEnd"/>
+      <w:r>
+        <w:rPr>
+          <w:rFonts w:ascii="Consolas" w:eastAsia="Times New Roman" w:hAnsi="Consolas" w:cs="Times New Roman"/>
+          <w:color w:val="CCCCCC"/>
+          <w:sz w:val="21"/>
+          <w:szCs w:val="21"/>
+          <w:lang w:eastAsia="en-IN"/>
+        </w:rPr>
+        <w:t xml:space="preserve"> </w:t>
+      </w:r>
+      <w:proofErr w:type="spellStart"/>
+      <w:r>
+        <w:rPr>
+          <w:rFonts w:ascii="Consolas" w:eastAsia="Times New Roman" w:hAnsi="Consolas" w:cs="Times New Roman"/>
+          <w:color w:val="CCCCCC"/>
+          <w:sz w:val="21"/>
+          <w:szCs w:val="21"/>
+          <w:lang w:eastAsia="en-IN"/>
+        </w:rPr>
+        <w:t>ans</w:t>
+      </w:r>
+      <w:proofErr w:type="spellEnd"/>
+    </w:p>
+    <w:p>
+      <w:pPr>
+        <w:shd w:val="clear" w:color="auto" w:fill="1F1F1F"/>
+        <w:spacing w:after="0" w:line="285" w:lineRule="atLeast"/>
+        <w:rPr>
+          <w:rFonts w:ascii="Consolas" w:eastAsia="Times New Roman" w:hAnsi="Consolas" w:cs="Times New Roman"/>
+          <w:color w:val="CCCCCC"/>
+          <w:sz w:val="21"/>
+          <w:szCs w:val="21"/>
+          <w:lang w:eastAsia="en-IN"/>
+        </w:rPr>
+      </w:pPr>
+    </w:p>
+    <w:p>
+      <w:pPr>
+        <w:pStyle w:val="Header"/>
+        <w:tabs>
+          <w:tab w:val="clear" w:pos="4513"/>
+          <w:tab w:val="clear" w:pos="9026"/>
+        </w:tabs>
+        <w:spacing w:line="259" w:lineRule="auto"/>
+        <w:rPr>
+          <w:rFonts w:asciiTheme="majorHAnsi" w:hAnsiTheme="majorHAnsi" w:cstheme="majorHAnsi"/>
+          <w:b/>
+        </w:rPr>
+      </w:pPr>
+      <w:r>
+        <w:rPr>
+          <w:rFonts w:asciiTheme="majorHAnsi" w:hAnsiTheme="majorHAnsi" w:cstheme="majorHAnsi"/>
+          <w:b/>
+        </w:rPr>
+        <w:t xml:space="preserve"> </w:t>
+      </w:r>
+    </w:p>
+    <w:p>
+      <w:pPr>
+        <w:pStyle w:val="Header"/>
+        <w:tabs>
+          <w:tab w:val="clear" w:pos="4513"/>
+          <w:tab w:val="clear" w:pos="9026"/>
+        </w:tabs>
+        <w:spacing w:line="259" w:lineRule="auto"/>
+        <w:rPr>
+          <w:rFonts w:asciiTheme="majorHAnsi" w:hAnsiTheme="majorHAnsi" w:cstheme="majorHAnsi"/>
+          <w:b/>
+        </w:rPr>
+      </w:pPr>
+      <w:r>
+        <w:rPr>
+          <w:rFonts w:asciiTheme="majorHAnsi" w:hAnsiTheme="majorHAnsi" w:cstheme="majorHAnsi"/>
+          <w:b/>
+        </w:rPr>
         <w:t>Explanation:</w:t>
       </w:r>
     </w:p>
@@ -20840,33 +23939,19 @@
           <w:rFonts w:asciiTheme="majorHAnsi" w:hAnsiTheme="majorHAnsi" w:cstheme="majorHAnsi"/>
         </w:rPr>
       </w:pPr>
-      <w:proofErr w:type="gramStart"/>
       <w:r>
         <w:rPr>
           <w:rFonts w:asciiTheme="majorHAnsi" w:hAnsiTheme="majorHAnsi" w:cstheme="majorHAnsi"/>
-        </w:rPr>
-        <w:t>l</w:t>
-      </w:r>
-      <w:proofErr w:type="gramEnd"/>
+          <w:b/>
+          <w:bCs/>
+        </w:rPr>
+        <w:t>Search space:</w:t>
+      </w:r>
       <w:r>
         <w:rPr>
           <w:rFonts w:asciiTheme="majorHAnsi" w:hAnsiTheme="majorHAnsi" w:cstheme="majorHAnsi"/>
         </w:rPr>
-        <w:t xml:space="preserve">, r = 1, x → possible </w:t>
-      </w:r>
-      <w:proofErr w:type="spellStart"/>
-      <w:r>
-        <w:rPr>
-          <w:rFonts w:asciiTheme="majorHAnsi" w:hAnsiTheme="majorHAnsi" w:cstheme="majorHAnsi"/>
-        </w:rPr>
-        <w:t>sqrt</w:t>
-      </w:r>
-      <w:proofErr w:type="spellEnd"/>
-      <w:r>
-        <w:rPr>
-          <w:rFonts w:asciiTheme="majorHAnsi" w:hAnsiTheme="majorHAnsi" w:cstheme="majorHAnsi"/>
-        </w:rPr>
-        <w:t xml:space="preserve"> range.</w:t>
+        <w:t xml:space="preserve"> Binary search between l=1 and r=x, since the integer square root must fall in this range. </w:t>
       </w:r>
     </w:p>
     <w:p>
@@ -20881,19 +23966,19 @@
           <w:rFonts w:asciiTheme="majorHAnsi" w:hAnsiTheme="majorHAnsi" w:cstheme="majorHAnsi"/>
         </w:rPr>
       </w:pPr>
-      <w:proofErr w:type="gramStart"/>
       <w:r>
         <w:rPr>
           <w:rFonts w:asciiTheme="majorHAnsi" w:hAnsiTheme="majorHAnsi" w:cstheme="majorHAnsi"/>
-        </w:rPr>
-        <w:t>mid</w:t>
-      </w:r>
-      <w:proofErr w:type="gramEnd"/>
+          <w:b/>
+          <w:bCs/>
+        </w:rPr>
+        <w:t>Exact match:</w:t>
+      </w:r>
       <w:r>
         <w:rPr>
           <w:rFonts w:asciiTheme="majorHAnsi" w:hAnsiTheme="majorHAnsi" w:cstheme="majorHAnsi"/>
         </w:rPr>
-        <w:t xml:space="preserve"> tested each loop.</w:t>
+        <w:t xml:space="preserve"> If mid*mid == x, return mid immediately — perfect square found. </w:t>
       </w:r>
     </w:p>
     <w:p>
@@ -20911,22 +23996,30 @@
       <w:r>
         <w:rPr>
           <w:rFonts w:asciiTheme="majorHAnsi" w:hAnsiTheme="majorHAnsi" w:cstheme="majorHAnsi"/>
-        </w:rPr>
-        <w:t xml:space="preserve">If mid² == x → exact </w:t>
+          <w:b/>
+          <w:bCs/>
+        </w:rPr>
+        <w:t>Too small:</w:t>
+      </w:r>
+      <w:r>
+        <w:rPr>
+          <w:rFonts w:asciiTheme="majorHAnsi" w:hAnsiTheme="majorHAnsi" w:cstheme="majorHAnsi"/>
+        </w:rPr>
+        <w:t xml:space="preserve"> If mid*mid &lt; x, mid is a valid candidate answer, so save it in </w:t>
       </w:r>
       <w:proofErr w:type="spellStart"/>
       <w:r>
         <w:rPr>
           <w:rFonts w:asciiTheme="majorHAnsi" w:hAnsiTheme="majorHAnsi" w:cstheme="majorHAnsi"/>
         </w:rPr>
-        <w:t>sqrt</w:t>
+        <w:t>ans</w:t>
       </w:r>
       <w:proofErr w:type="spellEnd"/>
       <w:r>
         <w:rPr>
           <w:rFonts w:asciiTheme="majorHAnsi" w:hAnsiTheme="majorHAnsi" w:cstheme="majorHAnsi"/>
         </w:rPr>
-        <w:t xml:space="preserve"> found.</w:t>
+        <w:t xml:space="preserve"> and search right (l = mid+1) for a possibly bigger valid mid. </w:t>
       </w:r>
     </w:p>
     <w:p>
@@ -20944,8 +24037,16 @@
       <w:r>
         <w:rPr>
           <w:rFonts w:asciiTheme="majorHAnsi" w:hAnsiTheme="majorHAnsi" w:cstheme="majorHAnsi"/>
-        </w:rPr>
-        <w:t>If mid² &lt; x → save mid as candidate, move right.</w:t>
+          <w:b/>
+          <w:bCs/>
+        </w:rPr>
+        <w:t>Too big:</w:t>
+      </w:r>
+      <w:r>
+        <w:rPr>
+          <w:rFonts w:asciiTheme="majorHAnsi" w:hAnsiTheme="majorHAnsi" w:cstheme="majorHAnsi"/>
+        </w:rPr>
+        <w:t xml:space="preserve"> If mid*mid &gt; x, mid overshoots, so discard it and search left (r = mid-1). </w:t>
       </w:r>
     </w:p>
     <w:p>
@@ -20955,41 +24056,89 @@
           <w:ilvl w:val="0"/>
           <w:numId w:val="2"/>
         </w:numPr>
+        <w:tabs>
+          <w:tab w:val="clear" w:pos="4513"/>
+          <w:tab w:val="clear" w:pos="9026"/>
+        </w:tabs>
         <w:spacing w:line="259" w:lineRule="auto"/>
         <w:rPr>
           <w:rFonts w:asciiTheme="majorHAnsi" w:hAnsiTheme="majorHAnsi" w:cstheme="majorHAnsi"/>
+          <w:b/>
         </w:rPr>
       </w:pPr>
       <w:r>
         <w:rPr>
           <w:rFonts w:asciiTheme="majorHAnsi" w:hAnsiTheme="majorHAnsi" w:cstheme="majorHAnsi"/>
-        </w:rPr>
-        <w:t>Else → move left.</w:t>
-      </w:r>
-    </w:p>
-    <w:p>
-      <w:pPr>
-        <w:pStyle w:val="Header"/>
-        <w:numPr>
-          <w:ilvl w:val="0"/>
-          <w:numId w:val="2"/>
-        </w:numPr>
-        <w:spacing w:line="259" w:lineRule="auto"/>
+          <w:b/>
+          <w:bCs/>
+        </w:rPr>
+        <w:t xml:space="preserve">Why </w:t>
+      </w:r>
+      <w:proofErr w:type="spellStart"/>
+      <w:r>
         <w:rPr>
           <w:rFonts w:asciiTheme="majorHAnsi" w:hAnsiTheme="majorHAnsi" w:cstheme="majorHAnsi"/>
-        </w:rPr>
-      </w:pPr>
+          <w:b/>
+          <w:bCs/>
+        </w:rPr>
+        <w:t>ans</w:t>
+      </w:r>
+      <w:proofErr w:type="spellEnd"/>
       <w:r>
         <w:rPr>
           <w:rFonts w:asciiTheme="majorHAnsi" w:hAnsiTheme="majorHAnsi" w:cstheme="majorHAnsi"/>
-        </w:rPr>
-        <w:t xml:space="preserve">Returns floor of </w:t>
+          <w:b/>
+          <w:bCs/>
+        </w:rPr>
+        <w:t xml:space="preserve"> is needed:</w:t>
+      </w:r>
+      <w:r>
+        <w:rPr>
+          <w:rFonts w:asciiTheme="majorHAnsi" w:hAnsiTheme="majorHAnsi" w:cstheme="majorHAnsi"/>
+        </w:rPr>
+        <w:t xml:space="preserve"> Since most numbers aren't perfect squares, the loop usually ends without an exact match — </w:t>
       </w:r>
       <w:proofErr w:type="spellStart"/>
       <w:r>
         <w:rPr>
           <w:rFonts w:asciiTheme="majorHAnsi" w:hAnsiTheme="majorHAnsi" w:cstheme="majorHAnsi"/>
         </w:rPr>
+        <w:t>ans</w:t>
+      </w:r>
+      <w:proofErr w:type="spellEnd"/>
+      <w:r>
+        <w:rPr>
+          <w:rFonts w:asciiTheme="majorHAnsi" w:hAnsiTheme="majorHAnsi" w:cstheme="majorHAnsi"/>
+        </w:rPr>
+        <w:t xml:space="preserve"> keeps tracking the </w:t>
+      </w:r>
+      <w:r>
+        <w:rPr>
+          <w:rFonts w:asciiTheme="majorHAnsi" w:hAnsiTheme="majorHAnsi" w:cstheme="majorHAnsi"/>
+          <w:b/>
+          <w:bCs/>
+        </w:rPr>
+        <w:t>largest</w:t>
+      </w:r>
+      <w:r>
+        <w:rPr>
+          <w:rFonts w:asciiTheme="majorHAnsi" w:hAnsiTheme="majorHAnsi" w:cstheme="majorHAnsi"/>
+        </w:rPr>
+        <w:t xml:space="preserve"> mid satisfying mid*mid &lt;= x, which is exactly </w:t>
+      </w:r>
+      <w:proofErr w:type="gramStart"/>
+      <w:r>
+        <w:rPr>
+          <w:rFonts w:asciiTheme="majorHAnsi" w:hAnsiTheme="majorHAnsi" w:cstheme="majorHAnsi"/>
+        </w:rPr>
+        <w:t>floor(</w:t>
+      </w:r>
+      <w:proofErr w:type="spellStart"/>
+      <w:proofErr w:type="gramEnd"/>
+      <w:r>
+        <w:rPr>
+          <w:rFonts w:asciiTheme="majorHAnsi" w:hAnsiTheme="majorHAnsi" w:cstheme="majorHAnsi"/>
+        </w:rPr>
         <w:t>sqrt</w:t>
       </w:r>
       <w:proofErr w:type="spellEnd"/>
@@ -20997,7 +24146,7 @@
         <w:rPr>
           <w:rFonts w:asciiTheme="majorHAnsi" w:hAnsiTheme="majorHAnsi" w:cstheme="majorHAnsi"/>
         </w:rPr>
-        <w:t>.</w:t>
+        <w:t>(x)).</w:t>
       </w:r>
     </w:p>
     <w:p>
@@ -21209,7 +24358,7 @@
           <w:sz w:val="28"/>
         </w:rPr>
         <w:lastRenderedPageBreak/>
-        <w:t>8</w:t>
+        <w:t>9</w:t>
       </w:r>
       <w:r>
         <w:rPr>
@@ -21590,6 +24739,10 @@
         </w:rPr>
       </w:pPr>
       <w:r>
+        <w:rPr>
+          <w:noProof/>
+          <w:lang w:eastAsia="en-IN"/>
+        </w:rPr>
         <w:drawing>
           <wp:anchor distT="0" distB="0" distL="114300" distR="114300" simplePos="0" relativeHeight="251663360" behindDoc="0" locked="0" layoutInCell="1" allowOverlap="1" wp14:anchorId="4F45E6BB" wp14:editId="0E8FD74A">
             <wp:simplePos x="0" y="0"/>
@@ -21614,7 +24767,7 @@
                     <pic:cNvPicPr/>
                   </pic:nvPicPr>
                   <pic:blipFill>
-                    <a:blip r:embed="rId25"/>
+                    <a:blip r:embed="rId26"/>
                     <a:stretch>
                       <a:fillRect/>
                     </a:stretch>
@@ -26967,7 +30120,7 @@
                     <pic:cNvPicPr/>
                   </pic:nvPicPr>
                   <pic:blipFill>
-                    <a:blip r:embed="rId26"/>
+                    <a:blip r:embed="rId27"/>
                     <a:stretch>
                       <a:fillRect/>
                     </a:stretch>
@@ -27131,16 +30284,6 @@
         <w:spacing w:before="240" w:after="0"/>
       </w:pPr>
     </w:p>
-    <w:p>
-      <w:pPr>
-        <w:spacing w:before="240" w:after="0"/>
-      </w:pPr>
-    </w:p>
-    <w:p>
-      <w:pPr>
-        <w:spacing w:before="240" w:after="0"/>
-      </w:pPr>
-    </w:p>
     <w:p/>
     <w:p>
       <w:pPr>
@@ -27154,6 +30297,7 @@
           <w:b/>
           <w:sz w:val="28"/>
         </w:rPr>
+        <w:lastRenderedPageBreak/>
         <w:t>3. Allocate Minimum Pages</w:t>
       </w:r>
     </w:p>
@@ -29730,7 +32874,6 @@
         <w:spacing w:after="0"/>
       </w:pPr>
       <w:r>
-        <w:lastRenderedPageBreak/>
         <w:t xml:space="preserve">The approach uses </w:t>
       </w:r>
       <w:r>
@@ -29767,6 +32910,7 @@
           <w:noProof/>
           <w:lang w:eastAsia="en-IN"/>
         </w:rPr>
+        <w:lastRenderedPageBreak/>
         <w:drawing>
           <wp:inline distT="0" distB="0" distL="0" distR="0" wp14:anchorId="76F01188" wp14:editId="1AF0485D">
             <wp:extent cx="6645910" cy="2950845"/>
@@ -29783,7 +32927,7 @@
                     <pic:cNvPicPr/>
                   </pic:nvPicPr>
                   <pic:blipFill>
-                    <a:blip r:embed="rId27"/>
+                    <a:blip r:embed="rId28"/>
                     <a:stretch>
                       <a:fillRect/>
                     </a:stretch>
@@ -31295,7 +34439,6 @@
           <w:szCs w:val="21"/>
           <w:lang w:eastAsia="en-IN"/>
         </w:rPr>
-        <w:lastRenderedPageBreak/>
         <w:t xml:space="preserve">                </w:t>
       </w:r>
       <w:proofErr w:type="spellStart"/>
@@ -31613,6 +34756,7 @@
           <w:b/>
           <w:bCs/>
         </w:rPr>
+        <w:lastRenderedPageBreak/>
         <w:t>Approach</w:t>
       </w:r>
       <w:proofErr w:type="gramStart"/>
@@ -33717,7 +36861,7 @@
       </w:r>
     </w:p>
     <w:sectPr>
-      <w:footerReference w:type="default" r:id="rId28"/>
+      <w:footerReference w:type="default" r:id="rId29"/>
       <w:pgSz w:w="11906" w:h="16838" w:code="9"/>
       <w:pgMar w:top="720" w:right="720" w:bottom="720" w:left="720" w:header="0" w:footer="283" w:gutter="0"/>
       <w:cols w:space="708"/>
@@ -33801,7 +36945,7 @@
         <w:noProof/>
         <w:color w:val="404040" w:themeColor="text1" w:themeTint="BF"/>
       </w:rPr>
-      <w:t>18</w:t>
+      <w:t>3</w:t>
     </w:r>
     <w:r>
       <w:rPr>
@@ -33939,6 +37083,119 @@
     </w:lvl>
   </w:abstractNum>
   <w:abstractNum w:abstractNumId="1" w15:restartNumberingAfterBreak="0">
+    <w:nsid w:val="1EB96474"/>
+    <w:multiLevelType w:val="hybridMultilevel"/>
+    <w:tmpl w:val="1CCE868E"/>
+    <w:lvl w:ilvl="0" w:tplc="40090001">
+      <w:start w:val="1"/>
+      <w:numFmt w:val="bullet"/>
+      <w:lvlText w:val=""/>
+      <w:lvlJc w:val="left"/>
+      <w:pPr>
+        <w:ind w:left="720" w:hanging="360"/>
+      </w:pPr>
+      <w:rPr>
+        <w:rFonts w:ascii="Symbol" w:hAnsi="Symbol" w:hint="default"/>
+      </w:rPr>
+    </w:lvl>
+    <w:lvl w:ilvl="1" w:tplc="40090003" w:tentative="1">
+      <w:start w:val="1"/>
+      <w:numFmt w:val="bullet"/>
+      <w:lvlText w:val="o"/>
+      <w:lvlJc w:val="left"/>
+      <w:pPr>
+        <w:ind w:left="1440" w:hanging="360"/>
+      </w:pPr>
+      <w:rPr>
+        <w:rFonts w:ascii="Courier New" w:hAnsi="Courier New" w:cs="Courier New" w:hint="default"/>
+      </w:rPr>
+    </w:lvl>
+    <w:lvl w:ilvl="2" w:tplc="40090005" w:tentative="1">
+      <w:start w:val="1"/>
+      <w:numFmt w:val="bullet"/>
+      <w:lvlText w:val=""/>
+      <w:lvlJc w:val="left"/>
+      <w:pPr>
+        <w:ind w:left="2160" w:hanging="360"/>
+      </w:pPr>
+      <w:rPr>
+        <w:rFonts w:ascii="Wingdings" w:hAnsi="Wingdings" w:hint="default"/>
+      </w:rPr>
+    </w:lvl>
+    <w:lvl w:ilvl="3" w:tplc="40090001" w:tentative="1">
+      <w:start w:val="1"/>
+      <w:numFmt w:val="bullet"/>
+      <w:lvlText w:val=""/>
+      <w:lvlJc w:val="left"/>
+      <w:pPr>
+        <w:ind w:left="2880" w:hanging="360"/>
+      </w:pPr>
+      <w:rPr>
+        <w:rFonts w:ascii="Symbol" w:hAnsi="Symbol" w:hint="default"/>
+      </w:rPr>
+    </w:lvl>
+    <w:lvl w:ilvl="4" w:tplc="40090003" w:tentative="1">
+      <w:start w:val="1"/>
+      <w:numFmt w:val="bullet"/>
+      <w:lvlText w:val="o"/>
+      <w:lvlJc w:val="left"/>
+      <w:pPr>
+        <w:ind w:left="3600" w:hanging="360"/>
+      </w:pPr>
+      <w:rPr>
+        <w:rFonts w:ascii="Courier New" w:hAnsi="Courier New" w:cs="Courier New" w:hint="default"/>
+      </w:rPr>
+    </w:lvl>
+    <w:lvl w:ilvl="5" w:tplc="40090005" w:tentative="1">
+      <w:start w:val="1"/>
+      <w:numFmt w:val="bullet"/>
+      <w:lvlText w:val=""/>
+      <w:lvlJc w:val="left"/>
+      <w:pPr>
+        <w:ind w:left="4320" w:hanging="360"/>
+      </w:pPr>
+      <w:rPr>
+        <w:rFonts w:ascii="Wingdings" w:hAnsi="Wingdings" w:hint="default"/>
+      </w:rPr>
+    </w:lvl>
+    <w:lvl w:ilvl="6" w:tplc="40090001" w:tentative="1">
+      <w:start w:val="1"/>
+      <w:numFmt w:val="bullet"/>
+      <w:lvlText w:val=""/>
+      <w:lvlJc w:val="left"/>
+      <w:pPr>
+        <w:ind w:left="5040" w:hanging="360"/>
+      </w:pPr>
+      <w:rPr>
+        <w:rFonts w:ascii="Symbol" w:hAnsi="Symbol" w:hint="default"/>
+      </w:rPr>
+    </w:lvl>
+    <w:lvl w:ilvl="7" w:tplc="40090003" w:tentative="1">
+      <w:start w:val="1"/>
+      <w:numFmt w:val="bullet"/>
+      <w:lvlText w:val="o"/>
+      <w:lvlJc w:val="left"/>
+      <w:pPr>
+        <w:ind w:left="5760" w:hanging="360"/>
+      </w:pPr>
+      <w:rPr>
+        <w:rFonts w:ascii="Courier New" w:hAnsi="Courier New" w:cs="Courier New" w:hint="default"/>
+      </w:rPr>
+    </w:lvl>
+    <w:lvl w:ilvl="8" w:tplc="40090005" w:tentative="1">
+      <w:start w:val="1"/>
+      <w:numFmt w:val="bullet"/>
+      <w:lvlText w:val=""/>
+      <w:lvlJc w:val="left"/>
+      <w:pPr>
+        <w:ind w:left="6480" w:hanging="360"/>
+      </w:pPr>
+      <w:rPr>
+        <w:rFonts w:ascii="Wingdings" w:hAnsi="Wingdings" w:hint="default"/>
+      </w:rPr>
+    </w:lvl>
+  </w:abstractNum>
+  <w:abstractNum w:abstractNumId="2" w15:restartNumberingAfterBreak="0">
     <w:nsid w:val="20C4389D"/>
     <w:multiLevelType w:val="hybridMultilevel"/>
     <w:tmpl w:val="922C49FE"/>
@@ -34027,7 +37284,7 @@
       </w:pPr>
     </w:lvl>
   </w:abstractNum>
-  <w:abstractNum w:abstractNumId="2" w15:restartNumberingAfterBreak="0">
+  <w:abstractNum w:abstractNumId="3" w15:restartNumberingAfterBreak="0">
     <w:nsid w:val="238D193F"/>
     <w:multiLevelType w:val="multilevel"/>
     <w:tmpl w:val="5F14F626"/>
@@ -34176,7 +37433,7 @@
       </w:rPr>
     </w:lvl>
   </w:abstractNum>
-  <w:abstractNum w:abstractNumId="3" w15:restartNumberingAfterBreak="0">
+  <w:abstractNum w:abstractNumId="4" w15:restartNumberingAfterBreak="0">
     <w:nsid w:val="25402EA9"/>
     <w:multiLevelType w:val="multilevel"/>
     <w:tmpl w:val="741CD4DC"/>
@@ -34325,7 +37582,7 @@
       </w:rPr>
     </w:lvl>
   </w:abstractNum>
-  <w:abstractNum w:abstractNumId="4" w15:restartNumberingAfterBreak="0">
+  <w:abstractNum w:abstractNumId="5" w15:restartNumberingAfterBreak="0">
     <w:nsid w:val="28090D44"/>
     <w:multiLevelType w:val="multilevel"/>
     <w:tmpl w:val="360AA986"/>
@@ -34474,7 +37731,7 @@
       </w:rPr>
     </w:lvl>
   </w:abstractNum>
-  <w:abstractNum w:abstractNumId="5" w15:restartNumberingAfterBreak="0">
+  <w:abstractNum w:abstractNumId="6" w15:restartNumberingAfterBreak="0">
     <w:nsid w:val="286611A8"/>
     <w:multiLevelType w:val="hybridMultilevel"/>
     <w:tmpl w:val="BE125F44"/>
@@ -34587,7 +37844,7 @@
       </w:rPr>
     </w:lvl>
   </w:abstractNum>
-  <w:abstractNum w:abstractNumId="6" w15:restartNumberingAfterBreak="0">
+  <w:abstractNum w:abstractNumId="7" w15:restartNumberingAfterBreak="0">
     <w:nsid w:val="29B128F0"/>
     <w:multiLevelType w:val="multilevel"/>
     <w:tmpl w:val="6C021722"/>
@@ -34700,7 +37957,7 @@
       </w:pPr>
     </w:lvl>
   </w:abstractNum>
-  <w:abstractNum w:abstractNumId="7" w15:restartNumberingAfterBreak="0">
+  <w:abstractNum w:abstractNumId="8" w15:restartNumberingAfterBreak="0">
     <w:nsid w:val="31CD4C4E"/>
     <w:multiLevelType w:val="hybridMultilevel"/>
     <w:tmpl w:val="26144BBC"/>
@@ -34813,7 +38070,7 @@
       </w:rPr>
     </w:lvl>
   </w:abstractNum>
-  <w:abstractNum w:abstractNumId="8" w15:restartNumberingAfterBreak="0">
+  <w:abstractNum w:abstractNumId="9" w15:restartNumberingAfterBreak="0">
     <w:nsid w:val="35D44ADE"/>
     <w:multiLevelType w:val="hybridMultilevel"/>
     <w:tmpl w:val="03C618C6"/>
@@ -34899,7 +38156,7 @@
       </w:pPr>
     </w:lvl>
   </w:abstractNum>
-  <w:abstractNum w:abstractNumId="9" w15:restartNumberingAfterBreak="0">
+  <w:abstractNum w:abstractNumId="10" w15:restartNumberingAfterBreak="0">
     <w:nsid w:val="3DD8508E"/>
     <w:multiLevelType w:val="hybridMultilevel"/>
     <w:tmpl w:val="C44AEE0C"/>
@@ -35012,7 +38269,7 @@
       </w:rPr>
     </w:lvl>
   </w:abstractNum>
-  <w:abstractNum w:abstractNumId="10" w15:restartNumberingAfterBreak="0">
+  <w:abstractNum w:abstractNumId="11" w15:restartNumberingAfterBreak="0">
     <w:nsid w:val="4340404E"/>
     <w:multiLevelType w:val="hybridMultilevel"/>
     <w:tmpl w:val="722EDE08"/>
@@ -35101,7 +38358,7 @@
       </w:pPr>
     </w:lvl>
   </w:abstractNum>
-  <w:abstractNum w:abstractNumId="11" w15:restartNumberingAfterBreak="0">
+  <w:abstractNum w:abstractNumId="12" w15:restartNumberingAfterBreak="0">
     <w:nsid w:val="4A7A636B"/>
     <w:multiLevelType w:val="multilevel"/>
     <w:tmpl w:val="B3740372"/>
@@ -35214,7 +38471,7 @@
       </w:pPr>
     </w:lvl>
   </w:abstractNum>
-  <w:abstractNum w:abstractNumId="12" w15:restartNumberingAfterBreak="0">
+  <w:abstractNum w:abstractNumId="13" w15:restartNumberingAfterBreak="0">
     <w:nsid w:val="4AB6745D"/>
     <w:multiLevelType w:val="multilevel"/>
     <w:tmpl w:val="E22E870C"/>
@@ -35363,7 +38620,7 @@
       </w:rPr>
     </w:lvl>
   </w:abstractNum>
-  <w:abstractNum w:abstractNumId="13" w15:restartNumberingAfterBreak="0">
+  <w:abstractNum w:abstractNumId="14" w15:restartNumberingAfterBreak="0">
     <w:nsid w:val="502C7240"/>
     <w:multiLevelType w:val="multilevel"/>
     <w:tmpl w:val="BBE83784"/>
@@ -35476,7 +38733,7 @@
       </w:pPr>
     </w:lvl>
   </w:abstractNum>
-  <w:abstractNum w:abstractNumId="14" w15:restartNumberingAfterBreak="0">
+  <w:abstractNum w:abstractNumId="15" w15:restartNumberingAfterBreak="0">
     <w:nsid w:val="552D67DA"/>
     <w:multiLevelType w:val="hybridMultilevel"/>
     <w:tmpl w:val="922C49FE"/>
@@ -35565,7 +38822,7 @@
       </w:pPr>
     </w:lvl>
   </w:abstractNum>
-  <w:abstractNum w:abstractNumId="15" w15:restartNumberingAfterBreak="0">
+  <w:abstractNum w:abstractNumId="16" w15:restartNumberingAfterBreak="0">
     <w:nsid w:val="5E1E696F"/>
     <w:multiLevelType w:val="multilevel"/>
     <w:tmpl w:val="1472B5DA"/>
@@ -35678,7 +38935,7 @@
       </w:pPr>
     </w:lvl>
   </w:abstractNum>
-  <w:abstractNum w:abstractNumId="16" w15:restartNumberingAfterBreak="0">
+  <w:abstractNum w:abstractNumId="17" w15:restartNumberingAfterBreak="0">
     <w:nsid w:val="620C2229"/>
     <w:multiLevelType w:val="hybridMultilevel"/>
     <w:tmpl w:val="6DB8A0A2"/>
@@ -35791,7 +39048,7 @@
       </w:rPr>
     </w:lvl>
   </w:abstractNum>
-  <w:abstractNum w:abstractNumId="17" w15:restartNumberingAfterBreak="0">
+  <w:abstractNum w:abstractNumId="18" w15:restartNumberingAfterBreak="0">
     <w:nsid w:val="7A957864"/>
     <w:multiLevelType w:val="hybridMultilevel"/>
     <w:tmpl w:val="6B3EA13E"/>
@@ -35908,55 +39165,58 @@
     <w:abstractNumId w:val="0"/>
   </w:num>
   <w:num w:numId="2">
+    <w:abstractNumId w:val="13"/>
+  </w:num>
+  <w:num w:numId="3">
+    <w:abstractNumId w:val="16"/>
+  </w:num>
+  <w:num w:numId="4">
+    <w:abstractNumId w:val="11"/>
+  </w:num>
+  <w:num w:numId="5">
+    <w:abstractNumId w:val="15"/>
+  </w:num>
+  <w:num w:numId="6">
+    <w:abstractNumId w:val="9"/>
+  </w:num>
+  <w:num w:numId="7">
+    <w:abstractNumId w:val="17"/>
+  </w:num>
+  <w:num w:numId="8">
+    <w:abstractNumId w:val="5"/>
+  </w:num>
+  <w:num w:numId="9">
+    <w:abstractNumId w:val="2"/>
+  </w:num>
+  <w:num w:numId="10">
     <w:abstractNumId w:val="12"/>
   </w:num>
-  <w:num w:numId="3">
-    <w:abstractNumId w:val="15"/>
+  <w:num w:numId="11">
+    <w:abstractNumId w:val="14"/>
   </w:num>
-  <w:num w:numId="4">
+  <w:num w:numId="12">
+    <w:abstractNumId w:val="7"/>
+  </w:num>
+  <w:num w:numId="13">
+    <w:abstractNumId w:val="6"/>
+  </w:num>
+  <w:num w:numId="14">
+    <w:abstractNumId w:val="18"/>
+  </w:num>
+  <w:num w:numId="15">
     <w:abstractNumId w:val="10"/>
   </w:num>
-  <w:num w:numId="5">
-    <w:abstractNumId w:val="14"/>
-  </w:num>
-  <w:num w:numId="6">
+  <w:num w:numId="16">
     <w:abstractNumId w:val="8"/>
   </w:num>
-  <w:num w:numId="7">
-    <w:abstractNumId w:val="16"/>
-  </w:num>
-  <w:num w:numId="8">
+  <w:num w:numId="17">
     <w:abstractNumId w:val="4"/>
   </w:num>
-  <w:num w:numId="9">
-    <w:abstractNumId w:val="1"/>
-  </w:num>
-  <w:num w:numId="10">
-    <w:abstractNumId w:val="11"/>
-  </w:num>
-  <w:num w:numId="11">
-    <w:abstractNumId w:val="13"/>
-  </w:num>
-  <w:num w:numId="12">
-    <w:abstractNumId w:val="6"/>
-  </w:num>
-  <w:num w:numId="13">
-    <w:abstractNumId w:val="5"/>
-  </w:num>
-  <w:num w:numId="14">
-    <w:abstractNumId w:val="17"/>
-  </w:num>
-  <w:num w:numId="15">
-    <w:abstractNumId w:val="9"/>
-  </w:num>
-  <w:num w:numId="16">
-    <w:abstractNumId w:val="7"/>
-  </w:num>
-  <w:num w:numId="17">
+  <w:num w:numId="18">
     <w:abstractNumId w:val="3"/>
   </w:num>
-  <w:num w:numId="18">
-    <w:abstractNumId w:val="2"/>
+  <w:num w:numId="19">
+    <w:abstractNumId w:val="1"/>
   </w:num>
   <w:numIdMacAtCleanup w:val="6"/>
 </w:numbering>
@@ -37271,7 +40531,7 @@
 </file>
 
 <file path=customXml/itemProps1.xml><?xml version="1.0" encoding="utf-8"?>
-<ds:datastoreItem xmlns:ds="http://schemas.openxmlformats.org/officeDocument/2006/customXml" ds:itemID="{FA6697F5-DCEF-42D0-A89C-2315A99CD93A}">
+<ds:datastoreItem xmlns:ds="http://schemas.openxmlformats.org/officeDocument/2006/customXml" ds:itemID="{5EF10AFC-03D8-428B-90CD-76BD6100911C}">
   <ds:schemaRefs>
     <ds:schemaRef ds:uri="http://schemas.openxmlformats.org/officeDocument/2006/bibliography"/>
   </ds:schemaRefs>
